--- a/data/outputs/v2/Biology/SS1.3_Cell_Biology/Biology_Cell_Biology_CBE_LessonSequence.docx
+++ b/data/outputs/v2/Biology/SS1.3_Cell_Biology/Biology_Cell_Biology_CBE_LessonSequence.docx
@@ -3265,7 +3265,7 @@
             <w:pPr>
               <w:spacing w:after="20" w:before="0"/>
             </w:pPr>
-            <w:hyperlink w:history="1" r:id="rIdye0aqcoybgspyq7pu69w1">
+            <w:hyperlink w:history="1" r:id="rIdz1f-txosoi4dccbgcz6n0">
               <w:r>
                 <w:rPr>
                   <w:rFonts w:ascii="Arial" w:cs="Arial" w:eastAsia="Arial" w:hAnsi="Arial"/>
@@ -3274,7 +3274,7 @@
                   <w:szCs w:val="16"/>
                   <w:u w:val="single" w:color="2E75B6"/>
                 </w:rPr>
-                <w:t xml:space="preserve">Photosynthesis in organisms</w:t>
+                <w:t xml:space="preserve">Comparing animal and plant cells</w:t>
               </w:r>
             </w:hyperlink>
           </w:p>
@@ -3298,7 +3298,7 @@
               <w:spacing w:after="10" w:before="0"/>
               <w:ind w:left="120"/>
             </w:pPr>
-            <w:hyperlink w:history="1" r:id="rIdjaws7-jhv8rw2ec0bqs-l">
+            <w:hyperlink w:history="1" r:id="rIdqfslfg9rf8lwkeqne10wm">
               <w:r>
                 <w:rPr>
                   <w:rFonts w:ascii="Arial" w:cs="Arial" w:eastAsia="Arial" w:hAnsi="Arial"/>
@@ -3343,7 +3343,7 @@
             <w:pPr>
               <w:spacing w:after="20" w:before="0"/>
             </w:pPr>
-            <w:hyperlink w:history="1" r:id="rIdozh8j8kipy8vfcn6hbqid">
+            <w:hyperlink w:history="1" r:id="rIdkl3k8r0mfvkrbr2upci-o">
               <w:r>
                 <w:rPr>
                   <w:rFonts w:ascii="Arial" w:cs="Arial" w:eastAsia="Arial" w:hAnsi="Arial"/>
@@ -3352,7 +3352,7 @@
                   <w:szCs w:val="16"/>
                   <w:u w:val="single" w:color="2E75B6"/>
                 </w:rPr>
-                <w:t xml:space="preserve">Cell Transport (Flexbook)</w:t>
+                <w:t xml:space="preserve">Plant Cell Structures (Flexbook)</w:t>
               </w:r>
             </w:hyperlink>
           </w:p>
@@ -3376,7 +3376,7 @@
               <w:spacing w:after="10" w:before="0"/>
               <w:ind w:left="120"/>
             </w:pPr>
-            <w:hyperlink w:history="1" r:id="rIdr7diuf8ychxvughspiopz">
+            <w:hyperlink w:history="1" r:id="rIdrnb5mtjyov2tdeujutx6f">
               <w:r>
                 <w:rPr>
                   <w:rFonts w:ascii="Arial" w:cs="Arial" w:eastAsia="Arial" w:hAnsi="Arial"/>
@@ -3571,7 +3571,7 @@
             <w:pPr>
               <w:spacing w:after="20" w:before="0"/>
             </w:pPr>
-            <w:hyperlink w:history="1" r:id="rIdn7aydmbodmmh3qwxuff5e">
+            <w:hyperlink w:history="1" r:id="rId6tjdts4rjxwovmnjsmpvx">
               <w:r>
                 <w:rPr>
                   <w:rFonts w:ascii="Arial" w:cs="Arial" w:eastAsia="Arial" w:hAnsi="Arial"/>
@@ -3580,7 +3580,7 @@
                   <w:szCs w:val="16"/>
                   <w:u w:val="single" w:color="2E75B6"/>
                 </w:rPr>
-                <w:t xml:space="preserve">Photosynthesis in organisms</w:t>
+                <w:t xml:space="preserve">Overview of animal and plant cells</w:t>
               </w:r>
             </w:hyperlink>
           </w:p>
@@ -3604,7 +3604,7 @@
               <w:spacing w:after="10" w:before="0"/>
               <w:ind w:left="120"/>
             </w:pPr>
-            <w:hyperlink w:history="1" r:id="rIdyol-sb4ekrxvejpdttzop">
+            <w:hyperlink w:history="1" r:id="rId7rdsjiam-_1vpxeaiapns">
               <w:r>
                 <w:rPr>
                   <w:rFonts w:ascii="Arial" w:cs="Arial" w:eastAsia="Arial" w:hAnsi="Arial"/>
@@ -3642,14 +3642,14 @@
                 <w:sz w:val="16"/>
                 <w:szCs w:val="16"/>
               </w:rPr>
-              <w:t xml:space="preserve">📖 HTML:</w:t>
+              <w:t xml:space="preserve">📖 EXERCISE:</w:t>
             </w:r>
           </w:p>
           <w:p>
             <w:pPr>
               <w:spacing w:after="20" w:before="0"/>
             </w:pPr>
-            <w:hyperlink w:history="1" r:id="rIdo6wwnhbyjay-jys0irdzx">
+            <w:hyperlink w:history="1" r:id="rIdmfngnxtqe68rhwwaonzhw">
               <w:r>
                 <w:rPr>
                   <w:rFonts w:ascii="Arial" w:cs="Arial" w:eastAsia="Arial" w:hAnsi="Arial"/>
@@ -3658,7 +3658,7 @@
                   <w:szCs w:val="16"/>
                   <w:u w:val="single" w:color="2E75B6"/>
                 </w:rPr>
-                <w:t xml:space="preserve">Cell Transport (Flexbook)</w:t>
+                <w:t xml:space="preserve">Plant Cell Structures Practice</w:t>
               </w:r>
             </w:hyperlink>
           </w:p>
@@ -3682,7 +3682,7 @@
               <w:spacing w:after="10" w:before="0"/>
               <w:ind w:left="120"/>
             </w:pPr>
-            <w:hyperlink w:history="1" r:id="rIdt9mqtrnkqs5qanp-zscj8">
+            <w:hyperlink w:history="1" r:id="rIdtr3pdlaiym49jntuiizwm">
               <w:r>
                 <w:rPr>
                   <w:rFonts w:ascii="Arial" w:cs="Arial" w:eastAsia="Arial" w:hAnsi="Arial"/>
@@ -3877,7 +3877,7 @@
             <w:pPr>
               <w:spacing w:after="20" w:before="0"/>
             </w:pPr>
-            <w:hyperlink w:history="1" r:id="rId2smln9iuz13j8rt2zxphs">
+            <w:hyperlink w:history="1" r:id="rIdtiivsvgl1udpdoycsi2qj">
               <w:r>
                 <w:rPr>
                   <w:rFonts w:ascii="Arial" w:cs="Arial" w:eastAsia="Arial" w:hAnsi="Arial"/>
@@ -3886,7 +3886,7 @@
                   <w:szCs w:val="16"/>
                   <w:u w:val="single" w:color="2E75B6"/>
                 </w:rPr>
-                <w:t xml:space="preserve">Photosynthesis in organisms</w:t>
+                <w:t xml:space="preserve">Comparing animal and plant cells</w:t>
               </w:r>
             </w:hyperlink>
           </w:p>
@@ -3910,7 +3910,7 @@
               <w:spacing w:after="10" w:before="0"/>
               <w:ind w:left="120"/>
             </w:pPr>
-            <w:hyperlink w:history="1" r:id="rIdtpji22ozwqr4s23jdezz_">
+            <w:hyperlink w:history="1" r:id="rIdwhz-h1wdj1dmldqiy0e6x">
               <w:r>
                 <w:rPr>
                   <w:rFonts w:ascii="Arial" w:cs="Arial" w:eastAsia="Arial" w:hAnsi="Arial"/>
@@ -3948,14 +3948,14 @@
                 <w:sz w:val="16"/>
                 <w:szCs w:val="16"/>
               </w:rPr>
-              <w:t xml:space="preserve">📖 HTML:</w:t>
+              <w:t xml:space="preserve">📖 EXERCISE:</w:t>
             </w:r>
           </w:p>
           <w:p>
             <w:pPr>
               <w:spacing w:after="20" w:before="0"/>
             </w:pPr>
-            <w:hyperlink w:history="1" r:id="rIdg6qzti5euuljz3aciikwz">
+            <w:hyperlink w:history="1" r:id="rIddssp5su18ngimbbfvfxfe">
               <w:r>
                 <w:rPr>
                   <w:rFonts w:ascii="Arial" w:cs="Arial" w:eastAsia="Arial" w:hAnsi="Arial"/>
@@ -3964,7 +3964,7 @@
                   <w:szCs w:val="16"/>
                   <w:u w:val="single" w:color="2E75B6"/>
                 </w:rPr>
-                <w:t xml:space="preserve">Cell Transport (Flexbook)</w:t>
+                <w:t xml:space="preserve">Plant vs animal cells</w:t>
               </w:r>
             </w:hyperlink>
           </w:p>
@@ -3980,7 +3980,7 @@
                 <w:sz w:val="14"/>
                 <w:szCs w:val="14"/>
               </w:rPr>
-              <w:t xml:space="preserve">Source: CK-12</w:t>
+              <w:t xml:space="preserve">Source: Khan Academy (English - US curriculum)</w:t>
             </w:r>
           </w:p>
           <w:p>
@@ -3988,7 +3988,7 @@
               <w:spacing w:after="10" w:before="0"/>
               <w:ind w:left="120"/>
             </w:pPr>
-            <w:hyperlink w:history="1" r:id="rId70wx6muckk_dea-ytefcb">
+            <w:hyperlink w:history="1" r:id="rIdfjv_9bhpdisvy9-pkmjbf">
               <w:r>
                 <w:rPr>
                   <w:rFonts w:ascii="Arial" w:cs="Arial" w:eastAsia="Arial" w:hAnsi="Arial"/>
@@ -4183,7 +4183,7 @@
             <w:pPr>
               <w:spacing w:after="20" w:before="0"/>
             </w:pPr>
-            <w:hyperlink w:history="1" r:id="rIdaxdraq9j16urri4sxbuhs">
+            <w:hyperlink w:history="1" r:id="rIdgjzv7pvygglhlxolrj0cl">
               <w:r>
                 <w:rPr>
                   <w:rFonts w:ascii="Arial" w:cs="Arial" w:eastAsia="Arial" w:hAnsi="Arial"/>
@@ -4192,7 +4192,7 @@
                   <w:szCs w:val="16"/>
                   <w:u w:val="single" w:color="2E75B6"/>
                 </w:rPr>
-                <w:t xml:space="preserve">Photosynthesis in organisms</w:t>
+                <w:t xml:space="preserve">Comparing animal and plant cells</w:t>
               </w:r>
             </w:hyperlink>
           </w:p>
@@ -4216,7 +4216,7 @@
               <w:spacing w:after="10" w:before="0"/>
               <w:ind w:left="120"/>
             </w:pPr>
-            <w:hyperlink w:history="1" r:id="rIdvuuzjuunfqxspxtfperrl">
+            <w:hyperlink w:history="1" r:id="rIdlazv_2v3nejjcuozn8-6a">
               <w:r>
                 <w:rPr>
                   <w:rFonts w:ascii="Arial" w:cs="Arial" w:eastAsia="Arial" w:hAnsi="Arial"/>
@@ -4261,7 +4261,7 @@
             <w:pPr>
               <w:spacing w:after="20" w:before="0"/>
             </w:pPr>
-            <w:hyperlink w:history="1" r:id="rIdwlr-vodiricwdaaf9fnow">
+            <w:hyperlink w:history="1" r:id="rIdyemwakzszpeygb8ioczlc">
               <w:r>
                 <w:rPr>
                   <w:rFonts w:ascii="Arial" w:cs="Arial" w:eastAsia="Arial" w:hAnsi="Arial"/>
@@ -4270,7 +4270,7 @@
                   <w:szCs w:val="16"/>
                   <w:u w:val="single" w:color="2E75B6"/>
                 </w:rPr>
-                <w:t xml:space="preserve">Cell Transport (Flexbook)</w:t>
+                <w:t xml:space="preserve">Plant Cell Structures (Flexbook)</w:t>
               </w:r>
             </w:hyperlink>
           </w:p>
@@ -4294,7 +4294,7 @@
               <w:spacing w:after="10" w:before="0"/>
               <w:ind w:left="120"/>
             </w:pPr>
-            <w:hyperlink w:history="1" r:id="rIdfhvlexqc3g_udcbxgxjoy">
+            <w:hyperlink w:history="1" r:id="rIdggpgh6rjziyectrfz7f_r">
               <w:r>
                 <w:rPr>
                   <w:rFonts w:ascii="Arial" w:cs="Arial" w:eastAsia="Arial" w:hAnsi="Arial"/>
@@ -4489,7 +4489,7 @@
             <w:pPr>
               <w:spacing w:after="20" w:before="0"/>
             </w:pPr>
-            <w:hyperlink w:history="1" r:id="rId83orh_wz9kwkzmlkjf7m3">
+            <w:hyperlink w:history="1" r:id="rIdtt2rwxbm4cc1f9ikghdja">
               <w:r>
                 <w:rPr>
                   <w:rFonts w:ascii="Arial" w:cs="Arial" w:eastAsia="Arial" w:hAnsi="Arial"/>
@@ -4498,7 +4498,7 @@
                   <w:szCs w:val="16"/>
                   <w:u w:val="single" w:color="2E75B6"/>
                 </w:rPr>
-                <w:t xml:space="preserve">Photosynthesis in organisms</w:t>
+                <w:t xml:space="preserve">Comparing animal and plant cells</w:t>
               </w:r>
             </w:hyperlink>
           </w:p>
@@ -4522,7 +4522,7 @@
               <w:spacing w:after="10" w:before="0"/>
               <w:ind w:left="120"/>
             </w:pPr>
-            <w:hyperlink w:history="1" r:id="rIdzer84nrh88istxc_1spur">
+            <w:hyperlink w:history="1" r:id="rId9g1u28mnexdlkawjvptre">
               <w:r>
                 <w:rPr>
                   <w:rFonts w:ascii="Arial" w:cs="Arial" w:eastAsia="Arial" w:hAnsi="Arial"/>
@@ -4567,7 +4567,7 @@
             <w:pPr>
               <w:spacing w:after="20" w:before="0"/>
             </w:pPr>
-            <w:hyperlink w:history="1" r:id="rIdpwmsn94t5ojm9q1qqvszh">
+            <w:hyperlink w:history="1" r:id="rIdzajdsxxxwbfjsq8i9spfr">
               <w:r>
                 <w:rPr>
                   <w:rFonts w:ascii="Arial" w:cs="Arial" w:eastAsia="Arial" w:hAnsi="Arial"/>
@@ -4576,7 +4576,7 @@
                   <w:szCs w:val="16"/>
                   <w:u w:val="single" w:color="2E75B6"/>
                 </w:rPr>
-                <w:t xml:space="preserve">Cell Transport (Flexbook)</w:t>
+                <w:t xml:space="preserve">Plant Cell Structures (Flexbook)</w:t>
               </w:r>
             </w:hyperlink>
           </w:p>
@@ -4600,7 +4600,7 @@
               <w:spacing w:after="10" w:before="0"/>
               <w:ind w:left="120"/>
             </w:pPr>
-            <w:hyperlink w:history="1" r:id="rIdwij_7-z-temch_0a8l_ft">
+            <w:hyperlink w:history="1" r:id="rIdpl2o5s3qi5zgmhkqfrvsa">
               <w:r>
                 <w:rPr>
                   <w:rFonts w:ascii="Arial" w:cs="Arial" w:eastAsia="Arial" w:hAnsi="Arial"/>
@@ -6201,7 +6201,7 @@
             <w:pPr>
               <w:spacing w:after="20" w:before="0"/>
             </w:pPr>
-            <w:hyperlink w:history="1" r:id="rIdfgkwmttjinwz_den5foh-">
+            <w:hyperlink w:history="1" r:id="rIdscassp9sln1f4vtxdj8ah">
               <w:r>
                 <w:rPr>
                   <w:rFonts w:ascii="Arial" w:cs="Arial" w:eastAsia="Arial" w:hAnsi="Arial"/>
@@ -6210,7 +6210,7 @@
                   <w:szCs w:val="16"/>
                   <w:u w:val="single" w:color="2E75B6"/>
                 </w:rPr>
-                <w:t xml:space="preserve">Experimental probability</w:t>
+                <w:t xml:space="preserve">Comparing animal and plant cells</w:t>
               </w:r>
             </w:hyperlink>
           </w:p>
@@ -6234,7 +6234,7 @@
               <w:spacing w:after="10" w:before="0"/>
               <w:ind w:left="120"/>
             </w:pPr>
-            <w:hyperlink w:history="1" r:id="rIditesbjb5ezt4mtiexsni_">
+            <w:hyperlink w:history="1" r:id="rId9fmr0ld7jsr4vbmpeqago">
               <w:r>
                 <w:rPr>
                   <w:rFonts w:ascii="Arial" w:cs="Arial" w:eastAsia="Arial" w:hAnsi="Arial"/>
@@ -6272,14 +6272,14 @@
                 <w:sz w:val="16"/>
                 <w:szCs w:val="16"/>
               </w:rPr>
-              <w:t xml:space="preserve">📖 HTML:</w:t>
+              <w:t xml:space="preserve">📖 EXERCISE:</w:t>
             </w:r>
           </w:p>
           <w:p>
             <w:pPr>
               <w:spacing w:after="20" w:before="0"/>
             </w:pPr>
-            <w:hyperlink w:history="1" r:id="rIdvjvekqjiyl5tbuzm1vcbr">
+            <w:hyperlink w:history="1" r:id="rId6-dkx9sbaxiijuj95v251">
               <w:r>
                 <w:rPr>
                   <w:rFonts w:ascii="Arial" w:cs="Arial" w:eastAsia="Arial" w:hAnsi="Arial"/>
@@ -6288,7 +6288,7 @@
                   <w:szCs w:val="16"/>
                   <w:u w:val="single" w:color="2E75B6"/>
                 </w:rPr>
-                <w:t xml:space="preserve">Cell Transport (Flexbook)</w:t>
+                <w:t xml:space="preserve">Plant vs animal cells</w:t>
               </w:r>
             </w:hyperlink>
           </w:p>
@@ -6304,7 +6304,7 @@
                 <w:sz w:val="14"/>
                 <w:szCs w:val="14"/>
               </w:rPr>
-              <w:t xml:space="preserve">Source: CK-12</w:t>
+              <w:t xml:space="preserve">Source: Khan Academy (English - US curriculum)</w:t>
             </w:r>
           </w:p>
           <w:p>
@@ -6312,7 +6312,7 @@
               <w:spacing w:after="10" w:before="0"/>
               <w:ind w:left="120"/>
             </w:pPr>
-            <w:hyperlink w:history="1" r:id="rIdjzoajleroobunutuw692a">
+            <w:hyperlink w:history="1" r:id="rId94dvzhtbeouzd2sn0ho0c">
               <w:r>
                 <w:rPr>
                   <w:rFonts w:ascii="Arial" w:cs="Arial" w:eastAsia="Arial" w:hAnsi="Arial"/>
@@ -6507,7 +6507,7 @@
             <w:pPr>
               <w:spacing w:after="20" w:before="0"/>
             </w:pPr>
-            <w:hyperlink w:history="1" r:id="rId33dk3dn54w1kzrkoj6wpw">
+            <w:hyperlink w:history="1" r:id="rIdrfukcuoz3e5pozr4pdmeb">
               <w:r>
                 <w:rPr>
                   <w:rFonts w:ascii="Arial" w:cs="Arial" w:eastAsia="Arial" w:hAnsi="Arial"/>
@@ -6516,7 +6516,7 @@
                   <w:szCs w:val="16"/>
                   <w:u w:val="single" w:color="2E75B6"/>
                 </w:rPr>
-                <w:t xml:space="preserve">Experimental probability</w:t>
+                <w:t xml:space="preserve">Overview of animal and plant cells</w:t>
               </w:r>
             </w:hyperlink>
           </w:p>
@@ -6540,7 +6540,7 @@
               <w:spacing w:after="10" w:before="0"/>
               <w:ind w:left="120"/>
             </w:pPr>
-            <w:hyperlink w:history="1" r:id="rIdfapbugd0hbixqqnxvmybu">
+            <w:hyperlink w:history="1" r:id="rId28iu2jun44qipyxh0nws0">
               <w:r>
                 <w:rPr>
                   <w:rFonts w:ascii="Arial" w:cs="Arial" w:eastAsia="Arial" w:hAnsi="Arial"/>
@@ -6578,14 +6578,14 @@
                 <w:sz w:val="16"/>
                 <w:szCs w:val="16"/>
               </w:rPr>
-              <w:t xml:space="preserve">📖 HTML:</w:t>
+              <w:t xml:space="preserve">📖 EXERCISE:</w:t>
             </w:r>
           </w:p>
           <w:p>
             <w:pPr>
               <w:spacing w:after="20" w:before="0"/>
             </w:pPr>
-            <w:hyperlink w:history="1" r:id="rIdzfbwundl8w53dj1kexauv">
+            <w:hyperlink w:history="1" r:id="rIdaz8t9odai-5xzc6q7489x">
               <w:r>
                 <w:rPr>
                   <w:rFonts w:ascii="Arial" w:cs="Arial" w:eastAsia="Arial" w:hAnsi="Arial"/>
@@ -6594,7 +6594,7 @@
                   <w:szCs w:val="16"/>
                   <w:u w:val="single" w:color="2E75B6"/>
                 </w:rPr>
-                <w:t xml:space="preserve">Cell Transport (Flexbook)</w:t>
+                <w:t xml:space="preserve">Plant vs animal cells</w:t>
               </w:r>
             </w:hyperlink>
           </w:p>
@@ -6610,7 +6610,7 @@
                 <w:sz w:val="14"/>
                 <w:szCs w:val="14"/>
               </w:rPr>
-              <w:t xml:space="preserve">Source: CK-12</w:t>
+              <w:t xml:space="preserve">Source: Khan Academy (English - US curriculum)</w:t>
             </w:r>
           </w:p>
           <w:p>
@@ -6618,7 +6618,7 @@
               <w:spacing w:after="10" w:before="0"/>
               <w:ind w:left="120"/>
             </w:pPr>
-            <w:hyperlink w:history="1" r:id="rId3olzpirr8gfwhw01a9j6x">
+            <w:hyperlink w:history="1" r:id="rIdbau6kqlahyiyqfiaep1py">
               <w:r>
                 <w:rPr>
                   <w:rFonts w:ascii="Arial" w:cs="Arial" w:eastAsia="Arial" w:hAnsi="Arial"/>
@@ -6813,7 +6813,7 @@
             <w:pPr>
               <w:spacing w:after="20" w:before="0"/>
             </w:pPr>
-            <w:hyperlink w:history="1" r:id="rId9ys3ijhrifo1ggtya_cft">
+            <w:hyperlink w:history="1" r:id="rIdzaf5ehorh_pzklmc1xze7">
               <w:r>
                 <w:rPr>
                   <w:rFonts w:ascii="Arial" w:cs="Arial" w:eastAsia="Arial" w:hAnsi="Arial"/>
@@ -6822,7 +6822,7 @@
                   <w:szCs w:val="16"/>
                   <w:u w:val="single" w:color="2E75B6"/>
                 </w:rPr>
-                <w:t xml:space="preserve">Experimental probability</w:t>
+                <w:t xml:space="preserve">Comparing animal and plant cells</w:t>
               </w:r>
             </w:hyperlink>
           </w:p>
@@ -6846,7 +6846,7 @@
               <w:spacing w:after="10" w:before="0"/>
               <w:ind w:left="120"/>
             </w:pPr>
-            <w:hyperlink w:history="1" r:id="rIdoorxfwktdhqsuugppj1bu">
+            <w:hyperlink w:history="1" r:id="rIdd5uhmwgztmmi49nzt5lrt">
               <w:r>
                 <w:rPr>
                   <w:rFonts w:ascii="Arial" w:cs="Arial" w:eastAsia="Arial" w:hAnsi="Arial"/>
@@ -6884,14 +6884,14 @@
                 <w:sz w:val="16"/>
                 <w:szCs w:val="16"/>
               </w:rPr>
-              <w:t xml:space="preserve">📖 HTML:</w:t>
+              <w:t xml:space="preserve">📖 EXERCISE:</w:t>
             </w:r>
           </w:p>
           <w:p>
             <w:pPr>
               <w:spacing w:after="20" w:before="0"/>
             </w:pPr>
-            <w:hyperlink w:history="1" r:id="rIdwy0trzcf9ostfhamronsw">
+            <w:hyperlink w:history="1" r:id="rIdbgtccotpbbsnpy08sscq_">
               <w:r>
                 <w:rPr>
                   <w:rFonts w:ascii="Arial" w:cs="Arial" w:eastAsia="Arial" w:hAnsi="Arial"/>
@@ -6900,7 +6900,7 @@
                   <w:szCs w:val="16"/>
                   <w:u w:val="single" w:color="2E75B6"/>
                 </w:rPr>
-                <w:t xml:space="preserve">Cell Transport (Flexbook)</w:t>
+                <w:t xml:space="preserve">Plant vs animal cells</w:t>
               </w:r>
             </w:hyperlink>
           </w:p>
@@ -6916,7 +6916,7 @@
                 <w:sz w:val="14"/>
                 <w:szCs w:val="14"/>
               </w:rPr>
-              <w:t xml:space="preserve">Source: CK-12</w:t>
+              <w:t xml:space="preserve">Source: Khan Academy (English - US curriculum)</w:t>
             </w:r>
           </w:p>
           <w:p>
@@ -6924,7 +6924,7 @@
               <w:spacing w:after="10" w:before="0"/>
               <w:ind w:left="120"/>
             </w:pPr>
-            <w:hyperlink w:history="1" r:id="rIdtpg6wjal0wearuwqdxjts">
+            <w:hyperlink w:history="1" r:id="rIdw-zxglcnptshgomywqdwj">
               <w:r>
                 <w:rPr>
                   <w:rFonts w:ascii="Arial" w:cs="Arial" w:eastAsia="Arial" w:hAnsi="Arial"/>
@@ -7119,7 +7119,7 @@
             <w:pPr>
               <w:spacing w:after="20" w:before="0"/>
             </w:pPr>
-            <w:hyperlink w:history="1" r:id="rIdh-dmoyuaiacon4dfq0era">
+            <w:hyperlink w:history="1" r:id="rIdve2zxfi9g8vdzpiznx6yt">
               <w:r>
                 <w:rPr>
                   <w:rFonts w:ascii="Arial" w:cs="Arial" w:eastAsia="Arial" w:hAnsi="Arial"/>
@@ -7128,7 +7128,7 @@
                   <w:szCs w:val="16"/>
                   <w:u w:val="single" w:color="2E75B6"/>
                 </w:rPr>
-                <w:t xml:space="preserve">Experimental probability</w:t>
+                <w:t xml:space="preserve">Comparing animal and plant cells</w:t>
               </w:r>
             </w:hyperlink>
           </w:p>
@@ -7152,7 +7152,7 @@
               <w:spacing w:after="10" w:before="0"/>
               <w:ind w:left="120"/>
             </w:pPr>
-            <w:hyperlink w:history="1" r:id="rId4lml5yc5ufnau2arjy5h2">
+            <w:hyperlink w:history="1" r:id="rId6imiwgoln3ladlgrm41wd">
               <w:r>
                 <w:rPr>
                   <w:rFonts w:ascii="Arial" w:cs="Arial" w:eastAsia="Arial" w:hAnsi="Arial"/>
@@ -7190,14 +7190,14 @@
                 <w:sz w:val="16"/>
                 <w:szCs w:val="16"/>
               </w:rPr>
-              <w:t xml:space="preserve">📖 HTML:</w:t>
+              <w:t xml:space="preserve">📖 EXERCISE:</w:t>
             </w:r>
           </w:p>
           <w:p>
             <w:pPr>
               <w:spacing w:after="20" w:before="0"/>
             </w:pPr>
-            <w:hyperlink w:history="1" r:id="rIdr8mmshic11dhf8jtduvi5">
+            <w:hyperlink w:history="1" r:id="rIdxx1l_pqjeibxbwuedpdse">
               <w:r>
                 <w:rPr>
                   <w:rFonts w:ascii="Arial" w:cs="Arial" w:eastAsia="Arial" w:hAnsi="Arial"/>
@@ -7206,7 +7206,7 @@
                   <w:szCs w:val="16"/>
                   <w:u w:val="single" w:color="2E75B6"/>
                 </w:rPr>
-                <w:t xml:space="preserve">Cell Transport (Flexbook)</w:t>
+                <w:t xml:space="preserve">Plant vs animal cells</w:t>
               </w:r>
             </w:hyperlink>
           </w:p>
@@ -7222,7 +7222,7 @@
                 <w:sz w:val="14"/>
                 <w:szCs w:val="14"/>
               </w:rPr>
-              <w:t xml:space="preserve">Source: CK-12</w:t>
+              <w:t xml:space="preserve">Source: Khan Academy (English - US curriculum)</w:t>
             </w:r>
           </w:p>
           <w:p>
@@ -7230,7 +7230,7 @@
               <w:spacing w:after="10" w:before="0"/>
               <w:ind w:left="120"/>
             </w:pPr>
-            <w:hyperlink w:history="1" r:id="rId4eh_gac4rbvfge5baz_go">
+            <w:hyperlink w:history="1" r:id="rIdeprggt4zhin4gvsxtvkz0">
               <w:r>
                 <w:rPr>
                   <w:rFonts w:ascii="Arial" w:cs="Arial" w:eastAsia="Arial" w:hAnsi="Arial"/>
@@ -7425,7 +7425,7 @@
             <w:pPr>
               <w:spacing w:after="20" w:before="0"/>
             </w:pPr>
-            <w:hyperlink w:history="1" r:id="rIdpbz624fhmqcz4etsbzbeu">
+            <w:hyperlink w:history="1" r:id="rIdvi7ngk1d8a1bzksau0sf9">
               <w:r>
                 <w:rPr>
                   <w:rFonts w:ascii="Arial" w:cs="Arial" w:eastAsia="Arial" w:hAnsi="Arial"/>
@@ -7434,7 +7434,7 @@
                   <w:szCs w:val="16"/>
                   <w:u w:val="single" w:color="2E75B6"/>
                 </w:rPr>
-                <w:t xml:space="preserve">Experimental probability</w:t>
+                <w:t xml:space="preserve">Comparing animal and plant cells</w:t>
               </w:r>
             </w:hyperlink>
           </w:p>
@@ -7458,7 +7458,7 @@
               <w:spacing w:after="10" w:before="0"/>
               <w:ind w:left="120"/>
             </w:pPr>
-            <w:hyperlink w:history="1" r:id="rIdylbwmsnxwwdl8y7lwtzk1">
+            <w:hyperlink w:history="1" r:id="rIdcumk_zxtiy0eczkhyjk7w">
               <w:r>
                 <w:rPr>
                   <w:rFonts w:ascii="Arial" w:cs="Arial" w:eastAsia="Arial" w:hAnsi="Arial"/>
@@ -7496,14 +7496,14 @@
                 <w:sz w:val="16"/>
                 <w:szCs w:val="16"/>
               </w:rPr>
-              <w:t xml:space="preserve">📖 HTML:</w:t>
+              <w:t xml:space="preserve">📖 EXERCISE:</w:t>
             </w:r>
           </w:p>
           <w:p>
             <w:pPr>
               <w:spacing w:after="20" w:before="0"/>
             </w:pPr>
-            <w:hyperlink w:history="1" r:id="rIdnzeoyeiej6sjgkfqr5s5l">
+            <w:hyperlink w:history="1" r:id="rId08ffnff_myzzjqgnh7yt3">
               <w:r>
                 <w:rPr>
                   <w:rFonts w:ascii="Arial" w:cs="Arial" w:eastAsia="Arial" w:hAnsi="Arial"/>
@@ -7512,7 +7512,7 @@
                   <w:szCs w:val="16"/>
                   <w:u w:val="single" w:color="2E75B6"/>
                 </w:rPr>
-                <w:t xml:space="preserve">Cell Transport (Flexbook)</w:t>
+                <w:t xml:space="preserve">Plant vs animal cells</w:t>
               </w:r>
             </w:hyperlink>
           </w:p>
@@ -7528,7 +7528,7 @@
                 <w:sz w:val="14"/>
                 <w:szCs w:val="14"/>
               </w:rPr>
-              <w:t xml:space="preserve">Source: CK-12</w:t>
+              <w:t xml:space="preserve">Source: Khan Academy (English - US curriculum)</w:t>
             </w:r>
           </w:p>
           <w:p>
@@ -7536,7 +7536,7 @@
               <w:spacing w:after="10" w:before="0"/>
               <w:ind w:left="120"/>
             </w:pPr>
-            <w:hyperlink w:history="1" r:id="rId69w11opsniyjeu8syfpnp">
+            <w:hyperlink w:history="1" r:id="rIdfoe1hzaxcbe7g5qer81x9">
               <w:r>
                 <w:rPr>
                   <w:rFonts w:ascii="Arial" w:cs="Arial" w:eastAsia="Arial" w:hAnsi="Arial"/>
@@ -9023,7 +9023,7 @@
             <w:pPr>
               <w:spacing w:after="20" w:before="0"/>
             </w:pPr>
-            <w:hyperlink w:history="1" r:id="rIdmf6o7hjy5cqyfsytkevss">
+            <w:hyperlink w:history="1" r:id="rIdm31xoudwd1ea5dreej1gf">
               <w:r>
                 <w:rPr>
                   <w:rFonts w:ascii="Arial" w:cs="Arial" w:eastAsia="Arial" w:hAnsi="Arial"/>
@@ -9032,7 +9032,7 @@
                   <w:szCs w:val="16"/>
                   <w:u w:val="single" w:color="2E75B6"/>
                 </w:rPr>
-                <w:t xml:space="preserve">Cells and their Organelles - Example 1</w:t>
+                <w:t xml:space="preserve">Organelles in eukaryotic cells</w:t>
               </w:r>
             </w:hyperlink>
           </w:p>
@@ -9048,7 +9048,7 @@
                 <w:sz w:val="14"/>
                 <w:szCs w:val="14"/>
               </w:rPr>
-              <w:t xml:space="preserve">Source: CK-12</w:t>
+              <w:t xml:space="preserve">Source: Khan Academy (English - US curriculum)</w:t>
             </w:r>
           </w:p>
           <w:p>
@@ -9056,7 +9056,7 @@
               <w:spacing w:after="10" w:before="0"/>
               <w:ind w:left="120"/>
             </w:pPr>
-            <w:hyperlink w:history="1" r:id="rIdxjxw_--xh_f0wuw7tfwkr">
+            <w:hyperlink w:history="1" r:id="rId8geswfo3nuda8aa94mqf8">
               <w:r>
                 <w:rPr>
                   <w:rFonts w:ascii="Arial" w:cs="Arial" w:eastAsia="Arial" w:hAnsi="Arial"/>
@@ -9101,7 +9101,7 @@
             <w:pPr>
               <w:spacing w:after="20" w:before="0"/>
             </w:pPr>
-            <w:hyperlink w:history="1" r:id="rIdcoizg4dtzjpqw7a6m2pli">
+            <w:hyperlink w:history="1" r:id="rId-xbchst9jj4r46nkkntpf">
               <w:r>
                 <w:rPr>
                   <w:rFonts w:ascii="Arial" w:cs="Arial" w:eastAsia="Arial" w:hAnsi="Arial"/>
@@ -9110,7 +9110,7 @@
                   <w:szCs w:val="16"/>
                   <w:u w:val="single" w:color="2E75B6"/>
                 </w:rPr>
-                <w:t xml:space="preserve">Animal-like Protists (Flexbook)</w:t>
+                <w:t xml:space="preserve">Ribosomes and Mitochondria (Flexbook)</w:t>
               </w:r>
             </w:hyperlink>
           </w:p>
@@ -9134,7 +9134,7 @@
               <w:spacing w:after="10" w:before="0"/>
               <w:ind w:left="120"/>
             </w:pPr>
-            <w:hyperlink w:history="1" r:id="rIdkf724jb-dw0ytnzhmwc0z">
+            <w:hyperlink w:history="1" r:id="rIdjaq0_k86l7w_okvzyrlxl">
               <w:r>
                 <w:rPr>
                   <w:rFonts w:ascii="Arial" w:cs="Arial" w:eastAsia="Arial" w:hAnsi="Arial"/>
@@ -9405,7 +9405,7 @@
             <w:pPr>
               <w:spacing w:after="20" w:before="0"/>
             </w:pPr>
-            <w:hyperlink w:history="1" r:id="rIdohfkywnvqufjyxlxyhamb">
+            <w:hyperlink w:history="1" r:id="rIdsiq7o9zri92f7xnxqaztd">
               <w:r>
                 <w:rPr>
                   <w:rFonts w:ascii="Arial" w:cs="Arial" w:eastAsia="Arial" w:hAnsi="Arial"/>
@@ -9414,7 +9414,7 @@
                   <w:szCs w:val="16"/>
                   <w:u w:val="single" w:color="2E75B6"/>
                 </w:rPr>
-                <w:t xml:space="preserve">Cells and their Organelles - Example 1</w:t>
+                <w:t xml:space="preserve">Endoplasmic reticulum and Golgi bodies</w:t>
               </w:r>
             </w:hyperlink>
           </w:p>
@@ -9430,7 +9430,7 @@
                 <w:sz w:val="14"/>
                 <w:szCs w:val="14"/>
               </w:rPr>
-              <w:t xml:space="preserve">Source: CK-12</w:t>
+              <w:t xml:space="preserve">Source: Khan Academy (English - US curriculum)</w:t>
             </w:r>
           </w:p>
           <w:p>
@@ -9438,7 +9438,7 @@
               <w:spacing w:after="10" w:before="0"/>
               <w:ind w:left="120"/>
             </w:pPr>
-            <w:hyperlink w:history="1" r:id="rIdjfswphtt8fvilc5tmstz6">
+            <w:hyperlink w:history="1" r:id="rIddtovfrmpvpw0qiuzekh_w">
               <w:r>
                 <w:rPr>
                   <w:rFonts w:ascii="Arial" w:cs="Arial" w:eastAsia="Arial" w:hAnsi="Arial"/>
@@ -9476,14 +9476,14 @@
                 <w:sz w:val="16"/>
                 <w:szCs w:val="16"/>
               </w:rPr>
-              <w:t xml:space="preserve">📖 HTML:</w:t>
+              <w:t xml:space="preserve">📖 EXERCISE:</w:t>
             </w:r>
           </w:p>
           <w:p>
             <w:pPr>
               <w:spacing w:after="20" w:before="0"/>
             </w:pPr>
-            <w:hyperlink w:history="1" r:id="rIdqkjgga5e6e0pxjhw_lryn">
+            <w:hyperlink w:history="1" r:id="rIdjw9r_boqlje_fy4l0mvjp">
               <w:r>
                 <w:rPr>
                   <w:rFonts w:ascii="Arial" w:cs="Arial" w:eastAsia="Arial" w:hAnsi="Arial"/>
@@ -9492,7 +9492,7 @@
                   <w:szCs w:val="16"/>
                   <w:u w:val="single" w:color="2E75B6"/>
                 </w:rPr>
-                <w:t xml:space="preserve">Animal-like Protists (Flexbook)</w:t>
+                <w:t xml:space="preserve">Ribosomes and Mitochondria Practice</w:t>
               </w:r>
             </w:hyperlink>
           </w:p>
@@ -9516,7 +9516,7 @@
               <w:spacing w:after="10" w:before="0"/>
               <w:ind w:left="120"/>
             </w:pPr>
-            <w:hyperlink w:history="1" r:id="rId0eppnefuropdlmea_bwgb">
+            <w:hyperlink w:history="1" r:id="rIdnnqlk3nikl5ov5egmrdp9">
               <w:r>
                 <w:rPr>
                   <w:rFonts w:ascii="Arial" w:cs="Arial" w:eastAsia="Arial" w:hAnsi="Arial"/>
@@ -9787,7 +9787,7 @@
             <w:pPr>
               <w:spacing w:after="20" w:before="0"/>
             </w:pPr>
-            <w:hyperlink w:history="1" r:id="rIdq9djaor-xssybarlbw1yu">
+            <w:hyperlink w:history="1" r:id="rIdgchfglz0rkinx5nwwa7tv">
               <w:r>
                 <w:rPr>
                   <w:rFonts w:ascii="Arial" w:cs="Arial" w:eastAsia="Arial" w:hAnsi="Arial"/>
@@ -9796,7 +9796,7 @@
                   <w:szCs w:val="16"/>
                   <w:u w:val="single" w:color="2E75B6"/>
                 </w:rPr>
-                <w:t xml:space="preserve">Cells and their Organelles - Example 1</w:t>
+                <w:t xml:space="preserve">Organelles in eukaryotic cells</w:t>
               </w:r>
             </w:hyperlink>
           </w:p>
@@ -9812,7 +9812,7 @@
                 <w:sz w:val="14"/>
                 <w:szCs w:val="14"/>
               </w:rPr>
-              <w:t xml:space="preserve">Source: CK-12</w:t>
+              <w:t xml:space="preserve">Source: Khan Academy (English - US curriculum)</w:t>
             </w:r>
           </w:p>
           <w:p>
@@ -9820,7 +9820,7 @@
               <w:spacing w:after="10" w:before="0"/>
               <w:ind w:left="120"/>
             </w:pPr>
-            <w:hyperlink w:history="1" r:id="rId2wthfbh1jvprpm868djrm">
+            <w:hyperlink w:history="1" r:id="rIdc8q5jaqu36gq47uz_t7nv">
               <w:r>
                 <w:rPr>
                   <w:rFonts w:ascii="Arial" w:cs="Arial" w:eastAsia="Arial" w:hAnsi="Arial"/>
@@ -9865,7 +9865,7 @@
             <w:pPr>
               <w:spacing w:after="20" w:before="0"/>
             </w:pPr>
-            <w:hyperlink w:history="1" r:id="rId5d04dzm5sj3fcqfgbqy1k">
+            <w:hyperlink w:history="1" r:id="rIdxbxhtj_3siezgutfru6fn">
               <w:r>
                 <w:rPr>
                   <w:rFonts w:ascii="Arial" w:cs="Arial" w:eastAsia="Arial" w:hAnsi="Arial"/>
@@ -9874,7 +9874,7 @@
                   <w:szCs w:val="16"/>
                   <w:u w:val="single" w:color="2E75B6"/>
                 </w:rPr>
-                <w:t xml:space="preserve">Animal-like Protists (Flexbook)</w:t>
+                <w:t xml:space="preserve">Ribosomes and Mitochondria (Flexbook)</w:t>
               </w:r>
             </w:hyperlink>
           </w:p>
@@ -9898,7 +9898,7 @@
               <w:spacing w:after="10" w:before="0"/>
               <w:ind w:left="120"/>
             </w:pPr>
-            <w:hyperlink w:history="1" r:id="rIdqp56aqeivulijfzrg6rjh">
+            <w:hyperlink w:history="1" r:id="rIdd08ovkg6w0qttmqhzlrpv">
               <w:r>
                 <w:rPr>
                   <w:rFonts w:ascii="Arial" w:cs="Arial" w:eastAsia="Arial" w:hAnsi="Arial"/>
@@ -10169,7 +10169,7 @@
             <w:pPr>
               <w:spacing w:after="20" w:before="0"/>
             </w:pPr>
-            <w:hyperlink w:history="1" r:id="rIdzez9hlauih1clhuqzuysz">
+            <w:hyperlink w:history="1" r:id="rId_yk4cvx52dsmspn4ndrmx">
               <w:r>
                 <w:rPr>
                   <w:rFonts w:ascii="Arial" w:cs="Arial" w:eastAsia="Arial" w:hAnsi="Arial"/>
@@ -10178,7 +10178,7 @@
                   <w:szCs w:val="16"/>
                   <w:u w:val="single" w:color="2E75B6"/>
                 </w:rPr>
-                <w:t xml:space="preserve">Cells and their Organelles - Example 1</w:t>
+                <w:t xml:space="preserve">Organelles in eukaryotic cells</w:t>
               </w:r>
             </w:hyperlink>
           </w:p>
@@ -10194,7 +10194,7 @@
                 <w:sz w:val="14"/>
                 <w:szCs w:val="14"/>
               </w:rPr>
-              <w:t xml:space="preserve">Source: CK-12</w:t>
+              <w:t xml:space="preserve">Source: Khan Academy (English - US curriculum)</w:t>
             </w:r>
           </w:p>
           <w:p>
@@ -10202,7 +10202,7 @@
               <w:spacing w:after="10" w:before="0"/>
               <w:ind w:left="120"/>
             </w:pPr>
-            <w:hyperlink w:history="1" r:id="rIdvcx4bwb0wtxudkxsz6wta">
+            <w:hyperlink w:history="1" r:id="rIdnfl7yho7y0rxe1dwdb3cy">
               <w:r>
                 <w:rPr>
                   <w:rFonts w:ascii="Arial" w:cs="Arial" w:eastAsia="Arial" w:hAnsi="Arial"/>
@@ -10247,7 +10247,7 @@
             <w:pPr>
               <w:spacing w:after="20" w:before="0"/>
             </w:pPr>
-            <w:hyperlink w:history="1" r:id="rId7maeonpryuezasvabryvx">
+            <w:hyperlink w:history="1" r:id="rId-jp-tztpxr9icevpzhmkg">
               <w:r>
                 <w:rPr>
                   <w:rFonts w:ascii="Arial" w:cs="Arial" w:eastAsia="Arial" w:hAnsi="Arial"/>
@@ -10256,7 +10256,7 @@
                   <w:szCs w:val="16"/>
                   <w:u w:val="single" w:color="2E75B6"/>
                 </w:rPr>
-                <w:t xml:space="preserve">Animal-like Protists (Flexbook)</w:t>
+                <w:t xml:space="preserve">Ribosomes and Mitochondria (Flexbook)</w:t>
               </w:r>
             </w:hyperlink>
           </w:p>
@@ -10280,7 +10280,7 @@
               <w:spacing w:after="10" w:before="0"/>
               <w:ind w:left="120"/>
             </w:pPr>
-            <w:hyperlink w:history="1" r:id="rIdualsyig3s7vprheohh4wz">
+            <w:hyperlink w:history="1" r:id="rIdanayw8bqmw9t9w-4y1edg">
               <w:r>
                 <w:rPr>
                   <w:rFonts w:ascii="Arial" w:cs="Arial" w:eastAsia="Arial" w:hAnsi="Arial"/>
@@ -10551,7 +10551,7 @@
             <w:pPr>
               <w:spacing w:after="20" w:before="0"/>
             </w:pPr>
-            <w:hyperlink w:history="1" r:id="rId2y2ktugyv1e0mpacdwyk8">
+            <w:hyperlink w:history="1" r:id="rIdvjoxgs2uh0dflkyktd-bk">
               <w:r>
                 <w:rPr>
                   <w:rFonts w:ascii="Arial" w:cs="Arial" w:eastAsia="Arial" w:hAnsi="Arial"/>
@@ -10560,7 +10560,7 @@
                   <w:szCs w:val="16"/>
                   <w:u w:val="single" w:color="2E75B6"/>
                 </w:rPr>
-                <w:t xml:space="preserve">Cells and their Organelles - Example 1</w:t>
+                <w:t xml:space="preserve">Organelles in eukaryotic cells</w:t>
               </w:r>
             </w:hyperlink>
           </w:p>
@@ -10576,7 +10576,7 @@
                 <w:sz w:val="14"/>
                 <w:szCs w:val="14"/>
               </w:rPr>
-              <w:t xml:space="preserve">Source: CK-12</w:t>
+              <w:t xml:space="preserve">Source: Khan Academy (English - US curriculum)</w:t>
             </w:r>
           </w:p>
           <w:p>
@@ -10584,7 +10584,7 @@
               <w:spacing w:after="10" w:before="0"/>
               <w:ind w:left="120"/>
             </w:pPr>
-            <w:hyperlink w:history="1" r:id="rIdxxvo2qwzkab516zjzfrgb">
+            <w:hyperlink w:history="1" r:id="rIdfhdx04jjtbvrfnc-vdkbo">
               <w:r>
                 <w:rPr>
                   <w:rFonts w:ascii="Arial" w:cs="Arial" w:eastAsia="Arial" w:hAnsi="Arial"/>
@@ -10629,7 +10629,7 @@
             <w:pPr>
               <w:spacing w:after="20" w:before="0"/>
             </w:pPr>
-            <w:hyperlink w:history="1" r:id="rIdwipmm95aicksjb6-vxvo0">
+            <w:hyperlink w:history="1" r:id="rIdp5_-uizc6icdbnttgvcd8">
               <w:r>
                 <w:rPr>
                   <w:rFonts w:ascii="Arial" w:cs="Arial" w:eastAsia="Arial" w:hAnsi="Arial"/>
@@ -10638,7 +10638,7 @@
                   <w:szCs w:val="16"/>
                   <w:u w:val="single" w:color="2E75B6"/>
                 </w:rPr>
-                <w:t xml:space="preserve">Animal-like Protists (Flexbook)</w:t>
+                <w:t xml:space="preserve">Ribosomes and Mitochondria (Flexbook)</w:t>
               </w:r>
             </w:hyperlink>
           </w:p>
@@ -10662,7 +10662,7 @@
               <w:spacing w:after="10" w:before="0"/>
               <w:ind w:left="120"/>
             </w:pPr>
-            <w:hyperlink w:history="1" r:id="rIdkosubcswyrv4mubzoegsy">
+            <w:hyperlink w:history="1" r:id="rId_fmccnccegerqggjnrbaj">
               <w:r>
                 <w:rPr>
                   <w:rFonts w:ascii="Arial" w:cs="Arial" w:eastAsia="Arial" w:hAnsi="Arial"/>
@@ -12225,7 +12225,7 @@
             <w:pPr>
               <w:spacing w:after="20" w:before="0"/>
             </w:pPr>
-            <w:hyperlink w:history="1" r:id="rIdl-2w9h9os2mibgb2evsad">
+            <w:hyperlink w:history="1" r:id="rIdoe1piojyqaxkcrldaqe7x">
               <w:r>
                 <w:rPr>
                   <w:rFonts w:ascii="Arial" w:cs="Arial" w:eastAsia="Arial" w:hAnsi="Arial"/>
@@ -12234,7 +12234,7 @@
                   <w:szCs w:val="16"/>
                   <w:u w:val="single" w:color="2E75B6"/>
                 </w:rPr>
-                <w:t xml:space="preserve">Photosynthesis in organisms</w:t>
+                <w:t xml:space="preserve">Comparing animal and plant cells</w:t>
               </w:r>
             </w:hyperlink>
           </w:p>
@@ -12258,7 +12258,7 @@
               <w:spacing w:after="10" w:before="0"/>
               <w:ind w:left="120"/>
             </w:pPr>
-            <w:hyperlink w:history="1" r:id="rIdfxmzfwr8djfxpvz5uieqp">
+            <w:hyperlink w:history="1" r:id="rIdqd0nneccvneppxh_7jqjf">
               <w:r>
                 <w:rPr>
                   <w:rFonts w:ascii="Arial" w:cs="Arial" w:eastAsia="Arial" w:hAnsi="Arial"/>
@@ -12303,7 +12303,7 @@
             <w:pPr>
               <w:spacing w:after="20" w:before="0"/>
             </w:pPr>
-            <w:hyperlink w:history="1" r:id="rId90kgda7blnr-ziuaxyfdu">
+            <w:hyperlink w:history="1" r:id="rIdj4evel5xhccf4bwttvz8q">
               <w:r>
                 <w:rPr>
                   <w:rFonts w:ascii="Arial" w:cs="Arial" w:eastAsia="Arial" w:hAnsi="Arial"/>
@@ -12336,7 +12336,7 @@
               <w:spacing w:after="10" w:before="0"/>
               <w:ind w:left="120"/>
             </w:pPr>
-            <w:hyperlink w:history="1" r:id="rId6a07dn4ko2hpn2jq3ian9">
+            <w:hyperlink w:history="1" r:id="rIdubl7gd6txr8rjwmskwvkj">
               <w:r>
                 <w:rPr>
                   <w:rFonts w:ascii="Arial" w:cs="Arial" w:eastAsia="Arial" w:hAnsi="Arial"/>
@@ -12531,7 +12531,7 @@
             <w:pPr>
               <w:spacing w:after="20" w:before="0"/>
             </w:pPr>
-            <w:hyperlink w:history="1" r:id="rIdbvcaicnhbmfefejdlsbfj">
+            <w:hyperlink w:history="1" r:id="rIdhaceh3bkq3zsdo29lfiqu">
               <w:r>
                 <w:rPr>
                   <w:rFonts w:ascii="Arial" w:cs="Arial" w:eastAsia="Arial" w:hAnsi="Arial"/>
@@ -12540,7 +12540,7 @@
                   <w:szCs w:val="16"/>
                   <w:u w:val="single" w:color="2E75B6"/>
                 </w:rPr>
-                <w:t xml:space="preserve">Photosynthesis in organisms</w:t>
+                <w:t xml:space="preserve">Overview of animal and plant cells</w:t>
               </w:r>
             </w:hyperlink>
           </w:p>
@@ -12564,7 +12564,7 @@
               <w:spacing w:after="10" w:before="0"/>
               <w:ind w:left="120"/>
             </w:pPr>
-            <w:hyperlink w:history="1" r:id="rIdtssrdx5robdzdifubuofq">
+            <w:hyperlink w:history="1" r:id="rIdrttnnkbkibfwygmnbx24e">
               <w:r>
                 <w:rPr>
                   <w:rFonts w:ascii="Arial" w:cs="Arial" w:eastAsia="Arial" w:hAnsi="Arial"/>
@@ -12602,6 +12602,618 @@
                 <w:sz w:val="16"/>
                 <w:szCs w:val="16"/>
               </w:rPr>
+              <w:t xml:space="preserve">📖 EXERCISE:</w:t>
+            </w:r>
+          </w:p>
+          <w:p>
+            <w:pPr>
+              <w:spacing w:after="20" w:before="0"/>
+            </w:pPr>
+            <w:hyperlink w:history="1" r:id="rId9psdtk30nmqwg7rhzam03">
+              <w:r>
+                <w:rPr>
+                  <w:rFonts w:ascii="Arial" w:cs="Arial" w:eastAsia="Arial" w:hAnsi="Arial"/>
+                  <w:color w:val="2E75B6"/>
+                  <w:sz w:val="16"/>
+                  <w:szCs w:val="16"/>
+                  <w:u w:val="single" w:color="2E75B6"/>
+                </w:rPr>
+                <w:t xml:space="preserve">Plant Cell Structures Practice</w:t>
+              </w:r>
+            </w:hyperlink>
+          </w:p>
+          <w:p>
+            <w:pPr>
+              <w:spacing w:after="10" w:before="0"/>
+              <w:ind w:left="120"/>
+            </w:pPr>
+            <w:r>
+              <w:rPr>
+                <w:rFonts w:ascii="Arial" w:cs="Arial" w:eastAsia="Arial" w:hAnsi="Arial"/>
+                <w:color w:val="595959"/>
+                <w:sz w:val="14"/>
+                <w:szCs w:val="14"/>
+              </w:rPr>
+              <w:t xml:space="preserve">Source: CK-12</w:t>
+            </w:r>
+          </w:p>
+          <w:p>
+            <w:pPr>
+              <w:spacing w:after="10" w:before="0"/>
+              <w:ind w:left="120"/>
+            </w:pPr>
+            <w:hyperlink w:history="1" r:id="rIdqortady7ewn_ffjvl2v9v">
+              <w:r>
+                <w:rPr>
+                  <w:rFonts w:ascii="Arial" w:cs="Arial" w:eastAsia="Arial" w:hAnsi="Arial"/>
+                  <w:color w:val="595959"/>
+                  <w:sz w:val="14"/>
+                  <w:szCs w:val="14"/>
+                  <w:u w:val="single" w:color="595959"/>
+                </w:rPr>
+                <w:t xml:space="preserve">🔍 Search ARES for similar readings</w:t>
+              </w:r>
+            </w:hyperlink>
+          </w:p>
+        </w:tc>
+        <w:tc>
+          <w:tcPr>
+            <w:tcW w:type="dxa" w:w="3040"/>
+            <w:shd w:fill="FFFFFF" w:color="auto" w:val="clear"/>
+            <w:tcMar>
+              <w:top w:type="dxa" w:w="60"/>
+              <w:left w:type="dxa" w:w="120"/>
+              <w:bottom w:type="dxa" w:w="60"/>
+              <w:right w:type="dxa" w:w="120"/>
+            </w:tcMar>
+            <w:vAlign w:val="top"/>
+          </w:tcPr>
+          <w:p>
+            <w:pPr>
+              <w:spacing w:after="40" w:before="0"/>
+              <w:jc w:val="left"/>
+            </w:pPr>
+            <w:r>
+              <w:rPr>
+                <w:rFonts w:ascii="Arial" w:cs="Arial" w:eastAsia="Arial" w:hAnsi="Arial"/>
+                <w:b w:val="false"/>
+                <w:bCs w:val="false"/>
+                <w:i w:val="false"/>
+                <w:iCs w:val="false"/>
+                <w:color w:val="000000"/>
+                <w:sz w:val="18"/>
+                <w:szCs w:val="18"/>
+              </w:rPr>
+              <w:t xml:space="preserve">The teacher displays two bean seedlings side by side: one well-watered (turgid, upright) and one that has been left without water for 48 hours (wilted, drooping). Students observe for 2 minutes and record in their notebooks: (a) one physical difference they can see with the naked eye, and (b) a prediction of what is happening INSIDE the cells to cause this difference. Students then watch a 3-minute annotated diagram walkthrough (teacher-drawn on the board OR a pre-prepared ARES platform diagram) showing the internal structure of a turgid vs. a wilted plant cell, focusing on the central vacuole. Students record key observations in a structured 'I Notice / I Wonder' table in their notebooks.</w:t>
+            </w:r>
+          </w:p>
+        </w:tc>
+        <w:tc>
+          <w:tcPr>
+            <w:tcW w:type="dxa" w:w="3040"/>
+            <w:shd w:fill="F2F2F2" w:color="auto" w:val="clear"/>
+            <w:tcMar>
+              <w:top w:type="dxa" w:w="60"/>
+              <w:left w:type="dxa" w:w="120"/>
+              <w:bottom w:type="dxa" w:w="60"/>
+              <w:right w:type="dxa" w:w="120"/>
+            </w:tcMar>
+            <w:vAlign w:val="top"/>
+          </w:tcPr>
+          <w:p>
+            <w:pPr>
+              <w:spacing w:after="40" w:before="0"/>
+              <w:jc w:val="left"/>
+            </w:pPr>
+            <w:r>
+              <w:rPr>
+                <w:rFonts w:ascii="Arial" w:cs="Arial" w:eastAsia="Arial" w:hAnsi="Arial"/>
+                <w:b w:val="false"/>
+                <w:bCs w:val="false"/>
+                <w:i w:val="false"/>
+                <w:iCs w:val="false"/>
+                <w:color w:val="000000"/>
+                <w:sz w:val="18"/>
+                <w:szCs w:val="18"/>
+              </w:rPr>
+              <w:t xml:space="preserve">1. Place the two bean seedlings (one turgid, one wilted) on the demonstration bench. Say verbatim: 'These two plants came from the same packet of beans. One is from a well-watered shamba in Kericho. One has not had water for two days — like a farm during a dry spell in Machakos. Observe them carefully. In your notebook, write ONE physical difference you can see, and predict what is happening INSIDE the cells. Two minutes — silent observation.' [WAIT 2 full minutes. Do not narrate. Let students observe.] 2. Cold-call 3 students. Ask each: 'What did you write for what is happening inside the cells?' After each response, say: 'We are going to use today's lesson to find out if you are right.' Write their predictions on the board. 3. Transition to the board diagram. Draw or display a labelled cross-section of a turgid plant cell and a wilted plant cell. Point to the central vacuole in each. Say: 'This large sac — the central vacuole — is full of water in the turgid cell and almost empty in the wilted cell. Remember the large water-filled sac you drew in your Lesson 3 sukuma wiki observation? THAT is this structure.' [Pause 10 seconds — WAIT TIME.] 4. Say: 'In your I Notice / I Wonder table, record: what you notice about the size of the central vacuole in each cell, and write at least one wonder question.' [Allow 3 minutes for recording.] 5. Cold-call 2 students to share their 'I Wonder' questions. Add these to the class Driving Question Board (DQB) parking lot.</w:t>
+            </w:r>
+          </w:p>
+        </w:tc>
+        <w:tc>
+          <w:tcPr>
+            <w:tcW w:type="dxa" w:w="3040"/>
+            <w:shd w:fill="FFFFFF" w:color="auto" w:val="clear"/>
+            <w:tcMar>
+              <w:top w:type="dxa" w:w="60"/>
+              <w:left w:type="dxa" w:w="120"/>
+              <w:bottom w:type="dxa" w:w="60"/>
+              <w:right w:type="dxa" w:w="120"/>
+            </w:tcMar>
+            <w:vAlign w:val="top"/>
+          </w:tcPr>
+          <w:p>
+            <w:pPr>
+              <w:spacing w:after="40" w:before="0"/>
+              <w:jc w:val="left"/>
+            </w:pPr>
+            <w:r>
+              <w:rPr>
+                <w:rFonts w:ascii="Arial" w:cs="Arial" w:eastAsia="Arial" w:hAnsi="Arial"/>
+                <w:b w:val="false"/>
+                <w:bCs w:val="false"/>
+                <w:i w:val="false"/>
+                <w:iCs w:val="false"/>
+                <w:color w:val="000000"/>
+                <w:sz w:val="18"/>
+                <w:szCs w:val="18"/>
+              </w:rPr>
+              <w:t xml:space="preserve">Concrete Phenomenon Observation + I Notice / I Wonder Table. Using real bean seedlings from a Kenyan farming context (Kericho / Machakos) grounds the abstract concept of turgor pressure in a visible, tangible, culturally relevant observation. The I Notice / I Wonder table is a structured sensemaking tool that separates empirical observation from inference, scaffolding the move from 'what I see' to 'what it means.'</w:t>
+            </w:r>
+          </w:p>
+        </w:tc>
+        <w:tc>
+          <w:tcPr>
+            <w:tcW w:type="dxa" w:w="3040"/>
+            <w:shd w:fill="F2F2F2" w:color="auto" w:val="clear"/>
+            <w:tcMar>
+              <w:top w:type="dxa" w:w="60"/>
+              <w:left w:type="dxa" w:w="120"/>
+              <w:bottom w:type="dxa" w:w="60"/>
+              <w:right w:type="dxa" w:w="120"/>
+            </w:tcMar>
+            <w:vAlign w:val="top"/>
+          </w:tcPr>
+          <w:p>
+            <w:pPr>
+              <w:spacing w:after="40" w:before="0"/>
+              <w:jc w:val="left"/>
+            </w:pPr>
+            <w:r>
+              <w:rPr>
+                <w:rFonts w:ascii="Arial" w:cs="Arial" w:eastAsia="Arial" w:hAnsi="Arial"/>
+                <w:b w:val="false"/>
+                <w:bCs w:val="false"/>
+                <w:i w:val="false"/>
+                <w:iCs w:val="false"/>
+                <w:color w:val="000000"/>
+                <w:sz w:val="18"/>
+                <w:szCs w:val="18"/>
+              </w:rPr>
+              <w:t xml:space="preserve">Observable indicator: Students' I Notice / I Wonder tables contain at least one accurate observational statement about the central vacuole size difference between turgid and wilted cells, and at least one genuine wonder question. Teacher scans 5–6 notebooks during the 3-minute recording period. Red flag: if students are writing only visual observations about the seedling (e.g., 'one is drooping') and NOT connecting to internal cell structure, teacher says: 'Look at the diagram on the board. What is INSIDE the cell that is different? Add that to your I Notice column.'</w:t>
+            </w:r>
+          </w:p>
+        </w:tc>
+      </w:tr>
+      <w:tr>
+        <w:tc>
+          <w:tcPr>
+            <w:tcW w:type="dxa" w:w="1520"/>
+            <w:shd w:fill="E2EFDA" w:color="auto" w:val="clear"/>
+            <w:tcMar>
+              <w:top w:type="dxa" w:w="60"/>
+              <w:left w:type="dxa" w:w="120"/>
+              <w:bottom w:type="dxa" w:w="60"/>
+              <w:right w:type="dxa" w:w="120"/>
+            </w:tcMar>
+            <w:vAlign w:val="top"/>
+          </w:tcPr>
+          <w:p>
+            <w:pPr>
+              <w:spacing w:after="40" w:before="0"/>
+              <w:jc w:val="left"/>
+            </w:pPr>
+            <w:r>
+              <w:rPr>
+                <w:rFonts w:ascii="Arial" w:cs="Arial" w:eastAsia="Arial" w:hAnsi="Arial"/>
+                <w:b/>
+                <w:bCs/>
+                <w:i w:val="false"/>
+                <w:iCs w:val="false"/>
+                <w:color w:val="000000"/>
+                <w:sz w:val="18"/>
+                <w:szCs w:val="18"/>
+              </w:rPr>
+              <w:t xml:space="preserve">Explain Phase</w:t>
+            </w:r>
+          </w:p>
+          <w:p>
+            <w:pPr>
+              <w:spacing w:after="20" w:before="0"/>
+            </w:pPr>
+            <w:r>
+              <w:rPr>
+                <w:rFonts w:ascii="Arial" w:cs="Arial" w:eastAsia="Arial" w:hAnsi="Arial"/>
+                <w:b/>
+                <w:bCs/>
+                <w:color w:val="1F3864"/>
+                <w:sz w:val="16"/>
+                <w:szCs w:val="16"/>
+              </w:rPr>
+              <w:t xml:space="preserve">📹 VIDEO:</w:t>
+            </w:r>
+          </w:p>
+          <w:p>
+            <w:pPr>
+              <w:spacing w:after="20" w:before="0"/>
+            </w:pPr>
+            <w:hyperlink w:history="1" r:id="rIdowzx4jgl7odzwows78otj">
+              <w:r>
+                <w:rPr>
+                  <w:rFonts w:ascii="Arial" w:cs="Arial" w:eastAsia="Arial" w:hAnsi="Arial"/>
+                  <w:color w:val="2E75B6"/>
+                  <w:sz w:val="16"/>
+                  <w:szCs w:val="16"/>
+                  <w:u w:val="single" w:color="2E75B6"/>
+                </w:rPr>
+                <w:t xml:space="preserve">Comparing animal and plant cells</w:t>
+              </w:r>
+            </w:hyperlink>
+          </w:p>
+          <w:p>
+            <w:pPr>
+              <w:spacing w:after="10" w:before="0"/>
+              <w:ind w:left="120"/>
+            </w:pPr>
+            <w:r>
+              <w:rPr>
+                <w:rFonts w:ascii="Arial" w:cs="Arial" w:eastAsia="Arial" w:hAnsi="Arial"/>
+                <w:color w:val="595959"/>
+                <w:sz w:val="14"/>
+                <w:szCs w:val="14"/>
+              </w:rPr>
+              <w:t xml:space="preserve">Source: Khan Academy (English - US curriculum)</w:t>
+            </w:r>
+          </w:p>
+          <w:p>
+            <w:pPr>
+              <w:spacing w:after="10" w:before="0"/>
+              <w:ind w:left="120"/>
+            </w:pPr>
+            <w:hyperlink w:history="1" r:id="rIdu0cfyhaspwk-mspvc8fpc">
+              <w:r>
+                <w:rPr>
+                  <w:rFonts w:ascii="Arial" w:cs="Arial" w:eastAsia="Arial" w:hAnsi="Arial"/>
+                  <w:color w:val="595959"/>
+                  <w:sz w:val="14"/>
+                  <w:szCs w:val="14"/>
+                  <w:u w:val="single" w:color="595959"/>
+                </w:rPr>
+                <w:t xml:space="preserve">🔍 Search ARES for similar videos</w:t>
+              </w:r>
+            </w:hyperlink>
+          </w:p>
+          <w:p>
+            <w:pPr>
+              <w:spacing w:after="40" w:before="0"/>
+            </w:pPr>
+            <w:r>
+              <w:rPr>
+                <w:sz w:val="14"/>
+                <w:szCs w:val="14"/>
+              </w:rPr>
+              <w:t xml:space="preserve"/>
+            </w:r>
+          </w:p>
+          <w:p>
+            <w:pPr>
+              <w:spacing w:after="20" w:before="0"/>
+            </w:pPr>
+            <w:r>
+              <w:rPr>
+                <w:rFonts w:ascii="Arial" w:cs="Arial" w:eastAsia="Arial" w:hAnsi="Arial"/>
+                <w:b/>
+                <w:bCs/>
+                <w:color w:val="1F3864"/>
+                <w:sz w:val="16"/>
+                <w:szCs w:val="16"/>
+              </w:rPr>
+              <w:t xml:space="preserve">📖 EXERCISE:</w:t>
+            </w:r>
+          </w:p>
+          <w:p>
+            <w:pPr>
+              <w:spacing w:after="20" w:before="0"/>
+            </w:pPr>
+            <w:hyperlink w:history="1" r:id="rIdwsbl8zqfauu0qqnkldjda">
+              <w:r>
+                <w:rPr>
+                  <w:rFonts w:ascii="Arial" w:cs="Arial" w:eastAsia="Arial" w:hAnsi="Arial"/>
+                  <w:color w:val="2E75B6"/>
+                  <w:sz w:val="16"/>
+                  <w:szCs w:val="16"/>
+                  <w:u w:val="single" w:color="2E75B6"/>
+                </w:rPr>
+                <w:t xml:space="preserve">Plant vs animal cells</w:t>
+              </w:r>
+            </w:hyperlink>
+          </w:p>
+          <w:p>
+            <w:pPr>
+              <w:spacing w:after="10" w:before="0"/>
+              <w:ind w:left="120"/>
+            </w:pPr>
+            <w:r>
+              <w:rPr>
+                <w:rFonts w:ascii="Arial" w:cs="Arial" w:eastAsia="Arial" w:hAnsi="Arial"/>
+                <w:color w:val="595959"/>
+                <w:sz w:val="14"/>
+                <w:szCs w:val="14"/>
+              </w:rPr>
+              <w:t xml:space="preserve">Source: Khan Academy (English - US curriculum)</w:t>
+            </w:r>
+          </w:p>
+          <w:p>
+            <w:pPr>
+              <w:spacing w:after="10" w:before="0"/>
+              <w:ind w:left="120"/>
+            </w:pPr>
+            <w:hyperlink w:history="1" r:id="rId0abkfisqnkrwpcvkkl_nr">
+              <w:r>
+                <w:rPr>
+                  <w:rFonts w:ascii="Arial" w:cs="Arial" w:eastAsia="Arial" w:hAnsi="Arial"/>
+                  <w:color w:val="595959"/>
+                  <w:sz w:val="14"/>
+                  <w:szCs w:val="14"/>
+                  <w:u w:val="single" w:color="595959"/>
+                </w:rPr>
+                <w:t xml:space="preserve">🔍 Search ARES for similar readings</w:t>
+              </w:r>
+            </w:hyperlink>
+          </w:p>
+        </w:tc>
+        <w:tc>
+          <w:tcPr>
+            <w:tcW w:type="dxa" w:w="3040"/>
+            <w:shd w:fill="FFFFFF" w:color="auto" w:val="clear"/>
+            <w:tcMar>
+              <w:top w:type="dxa" w:w="60"/>
+              <w:left w:type="dxa" w:w="120"/>
+              <w:bottom w:type="dxa" w:w="60"/>
+              <w:right w:type="dxa" w:w="120"/>
+            </w:tcMar>
+            <w:vAlign w:val="top"/>
+          </w:tcPr>
+          <w:p>
+            <w:pPr>
+              <w:spacing w:after="40" w:before="0"/>
+              <w:jc w:val="left"/>
+            </w:pPr>
+            <w:r>
+              <w:rPr>
+                <w:rFonts w:ascii="Arial" w:cs="Arial" w:eastAsia="Arial" w:hAnsi="Arial"/>
+                <w:b w:val="false"/>
+                <w:bCs w:val="false"/>
+                <w:i w:val="false"/>
+                <w:iCs w:val="false"/>
+                <w:color w:val="000000"/>
+                <w:sz w:val="18"/>
+                <w:szCs w:val="18"/>
+              </w:rPr>
+              <w:t xml:space="preserve">Students receive (or access on the ARES platform) a structured 'Plant Cell vs. Animal Cell Comparison Table' with columns: Organelle / Structure | Present in Plant Cell? | Present in Animal Cell? | Function | Connection to Our Phenomenon. The teacher delivers a focused 15-minute guided explanation of the three plant-specific organelles (chloroplast, cell wall, central vacuole), using the sukuma wiki leaf cell and the wilting bean as anchoring examples throughout. Students complete the comparison table collaboratively in pairs, pausing after each organelle for a 2-minute pair-fill. After the direct instruction, pairs share their completed rows with another pair (pair-to-pair check, 4 minutes). The class then reconstructs a consensus table on the board.</w:t>
+            </w:r>
+          </w:p>
+        </w:tc>
+        <w:tc>
+          <w:tcPr>
+            <w:tcW w:type="dxa" w:w="3040"/>
+            <w:shd w:fill="F2F2F2" w:color="auto" w:val="clear"/>
+            <w:tcMar>
+              <w:top w:type="dxa" w:w="60"/>
+              <w:left w:type="dxa" w:w="120"/>
+              <w:bottom w:type="dxa" w:w="60"/>
+              <w:right w:type="dxa" w:w="120"/>
+            </w:tcMar>
+            <w:vAlign w:val="top"/>
+          </w:tcPr>
+          <w:p>
+            <w:pPr>
+              <w:spacing w:after="40" w:before="0"/>
+              <w:jc w:val="left"/>
+            </w:pPr>
+            <w:r>
+              <w:rPr>
+                <w:rFonts w:ascii="Arial" w:cs="Arial" w:eastAsia="Arial" w:hAnsi="Arial"/>
+                <w:b w:val="false"/>
+                <w:bCs w:val="false"/>
+                <w:i w:val="false"/>
+                <w:iCs w:val="false"/>
+                <w:color w:val="000000"/>
+                <w:sz w:val="18"/>
+                <w:szCs w:val="18"/>
+              </w:rPr>
+              <w:t xml:space="preserve">1. Say: 'We are now going to NAME and EXPLAIN the three structures you circled in your Lesson 3 drawings. As I explain each one, you will fill in your comparison table WITH your partner. We pause after each organelle.' 2. CHLOROPLAST (5 min): Draw a chloroplast on the board. Say: 'This is the chloroplast — the green oval you saw in the sukuma wiki leaf cell. It contains a green pigment called chlorophyll. Its function is to capture energy from sunlight and use it to make food for the plant — a process called photosynthesis. This is why sukuma wiki is green. This is why a plant can make its OWN food while your blood cells cannot. Animal cells have NO chloroplasts.' Point to the phenomenon image: 'The student's blood cell — does it make its own food? No. It needs glucose delivered to it. The sukuma wiki leaf cell? It MAKES its own glucose. Same word — cell — completely different strategy.' [WAIT 10 seconds.] Say: 'Fill in the chloroplast row in your table now — 2 minutes with your partner.' [WAIT 2 minutes.] Cold-call 1 pair to read their 'Connection to Our Phenomenon' cell. 3. CELL WALL (5 min): Draw a cell wall on the board outside the cell membrane. Say: 'Every plant cell has a rigid outer layer called the cell wall, made of a tough substance called cellulose. It is like the fence around a shamba — it gives the cell its shape and strength. This is why the sukuma wiki cells you drew looked rectangular and the blood cells looked round and flexible. Animal cells have a cell membrane but NO cell wall.' Ask: 'Why might it be an advantage for a blood cell NOT to have a rigid wall?' [WAIT 15 seconds.] Cold-call 2 students. Expected answer: flexibility to squeeze through narrow capillaries. Say: 'Exactly — the RBC you saw in the blood smear needs to flex and bend. A rigid wall would be a disadvantage. Structure matches function.' [WAIT 10 seconds.] 'Fill in the cell wall row — 2 minutes.' 4. CENTRAL VACUOLE (5 min): Point back to the wilting bean diagram. Say: 'The large sac pushing everything to the side in your sukuma wiki drawing is the central vacuole. In a healthy plant cell, it is full of water and pushes the cytoplasm and organelles outward against the cell wall. This creates TURGOR PRESSURE — the internal pressure that keeps a plant upright and firm. When the central vacuole loses water — as in our wilted bean — turgor pressure drops, the cell becomes flaccid, and the plant droops. Animal cells have small vacuoles, but nothing like this.' Ask: 'If a sukuma wiki plant in your family's shamba in the Rift Valley wilts during a dry spell, what is happening at the cellular level?' [WAIT 15 seconds.] Cold-call 3 students. 'Fill in the central vacuole row — 2 minutes.' 5. Pair-to-Pair Check (4 min): Say: 'Turn to the pair next to you. Compare your tables row by row. If you disagree on any cell, discuss and decide together which answer is more accurate. Be ready to justify.' [WAIT 4 minutes.] 6. Cold-call 3 pairs to contribute one row each to the class consensus table on the board. Correct any misconceptions explicitly.</w:t>
+            </w:r>
+          </w:p>
+        </w:tc>
+        <w:tc>
+          <w:tcPr>
+            <w:tcW w:type="dxa" w:w="3040"/>
+            <w:shd w:fill="FFFFFF" w:color="auto" w:val="clear"/>
+            <w:tcMar>
+              <w:top w:type="dxa" w:w="60"/>
+              <w:left w:type="dxa" w:w="120"/>
+              <w:bottom w:type="dxa" w:w="60"/>
+              <w:right w:type="dxa" w:w="120"/>
+            </w:tcMar>
+            <w:vAlign w:val="top"/>
+          </w:tcPr>
+          <w:p>
+            <w:pPr>
+              <w:spacing w:after="40" w:before="0"/>
+              <w:jc w:val="left"/>
+            </w:pPr>
+            <w:r>
+              <w:rPr>
+                <w:rFonts w:ascii="Arial" w:cs="Arial" w:eastAsia="Arial" w:hAnsi="Arial"/>
+                <w:b w:val="false"/>
+                <w:bCs w:val="false"/>
+                <w:i w:val="false"/>
+                <w:iCs w:val="false"/>
+                <w:color w:val="000000"/>
+                <w:sz w:val="18"/>
+                <w:szCs w:val="18"/>
+              </w:rPr>
+              <w:t xml:space="preserve">Guided Direct Instruction with Pause-and-Process (Structured Comparison Table). The comparison table is a disciplinary sensemaking tool that makes abstract structural knowledge visible and comparative. By pausing after each organelle for a 2-minute pair-fill and connecting every explanation back to the anchoring phenomenon (blood smear vs. sukuma wiki cell), the teacher ensures students are not just receiving information but actively constructing meaning. The pair-to-pair check introduces peer accountability and surfaces misconceptions before whole-class consolidation.</w:t>
+            </w:r>
+          </w:p>
+        </w:tc>
+        <w:tc>
+          <w:tcPr>
+            <w:tcW w:type="dxa" w:w="3040"/>
+            <w:shd w:fill="F2F2F2" w:color="auto" w:val="clear"/>
+            <w:tcMar>
+              <w:top w:type="dxa" w:w="60"/>
+              <w:left w:type="dxa" w:w="120"/>
+              <w:bottom w:type="dxa" w:w="60"/>
+              <w:right w:type="dxa" w:w="120"/>
+            </w:tcMar>
+            <w:vAlign w:val="top"/>
+          </w:tcPr>
+          <w:p>
+            <w:pPr>
+              <w:spacing w:after="40" w:before="0"/>
+              <w:jc w:val="left"/>
+            </w:pPr>
+            <w:r>
+              <w:rPr>
+                <w:rFonts w:ascii="Arial" w:cs="Arial" w:eastAsia="Arial" w:hAnsi="Arial"/>
+                <w:b w:val="false"/>
+                <w:bCs w:val="false"/>
+                <w:i w:val="false"/>
+                <w:iCs w:val="false"/>
+                <w:color w:val="000000"/>
+                <w:sz w:val="18"/>
+                <w:szCs w:val="18"/>
+              </w:rPr>
+              <w:t xml:space="preserve">Observable indicator: Completed comparison table rows are accurate for all three plant-specific organelles. Specifically: (a) Chloroplast — students state 'photosynthesis / makes food using sunlight' as function and connect it to the sukuma wiki being green; (b) Cell wall — students state 'cellulose / rigidity / shape' and connect it to the rectangular appearance of leaf cells vs. round RBCs; (c) Central vacuole — students state 'stores water / turgor pressure / keeps plant upright' and connect it to the wilting bean. Red flag misconception to listen for: 'The cell wall IS the cell membrane' — address immediately: 'These are two separate structures. The cell membrane is present in ALL cells. The cell wall is an EXTRA layer found ONLY in plant cells, OUTSIDE the membrane.'</w:t>
+            </w:r>
+          </w:p>
+        </w:tc>
+      </w:tr>
+      <w:tr>
+        <w:tc>
+          <w:tcPr>
+            <w:tcW w:type="dxa" w:w="1520"/>
+            <w:shd w:fill="FCE4D6" w:color="auto" w:val="clear"/>
+            <w:tcMar>
+              <w:top w:type="dxa" w:w="60"/>
+              <w:left w:type="dxa" w:w="120"/>
+              <w:bottom w:type="dxa" w:w="60"/>
+              <w:right w:type="dxa" w:w="120"/>
+            </w:tcMar>
+            <w:vAlign w:val="top"/>
+          </w:tcPr>
+          <w:p>
+            <w:pPr>
+              <w:spacing w:after="40" w:before="0"/>
+              <w:jc w:val="left"/>
+            </w:pPr>
+            <w:r>
+              <w:rPr>
+                <w:rFonts w:ascii="Arial" w:cs="Arial" w:eastAsia="Arial" w:hAnsi="Arial"/>
+                <w:b/>
+                <w:bCs/>
+                <w:i w:val="false"/>
+                <w:iCs w:val="false"/>
+                <w:color w:val="000000"/>
+                <w:sz w:val="18"/>
+                <w:szCs w:val="18"/>
+              </w:rPr>
+              <w:t xml:space="preserve">Driving Question Board (DQB) Creation</w:t>
+            </w:r>
+          </w:p>
+          <w:p>
+            <w:pPr>
+              <w:spacing w:after="20" w:before="0"/>
+            </w:pPr>
+            <w:r>
+              <w:rPr>
+                <w:rFonts w:ascii="Arial" w:cs="Arial" w:eastAsia="Arial" w:hAnsi="Arial"/>
+                <w:b/>
+                <w:bCs/>
+                <w:color w:val="1F3864"/>
+                <w:sz w:val="16"/>
+                <w:szCs w:val="16"/>
+              </w:rPr>
+              <w:t xml:space="preserve">📹 VIDEO:</w:t>
+            </w:r>
+          </w:p>
+          <w:p>
+            <w:pPr>
+              <w:spacing w:after="20" w:before="0"/>
+            </w:pPr>
+            <w:hyperlink w:history="1" r:id="rIdvnezinz5gc4bajgebrxoj">
+              <w:r>
+                <w:rPr>
+                  <w:rFonts w:ascii="Arial" w:cs="Arial" w:eastAsia="Arial" w:hAnsi="Arial"/>
+                  <w:color w:val="2E75B6"/>
+                  <w:sz w:val="16"/>
+                  <w:szCs w:val="16"/>
+                  <w:u w:val="single" w:color="2E75B6"/>
+                </w:rPr>
+                <w:t xml:space="preserve">Comparing animal and plant cells</w:t>
+              </w:r>
+            </w:hyperlink>
+          </w:p>
+          <w:p>
+            <w:pPr>
+              <w:spacing w:after="10" w:before="0"/>
+              <w:ind w:left="120"/>
+            </w:pPr>
+            <w:r>
+              <w:rPr>
+                <w:rFonts w:ascii="Arial" w:cs="Arial" w:eastAsia="Arial" w:hAnsi="Arial"/>
+                <w:color w:val="595959"/>
+                <w:sz w:val="14"/>
+                <w:szCs w:val="14"/>
+              </w:rPr>
+              <w:t xml:space="preserve">Source: Khan Academy (English - US curriculum)</w:t>
+            </w:r>
+          </w:p>
+          <w:p>
+            <w:pPr>
+              <w:spacing w:after="10" w:before="0"/>
+              <w:ind w:left="120"/>
+            </w:pPr>
+            <w:hyperlink w:history="1" r:id="rIda_ef9olazosz0j3ssdgp5">
+              <w:r>
+                <w:rPr>
+                  <w:rFonts w:ascii="Arial" w:cs="Arial" w:eastAsia="Arial" w:hAnsi="Arial"/>
+                  <w:color w:val="595959"/>
+                  <w:sz w:val="14"/>
+                  <w:szCs w:val="14"/>
+                  <w:u w:val="single" w:color="595959"/>
+                </w:rPr>
+                <w:t xml:space="preserve">🔍 Search ARES for similar videos</w:t>
+              </w:r>
+            </w:hyperlink>
+          </w:p>
+          <w:p>
+            <w:pPr>
+              <w:spacing w:after="40" w:before="0"/>
+            </w:pPr>
+            <w:r>
+              <w:rPr>
+                <w:sz w:val="14"/>
+                <w:szCs w:val="14"/>
+              </w:rPr>
+              <w:t xml:space="preserve"/>
+            </w:r>
+          </w:p>
+          <w:p>
+            <w:pPr>
+              <w:spacing w:after="20" w:before="0"/>
+            </w:pPr>
+            <w:r>
+              <w:rPr>
+                <w:rFonts w:ascii="Arial" w:cs="Arial" w:eastAsia="Arial" w:hAnsi="Arial"/>
+                <w:b/>
+                <w:bCs/>
+                <w:color w:val="1F3864"/>
+                <w:sz w:val="16"/>
+                <w:szCs w:val="16"/>
+              </w:rPr>
               <w:t xml:space="preserve">📖 HTML:</w:t>
             </w:r>
           </w:p>
@@ -12609,7 +13221,7 @@
             <w:pPr>
               <w:spacing w:after="20" w:before="0"/>
             </w:pPr>
-            <w:hyperlink w:history="1" r:id="rIdgsu6-lj2xppyfzzhupzeb">
+            <w:hyperlink w:history="1" r:id="rIdcsz5xjohjplzqz3mz_2gs">
               <w:r>
                 <w:rPr>
                   <w:rFonts w:ascii="Arial" w:cs="Arial" w:eastAsia="Arial" w:hAnsi="Arial"/>
@@ -12642,7 +13254,7 @@
               <w:spacing w:after="10" w:before="0"/>
               <w:ind w:left="120"/>
             </w:pPr>
-            <w:hyperlink w:history="1" r:id="rIdhv2inw4jsklemyx0lhoyi">
+            <w:hyperlink w:history="1" r:id="rIdj87qnz2iiexz9joq7dzyv">
               <w:r>
                 <w:rPr>
                   <w:rFonts w:ascii="Arial" w:cs="Arial" w:eastAsia="Arial" w:hAnsi="Arial"/>
@@ -12684,7 +13296,7 @@
                 <w:sz w:val="18"/>
                 <w:szCs w:val="18"/>
               </w:rPr>
-              <w:t xml:space="preserve">The teacher displays two bean seedlings side by side: one well-watered (turgid, upright) and one that has been left without water for 48 hours (wilted, drooping). Students observe for 2 minutes and record in their notebooks: (a) one physical difference they can see with the naked eye, and (b) a prediction of what is happening INSIDE the cells to cause this difference. Students then watch a 3-minute annotated diagram walkthrough (teacher-drawn on the board OR a pre-prepared ARES platform diagram) showing the internal structure of a turgid vs. a wilted plant cell, focusing on the central vacuole. Students record key observations in a structured 'I Notice / I Wonder' table in their notebooks.</w:t>
+              <w:t xml:space="preserve">Students individually write one new sticky note (or DQB card on the ARES platform) in response to the prompt: 'What can I NOW explain about the driving question that I could NOT explain at the start of this lesson?' They also write one remaining 'burning question' — something today's lesson raised that they still cannot answer. Students post both cards on the class Driving Question Board under the headings 'NOW I CAN EXPLAIN' and 'STILL WONDERING.' The teacher reads aloud 4–5 cards from each column and uses them to preview upcoming lessons.</w:t>
             </w:r>
           </w:p>
         </w:tc>
@@ -12716,7 +13328,7 @@
                 <w:sz w:val="18"/>
                 <w:szCs w:val="18"/>
               </w:rPr>
-              <w:t xml:space="preserve">1. Place the two bean seedlings (one turgid, one wilted) on the demonstration bench. Say verbatim: 'These two plants came from the same packet of beans. One is from a well-watered shamba in Kericho. One has not had water for two days — like a farm during a dry spell in Machakos. Observe them carefully. In your notebook, write ONE physical difference you can see, and predict what is happening INSIDE the cells. Two minutes — silent observation.' [WAIT 2 full minutes. Do not narrate. Let students observe.] 2. Cold-call 3 students. Ask each: 'What did you write for what is happening inside the cells?' After each response, say: 'We are going to use today's lesson to find out if you are right.' Write their predictions on the board. 3. Transition to the board diagram. Draw or display a labelled cross-section of a turgid plant cell and a wilted plant cell. Point to the central vacuole in each. Say: 'This large sac — the central vacuole — is full of water in the turgid cell and almost empty in the wilted cell. Remember the large water-filled sac you drew in your Lesson 3 sukuma wiki observation? THAT is this structure.' [Pause 10 seconds — WAIT TIME.] 4. Say: 'In your I Notice / I Wonder table, record: what you notice about the size of the central vacuole in each cell, and write at least one wonder question.' [Allow 3 minutes for recording.] 5. Cold-call 2 students to share their 'I Wonder' questions. Add these to the class Driving Question Board (DQB) parking lot.</w:t>
+              <w:t xml:space="preserve">1. Direct students to the DQB (physical board or ARES platform DQB feature). Say: 'You now know three things today that you did not know at the start of the lesson: what a chloroplast does, what a cell wall does, and what a central vacuole does. Write on your NOW I CAN EXPLAIN card — ONE sentence connecting today's learning to the driving question. For example: NOW I can explain why sukuma wiki cells look rectangular — they have a rigid cell wall made of cellulose. Be specific.' [Allow 3 minutes for writing.] 2. Say: 'Now write your STILL WONDERING card. What question did today's lesson CREATE for you that we have NOT yet answered? It must be a genuine question — not just a repeat of something I already explained.' [Allow 2 minutes.] 3. Students post cards. Teacher reads 4 NOW I CAN EXPLAIN cards aloud, affirming specificity. Then reads 3 STILL WONDERING cards aloud. For each STILL WONDERING card, say either: 'We will answer this in Lesson [X]' or 'This is a great question — let's add it to our board and return to it.' 4. Highlight the overarching driving question on the board. Say: 'We now understand the plant side of the puzzle. Next lesson, we revisit the animal cell — and then we begin to answer the BIG question: what do ALL cells share, despite looking so different?'</w:t>
             </w:r>
           </w:p>
         </w:tc>
@@ -12748,7 +13360,7 @@
                 <w:sz w:val="18"/>
                 <w:szCs w:val="18"/>
               </w:rPr>
-              <w:t xml:space="preserve">Concrete Phenomenon Observation + I Notice / I Wonder Table. Using real bean seedlings from a Kenyan farming context (Kericho / Machakos) grounds the abstract concept of turgor pressure in a visible, tangible, culturally relevant observation. The I Notice / I Wonder table is a structured sensemaking tool that separates empirical observation from inference, scaffolding the move from 'what I see' to 'what it means.'</w:t>
+              <w:t xml:space="preserve">Driving Question Board (DQB) — Now I Can Explain / Still Wondering Protocol. This metacognitive sensemaking strategy makes student learning growth visible and keeps the entire lesson sequence tethered to the driving question. The 'Still Wondering' cards are pedagogically vital: they surface genuine student curiosity and incomplete understanding, which the teacher can use to plan differentiation and sequence upcoming lessons responsively.</w:t>
             </w:r>
           </w:p>
         </w:tc>
@@ -12780,7 +13392,7 @@
                 <w:sz w:val="18"/>
                 <w:szCs w:val="18"/>
               </w:rPr>
-              <w:t xml:space="preserve">Observable indicator: Students' I Notice / I Wonder tables contain at least one accurate observational statement about the central vacuole size difference between turgid and wilted cells, and at least one genuine wonder question. Teacher scans 5–6 notebooks during the 3-minute recording period. Red flag: if students are writing only visual observations about the seedling (e.g., 'one is drooping') and NOT connecting to internal cell structure, teacher says: 'Look at the diagram on the board. What is INSIDE the cell that is different? Add that to your I Notice column.'</w:t>
+              <w:t xml:space="preserve">Observable indicator: 'NOW I CAN EXPLAIN' cards contain a specific organelle name AND a functional explanation AND a connection to the phenomenon (blood smear or sukuma wiki cell). Vague cards such as 'I learned about plant cells' are redirected: teacher says, 'Can you name ONE organelle and say what job it does in the sukuma wiki cell?' Red flag: if the majority of 'STILL WONDERING' cards ask basic definitional questions (e.g., 'What is a chloroplast?'), this signals the direct instruction in Phase 3 was not retained and the teacher should open the next lesson with a brief retrieval practice activity before proceeding.</w:t>
             </w:r>
           </w:p>
         </w:tc>
@@ -12789,32 +13401,32 @@
         <w:tc>
           <w:tcPr>
             <w:tcW w:type="dxa" w:w="1520"/>
-            <w:shd w:fill="E2EFDA" w:color="auto" w:val="clear"/>
-            <w:tcMar>
-              <w:top w:type="dxa" w:w="60"/>
-              <w:left w:type="dxa" w:w="120"/>
-              <w:bottom w:type="dxa" w:w="60"/>
-              <w:right w:type="dxa" w:w="120"/>
-            </w:tcMar>
-            <w:vAlign w:val="top"/>
-          </w:tcPr>
-          <w:p>
-            <w:pPr>
-              <w:spacing w:after="40" w:before="0"/>
-              <w:jc w:val="left"/>
-            </w:pPr>
-            <w:r>
-              <w:rPr>
-                <w:rFonts w:ascii="Arial" w:cs="Arial" w:eastAsia="Arial" w:hAnsi="Arial"/>
-                <w:b/>
-                <w:bCs/>
-                <w:i w:val="false"/>
-                <w:iCs w:val="false"/>
-                <w:color w:val="000000"/>
-                <w:sz w:val="18"/>
-                <w:szCs w:val="18"/>
-              </w:rPr>
-              <w:t xml:space="preserve">Explain Phase</w:t>
+            <w:shd w:fill="D5E8F0" w:color="auto" w:val="clear"/>
+            <w:tcMar>
+              <w:top w:type="dxa" w:w="60"/>
+              <w:left w:type="dxa" w:w="120"/>
+              <w:bottom w:type="dxa" w:w="60"/>
+              <w:right w:type="dxa" w:w="120"/>
+            </w:tcMar>
+            <w:vAlign w:val="top"/>
+          </w:tcPr>
+          <w:p>
+            <w:pPr>
+              <w:spacing w:after="40" w:before="0"/>
+              <w:jc w:val="left"/>
+            </w:pPr>
+            <w:r>
+              <w:rPr>
+                <w:rFonts w:ascii="Arial" w:cs="Arial" w:eastAsia="Arial" w:hAnsi="Arial"/>
+                <w:b/>
+                <w:bCs/>
+                <w:i w:val="false"/>
+                <w:iCs w:val="false"/>
+                <w:color w:val="000000"/>
+                <w:sz w:val="18"/>
+                <w:szCs w:val="18"/>
+              </w:rPr>
+              <w:t xml:space="preserve">Model Building Phase</w:t>
             </w:r>
           </w:p>
           <w:p>
@@ -12837,7 +13449,7 @@
             <w:pPr>
               <w:spacing w:after="20" w:before="0"/>
             </w:pPr>
-            <w:hyperlink w:history="1" r:id="rIdqnywvev1qr_buso-qrako">
+            <w:hyperlink w:history="1" r:id="rId39pblyfer2km4hqwnqkut">
               <w:r>
                 <w:rPr>
                   <w:rFonts w:ascii="Arial" w:cs="Arial" w:eastAsia="Arial" w:hAnsi="Arial"/>
@@ -12846,7 +13458,7 @@
                   <w:szCs w:val="16"/>
                   <w:u w:val="single" w:color="2E75B6"/>
                 </w:rPr>
-                <w:t xml:space="preserve">Photosynthesis in organisms</w:t>
+                <w:t xml:space="preserve">Comparing animal and plant cells</w:t>
               </w:r>
             </w:hyperlink>
           </w:p>
@@ -12870,7 +13482,7 @@
               <w:spacing w:after="10" w:before="0"/>
               <w:ind w:left="120"/>
             </w:pPr>
-            <w:hyperlink w:history="1" r:id="rIdh8kxbdy5g7egokkcrtosf">
+            <w:hyperlink w:history="1" r:id="rId8aewz3v0nm7xk1dyreppm">
               <w:r>
                 <w:rPr>
                   <w:rFonts w:ascii="Arial" w:cs="Arial" w:eastAsia="Arial" w:hAnsi="Arial"/>
@@ -12915,7 +13527,7 @@
             <w:pPr>
               <w:spacing w:after="20" w:before="0"/>
             </w:pPr>
-            <w:hyperlink w:history="1" r:id="rId7y60_e_p3taslkjqsg6bl">
+            <w:hyperlink w:history="1" r:id="rId4scvdlt4naoskljyqgnb-">
               <w:r>
                 <w:rPr>
                   <w:rFonts w:ascii="Arial" w:cs="Arial" w:eastAsia="Arial" w:hAnsi="Arial"/>
@@ -12948,619 +13560,7 @@
               <w:spacing w:after="10" w:before="0"/>
               <w:ind w:left="120"/>
             </w:pPr>
-            <w:hyperlink w:history="1" r:id="rIdhe8ibhzvialbgrkaqgvsz">
-              <w:r>
-                <w:rPr>
-                  <w:rFonts w:ascii="Arial" w:cs="Arial" w:eastAsia="Arial" w:hAnsi="Arial"/>
-                  <w:color w:val="595959"/>
-                  <w:sz w:val="14"/>
-                  <w:szCs w:val="14"/>
-                  <w:u w:val="single" w:color="595959"/>
-                </w:rPr>
-                <w:t xml:space="preserve">🔍 Search ARES for similar readings</w:t>
-              </w:r>
-            </w:hyperlink>
-          </w:p>
-        </w:tc>
-        <w:tc>
-          <w:tcPr>
-            <w:tcW w:type="dxa" w:w="3040"/>
-            <w:shd w:fill="FFFFFF" w:color="auto" w:val="clear"/>
-            <w:tcMar>
-              <w:top w:type="dxa" w:w="60"/>
-              <w:left w:type="dxa" w:w="120"/>
-              <w:bottom w:type="dxa" w:w="60"/>
-              <w:right w:type="dxa" w:w="120"/>
-            </w:tcMar>
-            <w:vAlign w:val="top"/>
-          </w:tcPr>
-          <w:p>
-            <w:pPr>
-              <w:spacing w:after="40" w:before="0"/>
-              <w:jc w:val="left"/>
-            </w:pPr>
-            <w:r>
-              <w:rPr>
-                <w:rFonts w:ascii="Arial" w:cs="Arial" w:eastAsia="Arial" w:hAnsi="Arial"/>
-                <w:b w:val="false"/>
-                <w:bCs w:val="false"/>
-                <w:i w:val="false"/>
-                <w:iCs w:val="false"/>
-                <w:color w:val="000000"/>
-                <w:sz w:val="18"/>
-                <w:szCs w:val="18"/>
-              </w:rPr>
-              <w:t xml:space="preserve">Students receive (or access on the ARES platform) a structured 'Plant Cell vs. Animal Cell Comparison Table' with columns: Organelle / Structure | Present in Plant Cell? | Present in Animal Cell? | Function | Connection to Our Phenomenon. The teacher delivers a focused 15-minute guided explanation of the three plant-specific organelles (chloroplast, cell wall, central vacuole), using the sukuma wiki leaf cell and the wilting bean as anchoring examples throughout. Students complete the comparison table collaboratively in pairs, pausing after each organelle for a 2-minute pair-fill. After the direct instruction, pairs share their completed rows with another pair (pair-to-pair check, 4 minutes). The class then reconstructs a consensus table on the board.</w:t>
-            </w:r>
-          </w:p>
-        </w:tc>
-        <w:tc>
-          <w:tcPr>
-            <w:tcW w:type="dxa" w:w="3040"/>
-            <w:shd w:fill="F2F2F2" w:color="auto" w:val="clear"/>
-            <w:tcMar>
-              <w:top w:type="dxa" w:w="60"/>
-              <w:left w:type="dxa" w:w="120"/>
-              <w:bottom w:type="dxa" w:w="60"/>
-              <w:right w:type="dxa" w:w="120"/>
-            </w:tcMar>
-            <w:vAlign w:val="top"/>
-          </w:tcPr>
-          <w:p>
-            <w:pPr>
-              <w:spacing w:after="40" w:before="0"/>
-              <w:jc w:val="left"/>
-            </w:pPr>
-            <w:r>
-              <w:rPr>
-                <w:rFonts w:ascii="Arial" w:cs="Arial" w:eastAsia="Arial" w:hAnsi="Arial"/>
-                <w:b w:val="false"/>
-                <w:bCs w:val="false"/>
-                <w:i w:val="false"/>
-                <w:iCs w:val="false"/>
-                <w:color w:val="000000"/>
-                <w:sz w:val="18"/>
-                <w:szCs w:val="18"/>
-              </w:rPr>
-              <w:t xml:space="preserve">1. Say: 'We are now going to NAME and EXPLAIN the three structures you circled in your Lesson 3 drawings. As I explain each one, you will fill in your comparison table WITH your partner. We pause after each organelle.' 2. CHLOROPLAST (5 min): Draw a chloroplast on the board. Say: 'This is the chloroplast — the green oval you saw in the sukuma wiki leaf cell. It contains a green pigment called chlorophyll. Its function is to capture energy from sunlight and use it to make food for the plant — a process called photosynthesis. This is why sukuma wiki is green. This is why a plant can make its OWN food while your blood cells cannot. Animal cells have NO chloroplasts.' Point to the phenomenon image: 'The student's blood cell — does it make its own food? No. It needs glucose delivered to it. The sukuma wiki leaf cell? It MAKES its own glucose. Same word — cell — completely different strategy.' [WAIT 10 seconds.] Say: 'Fill in the chloroplast row in your table now — 2 minutes with your partner.' [WAIT 2 minutes.] Cold-call 1 pair to read their 'Connection to Our Phenomenon' cell. 3. CELL WALL (5 min): Draw a cell wall on the board outside the cell membrane. Say: 'Every plant cell has a rigid outer layer called the cell wall, made of a tough substance called cellulose. It is like the fence around a shamba — it gives the cell its shape and strength. This is why the sukuma wiki cells you drew looked rectangular and the blood cells looked round and flexible. Animal cells have a cell membrane but NO cell wall.' Ask: 'Why might it be an advantage for a blood cell NOT to have a rigid wall?' [WAIT 15 seconds.] Cold-call 2 students. Expected answer: flexibility to squeeze through narrow capillaries. Say: 'Exactly — the RBC you saw in the blood smear needs to flex and bend. A rigid wall would be a disadvantage. Structure matches function.' [WAIT 10 seconds.] 'Fill in the cell wall row — 2 minutes.' 4. CENTRAL VACUOLE (5 min): Point back to the wilting bean diagram. Say: 'The large sac pushing everything to the side in your sukuma wiki drawing is the central vacuole. In a healthy plant cell, it is full of water and pushes the cytoplasm and organelles outward against the cell wall. This creates TURGOR PRESSURE — the internal pressure that keeps a plant upright and firm. When the central vacuole loses water — as in our wilted bean — turgor pressure drops, the cell becomes flaccid, and the plant droops. Animal cells have small vacuoles, but nothing like this.' Ask: 'If a sukuma wiki plant in your family's shamba in the Rift Valley wilts during a dry spell, what is happening at the cellular level?' [WAIT 15 seconds.] Cold-call 3 students. 'Fill in the central vacuole row — 2 minutes.' 5. Pair-to-Pair Check (4 min): Say: 'Turn to the pair next to you. Compare your tables row by row. If you disagree on any cell, discuss and decide together which answer is more accurate. Be ready to justify.' [WAIT 4 minutes.] 6. Cold-call 3 pairs to contribute one row each to the class consensus table on the board. Correct any misconceptions explicitly.</w:t>
-            </w:r>
-          </w:p>
-        </w:tc>
-        <w:tc>
-          <w:tcPr>
-            <w:tcW w:type="dxa" w:w="3040"/>
-            <w:shd w:fill="FFFFFF" w:color="auto" w:val="clear"/>
-            <w:tcMar>
-              <w:top w:type="dxa" w:w="60"/>
-              <w:left w:type="dxa" w:w="120"/>
-              <w:bottom w:type="dxa" w:w="60"/>
-              <w:right w:type="dxa" w:w="120"/>
-            </w:tcMar>
-            <w:vAlign w:val="top"/>
-          </w:tcPr>
-          <w:p>
-            <w:pPr>
-              <w:spacing w:after="40" w:before="0"/>
-              <w:jc w:val="left"/>
-            </w:pPr>
-            <w:r>
-              <w:rPr>
-                <w:rFonts w:ascii="Arial" w:cs="Arial" w:eastAsia="Arial" w:hAnsi="Arial"/>
-                <w:b w:val="false"/>
-                <w:bCs w:val="false"/>
-                <w:i w:val="false"/>
-                <w:iCs w:val="false"/>
-                <w:color w:val="000000"/>
-                <w:sz w:val="18"/>
-                <w:szCs w:val="18"/>
-              </w:rPr>
-              <w:t xml:space="preserve">Guided Direct Instruction with Pause-and-Process (Structured Comparison Table). The comparison table is a disciplinary sensemaking tool that makes abstract structural knowledge visible and comparative. By pausing after each organelle for a 2-minute pair-fill and connecting every explanation back to the anchoring phenomenon (blood smear vs. sukuma wiki cell), the teacher ensures students are not just receiving information but actively constructing meaning. The pair-to-pair check introduces peer accountability and surfaces misconceptions before whole-class consolidation.</w:t>
-            </w:r>
-          </w:p>
-        </w:tc>
-        <w:tc>
-          <w:tcPr>
-            <w:tcW w:type="dxa" w:w="3040"/>
-            <w:shd w:fill="F2F2F2" w:color="auto" w:val="clear"/>
-            <w:tcMar>
-              <w:top w:type="dxa" w:w="60"/>
-              <w:left w:type="dxa" w:w="120"/>
-              <w:bottom w:type="dxa" w:w="60"/>
-              <w:right w:type="dxa" w:w="120"/>
-            </w:tcMar>
-            <w:vAlign w:val="top"/>
-          </w:tcPr>
-          <w:p>
-            <w:pPr>
-              <w:spacing w:after="40" w:before="0"/>
-              <w:jc w:val="left"/>
-            </w:pPr>
-            <w:r>
-              <w:rPr>
-                <w:rFonts w:ascii="Arial" w:cs="Arial" w:eastAsia="Arial" w:hAnsi="Arial"/>
-                <w:b w:val="false"/>
-                <w:bCs w:val="false"/>
-                <w:i w:val="false"/>
-                <w:iCs w:val="false"/>
-                <w:color w:val="000000"/>
-                <w:sz w:val="18"/>
-                <w:szCs w:val="18"/>
-              </w:rPr>
-              <w:t xml:space="preserve">Observable indicator: Completed comparison table rows are accurate for all three plant-specific organelles. Specifically: (a) Chloroplast — students state 'photosynthesis / makes food using sunlight' as function and connect it to the sukuma wiki being green; (b) Cell wall — students state 'cellulose / rigidity / shape' and connect it to the rectangular appearance of leaf cells vs. round RBCs; (c) Central vacuole — students state 'stores water / turgor pressure / keeps plant upright' and connect it to the wilting bean. Red flag misconception to listen for: 'The cell wall IS the cell membrane' — address immediately: 'These are two separate structures. The cell membrane is present in ALL cells. The cell wall is an EXTRA layer found ONLY in plant cells, OUTSIDE the membrane.'</w:t>
-            </w:r>
-          </w:p>
-        </w:tc>
-      </w:tr>
-      <w:tr>
-        <w:tc>
-          <w:tcPr>
-            <w:tcW w:type="dxa" w:w="1520"/>
-            <w:shd w:fill="FCE4D6" w:color="auto" w:val="clear"/>
-            <w:tcMar>
-              <w:top w:type="dxa" w:w="60"/>
-              <w:left w:type="dxa" w:w="120"/>
-              <w:bottom w:type="dxa" w:w="60"/>
-              <w:right w:type="dxa" w:w="120"/>
-            </w:tcMar>
-            <w:vAlign w:val="top"/>
-          </w:tcPr>
-          <w:p>
-            <w:pPr>
-              <w:spacing w:after="40" w:before="0"/>
-              <w:jc w:val="left"/>
-            </w:pPr>
-            <w:r>
-              <w:rPr>
-                <w:rFonts w:ascii="Arial" w:cs="Arial" w:eastAsia="Arial" w:hAnsi="Arial"/>
-                <w:b/>
-                <w:bCs/>
-                <w:i w:val="false"/>
-                <w:iCs w:val="false"/>
-                <w:color w:val="000000"/>
-                <w:sz w:val="18"/>
-                <w:szCs w:val="18"/>
-              </w:rPr>
-              <w:t xml:space="preserve">Driving Question Board (DQB) Creation</w:t>
-            </w:r>
-          </w:p>
-          <w:p>
-            <w:pPr>
-              <w:spacing w:after="20" w:before="0"/>
-            </w:pPr>
-            <w:r>
-              <w:rPr>
-                <w:rFonts w:ascii="Arial" w:cs="Arial" w:eastAsia="Arial" w:hAnsi="Arial"/>
-                <w:b/>
-                <w:bCs/>
-                <w:color w:val="1F3864"/>
-                <w:sz w:val="16"/>
-                <w:szCs w:val="16"/>
-              </w:rPr>
-              <w:t xml:space="preserve">📹 VIDEO:</w:t>
-            </w:r>
-          </w:p>
-          <w:p>
-            <w:pPr>
-              <w:spacing w:after="20" w:before="0"/>
-            </w:pPr>
-            <w:hyperlink w:history="1" r:id="rIdvzmpejdtfpgpqq9zgvfkg">
-              <w:r>
-                <w:rPr>
-                  <w:rFonts w:ascii="Arial" w:cs="Arial" w:eastAsia="Arial" w:hAnsi="Arial"/>
-                  <w:color w:val="2E75B6"/>
-                  <w:sz w:val="16"/>
-                  <w:szCs w:val="16"/>
-                  <w:u w:val="single" w:color="2E75B6"/>
-                </w:rPr>
-                <w:t xml:space="preserve">Photosynthesis in organisms</w:t>
-              </w:r>
-            </w:hyperlink>
-          </w:p>
-          <w:p>
-            <w:pPr>
-              <w:spacing w:after="10" w:before="0"/>
-              <w:ind w:left="120"/>
-            </w:pPr>
-            <w:r>
-              <w:rPr>
-                <w:rFonts w:ascii="Arial" w:cs="Arial" w:eastAsia="Arial" w:hAnsi="Arial"/>
-                <w:color w:val="595959"/>
-                <w:sz w:val="14"/>
-                <w:szCs w:val="14"/>
-              </w:rPr>
-              <w:t xml:space="preserve">Source: Khan Academy (English - US curriculum)</w:t>
-            </w:r>
-          </w:p>
-          <w:p>
-            <w:pPr>
-              <w:spacing w:after="10" w:before="0"/>
-              <w:ind w:left="120"/>
-            </w:pPr>
-            <w:hyperlink w:history="1" r:id="rIdgqzpui22wctjptyhy047u">
-              <w:r>
-                <w:rPr>
-                  <w:rFonts w:ascii="Arial" w:cs="Arial" w:eastAsia="Arial" w:hAnsi="Arial"/>
-                  <w:color w:val="595959"/>
-                  <w:sz w:val="14"/>
-                  <w:szCs w:val="14"/>
-                  <w:u w:val="single" w:color="595959"/>
-                </w:rPr>
-                <w:t xml:space="preserve">🔍 Search ARES for similar videos</w:t>
-              </w:r>
-            </w:hyperlink>
-          </w:p>
-          <w:p>
-            <w:pPr>
-              <w:spacing w:after="40" w:before="0"/>
-            </w:pPr>
-            <w:r>
-              <w:rPr>
-                <w:sz w:val="14"/>
-                <w:szCs w:val="14"/>
-              </w:rPr>
-              <w:t xml:space="preserve"/>
-            </w:r>
-          </w:p>
-          <w:p>
-            <w:pPr>
-              <w:spacing w:after="20" w:before="0"/>
-            </w:pPr>
-            <w:r>
-              <w:rPr>
-                <w:rFonts w:ascii="Arial" w:cs="Arial" w:eastAsia="Arial" w:hAnsi="Arial"/>
-                <w:b/>
-                <w:bCs/>
-                <w:color w:val="1F3864"/>
-                <w:sz w:val="16"/>
-                <w:szCs w:val="16"/>
-              </w:rPr>
-              <w:t xml:space="preserve">📖 HTML:</w:t>
-            </w:r>
-          </w:p>
-          <w:p>
-            <w:pPr>
-              <w:spacing w:after="20" w:before="0"/>
-            </w:pPr>
-            <w:hyperlink w:history="1" r:id="rIdolauk6wq55gfmqz4a8z4q">
-              <w:r>
-                <w:rPr>
-                  <w:rFonts w:ascii="Arial" w:cs="Arial" w:eastAsia="Arial" w:hAnsi="Arial"/>
-                  <w:color w:val="2E75B6"/>
-                  <w:sz w:val="16"/>
-                  <w:szCs w:val="16"/>
-                  <w:u w:val="single" w:color="2E75B6"/>
-                </w:rPr>
-                <w:t xml:space="preserve">Plant Cell Structures (Flexbook)</w:t>
-              </w:r>
-            </w:hyperlink>
-          </w:p>
-          <w:p>
-            <w:pPr>
-              <w:spacing w:after="10" w:before="0"/>
-              <w:ind w:left="120"/>
-            </w:pPr>
-            <w:r>
-              <w:rPr>
-                <w:rFonts w:ascii="Arial" w:cs="Arial" w:eastAsia="Arial" w:hAnsi="Arial"/>
-                <w:color w:val="595959"/>
-                <w:sz w:val="14"/>
-                <w:szCs w:val="14"/>
-              </w:rPr>
-              <w:t xml:space="preserve">Source: CK-12</w:t>
-            </w:r>
-          </w:p>
-          <w:p>
-            <w:pPr>
-              <w:spacing w:after="10" w:before="0"/>
-              <w:ind w:left="120"/>
-            </w:pPr>
-            <w:hyperlink w:history="1" r:id="rIdldm6-7lgxzvmt4tikbvuz">
-              <w:r>
-                <w:rPr>
-                  <w:rFonts w:ascii="Arial" w:cs="Arial" w:eastAsia="Arial" w:hAnsi="Arial"/>
-                  <w:color w:val="595959"/>
-                  <w:sz w:val="14"/>
-                  <w:szCs w:val="14"/>
-                  <w:u w:val="single" w:color="595959"/>
-                </w:rPr>
-                <w:t xml:space="preserve">🔍 Search ARES for similar readings</w:t>
-              </w:r>
-            </w:hyperlink>
-          </w:p>
-        </w:tc>
-        <w:tc>
-          <w:tcPr>
-            <w:tcW w:type="dxa" w:w="3040"/>
-            <w:shd w:fill="FFFFFF" w:color="auto" w:val="clear"/>
-            <w:tcMar>
-              <w:top w:type="dxa" w:w="60"/>
-              <w:left w:type="dxa" w:w="120"/>
-              <w:bottom w:type="dxa" w:w="60"/>
-              <w:right w:type="dxa" w:w="120"/>
-            </w:tcMar>
-            <w:vAlign w:val="top"/>
-          </w:tcPr>
-          <w:p>
-            <w:pPr>
-              <w:spacing w:after="40" w:before="0"/>
-              <w:jc w:val="left"/>
-            </w:pPr>
-            <w:r>
-              <w:rPr>
-                <w:rFonts w:ascii="Arial" w:cs="Arial" w:eastAsia="Arial" w:hAnsi="Arial"/>
-                <w:b w:val="false"/>
-                <w:bCs w:val="false"/>
-                <w:i w:val="false"/>
-                <w:iCs w:val="false"/>
-                <w:color w:val="000000"/>
-                <w:sz w:val="18"/>
-                <w:szCs w:val="18"/>
-              </w:rPr>
-              <w:t xml:space="preserve">Students individually write one new sticky note (or DQB card on the ARES platform) in response to the prompt: 'What can I NOW explain about the driving question that I could NOT explain at the start of this lesson?' They also write one remaining 'burning question' — something today's lesson raised that they still cannot answer. Students post both cards on the class Driving Question Board under the headings 'NOW I CAN EXPLAIN' and 'STILL WONDERING.' The teacher reads aloud 4–5 cards from each column and uses them to preview upcoming lessons.</w:t>
-            </w:r>
-          </w:p>
-        </w:tc>
-        <w:tc>
-          <w:tcPr>
-            <w:tcW w:type="dxa" w:w="3040"/>
-            <w:shd w:fill="F2F2F2" w:color="auto" w:val="clear"/>
-            <w:tcMar>
-              <w:top w:type="dxa" w:w="60"/>
-              <w:left w:type="dxa" w:w="120"/>
-              <w:bottom w:type="dxa" w:w="60"/>
-              <w:right w:type="dxa" w:w="120"/>
-            </w:tcMar>
-            <w:vAlign w:val="top"/>
-          </w:tcPr>
-          <w:p>
-            <w:pPr>
-              <w:spacing w:after="40" w:before="0"/>
-              <w:jc w:val="left"/>
-            </w:pPr>
-            <w:r>
-              <w:rPr>
-                <w:rFonts w:ascii="Arial" w:cs="Arial" w:eastAsia="Arial" w:hAnsi="Arial"/>
-                <w:b w:val="false"/>
-                <w:bCs w:val="false"/>
-                <w:i w:val="false"/>
-                <w:iCs w:val="false"/>
-                <w:color w:val="000000"/>
-                <w:sz w:val="18"/>
-                <w:szCs w:val="18"/>
-              </w:rPr>
-              <w:t xml:space="preserve">1. Direct students to the DQB (physical board or ARES platform DQB feature). Say: 'You now know three things today that you did not know at the start of the lesson: what a chloroplast does, what a cell wall does, and what a central vacuole does. Write on your NOW I CAN EXPLAIN card — ONE sentence connecting today's learning to the driving question. For example: NOW I can explain why sukuma wiki cells look rectangular — they have a rigid cell wall made of cellulose. Be specific.' [Allow 3 minutes for writing.] 2. Say: 'Now write your STILL WONDERING card. What question did today's lesson CREATE for you that we have NOT yet answered? It must be a genuine question — not just a repeat of something I already explained.' [Allow 2 minutes.] 3. Students post cards. Teacher reads 4 NOW I CAN EXPLAIN cards aloud, affirming specificity. Then reads 3 STILL WONDERING cards aloud. For each STILL WONDERING card, say either: 'We will answer this in Lesson [X]' or 'This is a great question — let's add it to our board and return to it.' 4. Highlight the overarching driving question on the board. Say: 'We now understand the plant side of the puzzle. Next lesson, we revisit the animal cell — and then we begin to answer the BIG question: what do ALL cells share, despite looking so different?'</w:t>
-            </w:r>
-          </w:p>
-        </w:tc>
-        <w:tc>
-          <w:tcPr>
-            <w:tcW w:type="dxa" w:w="3040"/>
-            <w:shd w:fill="FFFFFF" w:color="auto" w:val="clear"/>
-            <w:tcMar>
-              <w:top w:type="dxa" w:w="60"/>
-              <w:left w:type="dxa" w:w="120"/>
-              <w:bottom w:type="dxa" w:w="60"/>
-              <w:right w:type="dxa" w:w="120"/>
-            </w:tcMar>
-            <w:vAlign w:val="top"/>
-          </w:tcPr>
-          <w:p>
-            <w:pPr>
-              <w:spacing w:after="40" w:before="0"/>
-              <w:jc w:val="left"/>
-            </w:pPr>
-            <w:r>
-              <w:rPr>
-                <w:rFonts w:ascii="Arial" w:cs="Arial" w:eastAsia="Arial" w:hAnsi="Arial"/>
-                <w:b w:val="false"/>
-                <w:bCs w:val="false"/>
-                <w:i w:val="false"/>
-                <w:iCs w:val="false"/>
-                <w:color w:val="000000"/>
-                <w:sz w:val="18"/>
-                <w:szCs w:val="18"/>
-              </w:rPr>
-              <w:t xml:space="preserve">Driving Question Board (DQB) — Now I Can Explain / Still Wondering Protocol. This metacognitive sensemaking strategy makes student learning growth visible and keeps the entire lesson sequence tethered to the driving question. The 'Still Wondering' cards are pedagogically vital: they surface genuine student curiosity and incomplete understanding, which the teacher can use to plan differentiation and sequence upcoming lessons responsively.</w:t>
-            </w:r>
-          </w:p>
-        </w:tc>
-        <w:tc>
-          <w:tcPr>
-            <w:tcW w:type="dxa" w:w="3040"/>
-            <w:shd w:fill="F2F2F2" w:color="auto" w:val="clear"/>
-            <w:tcMar>
-              <w:top w:type="dxa" w:w="60"/>
-              <w:left w:type="dxa" w:w="120"/>
-              <w:bottom w:type="dxa" w:w="60"/>
-              <w:right w:type="dxa" w:w="120"/>
-            </w:tcMar>
-            <w:vAlign w:val="top"/>
-          </w:tcPr>
-          <w:p>
-            <w:pPr>
-              <w:spacing w:after="40" w:before="0"/>
-              <w:jc w:val="left"/>
-            </w:pPr>
-            <w:r>
-              <w:rPr>
-                <w:rFonts w:ascii="Arial" w:cs="Arial" w:eastAsia="Arial" w:hAnsi="Arial"/>
-                <w:b w:val="false"/>
-                <w:bCs w:val="false"/>
-                <w:i w:val="false"/>
-                <w:iCs w:val="false"/>
-                <w:color w:val="000000"/>
-                <w:sz w:val="18"/>
-                <w:szCs w:val="18"/>
-              </w:rPr>
-              <w:t xml:space="preserve">Observable indicator: 'NOW I CAN EXPLAIN' cards contain a specific organelle name AND a functional explanation AND a connection to the phenomenon (blood smear or sukuma wiki cell). Vague cards such as 'I learned about plant cells' are redirected: teacher says, 'Can you name ONE organelle and say what job it does in the sukuma wiki cell?' Red flag: if the majority of 'STILL WONDERING' cards ask basic definitional questions (e.g., 'What is a chloroplast?'), this signals the direct instruction in Phase 3 was not retained and the teacher should open the next lesson with a brief retrieval practice activity before proceeding.</w:t>
-            </w:r>
-          </w:p>
-        </w:tc>
-      </w:tr>
-      <w:tr>
-        <w:tc>
-          <w:tcPr>
-            <w:tcW w:type="dxa" w:w="1520"/>
-            <w:shd w:fill="D5E8F0" w:color="auto" w:val="clear"/>
-            <w:tcMar>
-              <w:top w:type="dxa" w:w="60"/>
-              <w:left w:type="dxa" w:w="120"/>
-              <w:bottom w:type="dxa" w:w="60"/>
-              <w:right w:type="dxa" w:w="120"/>
-            </w:tcMar>
-            <w:vAlign w:val="top"/>
-          </w:tcPr>
-          <w:p>
-            <w:pPr>
-              <w:spacing w:after="40" w:before="0"/>
-              <w:jc w:val="left"/>
-            </w:pPr>
-            <w:r>
-              <w:rPr>
-                <w:rFonts w:ascii="Arial" w:cs="Arial" w:eastAsia="Arial" w:hAnsi="Arial"/>
-                <w:b/>
-                <w:bCs/>
-                <w:i w:val="false"/>
-                <w:iCs w:val="false"/>
-                <w:color w:val="000000"/>
-                <w:sz w:val="18"/>
-                <w:szCs w:val="18"/>
-              </w:rPr>
-              <w:t xml:space="preserve">Model Building Phase</w:t>
-            </w:r>
-          </w:p>
-          <w:p>
-            <w:pPr>
-              <w:spacing w:after="20" w:before="0"/>
-            </w:pPr>
-            <w:r>
-              <w:rPr>
-                <w:rFonts w:ascii="Arial" w:cs="Arial" w:eastAsia="Arial" w:hAnsi="Arial"/>
-                <w:b/>
-                <w:bCs/>
-                <w:color w:val="1F3864"/>
-                <w:sz w:val="16"/>
-                <w:szCs w:val="16"/>
-              </w:rPr>
-              <w:t xml:space="preserve">📹 VIDEO:</w:t>
-            </w:r>
-          </w:p>
-          <w:p>
-            <w:pPr>
-              <w:spacing w:after="20" w:before="0"/>
-            </w:pPr>
-            <w:hyperlink w:history="1" r:id="rIdndjea1quz7fbkmt7l3rhb">
-              <w:r>
-                <w:rPr>
-                  <w:rFonts w:ascii="Arial" w:cs="Arial" w:eastAsia="Arial" w:hAnsi="Arial"/>
-                  <w:color w:val="2E75B6"/>
-                  <w:sz w:val="16"/>
-                  <w:szCs w:val="16"/>
-                  <w:u w:val="single" w:color="2E75B6"/>
-                </w:rPr>
-                <w:t xml:space="preserve">Photosynthesis in organisms</w:t>
-              </w:r>
-            </w:hyperlink>
-          </w:p>
-          <w:p>
-            <w:pPr>
-              <w:spacing w:after="10" w:before="0"/>
-              <w:ind w:left="120"/>
-            </w:pPr>
-            <w:r>
-              <w:rPr>
-                <w:rFonts w:ascii="Arial" w:cs="Arial" w:eastAsia="Arial" w:hAnsi="Arial"/>
-                <w:color w:val="595959"/>
-                <w:sz w:val="14"/>
-                <w:szCs w:val="14"/>
-              </w:rPr>
-              <w:t xml:space="preserve">Source: Khan Academy (English - US curriculum)</w:t>
-            </w:r>
-          </w:p>
-          <w:p>
-            <w:pPr>
-              <w:spacing w:after="10" w:before="0"/>
-              <w:ind w:left="120"/>
-            </w:pPr>
-            <w:hyperlink w:history="1" r:id="rId4ldhkahowmc3vuu1liubg">
-              <w:r>
-                <w:rPr>
-                  <w:rFonts w:ascii="Arial" w:cs="Arial" w:eastAsia="Arial" w:hAnsi="Arial"/>
-                  <w:color w:val="595959"/>
-                  <w:sz w:val="14"/>
-                  <w:szCs w:val="14"/>
-                  <w:u w:val="single" w:color="595959"/>
-                </w:rPr>
-                <w:t xml:space="preserve">🔍 Search ARES for similar videos</w:t>
-              </w:r>
-            </w:hyperlink>
-          </w:p>
-          <w:p>
-            <w:pPr>
-              <w:spacing w:after="40" w:before="0"/>
-            </w:pPr>
-            <w:r>
-              <w:rPr>
-                <w:sz w:val="14"/>
-                <w:szCs w:val="14"/>
-              </w:rPr>
-              <w:t xml:space="preserve"/>
-            </w:r>
-          </w:p>
-          <w:p>
-            <w:pPr>
-              <w:spacing w:after="20" w:before="0"/>
-            </w:pPr>
-            <w:r>
-              <w:rPr>
-                <w:rFonts w:ascii="Arial" w:cs="Arial" w:eastAsia="Arial" w:hAnsi="Arial"/>
-                <w:b/>
-                <w:bCs/>
-                <w:color w:val="1F3864"/>
-                <w:sz w:val="16"/>
-                <w:szCs w:val="16"/>
-              </w:rPr>
-              <w:t xml:space="preserve">📖 HTML:</w:t>
-            </w:r>
-          </w:p>
-          <w:p>
-            <w:pPr>
-              <w:spacing w:after="20" w:before="0"/>
-            </w:pPr>
-            <w:hyperlink w:history="1" r:id="rIdtqnxtnkj6i_5skfx5bft0">
-              <w:r>
-                <w:rPr>
-                  <w:rFonts w:ascii="Arial" w:cs="Arial" w:eastAsia="Arial" w:hAnsi="Arial"/>
-                  <w:color w:val="2E75B6"/>
-                  <w:sz w:val="16"/>
-                  <w:szCs w:val="16"/>
-                  <w:u w:val="single" w:color="2E75B6"/>
-                </w:rPr>
-                <w:t xml:space="preserve">Plant Cell Structures (Flexbook)</w:t>
-              </w:r>
-            </w:hyperlink>
-          </w:p>
-          <w:p>
-            <w:pPr>
-              <w:spacing w:after="10" w:before="0"/>
-              <w:ind w:left="120"/>
-            </w:pPr>
-            <w:r>
-              <w:rPr>
-                <w:rFonts w:ascii="Arial" w:cs="Arial" w:eastAsia="Arial" w:hAnsi="Arial"/>
-                <w:color w:val="595959"/>
-                <w:sz w:val="14"/>
-                <w:szCs w:val="14"/>
-              </w:rPr>
-              <w:t xml:space="preserve">Source: CK-12</w:t>
-            </w:r>
-          </w:p>
-          <w:p>
-            <w:pPr>
-              <w:spacing w:after="10" w:before="0"/>
-              <w:ind w:left="120"/>
-            </w:pPr>
-            <w:hyperlink w:history="1" r:id="rIdw-azwuzeqriil5dhosbrd">
+            <w:hyperlink w:history="1" r:id="rIdxzckb6ppktgzebuqyblp2">
               <w:r>
                 <w:rPr>
                   <w:rFonts w:ascii="Arial" w:cs="Arial" w:eastAsia="Arial" w:hAnsi="Arial"/>
@@ -15047,7 +15047,7 @@
             <w:pPr>
               <w:spacing w:after="20" w:before="0"/>
             </w:pPr>
-            <w:hyperlink w:history="1" r:id="rIda408ujqwgnv0wrc6lt0qr">
+            <w:hyperlink w:history="1" r:id="rIdd3wpcrv76di5nocjxosdw">
               <w:r>
                 <w:rPr>
                   <w:rFonts w:ascii="Arial" w:cs="Arial" w:eastAsia="Arial" w:hAnsi="Arial"/>
@@ -15056,7 +15056,7 @@
                   <w:szCs w:val="16"/>
                   <w:u w:val="single" w:color="2E75B6"/>
                 </w:rPr>
-                <w:t xml:space="preserve">Prokaryotic and eukaryotic cells</w:t>
+                <w:t xml:space="preserve">Comparing animal and plant cells</w:t>
               </w:r>
             </w:hyperlink>
           </w:p>
@@ -15080,7 +15080,7 @@
               <w:spacing w:after="10" w:before="0"/>
               <w:ind w:left="120"/>
             </w:pPr>
-            <w:hyperlink w:history="1" r:id="rIdzrvpg8obxdjqk8pol-kde">
+            <w:hyperlink w:history="1" r:id="rIdyt48c31keo_j3_l5hcg5t">
               <w:r>
                 <w:rPr>
                   <w:rFonts w:ascii="Arial" w:cs="Arial" w:eastAsia="Arial" w:hAnsi="Arial"/>
@@ -15118,14 +15118,14 @@
                 <w:sz w:val="16"/>
                 <w:szCs w:val="16"/>
               </w:rPr>
-              <w:t xml:space="preserve">📖 HTML:</w:t>
+              <w:t xml:space="preserve">📖 EXERCISE:</w:t>
             </w:r>
           </w:p>
           <w:p>
             <w:pPr>
               <w:spacing w:after="20" w:before="0"/>
             </w:pPr>
-            <w:hyperlink w:history="1" r:id="rIdevozm6_rnyycodesfxbtp">
+            <w:hyperlink w:history="1" r:id="rId_qhy9dvwolhm-bjb1lkxg">
               <w:r>
                 <w:rPr>
                   <w:rFonts w:ascii="Arial" w:cs="Arial" w:eastAsia="Arial" w:hAnsi="Arial"/>
@@ -15134,7 +15134,7 @@
                   <w:szCs w:val="16"/>
                   <w:u w:val="single" w:color="2E75B6"/>
                 </w:rPr>
-                <w:t xml:space="preserve">Prokaryote Evolution (Flexbook)</w:t>
+                <w:t xml:space="preserve">Prokaryotes and eukaryotes</w:t>
               </w:r>
             </w:hyperlink>
           </w:p>
@@ -15150,7 +15150,7 @@
                 <w:sz w:val="14"/>
                 <w:szCs w:val="14"/>
               </w:rPr>
-              <w:t xml:space="preserve">Source: CK-12</w:t>
+              <w:t xml:space="preserve">Source: Khan Academy (English - US curriculum)</w:t>
             </w:r>
           </w:p>
           <w:p>
@@ -15158,7 +15158,7 @@
               <w:spacing w:after="10" w:before="0"/>
               <w:ind w:left="120"/>
             </w:pPr>
-            <w:hyperlink w:history="1" r:id="rIdyrljwswrvxk6qoyy2t_yb">
+            <w:hyperlink w:history="1" r:id="rIdq-qsp1oe334fxcf_k_5sp">
               <w:r>
                 <w:rPr>
                   <w:rFonts w:ascii="Arial" w:cs="Arial" w:eastAsia="Arial" w:hAnsi="Arial"/>
@@ -15353,7 +15353,7 @@
             <w:pPr>
               <w:spacing w:after="20" w:before="0"/>
             </w:pPr>
-            <w:hyperlink w:history="1" r:id="rIdfowqzt-cfd3hqjc6hx-ai">
+            <w:hyperlink w:history="1" r:id="rIdwosl38u_qmae8pezqt9ma">
               <w:r>
                 <w:rPr>
                   <w:rFonts w:ascii="Arial" w:cs="Arial" w:eastAsia="Arial" w:hAnsi="Arial"/>
@@ -15362,7 +15362,7 @@
                   <w:szCs w:val="16"/>
                   <w:u w:val="single" w:color="2E75B6"/>
                 </w:rPr>
-                <w:t xml:space="preserve">Prokaryotic and eukaryotic cells</w:t>
+                <w:t xml:space="preserve">Differences in translation between prokaryotes and eukaryotes</w:t>
               </w:r>
             </w:hyperlink>
           </w:p>
@@ -15386,7 +15386,7 @@
               <w:spacing w:after="10" w:before="0"/>
               <w:ind w:left="120"/>
             </w:pPr>
-            <w:hyperlink w:history="1" r:id="rId8ie0t-lzif05wox3qrxra">
+            <w:hyperlink w:history="1" r:id="rIdimwbgvlzpdutvc6rksdj8">
               <w:r>
                 <w:rPr>
                   <w:rFonts w:ascii="Arial" w:cs="Arial" w:eastAsia="Arial" w:hAnsi="Arial"/>
@@ -15424,14 +15424,14 @@
                 <w:sz w:val="16"/>
                 <w:szCs w:val="16"/>
               </w:rPr>
-              <w:t xml:space="preserve">📖 HTML:</w:t>
+              <w:t xml:space="preserve">📖 EXERCISE:</w:t>
             </w:r>
           </w:p>
           <w:p>
             <w:pPr>
               <w:spacing w:after="20" w:before="0"/>
             </w:pPr>
-            <w:hyperlink w:history="1" r:id="rIdvndrlsgl1bvsq72ulfgab">
+            <w:hyperlink w:history="1" r:id="rIdjxednseoybn85vgmt3grq">
               <w:r>
                 <w:rPr>
                   <w:rFonts w:ascii="Arial" w:cs="Arial" w:eastAsia="Arial" w:hAnsi="Arial"/>
@@ -15440,7 +15440,7 @@
                   <w:szCs w:val="16"/>
                   <w:u w:val="single" w:color="2E75B6"/>
                 </w:rPr>
-                <w:t xml:space="preserve">Prokaryote Evolution (Flexbook)</w:t>
+                <w:t xml:space="preserve">Prokaryotes and eukaryotes</w:t>
               </w:r>
             </w:hyperlink>
           </w:p>
@@ -15456,7 +15456,7 @@
                 <w:sz w:val="14"/>
                 <w:szCs w:val="14"/>
               </w:rPr>
-              <w:t xml:space="preserve">Source: CK-12</w:t>
+              <w:t xml:space="preserve">Source: Khan Academy (English - US curriculum)</w:t>
             </w:r>
           </w:p>
           <w:p>
@@ -15464,7 +15464,7 @@
               <w:spacing w:after="10" w:before="0"/>
               <w:ind w:left="120"/>
             </w:pPr>
-            <w:hyperlink w:history="1" r:id="rIdvoih4k5fgfitadundnr5a">
+            <w:hyperlink w:history="1" r:id="rIdcfkve1bgf4dnr1itbjr5v">
               <w:r>
                 <w:rPr>
                   <w:rFonts w:ascii="Arial" w:cs="Arial" w:eastAsia="Arial" w:hAnsi="Arial"/>
@@ -15659,7 +15659,7 @@
             <w:pPr>
               <w:spacing w:after="20" w:before="0"/>
             </w:pPr>
-            <w:hyperlink w:history="1" r:id="rIdwklyuf9jy8dzyod_hcy9z">
+            <w:hyperlink w:history="1" r:id="rIdgomvxu12knaxlboihmp3u">
               <w:r>
                 <w:rPr>
                   <w:rFonts w:ascii="Arial" w:cs="Arial" w:eastAsia="Arial" w:hAnsi="Arial"/>
@@ -15668,7 +15668,7 @@
                   <w:szCs w:val="16"/>
                   <w:u w:val="single" w:color="2E75B6"/>
                 </w:rPr>
-                <w:t xml:space="preserve">Prokaryotic and eukaryotic cells</w:t>
+                <w:t xml:space="preserve">Comparing animal and plant cells</w:t>
               </w:r>
             </w:hyperlink>
           </w:p>
@@ -15692,7 +15692,7 @@
               <w:spacing w:after="10" w:before="0"/>
               <w:ind w:left="120"/>
             </w:pPr>
-            <w:hyperlink w:history="1" r:id="rIdrdyut4gitaeh3yhvfqkje">
+            <w:hyperlink w:history="1" r:id="rIdzqqrizqx7jxyn9urseiom">
               <w:r>
                 <w:rPr>
                   <w:rFonts w:ascii="Arial" w:cs="Arial" w:eastAsia="Arial" w:hAnsi="Arial"/>
@@ -15730,14 +15730,14 @@
                 <w:sz w:val="16"/>
                 <w:szCs w:val="16"/>
               </w:rPr>
-              <w:t xml:space="preserve">📖 HTML:</w:t>
+              <w:t xml:space="preserve">📖 EXERCISE:</w:t>
             </w:r>
           </w:p>
           <w:p>
             <w:pPr>
               <w:spacing w:after="20" w:before="0"/>
             </w:pPr>
-            <w:hyperlink w:history="1" r:id="rIdqeu-0qocqrklid60oqy46">
+            <w:hyperlink w:history="1" r:id="rIdnaiwx4piwyay3ueevgwh3">
               <w:r>
                 <w:rPr>
                   <w:rFonts w:ascii="Arial" w:cs="Arial" w:eastAsia="Arial" w:hAnsi="Arial"/>
@@ -15746,7 +15746,7 @@
                   <w:szCs w:val="16"/>
                   <w:u w:val="single" w:color="2E75B6"/>
                 </w:rPr>
-                <w:t xml:space="preserve">Prokaryote Evolution (Flexbook)</w:t>
+                <w:t xml:space="preserve">Prokaryotes and eukaryotes</w:t>
               </w:r>
             </w:hyperlink>
           </w:p>
@@ -15762,7 +15762,7 @@
                 <w:sz w:val="14"/>
                 <w:szCs w:val="14"/>
               </w:rPr>
-              <w:t xml:space="preserve">Source: CK-12</w:t>
+              <w:t xml:space="preserve">Source: Khan Academy (English - US curriculum)</w:t>
             </w:r>
           </w:p>
           <w:p>
@@ -15770,7 +15770,7 @@
               <w:spacing w:after="10" w:before="0"/>
               <w:ind w:left="120"/>
             </w:pPr>
-            <w:hyperlink w:history="1" r:id="rId5avujplxmshqsrwfdwaei">
+            <w:hyperlink w:history="1" r:id="rIdubzeq17dijuzxoew7lr-1">
               <w:r>
                 <w:rPr>
                   <w:rFonts w:ascii="Arial" w:cs="Arial" w:eastAsia="Arial" w:hAnsi="Arial"/>
@@ -15965,7 +15965,7 @@
             <w:pPr>
               <w:spacing w:after="20" w:before="0"/>
             </w:pPr>
-            <w:hyperlink w:history="1" r:id="rId5mjujjdkfrxg3f8smigpk">
+            <w:hyperlink w:history="1" r:id="rIdgpm3t3cvulu6kvzt0nzmf">
               <w:r>
                 <w:rPr>
                   <w:rFonts w:ascii="Arial" w:cs="Arial" w:eastAsia="Arial" w:hAnsi="Arial"/>
@@ -15974,7 +15974,7 @@
                   <w:szCs w:val="16"/>
                   <w:u w:val="single" w:color="2E75B6"/>
                 </w:rPr>
-                <w:t xml:space="preserve">Prokaryotic and eukaryotic cells</w:t>
+                <w:t xml:space="preserve">Comparing animal and plant cells</w:t>
               </w:r>
             </w:hyperlink>
           </w:p>
@@ -15998,7 +15998,7 @@
               <w:spacing w:after="10" w:before="0"/>
               <w:ind w:left="120"/>
             </w:pPr>
-            <w:hyperlink w:history="1" r:id="rIdabtsp6j5zm4bl9syw8boq">
+            <w:hyperlink w:history="1" r:id="rIdgcnvf2kynx5fa947a3ruy">
               <w:r>
                 <w:rPr>
                   <w:rFonts w:ascii="Arial" w:cs="Arial" w:eastAsia="Arial" w:hAnsi="Arial"/>
@@ -16036,14 +16036,14 @@
                 <w:sz w:val="16"/>
                 <w:szCs w:val="16"/>
               </w:rPr>
-              <w:t xml:space="preserve">📖 HTML:</w:t>
+              <w:t xml:space="preserve">📖 EXERCISE:</w:t>
             </w:r>
           </w:p>
           <w:p>
             <w:pPr>
               <w:spacing w:after="20" w:before="0"/>
             </w:pPr>
-            <w:hyperlink w:history="1" r:id="rIdqqtttgtlzda8wlh7ysg9y">
+            <w:hyperlink w:history="1" r:id="rIdlrvpca0tg6ijnqrgkdgcd">
               <w:r>
                 <w:rPr>
                   <w:rFonts w:ascii="Arial" w:cs="Arial" w:eastAsia="Arial" w:hAnsi="Arial"/>
@@ -16052,7 +16052,7 @@
                   <w:szCs w:val="16"/>
                   <w:u w:val="single" w:color="2E75B6"/>
                 </w:rPr>
-                <w:t xml:space="preserve">Prokaryote Evolution (Flexbook)</w:t>
+                <w:t xml:space="preserve">Prokaryotes and eukaryotes</w:t>
               </w:r>
             </w:hyperlink>
           </w:p>
@@ -16068,7 +16068,7 @@
                 <w:sz w:val="14"/>
                 <w:szCs w:val="14"/>
               </w:rPr>
-              <w:t xml:space="preserve">Source: CK-12</w:t>
+              <w:t xml:space="preserve">Source: Khan Academy (English - US curriculum)</w:t>
             </w:r>
           </w:p>
           <w:p>
@@ -16076,7 +16076,7 @@
               <w:spacing w:after="10" w:before="0"/>
               <w:ind w:left="120"/>
             </w:pPr>
-            <w:hyperlink w:history="1" r:id="rIdvkwg440ou69jm_y5z_s0a">
+            <w:hyperlink w:history="1" r:id="rIdtwhss334avgov7sl7ranx">
               <w:r>
                 <w:rPr>
                   <w:rFonts w:ascii="Arial" w:cs="Arial" w:eastAsia="Arial" w:hAnsi="Arial"/>
@@ -16271,7 +16271,7 @@
             <w:pPr>
               <w:spacing w:after="20" w:before="0"/>
             </w:pPr>
-            <w:hyperlink w:history="1" r:id="rIdvjdhiwz563_fhbvnyswza">
+            <w:hyperlink w:history="1" r:id="rIdilwxibsqh_5wxig7dvqx3">
               <w:r>
                 <w:rPr>
                   <w:rFonts w:ascii="Arial" w:cs="Arial" w:eastAsia="Arial" w:hAnsi="Arial"/>
@@ -16280,7 +16280,7 @@
                   <w:szCs w:val="16"/>
                   <w:u w:val="single" w:color="2E75B6"/>
                 </w:rPr>
-                <w:t xml:space="preserve">Prokaryotic and eukaryotic cells</w:t>
+                <w:t xml:space="preserve">Comparing animal and plant cells</w:t>
               </w:r>
             </w:hyperlink>
           </w:p>
@@ -16304,7 +16304,7 @@
               <w:spacing w:after="10" w:before="0"/>
               <w:ind w:left="120"/>
             </w:pPr>
-            <w:hyperlink w:history="1" r:id="rIdcj62yx3aesgjpdtu_v29a">
+            <w:hyperlink w:history="1" r:id="rId8sgttgdxl2dpr_pborant">
               <w:r>
                 <w:rPr>
                   <w:rFonts w:ascii="Arial" w:cs="Arial" w:eastAsia="Arial" w:hAnsi="Arial"/>
@@ -16342,14 +16342,14 @@
                 <w:sz w:val="16"/>
                 <w:szCs w:val="16"/>
               </w:rPr>
-              <w:t xml:space="preserve">📖 HTML:</w:t>
+              <w:t xml:space="preserve">📖 EXERCISE:</w:t>
             </w:r>
           </w:p>
           <w:p>
             <w:pPr>
               <w:spacing w:after="20" w:before="0"/>
             </w:pPr>
-            <w:hyperlink w:history="1" r:id="rId0blmk9jebftgh_zqth8cb">
+            <w:hyperlink w:history="1" r:id="rId79ipc4nghewa-divykzfr">
               <w:r>
                 <w:rPr>
                   <w:rFonts w:ascii="Arial" w:cs="Arial" w:eastAsia="Arial" w:hAnsi="Arial"/>
@@ -16358,7 +16358,7 @@
                   <w:szCs w:val="16"/>
                   <w:u w:val="single" w:color="2E75B6"/>
                 </w:rPr>
-                <w:t xml:space="preserve">Prokaryote Evolution (Flexbook)</w:t>
+                <w:t xml:space="preserve">Prokaryotes and eukaryotes</w:t>
               </w:r>
             </w:hyperlink>
           </w:p>
@@ -16374,7 +16374,7 @@
                 <w:sz w:val="14"/>
                 <w:szCs w:val="14"/>
               </w:rPr>
-              <w:t xml:space="preserve">Source: CK-12</w:t>
+              <w:t xml:space="preserve">Source: Khan Academy (English - US curriculum)</w:t>
             </w:r>
           </w:p>
           <w:p>
@@ -16382,7 +16382,7 @@
               <w:spacing w:after="10" w:before="0"/>
               <w:ind w:left="120"/>
             </w:pPr>
-            <w:hyperlink w:history="1" r:id="rIdj2g0kks7qfltvuhtg3h44">
+            <w:hyperlink w:history="1" r:id="rIdfbfrozjcvi_9pot4k4inp">
               <w:r>
                 <w:rPr>
                   <w:rFonts w:ascii="Arial" w:cs="Arial" w:eastAsia="Arial" w:hAnsi="Arial"/>
@@ -17869,7 +17869,7 @@
             <w:pPr>
               <w:spacing w:after="20" w:before="0"/>
             </w:pPr>
-            <w:hyperlink w:history="1" r:id="rIdclxhnkapdf4rzz1pzrszb">
+            <w:hyperlink w:history="1" r:id="rIdjacwahzeebquidfw3zun1">
               <w:r>
                 <w:rPr>
                   <w:rFonts w:ascii="Arial" w:cs="Arial" w:eastAsia="Arial" w:hAnsi="Arial"/>
@@ -17878,7 +17878,7 @@
                   <w:szCs w:val="16"/>
                   <w:u w:val="single" w:color="2E75B6"/>
                 </w:rPr>
-                <w:t xml:space="preserve">C4 photosynthesis</w:t>
+                <w:t xml:space="preserve">Red blood cells -dubbed(KY)</w:t>
               </w:r>
             </w:hyperlink>
           </w:p>
@@ -17894,7 +17894,7 @@
                 <w:sz w:val="14"/>
                 <w:szCs w:val="14"/>
               </w:rPr>
-              <w:t xml:space="preserve">Source: Khan Academy (English - US curriculum)</w:t>
+              <w:t xml:space="preserve">Source: Khan Academy (Kiswahili)</w:t>
             </w:r>
           </w:p>
           <w:p>
@@ -17902,7 +17902,7 @@
               <w:spacing w:after="10" w:before="0"/>
               <w:ind w:left="120"/>
             </w:pPr>
-            <w:hyperlink w:history="1" r:id="rIdukk8q5ttlp8kvuiyfasqi">
+            <w:hyperlink w:history="1" r:id="rIdawhzh6-3xnfqjiklvowwr">
               <w:r>
                 <w:rPr>
                   <w:rFonts w:ascii="Arial" w:cs="Arial" w:eastAsia="Arial" w:hAnsi="Arial"/>
@@ -17940,14 +17940,241 @@
                 <w:sz w:val="16"/>
                 <w:szCs w:val="16"/>
               </w:rPr>
-              <w:t xml:space="preserve">📖 HTML:</w:t>
+              <w:t xml:space="preserve">📖 READING:</w:t>
             </w:r>
           </w:p>
           <w:p>
             <w:pPr>
               <w:spacing w:after="20" w:before="0"/>
             </w:pPr>
-            <w:hyperlink w:history="1" r:id="rId6ykgqq8qkynkbclkazgbc">
+            <w:r>
+              <w:rPr>
+                <w:rFonts w:ascii="Arial" w:cs="Arial" w:eastAsia="Arial" w:hAnsi="Arial"/>
+                <w:i/>
+                <w:iCs/>
+                <w:color w:val="595959"/>
+                <w:sz w:val="16"/>
+                <w:szCs w:val="16"/>
+              </w:rPr>
+              <w:t xml:space="preserve">No closely matching reading in the ARES library for this activity.</w:t>
+            </w:r>
+          </w:p>
+          <w:p>
+            <w:pPr>
+              <w:spacing w:after="10" w:before="0"/>
+              <w:ind w:left="120"/>
+            </w:pPr>
+            <w:hyperlink w:history="1" r:id="rIdyucyfwd7-vrq4xv5ax9xp">
+              <w:r>
+                <w:rPr>
+                  <w:rFonts w:ascii="Arial" w:cs="Arial" w:eastAsia="Arial" w:hAnsi="Arial"/>
+                  <w:color w:val="595959"/>
+                  <w:sz w:val="14"/>
+                  <w:szCs w:val="14"/>
+                  <w:u w:val="single" w:color="595959"/>
+                </w:rPr>
+                <w:t xml:space="preserve">🔍 Search ARES for readings</w:t>
+              </w:r>
+            </w:hyperlink>
+          </w:p>
+          <w:p>
+            <w:pPr>
+              <w:spacing w:after="10" w:before="0"/>
+              <w:ind w:left="120"/>
+            </w:pPr>
+            <w:r>
+              <w:rPr>
+                <w:rFonts w:ascii="Arial" w:cs="Arial" w:eastAsia="Arial" w:hAnsi="Arial"/>
+                <w:color w:val="595959"/>
+                <w:sz w:val="14"/>
+                <w:szCs w:val="14"/>
+              </w:rPr>
+              <w:t xml:space="preserve">Search terms: cell biology specialisation red</w:t>
+            </w:r>
+          </w:p>
+        </w:tc>
+        <w:tc>
+          <w:tcPr>
+            <w:tcW w:type="dxa" w:w="3040"/>
+            <w:shd w:fill="FFFFFF" w:color="auto" w:val="clear"/>
+            <w:tcMar>
+              <w:top w:type="dxa" w:w="60"/>
+              <w:left w:type="dxa" w:w="120"/>
+              <w:bottom w:type="dxa" w:w="60"/>
+              <w:right w:type="dxa" w:w="120"/>
+            </w:tcMar>
+            <w:vAlign w:val="top"/>
+          </w:tcPr>
+          <w:p>
+            <w:pPr>
+              <w:spacing w:after="40" w:before="0"/>
+              <w:jc w:val="left"/>
+            </w:pPr>
+            <w:r>
+              <w:rPr>
+                <w:rFonts w:ascii="Arial" w:cs="Arial" w:eastAsia="Arial" w:hAnsi="Arial"/>
+                <w:b w:val="false"/>
+                <w:bCs w:val="false"/>
+                <w:i w:val="false"/>
+                <w:iCs w:val="false"/>
+                <w:color w:val="000000"/>
+                <w:sz w:val="18"/>
+                <w:szCs w:val="18"/>
+              </w:rPr>
+              <w:t xml:space="preserve">Students are shown two side-by-side images on the board: (A) the blood smear from the Kisumu county hospital — showing a biconcave red blood cell and a white blood cell with a large nucleus — and (B) a cross-section of a sukuma wiki leaf cell with a visible chloroplast and central vacuole. Each student independently writes a response to the prompt: 'We have studied the generic cell. These cells are NOT generic. List THREE things that are different about each cell and make a prediction: why might each difference exist?' Students record predictions in their science notebooks. No peer discussion yet — this is individual thinking time.</w:t>
+            </w:r>
+          </w:p>
+        </w:tc>
+        <w:tc>
+          <w:tcPr>
+            <w:tcW w:type="dxa" w:w="3040"/>
+            <w:shd w:fill="F2F2F2" w:color="auto" w:val="clear"/>
+            <w:tcMar>
+              <w:top w:type="dxa" w:w="60"/>
+              <w:left w:type="dxa" w:w="120"/>
+              <w:bottom w:type="dxa" w:w="60"/>
+              <w:right w:type="dxa" w:w="120"/>
+            </w:tcMar>
+            <w:vAlign w:val="top"/>
+          </w:tcPr>
+          <w:p>
+            <w:pPr>
+              <w:spacing w:after="40" w:before="0"/>
+              <w:jc w:val="left"/>
+            </w:pPr>
+            <w:r>
+              <w:rPr>
+                <w:rFonts w:ascii="Arial" w:cs="Arial" w:eastAsia="Arial" w:hAnsi="Arial"/>
+                <w:b w:val="false"/>
+                <w:bCs w:val="false"/>
+                <w:i w:val="false"/>
+                <w:iCs w:val="false"/>
+                <w:color w:val="000000"/>
+                <w:sz w:val="18"/>
+                <w:szCs w:val="18"/>
+              </w:rPr>
+              <w:t xml:space="preserve">Display the two images and read the prompt aloud. Say: 'You have 3 minutes of silent thinking time — no talking, no sharing yet. Write down everything you notice that is DIFFERENT from our generic cell model.' START a visible 3-minute timer. Circulate and observe notebooks — do NOT correct or affirm yet. After 3 minutes, cold-call 4 students (aim for gender balance and at least one student who has been quieter in prior lessons): 'Tell me ONE difference you wrote down — just one.' Record each response verbatim on the board in a column labelled 'Our Predictions.' After all 4 responses, say: 'Hold those predictions — we are going to test every single one of them today using evidence cards. By the end of this lesson you will know whether your prediction was right, partially right, or needs revision.' Do NOT confirm or deny any prediction.</w:t>
+            </w:r>
+          </w:p>
+        </w:tc>
+        <w:tc>
+          <w:tcPr>
+            <w:tcW w:type="dxa" w:w="3040"/>
+            <w:shd w:fill="FFFFFF" w:color="auto" w:val="clear"/>
+            <w:tcMar>
+              <w:top w:type="dxa" w:w="60"/>
+              <w:left w:type="dxa" w:w="120"/>
+              <w:bottom w:type="dxa" w:w="60"/>
+              <w:right w:type="dxa" w:w="120"/>
+            </w:tcMar>
+            <w:vAlign w:val="top"/>
+          </w:tcPr>
+          <w:p>
+            <w:pPr>
+              <w:spacing w:after="40" w:before="0"/>
+              <w:jc w:val="left"/>
+            </w:pPr>
+            <w:r>
+              <w:rPr>
+                <w:rFonts w:ascii="Arial" w:cs="Arial" w:eastAsia="Arial" w:hAnsi="Arial"/>
+                <w:b w:val="false"/>
+                <w:bCs w:val="false"/>
+                <w:i w:val="false"/>
+                <w:iCs w:val="false"/>
+                <w:color w:val="000000"/>
+                <w:sz w:val="18"/>
+                <w:szCs w:val="18"/>
+              </w:rPr>
+              <w:t xml:space="preserve">Individual Prediction Writing — This strategy activates prior knowledge from Lessons 1–5 (generic cell model) and surfaces student misconceptions before instruction. Recording predictions publicly on the board creates accountability and gives students a personal stake in the evidence-gathering that follows.</w:t>
+            </w:r>
+          </w:p>
+        </w:tc>
+        <w:tc>
+          <w:tcPr>
+            <w:tcW w:type="dxa" w:w="3040"/>
+            <w:shd w:fill="F2F2F2" w:color="auto" w:val="clear"/>
+            <w:tcMar>
+              <w:top w:type="dxa" w:w="60"/>
+              <w:left w:type="dxa" w:w="120"/>
+              <w:bottom w:type="dxa" w:w="60"/>
+              <w:right w:type="dxa" w:w="120"/>
+            </w:tcMar>
+            <w:vAlign w:val="top"/>
+          </w:tcPr>
+          <w:p>
+            <w:pPr>
+              <w:spacing w:after="40" w:before="0"/>
+              <w:jc w:val="left"/>
+            </w:pPr>
+            <w:r>
+              <w:rPr>
+                <w:rFonts w:ascii="Arial" w:cs="Arial" w:eastAsia="Arial" w:hAnsi="Arial"/>
+                <w:b w:val="false"/>
+                <w:bCs w:val="false"/>
+                <w:i w:val="false"/>
+                <w:iCs w:val="false"/>
+                <w:color w:val="000000"/>
+                <w:sz w:val="18"/>
+                <w:szCs w:val="18"/>
+              </w:rPr>
+              <w:t xml:space="preserve">Circulate and scan notebooks during the 3-minute silent period. Look for: (a) students who correctly identify absence of nucleus in RBCs, (b) students who notice the chloroplast or vacuole in the leaf cell. Students who write only vague observations ('they look different') will need targeted prompting in Phase 2. Cold-call responses on the board give a quick whole-class snapshot of prior knowledge depth.</w:t>
+            </w:r>
+          </w:p>
+        </w:tc>
+      </w:tr>
+      <w:tr>
+        <w:tc>
+          <w:tcPr>
+            <w:tcW w:type="dxa" w:w="1520"/>
+            <w:shd w:fill="D9EEF1" w:color="auto" w:val="clear"/>
+            <w:tcMar>
+              <w:top w:type="dxa" w:w="60"/>
+              <w:left w:type="dxa" w:w="120"/>
+              <w:bottom w:type="dxa" w:w="60"/>
+              <w:right w:type="dxa" w:w="120"/>
+            </w:tcMar>
+            <w:vAlign w:val="top"/>
+          </w:tcPr>
+          <w:p>
+            <w:pPr>
+              <w:spacing w:after="40" w:before="0"/>
+              <w:jc w:val="left"/>
+            </w:pPr>
+            <w:r>
+              <w:rPr>
+                <w:rFonts w:ascii="Arial" w:cs="Arial" w:eastAsia="Arial" w:hAnsi="Arial"/>
+                <w:b/>
+                <w:bCs/>
+                <w:i w:val="false"/>
+                <w:iCs w:val="false"/>
+                <w:color w:val="000000"/>
+                <w:sz w:val="18"/>
+                <w:szCs w:val="18"/>
+              </w:rPr>
+              <w:t xml:space="preserve">Observe Phase</w:t>
+            </w:r>
+          </w:p>
+          <w:p>
+            <w:pPr>
+              <w:spacing w:after="20" w:before="0"/>
+            </w:pPr>
+            <w:r>
+              <w:rPr>
+                <w:rFonts w:ascii="Arial" w:cs="Arial" w:eastAsia="Arial" w:hAnsi="Arial"/>
+                <w:b/>
+                <w:bCs/>
+                <w:color w:val="1F3864"/>
+                <w:sz w:val="16"/>
+                <w:szCs w:val="16"/>
+              </w:rPr>
+              <w:t xml:space="preserve">📹 VIDEO:</w:t>
+            </w:r>
+          </w:p>
+          <w:p>
+            <w:pPr>
+              <w:spacing w:after="20" w:before="0"/>
+            </w:pPr>
+            <w:hyperlink w:history="1" r:id="rIdhjuzvwurgkauweppi_-h0">
               <w:r>
                 <w:rPr>
                   <w:rFonts w:ascii="Arial" w:cs="Arial" w:eastAsia="Arial" w:hAnsi="Arial"/>
@@ -17956,7 +18183,7 @@
                   <w:szCs w:val="16"/>
                   <w:u w:val="single" w:color="2E75B6"/>
                 </w:rPr>
-                <w:t xml:space="preserve">Cell Transport (Flexbook)</w:t>
+                <w:t xml:space="preserve">Red blood cells</w:t>
               </w:r>
             </w:hyperlink>
           </w:p>
@@ -17972,7 +18199,7 @@
                 <w:sz w:val="14"/>
                 <w:szCs w:val="14"/>
               </w:rPr>
-              <w:t xml:space="preserve">Source: CK-12</w:t>
+              <w:t xml:space="preserve">Source: Khan Academy (English - US curriculum)</w:t>
             </w:r>
           </w:p>
           <w:p>
@@ -17980,235 +18207,7 @@
               <w:spacing w:after="10" w:before="0"/>
               <w:ind w:left="120"/>
             </w:pPr>
-            <w:hyperlink w:history="1" r:id="rIdvqugxyyuqd34a2biipn4q">
-              <w:r>
-                <w:rPr>
-                  <w:rFonts w:ascii="Arial" w:cs="Arial" w:eastAsia="Arial" w:hAnsi="Arial"/>
-                  <w:color w:val="595959"/>
-                  <w:sz w:val="14"/>
-                  <w:szCs w:val="14"/>
-                  <w:u w:val="single" w:color="595959"/>
-                </w:rPr>
-                <w:t xml:space="preserve">🔍 Search ARES for similar readings</w:t>
-              </w:r>
-            </w:hyperlink>
-          </w:p>
-        </w:tc>
-        <w:tc>
-          <w:tcPr>
-            <w:tcW w:type="dxa" w:w="3040"/>
-            <w:shd w:fill="FFFFFF" w:color="auto" w:val="clear"/>
-            <w:tcMar>
-              <w:top w:type="dxa" w:w="60"/>
-              <w:left w:type="dxa" w:w="120"/>
-              <w:bottom w:type="dxa" w:w="60"/>
-              <w:right w:type="dxa" w:w="120"/>
-            </w:tcMar>
-            <w:vAlign w:val="top"/>
-          </w:tcPr>
-          <w:p>
-            <w:pPr>
-              <w:spacing w:after="40" w:before="0"/>
-              <w:jc w:val="left"/>
-            </w:pPr>
-            <w:r>
-              <w:rPr>
-                <w:rFonts w:ascii="Arial" w:cs="Arial" w:eastAsia="Arial" w:hAnsi="Arial"/>
-                <w:b w:val="false"/>
-                <w:bCs w:val="false"/>
-                <w:i w:val="false"/>
-                <w:iCs w:val="false"/>
-                <w:color w:val="000000"/>
-                <w:sz w:val="18"/>
-                <w:szCs w:val="18"/>
-              </w:rPr>
-              <w:t xml:space="preserve">Students are shown two side-by-side images on the board: (A) the blood smear from the Kisumu county hospital — showing a biconcave red blood cell and a white blood cell with a large nucleus — and (B) a cross-section of a sukuma wiki leaf cell with a visible chloroplast and central vacuole. Each student independently writes a response to the prompt: 'We have studied the generic cell. These cells are NOT generic. List THREE things that are different about each cell and make a prediction: why might each difference exist?' Students record predictions in their science notebooks. No peer discussion yet — this is individual thinking time.</w:t>
-            </w:r>
-          </w:p>
-        </w:tc>
-        <w:tc>
-          <w:tcPr>
-            <w:tcW w:type="dxa" w:w="3040"/>
-            <w:shd w:fill="F2F2F2" w:color="auto" w:val="clear"/>
-            <w:tcMar>
-              <w:top w:type="dxa" w:w="60"/>
-              <w:left w:type="dxa" w:w="120"/>
-              <w:bottom w:type="dxa" w:w="60"/>
-              <w:right w:type="dxa" w:w="120"/>
-            </w:tcMar>
-            <w:vAlign w:val="top"/>
-          </w:tcPr>
-          <w:p>
-            <w:pPr>
-              <w:spacing w:after="40" w:before="0"/>
-              <w:jc w:val="left"/>
-            </w:pPr>
-            <w:r>
-              <w:rPr>
-                <w:rFonts w:ascii="Arial" w:cs="Arial" w:eastAsia="Arial" w:hAnsi="Arial"/>
-                <w:b w:val="false"/>
-                <w:bCs w:val="false"/>
-                <w:i w:val="false"/>
-                <w:iCs w:val="false"/>
-                <w:color w:val="000000"/>
-                <w:sz w:val="18"/>
-                <w:szCs w:val="18"/>
-              </w:rPr>
-              <w:t xml:space="preserve">Display the two images and read the prompt aloud. Say: 'You have 3 minutes of silent thinking time — no talking, no sharing yet. Write down everything you notice that is DIFFERENT from our generic cell model.' START a visible 3-minute timer. Circulate and observe notebooks — do NOT correct or affirm yet. After 3 minutes, cold-call 4 students (aim for gender balance and at least one student who has been quieter in prior lessons): 'Tell me ONE difference you wrote down — just one.' Record each response verbatim on the board in a column labelled 'Our Predictions.' After all 4 responses, say: 'Hold those predictions — we are going to test every single one of them today using evidence cards. By the end of this lesson you will know whether your prediction was right, partially right, or needs revision.' Do NOT confirm or deny any prediction.</w:t>
-            </w:r>
-          </w:p>
-        </w:tc>
-        <w:tc>
-          <w:tcPr>
-            <w:tcW w:type="dxa" w:w="3040"/>
-            <w:shd w:fill="FFFFFF" w:color="auto" w:val="clear"/>
-            <w:tcMar>
-              <w:top w:type="dxa" w:w="60"/>
-              <w:left w:type="dxa" w:w="120"/>
-              <w:bottom w:type="dxa" w:w="60"/>
-              <w:right w:type="dxa" w:w="120"/>
-            </w:tcMar>
-            <w:vAlign w:val="top"/>
-          </w:tcPr>
-          <w:p>
-            <w:pPr>
-              <w:spacing w:after="40" w:before="0"/>
-              <w:jc w:val="left"/>
-            </w:pPr>
-            <w:r>
-              <w:rPr>
-                <w:rFonts w:ascii="Arial" w:cs="Arial" w:eastAsia="Arial" w:hAnsi="Arial"/>
-                <w:b w:val="false"/>
-                <w:bCs w:val="false"/>
-                <w:i w:val="false"/>
-                <w:iCs w:val="false"/>
-                <w:color w:val="000000"/>
-                <w:sz w:val="18"/>
-                <w:szCs w:val="18"/>
-              </w:rPr>
-              <w:t xml:space="preserve">Individual Prediction Writing — This strategy activates prior knowledge from Lessons 1–5 (generic cell model) and surfaces student misconceptions before instruction. Recording predictions publicly on the board creates accountability and gives students a personal stake in the evidence-gathering that follows.</w:t>
-            </w:r>
-          </w:p>
-        </w:tc>
-        <w:tc>
-          <w:tcPr>
-            <w:tcW w:type="dxa" w:w="3040"/>
-            <w:shd w:fill="F2F2F2" w:color="auto" w:val="clear"/>
-            <w:tcMar>
-              <w:top w:type="dxa" w:w="60"/>
-              <w:left w:type="dxa" w:w="120"/>
-              <w:bottom w:type="dxa" w:w="60"/>
-              <w:right w:type="dxa" w:w="120"/>
-            </w:tcMar>
-            <w:vAlign w:val="top"/>
-          </w:tcPr>
-          <w:p>
-            <w:pPr>
-              <w:spacing w:after="40" w:before="0"/>
-              <w:jc w:val="left"/>
-            </w:pPr>
-            <w:r>
-              <w:rPr>
-                <w:rFonts w:ascii="Arial" w:cs="Arial" w:eastAsia="Arial" w:hAnsi="Arial"/>
-                <w:b w:val="false"/>
-                <w:bCs w:val="false"/>
-                <w:i w:val="false"/>
-                <w:iCs w:val="false"/>
-                <w:color w:val="000000"/>
-                <w:sz w:val="18"/>
-                <w:szCs w:val="18"/>
-              </w:rPr>
-              <w:t xml:space="preserve">Circulate and scan notebooks during the 3-minute silent period. Look for: (a) students who correctly identify absence of nucleus in RBCs, (b) students who notice the chloroplast or vacuole in the leaf cell. Students who write only vague observations ('they look different') will need targeted prompting in Phase 2. Cold-call responses on the board give a quick whole-class snapshot of prior knowledge depth.</w:t>
-            </w:r>
-          </w:p>
-        </w:tc>
-      </w:tr>
-      <w:tr>
-        <w:tc>
-          <w:tcPr>
-            <w:tcW w:type="dxa" w:w="1520"/>
-            <w:shd w:fill="D9EEF1" w:color="auto" w:val="clear"/>
-            <w:tcMar>
-              <w:top w:type="dxa" w:w="60"/>
-              <w:left w:type="dxa" w:w="120"/>
-              <w:bottom w:type="dxa" w:w="60"/>
-              <w:right w:type="dxa" w:w="120"/>
-            </w:tcMar>
-            <w:vAlign w:val="top"/>
-          </w:tcPr>
-          <w:p>
-            <w:pPr>
-              <w:spacing w:after="40" w:before="0"/>
-              <w:jc w:val="left"/>
-            </w:pPr>
-            <w:r>
-              <w:rPr>
-                <w:rFonts w:ascii="Arial" w:cs="Arial" w:eastAsia="Arial" w:hAnsi="Arial"/>
-                <w:b/>
-                <w:bCs/>
-                <w:i w:val="false"/>
-                <w:iCs w:val="false"/>
-                <w:color w:val="000000"/>
-                <w:sz w:val="18"/>
-                <w:szCs w:val="18"/>
-              </w:rPr>
-              <w:t xml:space="preserve">Observe Phase</w:t>
-            </w:r>
-          </w:p>
-          <w:p>
-            <w:pPr>
-              <w:spacing w:after="20" w:before="0"/>
-            </w:pPr>
-            <w:r>
-              <w:rPr>
-                <w:rFonts w:ascii="Arial" w:cs="Arial" w:eastAsia="Arial" w:hAnsi="Arial"/>
-                <w:b/>
-                <w:bCs/>
-                <w:color w:val="1F3864"/>
-                <w:sz w:val="16"/>
-                <w:szCs w:val="16"/>
-              </w:rPr>
-              <w:t xml:space="preserve">📹 VIDEO:</w:t>
-            </w:r>
-          </w:p>
-          <w:p>
-            <w:pPr>
-              <w:spacing w:after="20" w:before="0"/>
-            </w:pPr>
-            <w:hyperlink w:history="1" r:id="rIdecojcqqi4s00xbrhkiudg">
-              <w:r>
-                <w:rPr>
-                  <w:rFonts w:ascii="Arial" w:cs="Arial" w:eastAsia="Arial" w:hAnsi="Arial"/>
-                  <w:color w:val="2E75B6"/>
-                  <w:sz w:val="16"/>
-                  <w:szCs w:val="16"/>
-                  <w:u w:val="single" w:color="2E75B6"/>
-                </w:rPr>
-                <w:t xml:space="preserve">C4 photosynthesis</w:t>
-              </w:r>
-            </w:hyperlink>
-          </w:p>
-          <w:p>
-            <w:pPr>
-              <w:spacing w:after="10" w:before="0"/>
-              <w:ind w:left="120"/>
-            </w:pPr>
-            <w:r>
-              <w:rPr>
-                <w:rFonts w:ascii="Arial" w:cs="Arial" w:eastAsia="Arial" w:hAnsi="Arial"/>
-                <w:color w:val="595959"/>
-                <w:sz w:val="14"/>
-                <w:szCs w:val="14"/>
-              </w:rPr>
-              <w:t xml:space="preserve">Source: Khan Academy (English - US curriculum)</w:t>
-            </w:r>
-          </w:p>
-          <w:p>
-            <w:pPr>
-              <w:spacing w:after="10" w:before="0"/>
-              <w:ind w:left="120"/>
-            </w:pPr>
-            <w:hyperlink w:history="1" r:id="rIdeo12xayxfb64_ftta1jm0">
+            <w:hyperlink w:history="1" r:id="rIdlep2fxr6ybgu5h1cjvtun">
               <w:r>
                 <w:rPr>
                   <w:rFonts w:ascii="Arial" w:cs="Arial" w:eastAsia="Arial" w:hAnsi="Arial"/>
@@ -18246,14 +18245,241 @@
                 <w:sz w:val="16"/>
                 <w:szCs w:val="16"/>
               </w:rPr>
-              <w:t xml:space="preserve">📖 HTML:</w:t>
+              <w:t xml:space="preserve">📖 READING:</w:t>
             </w:r>
           </w:p>
           <w:p>
             <w:pPr>
               <w:spacing w:after="20" w:before="0"/>
             </w:pPr>
-            <w:hyperlink w:history="1" r:id="rId1zctntd3p8ksnkp2-sl5n">
+            <w:r>
+              <w:rPr>
+                <w:rFonts w:ascii="Arial" w:cs="Arial" w:eastAsia="Arial" w:hAnsi="Arial"/>
+                <w:i/>
+                <w:iCs/>
+                <w:color w:val="595959"/>
+                <w:sz w:val="16"/>
+                <w:szCs w:val="16"/>
+              </w:rPr>
+              <w:t xml:space="preserve">No closely matching reading in the ARES library for this activity.</w:t>
+            </w:r>
+          </w:p>
+          <w:p>
+            <w:pPr>
+              <w:spacing w:after="10" w:before="0"/>
+              <w:ind w:left="120"/>
+            </w:pPr>
+            <w:hyperlink w:history="1" r:id="rIdlemyn5vwzt5ulsa9_9mmt">
+              <w:r>
+                <w:rPr>
+                  <w:rFonts w:ascii="Arial" w:cs="Arial" w:eastAsia="Arial" w:hAnsi="Arial"/>
+                  <w:color w:val="595959"/>
+                  <w:sz w:val="14"/>
+                  <w:szCs w:val="14"/>
+                  <w:u w:val="single" w:color="595959"/>
+                </w:rPr>
+                <w:t xml:space="preserve">🔍 Search ARES for readings</w:t>
+              </w:r>
+            </w:hyperlink>
+          </w:p>
+          <w:p>
+            <w:pPr>
+              <w:spacing w:after="10" w:before="0"/>
+              <w:ind w:left="120"/>
+            </w:pPr>
+            <w:r>
+              <w:rPr>
+                <w:rFonts w:ascii="Arial" w:cs="Arial" w:eastAsia="Arial" w:hAnsi="Arial"/>
+                <w:color w:val="595959"/>
+                <w:sz w:val="14"/>
+                <w:szCs w:val="14"/>
+              </w:rPr>
+              <w:t xml:space="preserve">Search terms: cell biology specialisation red</w:t>
+            </w:r>
+          </w:p>
+        </w:tc>
+        <w:tc>
+          <w:tcPr>
+            <w:tcW w:type="dxa" w:w="3040"/>
+            <w:shd w:fill="FFFFFF" w:color="auto" w:val="clear"/>
+            <w:tcMar>
+              <w:top w:type="dxa" w:w="60"/>
+              <w:left w:type="dxa" w:w="120"/>
+              <w:bottom w:type="dxa" w:w="60"/>
+              <w:right w:type="dxa" w:w="120"/>
+            </w:tcMar>
+            <w:vAlign w:val="top"/>
+          </w:tcPr>
+          <w:p>
+            <w:pPr>
+              <w:spacing w:after="40" w:before="0"/>
+              <w:jc w:val="left"/>
+            </w:pPr>
+            <w:r>
+              <w:rPr>
+                <w:rFonts w:ascii="Arial" w:cs="Arial" w:eastAsia="Arial" w:hAnsi="Arial"/>
+                <w:b w:val="false"/>
+                <w:bCs w:val="false"/>
+                <w:i w:val="false"/>
+                <w:iCs w:val="false"/>
+                <w:color w:val="000000"/>
+                <w:sz w:val="18"/>
+                <w:szCs w:val="18"/>
+              </w:rPr>
+              <w:t xml:space="preserve">Groups of four receive a set of six colour-coded Evidence Cards spread face-down on their desk. Each card contains: (1) a labelled diagram of the specialised cell, (2) a Kenya-relevant context clue (e.g., 'This cell is found in the blood of a marathon runner from Eldoret — it must carry oxygen to muscles for 42 km'), and (3) a partial function statement with a blank: 'This cell can __________ because its structure includes __________.' The six cells are: RED BLOOD CELL (biconcave disc, no nucleus — Kisumu blood donation context); GUARD CELL (bean-shaped pair, chloroplasts — sukuma wiki shamba context); ROOT HAIR CELL (long hair-like extension — bean seedling germinating in Rift Valley soil context); MUSCLE CELL (elongated, striations, many mitochondria — Kenyan athlete sprinting context); NERVE CELL (long axon, myelin sheath, dendrites — signal from finger to brain after touching a hot sufuria context); SPERM CELL (compact head, midpiece packed with mitochondria, long flagellum — fertilisation context). Groups flip cards one at a time, read them aloud within the group, examine the diagram, and discuss: 'What structural features do you see? What might they be for?' Each student records observations in their notebook using a two-column table: STRUCTURE | POSSIBLE FUNCTION.</w:t>
+            </w:r>
+          </w:p>
+        </w:tc>
+        <w:tc>
+          <w:tcPr>
+            <w:tcW w:type="dxa" w:w="3040"/>
+            <w:shd w:fill="F2F2F2" w:color="auto" w:val="clear"/>
+            <w:tcMar>
+              <w:top w:type="dxa" w:w="60"/>
+              <w:left w:type="dxa" w:w="120"/>
+              <w:bottom w:type="dxa" w:w="60"/>
+              <w:right w:type="dxa" w:w="120"/>
+            </w:tcMar>
+            <w:vAlign w:val="top"/>
+          </w:tcPr>
+          <w:p>
+            <w:pPr>
+              <w:spacing w:after="40" w:before="0"/>
+              <w:jc w:val="left"/>
+            </w:pPr>
+            <w:r>
+              <w:rPr>
+                <w:rFonts w:ascii="Arial" w:cs="Arial" w:eastAsia="Arial" w:hAnsi="Arial"/>
+                <w:b w:val="false"/>
+                <w:bCs w:val="false"/>
+                <w:i w:val="false"/>
+                <w:iCs w:val="false"/>
+                <w:color w:val="000000"/>
+                <w:sz w:val="18"/>
+                <w:szCs w:val="18"/>
+              </w:rPr>
+              <w:t xml:space="preserve">Distribute evidence card envelopes before the phase begins. Say: 'You will work as a group of four. Roles today: Card Reader (reads the context clue aloud), Diagram Analyst (describes what they see in the diagram), Recorder (fills in the two-column table for the group), and Devil's Advocate (challenges the group — asks WHY after every suggestion). Rotate roles for each new card.' Allow 12 minutes for group evidence examination. Circulate to every group at least once. Use these specific probing questions when you crouch beside a group: For RBC card — 'If there is no nucleus, what happened to that space? What might fill it instead?' (WAIT 10 seconds before accepting a response.) For guard cell card — 'These cells are in sukuma wiki. What do plants need to let in and out? How might a bean shape help with that?' (WAIT 12 seconds.) For root hair card — 'Imagine you are a water molecule in the soil near a bean seedling in Rift Valley. How does this shape make it easier for the cell to absorb you?' (WAIT 10 seconds.) Cold-call at least 6 different students across all groups during circulations — not just willing volunteers. After 12 minutes, give a 1-minute warning: 'Finish your last card and make sure your Recorder has something written for all six cells.'</w:t>
+            </w:r>
+          </w:p>
+        </w:tc>
+        <w:tc>
+          <w:tcPr>
+            <w:tcW w:type="dxa" w:w="3040"/>
+            <w:shd w:fill="FFFFFF" w:color="auto" w:val="clear"/>
+            <w:tcMar>
+              <w:top w:type="dxa" w:w="60"/>
+              <w:left w:type="dxa" w:w="120"/>
+              <w:bottom w:type="dxa" w:w="60"/>
+              <w:right w:type="dxa" w:w="120"/>
+            </w:tcMar>
+            <w:vAlign w:val="top"/>
+          </w:tcPr>
+          <w:p>
+            <w:pPr>
+              <w:spacing w:after="40" w:before="0"/>
+              <w:jc w:val="left"/>
+            </w:pPr>
+            <w:r>
+              <w:rPr>
+                <w:rFonts w:ascii="Arial" w:cs="Arial" w:eastAsia="Arial" w:hAnsi="Arial"/>
+                <w:b w:val="false"/>
+                <w:bCs w:val="false"/>
+                <w:i w:val="false"/>
+                <w:iCs w:val="false"/>
+                <w:color w:val="000000"/>
+                <w:sz w:val="18"/>
+                <w:szCs w:val="18"/>
+              </w:rPr>
+              <w:t xml:space="preserve">Evidence Card Analysis with Structured Roles — Assigning rotating roles (Reader, Diagram Analyst, Recorder, Devil's Advocate) ensures all four group members engage with every card rather than one student dominating. The two-column STRUCTURE | POSSIBLE FUNCTION table scaffolds the structure-function reasoning that is the core scientific practice of this lesson (NGSS Science and Engineering Practice 6: Constructing Explanations). The Kenya-relevant context clues (Eldoret marathon runner, Kisumu blood donation, sukuma wiki shamba, bean seedling, hot sufuria) connect abstract cellular biology to lived experience, making the evidence personally meaningful.</w:t>
+            </w:r>
+          </w:p>
+        </w:tc>
+        <w:tc>
+          <w:tcPr>
+            <w:tcW w:type="dxa" w:w="3040"/>
+            <w:shd w:fill="F2F2F2" w:color="auto" w:val="clear"/>
+            <w:tcMar>
+              <w:top w:type="dxa" w:w="60"/>
+              <w:left w:type="dxa" w:w="120"/>
+              <w:bottom w:type="dxa" w:w="60"/>
+              <w:right w:type="dxa" w:w="120"/>
+            </w:tcMar>
+            <w:vAlign w:val="top"/>
+          </w:tcPr>
+          <w:p>
+            <w:pPr>
+              <w:spacing w:after="40" w:before="0"/>
+              <w:jc w:val="left"/>
+            </w:pPr>
+            <w:r>
+              <w:rPr>
+                <w:rFonts w:ascii="Arial" w:cs="Arial" w:eastAsia="Arial" w:hAnsi="Arial"/>
+                <w:b w:val="false"/>
+                <w:bCs w:val="false"/>
+                <w:i w:val="false"/>
+                <w:iCs w:val="false"/>
+                <w:color w:val="000000"/>
+                <w:sz w:val="18"/>
+                <w:szCs w:val="18"/>
+              </w:rPr>
+              <w:t xml:space="preserve">During circulation, check that the two-column tables contain specific structural vocabulary (e.g., 'no nucleus,' 'elongated,' 'flagellum,' 'many mitochondria') rather than vague terms ('looks weird,' 'has a tail'). Groups that use only vague language need the teacher to model one example: point to the diagram and say, 'What is the NAME of this structure here — do you remember it from our generic cell model?' This links back to Lesson 4 organelle vocabulary. A group is ready for Phase 3 when at least 4 of their 6 rows contain a specific structural feature matched to a plausible function.</w:t>
+            </w:r>
+          </w:p>
+        </w:tc>
+      </w:tr>
+      <w:tr>
+        <w:tc>
+          <w:tcPr>
+            <w:tcW w:type="dxa" w:w="1520"/>
+            <w:shd w:fill="E2EFDA" w:color="auto" w:val="clear"/>
+            <w:tcMar>
+              <w:top w:type="dxa" w:w="60"/>
+              <w:left w:type="dxa" w:w="120"/>
+              <w:bottom w:type="dxa" w:w="60"/>
+              <w:right w:type="dxa" w:w="120"/>
+            </w:tcMar>
+            <w:vAlign w:val="top"/>
+          </w:tcPr>
+          <w:p>
+            <w:pPr>
+              <w:spacing w:after="40" w:before="0"/>
+              <w:jc w:val="left"/>
+            </w:pPr>
+            <w:r>
+              <w:rPr>
+                <w:rFonts w:ascii="Arial" w:cs="Arial" w:eastAsia="Arial" w:hAnsi="Arial"/>
+                <w:b/>
+                <w:bCs/>
+                <w:i w:val="false"/>
+                <w:iCs w:val="false"/>
+                <w:color w:val="000000"/>
+                <w:sz w:val="18"/>
+                <w:szCs w:val="18"/>
+              </w:rPr>
+              <w:t xml:space="preserve">Explain Phase</w:t>
+            </w:r>
+          </w:p>
+          <w:p>
+            <w:pPr>
+              <w:spacing w:after="20" w:before="0"/>
+            </w:pPr>
+            <w:r>
+              <w:rPr>
+                <w:rFonts w:ascii="Arial" w:cs="Arial" w:eastAsia="Arial" w:hAnsi="Arial"/>
+                <w:b/>
+                <w:bCs/>
+                <w:color w:val="1F3864"/>
+                <w:sz w:val="16"/>
+                <w:szCs w:val="16"/>
+              </w:rPr>
+              <w:t xml:space="preserve">📹 VIDEO:</w:t>
+            </w:r>
+          </w:p>
+          <w:p>
+            <w:pPr>
+              <w:spacing w:after="20" w:before="0"/>
+            </w:pPr>
+            <w:hyperlink w:history="1" r:id="rIdyrprjqd4b-c5lr0g9vloh">
               <w:r>
                 <w:rPr>
                   <w:rFonts w:ascii="Arial" w:cs="Arial" w:eastAsia="Arial" w:hAnsi="Arial"/>
@@ -18262,7 +18488,7 @@
                   <w:szCs w:val="16"/>
                   <w:u w:val="single" w:color="2E75B6"/>
                 </w:rPr>
-                <w:t xml:space="preserve">Cell Transport (Flexbook)</w:t>
+                <w:t xml:space="preserve">Scientific notation word problem: red blood cells</w:t>
               </w:r>
             </w:hyperlink>
           </w:p>
@@ -18278,7 +18504,7 @@
                 <w:sz w:val="14"/>
                 <w:szCs w:val="14"/>
               </w:rPr>
-              <w:t xml:space="preserve">Source: CK-12</w:t>
+              <w:t xml:space="preserve">Source: Khan Academy (English - US curriculum)</w:t>
             </w:r>
           </w:p>
           <w:p>
@@ -18286,235 +18512,7 @@
               <w:spacing w:after="10" w:before="0"/>
               <w:ind w:left="120"/>
             </w:pPr>
-            <w:hyperlink w:history="1" r:id="rIddiyhbabqx1nsa2ijlpb5g">
-              <w:r>
-                <w:rPr>
-                  <w:rFonts w:ascii="Arial" w:cs="Arial" w:eastAsia="Arial" w:hAnsi="Arial"/>
-                  <w:color w:val="595959"/>
-                  <w:sz w:val="14"/>
-                  <w:szCs w:val="14"/>
-                  <w:u w:val="single" w:color="595959"/>
-                </w:rPr>
-                <w:t xml:space="preserve">🔍 Search ARES for similar readings</w:t>
-              </w:r>
-            </w:hyperlink>
-          </w:p>
-        </w:tc>
-        <w:tc>
-          <w:tcPr>
-            <w:tcW w:type="dxa" w:w="3040"/>
-            <w:shd w:fill="FFFFFF" w:color="auto" w:val="clear"/>
-            <w:tcMar>
-              <w:top w:type="dxa" w:w="60"/>
-              <w:left w:type="dxa" w:w="120"/>
-              <w:bottom w:type="dxa" w:w="60"/>
-              <w:right w:type="dxa" w:w="120"/>
-            </w:tcMar>
-            <w:vAlign w:val="top"/>
-          </w:tcPr>
-          <w:p>
-            <w:pPr>
-              <w:spacing w:after="40" w:before="0"/>
-              <w:jc w:val="left"/>
-            </w:pPr>
-            <w:r>
-              <w:rPr>
-                <w:rFonts w:ascii="Arial" w:cs="Arial" w:eastAsia="Arial" w:hAnsi="Arial"/>
-                <w:b w:val="false"/>
-                <w:bCs w:val="false"/>
-                <w:i w:val="false"/>
-                <w:iCs w:val="false"/>
-                <w:color w:val="000000"/>
-                <w:sz w:val="18"/>
-                <w:szCs w:val="18"/>
-              </w:rPr>
-              <w:t xml:space="preserve">Groups of four receive a set of six colour-coded Evidence Cards spread face-down on their desk. Each card contains: (1) a labelled diagram of the specialised cell, (2) a Kenya-relevant context clue (e.g., 'This cell is found in the blood of a marathon runner from Eldoret — it must carry oxygen to muscles for 42 km'), and (3) a partial function statement with a blank: 'This cell can __________ because its structure includes __________.' The six cells are: RED BLOOD CELL (biconcave disc, no nucleus — Kisumu blood donation context); GUARD CELL (bean-shaped pair, chloroplasts — sukuma wiki shamba context); ROOT HAIR CELL (long hair-like extension — bean seedling germinating in Rift Valley soil context); MUSCLE CELL (elongated, striations, many mitochondria — Kenyan athlete sprinting context); NERVE CELL (long axon, myelin sheath, dendrites — signal from finger to brain after touching a hot sufuria context); SPERM CELL (compact head, midpiece packed with mitochondria, long flagellum — fertilisation context). Groups flip cards one at a time, read them aloud within the group, examine the diagram, and discuss: 'What structural features do you see? What might they be for?' Each student records observations in their notebook using a two-column table: STRUCTURE | POSSIBLE FUNCTION.</w:t>
-            </w:r>
-          </w:p>
-        </w:tc>
-        <w:tc>
-          <w:tcPr>
-            <w:tcW w:type="dxa" w:w="3040"/>
-            <w:shd w:fill="F2F2F2" w:color="auto" w:val="clear"/>
-            <w:tcMar>
-              <w:top w:type="dxa" w:w="60"/>
-              <w:left w:type="dxa" w:w="120"/>
-              <w:bottom w:type="dxa" w:w="60"/>
-              <w:right w:type="dxa" w:w="120"/>
-            </w:tcMar>
-            <w:vAlign w:val="top"/>
-          </w:tcPr>
-          <w:p>
-            <w:pPr>
-              <w:spacing w:after="40" w:before="0"/>
-              <w:jc w:val="left"/>
-            </w:pPr>
-            <w:r>
-              <w:rPr>
-                <w:rFonts w:ascii="Arial" w:cs="Arial" w:eastAsia="Arial" w:hAnsi="Arial"/>
-                <w:b w:val="false"/>
-                <w:bCs w:val="false"/>
-                <w:i w:val="false"/>
-                <w:iCs w:val="false"/>
-                <w:color w:val="000000"/>
-                <w:sz w:val="18"/>
-                <w:szCs w:val="18"/>
-              </w:rPr>
-              <w:t xml:space="preserve">Distribute evidence card envelopes before the phase begins. Say: 'You will work as a group of four. Roles today: Card Reader (reads the context clue aloud), Diagram Analyst (describes what they see in the diagram), Recorder (fills in the two-column table for the group), and Devil's Advocate (challenges the group — asks WHY after every suggestion). Rotate roles for each new card.' Allow 12 minutes for group evidence examination. Circulate to every group at least once. Use these specific probing questions when you crouch beside a group: For RBC card — 'If there is no nucleus, what happened to that space? What might fill it instead?' (WAIT 10 seconds before accepting a response.) For guard cell card — 'These cells are in sukuma wiki. What do plants need to let in and out? How might a bean shape help with that?' (WAIT 12 seconds.) For root hair card — 'Imagine you are a water molecule in the soil near a bean seedling in Rift Valley. How does this shape make it easier for the cell to absorb you?' (WAIT 10 seconds.) Cold-call at least 6 different students across all groups during circulations — not just willing volunteers. After 12 minutes, give a 1-minute warning: 'Finish your last card and make sure your Recorder has something written for all six cells.'</w:t>
-            </w:r>
-          </w:p>
-        </w:tc>
-        <w:tc>
-          <w:tcPr>
-            <w:tcW w:type="dxa" w:w="3040"/>
-            <w:shd w:fill="FFFFFF" w:color="auto" w:val="clear"/>
-            <w:tcMar>
-              <w:top w:type="dxa" w:w="60"/>
-              <w:left w:type="dxa" w:w="120"/>
-              <w:bottom w:type="dxa" w:w="60"/>
-              <w:right w:type="dxa" w:w="120"/>
-            </w:tcMar>
-            <w:vAlign w:val="top"/>
-          </w:tcPr>
-          <w:p>
-            <w:pPr>
-              <w:spacing w:after="40" w:before="0"/>
-              <w:jc w:val="left"/>
-            </w:pPr>
-            <w:r>
-              <w:rPr>
-                <w:rFonts w:ascii="Arial" w:cs="Arial" w:eastAsia="Arial" w:hAnsi="Arial"/>
-                <w:b w:val="false"/>
-                <w:bCs w:val="false"/>
-                <w:i w:val="false"/>
-                <w:iCs w:val="false"/>
-                <w:color w:val="000000"/>
-                <w:sz w:val="18"/>
-                <w:szCs w:val="18"/>
-              </w:rPr>
-              <w:t xml:space="preserve">Evidence Card Analysis with Structured Roles — Assigning rotating roles (Reader, Diagram Analyst, Recorder, Devil's Advocate) ensures all four group members engage with every card rather than one student dominating. The two-column STRUCTURE | POSSIBLE FUNCTION table scaffolds the structure-function reasoning that is the core scientific practice of this lesson (NGSS Science and Engineering Practice 6: Constructing Explanations). The Kenya-relevant context clues (Eldoret marathon runner, Kisumu blood donation, sukuma wiki shamba, bean seedling, hot sufuria) connect abstract cellular biology to lived experience, making the evidence personally meaningful.</w:t>
-            </w:r>
-          </w:p>
-        </w:tc>
-        <w:tc>
-          <w:tcPr>
-            <w:tcW w:type="dxa" w:w="3040"/>
-            <w:shd w:fill="F2F2F2" w:color="auto" w:val="clear"/>
-            <w:tcMar>
-              <w:top w:type="dxa" w:w="60"/>
-              <w:left w:type="dxa" w:w="120"/>
-              <w:bottom w:type="dxa" w:w="60"/>
-              <w:right w:type="dxa" w:w="120"/>
-            </w:tcMar>
-            <w:vAlign w:val="top"/>
-          </w:tcPr>
-          <w:p>
-            <w:pPr>
-              <w:spacing w:after="40" w:before="0"/>
-              <w:jc w:val="left"/>
-            </w:pPr>
-            <w:r>
-              <w:rPr>
-                <w:rFonts w:ascii="Arial" w:cs="Arial" w:eastAsia="Arial" w:hAnsi="Arial"/>
-                <w:b w:val="false"/>
-                <w:bCs w:val="false"/>
-                <w:i w:val="false"/>
-                <w:iCs w:val="false"/>
-                <w:color w:val="000000"/>
-                <w:sz w:val="18"/>
-                <w:szCs w:val="18"/>
-              </w:rPr>
-              <w:t xml:space="preserve">During circulation, check that the two-column tables contain specific structural vocabulary (e.g., 'no nucleus,' 'elongated,' 'flagellum,' 'many mitochondria') rather than vague terms ('looks weird,' 'has a tail'). Groups that use only vague language need the teacher to model one example: point to the diagram and say, 'What is the NAME of this structure here — do you remember it from our generic cell model?' This links back to Lesson 4 organelle vocabulary. A group is ready for Phase 3 when at least 4 of their 6 rows contain a specific structural feature matched to a plausible function.</w:t>
-            </w:r>
-          </w:p>
-        </w:tc>
-      </w:tr>
-      <w:tr>
-        <w:tc>
-          <w:tcPr>
-            <w:tcW w:type="dxa" w:w="1520"/>
-            <w:shd w:fill="E2EFDA" w:color="auto" w:val="clear"/>
-            <w:tcMar>
-              <w:top w:type="dxa" w:w="60"/>
-              <w:left w:type="dxa" w:w="120"/>
-              <w:bottom w:type="dxa" w:w="60"/>
-              <w:right w:type="dxa" w:w="120"/>
-            </w:tcMar>
-            <w:vAlign w:val="top"/>
-          </w:tcPr>
-          <w:p>
-            <w:pPr>
-              <w:spacing w:after="40" w:before="0"/>
-              <w:jc w:val="left"/>
-            </w:pPr>
-            <w:r>
-              <w:rPr>
-                <w:rFonts w:ascii="Arial" w:cs="Arial" w:eastAsia="Arial" w:hAnsi="Arial"/>
-                <w:b/>
-                <w:bCs/>
-                <w:i w:val="false"/>
-                <w:iCs w:val="false"/>
-                <w:color w:val="000000"/>
-                <w:sz w:val="18"/>
-                <w:szCs w:val="18"/>
-              </w:rPr>
-              <w:t xml:space="preserve">Explain Phase</w:t>
-            </w:r>
-          </w:p>
-          <w:p>
-            <w:pPr>
-              <w:spacing w:after="20" w:before="0"/>
-            </w:pPr>
-            <w:r>
-              <w:rPr>
-                <w:rFonts w:ascii="Arial" w:cs="Arial" w:eastAsia="Arial" w:hAnsi="Arial"/>
-                <w:b/>
-                <w:bCs/>
-                <w:color w:val="1F3864"/>
-                <w:sz w:val="16"/>
-                <w:szCs w:val="16"/>
-              </w:rPr>
-              <w:t xml:space="preserve">📹 VIDEO:</w:t>
-            </w:r>
-          </w:p>
-          <w:p>
-            <w:pPr>
-              <w:spacing w:after="20" w:before="0"/>
-            </w:pPr>
-            <w:hyperlink w:history="1" r:id="rIdxjxmhxs8tv9okswq9ujeh">
-              <w:r>
-                <w:rPr>
-                  <w:rFonts w:ascii="Arial" w:cs="Arial" w:eastAsia="Arial" w:hAnsi="Arial"/>
-                  <w:color w:val="2E75B6"/>
-                  <w:sz w:val="16"/>
-                  <w:szCs w:val="16"/>
-                  <w:u w:val="single" w:color="2E75B6"/>
-                </w:rPr>
-                <w:t xml:space="preserve">C4 photosynthesis</w:t>
-              </w:r>
-            </w:hyperlink>
-          </w:p>
-          <w:p>
-            <w:pPr>
-              <w:spacing w:after="10" w:before="0"/>
-              <w:ind w:left="120"/>
-            </w:pPr>
-            <w:r>
-              <w:rPr>
-                <w:rFonts w:ascii="Arial" w:cs="Arial" w:eastAsia="Arial" w:hAnsi="Arial"/>
-                <w:color w:val="595959"/>
-                <w:sz w:val="14"/>
-                <w:szCs w:val="14"/>
-              </w:rPr>
-              <w:t xml:space="preserve">Source: Khan Academy (English - US curriculum)</w:t>
-            </w:r>
-          </w:p>
-          <w:p>
-            <w:pPr>
-              <w:spacing w:after="10" w:before="0"/>
-              <w:ind w:left="120"/>
-            </w:pPr>
-            <w:hyperlink w:history="1" r:id="rIdytpyu5c65zo0mp73lv5iu">
+            <w:hyperlink w:history="1" r:id="rIdowwmovui-vsec_z483jpx">
               <w:r>
                 <w:rPr>
                   <w:rFonts w:ascii="Arial" w:cs="Arial" w:eastAsia="Arial" w:hAnsi="Arial"/>
@@ -18552,14 +18550,241 @@
                 <w:sz w:val="16"/>
                 <w:szCs w:val="16"/>
               </w:rPr>
-              <w:t xml:space="preserve">📖 HTML:</w:t>
+              <w:t xml:space="preserve">📖 READING:</w:t>
             </w:r>
           </w:p>
           <w:p>
             <w:pPr>
               <w:spacing w:after="20" w:before="0"/>
             </w:pPr>
-            <w:hyperlink w:history="1" r:id="rIdtbpbxwwdkfheviotlqase">
+            <w:r>
+              <w:rPr>
+                <w:rFonts w:ascii="Arial" w:cs="Arial" w:eastAsia="Arial" w:hAnsi="Arial"/>
+                <w:i/>
+                <w:iCs/>
+                <w:color w:val="595959"/>
+                <w:sz w:val="16"/>
+                <w:szCs w:val="16"/>
+              </w:rPr>
+              <w:t xml:space="preserve">No closely matching reading in the ARES library for this activity.</w:t>
+            </w:r>
+          </w:p>
+          <w:p>
+            <w:pPr>
+              <w:spacing w:after="10" w:before="0"/>
+              <w:ind w:left="120"/>
+            </w:pPr>
+            <w:hyperlink w:history="1" r:id="rId341zlkdonm3ivhfacng5s">
+              <w:r>
+                <w:rPr>
+                  <w:rFonts w:ascii="Arial" w:cs="Arial" w:eastAsia="Arial" w:hAnsi="Arial"/>
+                  <w:color w:val="595959"/>
+                  <w:sz w:val="14"/>
+                  <w:szCs w:val="14"/>
+                  <w:u w:val="single" w:color="595959"/>
+                </w:rPr>
+                <w:t xml:space="preserve">🔍 Search ARES for readings</w:t>
+              </w:r>
+            </w:hyperlink>
+          </w:p>
+          <w:p>
+            <w:pPr>
+              <w:spacing w:after="10" w:before="0"/>
+              <w:ind w:left="120"/>
+            </w:pPr>
+            <w:r>
+              <w:rPr>
+                <w:rFonts w:ascii="Arial" w:cs="Arial" w:eastAsia="Arial" w:hAnsi="Arial"/>
+                <w:color w:val="595959"/>
+                <w:sz w:val="14"/>
+                <w:szCs w:val="14"/>
+              </w:rPr>
+              <w:t xml:space="preserve">Search terms: cell biology specialisation red</w:t>
+            </w:r>
+          </w:p>
+        </w:tc>
+        <w:tc>
+          <w:tcPr>
+            <w:tcW w:type="dxa" w:w="3040"/>
+            <w:shd w:fill="FFFFFF" w:color="auto" w:val="clear"/>
+            <w:tcMar>
+              <w:top w:type="dxa" w:w="60"/>
+              <w:left w:type="dxa" w:w="120"/>
+              <w:bottom w:type="dxa" w:w="60"/>
+              <w:right w:type="dxa" w:w="120"/>
+            </w:tcMar>
+            <w:vAlign w:val="top"/>
+          </w:tcPr>
+          <w:p>
+            <w:pPr>
+              <w:spacing w:after="40" w:before="0"/>
+              <w:jc w:val="left"/>
+            </w:pPr>
+            <w:r>
+              <w:rPr>
+                <w:rFonts w:ascii="Arial" w:cs="Arial" w:eastAsia="Arial" w:hAnsi="Arial"/>
+                <w:b w:val="false"/>
+                <w:bCs w:val="false"/>
+                <w:i w:val="false"/>
+                <w:iCs w:val="false"/>
+                <w:color w:val="000000"/>
+                <w:sz w:val="18"/>
+                <w:szCs w:val="18"/>
+              </w:rPr>
+              <w:t xml:space="preserve">Part A — CER Share-Out (12 min): Each group selects ONE evidence card to present to the class using the Claim–Evidence–Reasoning (CER) framework written on the board: CLAIM: 'The [cell name] can [function] because…' | EVIDENCE: 'Its structure includes [specific feature], as shown in the diagram by [describe]…' | REASONING: 'This feature helps it function because [scientific explanation]…' Each group has 90 seconds to present. Other groups listen and use a 'Plus/Delta' sticky note: Plus = one thing the presenting group got right; Delta = one thing to add or correct. Part B — Sickle Cell Revisit (8 min): Teacher returns to the anchoring phenomenon. Students are shown three images side by side: a normal biconcave RBC, a sickle-shaped RBC, and a diagram of a blocked blood capillary. Students write a 3-sentence CER explanation in their notebooks answering: 'Why does the sickle shape prevent the red blood cell from doing its job?' Part C — Whole-Class Debrief (5 min): Teacher collects 3 CER responses (cold-called, not volunteered) and reads them aloud. Class votes: 'Does this explanation include a CLAIM? Does it include EVIDENCE from the diagram? Does it include REASONING that links structure to function?' Thumbs up / thumbs sideways / thumbs down for each criterion.</w:t>
+            </w:r>
+          </w:p>
+        </w:tc>
+        <w:tc>
+          <w:tcPr>
+            <w:tcW w:type="dxa" w:w="3040"/>
+            <w:shd w:fill="F2F2F2" w:color="auto" w:val="clear"/>
+            <w:tcMar>
+              <w:top w:type="dxa" w:w="60"/>
+              <w:left w:type="dxa" w:w="120"/>
+              <w:bottom w:type="dxa" w:w="60"/>
+              <w:right w:type="dxa" w:w="120"/>
+            </w:tcMar>
+            <w:vAlign w:val="top"/>
+          </w:tcPr>
+          <w:p>
+            <w:pPr>
+              <w:spacing w:after="40" w:before="0"/>
+              <w:jc w:val="left"/>
+            </w:pPr>
+            <w:r>
+              <w:rPr>
+                <w:rFonts w:ascii="Arial" w:cs="Arial" w:eastAsia="Arial" w:hAnsi="Arial"/>
+                <w:b w:val="false"/>
+                <w:bCs w:val="false"/>
+                <w:i w:val="false"/>
+                <w:iCs w:val="false"/>
+                <w:color w:val="000000"/>
+                <w:sz w:val="18"/>
+                <w:szCs w:val="18"/>
+              </w:rPr>
+              <w:t xml:space="preserve">For Part A: Write the CER scaffold on the board before the phase begins. Say: 'Every group will present ONE card using this exact structure — Claim, Evidence, Reasoning. You have 2 minutes to decide which card and prepare your 90 seconds.' Use a timer visibly. After each group presents, facilitate Plus/Delta: 'Group 2, hold your sticky notes — what is your Plus for Group 1?' Cold-call the Plus from one group and the Delta from a different group. Do NOT editorialize — say: 'Thank you. Group 1, does that Delta change anything about your reasoning?' (WAIT 8 seconds for Group 1 to respond.) Ensure all 6 specialised cells are covered across the 6 groups — if two groups chose the same card, redirect: 'Group 4, Group 2 already took the nerve cell — choose a different one.' For Part B: Project the three sickle-cell images. Say: 'You have studied normal red blood cells. You now see what a sickle cell looks like. Using ONLY what you know about structure and function, write three sentences. Use the words: shape, haemoglobin, oxygen, capillary.' (WAIT — allow 5 minutes of silent individual writing.) For Part C: Do NOT call on raised hands. Say: 'I am going to read three responses — Amina, Brian, and Wanjiru, please hand me your notebooks.' Read each response aloud neutrally. For each, ask the class to evaluate against the three CER criteria using thumbs. After all three, say: 'What would make the STRONGEST version of this explanation? What is missing?' Cold-call 2 students for additions.</w:t>
+            </w:r>
+          </w:p>
+        </w:tc>
+        <w:tc>
+          <w:tcPr>
+            <w:tcW w:type="dxa" w:w="3040"/>
+            <w:shd w:fill="FFFFFF" w:color="auto" w:val="clear"/>
+            <w:tcMar>
+              <w:top w:type="dxa" w:w="60"/>
+              <w:left w:type="dxa" w:w="120"/>
+              <w:bottom w:type="dxa" w:w="60"/>
+              <w:right w:type="dxa" w:w="120"/>
+            </w:tcMar>
+            <w:vAlign w:val="top"/>
+          </w:tcPr>
+          <w:p>
+            <w:pPr>
+              <w:spacing w:after="40" w:before="0"/>
+              <w:jc w:val="left"/>
+            </w:pPr>
+            <w:r>
+              <w:rPr>
+                <w:rFonts w:ascii="Arial" w:cs="Arial" w:eastAsia="Arial" w:hAnsi="Arial"/>
+                <w:b w:val="false"/>
+                <w:bCs w:val="false"/>
+                <w:i w:val="false"/>
+                <w:iCs w:val="false"/>
+                <w:color w:val="000000"/>
+                <w:sz w:val="18"/>
+                <w:szCs w:val="18"/>
+              </w:rPr>
+              <w:t xml:space="preserve">Claim–Evidence–Reasoning (CER) Framework — CER is an explicit argumentation scaffold (NGSS Science and Engineering Practice 7: Engaging in Argument from Evidence) that separates the three components of a scientific explanation. By requiring students to name the specific structural feature as their EVIDENCE and then articulate the mechanistic link as their REASONING, CER prevents the common misconception that correlation equals explanation (e.g., 'it has no nucleus so it carries oxygen' vs. 'the absence of a nucleus creates more internal space, which allows more haemoglobin molecules to pack in, increasing oxygen-carrying capacity'). The sickle-cell revisit is a deliberate transfer task — students must apply the same structure-function logic to an ABNORMAL case, deepening understanding of the norm by examining its disruption.</w:t>
+            </w:r>
+          </w:p>
+        </w:tc>
+        <w:tc>
+          <w:tcPr>
+            <w:tcW w:type="dxa" w:w="3040"/>
+            <w:shd w:fill="F2F2F2" w:color="auto" w:val="clear"/>
+            <w:tcMar>
+              <w:top w:type="dxa" w:w="60"/>
+              <w:left w:type="dxa" w:w="120"/>
+              <w:bottom w:type="dxa" w:w="60"/>
+              <w:right w:type="dxa" w:w="120"/>
+            </w:tcMar>
+            <w:vAlign w:val="top"/>
+          </w:tcPr>
+          <w:p>
+            <w:pPr>
+              <w:spacing w:after="40" w:before="0"/>
+              <w:jc w:val="left"/>
+            </w:pPr>
+            <w:r>
+              <w:rPr>
+                <w:rFonts w:ascii="Arial" w:cs="Arial" w:eastAsia="Arial" w:hAnsi="Arial"/>
+                <w:b w:val="false"/>
+                <w:bCs w:val="false"/>
+                <w:i w:val="false"/>
+                <w:iCs w:val="false"/>
+                <w:color w:val="000000"/>
+                <w:sz w:val="18"/>
+                <w:szCs w:val="18"/>
+              </w:rPr>
+              <w:t xml:space="preserve">Collect 6 Plus/Delta sticky notes after Part A — these reveal whether students can identify correct vs. incomplete structure-function reasoning in peers' explanations. For Part B, use a rapid 4-point rubric during cold-call reading: 1 = claim only, no structure named; 2 = claim + structure named; 3 = claim + structure + function linked; 4 = claim + structure + mechanism explained (e.g., 'sickle shape causes cells to stack and block narrow capillaries, reducing oxygen delivery to tissues'). Students scoring 1–2 need a targeted follow-up question: 'You said the shape causes a problem — what physical thing does the sickle shape do inside a blood vessel?' Students scoring 4 can be invited to add their reasoning to the board as the class model answer.</w:t>
+            </w:r>
+          </w:p>
+        </w:tc>
+      </w:tr>
+      <w:tr>
+        <w:tc>
+          <w:tcPr>
+            <w:tcW w:type="dxa" w:w="1520"/>
+            <w:shd w:fill="FCE4D6" w:color="auto" w:val="clear"/>
+            <w:tcMar>
+              <w:top w:type="dxa" w:w="60"/>
+              <w:left w:type="dxa" w:w="120"/>
+              <w:bottom w:type="dxa" w:w="60"/>
+              <w:right w:type="dxa" w:w="120"/>
+            </w:tcMar>
+            <w:vAlign w:val="top"/>
+          </w:tcPr>
+          <w:p>
+            <w:pPr>
+              <w:spacing w:after="40" w:before="0"/>
+              <w:jc w:val="left"/>
+            </w:pPr>
+            <w:r>
+              <w:rPr>
+                <w:rFonts w:ascii="Arial" w:cs="Arial" w:eastAsia="Arial" w:hAnsi="Arial"/>
+                <w:b/>
+                <w:bCs/>
+                <w:i w:val="false"/>
+                <w:iCs w:val="false"/>
+                <w:color w:val="000000"/>
+                <w:sz w:val="18"/>
+                <w:szCs w:val="18"/>
+              </w:rPr>
+              <w:t xml:space="preserve">Driving Question Board (DQB) Creation</w:t>
+            </w:r>
+          </w:p>
+          <w:p>
+            <w:pPr>
+              <w:spacing w:after="20" w:before="0"/>
+            </w:pPr>
+            <w:r>
+              <w:rPr>
+                <w:rFonts w:ascii="Arial" w:cs="Arial" w:eastAsia="Arial" w:hAnsi="Arial"/>
+                <w:b/>
+                <w:bCs/>
+                <w:color w:val="1F3864"/>
+                <w:sz w:val="16"/>
+                <w:szCs w:val="16"/>
+              </w:rPr>
+              <w:t xml:space="preserve">📹 VIDEO:</w:t>
+            </w:r>
+          </w:p>
+          <w:p>
+            <w:pPr>
+              <w:spacing w:after="20" w:before="0"/>
+            </w:pPr>
+            <w:hyperlink w:history="1" r:id="rId7q3ebg6hax7aq7j5cgbfe">
               <w:r>
                 <w:rPr>
                   <w:rFonts w:ascii="Arial" w:cs="Arial" w:eastAsia="Arial" w:hAnsi="Arial"/>
@@ -18568,7 +18793,7 @@
                   <w:szCs w:val="16"/>
                   <w:u w:val="single" w:color="2E75B6"/>
                 </w:rPr>
-                <w:t xml:space="preserve">Cell Transport (Flexbook)</w:t>
+                <w:t xml:space="preserve">Red blood cells -dubbed(KY)</w:t>
               </w:r>
             </w:hyperlink>
           </w:p>
@@ -18584,7 +18809,7 @@
                 <w:sz w:val="14"/>
                 <w:szCs w:val="14"/>
               </w:rPr>
-              <w:t xml:space="preserve">Source: CK-12</w:t>
+              <w:t xml:space="preserve">Source: Khan Academy (Kiswahili)</w:t>
             </w:r>
           </w:p>
           <w:p>
@@ -18592,235 +18817,7 @@
               <w:spacing w:after="10" w:before="0"/>
               <w:ind w:left="120"/>
             </w:pPr>
-            <w:hyperlink w:history="1" r:id="rIdhb5agxviun60-frujhaxx">
-              <w:r>
-                <w:rPr>
-                  <w:rFonts w:ascii="Arial" w:cs="Arial" w:eastAsia="Arial" w:hAnsi="Arial"/>
-                  <w:color w:val="595959"/>
-                  <w:sz w:val="14"/>
-                  <w:szCs w:val="14"/>
-                  <w:u w:val="single" w:color="595959"/>
-                </w:rPr>
-                <w:t xml:space="preserve">🔍 Search ARES for similar readings</w:t>
-              </w:r>
-            </w:hyperlink>
-          </w:p>
-        </w:tc>
-        <w:tc>
-          <w:tcPr>
-            <w:tcW w:type="dxa" w:w="3040"/>
-            <w:shd w:fill="FFFFFF" w:color="auto" w:val="clear"/>
-            <w:tcMar>
-              <w:top w:type="dxa" w:w="60"/>
-              <w:left w:type="dxa" w:w="120"/>
-              <w:bottom w:type="dxa" w:w="60"/>
-              <w:right w:type="dxa" w:w="120"/>
-            </w:tcMar>
-            <w:vAlign w:val="top"/>
-          </w:tcPr>
-          <w:p>
-            <w:pPr>
-              <w:spacing w:after="40" w:before="0"/>
-              <w:jc w:val="left"/>
-            </w:pPr>
-            <w:r>
-              <w:rPr>
-                <w:rFonts w:ascii="Arial" w:cs="Arial" w:eastAsia="Arial" w:hAnsi="Arial"/>
-                <w:b w:val="false"/>
-                <w:bCs w:val="false"/>
-                <w:i w:val="false"/>
-                <w:iCs w:val="false"/>
-                <w:color w:val="000000"/>
-                <w:sz w:val="18"/>
-                <w:szCs w:val="18"/>
-              </w:rPr>
-              <w:t xml:space="preserve">Part A — CER Share-Out (12 min): Each group selects ONE evidence card to present to the class using the Claim–Evidence–Reasoning (CER) framework written on the board: CLAIM: 'The [cell name] can [function] because…' | EVIDENCE: 'Its structure includes [specific feature], as shown in the diagram by [describe]…' | REASONING: 'This feature helps it function because [scientific explanation]…' Each group has 90 seconds to present. Other groups listen and use a 'Plus/Delta' sticky note: Plus = one thing the presenting group got right; Delta = one thing to add or correct. Part B — Sickle Cell Revisit (8 min): Teacher returns to the anchoring phenomenon. Students are shown three images side by side: a normal biconcave RBC, a sickle-shaped RBC, and a diagram of a blocked blood capillary. Students write a 3-sentence CER explanation in their notebooks answering: 'Why does the sickle shape prevent the red blood cell from doing its job?' Part C — Whole-Class Debrief (5 min): Teacher collects 3 CER responses (cold-called, not volunteered) and reads them aloud. Class votes: 'Does this explanation include a CLAIM? Does it include EVIDENCE from the diagram? Does it include REASONING that links structure to function?' Thumbs up / thumbs sideways / thumbs down for each criterion.</w:t>
-            </w:r>
-          </w:p>
-        </w:tc>
-        <w:tc>
-          <w:tcPr>
-            <w:tcW w:type="dxa" w:w="3040"/>
-            <w:shd w:fill="F2F2F2" w:color="auto" w:val="clear"/>
-            <w:tcMar>
-              <w:top w:type="dxa" w:w="60"/>
-              <w:left w:type="dxa" w:w="120"/>
-              <w:bottom w:type="dxa" w:w="60"/>
-              <w:right w:type="dxa" w:w="120"/>
-            </w:tcMar>
-            <w:vAlign w:val="top"/>
-          </w:tcPr>
-          <w:p>
-            <w:pPr>
-              <w:spacing w:after="40" w:before="0"/>
-              <w:jc w:val="left"/>
-            </w:pPr>
-            <w:r>
-              <w:rPr>
-                <w:rFonts w:ascii="Arial" w:cs="Arial" w:eastAsia="Arial" w:hAnsi="Arial"/>
-                <w:b w:val="false"/>
-                <w:bCs w:val="false"/>
-                <w:i w:val="false"/>
-                <w:iCs w:val="false"/>
-                <w:color w:val="000000"/>
-                <w:sz w:val="18"/>
-                <w:szCs w:val="18"/>
-              </w:rPr>
-              <w:t xml:space="preserve">For Part A: Write the CER scaffold on the board before the phase begins. Say: 'Every group will present ONE card using this exact structure — Claim, Evidence, Reasoning. You have 2 minutes to decide which card and prepare your 90 seconds.' Use a timer visibly. After each group presents, facilitate Plus/Delta: 'Group 2, hold your sticky notes — what is your Plus for Group 1?' Cold-call the Plus from one group and the Delta from a different group. Do NOT editorialize — say: 'Thank you. Group 1, does that Delta change anything about your reasoning?' (WAIT 8 seconds for Group 1 to respond.) Ensure all 6 specialised cells are covered across the 6 groups — if two groups chose the same card, redirect: 'Group 4, Group 2 already took the nerve cell — choose a different one.' For Part B: Project the three sickle-cell images. Say: 'You have studied normal red blood cells. You now see what a sickle cell looks like. Using ONLY what you know about structure and function, write three sentences. Use the words: shape, haemoglobin, oxygen, capillary.' (WAIT — allow 5 minutes of silent individual writing.) For Part C: Do NOT call on raised hands. Say: 'I am going to read three responses — Amina, Brian, and Wanjiru, please hand me your notebooks.' Read each response aloud neutrally. For each, ask the class to evaluate against the three CER criteria using thumbs. After all three, say: 'What would make the STRONGEST version of this explanation? What is missing?' Cold-call 2 students for additions.</w:t>
-            </w:r>
-          </w:p>
-        </w:tc>
-        <w:tc>
-          <w:tcPr>
-            <w:tcW w:type="dxa" w:w="3040"/>
-            <w:shd w:fill="FFFFFF" w:color="auto" w:val="clear"/>
-            <w:tcMar>
-              <w:top w:type="dxa" w:w="60"/>
-              <w:left w:type="dxa" w:w="120"/>
-              <w:bottom w:type="dxa" w:w="60"/>
-              <w:right w:type="dxa" w:w="120"/>
-            </w:tcMar>
-            <w:vAlign w:val="top"/>
-          </w:tcPr>
-          <w:p>
-            <w:pPr>
-              <w:spacing w:after="40" w:before="0"/>
-              <w:jc w:val="left"/>
-            </w:pPr>
-            <w:r>
-              <w:rPr>
-                <w:rFonts w:ascii="Arial" w:cs="Arial" w:eastAsia="Arial" w:hAnsi="Arial"/>
-                <w:b w:val="false"/>
-                <w:bCs w:val="false"/>
-                <w:i w:val="false"/>
-                <w:iCs w:val="false"/>
-                <w:color w:val="000000"/>
-                <w:sz w:val="18"/>
-                <w:szCs w:val="18"/>
-              </w:rPr>
-              <w:t xml:space="preserve">Claim–Evidence–Reasoning (CER) Framework — CER is an explicit argumentation scaffold (NGSS Science and Engineering Practice 7: Engaging in Argument from Evidence) that separates the three components of a scientific explanation. By requiring students to name the specific structural feature as their EVIDENCE and then articulate the mechanistic link as their REASONING, CER prevents the common misconception that correlation equals explanation (e.g., 'it has no nucleus so it carries oxygen' vs. 'the absence of a nucleus creates more internal space, which allows more haemoglobin molecules to pack in, increasing oxygen-carrying capacity'). The sickle-cell revisit is a deliberate transfer task — students must apply the same structure-function logic to an ABNORMAL case, deepening understanding of the norm by examining its disruption.</w:t>
-            </w:r>
-          </w:p>
-        </w:tc>
-        <w:tc>
-          <w:tcPr>
-            <w:tcW w:type="dxa" w:w="3040"/>
-            <w:shd w:fill="F2F2F2" w:color="auto" w:val="clear"/>
-            <w:tcMar>
-              <w:top w:type="dxa" w:w="60"/>
-              <w:left w:type="dxa" w:w="120"/>
-              <w:bottom w:type="dxa" w:w="60"/>
-              <w:right w:type="dxa" w:w="120"/>
-            </w:tcMar>
-            <w:vAlign w:val="top"/>
-          </w:tcPr>
-          <w:p>
-            <w:pPr>
-              <w:spacing w:after="40" w:before="0"/>
-              <w:jc w:val="left"/>
-            </w:pPr>
-            <w:r>
-              <w:rPr>
-                <w:rFonts w:ascii="Arial" w:cs="Arial" w:eastAsia="Arial" w:hAnsi="Arial"/>
-                <w:b w:val="false"/>
-                <w:bCs w:val="false"/>
-                <w:i w:val="false"/>
-                <w:iCs w:val="false"/>
-                <w:color w:val="000000"/>
-                <w:sz w:val="18"/>
-                <w:szCs w:val="18"/>
-              </w:rPr>
-              <w:t xml:space="preserve">Collect 6 Plus/Delta sticky notes after Part A — these reveal whether students can identify correct vs. incomplete structure-function reasoning in peers' explanations. For Part B, use a rapid 4-point rubric during cold-call reading: 1 = claim only, no structure named; 2 = claim + structure named; 3 = claim + structure + function linked; 4 = claim + structure + mechanism explained (e.g., 'sickle shape causes cells to stack and block narrow capillaries, reducing oxygen delivery to tissues'). Students scoring 1–2 need a targeted follow-up question: 'You said the shape causes a problem — what physical thing does the sickle shape do inside a blood vessel?' Students scoring 4 can be invited to add their reasoning to the board as the class model answer.</w:t>
-            </w:r>
-          </w:p>
-        </w:tc>
-      </w:tr>
-      <w:tr>
-        <w:tc>
-          <w:tcPr>
-            <w:tcW w:type="dxa" w:w="1520"/>
-            <w:shd w:fill="FCE4D6" w:color="auto" w:val="clear"/>
-            <w:tcMar>
-              <w:top w:type="dxa" w:w="60"/>
-              <w:left w:type="dxa" w:w="120"/>
-              <w:bottom w:type="dxa" w:w="60"/>
-              <w:right w:type="dxa" w:w="120"/>
-            </w:tcMar>
-            <w:vAlign w:val="top"/>
-          </w:tcPr>
-          <w:p>
-            <w:pPr>
-              <w:spacing w:after="40" w:before="0"/>
-              <w:jc w:val="left"/>
-            </w:pPr>
-            <w:r>
-              <w:rPr>
-                <w:rFonts w:ascii="Arial" w:cs="Arial" w:eastAsia="Arial" w:hAnsi="Arial"/>
-                <w:b/>
-                <w:bCs/>
-                <w:i w:val="false"/>
-                <w:iCs w:val="false"/>
-                <w:color w:val="000000"/>
-                <w:sz w:val="18"/>
-                <w:szCs w:val="18"/>
-              </w:rPr>
-              <w:t xml:space="preserve">Driving Question Board (DQB) Creation</w:t>
-            </w:r>
-          </w:p>
-          <w:p>
-            <w:pPr>
-              <w:spacing w:after="20" w:before="0"/>
-            </w:pPr>
-            <w:r>
-              <w:rPr>
-                <w:rFonts w:ascii="Arial" w:cs="Arial" w:eastAsia="Arial" w:hAnsi="Arial"/>
-                <w:b/>
-                <w:bCs/>
-                <w:color w:val="1F3864"/>
-                <w:sz w:val="16"/>
-                <w:szCs w:val="16"/>
-              </w:rPr>
-              <w:t xml:space="preserve">📹 VIDEO:</w:t>
-            </w:r>
-          </w:p>
-          <w:p>
-            <w:pPr>
-              <w:spacing w:after="20" w:before="0"/>
-            </w:pPr>
-            <w:hyperlink w:history="1" r:id="rIdc8kpp1-eurt2bmr859t0g">
-              <w:r>
-                <w:rPr>
-                  <w:rFonts w:ascii="Arial" w:cs="Arial" w:eastAsia="Arial" w:hAnsi="Arial"/>
-                  <w:color w:val="2E75B6"/>
-                  <w:sz w:val="16"/>
-                  <w:szCs w:val="16"/>
-                  <w:u w:val="single" w:color="2E75B6"/>
-                </w:rPr>
-                <w:t xml:space="preserve">C4 photosynthesis</w:t>
-              </w:r>
-            </w:hyperlink>
-          </w:p>
-          <w:p>
-            <w:pPr>
-              <w:spacing w:after="10" w:before="0"/>
-              <w:ind w:left="120"/>
-            </w:pPr>
-            <w:r>
-              <w:rPr>
-                <w:rFonts w:ascii="Arial" w:cs="Arial" w:eastAsia="Arial" w:hAnsi="Arial"/>
-                <w:color w:val="595959"/>
-                <w:sz w:val="14"/>
-                <w:szCs w:val="14"/>
-              </w:rPr>
-              <w:t xml:space="preserve">Source: Khan Academy (English - US curriculum)</w:t>
-            </w:r>
-          </w:p>
-          <w:p>
-            <w:pPr>
-              <w:spacing w:after="10" w:before="0"/>
-              <w:ind w:left="120"/>
-            </w:pPr>
-            <w:hyperlink w:history="1" r:id="rIdwgms3g7jtgmicbsvvaulr">
+            <w:hyperlink w:history="1" r:id="rIdzw-l74kqitrfv4ytoheqq">
               <w:r>
                 <w:rPr>
                   <w:rFonts w:ascii="Arial" w:cs="Arial" w:eastAsia="Arial" w:hAnsi="Arial"/>
@@ -18858,14 +18855,241 @@
                 <w:sz w:val="16"/>
                 <w:szCs w:val="16"/>
               </w:rPr>
-              <w:t xml:space="preserve">📖 HTML:</w:t>
+              <w:t xml:space="preserve">📖 READING:</w:t>
             </w:r>
           </w:p>
           <w:p>
             <w:pPr>
               <w:spacing w:after="20" w:before="0"/>
             </w:pPr>
-            <w:hyperlink w:history="1" r:id="rIdfy-p8lp4zrr-zn5wkzro3">
+            <w:r>
+              <w:rPr>
+                <w:rFonts w:ascii="Arial" w:cs="Arial" w:eastAsia="Arial" w:hAnsi="Arial"/>
+                <w:i/>
+                <w:iCs/>
+                <w:color w:val="595959"/>
+                <w:sz w:val="16"/>
+                <w:szCs w:val="16"/>
+              </w:rPr>
+              <w:t xml:space="preserve">No closely matching reading in the ARES library for this activity.</w:t>
+            </w:r>
+          </w:p>
+          <w:p>
+            <w:pPr>
+              <w:spacing w:after="10" w:before="0"/>
+              <w:ind w:left="120"/>
+            </w:pPr>
+            <w:hyperlink w:history="1" r:id="rId_rz3jclrf3mibg4sgmwzm">
+              <w:r>
+                <w:rPr>
+                  <w:rFonts w:ascii="Arial" w:cs="Arial" w:eastAsia="Arial" w:hAnsi="Arial"/>
+                  <w:color w:val="595959"/>
+                  <w:sz w:val="14"/>
+                  <w:szCs w:val="14"/>
+                  <w:u w:val="single" w:color="595959"/>
+                </w:rPr>
+                <w:t xml:space="preserve">🔍 Search ARES for readings</w:t>
+              </w:r>
+            </w:hyperlink>
+          </w:p>
+          <w:p>
+            <w:pPr>
+              <w:spacing w:after="10" w:before="0"/>
+              <w:ind w:left="120"/>
+            </w:pPr>
+            <w:r>
+              <w:rPr>
+                <w:rFonts w:ascii="Arial" w:cs="Arial" w:eastAsia="Arial" w:hAnsi="Arial"/>
+                <w:color w:val="595959"/>
+                <w:sz w:val="14"/>
+                <w:szCs w:val="14"/>
+              </w:rPr>
+              <w:t xml:space="preserve">Search terms: cell biology specialisation red</w:t>
+            </w:r>
+          </w:p>
+        </w:tc>
+        <w:tc>
+          <w:tcPr>
+            <w:tcW w:type="dxa" w:w="3040"/>
+            <w:shd w:fill="FFFFFF" w:color="auto" w:val="clear"/>
+            <w:tcMar>
+              <w:top w:type="dxa" w:w="60"/>
+              <w:left w:type="dxa" w:w="120"/>
+              <w:bottom w:type="dxa" w:w="60"/>
+              <w:right w:type="dxa" w:w="120"/>
+            </w:tcMar>
+            <w:vAlign w:val="top"/>
+          </w:tcPr>
+          <w:p>
+            <w:pPr>
+              <w:spacing w:after="40" w:before="0"/>
+              <w:jc w:val="left"/>
+            </w:pPr>
+            <w:r>
+              <w:rPr>
+                <w:rFonts w:ascii="Arial" w:cs="Arial" w:eastAsia="Arial" w:hAnsi="Arial"/>
+                <w:b w:val="false"/>
+                <w:bCs w:val="false"/>
+                <w:i w:val="false"/>
+                <w:iCs w:val="false"/>
+                <w:color w:val="000000"/>
+                <w:sz w:val="18"/>
+                <w:szCs w:val="18"/>
+              </w:rPr>
+              <w:t xml:space="preserve">Students return to the class Driving Question Board (DQB) — a large display that has been accumulating sticky notes, arrows, and model revisions since Lesson 1. Each student receives two sticky notes: one ORANGE ('I can now explain…') and one BLUE ('I still wonder…'). Students write one statement on each. They then approach the DQB and place their notes in the designated columns. The teacher facilitates a 3-minute whole-class gallery walk of the new sticky notes. Students look specifically for: (a) a 'still wonder' question that connects cell specialisation to the next topic (Chemicals of Life / Strand 1.4), and (b) any 'I can now explain' note that directly addresses the original driving question. The class votes on the single most important remaining question to carry forward.</w:t>
+            </w:r>
+          </w:p>
+        </w:tc>
+        <w:tc>
+          <w:tcPr>
+            <w:tcW w:type="dxa" w:w="3040"/>
+            <w:shd w:fill="F2F2F2" w:color="auto" w:val="clear"/>
+            <w:tcMar>
+              <w:top w:type="dxa" w:w="60"/>
+              <w:left w:type="dxa" w:w="120"/>
+              <w:bottom w:type="dxa" w:w="60"/>
+              <w:right w:type="dxa" w:w="120"/>
+            </w:tcMar>
+            <w:vAlign w:val="top"/>
+          </w:tcPr>
+          <w:p>
+            <w:pPr>
+              <w:spacing w:after="40" w:before="0"/>
+              <w:jc w:val="left"/>
+            </w:pPr>
+            <w:r>
+              <w:rPr>
+                <w:rFonts w:ascii="Arial" w:cs="Arial" w:eastAsia="Arial" w:hAnsi="Arial"/>
+                <w:b w:val="false"/>
+                <w:bCs w:val="false"/>
+                <w:i w:val="false"/>
+                <w:iCs w:val="false"/>
+                <w:color w:val="000000"/>
+                <w:sz w:val="18"/>
+                <w:szCs w:val="18"/>
+              </w:rPr>
+              <w:t xml:space="preserve">Distribute sticky notes and say: 'ORANGE note: complete this sentence — I can now explain [blank] about why cells look different. Be SPECIFIC — name a cell and its feature.' (WAIT 2 minutes of silent writing.) 'BLUE note: What do you still wonder? What does this lesson NOT yet explain about the driving question?' (WAIT 2 minutes.) Direct students to post their notes. During the gallery walk, say: 'Read at least 5 notes that are NOT your own. If you see a BLUE note that matches something you also wonder, put a small tick on it.' After 3 minutes, facilitate a quick vote: 'Which BLUE note asks the most important question we haven't answered yet?' Read the top-voted question aloud and say: 'We will keep this question live on our DQB. In Strand 1.4, when we study the chemicals of life, you may find part of the answer — watch for it.' Write the question on a dedicated 'Carry-Forward' card and pin it prominently.</w:t>
+            </w:r>
+          </w:p>
+        </w:tc>
+        <w:tc>
+          <w:tcPr>
+            <w:tcW w:type="dxa" w:w="3040"/>
+            <w:shd w:fill="FFFFFF" w:color="auto" w:val="clear"/>
+            <w:tcMar>
+              <w:top w:type="dxa" w:w="60"/>
+              <w:left w:type="dxa" w:w="120"/>
+              <w:bottom w:type="dxa" w:w="60"/>
+              <w:right w:type="dxa" w:w="120"/>
+            </w:tcMar>
+            <w:vAlign w:val="top"/>
+          </w:tcPr>
+          <w:p>
+            <w:pPr>
+              <w:spacing w:after="40" w:before="0"/>
+              <w:jc w:val="left"/>
+            </w:pPr>
+            <w:r>
+              <w:rPr>
+                <w:rFonts w:ascii="Arial" w:cs="Arial" w:eastAsia="Arial" w:hAnsi="Arial"/>
+                <w:b w:val="false"/>
+                <w:bCs w:val="false"/>
+                <w:i w:val="false"/>
+                <w:iCs w:val="false"/>
+                <w:color w:val="000000"/>
+                <w:sz w:val="18"/>
+                <w:szCs w:val="18"/>
+              </w:rPr>
+              <w:t xml:space="preserve">Driving Question Board (DQB) with Orange/Blue Sticky Notes — The DQB is a visible, cumulative knowledge artefact. The two-colour system distinguishes consolidated understanding (orange) from productive uncertainty (blue). Publicly posting 'still wonder' questions normalises scientific uncertainty as a driver of inquiry rather than a failure of learning. The tick-voting system reveals shared gaps in understanding that the teacher can use to plan Lessons 7–8 and the transition to Strand 1.4. The Carry-Forward question bridges sub-strands, supporting curriculum coherence.</w:t>
+            </w:r>
+          </w:p>
+        </w:tc>
+        <w:tc>
+          <w:tcPr>
+            <w:tcW w:type="dxa" w:w="3040"/>
+            <w:shd w:fill="F2F2F2" w:color="auto" w:val="clear"/>
+            <w:tcMar>
+              <w:top w:type="dxa" w:w="60"/>
+              <w:left w:type="dxa" w:w="120"/>
+              <w:bottom w:type="dxa" w:w="60"/>
+              <w:right w:type="dxa" w:w="120"/>
+            </w:tcMar>
+            <w:vAlign w:val="top"/>
+          </w:tcPr>
+          <w:p>
+            <w:pPr>
+              <w:spacing w:after="40" w:before="0"/>
+              <w:jc w:val="left"/>
+            </w:pPr>
+            <w:r>
+              <w:rPr>
+                <w:rFonts w:ascii="Arial" w:cs="Arial" w:eastAsia="Arial" w:hAnsi="Arial"/>
+                <w:b w:val="false"/>
+                <w:bCs w:val="false"/>
+                <w:i w:val="false"/>
+                <w:iCs w:val="false"/>
+                <w:color w:val="000000"/>
+                <w:sz w:val="18"/>
+                <w:szCs w:val="18"/>
+              </w:rPr>
+              <w:t xml:space="preserve">Read all orange sticky notes before Lesson 7. Categorise them: (A) correctly links a specific structural feature to a specific function — these students are ready for Lesson 7 extension; (B) names a cell but does not name the structural feature — these students need a review prompt at the start of Lesson 7; (C) gives only a generic statement ('I can explain cells') — flag these students for a brief 1-on-1 check-in. Count the proportion of blue 'still wonder' notes that ask mechanistic questions ('HOW does…' / 'WHY does…') versus descriptive questions ('WHAT does… look like'). A class with more than 50% mechanistic blue notes is demonstrating strong scientific thinking and is ready for the model-building phase.</w:t>
+            </w:r>
+          </w:p>
+        </w:tc>
+      </w:tr>
+      <w:tr>
+        <w:tc>
+          <w:tcPr>
+            <w:tcW w:type="dxa" w:w="1520"/>
+            <w:shd w:fill="D5E8F0" w:color="auto" w:val="clear"/>
+            <w:tcMar>
+              <w:top w:type="dxa" w:w="60"/>
+              <w:left w:type="dxa" w:w="120"/>
+              <w:bottom w:type="dxa" w:w="60"/>
+              <w:right w:type="dxa" w:w="120"/>
+            </w:tcMar>
+            <w:vAlign w:val="top"/>
+          </w:tcPr>
+          <w:p>
+            <w:pPr>
+              <w:spacing w:after="40" w:before="0"/>
+              <w:jc w:val="left"/>
+            </w:pPr>
+            <w:r>
+              <w:rPr>
+                <w:rFonts w:ascii="Arial" w:cs="Arial" w:eastAsia="Arial" w:hAnsi="Arial"/>
+                <w:b/>
+                <w:bCs/>
+                <w:i w:val="false"/>
+                <w:iCs w:val="false"/>
+                <w:color w:val="000000"/>
+                <w:sz w:val="18"/>
+                <w:szCs w:val="18"/>
+              </w:rPr>
+              <w:t xml:space="preserve">Model Building Phase</w:t>
+            </w:r>
+          </w:p>
+          <w:p>
+            <w:pPr>
+              <w:spacing w:after="20" w:before="0"/>
+            </w:pPr>
+            <w:r>
+              <w:rPr>
+                <w:rFonts w:ascii="Arial" w:cs="Arial" w:eastAsia="Arial" w:hAnsi="Arial"/>
+                <w:b/>
+                <w:bCs/>
+                <w:color w:val="1F3864"/>
+                <w:sz w:val="16"/>
+                <w:szCs w:val="16"/>
+              </w:rPr>
+              <w:t xml:space="preserve">📹 VIDEO:</w:t>
+            </w:r>
+          </w:p>
+          <w:p>
+            <w:pPr>
+              <w:spacing w:after="20" w:before="0"/>
+            </w:pPr>
+            <w:hyperlink w:history="1" r:id="rIdcr51sa7obpvdva_p5cpf0">
               <w:r>
                 <w:rPr>
                   <w:rFonts w:ascii="Arial" w:cs="Arial" w:eastAsia="Arial" w:hAnsi="Arial"/>
@@ -18874,7 +19098,7 @@
                   <w:szCs w:val="16"/>
                   <w:u w:val="single" w:color="2E75B6"/>
                 </w:rPr>
-                <w:t xml:space="preserve">Cell Transport (Flexbook)</w:t>
+                <w:t xml:space="preserve">Red blood cells -dubbed(KY)</w:t>
               </w:r>
             </w:hyperlink>
           </w:p>
@@ -18890,7 +19114,7 @@
                 <w:sz w:val="14"/>
                 <w:szCs w:val="14"/>
               </w:rPr>
-              <w:t xml:space="preserve">Source: CK-12</w:t>
+              <w:t xml:space="preserve">Source: Khan Academy (Kiswahili)</w:t>
             </w:r>
           </w:p>
           <w:p>
@@ -18898,235 +19122,7 @@
               <w:spacing w:after="10" w:before="0"/>
               <w:ind w:left="120"/>
             </w:pPr>
-            <w:hyperlink w:history="1" r:id="rId7mgpzkqri6yietbcebvhz">
-              <w:r>
-                <w:rPr>
-                  <w:rFonts w:ascii="Arial" w:cs="Arial" w:eastAsia="Arial" w:hAnsi="Arial"/>
-                  <w:color w:val="595959"/>
-                  <w:sz w:val="14"/>
-                  <w:szCs w:val="14"/>
-                  <w:u w:val="single" w:color="595959"/>
-                </w:rPr>
-                <w:t xml:space="preserve">🔍 Search ARES for similar readings</w:t>
-              </w:r>
-            </w:hyperlink>
-          </w:p>
-        </w:tc>
-        <w:tc>
-          <w:tcPr>
-            <w:tcW w:type="dxa" w:w="3040"/>
-            <w:shd w:fill="FFFFFF" w:color="auto" w:val="clear"/>
-            <w:tcMar>
-              <w:top w:type="dxa" w:w="60"/>
-              <w:left w:type="dxa" w:w="120"/>
-              <w:bottom w:type="dxa" w:w="60"/>
-              <w:right w:type="dxa" w:w="120"/>
-            </w:tcMar>
-            <w:vAlign w:val="top"/>
-          </w:tcPr>
-          <w:p>
-            <w:pPr>
-              <w:spacing w:after="40" w:before="0"/>
-              <w:jc w:val="left"/>
-            </w:pPr>
-            <w:r>
-              <w:rPr>
-                <w:rFonts w:ascii="Arial" w:cs="Arial" w:eastAsia="Arial" w:hAnsi="Arial"/>
-                <w:b w:val="false"/>
-                <w:bCs w:val="false"/>
-                <w:i w:val="false"/>
-                <w:iCs w:val="false"/>
-                <w:color w:val="000000"/>
-                <w:sz w:val="18"/>
-                <w:szCs w:val="18"/>
-              </w:rPr>
-              <w:t xml:space="preserve">Students return to the class Driving Question Board (DQB) — a large display that has been accumulating sticky notes, arrows, and model revisions since Lesson 1. Each student receives two sticky notes: one ORANGE ('I can now explain…') and one BLUE ('I still wonder…'). Students write one statement on each. They then approach the DQB and place their notes in the designated columns. The teacher facilitates a 3-minute whole-class gallery walk of the new sticky notes. Students look specifically for: (a) a 'still wonder' question that connects cell specialisation to the next topic (Chemicals of Life / Strand 1.4), and (b) any 'I can now explain' note that directly addresses the original driving question. The class votes on the single most important remaining question to carry forward.</w:t>
-            </w:r>
-          </w:p>
-        </w:tc>
-        <w:tc>
-          <w:tcPr>
-            <w:tcW w:type="dxa" w:w="3040"/>
-            <w:shd w:fill="F2F2F2" w:color="auto" w:val="clear"/>
-            <w:tcMar>
-              <w:top w:type="dxa" w:w="60"/>
-              <w:left w:type="dxa" w:w="120"/>
-              <w:bottom w:type="dxa" w:w="60"/>
-              <w:right w:type="dxa" w:w="120"/>
-            </w:tcMar>
-            <w:vAlign w:val="top"/>
-          </w:tcPr>
-          <w:p>
-            <w:pPr>
-              <w:spacing w:after="40" w:before="0"/>
-              <w:jc w:val="left"/>
-            </w:pPr>
-            <w:r>
-              <w:rPr>
-                <w:rFonts w:ascii="Arial" w:cs="Arial" w:eastAsia="Arial" w:hAnsi="Arial"/>
-                <w:b w:val="false"/>
-                <w:bCs w:val="false"/>
-                <w:i w:val="false"/>
-                <w:iCs w:val="false"/>
-                <w:color w:val="000000"/>
-                <w:sz w:val="18"/>
-                <w:szCs w:val="18"/>
-              </w:rPr>
-              <w:t xml:space="preserve">Distribute sticky notes and say: 'ORANGE note: complete this sentence — I can now explain [blank] about why cells look different. Be SPECIFIC — name a cell and its feature.' (WAIT 2 minutes of silent writing.) 'BLUE note: What do you still wonder? What does this lesson NOT yet explain about the driving question?' (WAIT 2 minutes.) Direct students to post their notes. During the gallery walk, say: 'Read at least 5 notes that are NOT your own. If you see a BLUE note that matches something you also wonder, put a small tick on it.' After 3 minutes, facilitate a quick vote: 'Which BLUE note asks the most important question we haven't answered yet?' Read the top-voted question aloud and say: 'We will keep this question live on our DQB. In Strand 1.4, when we study the chemicals of life, you may find part of the answer — watch for it.' Write the question on a dedicated 'Carry-Forward' card and pin it prominently.</w:t>
-            </w:r>
-          </w:p>
-        </w:tc>
-        <w:tc>
-          <w:tcPr>
-            <w:tcW w:type="dxa" w:w="3040"/>
-            <w:shd w:fill="FFFFFF" w:color="auto" w:val="clear"/>
-            <w:tcMar>
-              <w:top w:type="dxa" w:w="60"/>
-              <w:left w:type="dxa" w:w="120"/>
-              <w:bottom w:type="dxa" w:w="60"/>
-              <w:right w:type="dxa" w:w="120"/>
-            </w:tcMar>
-            <w:vAlign w:val="top"/>
-          </w:tcPr>
-          <w:p>
-            <w:pPr>
-              <w:spacing w:after="40" w:before="0"/>
-              <w:jc w:val="left"/>
-            </w:pPr>
-            <w:r>
-              <w:rPr>
-                <w:rFonts w:ascii="Arial" w:cs="Arial" w:eastAsia="Arial" w:hAnsi="Arial"/>
-                <w:b w:val="false"/>
-                <w:bCs w:val="false"/>
-                <w:i w:val="false"/>
-                <w:iCs w:val="false"/>
-                <w:color w:val="000000"/>
-                <w:sz w:val="18"/>
-                <w:szCs w:val="18"/>
-              </w:rPr>
-              <w:t xml:space="preserve">Driving Question Board (DQB) with Orange/Blue Sticky Notes — The DQB is a visible, cumulative knowledge artefact. The two-colour system distinguishes consolidated understanding (orange) from productive uncertainty (blue). Publicly posting 'still wonder' questions normalises scientific uncertainty as a driver of inquiry rather than a failure of learning. The tick-voting system reveals shared gaps in understanding that the teacher can use to plan Lessons 7–8 and the transition to Strand 1.4. The Carry-Forward question bridges sub-strands, supporting curriculum coherence.</w:t>
-            </w:r>
-          </w:p>
-        </w:tc>
-        <w:tc>
-          <w:tcPr>
-            <w:tcW w:type="dxa" w:w="3040"/>
-            <w:shd w:fill="F2F2F2" w:color="auto" w:val="clear"/>
-            <w:tcMar>
-              <w:top w:type="dxa" w:w="60"/>
-              <w:left w:type="dxa" w:w="120"/>
-              <w:bottom w:type="dxa" w:w="60"/>
-              <w:right w:type="dxa" w:w="120"/>
-            </w:tcMar>
-            <w:vAlign w:val="top"/>
-          </w:tcPr>
-          <w:p>
-            <w:pPr>
-              <w:spacing w:after="40" w:before="0"/>
-              <w:jc w:val="left"/>
-            </w:pPr>
-            <w:r>
-              <w:rPr>
-                <w:rFonts w:ascii="Arial" w:cs="Arial" w:eastAsia="Arial" w:hAnsi="Arial"/>
-                <w:b w:val="false"/>
-                <w:bCs w:val="false"/>
-                <w:i w:val="false"/>
-                <w:iCs w:val="false"/>
-                <w:color w:val="000000"/>
-                <w:sz w:val="18"/>
-                <w:szCs w:val="18"/>
-              </w:rPr>
-              <w:t xml:space="preserve">Read all orange sticky notes before Lesson 7. Categorise them: (A) correctly links a specific structural feature to a specific function — these students are ready for Lesson 7 extension; (B) names a cell but does not name the structural feature — these students need a review prompt at the start of Lesson 7; (C) gives only a generic statement ('I can explain cells') — flag these students for a brief 1-on-1 check-in. Count the proportion of blue 'still wonder' notes that ask mechanistic questions ('HOW does…' / 'WHY does…') versus descriptive questions ('WHAT does… look like'). A class with more than 50% mechanistic blue notes is demonstrating strong scientific thinking and is ready for the model-building phase.</w:t>
-            </w:r>
-          </w:p>
-        </w:tc>
-      </w:tr>
-      <w:tr>
-        <w:tc>
-          <w:tcPr>
-            <w:tcW w:type="dxa" w:w="1520"/>
-            <w:shd w:fill="D5E8F0" w:color="auto" w:val="clear"/>
-            <w:tcMar>
-              <w:top w:type="dxa" w:w="60"/>
-              <w:left w:type="dxa" w:w="120"/>
-              <w:bottom w:type="dxa" w:w="60"/>
-              <w:right w:type="dxa" w:w="120"/>
-            </w:tcMar>
-            <w:vAlign w:val="top"/>
-          </w:tcPr>
-          <w:p>
-            <w:pPr>
-              <w:spacing w:after="40" w:before="0"/>
-              <w:jc w:val="left"/>
-            </w:pPr>
-            <w:r>
-              <w:rPr>
-                <w:rFonts w:ascii="Arial" w:cs="Arial" w:eastAsia="Arial" w:hAnsi="Arial"/>
-                <w:b/>
-                <w:bCs/>
-                <w:i w:val="false"/>
-                <w:iCs w:val="false"/>
-                <w:color w:val="000000"/>
-                <w:sz w:val="18"/>
-                <w:szCs w:val="18"/>
-              </w:rPr>
-              <w:t xml:space="preserve">Model Building Phase</w:t>
-            </w:r>
-          </w:p>
-          <w:p>
-            <w:pPr>
-              <w:spacing w:after="20" w:before="0"/>
-            </w:pPr>
-            <w:r>
-              <w:rPr>
-                <w:rFonts w:ascii="Arial" w:cs="Arial" w:eastAsia="Arial" w:hAnsi="Arial"/>
-                <w:b/>
-                <w:bCs/>
-                <w:color w:val="1F3864"/>
-                <w:sz w:val="16"/>
-                <w:szCs w:val="16"/>
-              </w:rPr>
-              <w:t xml:space="preserve">📹 VIDEO:</w:t>
-            </w:r>
-          </w:p>
-          <w:p>
-            <w:pPr>
-              <w:spacing w:after="20" w:before="0"/>
-            </w:pPr>
-            <w:hyperlink w:history="1" r:id="rId3ossuwsg7ocndccgj7cot">
-              <w:r>
-                <w:rPr>
-                  <w:rFonts w:ascii="Arial" w:cs="Arial" w:eastAsia="Arial" w:hAnsi="Arial"/>
-                  <w:color w:val="2E75B6"/>
-                  <w:sz w:val="16"/>
-                  <w:szCs w:val="16"/>
-                  <w:u w:val="single" w:color="2E75B6"/>
-                </w:rPr>
-                <w:t xml:space="preserve">C4 photosynthesis</w:t>
-              </w:r>
-            </w:hyperlink>
-          </w:p>
-          <w:p>
-            <w:pPr>
-              <w:spacing w:after="10" w:before="0"/>
-              <w:ind w:left="120"/>
-            </w:pPr>
-            <w:r>
-              <w:rPr>
-                <w:rFonts w:ascii="Arial" w:cs="Arial" w:eastAsia="Arial" w:hAnsi="Arial"/>
-                <w:color w:val="595959"/>
-                <w:sz w:val="14"/>
-                <w:szCs w:val="14"/>
-              </w:rPr>
-              <w:t xml:space="preserve">Source: Khan Academy (English - US curriculum)</w:t>
-            </w:r>
-          </w:p>
-          <w:p>
-            <w:pPr>
-              <w:spacing w:after="10" w:before="0"/>
-              <w:ind w:left="120"/>
-            </w:pPr>
-            <w:hyperlink w:history="1" r:id="rIdattj20cjqvh6poqlja7zl">
+            <w:hyperlink w:history="1" r:id="rId7pcv81x6fej_7evecilgr">
               <w:r>
                 <w:rPr>
                   <w:rFonts w:ascii="Arial" w:cs="Arial" w:eastAsia="Arial" w:hAnsi="Arial"/>
@@ -19164,47 +19160,31 @@
                 <w:sz w:val="16"/>
                 <w:szCs w:val="16"/>
               </w:rPr>
-              <w:t xml:space="preserve">📖 HTML:</w:t>
+              <w:t xml:space="preserve">📖 READING:</w:t>
             </w:r>
           </w:p>
           <w:p>
             <w:pPr>
               <w:spacing w:after="20" w:before="0"/>
             </w:pPr>
-            <w:hyperlink w:history="1" r:id="rIduzyxzw_t7juhbepld6vup">
-              <w:r>
-                <w:rPr>
-                  <w:rFonts w:ascii="Arial" w:cs="Arial" w:eastAsia="Arial" w:hAnsi="Arial"/>
-                  <w:color w:val="2E75B6"/>
-                  <w:sz w:val="16"/>
-                  <w:szCs w:val="16"/>
-                  <w:u w:val="single" w:color="2E75B6"/>
-                </w:rPr>
-                <w:t xml:space="preserve">Cell Transport (Flexbook)</w:t>
-              </w:r>
-            </w:hyperlink>
+            <w:r>
+              <w:rPr>
+                <w:rFonts w:ascii="Arial" w:cs="Arial" w:eastAsia="Arial" w:hAnsi="Arial"/>
+                <w:i/>
+                <w:iCs/>
+                <w:color w:val="595959"/>
+                <w:sz w:val="16"/>
+                <w:szCs w:val="16"/>
+              </w:rPr>
+              <w:t xml:space="preserve">No closely matching reading in the ARES library for this activity.</w:t>
+            </w:r>
           </w:p>
           <w:p>
             <w:pPr>
               <w:spacing w:after="10" w:before="0"/>
               <w:ind w:left="120"/>
             </w:pPr>
-            <w:r>
-              <w:rPr>
-                <w:rFonts w:ascii="Arial" w:cs="Arial" w:eastAsia="Arial" w:hAnsi="Arial"/>
-                <w:color w:val="595959"/>
-                <w:sz w:val="14"/>
-                <w:szCs w:val="14"/>
-              </w:rPr>
-              <w:t xml:space="preserve">Source: CK-12</w:t>
-            </w:r>
-          </w:p>
-          <w:p>
-            <w:pPr>
-              <w:spacing w:after="10" w:before="0"/>
-              <w:ind w:left="120"/>
-            </w:pPr>
-            <w:hyperlink w:history="1" r:id="rId4czck94mooiprvlvdez-g">
+            <w:hyperlink w:history="1" r:id="rIdxpet5shygiemwtrwyhcnv">
               <w:r>
                 <w:rPr>
                   <w:rFonts w:ascii="Arial" w:cs="Arial" w:eastAsia="Arial" w:hAnsi="Arial"/>
@@ -19213,9 +19193,24 @@
                   <w:szCs w:val="14"/>
                   <w:u w:val="single" w:color="595959"/>
                 </w:rPr>
-                <w:t xml:space="preserve">🔍 Search ARES for similar readings</w:t>
+                <w:t xml:space="preserve">🔍 Search ARES for readings</w:t>
               </w:r>
             </w:hyperlink>
+          </w:p>
+          <w:p>
+            <w:pPr>
+              <w:spacing w:after="10" w:before="0"/>
+              <w:ind w:left="120"/>
+            </w:pPr>
+            <w:r>
+              <w:rPr>
+                <w:rFonts w:ascii="Arial" w:cs="Arial" w:eastAsia="Arial" w:hAnsi="Arial"/>
+                <w:color w:val="595959"/>
+                <w:sz w:val="14"/>
+                <w:szCs w:val="14"/>
+              </w:rPr>
+              <w:t xml:space="preserve">Search terms: cell biology specialisation red</w:t>
+            </w:r>
           </w:p>
         </w:tc>
         <w:tc>
@@ -20881,7 +20876,7 @@
             <w:pPr>
               <w:spacing w:after="20" w:before="0"/>
             </w:pPr>
-            <w:hyperlink w:history="1" r:id="rIdcq9grgiao4upmjnu8uy2k">
+            <w:hyperlink w:history="1" r:id="rIdgjsqsnwgeqh18j9u01edo">
               <w:r>
                 <w:rPr>
                   <w:rFonts w:ascii="Arial" w:cs="Arial" w:eastAsia="Arial" w:hAnsi="Arial"/>
@@ -20890,7 +20885,7 @@
                   <w:szCs w:val="16"/>
                   <w:u w:val="single" w:color="2E75B6"/>
                 </w:rPr>
-                <w:t xml:space="preserve">Cell parts and their functions</w:t>
+                <w:t xml:space="preserve">Comparing animal and plant cells</w:t>
               </w:r>
             </w:hyperlink>
           </w:p>
@@ -20914,7 +20909,7 @@
               <w:spacing w:after="10" w:before="0"/>
               <w:ind w:left="120"/>
             </w:pPr>
-            <w:hyperlink w:history="1" r:id="rIdnsi5a6iypn-qlhjjnrayr">
+            <w:hyperlink w:history="1" r:id="rIdfuukaujegiayb2rz4pgdc">
               <w:r>
                 <w:rPr>
                   <w:rFonts w:ascii="Arial" w:cs="Arial" w:eastAsia="Arial" w:hAnsi="Arial"/>
@@ -20959,7 +20954,7 @@
             <w:pPr>
               <w:spacing w:after="20" w:before="0"/>
             </w:pPr>
-            <w:hyperlink w:history="1" r:id="rIdmshdttqgenuqzrqnouinf">
+            <w:hyperlink w:history="1" r:id="rIdc6xucdcqhh4iftha-wshl">
               <w:r>
                 <w:rPr>
                   <w:rFonts w:ascii="Arial" w:cs="Arial" w:eastAsia="Arial" w:hAnsi="Arial"/>
@@ -20968,7 +20963,7 @@
                   <w:szCs w:val="16"/>
                   <w:u w:val="single" w:color="2E75B6"/>
                 </w:rPr>
-                <w:t xml:space="preserve">Cell Transport (Flexbook)</w:t>
+                <w:t xml:space="preserve">Plant Cell Structures (Flexbook)</w:t>
               </w:r>
             </w:hyperlink>
           </w:p>
@@ -20992,7 +20987,7 @@
               <w:spacing w:after="10" w:before="0"/>
               <w:ind w:left="120"/>
             </w:pPr>
-            <w:hyperlink w:history="1" r:id="rIdkgbjbtyozcb0te1a1poub">
+            <w:hyperlink w:history="1" r:id="rIdhlxbu0o1sqzj60vgjs55z">
               <w:r>
                 <w:rPr>
                   <w:rFonts w:ascii="Arial" w:cs="Arial" w:eastAsia="Arial" w:hAnsi="Arial"/>
@@ -21187,7 +21182,7 @@
             <w:pPr>
               <w:spacing w:after="20" w:before="0"/>
             </w:pPr>
-            <w:hyperlink w:history="1" r:id="rIdqjozamufuzopgaalwyzn3">
+            <w:hyperlink w:history="1" r:id="rIdfrvz6ivil1qh1sqfvxbre">
               <w:r>
                 <w:rPr>
                   <w:rFonts w:ascii="Arial" w:cs="Arial" w:eastAsia="Arial" w:hAnsi="Arial"/>
@@ -21196,7 +21191,7 @@
                   <w:szCs w:val="16"/>
                   <w:u w:val="single" w:color="2E75B6"/>
                 </w:rPr>
-                <w:t xml:space="preserve">Cell parts and their functions</w:t>
+                <w:t xml:space="preserve">Overview of animal and plant cells</w:t>
               </w:r>
             </w:hyperlink>
           </w:p>
@@ -21220,7 +21215,7 @@
               <w:spacing w:after="10" w:before="0"/>
               <w:ind w:left="120"/>
             </w:pPr>
-            <w:hyperlink w:history="1" r:id="rIdmqf_qnxyji4q4pi8kpg7f">
+            <w:hyperlink w:history="1" r:id="rIdc8ygomsfkhxj36_l2sllo">
               <w:r>
                 <w:rPr>
                   <w:rFonts w:ascii="Arial" w:cs="Arial" w:eastAsia="Arial" w:hAnsi="Arial"/>
@@ -21258,14 +21253,14 @@
                 <w:sz w:val="16"/>
                 <w:szCs w:val="16"/>
               </w:rPr>
-              <w:t xml:space="preserve">📖 HTML:</w:t>
+              <w:t xml:space="preserve">📖 EXERCISE:</w:t>
             </w:r>
           </w:p>
           <w:p>
             <w:pPr>
               <w:spacing w:after="20" w:before="0"/>
             </w:pPr>
-            <w:hyperlink w:history="1" r:id="rIdzshwab9hz7roye5s3wayr">
+            <w:hyperlink w:history="1" r:id="rIdvlulkafhgbyvk5mj9q16f">
               <w:r>
                 <w:rPr>
                   <w:rFonts w:ascii="Arial" w:cs="Arial" w:eastAsia="Arial" w:hAnsi="Arial"/>
@@ -21274,7 +21269,7 @@
                   <w:szCs w:val="16"/>
                   <w:u w:val="single" w:color="2E75B6"/>
                 </w:rPr>
-                <w:t xml:space="preserve">Cell Transport (Flexbook)</w:t>
+                <w:t xml:space="preserve">Plant Cell Structures Practice</w:t>
               </w:r>
             </w:hyperlink>
           </w:p>
@@ -21298,7 +21293,7 @@
               <w:spacing w:after="10" w:before="0"/>
               <w:ind w:left="120"/>
             </w:pPr>
-            <w:hyperlink w:history="1" r:id="rIdszb5_rf_9hhodeh1p-51w">
+            <w:hyperlink w:history="1" r:id="rId51kd_-_zir3jrqhf13dxt">
               <w:r>
                 <w:rPr>
                   <w:rFonts w:ascii="Arial" w:cs="Arial" w:eastAsia="Arial" w:hAnsi="Arial"/>
@@ -21493,7 +21488,7 @@
             <w:pPr>
               <w:spacing w:after="20" w:before="0"/>
             </w:pPr>
-            <w:hyperlink w:history="1" r:id="rIdro-z4cvf_fgno4adbksri">
+            <w:hyperlink w:history="1" r:id="rIdqvpvm2koffq9lo3x_xy1j">
               <w:r>
                 <w:rPr>
                   <w:rFonts w:ascii="Arial" w:cs="Arial" w:eastAsia="Arial" w:hAnsi="Arial"/>
@@ -21502,7 +21497,7 @@
                   <w:szCs w:val="16"/>
                   <w:u w:val="single" w:color="2E75B6"/>
                 </w:rPr>
-                <w:t xml:space="preserve">Cell parts and their functions</w:t>
+                <w:t xml:space="preserve">Comparing animal and plant cells</w:t>
               </w:r>
             </w:hyperlink>
           </w:p>
@@ -21526,7 +21521,7 @@
               <w:spacing w:after="10" w:before="0"/>
               <w:ind w:left="120"/>
             </w:pPr>
-            <w:hyperlink w:history="1" r:id="rIdkhhzn1e8sttuk0c3xr3tc">
+            <w:hyperlink w:history="1" r:id="rIdgrdqvpi1js2jqauzrtkg2">
               <w:r>
                 <w:rPr>
                   <w:rFonts w:ascii="Arial" w:cs="Arial" w:eastAsia="Arial" w:hAnsi="Arial"/>
@@ -21564,14 +21559,14 @@
                 <w:sz w:val="16"/>
                 <w:szCs w:val="16"/>
               </w:rPr>
-              <w:t xml:space="preserve">📖 HTML:</w:t>
+              <w:t xml:space="preserve">📖 EXERCISE:</w:t>
             </w:r>
           </w:p>
           <w:p>
             <w:pPr>
               <w:spacing w:after="20" w:before="0"/>
             </w:pPr>
-            <w:hyperlink w:history="1" r:id="rId6wgshostdjmx8hhiml4h9">
+            <w:hyperlink w:history="1" r:id="rIdglzxvuw5dfe0rbqhz0fjc">
               <w:r>
                 <w:rPr>
                   <w:rFonts w:ascii="Arial" w:cs="Arial" w:eastAsia="Arial" w:hAnsi="Arial"/>
@@ -21580,7 +21575,7 @@
                   <w:szCs w:val="16"/>
                   <w:u w:val="single" w:color="2E75B6"/>
                 </w:rPr>
-                <w:t xml:space="preserve">Cell Transport (Flexbook)</w:t>
+                <w:t xml:space="preserve">Plant vs animal cells</w:t>
               </w:r>
             </w:hyperlink>
           </w:p>
@@ -21596,7 +21591,7 @@
                 <w:sz w:val="14"/>
                 <w:szCs w:val="14"/>
               </w:rPr>
-              <w:t xml:space="preserve">Source: CK-12</w:t>
+              <w:t xml:space="preserve">Source: Khan Academy (English - US curriculum)</w:t>
             </w:r>
           </w:p>
           <w:p>
@@ -21604,7 +21599,7 @@
               <w:spacing w:after="10" w:before="0"/>
               <w:ind w:left="120"/>
             </w:pPr>
-            <w:hyperlink w:history="1" r:id="rId0qb8mx_rt9ruoj4k1mlke">
+            <w:hyperlink w:history="1" r:id="rIdfneh_g8joqkjttstmowbw">
               <w:r>
                 <w:rPr>
                   <w:rFonts w:ascii="Arial" w:cs="Arial" w:eastAsia="Arial" w:hAnsi="Arial"/>
@@ -21799,7 +21794,7 @@
             <w:pPr>
               <w:spacing w:after="20" w:before="0"/>
             </w:pPr>
-            <w:hyperlink w:history="1" r:id="rId57d0h1ckbcafwis2xn-ug">
+            <w:hyperlink w:history="1" r:id="rIdkzv-li9g10gpvx1axa7oy">
               <w:r>
                 <w:rPr>
                   <w:rFonts w:ascii="Arial" w:cs="Arial" w:eastAsia="Arial" w:hAnsi="Arial"/>
@@ -21808,7 +21803,7 @@
                   <w:szCs w:val="16"/>
                   <w:u w:val="single" w:color="2E75B6"/>
                 </w:rPr>
-                <w:t xml:space="preserve">Cell parts and their functions</w:t>
+                <w:t xml:space="preserve">Comparing animal and plant cells</w:t>
               </w:r>
             </w:hyperlink>
           </w:p>
@@ -21832,7 +21827,7 @@
               <w:spacing w:after="10" w:before="0"/>
               <w:ind w:left="120"/>
             </w:pPr>
-            <w:hyperlink w:history="1" r:id="rIdwaqjv9ztidetf0gl6x5kl">
+            <w:hyperlink w:history="1" r:id="rIda8emdr3xmptwf-av9bmhj">
               <w:r>
                 <w:rPr>
                   <w:rFonts w:ascii="Arial" w:cs="Arial" w:eastAsia="Arial" w:hAnsi="Arial"/>
@@ -21877,7 +21872,7 @@
             <w:pPr>
               <w:spacing w:after="20" w:before="0"/>
             </w:pPr>
-            <w:hyperlink w:history="1" r:id="rId3wxo9utm1xkfyibfdozdw">
+            <w:hyperlink w:history="1" r:id="rIdvm-fku7k_rc3srnuzwgba">
               <w:r>
                 <w:rPr>
                   <w:rFonts w:ascii="Arial" w:cs="Arial" w:eastAsia="Arial" w:hAnsi="Arial"/>
@@ -21886,7 +21881,7 @@
                   <w:szCs w:val="16"/>
                   <w:u w:val="single" w:color="2E75B6"/>
                 </w:rPr>
-                <w:t xml:space="preserve">Cell Transport (Flexbook)</w:t>
+                <w:t xml:space="preserve">Plant Cell Structures (Flexbook)</w:t>
               </w:r>
             </w:hyperlink>
           </w:p>
@@ -21910,7 +21905,7 @@
               <w:spacing w:after="10" w:before="0"/>
               <w:ind w:left="120"/>
             </w:pPr>
-            <w:hyperlink w:history="1" r:id="rIdcppjlosxptrznh4uqbkvn">
+            <w:hyperlink w:history="1" r:id="rId3hu20ucw8wfpicsidcfjv">
               <w:r>
                 <w:rPr>
                   <w:rFonts w:ascii="Arial" w:cs="Arial" w:eastAsia="Arial" w:hAnsi="Arial"/>
@@ -22105,7 +22100,7 @@
             <w:pPr>
               <w:spacing w:after="20" w:before="0"/>
             </w:pPr>
-            <w:hyperlink w:history="1" r:id="rIdukielzgkio71skgcj_kbg">
+            <w:hyperlink w:history="1" r:id="rIdxsjyu-xvv844635oepxd3">
               <w:r>
                 <w:rPr>
                   <w:rFonts w:ascii="Arial" w:cs="Arial" w:eastAsia="Arial" w:hAnsi="Arial"/>
@@ -22114,7 +22109,7 @@
                   <w:szCs w:val="16"/>
                   <w:u w:val="single" w:color="2E75B6"/>
                 </w:rPr>
-                <w:t xml:space="preserve">Cell parts and their functions</w:t>
+                <w:t xml:space="preserve">Comparing animal and plant cells</w:t>
               </w:r>
             </w:hyperlink>
           </w:p>
@@ -22138,7 +22133,7 @@
               <w:spacing w:after="10" w:before="0"/>
               <w:ind w:left="120"/>
             </w:pPr>
-            <w:hyperlink w:history="1" r:id="rIdzkvfe4ybwtkt4yrhauggl">
+            <w:hyperlink w:history="1" r:id="rIdvcr6w0xee1zpgmdmd584i">
               <w:r>
                 <w:rPr>
                   <w:rFonts w:ascii="Arial" w:cs="Arial" w:eastAsia="Arial" w:hAnsi="Arial"/>
@@ -22183,7 +22178,7 @@
             <w:pPr>
               <w:spacing w:after="20" w:before="0"/>
             </w:pPr>
-            <w:hyperlink w:history="1" r:id="rId5iw9dlaamo0o5dv0ewxty">
+            <w:hyperlink w:history="1" r:id="rIdvtykgbbtibzalrusbtnct">
               <w:r>
                 <w:rPr>
                   <w:rFonts w:ascii="Arial" w:cs="Arial" w:eastAsia="Arial" w:hAnsi="Arial"/>
@@ -22192,7 +22187,7 @@
                   <w:szCs w:val="16"/>
                   <w:u w:val="single" w:color="2E75B6"/>
                 </w:rPr>
-                <w:t xml:space="preserve">Cell Transport (Flexbook)</w:t>
+                <w:t xml:space="preserve">Plant Cell Structures (Flexbook)</w:t>
               </w:r>
             </w:hyperlink>
           </w:p>
@@ -22216,7 +22211,7 @@
               <w:spacing w:after="10" w:before="0"/>
               <w:ind w:left="120"/>
             </w:pPr>
-            <w:hyperlink w:history="1" r:id="rIdczfhy2kgadfulcswim1ty">
+            <w:hyperlink w:history="1" r:id="rIdhx4mofpoi2vyfhbc694jm">
               <w:r>
                 <w:rPr>
                   <w:rFonts w:ascii="Arial" w:cs="Arial" w:eastAsia="Arial" w:hAnsi="Arial"/>
@@ -23969,7 +23964,7 @@
             <w:pPr>
               <w:spacing w:after="20" w:before="0"/>
             </w:pPr>
-            <w:hyperlink w:history="1" r:id="rIdfqydqqwatnbdnzzfvsskn">
+            <w:hyperlink w:history="1" r:id="rId9fi4xsvgsj8uylzs5b8d4">
               <w:r>
                 <w:rPr>
                   <w:rFonts w:ascii="Arial" w:cs="Arial" w:eastAsia="Arial" w:hAnsi="Arial"/>
@@ -23978,7 +23973,7 @@
                   <w:szCs w:val="16"/>
                   <w:u w:val="single" w:color="2E75B6"/>
                 </w:rPr>
-                <w:t xml:space="preserve">Cell parts and their functions</w:t>
+                <w:t xml:space="preserve">Comparing animal and plant cells</w:t>
               </w:r>
             </w:hyperlink>
           </w:p>
@@ -24002,7 +23997,7 @@
               <w:spacing w:after="10" w:before="0"/>
               <w:ind w:left="120"/>
             </w:pPr>
-            <w:hyperlink w:history="1" r:id="rIdwrp9hvscp4nd8rmrkt1bt">
+            <w:hyperlink w:history="1" r:id="rIdp9yc8_yyvz0aiymjrhbh_">
               <w:r>
                 <w:rPr>
                   <w:rFonts w:ascii="Arial" w:cs="Arial" w:eastAsia="Arial" w:hAnsi="Arial"/>
@@ -24040,14 +24035,14 @@
                 <w:sz w:val="16"/>
                 <w:szCs w:val="16"/>
               </w:rPr>
-              <w:t xml:space="preserve">📖 HTML:</w:t>
+              <w:t xml:space="preserve">📖 EXERCISE:</w:t>
             </w:r>
           </w:p>
           <w:p>
             <w:pPr>
               <w:spacing w:after="20" w:before="0"/>
             </w:pPr>
-            <w:hyperlink w:history="1" r:id="rIdsuorf9kjz9xbdsrjclxm0">
+            <w:hyperlink w:history="1" r:id="rIdhlu8u6nsws7hnwalqd7te">
               <w:r>
                 <w:rPr>
                   <w:rFonts w:ascii="Arial" w:cs="Arial" w:eastAsia="Arial" w:hAnsi="Arial"/>
@@ -24056,7 +24051,7 @@
                   <w:szCs w:val="16"/>
                   <w:u w:val="single" w:color="2E75B6"/>
                 </w:rPr>
-                <w:t xml:space="preserve">Cell Transport (Flexbook)</w:t>
+                <w:t xml:space="preserve">Plant vs animal cells</w:t>
               </w:r>
             </w:hyperlink>
           </w:p>
@@ -24072,7 +24067,7 @@
                 <w:sz w:val="14"/>
                 <w:szCs w:val="14"/>
               </w:rPr>
-              <w:t xml:space="preserve">Source: CK-12</w:t>
+              <w:t xml:space="preserve">Source: Khan Academy (English - US curriculum)</w:t>
             </w:r>
           </w:p>
           <w:p>
@@ -24080,7 +24075,7 @@
               <w:spacing w:after="10" w:before="0"/>
               <w:ind w:left="120"/>
             </w:pPr>
-            <w:hyperlink w:history="1" r:id="rIdntnxd1alcyx6mvg9jcvgj">
+            <w:hyperlink w:history="1" r:id="rIdvu49qjhfwugy-_bzegsvx">
               <w:r>
                 <w:rPr>
                   <w:rFonts w:ascii="Arial" w:cs="Arial" w:eastAsia="Arial" w:hAnsi="Arial"/>
@@ -24275,7 +24270,7 @@
             <w:pPr>
               <w:spacing w:after="20" w:before="0"/>
             </w:pPr>
-            <w:hyperlink w:history="1" r:id="rIdgjjg580m5lntzij5wvrsn">
+            <w:hyperlink w:history="1" r:id="rIdl6mnmp5bfkuzseadof9i4">
               <w:r>
                 <w:rPr>
                   <w:rFonts w:ascii="Arial" w:cs="Arial" w:eastAsia="Arial" w:hAnsi="Arial"/>
@@ -24284,7 +24279,7 @@
                   <w:szCs w:val="16"/>
                   <w:u w:val="single" w:color="2E75B6"/>
                 </w:rPr>
-                <w:t xml:space="preserve">Cell parts and their functions</w:t>
+                <w:t xml:space="preserve">Overview of animal and plant cells</w:t>
               </w:r>
             </w:hyperlink>
           </w:p>
@@ -24308,7 +24303,7 @@
               <w:spacing w:after="10" w:before="0"/>
               <w:ind w:left="120"/>
             </w:pPr>
-            <w:hyperlink w:history="1" r:id="rIdd91dpfewriafkwqurinvf">
+            <w:hyperlink w:history="1" r:id="rId204dz2nbfkyrv5yrc0dqm">
               <w:r>
                 <w:rPr>
                   <w:rFonts w:ascii="Arial" w:cs="Arial" w:eastAsia="Arial" w:hAnsi="Arial"/>
@@ -24346,14 +24341,14 @@
                 <w:sz w:val="16"/>
                 <w:szCs w:val="16"/>
               </w:rPr>
-              <w:t xml:space="preserve">📖 HTML:</w:t>
+              <w:t xml:space="preserve">📖 EXERCISE:</w:t>
             </w:r>
           </w:p>
           <w:p>
             <w:pPr>
               <w:spacing w:after="20" w:before="0"/>
             </w:pPr>
-            <w:hyperlink w:history="1" r:id="rIdow2f5vnpifo7me1elpg5c">
+            <w:hyperlink w:history="1" r:id="rIdd85hzk5chrw51dvrldlak">
               <w:r>
                 <w:rPr>
                   <w:rFonts w:ascii="Arial" w:cs="Arial" w:eastAsia="Arial" w:hAnsi="Arial"/>
@@ -24362,7 +24357,7 @@
                   <w:szCs w:val="16"/>
                   <w:u w:val="single" w:color="2E75B6"/>
                 </w:rPr>
-                <w:t xml:space="preserve">Cell Transport (Flexbook)</w:t>
+                <w:t xml:space="preserve">Prokaryotes and eukaryotes</w:t>
               </w:r>
             </w:hyperlink>
           </w:p>
@@ -24378,7 +24373,7 @@
                 <w:sz w:val="14"/>
                 <w:szCs w:val="14"/>
               </w:rPr>
-              <w:t xml:space="preserve">Source: CK-12</w:t>
+              <w:t xml:space="preserve">Source: Khan Academy (English - US curriculum)</w:t>
             </w:r>
           </w:p>
           <w:p>
@@ -24386,7 +24381,7 @@
               <w:spacing w:after="10" w:before="0"/>
               <w:ind w:left="120"/>
             </w:pPr>
-            <w:hyperlink w:history="1" r:id="rIdjwn5gomwgh3l2oilq9dyb">
+            <w:hyperlink w:history="1" r:id="rIdx7vzkbsqm3vve2uuqayvv">
               <w:r>
                 <w:rPr>
                   <w:rFonts w:ascii="Arial" w:cs="Arial" w:eastAsia="Arial" w:hAnsi="Arial"/>
@@ -24581,7 +24576,7 @@
             <w:pPr>
               <w:spacing w:after="20" w:before="0"/>
             </w:pPr>
-            <w:hyperlink w:history="1" r:id="rIdbhrlegzdj42yev2rgcpq6">
+            <w:hyperlink w:history="1" r:id="rIdu4vqtjjppsszr_z4lxhsb">
               <w:r>
                 <w:rPr>
                   <w:rFonts w:ascii="Arial" w:cs="Arial" w:eastAsia="Arial" w:hAnsi="Arial"/>
@@ -24590,7 +24585,7 @@
                   <w:szCs w:val="16"/>
                   <w:u w:val="single" w:color="2E75B6"/>
                 </w:rPr>
-                <w:t xml:space="preserve">Cell parts and their functions</w:t>
+                <w:t xml:space="preserve">Comparing animal and plant cells</w:t>
               </w:r>
             </w:hyperlink>
           </w:p>
@@ -24614,7 +24609,7 @@
               <w:spacing w:after="10" w:before="0"/>
               <w:ind w:left="120"/>
             </w:pPr>
-            <w:hyperlink w:history="1" r:id="rId4twagrlb6o-qdz2kz8kzb">
+            <w:hyperlink w:history="1" r:id="rIdtbrifrabwzp7wkewxo7ni">
               <w:r>
                 <w:rPr>
                   <w:rFonts w:ascii="Arial" w:cs="Arial" w:eastAsia="Arial" w:hAnsi="Arial"/>
@@ -24659,7 +24654,7 @@
             <w:pPr>
               <w:spacing w:after="20" w:before="0"/>
             </w:pPr>
-            <w:hyperlink w:history="1" r:id="rIdl0krdfnshetobj8m_wb4x">
+            <w:hyperlink w:history="1" r:id="rIdgwx1ciullao-kgmlc_mu3">
               <w:r>
                 <w:rPr>
                   <w:rFonts w:ascii="Arial" w:cs="Arial" w:eastAsia="Arial" w:hAnsi="Arial"/>
@@ -24668,7 +24663,7 @@
                   <w:szCs w:val="16"/>
                   <w:u w:val="single" w:color="2E75B6"/>
                 </w:rPr>
-                <w:t xml:space="preserve">Cell Transport (Flexbook)</w:t>
+                <w:t xml:space="preserve">Plant Cell Structures (Flexbook)</w:t>
               </w:r>
             </w:hyperlink>
           </w:p>
@@ -24692,7 +24687,7 @@
               <w:spacing w:after="10" w:before="0"/>
               <w:ind w:left="120"/>
             </w:pPr>
-            <w:hyperlink w:history="1" r:id="rId1xg_sudxz4sjuv3zy6qat">
+            <w:hyperlink w:history="1" r:id="rId82c9v2uvz_tntwqw6zwo4">
               <w:r>
                 <w:rPr>
                   <w:rFonts w:ascii="Arial" w:cs="Arial" w:eastAsia="Arial" w:hAnsi="Arial"/>
@@ -24887,7 +24882,7 @@
             <w:pPr>
               <w:spacing w:after="20" w:before="0"/>
             </w:pPr>
-            <w:hyperlink w:history="1" r:id="rId2etvwbi3-zhfpufwew6ge">
+            <w:hyperlink w:history="1" r:id="rIdox2ajvccz6kjpmt-d9g4r">
               <w:r>
                 <w:rPr>
                   <w:rFonts w:ascii="Arial" w:cs="Arial" w:eastAsia="Arial" w:hAnsi="Arial"/>
@@ -24896,7 +24891,7 @@
                   <w:szCs w:val="16"/>
                   <w:u w:val="single" w:color="2E75B6"/>
                 </w:rPr>
-                <w:t xml:space="preserve">Cell parts and their functions</w:t>
+                <w:t xml:space="preserve">Comparing animal and plant cells</w:t>
               </w:r>
             </w:hyperlink>
           </w:p>
@@ -24920,7 +24915,7 @@
               <w:spacing w:after="10" w:before="0"/>
               <w:ind w:left="120"/>
             </w:pPr>
-            <w:hyperlink w:history="1" r:id="rIdfog6kbwoteimcmqp08lzk">
+            <w:hyperlink w:history="1" r:id="rIdwnmwusu_gzvutsods5iat">
               <w:r>
                 <w:rPr>
                   <w:rFonts w:ascii="Arial" w:cs="Arial" w:eastAsia="Arial" w:hAnsi="Arial"/>
@@ -24958,14 +24953,14 @@
                 <w:sz w:val="16"/>
                 <w:szCs w:val="16"/>
               </w:rPr>
-              <w:t xml:space="preserve">📖 HTML:</w:t>
+              <w:t xml:space="preserve">📖 EXERCISE:</w:t>
             </w:r>
           </w:p>
           <w:p>
             <w:pPr>
               <w:spacing w:after="20" w:before="0"/>
             </w:pPr>
-            <w:hyperlink w:history="1" r:id="rIdfreegmnqvssxmyvnbiyna">
+            <w:hyperlink w:history="1" r:id="rIdszjdonupfc-iibqn1jnkd">
               <w:r>
                 <w:rPr>
                   <w:rFonts w:ascii="Arial" w:cs="Arial" w:eastAsia="Arial" w:hAnsi="Arial"/>
@@ -24974,7 +24969,7 @@
                   <w:szCs w:val="16"/>
                   <w:u w:val="single" w:color="2E75B6"/>
                 </w:rPr>
-                <w:t xml:space="preserve">Cell Transport (Flexbook)</w:t>
+                <w:t xml:space="preserve">Plant Cell Structures Practice</w:t>
               </w:r>
             </w:hyperlink>
           </w:p>
@@ -24998,7 +24993,7 @@
               <w:spacing w:after="10" w:before="0"/>
               <w:ind w:left="120"/>
             </w:pPr>
-            <w:hyperlink w:history="1" r:id="rIdovhcstoydtalyfm3diilr">
+            <w:hyperlink w:history="1" r:id="rIdjsdnovzrnm9bpqt_9ijk2">
               <w:r>
                 <w:rPr>
                   <w:rFonts w:ascii="Arial" w:cs="Arial" w:eastAsia="Arial" w:hAnsi="Arial"/>
@@ -25193,7 +25188,7 @@
             <w:pPr>
               <w:spacing w:after="20" w:before="0"/>
             </w:pPr>
-            <w:hyperlink w:history="1" r:id="rId5wzoovldo0rtijt7cygvv">
+            <w:hyperlink w:history="1" r:id="rId15shav4bf4hmgdksrxrug">
               <w:r>
                 <w:rPr>
                   <w:rFonts w:ascii="Arial" w:cs="Arial" w:eastAsia="Arial" w:hAnsi="Arial"/>
@@ -25202,7 +25197,7 @@
                   <w:szCs w:val="16"/>
                   <w:u w:val="single" w:color="2E75B6"/>
                 </w:rPr>
-                <w:t xml:space="preserve">Cell parts and their functions</w:t>
+                <w:t xml:space="preserve">Comparing animal and plant cells</w:t>
               </w:r>
             </w:hyperlink>
           </w:p>
@@ -25226,7 +25221,7 @@
               <w:spacing w:after="10" w:before="0"/>
               <w:ind w:left="120"/>
             </w:pPr>
-            <w:hyperlink w:history="1" r:id="rIda7o1xrczzktxvmxdtvjid">
+            <w:hyperlink w:history="1" r:id="rIdrgi14pvsx6p6yiwe5vzth">
               <w:r>
                 <w:rPr>
                   <w:rFonts w:ascii="Arial" w:cs="Arial" w:eastAsia="Arial" w:hAnsi="Arial"/>
@@ -25271,7 +25266,7 @@
             <w:pPr>
               <w:spacing w:after="20" w:before="0"/>
             </w:pPr>
-            <w:hyperlink w:history="1" r:id="rIds-rdtmoap08_vxoesoxkw">
+            <w:hyperlink w:history="1" r:id="rId842stpvjbrcsurrzrev2e">
               <w:r>
                 <w:rPr>
                   <w:rFonts w:ascii="Arial" w:cs="Arial" w:eastAsia="Arial" w:hAnsi="Arial"/>
@@ -25280,7 +25275,7 @@
                   <w:szCs w:val="16"/>
                   <w:u w:val="single" w:color="2E75B6"/>
                 </w:rPr>
-                <w:t xml:space="preserve">Cell Transport (Flexbook)</w:t>
+                <w:t xml:space="preserve">Plant Cell Structures (Flexbook)</w:t>
               </w:r>
             </w:hyperlink>
           </w:p>
@@ -25304,7 +25299,7 @@
               <w:spacing w:after="10" w:before="0"/>
               <w:ind w:left="120"/>
             </w:pPr>
-            <w:hyperlink w:history="1" r:id="rIdcux-t0ye9j6e2ogyabj9z">
+            <w:hyperlink w:history="1" r:id="rIdedegp3nokmyet-k3_nfh_">
               <w:r>
                 <w:rPr>
                   <w:rFonts w:ascii="Arial" w:cs="Arial" w:eastAsia="Arial" w:hAnsi="Arial"/>

--- a/data/outputs/v2/Biology/SS1.3_Cell_Biology/Biology_Cell_Biology_CBE_LessonSequence.docx
+++ b/data/outputs/v2/Biology/SS1.3_Cell_Biology/Biology_Cell_Biology_CBE_LessonSequence.docx
@@ -3265,7 +3265,7 @@
             <w:pPr>
               <w:spacing w:after="20" w:before="0"/>
             </w:pPr>
-            <w:hyperlink w:history="1" r:id="rIdz1f-txosoi4dccbgcz6n0">
+            <w:hyperlink w:history="1" r:id="rId3vmypk9k2flzvdecvzlv-">
               <w:r>
                 <w:rPr>
                   <w:rFonts w:ascii="Arial" w:cs="Arial" w:eastAsia="Arial" w:hAnsi="Arial"/>
@@ -3298,7 +3298,7 @@
               <w:spacing w:after="10" w:before="0"/>
               <w:ind w:left="120"/>
             </w:pPr>
-            <w:hyperlink w:history="1" r:id="rIdqfslfg9rf8lwkeqne10wm">
+            <w:hyperlink w:history="1" r:id="rIdpqvbhjqr9khulgi67shmi">
               <w:r>
                 <w:rPr>
                   <w:rFonts w:ascii="Arial" w:cs="Arial" w:eastAsia="Arial" w:hAnsi="Arial"/>
@@ -3343,7 +3343,7 @@
             <w:pPr>
               <w:spacing w:after="20" w:before="0"/>
             </w:pPr>
-            <w:hyperlink w:history="1" r:id="rIdkl3k8r0mfvkrbr2upci-o">
+            <w:hyperlink w:history="1" r:id="rIdyscxbcamleunwqdjgvobp">
               <w:r>
                 <w:rPr>
                   <w:rFonts w:ascii="Arial" w:cs="Arial" w:eastAsia="Arial" w:hAnsi="Arial"/>
@@ -3376,7 +3376,7 @@
               <w:spacing w:after="10" w:before="0"/>
               <w:ind w:left="120"/>
             </w:pPr>
-            <w:hyperlink w:history="1" r:id="rIdrnb5mtjyov2tdeujutx6f">
+            <w:hyperlink w:history="1" r:id="rId3pbnuhoiebk5zusynr8zf">
               <w:r>
                 <w:rPr>
                   <w:rFonts w:ascii="Arial" w:cs="Arial" w:eastAsia="Arial" w:hAnsi="Arial"/>
@@ -3571,7 +3571,7 @@
             <w:pPr>
               <w:spacing w:after="20" w:before="0"/>
             </w:pPr>
-            <w:hyperlink w:history="1" r:id="rId6tjdts4rjxwovmnjsmpvx">
+            <w:hyperlink w:history="1" r:id="rIdkjucqgyuiyawdfaazdgtw">
               <w:r>
                 <w:rPr>
                   <w:rFonts w:ascii="Arial" w:cs="Arial" w:eastAsia="Arial" w:hAnsi="Arial"/>
@@ -3604,7 +3604,7 @@
               <w:spacing w:after="10" w:before="0"/>
               <w:ind w:left="120"/>
             </w:pPr>
-            <w:hyperlink w:history="1" r:id="rId7rdsjiam-_1vpxeaiapns">
+            <w:hyperlink w:history="1" r:id="rIdph1us7uwv2g5x6zpzf0gh">
               <w:r>
                 <w:rPr>
                   <w:rFonts w:ascii="Arial" w:cs="Arial" w:eastAsia="Arial" w:hAnsi="Arial"/>
@@ -3649,7 +3649,7 @@
             <w:pPr>
               <w:spacing w:after="20" w:before="0"/>
             </w:pPr>
-            <w:hyperlink w:history="1" r:id="rIdmfngnxtqe68rhwwaonzhw">
+            <w:hyperlink w:history="1" r:id="rIdzyty6uvmasdb3z-l4_g3g">
               <w:r>
                 <w:rPr>
                   <w:rFonts w:ascii="Arial" w:cs="Arial" w:eastAsia="Arial" w:hAnsi="Arial"/>
@@ -3682,7 +3682,7 @@
               <w:spacing w:after="10" w:before="0"/>
               <w:ind w:left="120"/>
             </w:pPr>
-            <w:hyperlink w:history="1" r:id="rIdtr3pdlaiym49jntuiizwm">
+            <w:hyperlink w:history="1" r:id="rIdyjis2mem_trrs6fkedekg">
               <w:r>
                 <w:rPr>
                   <w:rFonts w:ascii="Arial" w:cs="Arial" w:eastAsia="Arial" w:hAnsi="Arial"/>
@@ -3877,7 +3877,7 @@
             <w:pPr>
               <w:spacing w:after="20" w:before="0"/>
             </w:pPr>
-            <w:hyperlink w:history="1" r:id="rIdtiivsvgl1udpdoycsi2qj">
+            <w:hyperlink w:history="1" r:id="rIduitooyx4o5vln-wfvk-nq">
               <w:r>
                 <w:rPr>
                   <w:rFonts w:ascii="Arial" w:cs="Arial" w:eastAsia="Arial" w:hAnsi="Arial"/>
@@ -3910,7 +3910,7 @@
               <w:spacing w:after="10" w:before="0"/>
               <w:ind w:left="120"/>
             </w:pPr>
-            <w:hyperlink w:history="1" r:id="rIdwhz-h1wdj1dmldqiy0e6x">
+            <w:hyperlink w:history="1" r:id="rIdzfxspgg-1nn4xdsxbairq">
               <w:r>
                 <w:rPr>
                   <w:rFonts w:ascii="Arial" w:cs="Arial" w:eastAsia="Arial" w:hAnsi="Arial"/>
@@ -3955,7 +3955,7 @@
             <w:pPr>
               <w:spacing w:after="20" w:before="0"/>
             </w:pPr>
-            <w:hyperlink w:history="1" r:id="rIddssp5su18ngimbbfvfxfe">
+            <w:hyperlink w:history="1" r:id="rIdmaqttpvoazd25_lbdj9gq">
               <w:r>
                 <w:rPr>
                   <w:rFonts w:ascii="Arial" w:cs="Arial" w:eastAsia="Arial" w:hAnsi="Arial"/>
@@ -3988,7 +3988,7 @@
               <w:spacing w:after="10" w:before="0"/>
               <w:ind w:left="120"/>
             </w:pPr>
-            <w:hyperlink w:history="1" r:id="rIdfjv_9bhpdisvy9-pkmjbf">
+            <w:hyperlink w:history="1" r:id="rIdn-npnps6mwe8zse4tvxrh">
               <w:r>
                 <w:rPr>
                   <w:rFonts w:ascii="Arial" w:cs="Arial" w:eastAsia="Arial" w:hAnsi="Arial"/>
@@ -4183,7 +4183,7 @@
             <w:pPr>
               <w:spacing w:after="20" w:before="0"/>
             </w:pPr>
-            <w:hyperlink w:history="1" r:id="rIdgjzv7pvygglhlxolrj0cl">
+            <w:hyperlink w:history="1" r:id="rIdzb52acb94vtrcc67etddq">
               <w:r>
                 <w:rPr>
                   <w:rFonts w:ascii="Arial" w:cs="Arial" w:eastAsia="Arial" w:hAnsi="Arial"/>
@@ -4216,7 +4216,7 @@
               <w:spacing w:after="10" w:before="0"/>
               <w:ind w:left="120"/>
             </w:pPr>
-            <w:hyperlink w:history="1" r:id="rIdlazv_2v3nejjcuozn8-6a">
+            <w:hyperlink w:history="1" r:id="rIdfrqsnerixgrfe0yb3bstk">
               <w:r>
                 <w:rPr>
                   <w:rFonts w:ascii="Arial" w:cs="Arial" w:eastAsia="Arial" w:hAnsi="Arial"/>
@@ -4261,7 +4261,7 @@
             <w:pPr>
               <w:spacing w:after="20" w:before="0"/>
             </w:pPr>
-            <w:hyperlink w:history="1" r:id="rIdyemwakzszpeygb8ioczlc">
+            <w:hyperlink w:history="1" r:id="rId6n0moguuu5ziqv3akwsu0">
               <w:r>
                 <w:rPr>
                   <w:rFonts w:ascii="Arial" w:cs="Arial" w:eastAsia="Arial" w:hAnsi="Arial"/>
@@ -4294,7 +4294,7 @@
               <w:spacing w:after="10" w:before="0"/>
               <w:ind w:left="120"/>
             </w:pPr>
-            <w:hyperlink w:history="1" r:id="rIdggpgh6rjziyectrfz7f_r">
+            <w:hyperlink w:history="1" r:id="rId2iktwsqsbvhpmxkhpvukq">
               <w:r>
                 <w:rPr>
                   <w:rFonts w:ascii="Arial" w:cs="Arial" w:eastAsia="Arial" w:hAnsi="Arial"/>
@@ -4489,7 +4489,7 @@
             <w:pPr>
               <w:spacing w:after="20" w:before="0"/>
             </w:pPr>
-            <w:hyperlink w:history="1" r:id="rIdtt2rwxbm4cc1f9ikghdja">
+            <w:hyperlink w:history="1" r:id="rIdvfotidm4cbfl-k-xypwo1">
               <w:r>
                 <w:rPr>
                   <w:rFonts w:ascii="Arial" w:cs="Arial" w:eastAsia="Arial" w:hAnsi="Arial"/>
@@ -4522,7 +4522,7 @@
               <w:spacing w:after="10" w:before="0"/>
               <w:ind w:left="120"/>
             </w:pPr>
-            <w:hyperlink w:history="1" r:id="rId9g1u28mnexdlkawjvptre">
+            <w:hyperlink w:history="1" r:id="rId0i4zadzsg-ovqmmfuaecp">
               <w:r>
                 <w:rPr>
                   <w:rFonts w:ascii="Arial" w:cs="Arial" w:eastAsia="Arial" w:hAnsi="Arial"/>
@@ -4567,7 +4567,7 @@
             <w:pPr>
               <w:spacing w:after="20" w:before="0"/>
             </w:pPr>
-            <w:hyperlink w:history="1" r:id="rIdzajdsxxxwbfjsq8i9spfr">
+            <w:hyperlink w:history="1" r:id="rIdnim2gylyftf7_wtypqhem">
               <w:r>
                 <w:rPr>
                   <w:rFonts w:ascii="Arial" w:cs="Arial" w:eastAsia="Arial" w:hAnsi="Arial"/>
@@ -4600,7 +4600,7 @@
               <w:spacing w:after="10" w:before="0"/>
               <w:ind w:left="120"/>
             </w:pPr>
-            <w:hyperlink w:history="1" r:id="rIdpl2o5s3qi5zgmhkqfrvsa">
+            <w:hyperlink w:history="1" r:id="rIdjfl9zvnwhjhupzrm-voag">
               <w:r>
                 <w:rPr>
                   <w:rFonts w:ascii="Arial" w:cs="Arial" w:eastAsia="Arial" w:hAnsi="Arial"/>
@@ -6201,7 +6201,7 @@
             <w:pPr>
               <w:spacing w:after="20" w:before="0"/>
             </w:pPr>
-            <w:hyperlink w:history="1" r:id="rIdscassp9sln1f4vtxdj8ah">
+            <w:hyperlink w:history="1" r:id="rIdkaoorvlsanisyygrhesab">
               <w:r>
                 <w:rPr>
                   <w:rFonts w:ascii="Arial" w:cs="Arial" w:eastAsia="Arial" w:hAnsi="Arial"/>
@@ -6234,7 +6234,7 @@
               <w:spacing w:after="10" w:before="0"/>
               <w:ind w:left="120"/>
             </w:pPr>
-            <w:hyperlink w:history="1" r:id="rId9fmr0ld7jsr4vbmpeqago">
+            <w:hyperlink w:history="1" r:id="rIdzfyazuc1ht7sowbio8tbj">
               <w:r>
                 <w:rPr>
                   <w:rFonts w:ascii="Arial" w:cs="Arial" w:eastAsia="Arial" w:hAnsi="Arial"/>
@@ -6279,7 +6279,7 @@
             <w:pPr>
               <w:spacing w:after="20" w:before="0"/>
             </w:pPr>
-            <w:hyperlink w:history="1" r:id="rId6-dkx9sbaxiijuj95v251">
+            <w:hyperlink w:history="1" r:id="rIdwucxxwsshyiebdcv2sf0i">
               <w:r>
                 <w:rPr>
                   <w:rFonts w:ascii="Arial" w:cs="Arial" w:eastAsia="Arial" w:hAnsi="Arial"/>
@@ -6312,7 +6312,7 @@
               <w:spacing w:after="10" w:before="0"/>
               <w:ind w:left="120"/>
             </w:pPr>
-            <w:hyperlink w:history="1" r:id="rId94dvzhtbeouzd2sn0ho0c">
+            <w:hyperlink w:history="1" r:id="rIdcpue08ctvxmh5kkbuld3c">
               <w:r>
                 <w:rPr>
                   <w:rFonts w:ascii="Arial" w:cs="Arial" w:eastAsia="Arial" w:hAnsi="Arial"/>
@@ -6507,7 +6507,7 @@
             <w:pPr>
               <w:spacing w:after="20" w:before="0"/>
             </w:pPr>
-            <w:hyperlink w:history="1" r:id="rIdrfukcuoz3e5pozr4pdmeb">
+            <w:hyperlink w:history="1" r:id="rId7ky4td1gsih-vefjewd9p">
               <w:r>
                 <w:rPr>
                   <w:rFonts w:ascii="Arial" w:cs="Arial" w:eastAsia="Arial" w:hAnsi="Arial"/>
@@ -6540,7 +6540,7 @@
               <w:spacing w:after="10" w:before="0"/>
               <w:ind w:left="120"/>
             </w:pPr>
-            <w:hyperlink w:history="1" r:id="rId28iu2jun44qipyxh0nws0">
+            <w:hyperlink w:history="1" r:id="rIdbdq4x2iad_vfih4qxi8nq">
               <w:r>
                 <w:rPr>
                   <w:rFonts w:ascii="Arial" w:cs="Arial" w:eastAsia="Arial" w:hAnsi="Arial"/>
@@ -6585,7 +6585,7 @@
             <w:pPr>
               <w:spacing w:after="20" w:before="0"/>
             </w:pPr>
-            <w:hyperlink w:history="1" r:id="rIdaz8t9odai-5xzc6q7489x">
+            <w:hyperlink w:history="1" r:id="rIdl9d3aougbqatxumtwzo_h">
               <w:r>
                 <w:rPr>
                   <w:rFonts w:ascii="Arial" w:cs="Arial" w:eastAsia="Arial" w:hAnsi="Arial"/>
@@ -6618,7 +6618,7 @@
               <w:spacing w:after="10" w:before="0"/>
               <w:ind w:left="120"/>
             </w:pPr>
-            <w:hyperlink w:history="1" r:id="rIdbau6kqlahyiyqfiaep1py">
+            <w:hyperlink w:history="1" r:id="rIdnhj-ubqqhcseymtxlego0">
               <w:r>
                 <w:rPr>
                   <w:rFonts w:ascii="Arial" w:cs="Arial" w:eastAsia="Arial" w:hAnsi="Arial"/>
@@ -6813,7 +6813,7 @@
             <w:pPr>
               <w:spacing w:after="20" w:before="0"/>
             </w:pPr>
-            <w:hyperlink w:history="1" r:id="rIdzaf5ehorh_pzklmc1xze7">
+            <w:hyperlink w:history="1" r:id="rIdbhjfo8ilsct2rte6syaxq">
               <w:r>
                 <w:rPr>
                   <w:rFonts w:ascii="Arial" w:cs="Arial" w:eastAsia="Arial" w:hAnsi="Arial"/>
@@ -6846,7 +6846,7 @@
               <w:spacing w:after="10" w:before="0"/>
               <w:ind w:left="120"/>
             </w:pPr>
-            <w:hyperlink w:history="1" r:id="rIdd5uhmwgztmmi49nzt5lrt">
+            <w:hyperlink w:history="1" r:id="rIdygfya9ww2pm4vumdww93_">
               <w:r>
                 <w:rPr>
                   <w:rFonts w:ascii="Arial" w:cs="Arial" w:eastAsia="Arial" w:hAnsi="Arial"/>
@@ -6891,7 +6891,7 @@
             <w:pPr>
               <w:spacing w:after="20" w:before="0"/>
             </w:pPr>
-            <w:hyperlink w:history="1" r:id="rIdbgtccotpbbsnpy08sscq_">
+            <w:hyperlink w:history="1" r:id="rId15thnv-xoencm5qaijnnn">
               <w:r>
                 <w:rPr>
                   <w:rFonts w:ascii="Arial" w:cs="Arial" w:eastAsia="Arial" w:hAnsi="Arial"/>
@@ -6924,7 +6924,7 @@
               <w:spacing w:after="10" w:before="0"/>
               <w:ind w:left="120"/>
             </w:pPr>
-            <w:hyperlink w:history="1" r:id="rIdw-zxglcnptshgomywqdwj">
+            <w:hyperlink w:history="1" r:id="rIdjwxdbshjcghlua-55cpqx">
               <w:r>
                 <w:rPr>
                   <w:rFonts w:ascii="Arial" w:cs="Arial" w:eastAsia="Arial" w:hAnsi="Arial"/>
@@ -7119,7 +7119,7 @@
             <w:pPr>
               <w:spacing w:after="20" w:before="0"/>
             </w:pPr>
-            <w:hyperlink w:history="1" r:id="rIdve2zxfi9g8vdzpiznx6yt">
+            <w:hyperlink w:history="1" r:id="rIdid3ets3z-xshbufhstryg">
               <w:r>
                 <w:rPr>
                   <w:rFonts w:ascii="Arial" w:cs="Arial" w:eastAsia="Arial" w:hAnsi="Arial"/>
@@ -7152,7 +7152,7 @@
               <w:spacing w:after="10" w:before="0"/>
               <w:ind w:left="120"/>
             </w:pPr>
-            <w:hyperlink w:history="1" r:id="rId6imiwgoln3ladlgrm41wd">
+            <w:hyperlink w:history="1" r:id="rIdavyas0ktwbojseyzxj5hw">
               <w:r>
                 <w:rPr>
                   <w:rFonts w:ascii="Arial" w:cs="Arial" w:eastAsia="Arial" w:hAnsi="Arial"/>
@@ -7197,7 +7197,7 @@
             <w:pPr>
               <w:spacing w:after="20" w:before="0"/>
             </w:pPr>
-            <w:hyperlink w:history="1" r:id="rIdxx1l_pqjeibxbwuedpdse">
+            <w:hyperlink w:history="1" r:id="rIdlc8dpr3amiej_zllx2qgm">
               <w:r>
                 <w:rPr>
                   <w:rFonts w:ascii="Arial" w:cs="Arial" w:eastAsia="Arial" w:hAnsi="Arial"/>
@@ -7230,7 +7230,7 @@
               <w:spacing w:after="10" w:before="0"/>
               <w:ind w:left="120"/>
             </w:pPr>
-            <w:hyperlink w:history="1" r:id="rIdeprggt4zhin4gvsxtvkz0">
+            <w:hyperlink w:history="1" r:id="rIdvrsulnogyntoqfzxqono4">
               <w:r>
                 <w:rPr>
                   <w:rFonts w:ascii="Arial" w:cs="Arial" w:eastAsia="Arial" w:hAnsi="Arial"/>
@@ -7425,7 +7425,7 @@
             <w:pPr>
               <w:spacing w:after="20" w:before="0"/>
             </w:pPr>
-            <w:hyperlink w:history="1" r:id="rIdvi7ngk1d8a1bzksau0sf9">
+            <w:hyperlink w:history="1" r:id="rIdm-mgw9_tsjfs80j92_eer">
               <w:r>
                 <w:rPr>
                   <w:rFonts w:ascii="Arial" w:cs="Arial" w:eastAsia="Arial" w:hAnsi="Arial"/>
@@ -7458,7 +7458,7 @@
               <w:spacing w:after="10" w:before="0"/>
               <w:ind w:left="120"/>
             </w:pPr>
-            <w:hyperlink w:history="1" r:id="rIdcumk_zxtiy0eczkhyjk7w">
+            <w:hyperlink w:history="1" r:id="rIdxeawkspttv6qtysld_vsj">
               <w:r>
                 <w:rPr>
                   <w:rFonts w:ascii="Arial" w:cs="Arial" w:eastAsia="Arial" w:hAnsi="Arial"/>
@@ -7503,7 +7503,7 @@
             <w:pPr>
               <w:spacing w:after="20" w:before="0"/>
             </w:pPr>
-            <w:hyperlink w:history="1" r:id="rId08ffnff_myzzjqgnh7yt3">
+            <w:hyperlink w:history="1" r:id="rIdmsdlvbutz28npd0x6hwpx">
               <w:r>
                 <w:rPr>
                   <w:rFonts w:ascii="Arial" w:cs="Arial" w:eastAsia="Arial" w:hAnsi="Arial"/>
@@ -7536,7 +7536,7 @@
               <w:spacing w:after="10" w:before="0"/>
               <w:ind w:left="120"/>
             </w:pPr>
-            <w:hyperlink w:history="1" r:id="rIdfoe1hzaxcbe7g5qer81x9">
+            <w:hyperlink w:history="1" r:id="rIdmjxfd67--hh24qwszsyiw">
               <w:r>
                 <w:rPr>
                   <w:rFonts w:ascii="Arial" w:cs="Arial" w:eastAsia="Arial" w:hAnsi="Arial"/>
@@ -9023,7 +9023,7 @@
             <w:pPr>
               <w:spacing w:after="20" w:before="0"/>
             </w:pPr>
-            <w:hyperlink w:history="1" r:id="rIdm31xoudwd1ea5dreej1gf">
+            <w:hyperlink w:history="1" r:id="rIdbnnnv8ewldgbk_s5yz7vk">
               <w:r>
                 <w:rPr>
                   <w:rFonts w:ascii="Arial" w:cs="Arial" w:eastAsia="Arial" w:hAnsi="Arial"/>
@@ -9056,7 +9056,7 @@
               <w:spacing w:after="10" w:before="0"/>
               <w:ind w:left="120"/>
             </w:pPr>
-            <w:hyperlink w:history="1" r:id="rId8geswfo3nuda8aa94mqf8">
+            <w:hyperlink w:history="1" r:id="rIdf33ivdrytoaro7lr0unzb">
               <w:r>
                 <w:rPr>
                   <w:rFonts w:ascii="Arial" w:cs="Arial" w:eastAsia="Arial" w:hAnsi="Arial"/>
@@ -9101,7 +9101,7 @@
             <w:pPr>
               <w:spacing w:after="20" w:before="0"/>
             </w:pPr>
-            <w:hyperlink w:history="1" r:id="rId-xbchst9jj4r46nkkntpf">
+            <w:hyperlink w:history="1" r:id="rIdrgbzotq_zq3hzskoheej6">
               <w:r>
                 <w:rPr>
                   <w:rFonts w:ascii="Arial" w:cs="Arial" w:eastAsia="Arial" w:hAnsi="Arial"/>
@@ -9134,7 +9134,7 @@
               <w:spacing w:after="10" w:before="0"/>
               <w:ind w:left="120"/>
             </w:pPr>
-            <w:hyperlink w:history="1" r:id="rIdjaq0_k86l7w_okvzyrlxl">
+            <w:hyperlink w:history="1" r:id="rIdhxi_m-kmezelmykeyd6lv">
               <w:r>
                 <w:rPr>
                   <w:rFonts w:ascii="Arial" w:cs="Arial" w:eastAsia="Arial" w:hAnsi="Arial"/>
@@ -9405,7 +9405,7 @@
             <w:pPr>
               <w:spacing w:after="20" w:before="0"/>
             </w:pPr>
-            <w:hyperlink w:history="1" r:id="rIdsiq7o9zri92f7xnxqaztd">
+            <w:hyperlink w:history="1" r:id="rIdabgq2f6nirlwyybpwy5f6">
               <w:r>
                 <w:rPr>
                   <w:rFonts w:ascii="Arial" w:cs="Arial" w:eastAsia="Arial" w:hAnsi="Arial"/>
@@ -9438,7 +9438,7 @@
               <w:spacing w:after="10" w:before="0"/>
               <w:ind w:left="120"/>
             </w:pPr>
-            <w:hyperlink w:history="1" r:id="rIddtovfrmpvpw0qiuzekh_w">
+            <w:hyperlink w:history="1" r:id="rIdggbfrpx4cmbuotoeqiuw_">
               <w:r>
                 <w:rPr>
                   <w:rFonts w:ascii="Arial" w:cs="Arial" w:eastAsia="Arial" w:hAnsi="Arial"/>
@@ -9483,7 +9483,7 @@
             <w:pPr>
               <w:spacing w:after="20" w:before="0"/>
             </w:pPr>
-            <w:hyperlink w:history="1" r:id="rIdjw9r_boqlje_fy4l0mvjp">
+            <w:hyperlink w:history="1" r:id="rIdurirzynst9jqlesnc10ew">
               <w:r>
                 <w:rPr>
                   <w:rFonts w:ascii="Arial" w:cs="Arial" w:eastAsia="Arial" w:hAnsi="Arial"/>
@@ -9516,7 +9516,7 @@
               <w:spacing w:after="10" w:before="0"/>
               <w:ind w:left="120"/>
             </w:pPr>
-            <w:hyperlink w:history="1" r:id="rIdnnqlk3nikl5ov5egmrdp9">
+            <w:hyperlink w:history="1" r:id="rIdwajxburdlsadnjopcfxy2">
               <w:r>
                 <w:rPr>
                   <w:rFonts w:ascii="Arial" w:cs="Arial" w:eastAsia="Arial" w:hAnsi="Arial"/>
@@ -9787,7 +9787,7 @@
             <w:pPr>
               <w:spacing w:after="20" w:before="0"/>
             </w:pPr>
-            <w:hyperlink w:history="1" r:id="rIdgchfglz0rkinx5nwwa7tv">
+            <w:hyperlink w:history="1" r:id="rId8icrljxa3fthfc5f-gdj4">
               <w:r>
                 <w:rPr>
                   <w:rFonts w:ascii="Arial" w:cs="Arial" w:eastAsia="Arial" w:hAnsi="Arial"/>
@@ -9820,7 +9820,7 @@
               <w:spacing w:after="10" w:before="0"/>
               <w:ind w:left="120"/>
             </w:pPr>
-            <w:hyperlink w:history="1" r:id="rIdc8q5jaqu36gq47uz_t7nv">
+            <w:hyperlink w:history="1" r:id="rIdzqh_2vle48xumvno9cnzz">
               <w:r>
                 <w:rPr>
                   <w:rFonts w:ascii="Arial" w:cs="Arial" w:eastAsia="Arial" w:hAnsi="Arial"/>
@@ -9865,7 +9865,7 @@
             <w:pPr>
               <w:spacing w:after="20" w:before="0"/>
             </w:pPr>
-            <w:hyperlink w:history="1" r:id="rIdxbxhtj_3siezgutfru6fn">
+            <w:hyperlink w:history="1" r:id="rIdrftzwosl0o2t3pdqts-b_">
               <w:r>
                 <w:rPr>
                   <w:rFonts w:ascii="Arial" w:cs="Arial" w:eastAsia="Arial" w:hAnsi="Arial"/>
@@ -9898,7 +9898,7 @@
               <w:spacing w:after="10" w:before="0"/>
               <w:ind w:left="120"/>
             </w:pPr>
-            <w:hyperlink w:history="1" r:id="rIdd08ovkg6w0qttmqhzlrpv">
+            <w:hyperlink w:history="1" r:id="rIdubusikr0njsljosvtinir">
               <w:r>
                 <w:rPr>
                   <w:rFonts w:ascii="Arial" w:cs="Arial" w:eastAsia="Arial" w:hAnsi="Arial"/>
@@ -10169,7 +10169,7 @@
             <w:pPr>
               <w:spacing w:after="20" w:before="0"/>
             </w:pPr>
-            <w:hyperlink w:history="1" r:id="rId_yk4cvx52dsmspn4ndrmx">
+            <w:hyperlink w:history="1" r:id="rIdohy4ycq8j8ioljskco8_j">
               <w:r>
                 <w:rPr>
                   <w:rFonts w:ascii="Arial" w:cs="Arial" w:eastAsia="Arial" w:hAnsi="Arial"/>
@@ -10202,7 +10202,7 @@
               <w:spacing w:after="10" w:before="0"/>
               <w:ind w:left="120"/>
             </w:pPr>
-            <w:hyperlink w:history="1" r:id="rIdnfl7yho7y0rxe1dwdb3cy">
+            <w:hyperlink w:history="1" r:id="rIdjphqq0ribrdfofpwq_5q4">
               <w:r>
                 <w:rPr>
                   <w:rFonts w:ascii="Arial" w:cs="Arial" w:eastAsia="Arial" w:hAnsi="Arial"/>
@@ -10247,7 +10247,7 @@
             <w:pPr>
               <w:spacing w:after="20" w:before="0"/>
             </w:pPr>
-            <w:hyperlink w:history="1" r:id="rId-jp-tztpxr9icevpzhmkg">
+            <w:hyperlink w:history="1" r:id="rIdvqrbyxoxif2f1gs2dbvpf">
               <w:r>
                 <w:rPr>
                   <w:rFonts w:ascii="Arial" w:cs="Arial" w:eastAsia="Arial" w:hAnsi="Arial"/>
@@ -10280,7 +10280,7 @@
               <w:spacing w:after="10" w:before="0"/>
               <w:ind w:left="120"/>
             </w:pPr>
-            <w:hyperlink w:history="1" r:id="rIdanayw8bqmw9t9w-4y1edg">
+            <w:hyperlink w:history="1" r:id="rIdkfzumuc-4zkzh9egp--ck">
               <w:r>
                 <w:rPr>
                   <w:rFonts w:ascii="Arial" w:cs="Arial" w:eastAsia="Arial" w:hAnsi="Arial"/>
@@ -10551,7 +10551,7 @@
             <w:pPr>
               <w:spacing w:after="20" w:before="0"/>
             </w:pPr>
-            <w:hyperlink w:history="1" r:id="rIdvjoxgs2uh0dflkyktd-bk">
+            <w:hyperlink w:history="1" r:id="rIdjyld4dxjbeczlzdc1suv8">
               <w:r>
                 <w:rPr>
                   <w:rFonts w:ascii="Arial" w:cs="Arial" w:eastAsia="Arial" w:hAnsi="Arial"/>
@@ -10584,7 +10584,7 @@
               <w:spacing w:after="10" w:before="0"/>
               <w:ind w:left="120"/>
             </w:pPr>
-            <w:hyperlink w:history="1" r:id="rIdfhdx04jjtbvrfnc-vdkbo">
+            <w:hyperlink w:history="1" r:id="rIdv68hhngtakm78syjns2db">
               <w:r>
                 <w:rPr>
                   <w:rFonts w:ascii="Arial" w:cs="Arial" w:eastAsia="Arial" w:hAnsi="Arial"/>
@@ -10629,7 +10629,7 @@
             <w:pPr>
               <w:spacing w:after="20" w:before="0"/>
             </w:pPr>
-            <w:hyperlink w:history="1" r:id="rIdp5_-uizc6icdbnttgvcd8">
+            <w:hyperlink w:history="1" r:id="rIdgn_o2y5_wjfxrmeo4thgo">
               <w:r>
                 <w:rPr>
                   <w:rFonts w:ascii="Arial" w:cs="Arial" w:eastAsia="Arial" w:hAnsi="Arial"/>
@@ -10662,7 +10662,7 @@
               <w:spacing w:after="10" w:before="0"/>
               <w:ind w:left="120"/>
             </w:pPr>
-            <w:hyperlink w:history="1" r:id="rId_fmccnccegerqggjnrbaj">
+            <w:hyperlink w:history="1" r:id="rIdokgmfwi96t97zdn-fupo7">
               <w:r>
                 <w:rPr>
                   <w:rFonts w:ascii="Arial" w:cs="Arial" w:eastAsia="Arial" w:hAnsi="Arial"/>
@@ -12225,7 +12225,7 @@
             <w:pPr>
               <w:spacing w:after="20" w:before="0"/>
             </w:pPr>
-            <w:hyperlink w:history="1" r:id="rIdoe1piojyqaxkcrldaqe7x">
+            <w:hyperlink w:history="1" r:id="rIdtglxndraydt8l1y3zbphz">
               <w:r>
                 <w:rPr>
                   <w:rFonts w:ascii="Arial" w:cs="Arial" w:eastAsia="Arial" w:hAnsi="Arial"/>
@@ -12258,7 +12258,7 @@
               <w:spacing w:after="10" w:before="0"/>
               <w:ind w:left="120"/>
             </w:pPr>
-            <w:hyperlink w:history="1" r:id="rIdqd0nneccvneppxh_7jqjf">
+            <w:hyperlink w:history="1" r:id="rIdptnbxmcw0-dboihjktp6f">
               <w:r>
                 <w:rPr>
                   <w:rFonts w:ascii="Arial" w:cs="Arial" w:eastAsia="Arial" w:hAnsi="Arial"/>
@@ -12303,7 +12303,7 @@
             <w:pPr>
               <w:spacing w:after="20" w:before="0"/>
             </w:pPr>
-            <w:hyperlink w:history="1" r:id="rIdj4evel5xhccf4bwttvz8q">
+            <w:hyperlink w:history="1" r:id="rIdzqtpyz94rkjgx3xnm_4ht">
               <w:r>
                 <w:rPr>
                   <w:rFonts w:ascii="Arial" w:cs="Arial" w:eastAsia="Arial" w:hAnsi="Arial"/>
@@ -12336,7 +12336,7 @@
               <w:spacing w:after="10" w:before="0"/>
               <w:ind w:left="120"/>
             </w:pPr>
-            <w:hyperlink w:history="1" r:id="rIdubl7gd6txr8rjwmskwvkj">
+            <w:hyperlink w:history="1" r:id="rIdeq8-msyelrzte7153wej8">
               <w:r>
                 <w:rPr>
                   <w:rFonts w:ascii="Arial" w:cs="Arial" w:eastAsia="Arial" w:hAnsi="Arial"/>
@@ -12531,7 +12531,7 @@
             <w:pPr>
               <w:spacing w:after="20" w:before="0"/>
             </w:pPr>
-            <w:hyperlink w:history="1" r:id="rIdhaceh3bkq3zsdo29lfiqu">
+            <w:hyperlink w:history="1" r:id="rIdpkooio6uhgmnbiz5wvzgc">
               <w:r>
                 <w:rPr>
                   <w:rFonts w:ascii="Arial" w:cs="Arial" w:eastAsia="Arial" w:hAnsi="Arial"/>
@@ -12564,7 +12564,7 @@
               <w:spacing w:after="10" w:before="0"/>
               <w:ind w:left="120"/>
             </w:pPr>
-            <w:hyperlink w:history="1" r:id="rIdrttnnkbkibfwygmnbx24e">
+            <w:hyperlink w:history="1" r:id="rIdjkj3x6kn7fvg-skc5mng-">
               <w:r>
                 <w:rPr>
                   <w:rFonts w:ascii="Arial" w:cs="Arial" w:eastAsia="Arial" w:hAnsi="Arial"/>
@@ -12609,7 +12609,7 @@
             <w:pPr>
               <w:spacing w:after="20" w:before="0"/>
             </w:pPr>
-            <w:hyperlink w:history="1" r:id="rId9psdtk30nmqwg7rhzam03">
+            <w:hyperlink w:history="1" r:id="rIdrkxobxxj0-5kxiuasw6ir">
               <w:r>
                 <w:rPr>
                   <w:rFonts w:ascii="Arial" w:cs="Arial" w:eastAsia="Arial" w:hAnsi="Arial"/>
@@ -12642,7 +12642,7 @@
               <w:spacing w:after="10" w:before="0"/>
               <w:ind w:left="120"/>
             </w:pPr>
-            <w:hyperlink w:history="1" r:id="rIdqortady7ewn_ffjvl2v9v">
+            <w:hyperlink w:history="1" r:id="rIdyenxbwymcjsmavkkr9qfz">
               <w:r>
                 <w:rPr>
                   <w:rFonts w:ascii="Arial" w:cs="Arial" w:eastAsia="Arial" w:hAnsi="Arial"/>
@@ -12837,7 +12837,7 @@
             <w:pPr>
               <w:spacing w:after="20" w:before="0"/>
             </w:pPr>
-            <w:hyperlink w:history="1" r:id="rIdowzx4jgl7odzwows78otj">
+            <w:hyperlink w:history="1" r:id="rIdbbtwm0in-wrin1zf5i_fc">
               <w:r>
                 <w:rPr>
                   <w:rFonts w:ascii="Arial" w:cs="Arial" w:eastAsia="Arial" w:hAnsi="Arial"/>
@@ -12870,7 +12870,7 @@
               <w:spacing w:after="10" w:before="0"/>
               <w:ind w:left="120"/>
             </w:pPr>
-            <w:hyperlink w:history="1" r:id="rIdu0cfyhaspwk-mspvc8fpc">
+            <w:hyperlink w:history="1" r:id="rIdefliqlgo8no2o0yjihaqw">
               <w:r>
                 <w:rPr>
                   <w:rFonts w:ascii="Arial" w:cs="Arial" w:eastAsia="Arial" w:hAnsi="Arial"/>
@@ -12915,7 +12915,7 @@
             <w:pPr>
               <w:spacing w:after="20" w:before="0"/>
             </w:pPr>
-            <w:hyperlink w:history="1" r:id="rIdwsbl8zqfauu0qqnkldjda">
+            <w:hyperlink w:history="1" r:id="rIdzkcjcvkhtco2wqdsksj5_">
               <w:r>
                 <w:rPr>
                   <w:rFonts w:ascii="Arial" w:cs="Arial" w:eastAsia="Arial" w:hAnsi="Arial"/>
@@ -12948,7 +12948,7 @@
               <w:spacing w:after="10" w:before="0"/>
               <w:ind w:left="120"/>
             </w:pPr>
-            <w:hyperlink w:history="1" r:id="rId0abkfisqnkrwpcvkkl_nr">
+            <w:hyperlink w:history="1" r:id="rId5vecx6vuupw3_6sbcupgi">
               <w:r>
                 <w:rPr>
                   <w:rFonts w:ascii="Arial" w:cs="Arial" w:eastAsia="Arial" w:hAnsi="Arial"/>
@@ -13143,7 +13143,7 @@
             <w:pPr>
               <w:spacing w:after="20" w:before="0"/>
             </w:pPr>
-            <w:hyperlink w:history="1" r:id="rIdvnezinz5gc4bajgebrxoj">
+            <w:hyperlink w:history="1" r:id="rIdxgfyeqaazclcnvibcydbk">
               <w:r>
                 <w:rPr>
                   <w:rFonts w:ascii="Arial" w:cs="Arial" w:eastAsia="Arial" w:hAnsi="Arial"/>
@@ -13176,7 +13176,7 @@
               <w:spacing w:after="10" w:before="0"/>
               <w:ind w:left="120"/>
             </w:pPr>
-            <w:hyperlink w:history="1" r:id="rIda_ef9olazosz0j3ssdgp5">
+            <w:hyperlink w:history="1" r:id="rIdpxqcnphdlaltostc-fnlw">
               <w:r>
                 <w:rPr>
                   <w:rFonts w:ascii="Arial" w:cs="Arial" w:eastAsia="Arial" w:hAnsi="Arial"/>
@@ -13221,7 +13221,7 @@
             <w:pPr>
               <w:spacing w:after="20" w:before="0"/>
             </w:pPr>
-            <w:hyperlink w:history="1" r:id="rIdcsz5xjohjplzqz3mz_2gs">
+            <w:hyperlink w:history="1" r:id="rIdcb4nzzcdbn-sn5dafuzss">
               <w:r>
                 <w:rPr>
                   <w:rFonts w:ascii="Arial" w:cs="Arial" w:eastAsia="Arial" w:hAnsi="Arial"/>
@@ -13254,7 +13254,7 @@
               <w:spacing w:after="10" w:before="0"/>
               <w:ind w:left="120"/>
             </w:pPr>
-            <w:hyperlink w:history="1" r:id="rIdj87qnz2iiexz9joq7dzyv">
+            <w:hyperlink w:history="1" r:id="rIdjhjsr2fohahmlhtcncsny">
               <w:r>
                 <w:rPr>
                   <w:rFonts w:ascii="Arial" w:cs="Arial" w:eastAsia="Arial" w:hAnsi="Arial"/>
@@ -13449,7 +13449,7 @@
             <w:pPr>
               <w:spacing w:after="20" w:before="0"/>
             </w:pPr>
-            <w:hyperlink w:history="1" r:id="rId39pblyfer2km4hqwnqkut">
+            <w:hyperlink w:history="1" r:id="rIdd1gjvzj1pkuw9cvcw_wi4">
               <w:r>
                 <w:rPr>
                   <w:rFonts w:ascii="Arial" w:cs="Arial" w:eastAsia="Arial" w:hAnsi="Arial"/>
@@ -13482,7 +13482,7 @@
               <w:spacing w:after="10" w:before="0"/>
               <w:ind w:left="120"/>
             </w:pPr>
-            <w:hyperlink w:history="1" r:id="rId8aewz3v0nm7xk1dyreppm">
+            <w:hyperlink w:history="1" r:id="rIdebr-1isocpgk0mdahv4an">
               <w:r>
                 <w:rPr>
                   <w:rFonts w:ascii="Arial" w:cs="Arial" w:eastAsia="Arial" w:hAnsi="Arial"/>
@@ -13527,7 +13527,7 @@
             <w:pPr>
               <w:spacing w:after="20" w:before="0"/>
             </w:pPr>
-            <w:hyperlink w:history="1" r:id="rId4scvdlt4naoskljyqgnb-">
+            <w:hyperlink w:history="1" r:id="rIdxtnghhqn_34pf7o61n0qf">
               <w:r>
                 <w:rPr>
                   <w:rFonts w:ascii="Arial" w:cs="Arial" w:eastAsia="Arial" w:hAnsi="Arial"/>
@@ -13560,7 +13560,7 @@
               <w:spacing w:after="10" w:before="0"/>
               <w:ind w:left="120"/>
             </w:pPr>
-            <w:hyperlink w:history="1" r:id="rIdxzckb6ppktgzebuqyblp2">
+            <w:hyperlink w:history="1" r:id="rId7co_g_9h3a05f6stgyu0u">
               <w:r>
                 <w:rPr>
                   <w:rFonts w:ascii="Arial" w:cs="Arial" w:eastAsia="Arial" w:hAnsi="Arial"/>
@@ -15047,7 +15047,7 @@
             <w:pPr>
               <w:spacing w:after="20" w:before="0"/>
             </w:pPr>
-            <w:hyperlink w:history="1" r:id="rIdd3wpcrv76di5nocjxosdw">
+            <w:hyperlink w:history="1" r:id="rIdcnwnenlu1igmlzierhpbl">
               <w:r>
                 <w:rPr>
                   <w:rFonts w:ascii="Arial" w:cs="Arial" w:eastAsia="Arial" w:hAnsi="Arial"/>
@@ -15080,7 +15080,7 @@
               <w:spacing w:after="10" w:before="0"/>
               <w:ind w:left="120"/>
             </w:pPr>
-            <w:hyperlink w:history="1" r:id="rIdyt48c31keo_j3_l5hcg5t">
+            <w:hyperlink w:history="1" r:id="rIdptxpkpqgscuym2pb4sikv">
               <w:r>
                 <w:rPr>
                   <w:rFonts w:ascii="Arial" w:cs="Arial" w:eastAsia="Arial" w:hAnsi="Arial"/>
@@ -15125,7 +15125,7 @@
             <w:pPr>
               <w:spacing w:after="20" w:before="0"/>
             </w:pPr>
-            <w:hyperlink w:history="1" r:id="rId_qhy9dvwolhm-bjb1lkxg">
+            <w:hyperlink w:history="1" r:id="rId32s5rjm0zjslrqye2vip-">
               <w:r>
                 <w:rPr>
                   <w:rFonts w:ascii="Arial" w:cs="Arial" w:eastAsia="Arial" w:hAnsi="Arial"/>
@@ -15158,7 +15158,7 @@
               <w:spacing w:after="10" w:before="0"/>
               <w:ind w:left="120"/>
             </w:pPr>
-            <w:hyperlink w:history="1" r:id="rIdq-qsp1oe334fxcf_k_5sp">
+            <w:hyperlink w:history="1" r:id="rIdvrxncjsil9nktxx_eq1po">
               <w:r>
                 <w:rPr>
                   <w:rFonts w:ascii="Arial" w:cs="Arial" w:eastAsia="Arial" w:hAnsi="Arial"/>
@@ -15353,7 +15353,7 @@
             <w:pPr>
               <w:spacing w:after="20" w:before="0"/>
             </w:pPr>
-            <w:hyperlink w:history="1" r:id="rIdwosl38u_qmae8pezqt9ma">
+            <w:hyperlink w:history="1" r:id="rIdrgcpp-oqd3sc5sgqurfce">
               <w:r>
                 <w:rPr>
                   <w:rFonts w:ascii="Arial" w:cs="Arial" w:eastAsia="Arial" w:hAnsi="Arial"/>
@@ -15386,7 +15386,7 @@
               <w:spacing w:after="10" w:before="0"/>
               <w:ind w:left="120"/>
             </w:pPr>
-            <w:hyperlink w:history="1" r:id="rIdimwbgvlzpdutvc6rksdj8">
+            <w:hyperlink w:history="1" r:id="rIdj1om9rlkt0wotbqqeixf7">
               <w:r>
                 <w:rPr>
                   <w:rFonts w:ascii="Arial" w:cs="Arial" w:eastAsia="Arial" w:hAnsi="Arial"/>
@@ -15431,7 +15431,7 @@
             <w:pPr>
               <w:spacing w:after="20" w:before="0"/>
             </w:pPr>
-            <w:hyperlink w:history="1" r:id="rIdjxednseoybn85vgmt3grq">
+            <w:hyperlink w:history="1" r:id="rIddvwkvsf0efogrdermwbd7">
               <w:r>
                 <w:rPr>
                   <w:rFonts w:ascii="Arial" w:cs="Arial" w:eastAsia="Arial" w:hAnsi="Arial"/>
@@ -15464,7 +15464,7 @@
               <w:spacing w:after="10" w:before="0"/>
               <w:ind w:left="120"/>
             </w:pPr>
-            <w:hyperlink w:history="1" r:id="rIdcfkve1bgf4dnr1itbjr5v">
+            <w:hyperlink w:history="1" r:id="rId3s_dequ43a7yqdfl5gkef">
               <w:r>
                 <w:rPr>
                   <w:rFonts w:ascii="Arial" w:cs="Arial" w:eastAsia="Arial" w:hAnsi="Arial"/>
@@ -15659,7 +15659,7 @@
             <w:pPr>
               <w:spacing w:after="20" w:before="0"/>
             </w:pPr>
-            <w:hyperlink w:history="1" r:id="rIdgomvxu12knaxlboihmp3u">
+            <w:hyperlink w:history="1" r:id="rIdqa8uvd3xyugc0jlnn-ptf">
               <w:r>
                 <w:rPr>
                   <w:rFonts w:ascii="Arial" w:cs="Arial" w:eastAsia="Arial" w:hAnsi="Arial"/>
@@ -15692,7 +15692,7 @@
               <w:spacing w:after="10" w:before="0"/>
               <w:ind w:left="120"/>
             </w:pPr>
-            <w:hyperlink w:history="1" r:id="rIdzqqrizqx7jxyn9urseiom">
+            <w:hyperlink w:history="1" r:id="rIdkgyafkjpmrxiqwgf4bwsw">
               <w:r>
                 <w:rPr>
                   <w:rFonts w:ascii="Arial" w:cs="Arial" w:eastAsia="Arial" w:hAnsi="Arial"/>
@@ -15737,7 +15737,7 @@
             <w:pPr>
               <w:spacing w:after="20" w:before="0"/>
             </w:pPr>
-            <w:hyperlink w:history="1" r:id="rIdnaiwx4piwyay3ueevgwh3">
+            <w:hyperlink w:history="1" r:id="rId8btrwa0mwqxd0wivl7tn5">
               <w:r>
                 <w:rPr>
                   <w:rFonts w:ascii="Arial" w:cs="Arial" w:eastAsia="Arial" w:hAnsi="Arial"/>
@@ -15770,7 +15770,7 @@
               <w:spacing w:after="10" w:before="0"/>
               <w:ind w:left="120"/>
             </w:pPr>
-            <w:hyperlink w:history="1" r:id="rIdubzeq17dijuzxoew7lr-1">
+            <w:hyperlink w:history="1" r:id="rIdvwsiqxl-tywbx-xfvxqio">
               <w:r>
                 <w:rPr>
                   <w:rFonts w:ascii="Arial" w:cs="Arial" w:eastAsia="Arial" w:hAnsi="Arial"/>
@@ -15965,7 +15965,7 @@
             <w:pPr>
               <w:spacing w:after="20" w:before="0"/>
             </w:pPr>
-            <w:hyperlink w:history="1" r:id="rIdgpm3t3cvulu6kvzt0nzmf">
+            <w:hyperlink w:history="1" r:id="rIduzpj6jsbru5xceqslzba0">
               <w:r>
                 <w:rPr>
                   <w:rFonts w:ascii="Arial" w:cs="Arial" w:eastAsia="Arial" w:hAnsi="Arial"/>
@@ -15998,7 +15998,7 @@
               <w:spacing w:after="10" w:before="0"/>
               <w:ind w:left="120"/>
             </w:pPr>
-            <w:hyperlink w:history="1" r:id="rIdgcnvf2kynx5fa947a3ruy">
+            <w:hyperlink w:history="1" r:id="rIdquuedzjxhmltiqbkt91qf">
               <w:r>
                 <w:rPr>
                   <w:rFonts w:ascii="Arial" w:cs="Arial" w:eastAsia="Arial" w:hAnsi="Arial"/>
@@ -16043,7 +16043,7 @@
             <w:pPr>
               <w:spacing w:after="20" w:before="0"/>
             </w:pPr>
-            <w:hyperlink w:history="1" r:id="rIdlrvpca0tg6ijnqrgkdgcd">
+            <w:hyperlink w:history="1" r:id="rIdxlsscqsrsuh21jfqymxii">
               <w:r>
                 <w:rPr>
                   <w:rFonts w:ascii="Arial" w:cs="Arial" w:eastAsia="Arial" w:hAnsi="Arial"/>
@@ -16076,7 +16076,7 @@
               <w:spacing w:after="10" w:before="0"/>
               <w:ind w:left="120"/>
             </w:pPr>
-            <w:hyperlink w:history="1" r:id="rIdtwhss334avgov7sl7ranx">
+            <w:hyperlink w:history="1" r:id="rId9pozylu8v1a2lnmqkewa8">
               <w:r>
                 <w:rPr>
                   <w:rFonts w:ascii="Arial" w:cs="Arial" w:eastAsia="Arial" w:hAnsi="Arial"/>
@@ -16271,7 +16271,7 @@
             <w:pPr>
               <w:spacing w:after="20" w:before="0"/>
             </w:pPr>
-            <w:hyperlink w:history="1" r:id="rIdilwxibsqh_5wxig7dvqx3">
+            <w:hyperlink w:history="1" r:id="rIdn5hmnygkiunpv-epbospw">
               <w:r>
                 <w:rPr>
                   <w:rFonts w:ascii="Arial" w:cs="Arial" w:eastAsia="Arial" w:hAnsi="Arial"/>
@@ -16304,7 +16304,7 @@
               <w:spacing w:after="10" w:before="0"/>
               <w:ind w:left="120"/>
             </w:pPr>
-            <w:hyperlink w:history="1" r:id="rId8sgttgdxl2dpr_pborant">
+            <w:hyperlink w:history="1" r:id="rIdjkci6jbrwvp3t9cbyqm_c">
               <w:r>
                 <w:rPr>
                   <w:rFonts w:ascii="Arial" w:cs="Arial" w:eastAsia="Arial" w:hAnsi="Arial"/>
@@ -16349,7 +16349,7 @@
             <w:pPr>
               <w:spacing w:after="20" w:before="0"/>
             </w:pPr>
-            <w:hyperlink w:history="1" r:id="rId79ipc4nghewa-divykzfr">
+            <w:hyperlink w:history="1" r:id="rIdjryukmc-myy6mgez0vidq">
               <w:r>
                 <w:rPr>
                   <w:rFonts w:ascii="Arial" w:cs="Arial" w:eastAsia="Arial" w:hAnsi="Arial"/>
@@ -16382,7 +16382,7 @@
               <w:spacing w:after="10" w:before="0"/>
               <w:ind w:left="120"/>
             </w:pPr>
-            <w:hyperlink w:history="1" r:id="rIdfbfrozjcvi_9pot4k4inp">
+            <w:hyperlink w:history="1" r:id="rIdco_ugq3gezgd_ymwdphqw">
               <w:r>
                 <w:rPr>
                   <w:rFonts w:ascii="Arial" w:cs="Arial" w:eastAsia="Arial" w:hAnsi="Arial"/>
@@ -17869,7 +17869,312 @@
             <w:pPr>
               <w:spacing w:after="20" w:before="0"/>
             </w:pPr>
-            <w:hyperlink w:history="1" r:id="rIdjacwahzeebquidfw3zun1">
+            <w:hyperlink w:history="1" r:id="rIdjwtrutnhdqkxn635lzyy9">
+              <w:r>
+                <w:rPr>
+                  <w:rFonts w:ascii="Arial" w:cs="Arial" w:eastAsia="Arial" w:hAnsi="Arial"/>
+                  <w:color w:val="2E75B6"/>
+                  <w:sz w:val="16"/>
+                  <w:szCs w:val="16"/>
+                  <w:u w:val="single" w:color="2E75B6"/>
+                </w:rPr>
+                <w:t xml:space="preserve">Red blood cells</w:t>
+              </w:r>
+            </w:hyperlink>
+          </w:p>
+          <w:p>
+            <w:pPr>
+              <w:spacing w:after="10" w:before="0"/>
+              <w:ind w:left="120"/>
+            </w:pPr>
+            <w:r>
+              <w:rPr>
+                <w:rFonts w:ascii="Arial" w:cs="Arial" w:eastAsia="Arial" w:hAnsi="Arial"/>
+                <w:color w:val="595959"/>
+                <w:sz w:val="14"/>
+                <w:szCs w:val="14"/>
+              </w:rPr>
+              <w:t xml:space="preserve">Source: Khan Academy (English - US curriculum)</w:t>
+            </w:r>
+          </w:p>
+          <w:p>
+            <w:pPr>
+              <w:spacing w:after="10" w:before="0"/>
+              <w:ind w:left="120"/>
+            </w:pPr>
+            <w:hyperlink w:history="1" r:id="rIdw_xgbrepmeulhyqlmt8d2">
+              <w:r>
+                <w:rPr>
+                  <w:rFonts w:ascii="Arial" w:cs="Arial" w:eastAsia="Arial" w:hAnsi="Arial"/>
+                  <w:color w:val="595959"/>
+                  <w:sz w:val="14"/>
+                  <w:szCs w:val="14"/>
+                  <w:u w:val="single" w:color="595959"/>
+                </w:rPr>
+                <w:t xml:space="preserve">🔍 Search ARES for similar videos</w:t>
+              </w:r>
+            </w:hyperlink>
+          </w:p>
+          <w:p>
+            <w:pPr>
+              <w:spacing w:after="40" w:before="0"/>
+            </w:pPr>
+            <w:r>
+              <w:rPr>
+                <w:sz w:val="14"/>
+                <w:szCs w:val="14"/>
+              </w:rPr>
+              <w:t xml:space="preserve"/>
+            </w:r>
+          </w:p>
+          <w:p>
+            <w:pPr>
+              <w:spacing w:after="20" w:before="0"/>
+            </w:pPr>
+            <w:r>
+              <w:rPr>
+                <w:rFonts w:ascii="Arial" w:cs="Arial" w:eastAsia="Arial" w:hAnsi="Arial"/>
+                <w:b/>
+                <w:bCs/>
+                <w:color w:val="1F3864"/>
+                <w:sz w:val="16"/>
+                <w:szCs w:val="16"/>
+              </w:rPr>
+              <w:t xml:space="preserve">📖 READING:</w:t>
+            </w:r>
+          </w:p>
+          <w:p>
+            <w:pPr>
+              <w:spacing w:after="20" w:before="0"/>
+            </w:pPr>
+            <w:r>
+              <w:rPr>
+                <w:rFonts w:ascii="Arial" w:cs="Arial" w:eastAsia="Arial" w:hAnsi="Arial"/>
+                <w:i/>
+                <w:iCs/>
+                <w:color w:val="595959"/>
+                <w:sz w:val="16"/>
+                <w:szCs w:val="16"/>
+              </w:rPr>
+              <w:t xml:space="preserve">No closely matching reading in the ARES library for this activity.</w:t>
+            </w:r>
+          </w:p>
+          <w:p>
+            <w:pPr>
+              <w:spacing w:after="10" w:before="0"/>
+              <w:ind w:left="120"/>
+            </w:pPr>
+            <w:hyperlink w:history="1" r:id="rIdxk0ay-cohkawd5e7xd_ge">
+              <w:r>
+                <w:rPr>
+                  <w:rFonts w:ascii="Arial" w:cs="Arial" w:eastAsia="Arial" w:hAnsi="Arial"/>
+                  <w:color w:val="595959"/>
+                  <w:sz w:val="14"/>
+                  <w:szCs w:val="14"/>
+                  <w:u w:val="single" w:color="595959"/>
+                </w:rPr>
+                <w:t xml:space="preserve">🔍 Search ARES for readings</w:t>
+              </w:r>
+            </w:hyperlink>
+          </w:p>
+          <w:p>
+            <w:pPr>
+              <w:spacing w:after="10" w:before="0"/>
+              <w:ind w:left="120"/>
+            </w:pPr>
+            <w:r>
+              <w:rPr>
+                <w:rFonts w:ascii="Arial" w:cs="Arial" w:eastAsia="Arial" w:hAnsi="Arial"/>
+                <w:color w:val="595959"/>
+                <w:sz w:val="14"/>
+                <w:szCs w:val="14"/>
+              </w:rPr>
+              <w:t xml:space="preserve">Search terms: cell biology specialisation red</w:t>
+            </w:r>
+          </w:p>
+        </w:tc>
+        <w:tc>
+          <w:tcPr>
+            <w:tcW w:type="dxa" w:w="3040"/>
+            <w:shd w:fill="FFFFFF" w:color="auto" w:val="clear"/>
+            <w:tcMar>
+              <w:top w:type="dxa" w:w="60"/>
+              <w:left w:type="dxa" w:w="120"/>
+              <w:bottom w:type="dxa" w:w="60"/>
+              <w:right w:type="dxa" w:w="120"/>
+            </w:tcMar>
+            <w:vAlign w:val="top"/>
+          </w:tcPr>
+          <w:p>
+            <w:pPr>
+              <w:spacing w:after="40" w:before="0"/>
+              <w:jc w:val="left"/>
+            </w:pPr>
+            <w:r>
+              <w:rPr>
+                <w:rFonts w:ascii="Arial" w:cs="Arial" w:eastAsia="Arial" w:hAnsi="Arial"/>
+                <w:b w:val="false"/>
+                <w:bCs w:val="false"/>
+                <w:i w:val="false"/>
+                <w:iCs w:val="false"/>
+                <w:color w:val="000000"/>
+                <w:sz w:val="18"/>
+                <w:szCs w:val="18"/>
+              </w:rPr>
+              <w:t xml:space="preserve">Students are shown two side-by-side images on the board: (A) the blood smear from the Kisumu county hospital — showing a biconcave red blood cell and a white blood cell with a large nucleus — and (B) a cross-section of a sukuma wiki leaf cell with a visible chloroplast and central vacuole. Each student independently writes a response to the prompt: 'We have studied the generic cell. These cells are NOT generic. List THREE things that are different about each cell and make a prediction: why might each difference exist?' Students record predictions in their science notebooks. No peer discussion yet — this is individual thinking time.</w:t>
+            </w:r>
+          </w:p>
+        </w:tc>
+        <w:tc>
+          <w:tcPr>
+            <w:tcW w:type="dxa" w:w="3040"/>
+            <w:shd w:fill="F2F2F2" w:color="auto" w:val="clear"/>
+            <w:tcMar>
+              <w:top w:type="dxa" w:w="60"/>
+              <w:left w:type="dxa" w:w="120"/>
+              <w:bottom w:type="dxa" w:w="60"/>
+              <w:right w:type="dxa" w:w="120"/>
+            </w:tcMar>
+            <w:vAlign w:val="top"/>
+          </w:tcPr>
+          <w:p>
+            <w:pPr>
+              <w:spacing w:after="40" w:before="0"/>
+              <w:jc w:val="left"/>
+            </w:pPr>
+            <w:r>
+              <w:rPr>
+                <w:rFonts w:ascii="Arial" w:cs="Arial" w:eastAsia="Arial" w:hAnsi="Arial"/>
+                <w:b w:val="false"/>
+                <w:bCs w:val="false"/>
+                <w:i w:val="false"/>
+                <w:iCs w:val="false"/>
+                <w:color w:val="000000"/>
+                <w:sz w:val="18"/>
+                <w:szCs w:val="18"/>
+              </w:rPr>
+              <w:t xml:space="preserve">Display the two images and read the prompt aloud. Say: 'You have 3 minutes of silent thinking time — no talking, no sharing yet. Write down everything you notice that is DIFFERENT from our generic cell model.' START a visible 3-minute timer. Circulate and observe notebooks — do NOT correct or affirm yet. After 3 minutes, cold-call 4 students (aim for gender balance and at least one student who has been quieter in prior lessons): 'Tell me ONE difference you wrote down — just one.' Record each response verbatim on the board in a column labelled 'Our Predictions.' After all 4 responses, say: 'Hold those predictions — we are going to test every single one of them today using evidence cards. By the end of this lesson you will know whether your prediction was right, partially right, or needs revision.' Do NOT confirm or deny any prediction.</w:t>
+            </w:r>
+          </w:p>
+        </w:tc>
+        <w:tc>
+          <w:tcPr>
+            <w:tcW w:type="dxa" w:w="3040"/>
+            <w:shd w:fill="FFFFFF" w:color="auto" w:val="clear"/>
+            <w:tcMar>
+              <w:top w:type="dxa" w:w="60"/>
+              <w:left w:type="dxa" w:w="120"/>
+              <w:bottom w:type="dxa" w:w="60"/>
+              <w:right w:type="dxa" w:w="120"/>
+            </w:tcMar>
+            <w:vAlign w:val="top"/>
+          </w:tcPr>
+          <w:p>
+            <w:pPr>
+              <w:spacing w:after="40" w:before="0"/>
+              <w:jc w:val="left"/>
+            </w:pPr>
+            <w:r>
+              <w:rPr>
+                <w:rFonts w:ascii="Arial" w:cs="Arial" w:eastAsia="Arial" w:hAnsi="Arial"/>
+                <w:b w:val="false"/>
+                <w:bCs w:val="false"/>
+                <w:i w:val="false"/>
+                <w:iCs w:val="false"/>
+                <w:color w:val="000000"/>
+                <w:sz w:val="18"/>
+                <w:szCs w:val="18"/>
+              </w:rPr>
+              <w:t xml:space="preserve">Individual Prediction Writing — This strategy activates prior knowledge from Lessons 1–5 (generic cell model) and surfaces student misconceptions before instruction. Recording predictions publicly on the board creates accountability and gives students a personal stake in the evidence-gathering that follows.</w:t>
+            </w:r>
+          </w:p>
+        </w:tc>
+        <w:tc>
+          <w:tcPr>
+            <w:tcW w:type="dxa" w:w="3040"/>
+            <w:shd w:fill="F2F2F2" w:color="auto" w:val="clear"/>
+            <w:tcMar>
+              <w:top w:type="dxa" w:w="60"/>
+              <w:left w:type="dxa" w:w="120"/>
+              <w:bottom w:type="dxa" w:w="60"/>
+              <w:right w:type="dxa" w:w="120"/>
+            </w:tcMar>
+            <w:vAlign w:val="top"/>
+          </w:tcPr>
+          <w:p>
+            <w:pPr>
+              <w:spacing w:after="40" w:before="0"/>
+              <w:jc w:val="left"/>
+            </w:pPr>
+            <w:r>
+              <w:rPr>
+                <w:rFonts w:ascii="Arial" w:cs="Arial" w:eastAsia="Arial" w:hAnsi="Arial"/>
+                <w:b w:val="false"/>
+                <w:bCs w:val="false"/>
+                <w:i w:val="false"/>
+                <w:iCs w:val="false"/>
+                <w:color w:val="000000"/>
+                <w:sz w:val="18"/>
+                <w:szCs w:val="18"/>
+              </w:rPr>
+              <w:t xml:space="preserve">Circulate and scan notebooks during the 3-minute silent period. Look for: (a) students who correctly identify absence of nucleus in RBCs, (b) students who notice the chloroplast or vacuole in the leaf cell. Students who write only vague observations ('they look different') will need targeted prompting in Phase 2. Cold-call responses on the board give a quick whole-class snapshot of prior knowledge depth.</w:t>
+            </w:r>
+          </w:p>
+        </w:tc>
+      </w:tr>
+      <w:tr>
+        <w:tc>
+          <w:tcPr>
+            <w:tcW w:type="dxa" w:w="1520"/>
+            <w:shd w:fill="D9EEF1" w:color="auto" w:val="clear"/>
+            <w:tcMar>
+              <w:top w:type="dxa" w:w="60"/>
+              <w:left w:type="dxa" w:w="120"/>
+              <w:bottom w:type="dxa" w:w="60"/>
+              <w:right w:type="dxa" w:w="120"/>
+            </w:tcMar>
+            <w:vAlign w:val="top"/>
+          </w:tcPr>
+          <w:p>
+            <w:pPr>
+              <w:spacing w:after="40" w:before="0"/>
+              <w:jc w:val="left"/>
+            </w:pPr>
+            <w:r>
+              <w:rPr>
+                <w:rFonts w:ascii="Arial" w:cs="Arial" w:eastAsia="Arial" w:hAnsi="Arial"/>
+                <w:b/>
+                <w:bCs/>
+                <w:i w:val="false"/>
+                <w:iCs w:val="false"/>
+                <w:color w:val="000000"/>
+                <w:sz w:val="18"/>
+                <w:szCs w:val="18"/>
+              </w:rPr>
+              <w:t xml:space="preserve">Observe Phase</w:t>
+            </w:r>
+          </w:p>
+          <w:p>
+            <w:pPr>
+              <w:spacing w:after="20" w:before="0"/>
+            </w:pPr>
+            <w:r>
+              <w:rPr>
+                <w:rFonts w:ascii="Arial" w:cs="Arial" w:eastAsia="Arial" w:hAnsi="Arial"/>
+                <w:b/>
+                <w:bCs/>
+                <w:color w:val="1F3864"/>
+                <w:sz w:val="16"/>
+                <w:szCs w:val="16"/>
+              </w:rPr>
+              <w:t xml:space="preserve">📹 VIDEO:</w:t>
+            </w:r>
+          </w:p>
+          <w:p>
+            <w:pPr>
+              <w:spacing w:after="20" w:before="0"/>
+            </w:pPr>
+            <w:hyperlink w:history="1" r:id="rId_vggxh7_7x8-fy1_xzmig">
               <w:r>
                 <w:rPr>
                   <w:rFonts w:ascii="Arial" w:cs="Arial" w:eastAsia="Arial" w:hAnsi="Arial"/>
@@ -17902,7 +18207,7 @@
               <w:spacing w:after="10" w:before="0"/>
               <w:ind w:left="120"/>
             </w:pPr>
-            <w:hyperlink w:history="1" r:id="rIdawhzh6-3xnfqjiklvowwr">
+            <w:hyperlink w:history="1" r:id="rIdggc2j47xuknmbshbktt0j">
               <w:r>
                 <w:rPr>
                   <w:rFonts w:ascii="Arial" w:cs="Arial" w:eastAsia="Arial" w:hAnsi="Arial"/>
@@ -17964,7 +18269,7 @@
               <w:spacing w:after="10" w:before="0"/>
               <w:ind w:left="120"/>
             </w:pPr>
-            <w:hyperlink w:history="1" r:id="rIdyucyfwd7-vrq4xv5ax9xp">
+            <w:hyperlink w:history="1" r:id="rId23hockyaracv_uqq1zdcd">
               <w:r>
                 <w:rPr>
                   <w:rFonts w:ascii="Arial" w:cs="Arial" w:eastAsia="Arial" w:hAnsi="Arial"/>
@@ -18021,7 +18326,7 @@
                 <w:sz w:val="18"/>
                 <w:szCs w:val="18"/>
               </w:rPr>
-              <w:t xml:space="preserve">Students are shown two side-by-side images on the board: (A) the blood smear from the Kisumu county hospital — showing a biconcave red blood cell and a white blood cell with a large nucleus — and (B) a cross-section of a sukuma wiki leaf cell with a visible chloroplast and central vacuole. Each student independently writes a response to the prompt: 'We have studied the generic cell. These cells are NOT generic. List THREE things that are different about each cell and make a prediction: why might each difference exist?' Students record predictions in their science notebooks. No peer discussion yet — this is individual thinking time.</w:t>
+              <w:t xml:space="preserve">Groups of four receive a set of six colour-coded Evidence Cards spread face-down on their desk. Each card contains: (1) a labelled diagram of the specialised cell, (2) a Kenya-relevant context clue (e.g., 'This cell is found in the blood of a marathon runner from Eldoret — it must carry oxygen to muscles for 42 km'), and (3) a partial function statement with a blank: 'This cell can __________ because its structure includes __________.' The six cells are: RED BLOOD CELL (biconcave disc, no nucleus — Kisumu blood donation context); GUARD CELL (bean-shaped pair, chloroplasts — sukuma wiki shamba context); ROOT HAIR CELL (long hair-like extension — bean seedling germinating in Rift Valley soil context); MUSCLE CELL (elongated, striations, many mitochondria — Kenyan athlete sprinting context); NERVE CELL (long axon, myelin sheath, dendrites — signal from finger to brain after touching a hot sufuria context); SPERM CELL (compact head, midpiece packed with mitochondria, long flagellum — fertilisation context). Groups flip cards one at a time, read them aloud within the group, examine the diagram, and discuss: 'What structural features do you see? What might they be for?' Each student records observations in their notebook using a two-column table: STRUCTURE | POSSIBLE FUNCTION.</w:t>
             </w:r>
           </w:p>
         </w:tc>
@@ -18053,7 +18358,7 @@
                 <w:sz w:val="18"/>
                 <w:szCs w:val="18"/>
               </w:rPr>
-              <w:t xml:space="preserve">Display the two images and read the prompt aloud. Say: 'You have 3 minutes of silent thinking time — no talking, no sharing yet. Write down everything you notice that is DIFFERENT from our generic cell model.' START a visible 3-minute timer. Circulate and observe notebooks — do NOT correct or affirm yet. After 3 minutes, cold-call 4 students (aim for gender balance and at least one student who has been quieter in prior lessons): 'Tell me ONE difference you wrote down — just one.' Record each response verbatim on the board in a column labelled 'Our Predictions.' After all 4 responses, say: 'Hold those predictions — we are going to test every single one of them today using evidence cards. By the end of this lesson you will know whether your prediction was right, partially right, or needs revision.' Do NOT confirm or deny any prediction.</w:t>
+              <w:t xml:space="preserve">Distribute evidence card envelopes before the phase begins. Say: 'You will work as a group of four. Roles today: Card Reader (reads the context clue aloud), Diagram Analyst (describes what they see in the diagram), Recorder (fills in the two-column table for the group), and Devil's Advocate (challenges the group — asks WHY after every suggestion). Rotate roles for each new card.' Allow 12 minutes for group evidence examination. Circulate to every group at least once. Use these specific probing questions when you crouch beside a group: For RBC card — 'If there is no nucleus, what happened to that space? What might fill it instead?' (WAIT 10 seconds before accepting a response.) For guard cell card — 'These cells are in sukuma wiki. What do plants need to let in and out? How might a bean shape help with that?' (WAIT 12 seconds.) For root hair card — 'Imagine you are a water molecule in the soil near a bean seedling in Rift Valley. How does this shape make it easier for the cell to absorb you?' (WAIT 10 seconds.) Cold-call at least 6 different students across all groups during circulations — not just willing volunteers. After 12 minutes, give a 1-minute warning: 'Finish your last card and make sure your Recorder has something written for all six cells.'</w:t>
             </w:r>
           </w:p>
         </w:tc>
@@ -18085,7 +18390,7 @@
                 <w:sz w:val="18"/>
                 <w:szCs w:val="18"/>
               </w:rPr>
-              <w:t xml:space="preserve">Individual Prediction Writing — This strategy activates prior knowledge from Lessons 1–5 (generic cell model) and surfaces student misconceptions before instruction. Recording predictions publicly on the board creates accountability and gives students a personal stake in the evidence-gathering that follows.</w:t>
+              <w:t xml:space="preserve">Evidence Card Analysis with Structured Roles — Assigning rotating roles (Reader, Diagram Analyst, Recorder, Devil's Advocate) ensures all four group members engage with every card rather than one student dominating. The two-column STRUCTURE | POSSIBLE FUNCTION table scaffolds the structure-function reasoning that is the core scientific practice of this lesson (NGSS Science and Engineering Practice 6: Constructing Explanations). The Kenya-relevant context clues (Eldoret marathon runner, Kisumu blood donation, sukuma wiki shamba, bean seedling, hot sufuria) connect abstract cellular biology to lived experience, making the evidence personally meaningful.</w:t>
             </w:r>
           </w:p>
         </w:tc>
@@ -18117,7 +18422,7 @@
                 <w:sz w:val="18"/>
                 <w:szCs w:val="18"/>
               </w:rPr>
-              <w:t xml:space="preserve">Circulate and scan notebooks during the 3-minute silent period. Look for: (a) students who correctly identify absence of nucleus in RBCs, (b) students who notice the chloroplast or vacuole in the leaf cell. Students who write only vague observations ('they look different') will need targeted prompting in Phase 2. Cold-call responses on the board give a quick whole-class snapshot of prior knowledge depth.</w:t>
+              <w:t xml:space="preserve">During circulation, check that the two-column tables contain specific structural vocabulary (e.g., 'no nucleus,' 'elongated,' 'flagellum,' 'many mitochondria') rather than vague terms ('looks weird,' 'has a tail'). Groups that use only vague language need the teacher to model one example: point to the diagram and say, 'What is the NAME of this structure here — do you remember it from our generic cell model?' This links back to Lesson 4 organelle vocabulary. A group is ready for Phase 3 when at least 4 of their 6 rows contain a specific structural feature matched to a plausible function.</w:t>
             </w:r>
           </w:p>
         </w:tc>
@@ -18126,32 +18431,32 @@
         <w:tc>
           <w:tcPr>
             <w:tcW w:type="dxa" w:w="1520"/>
-            <w:shd w:fill="D9EEF1" w:color="auto" w:val="clear"/>
-            <w:tcMar>
-              <w:top w:type="dxa" w:w="60"/>
-              <w:left w:type="dxa" w:w="120"/>
-              <w:bottom w:type="dxa" w:w="60"/>
-              <w:right w:type="dxa" w:w="120"/>
-            </w:tcMar>
-            <w:vAlign w:val="top"/>
-          </w:tcPr>
-          <w:p>
-            <w:pPr>
-              <w:spacing w:after="40" w:before="0"/>
-              <w:jc w:val="left"/>
-            </w:pPr>
-            <w:r>
-              <w:rPr>
-                <w:rFonts w:ascii="Arial" w:cs="Arial" w:eastAsia="Arial" w:hAnsi="Arial"/>
-                <w:b/>
-                <w:bCs/>
-                <w:i w:val="false"/>
-                <w:iCs w:val="false"/>
-                <w:color w:val="000000"/>
-                <w:sz w:val="18"/>
-                <w:szCs w:val="18"/>
-              </w:rPr>
-              <w:t xml:space="preserve">Observe Phase</w:t>
+            <w:shd w:fill="E2EFDA" w:color="auto" w:val="clear"/>
+            <w:tcMar>
+              <w:top w:type="dxa" w:w="60"/>
+              <w:left w:type="dxa" w:w="120"/>
+              <w:bottom w:type="dxa" w:w="60"/>
+              <w:right w:type="dxa" w:w="120"/>
+            </w:tcMar>
+            <w:vAlign w:val="top"/>
+          </w:tcPr>
+          <w:p>
+            <w:pPr>
+              <w:spacing w:after="40" w:before="0"/>
+              <w:jc w:val="left"/>
+            </w:pPr>
+            <w:r>
+              <w:rPr>
+                <w:rFonts w:ascii="Arial" w:cs="Arial" w:eastAsia="Arial" w:hAnsi="Arial"/>
+                <w:b/>
+                <w:bCs/>
+                <w:i w:val="false"/>
+                <w:iCs w:val="false"/>
+                <w:color w:val="000000"/>
+                <w:sz w:val="18"/>
+                <w:szCs w:val="18"/>
+              </w:rPr>
+              <w:t xml:space="preserve">Explain Phase</w:t>
             </w:r>
           </w:p>
           <w:p>
@@ -18174,7 +18479,312 @@
             <w:pPr>
               <w:spacing w:after="20" w:before="0"/>
             </w:pPr>
-            <w:hyperlink w:history="1" r:id="rIdhjuzvwurgkauweppi_-h0">
+            <w:hyperlink w:history="1" r:id="rIdvc6i-ahtctlus7umga87g">
+              <w:r>
+                <w:rPr>
+                  <w:rFonts w:ascii="Arial" w:cs="Arial" w:eastAsia="Arial" w:hAnsi="Arial"/>
+                  <w:color w:val="2E75B6"/>
+                  <w:sz w:val="16"/>
+                  <w:szCs w:val="16"/>
+                  <w:u w:val="single" w:color="2E75B6"/>
+                </w:rPr>
+                <w:t xml:space="preserve">Scientific notation word problem: red blood cells</w:t>
+              </w:r>
+            </w:hyperlink>
+          </w:p>
+          <w:p>
+            <w:pPr>
+              <w:spacing w:after="10" w:before="0"/>
+              <w:ind w:left="120"/>
+            </w:pPr>
+            <w:r>
+              <w:rPr>
+                <w:rFonts w:ascii="Arial" w:cs="Arial" w:eastAsia="Arial" w:hAnsi="Arial"/>
+                <w:color w:val="595959"/>
+                <w:sz w:val="14"/>
+                <w:szCs w:val="14"/>
+              </w:rPr>
+              <w:t xml:space="preserve">Source: Khan Academy (English - US curriculum)</w:t>
+            </w:r>
+          </w:p>
+          <w:p>
+            <w:pPr>
+              <w:spacing w:after="10" w:before="0"/>
+              <w:ind w:left="120"/>
+            </w:pPr>
+            <w:hyperlink w:history="1" r:id="rIdaots54h46ak7cf77ctxpy">
+              <w:r>
+                <w:rPr>
+                  <w:rFonts w:ascii="Arial" w:cs="Arial" w:eastAsia="Arial" w:hAnsi="Arial"/>
+                  <w:color w:val="595959"/>
+                  <w:sz w:val="14"/>
+                  <w:szCs w:val="14"/>
+                  <w:u w:val="single" w:color="595959"/>
+                </w:rPr>
+                <w:t xml:space="preserve">🔍 Search ARES for similar videos</w:t>
+              </w:r>
+            </w:hyperlink>
+          </w:p>
+          <w:p>
+            <w:pPr>
+              <w:spacing w:after="40" w:before="0"/>
+            </w:pPr>
+            <w:r>
+              <w:rPr>
+                <w:sz w:val="14"/>
+                <w:szCs w:val="14"/>
+              </w:rPr>
+              <w:t xml:space="preserve"/>
+            </w:r>
+          </w:p>
+          <w:p>
+            <w:pPr>
+              <w:spacing w:after="20" w:before="0"/>
+            </w:pPr>
+            <w:r>
+              <w:rPr>
+                <w:rFonts w:ascii="Arial" w:cs="Arial" w:eastAsia="Arial" w:hAnsi="Arial"/>
+                <w:b/>
+                <w:bCs/>
+                <w:color w:val="1F3864"/>
+                <w:sz w:val="16"/>
+                <w:szCs w:val="16"/>
+              </w:rPr>
+              <w:t xml:space="preserve">📖 READING:</w:t>
+            </w:r>
+          </w:p>
+          <w:p>
+            <w:pPr>
+              <w:spacing w:after="20" w:before="0"/>
+            </w:pPr>
+            <w:r>
+              <w:rPr>
+                <w:rFonts w:ascii="Arial" w:cs="Arial" w:eastAsia="Arial" w:hAnsi="Arial"/>
+                <w:i/>
+                <w:iCs/>
+                <w:color w:val="595959"/>
+                <w:sz w:val="16"/>
+                <w:szCs w:val="16"/>
+              </w:rPr>
+              <w:t xml:space="preserve">No closely matching reading in the ARES library for this activity.</w:t>
+            </w:r>
+          </w:p>
+          <w:p>
+            <w:pPr>
+              <w:spacing w:after="10" w:before="0"/>
+              <w:ind w:left="120"/>
+            </w:pPr>
+            <w:hyperlink w:history="1" r:id="rId8wedz4gdflhbdeozts_q9">
+              <w:r>
+                <w:rPr>
+                  <w:rFonts w:ascii="Arial" w:cs="Arial" w:eastAsia="Arial" w:hAnsi="Arial"/>
+                  <w:color w:val="595959"/>
+                  <w:sz w:val="14"/>
+                  <w:szCs w:val="14"/>
+                  <w:u w:val="single" w:color="595959"/>
+                </w:rPr>
+                <w:t xml:space="preserve">🔍 Search ARES for readings</w:t>
+              </w:r>
+            </w:hyperlink>
+          </w:p>
+          <w:p>
+            <w:pPr>
+              <w:spacing w:after="10" w:before="0"/>
+              <w:ind w:left="120"/>
+            </w:pPr>
+            <w:r>
+              <w:rPr>
+                <w:rFonts w:ascii="Arial" w:cs="Arial" w:eastAsia="Arial" w:hAnsi="Arial"/>
+                <w:color w:val="595959"/>
+                <w:sz w:val="14"/>
+                <w:szCs w:val="14"/>
+              </w:rPr>
+              <w:t xml:space="preserve">Search terms: cell biology specialisation red</w:t>
+            </w:r>
+          </w:p>
+        </w:tc>
+        <w:tc>
+          <w:tcPr>
+            <w:tcW w:type="dxa" w:w="3040"/>
+            <w:shd w:fill="FFFFFF" w:color="auto" w:val="clear"/>
+            <w:tcMar>
+              <w:top w:type="dxa" w:w="60"/>
+              <w:left w:type="dxa" w:w="120"/>
+              <w:bottom w:type="dxa" w:w="60"/>
+              <w:right w:type="dxa" w:w="120"/>
+            </w:tcMar>
+            <w:vAlign w:val="top"/>
+          </w:tcPr>
+          <w:p>
+            <w:pPr>
+              <w:spacing w:after="40" w:before="0"/>
+              <w:jc w:val="left"/>
+            </w:pPr>
+            <w:r>
+              <w:rPr>
+                <w:rFonts w:ascii="Arial" w:cs="Arial" w:eastAsia="Arial" w:hAnsi="Arial"/>
+                <w:b w:val="false"/>
+                <w:bCs w:val="false"/>
+                <w:i w:val="false"/>
+                <w:iCs w:val="false"/>
+                <w:color w:val="000000"/>
+                <w:sz w:val="18"/>
+                <w:szCs w:val="18"/>
+              </w:rPr>
+              <w:t xml:space="preserve">Part A — CER Share-Out (12 min): Each group selects ONE evidence card to present to the class using the Claim–Evidence–Reasoning (CER) framework written on the board: CLAIM: 'The [cell name] can [function] because…' | EVIDENCE: 'Its structure includes [specific feature], as shown in the diagram by [describe]…' | REASONING: 'This feature helps it function because [scientific explanation]…' Each group has 90 seconds to present. Other groups listen and use a 'Plus/Delta' sticky note: Plus = one thing the presenting group got right; Delta = one thing to add or correct. Part B — Sickle Cell Revisit (8 min): Teacher returns to the anchoring phenomenon. Students are shown three images side by side: a normal biconcave RBC, a sickle-shaped RBC, and a diagram of a blocked blood capillary. Students write a 3-sentence CER explanation in their notebooks answering: 'Why does the sickle shape prevent the red blood cell from doing its job?' Part C — Whole-Class Debrief (5 min): Teacher collects 3 CER responses (cold-called, not volunteered) and reads them aloud. Class votes: 'Does this explanation include a CLAIM? Does it include EVIDENCE from the diagram? Does it include REASONING that links structure to function?' Thumbs up / thumbs sideways / thumbs down for each criterion.</w:t>
+            </w:r>
+          </w:p>
+        </w:tc>
+        <w:tc>
+          <w:tcPr>
+            <w:tcW w:type="dxa" w:w="3040"/>
+            <w:shd w:fill="F2F2F2" w:color="auto" w:val="clear"/>
+            <w:tcMar>
+              <w:top w:type="dxa" w:w="60"/>
+              <w:left w:type="dxa" w:w="120"/>
+              <w:bottom w:type="dxa" w:w="60"/>
+              <w:right w:type="dxa" w:w="120"/>
+            </w:tcMar>
+            <w:vAlign w:val="top"/>
+          </w:tcPr>
+          <w:p>
+            <w:pPr>
+              <w:spacing w:after="40" w:before="0"/>
+              <w:jc w:val="left"/>
+            </w:pPr>
+            <w:r>
+              <w:rPr>
+                <w:rFonts w:ascii="Arial" w:cs="Arial" w:eastAsia="Arial" w:hAnsi="Arial"/>
+                <w:b w:val="false"/>
+                <w:bCs w:val="false"/>
+                <w:i w:val="false"/>
+                <w:iCs w:val="false"/>
+                <w:color w:val="000000"/>
+                <w:sz w:val="18"/>
+                <w:szCs w:val="18"/>
+              </w:rPr>
+              <w:t xml:space="preserve">For Part A: Write the CER scaffold on the board before the phase begins. Say: 'Every group will present ONE card using this exact structure — Claim, Evidence, Reasoning. You have 2 minutes to decide which card and prepare your 90 seconds.' Use a timer visibly. After each group presents, facilitate Plus/Delta: 'Group 2, hold your sticky notes — what is your Plus for Group 1?' Cold-call the Plus from one group and the Delta from a different group. Do NOT editorialize — say: 'Thank you. Group 1, does that Delta change anything about your reasoning?' (WAIT 8 seconds for Group 1 to respond.) Ensure all 6 specialised cells are covered across the 6 groups — if two groups chose the same card, redirect: 'Group 4, Group 2 already took the nerve cell — choose a different one.' For Part B: Project the three sickle-cell images. Say: 'You have studied normal red blood cells. You now see what a sickle cell looks like. Using ONLY what you know about structure and function, write three sentences. Use the words: shape, haemoglobin, oxygen, capillary.' (WAIT — allow 5 minutes of silent individual writing.) For Part C: Do NOT call on raised hands. Say: 'I am going to read three responses — Amina, Brian, and Wanjiru, please hand me your notebooks.' Read each response aloud neutrally. For each, ask the class to evaluate against the three CER criteria using thumbs. After all three, say: 'What would make the STRONGEST version of this explanation? What is missing?' Cold-call 2 students for additions.</w:t>
+            </w:r>
+          </w:p>
+        </w:tc>
+        <w:tc>
+          <w:tcPr>
+            <w:tcW w:type="dxa" w:w="3040"/>
+            <w:shd w:fill="FFFFFF" w:color="auto" w:val="clear"/>
+            <w:tcMar>
+              <w:top w:type="dxa" w:w="60"/>
+              <w:left w:type="dxa" w:w="120"/>
+              <w:bottom w:type="dxa" w:w="60"/>
+              <w:right w:type="dxa" w:w="120"/>
+            </w:tcMar>
+            <w:vAlign w:val="top"/>
+          </w:tcPr>
+          <w:p>
+            <w:pPr>
+              <w:spacing w:after="40" w:before="0"/>
+              <w:jc w:val="left"/>
+            </w:pPr>
+            <w:r>
+              <w:rPr>
+                <w:rFonts w:ascii="Arial" w:cs="Arial" w:eastAsia="Arial" w:hAnsi="Arial"/>
+                <w:b w:val="false"/>
+                <w:bCs w:val="false"/>
+                <w:i w:val="false"/>
+                <w:iCs w:val="false"/>
+                <w:color w:val="000000"/>
+                <w:sz w:val="18"/>
+                <w:szCs w:val="18"/>
+              </w:rPr>
+              <w:t xml:space="preserve">Claim–Evidence–Reasoning (CER) Framework — CER is an explicit argumentation scaffold (NGSS Science and Engineering Practice 7: Engaging in Argument from Evidence) that separates the three components of a scientific explanation. By requiring students to name the specific structural feature as their EVIDENCE and then articulate the mechanistic link as their REASONING, CER prevents the common misconception that correlation equals explanation (e.g., 'it has no nucleus so it carries oxygen' vs. 'the absence of a nucleus creates more internal space, which allows more haemoglobin molecules to pack in, increasing oxygen-carrying capacity'). The sickle-cell revisit is a deliberate transfer task — students must apply the same structure-function logic to an ABNORMAL case, deepening understanding of the norm by examining its disruption.</w:t>
+            </w:r>
+          </w:p>
+        </w:tc>
+        <w:tc>
+          <w:tcPr>
+            <w:tcW w:type="dxa" w:w="3040"/>
+            <w:shd w:fill="F2F2F2" w:color="auto" w:val="clear"/>
+            <w:tcMar>
+              <w:top w:type="dxa" w:w="60"/>
+              <w:left w:type="dxa" w:w="120"/>
+              <w:bottom w:type="dxa" w:w="60"/>
+              <w:right w:type="dxa" w:w="120"/>
+            </w:tcMar>
+            <w:vAlign w:val="top"/>
+          </w:tcPr>
+          <w:p>
+            <w:pPr>
+              <w:spacing w:after="40" w:before="0"/>
+              <w:jc w:val="left"/>
+            </w:pPr>
+            <w:r>
+              <w:rPr>
+                <w:rFonts w:ascii="Arial" w:cs="Arial" w:eastAsia="Arial" w:hAnsi="Arial"/>
+                <w:b w:val="false"/>
+                <w:bCs w:val="false"/>
+                <w:i w:val="false"/>
+                <w:iCs w:val="false"/>
+                <w:color w:val="000000"/>
+                <w:sz w:val="18"/>
+                <w:szCs w:val="18"/>
+              </w:rPr>
+              <w:t xml:space="preserve">Collect 6 Plus/Delta sticky notes after Part A — these reveal whether students can identify correct vs. incomplete structure-function reasoning in peers' explanations. For Part B, use a rapid 4-point rubric during cold-call reading: 1 = claim only, no structure named; 2 = claim + structure named; 3 = claim + structure + function linked; 4 = claim + structure + mechanism explained (e.g., 'sickle shape causes cells to stack and block narrow capillaries, reducing oxygen delivery to tissues'). Students scoring 1–2 need a targeted follow-up question: 'You said the shape causes a problem — what physical thing does the sickle shape do inside a blood vessel?' Students scoring 4 can be invited to add their reasoning to the board as the class model answer.</w:t>
+            </w:r>
+          </w:p>
+        </w:tc>
+      </w:tr>
+      <w:tr>
+        <w:tc>
+          <w:tcPr>
+            <w:tcW w:type="dxa" w:w="1520"/>
+            <w:shd w:fill="FCE4D6" w:color="auto" w:val="clear"/>
+            <w:tcMar>
+              <w:top w:type="dxa" w:w="60"/>
+              <w:left w:type="dxa" w:w="120"/>
+              <w:bottom w:type="dxa" w:w="60"/>
+              <w:right w:type="dxa" w:w="120"/>
+            </w:tcMar>
+            <w:vAlign w:val="top"/>
+          </w:tcPr>
+          <w:p>
+            <w:pPr>
+              <w:spacing w:after="40" w:before="0"/>
+              <w:jc w:val="left"/>
+            </w:pPr>
+            <w:r>
+              <w:rPr>
+                <w:rFonts w:ascii="Arial" w:cs="Arial" w:eastAsia="Arial" w:hAnsi="Arial"/>
+                <w:b/>
+                <w:bCs/>
+                <w:i w:val="false"/>
+                <w:iCs w:val="false"/>
+                <w:color w:val="000000"/>
+                <w:sz w:val="18"/>
+                <w:szCs w:val="18"/>
+              </w:rPr>
+              <w:t xml:space="preserve">Driving Question Board (DQB) Creation</w:t>
+            </w:r>
+          </w:p>
+          <w:p>
+            <w:pPr>
+              <w:spacing w:after="20" w:before="0"/>
+            </w:pPr>
+            <w:r>
+              <w:rPr>
+                <w:rFonts w:ascii="Arial" w:cs="Arial" w:eastAsia="Arial" w:hAnsi="Arial"/>
+                <w:b/>
+                <w:bCs/>
+                <w:color w:val="1F3864"/>
+                <w:sz w:val="16"/>
+                <w:szCs w:val="16"/>
+              </w:rPr>
+              <w:t xml:space="preserve">📹 VIDEO:</w:t>
+            </w:r>
+          </w:p>
+          <w:p>
+            <w:pPr>
+              <w:spacing w:after="20" w:before="0"/>
+            </w:pPr>
+            <w:hyperlink w:history="1" r:id="rIdjbqx5hmdotdqdf7imhdmz">
               <w:r>
                 <w:rPr>
                   <w:rFonts w:ascii="Arial" w:cs="Arial" w:eastAsia="Arial" w:hAnsi="Arial"/>
@@ -18207,7 +18817,7 @@
               <w:spacing w:after="10" w:before="0"/>
               <w:ind w:left="120"/>
             </w:pPr>
-            <w:hyperlink w:history="1" r:id="rIdlep2fxr6ybgu5h1cjvtun">
+            <w:hyperlink w:history="1" r:id="rIdvxbhdju-r5wroyu2w-32z">
               <w:r>
                 <w:rPr>
                   <w:rFonts w:ascii="Arial" w:cs="Arial" w:eastAsia="Arial" w:hAnsi="Arial"/>
@@ -18269,7 +18879,7 @@
               <w:spacing w:after="10" w:before="0"/>
               <w:ind w:left="120"/>
             </w:pPr>
-            <w:hyperlink w:history="1" r:id="rIdlemyn5vwzt5ulsa9_9mmt">
+            <w:hyperlink w:history="1" r:id="rId6tsqo9fkdciyrajvfzihl">
               <w:r>
                 <w:rPr>
                   <w:rFonts w:ascii="Arial" w:cs="Arial" w:eastAsia="Arial" w:hAnsi="Arial"/>
@@ -18326,7 +18936,7 @@
                 <w:sz w:val="18"/>
                 <w:szCs w:val="18"/>
               </w:rPr>
-              <w:t xml:space="preserve">Groups of four receive a set of six colour-coded Evidence Cards spread face-down on their desk. Each card contains: (1) a labelled diagram of the specialised cell, (2) a Kenya-relevant context clue (e.g., 'This cell is found in the blood of a marathon runner from Eldoret — it must carry oxygen to muscles for 42 km'), and (3) a partial function statement with a blank: 'This cell can __________ because its structure includes __________.' The six cells are: RED BLOOD CELL (biconcave disc, no nucleus — Kisumu blood donation context); GUARD CELL (bean-shaped pair, chloroplasts — sukuma wiki shamba context); ROOT HAIR CELL (long hair-like extension — bean seedling germinating in Rift Valley soil context); MUSCLE CELL (elongated, striations, many mitochondria — Kenyan athlete sprinting context); NERVE CELL (long axon, myelin sheath, dendrites — signal from finger to brain after touching a hot sufuria context); SPERM CELL (compact head, midpiece packed with mitochondria, long flagellum — fertilisation context). Groups flip cards one at a time, read them aloud within the group, examine the diagram, and discuss: 'What structural features do you see? What might they be for?' Each student records observations in their notebook using a two-column table: STRUCTURE | POSSIBLE FUNCTION.</w:t>
+              <w:t xml:space="preserve">Students return to the class Driving Question Board (DQB) — a large display that has been accumulating sticky notes, arrows, and model revisions since Lesson 1. Each student receives two sticky notes: one ORANGE ('I can now explain…') and one BLUE ('I still wonder…'). Students write one statement on each. They then approach the DQB and place their notes in the designated columns. The teacher facilitates a 3-minute whole-class gallery walk of the new sticky notes. Students look specifically for: (a) a 'still wonder' question that connects cell specialisation to the next topic (Chemicals of Life / Strand 1.4), and (b) any 'I can now explain' note that directly addresses the original driving question. The class votes on the single most important remaining question to carry forward.</w:t>
             </w:r>
           </w:p>
         </w:tc>
@@ -18358,7 +18968,7 @@
                 <w:sz w:val="18"/>
                 <w:szCs w:val="18"/>
               </w:rPr>
-              <w:t xml:space="preserve">Distribute evidence card envelopes before the phase begins. Say: 'You will work as a group of four. Roles today: Card Reader (reads the context clue aloud), Diagram Analyst (describes what they see in the diagram), Recorder (fills in the two-column table for the group), and Devil's Advocate (challenges the group — asks WHY after every suggestion). Rotate roles for each new card.' Allow 12 minutes for group evidence examination. Circulate to every group at least once. Use these specific probing questions when you crouch beside a group: For RBC card — 'If there is no nucleus, what happened to that space? What might fill it instead?' (WAIT 10 seconds before accepting a response.) For guard cell card — 'These cells are in sukuma wiki. What do plants need to let in and out? How might a bean shape help with that?' (WAIT 12 seconds.) For root hair card — 'Imagine you are a water molecule in the soil near a bean seedling in Rift Valley. How does this shape make it easier for the cell to absorb you?' (WAIT 10 seconds.) Cold-call at least 6 different students across all groups during circulations — not just willing volunteers. After 12 minutes, give a 1-minute warning: 'Finish your last card and make sure your Recorder has something written for all six cells.'</w:t>
+              <w:t xml:space="preserve">Distribute sticky notes and say: 'ORANGE note: complete this sentence — I can now explain [blank] about why cells look different. Be SPECIFIC — name a cell and its feature.' (WAIT 2 minutes of silent writing.) 'BLUE note: What do you still wonder? What does this lesson NOT yet explain about the driving question?' (WAIT 2 minutes.) Direct students to post their notes. During the gallery walk, say: 'Read at least 5 notes that are NOT your own. If you see a BLUE note that matches something you also wonder, put a small tick on it.' After 3 minutes, facilitate a quick vote: 'Which BLUE note asks the most important question we haven't answered yet?' Read the top-voted question aloud and say: 'We will keep this question live on our DQB. In Strand 1.4, when we study the chemicals of life, you may find part of the answer — watch for it.' Write the question on a dedicated 'Carry-Forward' card and pin it prominently.</w:t>
             </w:r>
           </w:p>
         </w:tc>
@@ -18390,7 +19000,7 @@
                 <w:sz w:val="18"/>
                 <w:szCs w:val="18"/>
               </w:rPr>
-              <w:t xml:space="preserve">Evidence Card Analysis with Structured Roles — Assigning rotating roles (Reader, Diagram Analyst, Recorder, Devil's Advocate) ensures all four group members engage with every card rather than one student dominating. The two-column STRUCTURE | POSSIBLE FUNCTION table scaffolds the structure-function reasoning that is the core scientific practice of this lesson (NGSS Science and Engineering Practice 6: Constructing Explanations). The Kenya-relevant context clues (Eldoret marathon runner, Kisumu blood donation, sukuma wiki shamba, bean seedling, hot sufuria) connect abstract cellular biology to lived experience, making the evidence personally meaningful.</w:t>
+              <w:t xml:space="preserve">Driving Question Board (DQB) with Orange/Blue Sticky Notes — The DQB is a visible, cumulative knowledge artefact. The two-colour system distinguishes consolidated understanding (orange) from productive uncertainty (blue). Publicly posting 'still wonder' questions normalises scientific uncertainty as a driver of inquiry rather than a failure of learning. The tick-voting system reveals shared gaps in understanding that the teacher can use to plan Lessons 7–8 and the transition to Strand 1.4. The Carry-Forward question bridges sub-strands, supporting curriculum coherence.</w:t>
             </w:r>
           </w:p>
         </w:tc>
@@ -18422,7 +19032,7 @@
                 <w:sz w:val="18"/>
                 <w:szCs w:val="18"/>
               </w:rPr>
-              <w:t xml:space="preserve">During circulation, check that the two-column tables contain specific structural vocabulary (e.g., 'no nucleus,' 'elongated,' 'flagellum,' 'many mitochondria') rather than vague terms ('looks weird,' 'has a tail'). Groups that use only vague language need the teacher to model one example: point to the diagram and say, 'What is the NAME of this structure here — do you remember it from our generic cell model?' This links back to Lesson 4 organelle vocabulary. A group is ready for Phase 3 when at least 4 of their 6 rows contain a specific structural feature matched to a plausible function.</w:t>
+              <w:t xml:space="preserve">Read all orange sticky notes before Lesson 7. Categorise them: (A) correctly links a specific structural feature to a specific function — these students are ready for Lesson 7 extension; (B) names a cell but does not name the structural feature — these students need a review prompt at the start of Lesson 7; (C) gives only a generic statement ('I can explain cells') — flag these students for a brief 1-on-1 check-in. Count the proportion of blue 'still wonder' notes that ask mechanistic questions ('HOW does…' / 'WHY does…') versus descriptive questions ('WHAT does… look like'). A class with more than 50% mechanistic blue notes is demonstrating strong scientific thinking and is ready for the model-building phase.</w:t>
             </w:r>
           </w:p>
         </w:tc>
@@ -18431,32 +19041,32 @@
         <w:tc>
           <w:tcPr>
             <w:tcW w:type="dxa" w:w="1520"/>
-            <w:shd w:fill="E2EFDA" w:color="auto" w:val="clear"/>
-            <w:tcMar>
-              <w:top w:type="dxa" w:w="60"/>
-              <w:left w:type="dxa" w:w="120"/>
-              <w:bottom w:type="dxa" w:w="60"/>
-              <w:right w:type="dxa" w:w="120"/>
-            </w:tcMar>
-            <w:vAlign w:val="top"/>
-          </w:tcPr>
-          <w:p>
-            <w:pPr>
-              <w:spacing w:after="40" w:before="0"/>
-              <w:jc w:val="left"/>
-            </w:pPr>
-            <w:r>
-              <w:rPr>
-                <w:rFonts w:ascii="Arial" w:cs="Arial" w:eastAsia="Arial" w:hAnsi="Arial"/>
-                <w:b/>
-                <w:bCs/>
-                <w:i w:val="false"/>
-                <w:iCs w:val="false"/>
-                <w:color w:val="000000"/>
-                <w:sz w:val="18"/>
-                <w:szCs w:val="18"/>
-              </w:rPr>
-              <w:t xml:space="preserve">Explain Phase</w:t>
+            <w:shd w:fill="D5E8F0" w:color="auto" w:val="clear"/>
+            <w:tcMar>
+              <w:top w:type="dxa" w:w="60"/>
+              <w:left w:type="dxa" w:w="120"/>
+              <w:bottom w:type="dxa" w:w="60"/>
+              <w:right w:type="dxa" w:w="120"/>
+            </w:tcMar>
+            <w:vAlign w:val="top"/>
+          </w:tcPr>
+          <w:p>
+            <w:pPr>
+              <w:spacing w:after="40" w:before="0"/>
+              <w:jc w:val="left"/>
+            </w:pPr>
+            <w:r>
+              <w:rPr>
+                <w:rFonts w:ascii="Arial" w:cs="Arial" w:eastAsia="Arial" w:hAnsi="Arial"/>
+                <w:b/>
+                <w:bCs/>
+                <w:i w:val="false"/>
+                <w:iCs w:val="false"/>
+                <w:color w:val="000000"/>
+                <w:sz w:val="18"/>
+                <w:szCs w:val="18"/>
+              </w:rPr>
+              <w:t xml:space="preserve">Model Building Phase</w:t>
             </w:r>
           </w:p>
           <w:p>
@@ -18479,7 +19089,7 @@
             <w:pPr>
               <w:spacing w:after="20" w:before="0"/>
             </w:pPr>
-            <w:hyperlink w:history="1" r:id="rIdyrprjqd4b-c5lr0g9vloh">
+            <w:hyperlink w:history="1" r:id="rIdvsignng4xu-nl2lcbcqr8">
               <w:r>
                 <w:rPr>
                   <w:rFonts w:ascii="Arial" w:cs="Arial" w:eastAsia="Arial" w:hAnsi="Arial"/>
@@ -18488,7 +19098,7 @@
                   <w:szCs w:val="16"/>
                   <w:u w:val="single" w:color="2E75B6"/>
                 </w:rPr>
-                <w:t xml:space="preserve">Scientific notation word problem: red blood cells</w:t>
+                <w:t xml:space="preserve">Red blood cells</w:t>
               </w:r>
             </w:hyperlink>
           </w:p>
@@ -18512,7 +19122,7 @@
               <w:spacing w:after="10" w:before="0"/>
               <w:ind w:left="120"/>
             </w:pPr>
-            <w:hyperlink w:history="1" r:id="rIdowwmovui-vsec_z483jpx">
+            <w:hyperlink w:history="1" r:id="rIdefmsmelvd0dlm33xvglht">
               <w:r>
                 <w:rPr>
                   <w:rFonts w:ascii="Arial" w:cs="Arial" w:eastAsia="Arial" w:hAnsi="Arial"/>
@@ -18574,617 +19184,7 @@
               <w:spacing w:after="10" w:before="0"/>
               <w:ind w:left="120"/>
             </w:pPr>
-            <w:hyperlink w:history="1" r:id="rId341zlkdonm3ivhfacng5s">
-              <w:r>
-                <w:rPr>
-                  <w:rFonts w:ascii="Arial" w:cs="Arial" w:eastAsia="Arial" w:hAnsi="Arial"/>
-                  <w:color w:val="595959"/>
-                  <w:sz w:val="14"/>
-                  <w:szCs w:val="14"/>
-                  <w:u w:val="single" w:color="595959"/>
-                </w:rPr>
-                <w:t xml:space="preserve">🔍 Search ARES for readings</w:t>
-              </w:r>
-            </w:hyperlink>
-          </w:p>
-          <w:p>
-            <w:pPr>
-              <w:spacing w:after="10" w:before="0"/>
-              <w:ind w:left="120"/>
-            </w:pPr>
-            <w:r>
-              <w:rPr>
-                <w:rFonts w:ascii="Arial" w:cs="Arial" w:eastAsia="Arial" w:hAnsi="Arial"/>
-                <w:color w:val="595959"/>
-                <w:sz w:val="14"/>
-                <w:szCs w:val="14"/>
-              </w:rPr>
-              <w:t xml:space="preserve">Search terms: cell biology specialisation red</w:t>
-            </w:r>
-          </w:p>
-        </w:tc>
-        <w:tc>
-          <w:tcPr>
-            <w:tcW w:type="dxa" w:w="3040"/>
-            <w:shd w:fill="FFFFFF" w:color="auto" w:val="clear"/>
-            <w:tcMar>
-              <w:top w:type="dxa" w:w="60"/>
-              <w:left w:type="dxa" w:w="120"/>
-              <w:bottom w:type="dxa" w:w="60"/>
-              <w:right w:type="dxa" w:w="120"/>
-            </w:tcMar>
-            <w:vAlign w:val="top"/>
-          </w:tcPr>
-          <w:p>
-            <w:pPr>
-              <w:spacing w:after="40" w:before="0"/>
-              <w:jc w:val="left"/>
-            </w:pPr>
-            <w:r>
-              <w:rPr>
-                <w:rFonts w:ascii="Arial" w:cs="Arial" w:eastAsia="Arial" w:hAnsi="Arial"/>
-                <w:b w:val="false"/>
-                <w:bCs w:val="false"/>
-                <w:i w:val="false"/>
-                <w:iCs w:val="false"/>
-                <w:color w:val="000000"/>
-                <w:sz w:val="18"/>
-                <w:szCs w:val="18"/>
-              </w:rPr>
-              <w:t xml:space="preserve">Part A — CER Share-Out (12 min): Each group selects ONE evidence card to present to the class using the Claim–Evidence–Reasoning (CER) framework written on the board: CLAIM: 'The [cell name] can [function] because…' | EVIDENCE: 'Its structure includes [specific feature], as shown in the diagram by [describe]…' | REASONING: 'This feature helps it function because [scientific explanation]…' Each group has 90 seconds to present. Other groups listen and use a 'Plus/Delta' sticky note: Plus = one thing the presenting group got right; Delta = one thing to add or correct. Part B — Sickle Cell Revisit (8 min): Teacher returns to the anchoring phenomenon. Students are shown three images side by side: a normal biconcave RBC, a sickle-shaped RBC, and a diagram of a blocked blood capillary. Students write a 3-sentence CER explanation in their notebooks answering: 'Why does the sickle shape prevent the red blood cell from doing its job?' Part C — Whole-Class Debrief (5 min): Teacher collects 3 CER responses (cold-called, not volunteered) and reads them aloud. Class votes: 'Does this explanation include a CLAIM? Does it include EVIDENCE from the diagram? Does it include REASONING that links structure to function?' Thumbs up / thumbs sideways / thumbs down for each criterion.</w:t>
-            </w:r>
-          </w:p>
-        </w:tc>
-        <w:tc>
-          <w:tcPr>
-            <w:tcW w:type="dxa" w:w="3040"/>
-            <w:shd w:fill="F2F2F2" w:color="auto" w:val="clear"/>
-            <w:tcMar>
-              <w:top w:type="dxa" w:w="60"/>
-              <w:left w:type="dxa" w:w="120"/>
-              <w:bottom w:type="dxa" w:w="60"/>
-              <w:right w:type="dxa" w:w="120"/>
-            </w:tcMar>
-            <w:vAlign w:val="top"/>
-          </w:tcPr>
-          <w:p>
-            <w:pPr>
-              <w:spacing w:after="40" w:before="0"/>
-              <w:jc w:val="left"/>
-            </w:pPr>
-            <w:r>
-              <w:rPr>
-                <w:rFonts w:ascii="Arial" w:cs="Arial" w:eastAsia="Arial" w:hAnsi="Arial"/>
-                <w:b w:val="false"/>
-                <w:bCs w:val="false"/>
-                <w:i w:val="false"/>
-                <w:iCs w:val="false"/>
-                <w:color w:val="000000"/>
-                <w:sz w:val="18"/>
-                <w:szCs w:val="18"/>
-              </w:rPr>
-              <w:t xml:space="preserve">For Part A: Write the CER scaffold on the board before the phase begins. Say: 'Every group will present ONE card using this exact structure — Claim, Evidence, Reasoning. You have 2 minutes to decide which card and prepare your 90 seconds.' Use a timer visibly. After each group presents, facilitate Plus/Delta: 'Group 2, hold your sticky notes — what is your Plus for Group 1?' Cold-call the Plus from one group and the Delta from a different group. Do NOT editorialize — say: 'Thank you. Group 1, does that Delta change anything about your reasoning?' (WAIT 8 seconds for Group 1 to respond.) Ensure all 6 specialised cells are covered across the 6 groups — if two groups chose the same card, redirect: 'Group 4, Group 2 already took the nerve cell — choose a different one.' For Part B: Project the three sickle-cell images. Say: 'You have studied normal red blood cells. You now see what a sickle cell looks like. Using ONLY what you know about structure and function, write three sentences. Use the words: shape, haemoglobin, oxygen, capillary.' (WAIT — allow 5 minutes of silent individual writing.) For Part C: Do NOT call on raised hands. Say: 'I am going to read three responses — Amina, Brian, and Wanjiru, please hand me your notebooks.' Read each response aloud neutrally. For each, ask the class to evaluate against the three CER criteria using thumbs. After all three, say: 'What would make the STRONGEST version of this explanation? What is missing?' Cold-call 2 students for additions.</w:t>
-            </w:r>
-          </w:p>
-        </w:tc>
-        <w:tc>
-          <w:tcPr>
-            <w:tcW w:type="dxa" w:w="3040"/>
-            <w:shd w:fill="FFFFFF" w:color="auto" w:val="clear"/>
-            <w:tcMar>
-              <w:top w:type="dxa" w:w="60"/>
-              <w:left w:type="dxa" w:w="120"/>
-              <w:bottom w:type="dxa" w:w="60"/>
-              <w:right w:type="dxa" w:w="120"/>
-            </w:tcMar>
-            <w:vAlign w:val="top"/>
-          </w:tcPr>
-          <w:p>
-            <w:pPr>
-              <w:spacing w:after="40" w:before="0"/>
-              <w:jc w:val="left"/>
-            </w:pPr>
-            <w:r>
-              <w:rPr>
-                <w:rFonts w:ascii="Arial" w:cs="Arial" w:eastAsia="Arial" w:hAnsi="Arial"/>
-                <w:b w:val="false"/>
-                <w:bCs w:val="false"/>
-                <w:i w:val="false"/>
-                <w:iCs w:val="false"/>
-                <w:color w:val="000000"/>
-                <w:sz w:val="18"/>
-                <w:szCs w:val="18"/>
-              </w:rPr>
-              <w:t xml:space="preserve">Claim–Evidence–Reasoning (CER) Framework — CER is an explicit argumentation scaffold (NGSS Science and Engineering Practice 7: Engaging in Argument from Evidence) that separates the three components of a scientific explanation. By requiring students to name the specific structural feature as their EVIDENCE and then articulate the mechanistic link as their REASONING, CER prevents the common misconception that correlation equals explanation (e.g., 'it has no nucleus so it carries oxygen' vs. 'the absence of a nucleus creates more internal space, which allows more haemoglobin molecules to pack in, increasing oxygen-carrying capacity'). The sickle-cell revisit is a deliberate transfer task — students must apply the same structure-function logic to an ABNORMAL case, deepening understanding of the norm by examining its disruption.</w:t>
-            </w:r>
-          </w:p>
-        </w:tc>
-        <w:tc>
-          <w:tcPr>
-            <w:tcW w:type="dxa" w:w="3040"/>
-            <w:shd w:fill="F2F2F2" w:color="auto" w:val="clear"/>
-            <w:tcMar>
-              <w:top w:type="dxa" w:w="60"/>
-              <w:left w:type="dxa" w:w="120"/>
-              <w:bottom w:type="dxa" w:w="60"/>
-              <w:right w:type="dxa" w:w="120"/>
-            </w:tcMar>
-            <w:vAlign w:val="top"/>
-          </w:tcPr>
-          <w:p>
-            <w:pPr>
-              <w:spacing w:after="40" w:before="0"/>
-              <w:jc w:val="left"/>
-            </w:pPr>
-            <w:r>
-              <w:rPr>
-                <w:rFonts w:ascii="Arial" w:cs="Arial" w:eastAsia="Arial" w:hAnsi="Arial"/>
-                <w:b w:val="false"/>
-                <w:bCs w:val="false"/>
-                <w:i w:val="false"/>
-                <w:iCs w:val="false"/>
-                <w:color w:val="000000"/>
-                <w:sz w:val="18"/>
-                <w:szCs w:val="18"/>
-              </w:rPr>
-              <w:t xml:space="preserve">Collect 6 Plus/Delta sticky notes after Part A — these reveal whether students can identify correct vs. incomplete structure-function reasoning in peers' explanations. For Part B, use a rapid 4-point rubric during cold-call reading: 1 = claim only, no structure named; 2 = claim + structure named; 3 = claim + structure + function linked; 4 = claim + structure + mechanism explained (e.g., 'sickle shape causes cells to stack and block narrow capillaries, reducing oxygen delivery to tissues'). Students scoring 1–2 need a targeted follow-up question: 'You said the shape causes a problem — what physical thing does the sickle shape do inside a blood vessel?' Students scoring 4 can be invited to add their reasoning to the board as the class model answer.</w:t>
-            </w:r>
-          </w:p>
-        </w:tc>
-      </w:tr>
-      <w:tr>
-        <w:tc>
-          <w:tcPr>
-            <w:tcW w:type="dxa" w:w="1520"/>
-            <w:shd w:fill="FCE4D6" w:color="auto" w:val="clear"/>
-            <w:tcMar>
-              <w:top w:type="dxa" w:w="60"/>
-              <w:left w:type="dxa" w:w="120"/>
-              <w:bottom w:type="dxa" w:w="60"/>
-              <w:right w:type="dxa" w:w="120"/>
-            </w:tcMar>
-            <w:vAlign w:val="top"/>
-          </w:tcPr>
-          <w:p>
-            <w:pPr>
-              <w:spacing w:after="40" w:before="0"/>
-              <w:jc w:val="left"/>
-            </w:pPr>
-            <w:r>
-              <w:rPr>
-                <w:rFonts w:ascii="Arial" w:cs="Arial" w:eastAsia="Arial" w:hAnsi="Arial"/>
-                <w:b/>
-                <w:bCs/>
-                <w:i w:val="false"/>
-                <w:iCs w:val="false"/>
-                <w:color w:val="000000"/>
-                <w:sz w:val="18"/>
-                <w:szCs w:val="18"/>
-              </w:rPr>
-              <w:t xml:space="preserve">Driving Question Board (DQB) Creation</w:t>
-            </w:r>
-          </w:p>
-          <w:p>
-            <w:pPr>
-              <w:spacing w:after="20" w:before="0"/>
-            </w:pPr>
-            <w:r>
-              <w:rPr>
-                <w:rFonts w:ascii="Arial" w:cs="Arial" w:eastAsia="Arial" w:hAnsi="Arial"/>
-                <w:b/>
-                <w:bCs/>
-                <w:color w:val="1F3864"/>
-                <w:sz w:val="16"/>
-                <w:szCs w:val="16"/>
-              </w:rPr>
-              <w:t xml:space="preserve">📹 VIDEO:</w:t>
-            </w:r>
-          </w:p>
-          <w:p>
-            <w:pPr>
-              <w:spacing w:after="20" w:before="0"/>
-            </w:pPr>
-            <w:hyperlink w:history="1" r:id="rId7q3ebg6hax7aq7j5cgbfe">
-              <w:r>
-                <w:rPr>
-                  <w:rFonts w:ascii="Arial" w:cs="Arial" w:eastAsia="Arial" w:hAnsi="Arial"/>
-                  <w:color w:val="2E75B6"/>
-                  <w:sz w:val="16"/>
-                  <w:szCs w:val="16"/>
-                  <w:u w:val="single" w:color="2E75B6"/>
-                </w:rPr>
-                <w:t xml:space="preserve">Red blood cells -dubbed(KY)</w:t>
-              </w:r>
-            </w:hyperlink>
-          </w:p>
-          <w:p>
-            <w:pPr>
-              <w:spacing w:after="10" w:before="0"/>
-              <w:ind w:left="120"/>
-            </w:pPr>
-            <w:r>
-              <w:rPr>
-                <w:rFonts w:ascii="Arial" w:cs="Arial" w:eastAsia="Arial" w:hAnsi="Arial"/>
-                <w:color w:val="595959"/>
-                <w:sz w:val="14"/>
-                <w:szCs w:val="14"/>
-              </w:rPr>
-              <w:t xml:space="preserve">Source: Khan Academy (Kiswahili)</w:t>
-            </w:r>
-          </w:p>
-          <w:p>
-            <w:pPr>
-              <w:spacing w:after="10" w:before="0"/>
-              <w:ind w:left="120"/>
-            </w:pPr>
-            <w:hyperlink w:history="1" r:id="rIdzw-l74kqitrfv4ytoheqq">
-              <w:r>
-                <w:rPr>
-                  <w:rFonts w:ascii="Arial" w:cs="Arial" w:eastAsia="Arial" w:hAnsi="Arial"/>
-                  <w:color w:val="595959"/>
-                  <w:sz w:val="14"/>
-                  <w:szCs w:val="14"/>
-                  <w:u w:val="single" w:color="595959"/>
-                </w:rPr>
-                <w:t xml:space="preserve">🔍 Search ARES for similar videos</w:t>
-              </w:r>
-            </w:hyperlink>
-          </w:p>
-          <w:p>
-            <w:pPr>
-              <w:spacing w:after="40" w:before="0"/>
-            </w:pPr>
-            <w:r>
-              <w:rPr>
-                <w:sz w:val="14"/>
-                <w:szCs w:val="14"/>
-              </w:rPr>
-              <w:t xml:space="preserve"/>
-            </w:r>
-          </w:p>
-          <w:p>
-            <w:pPr>
-              <w:spacing w:after="20" w:before="0"/>
-            </w:pPr>
-            <w:r>
-              <w:rPr>
-                <w:rFonts w:ascii="Arial" w:cs="Arial" w:eastAsia="Arial" w:hAnsi="Arial"/>
-                <w:b/>
-                <w:bCs/>
-                <w:color w:val="1F3864"/>
-                <w:sz w:val="16"/>
-                <w:szCs w:val="16"/>
-              </w:rPr>
-              <w:t xml:space="preserve">📖 READING:</w:t>
-            </w:r>
-          </w:p>
-          <w:p>
-            <w:pPr>
-              <w:spacing w:after="20" w:before="0"/>
-            </w:pPr>
-            <w:r>
-              <w:rPr>
-                <w:rFonts w:ascii="Arial" w:cs="Arial" w:eastAsia="Arial" w:hAnsi="Arial"/>
-                <w:i/>
-                <w:iCs/>
-                <w:color w:val="595959"/>
-                <w:sz w:val="16"/>
-                <w:szCs w:val="16"/>
-              </w:rPr>
-              <w:t xml:space="preserve">No closely matching reading in the ARES library for this activity.</w:t>
-            </w:r>
-          </w:p>
-          <w:p>
-            <w:pPr>
-              <w:spacing w:after="10" w:before="0"/>
-              <w:ind w:left="120"/>
-            </w:pPr>
-            <w:hyperlink w:history="1" r:id="rId_rz3jclrf3mibg4sgmwzm">
-              <w:r>
-                <w:rPr>
-                  <w:rFonts w:ascii="Arial" w:cs="Arial" w:eastAsia="Arial" w:hAnsi="Arial"/>
-                  <w:color w:val="595959"/>
-                  <w:sz w:val="14"/>
-                  <w:szCs w:val="14"/>
-                  <w:u w:val="single" w:color="595959"/>
-                </w:rPr>
-                <w:t xml:space="preserve">🔍 Search ARES for readings</w:t>
-              </w:r>
-            </w:hyperlink>
-          </w:p>
-          <w:p>
-            <w:pPr>
-              <w:spacing w:after="10" w:before="0"/>
-              <w:ind w:left="120"/>
-            </w:pPr>
-            <w:r>
-              <w:rPr>
-                <w:rFonts w:ascii="Arial" w:cs="Arial" w:eastAsia="Arial" w:hAnsi="Arial"/>
-                <w:color w:val="595959"/>
-                <w:sz w:val="14"/>
-                <w:szCs w:val="14"/>
-              </w:rPr>
-              <w:t xml:space="preserve">Search terms: cell biology specialisation red</w:t>
-            </w:r>
-          </w:p>
-        </w:tc>
-        <w:tc>
-          <w:tcPr>
-            <w:tcW w:type="dxa" w:w="3040"/>
-            <w:shd w:fill="FFFFFF" w:color="auto" w:val="clear"/>
-            <w:tcMar>
-              <w:top w:type="dxa" w:w="60"/>
-              <w:left w:type="dxa" w:w="120"/>
-              <w:bottom w:type="dxa" w:w="60"/>
-              <w:right w:type="dxa" w:w="120"/>
-            </w:tcMar>
-            <w:vAlign w:val="top"/>
-          </w:tcPr>
-          <w:p>
-            <w:pPr>
-              <w:spacing w:after="40" w:before="0"/>
-              <w:jc w:val="left"/>
-            </w:pPr>
-            <w:r>
-              <w:rPr>
-                <w:rFonts w:ascii="Arial" w:cs="Arial" w:eastAsia="Arial" w:hAnsi="Arial"/>
-                <w:b w:val="false"/>
-                <w:bCs w:val="false"/>
-                <w:i w:val="false"/>
-                <w:iCs w:val="false"/>
-                <w:color w:val="000000"/>
-                <w:sz w:val="18"/>
-                <w:szCs w:val="18"/>
-              </w:rPr>
-              <w:t xml:space="preserve">Students return to the class Driving Question Board (DQB) — a large display that has been accumulating sticky notes, arrows, and model revisions since Lesson 1. Each student receives two sticky notes: one ORANGE ('I can now explain…') and one BLUE ('I still wonder…'). Students write one statement on each. They then approach the DQB and place their notes in the designated columns. The teacher facilitates a 3-minute whole-class gallery walk of the new sticky notes. Students look specifically for: (a) a 'still wonder' question that connects cell specialisation to the next topic (Chemicals of Life / Strand 1.4), and (b) any 'I can now explain' note that directly addresses the original driving question. The class votes on the single most important remaining question to carry forward.</w:t>
-            </w:r>
-          </w:p>
-        </w:tc>
-        <w:tc>
-          <w:tcPr>
-            <w:tcW w:type="dxa" w:w="3040"/>
-            <w:shd w:fill="F2F2F2" w:color="auto" w:val="clear"/>
-            <w:tcMar>
-              <w:top w:type="dxa" w:w="60"/>
-              <w:left w:type="dxa" w:w="120"/>
-              <w:bottom w:type="dxa" w:w="60"/>
-              <w:right w:type="dxa" w:w="120"/>
-            </w:tcMar>
-            <w:vAlign w:val="top"/>
-          </w:tcPr>
-          <w:p>
-            <w:pPr>
-              <w:spacing w:after="40" w:before="0"/>
-              <w:jc w:val="left"/>
-            </w:pPr>
-            <w:r>
-              <w:rPr>
-                <w:rFonts w:ascii="Arial" w:cs="Arial" w:eastAsia="Arial" w:hAnsi="Arial"/>
-                <w:b w:val="false"/>
-                <w:bCs w:val="false"/>
-                <w:i w:val="false"/>
-                <w:iCs w:val="false"/>
-                <w:color w:val="000000"/>
-                <w:sz w:val="18"/>
-                <w:szCs w:val="18"/>
-              </w:rPr>
-              <w:t xml:space="preserve">Distribute sticky notes and say: 'ORANGE note: complete this sentence — I can now explain [blank] about why cells look different. Be SPECIFIC — name a cell and its feature.' (WAIT 2 minutes of silent writing.) 'BLUE note: What do you still wonder? What does this lesson NOT yet explain about the driving question?' (WAIT 2 minutes.) Direct students to post their notes. During the gallery walk, say: 'Read at least 5 notes that are NOT your own. If you see a BLUE note that matches something you also wonder, put a small tick on it.' After 3 minutes, facilitate a quick vote: 'Which BLUE note asks the most important question we haven't answered yet?' Read the top-voted question aloud and say: 'We will keep this question live on our DQB. In Strand 1.4, when we study the chemicals of life, you may find part of the answer — watch for it.' Write the question on a dedicated 'Carry-Forward' card and pin it prominently.</w:t>
-            </w:r>
-          </w:p>
-        </w:tc>
-        <w:tc>
-          <w:tcPr>
-            <w:tcW w:type="dxa" w:w="3040"/>
-            <w:shd w:fill="FFFFFF" w:color="auto" w:val="clear"/>
-            <w:tcMar>
-              <w:top w:type="dxa" w:w="60"/>
-              <w:left w:type="dxa" w:w="120"/>
-              <w:bottom w:type="dxa" w:w="60"/>
-              <w:right w:type="dxa" w:w="120"/>
-            </w:tcMar>
-            <w:vAlign w:val="top"/>
-          </w:tcPr>
-          <w:p>
-            <w:pPr>
-              <w:spacing w:after="40" w:before="0"/>
-              <w:jc w:val="left"/>
-            </w:pPr>
-            <w:r>
-              <w:rPr>
-                <w:rFonts w:ascii="Arial" w:cs="Arial" w:eastAsia="Arial" w:hAnsi="Arial"/>
-                <w:b w:val="false"/>
-                <w:bCs w:val="false"/>
-                <w:i w:val="false"/>
-                <w:iCs w:val="false"/>
-                <w:color w:val="000000"/>
-                <w:sz w:val="18"/>
-                <w:szCs w:val="18"/>
-              </w:rPr>
-              <w:t xml:space="preserve">Driving Question Board (DQB) with Orange/Blue Sticky Notes — The DQB is a visible, cumulative knowledge artefact. The two-colour system distinguishes consolidated understanding (orange) from productive uncertainty (blue). Publicly posting 'still wonder' questions normalises scientific uncertainty as a driver of inquiry rather than a failure of learning. The tick-voting system reveals shared gaps in understanding that the teacher can use to plan Lessons 7–8 and the transition to Strand 1.4. The Carry-Forward question bridges sub-strands, supporting curriculum coherence.</w:t>
-            </w:r>
-          </w:p>
-        </w:tc>
-        <w:tc>
-          <w:tcPr>
-            <w:tcW w:type="dxa" w:w="3040"/>
-            <w:shd w:fill="F2F2F2" w:color="auto" w:val="clear"/>
-            <w:tcMar>
-              <w:top w:type="dxa" w:w="60"/>
-              <w:left w:type="dxa" w:w="120"/>
-              <w:bottom w:type="dxa" w:w="60"/>
-              <w:right w:type="dxa" w:w="120"/>
-            </w:tcMar>
-            <w:vAlign w:val="top"/>
-          </w:tcPr>
-          <w:p>
-            <w:pPr>
-              <w:spacing w:after="40" w:before="0"/>
-              <w:jc w:val="left"/>
-            </w:pPr>
-            <w:r>
-              <w:rPr>
-                <w:rFonts w:ascii="Arial" w:cs="Arial" w:eastAsia="Arial" w:hAnsi="Arial"/>
-                <w:b w:val="false"/>
-                <w:bCs w:val="false"/>
-                <w:i w:val="false"/>
-                <w:iCs w:val="false"/>
-                <w:color w:val="000000"/>
-                <w:sz w:val="18"/>
-                <w:szCs w:val="18"/>
-              </w:rPr>
-              <w:t xml:space="preserve">Read all orange sticky notes before Lesson 7. Categorise them: (A) correctly links a specific structural feature to a specific function — these students are ready for Lesson 7 extension; (B) names a cell but does not name the structural feature — these students need a review prompt at the start of Lesson 7; (C) gives only a generic statement ('I can explain cells') — flag these students for a brief 1-on-1 check-in. Count the proportion of blue 'still wonder' notes that ask mechanistic questions ('HOW does…' / 'WHY does…') versus descriptive questions ('WHAT does… look like'). A class with more than 50% mechanistic blue notes is demonstrating strong scientific thinking and is ready for the model-building phase.</w:t>
-            </w:r>
-          </w:p>
-        </w:tc>
-      </w:tr>
-      <w:tr>
-        <w:tc>
-          <w:tcPr>
-            <w:tcW w:type="dxa" w:w="1520"/>
-            <w:shd w:fill="D5E8F0" w:color="auto" w:val="clear"/>
-            <w:tcMar>
-              <w:top w:type="dxa" w:w="60"/>
-              <w:left w:type="dxa" w:w="120"/>
-              <w:bottom w:type="dxa" w:w="60"/>
-              <w:right w:type="dxa" w:w="120"/>
-            </w:tcMar>
-            <w:vAlign w:val="top"/>
-          </w:tcPr>
-          <w:p>
-            <w:pPr>
-              <w:spacing w:after="40" w:before="0"/>
-              <w:jc w:val="left"/>
-            </w:pPr>
-            <w:r>
-              <w:rPr>
-                <w:rFonts w:ascii="Arial" w:cs="Arial" w:eastAsia="Arial" w:hAnsi="Arial"/>
-                <w:b/>
-                <w:bCs/>
-                <w:i w:val="false"/>
-                <w:iCs w:val="false"/>
-                <w:color w:val="000000"/>
-                <w:sz w:val="18"/>
-                <w:szCs w:val="18"/>
-              </w:rPr>
-              <w:t xml:space="preserve">Model Building Phase</w:t>
-            </w:r>
-          </w:p>
-          <w:p>
-            <w:pPr>
-              <w:spacing w:after="20" w:before="0"/>
-            </w:pPr>
-            <w:r>
-              <w:rPr>
-                <w:rFonts w:ascii="Arial" w:cs="Arial" w:eastAsia="Arial" w:hAnsi="Arial"/>
-                <w:b/>
-                <w:bCs/>
-                <w:color w:val="1F3864"/>
-                <w:sz w:val="16"/>
-                <w:szCs w:val="16"/>
-              </w:rPr>
-              <w:t xml:space="preserve">📹 VIDEO:</w:t>
-            </w:r>
-          </w:p>
-          <w:p>
-            <w:pPr>
-              <w:spacing w:after="20" w:before="0"/>
-            </w:pPr>
-            <w:hyperlink w:history="1" r:id="rIdcr51sa7obpvdva_p5cpf0">
-              <w:r>
-                <w:rPr>
-                  <w:rFonts w:ascii="Arial" w:cs="Arial" w:eastAsia="Arial" w:hAnsi="Arial"/>
-                  <w:color w:val="2E75B6"/>
-                  <w:sz w:val="16"/>
-                  <w:szCs w:val="16"/>
-                  <w:u w:val="single" w:color="2E75B6"/>
-                </w:rPr>
-                <w:t xml:space="preserve">Red blood cells -dubbed(KY)</w:t>
-              </w:r>
-            </w:hyperlink>
-          </w:p>
-          <w:p>
-            <w:pPr>
-              <w:spacing w:after="10" w:before="0"/>
-              <w:ind w:left="120"/>
-            </w:pPr>
-            <w:r>
-              <w:rPr>
-                <w:rFonts w:ascii="Arial" w:cs="Arial" w:eastAsia="Arial" w:hAnsi="Arial"/>
-                <w:color w:val="595959"/>
-                <w:sz w:val="14"/>
-                <w:szCs w:val="14"/>
-              </w:rPr>
-              <w:t xml:space="preserve">Source: Khan Academy (Kiswahili)</w:t>
-            </w:r>
-          </w:p>
-          <w:p>
-            <w:pPr>
-              <w:spacing w:after="10" w:before="0"/>
-              <w:ind w:left="120"/>
-            </w:pPr>
-            <w:hyperlink w:history="1" r:id="rId7pcv81x6fej_7evecilgr">
-              <w:r>
-                <w:rPr>
-                  <w:rFonts w:ascii="Arial" w:cs="Arial" w:eastAsia="Arial" w:hAnsi="Arial"/>
-                  <w:color w:val="595959"/>
-                  <w:sz w:val="14"/>
-                  <w:szCs w:val="14"/>
-                  <w:u w:val="single" w:color="595959"/>
-                </w:rPr>
-                <w:t xml:space="preserve">🔍 Search ARES for similar videos</w:t>
-              </w:r>
-            </w:hyperlink>
-          </w:p>
-          <w:p>
-            <w:pPr>
-              <w:spacing w:after="40" w:before="0"/>
-            </w:pPr>
-            <w:r>
-              <w:rPr>
-                <w:sz w:val="14"/>
-                <w:szCs w:val="14"/>
-              </w:rPr>
-              <w:t xml:space="preserve"/>
-            </w:r>
-          </w:p>
-          <w:p>
-            <w:pPr>
-              <w:spacing w:after="20" w:before="0"/>
-            </w:pPr>
-            <w:r>
-              <w:rPr>
-                <w:rFonts w:ascii="Arial" w:cs="Arial" w:eastAsia="Arial" w:hAnsi="Arial"/>
-                <w:b/>
-                <w:bCs/>
-                <w:color w:val="1F3864"/>
-                <w:sz w:val="16"/>
-                <w:szCs w:val="16"/>
-              </w:rPr>
-              <w:t xml:space="preserve">📖 READING:</w:t>
-            </w:r>
-          </w:p>
-          <w:p>
-            <w:pPr>
-              <w:spacing w:after="20" w:before="0"/>
-            </w:pPr>
-            <w:r>
-              <w:rPr>
-                <w:rFonts w:ascii="Arial" w:cs="Arial" w:eastAsia="Arial" w:hAnsi="Arial"/>
-                <w:i/>
-                <w:iCs/>
-                <w:color w:val="595959"/>
-                <w:sz w:val="16"/>
-                <w:szCs w:val="16"/>
-              </w:rPr>
-              <w:t xml:space="preserve">No closely matching reading in the ARES library for this activity.</w:t>
-            </w:r>
-          </w:p>
-          <w:p>
-            <w:pPr>
-              <w:spacing w:after="10" w:before="0"/>
-              <w:ind w:left="120"/>
-            </w:pPr>
-            <w:hyperlink w:history="1" r:id="rIdxpet5shygiemwtrwyhcnv">
+            <w:hyperlink w:history="1" r:id="rIdsgddz5zqth-ukwm_-npzz">
               <w:r>
                 <w:rPr>
                   <w:rFonts w:ascii="Arial" w:cs="Arial" w:eastAsia="Arial" w:hAnsi="Arial"/>
@@ -20876,7 +20876,7 @@
             <w:pPr>
               <w:spacing w:after="20" w:before="0"/>
             </w:pPr>
-            <w:hyperlink w:history="1" r:id="rIdgjsqsnwgeqh18j9u01edo">
+            <w:hyperlink w:history="1" r:id="rId1uxb8gnzycatsfi94isaz">
               <w:r>
                 <w:rPr>
                   <w:rFonts w:ascii="Arial" w:cs="Arial" w:eastAsia="Arial" w:hAnsi="Arial"/>
@@ -20909,7 +20909,7 @@
               <w:spacing w:after="10" w:before="0"/>
               <w:ind w:left="120"/>
             </w:pPr>
-            <w:hyperlink w:history="1" r:id="rIdfuukaujegiayb2rz4pgdc">
+            <w:hyperlink w:history="1" r:id="rIdxqoxqykvj9bnkqfvw3zxl">
               <w:r>
                 <w:rPr>
                   <w:rFonts w:ascii="Arial" w:cs="Arial" w:eastAsia="Arial" w:hAnsi="Arial"/>
@@ -20954,7 +20954,7 @@
             <w:pPr>
               <w:spacing w:after="20" w:before="0"/>
             </w:pPr>
-            <w:hyperlink w:history="1" r:id="rIdc6xucdcqhh4iftha-wshl">
+            <w:hyperlink w:history="1" r:id="rIdf59n85bkremthd5jhunw3">
               <w:r>
                 <w:rPr>
                   <w:rFonts w:ascii="Arial" w:cs="Arial" w:eastAsia="Arial" w:hAnsi="Arial"/>
@@ -20987,7 +20987,7 @@
               <w:spacing w:after="10" w:before="0"/>
               <w:ind w:left="120"/>
             </w:pPr>
-            <w:hyperlink w:history="1" r:id="rIdhlxbu0o1sqzj60vgjs55z">
+            <w:hyperlink w:history="1" r:id="rId3sllicpusus4gjk7fr9m4">
               <w:r>
                 <w:rPr>
                   <w:rFonts w:ascii="Arial" w:cs="Arial" w:eastAsia="Arial" w:hAnsi="Arial"/>
@@ -21182,7 +21182,7 @@
             <w:pPr>
               <w:spacing w:after="20" w:before="0"/>
             </w:pPr>
-            <w:hyperlink w:history="1" r:id="rIdfrvz6ivil1qh1sqfvxbre">
+            <w:hyperlink w:history="1" r:id="rId72vnpjwagpmwtmnmkrfcb">
               <w:r>
                 <w:rPr>
                   <w:rFonts w:ascii="Arial" w:cs="Arial" w:eastAsia="Arial" w:hAnsi="Arial"/>
@@ -21215,7 +21215,7 @@
               <w:spacing w:after="10" w:before="0"/>
               <w:ind w:left="120"/>
             </w:pPr>
-            <w:hyperlink w:history="1" r:id="rIdc8ygomsfkhxj36_l2sllo">
+            <w:hyperlink w:history="1" r:id="rIdb88kbade6zeuv0rd4gtg1">
               <w:r>
                 <w:rPr>
                   <w:rFonts w:ascii="Arial" w:cs="Arial" w:eastAsia="Arial" w:hAnsi="Arial"/>
@@ -21260,7 +21260,7 @@
             <w:pPr>
               <w:spacing w:after="20" w:before="0"/>
             </w:pPr>
-            <w:hyperlink w:history="1" r:id="rIdvlulkafhgbyvk5mj9q16f">
+            <w:hyperlink w:history="1" r:id="rIdqz4u1pdqt8nvr8usb1-6v">
               <w:r>
                 <w:rPr>
                   <w:rFonts w:ascii="Arial" w:cs="Arial" w:eastAsia="Arial" w:hAnsi="Arial"/>
@@ -21293,7 +21293,7 @@
               <w:spacing w:after="10" w:before="0"/>
               <w:ind w:left="120"/>
             </w:pPr>
-            <w:hyperlink w:history="1" r:id="rId51kd_-_zir3jrqhf13dxt">
+            <w:hyperlink w:history="1" r:id="rIdnzgmmvaqs5zcfoay70_sm">
               <w:r>
                 <w:rPr>
                   <w:rFonts w:ascii="Arial" w:cs="Arial" w:eastAsia="Arial" w:hAnsi="Arial"/>
@@ -21488,7 +21488,7 @@
             <w:pPr>
               <w:spacing w:after="20" w:before="0"/>
             </w:pPr>
-            <w:hyperlink w:history="1" r:id="rIdqvpvm2koffq9lo3x_xy1j">
+            <w:hyperlink w:history="1" r:id="rIdtb4uoguaqj4jjphvqvsoy">
               <w:r>
                 <w:rPr>
                   <w:rFonts w:ascii="Arial" w:cs="Arial" w:eastAsia="Arial" w:hAnsi="Arial"/>
@@ -21521,7 +21521,7 @@
               <w:spacing w:after="10" w:before="0"/>
               <w:ind w:left="120"/>
             </w:pPr>
-            <w:hyperlink w:history="1" r:id="rIdgrdqvpi1js2jqauzrtkg2">
+            <w:hyperlink w:history="1" r:id="rIdgvsk9zvit0xu0wwskigs5">
               <w:r>
                 <w:rPr>
                   <w:rFonts w:ascii="Arial" w:cs="Arial" w:eastAsia="Arial" w:hAnsi="Arial"/>
@@ -21566,7 +21566,7 @@
             <w:pPr>
               <w:spacing w:after="20" w:before="0"/>
             </w:pPr>
-            <w:hyperlink w:history="1" r:id="rIdglzxvuw5dfe0rbqhz0fjc">
+            <w:hyperlink w:history="1" r:id="rIduozkrwrrfi1nilvkqoaat">
               <w:r>
                 <w:rPr>
                   <w:rFonts w:ascii="Arial" w:cs="Arial" w:eastAsia="Arial" w:hAnsi="Arial"/>
@@ -21599,7 +21599,7 @@
               <w:spacing w:after="10" w:before="0"/>
               <w:ind w:left="120"/>
             </w:pPr>
-            <w:hyperlink w:history="1" r:id="rIdfneh_g8joqkjttstmowbw">
+            <w:hyperlink w:history="1" r:id="rIdeq-ramsscgpfphr-srfiw">
               <w:r>
                 <w:rPr>
                   <w:rFonts w:ascii="Arial" w:cs="Arial" w:eastAsia="Arial" w:hAnsi="Arial"/>
@@ -21794,7 +21794,7 @@
             <w:pPr>
               <w:spacing w:after="20" w:before="0"/>
             </w:pPr>
-            <w:hyperlink w:history="1" r:id="rIdkzv-li9g10gpvx1axa7oy">
+            <w:hyperlink w:history="1" r:id="rIdu1vfgg0thgwjwmegz4ape">
               <w:r>
                 <w:rPr>
                   <w:rFonts w:ascii="Arial" w:cs="Arial" w:eastAsia="Arial" w:hAnsi="Arial"/>
@@ -21827,7 +21827,7 @@
               <w:spacing w:after="10" w:before="0"/>
               <w:ind w:left="120"/>
             </w:pPr>
-            <w:hyperlink w:history="1" r:id="rIda8emdr3xmptwf-av9bmhj">
+            <w:hyperlink w:history="1" r:id="rIdcbm-osy7ccmqoocg5eclk">
               <w:r>
                 <w:rPr>
                   <w:rFonts w:ascii="Arial" w:cs="Arial" w:eastAsia="Arial" w:hAnsi="Arial"/>
@@ -21872,7 +21872,7 @@
             <w:pPr>
               <w:spacing w:after="20" w:before="0"/>
             </w:pPr>
-            <w:hyperlink w:history="1" r:id="rIdvm-fku7k_rc3srnuzwgba">
+            <w:hyperlink w:history="1" r:id="rIdxpdq3xezcmtcgwmkjmdmi">
               <w:r>
                 <w:rPr>
                   <w:rFonts w:ascii="Arial" w:cs="Arial" w:eastAsia="Arial" w:hAnsi="Arial"/>
@@ -21905,7 +21905,7 @@
               <w:spacing w:after="10" w:before="0"/>
               <w:ind w:left="120"/>
             </w:pPr>
-            <w:hyperlink w:history="1" r:id="rId3hu20ucw8wfpicsidcfjv">
+            <w:hyperlink w:history="1" r:id="rId0nwq52e7ws8qzctd-ucwn">
               <w:r>
                 <w:rPr>
                   <w:rFonts w:ascii="Arial" w:cs="Arial" w:eastAsia="Arial" w:hAnsi="Arial"/>
@@ -22100,7 +22100,7 @@
             <w:pPr>
               <w:spacing w:after="20" w:before="0"/>
             </w:pPr>
-            <w:hyperlink w:history="1" r:id="rIdxsjyu-xvv844635oepxd3">
+            <w:hyperlink w:history="1" r:id="rIddejfyqotkc9ief1teqjxs">
               <w:r>
                 <w:rPr>
                   <w:rFonts w:ascii="Arial" w:cs="Arial" w:eastAsia="Arial" w:hAnsi="Arial"/>
@@ -22133,7 +22133,7 @@
               <w:spacing w:after="10" w:before="0"/>
               <w:ind w:left="120"/>
             </w:pPr>
-            <w:hyperlink w:history="1" r:id="rIdvcr6w0xee1zpgmdmd584i">
+            <w:hyperlink w:history="1" r:id="rId_3k1_spr-tmabmczsh5e7">
               <w:r>
                 <w:rPr>
                   <w:rFonts w:ascii="Arial" w:cs="Arial" w:eastAsia="Arial" w:hAnsi="Arial"/>
@@ -22178,7 +22178,7 @@
             <w:pPr>
               <w:spacing w:after="20" w:before="0"/>
             </w:pPr>
-            <w:hyperlink w:history="1" r:id="rIdvtykgbbtibzalrusbtnct">
+            <w:hyperlink w:history="1" r:id="rIdchzcusb3cuqze-uspsmzq">
               <w:r>
                 <w:rPr>
                   <w:rFonts w:ascii="Arial" w:cs="Arial" w:eastAsia="Arial" w:hAnsi="Arial"/>
@@ -22211,7 +22211,7 @@
               <w:spacing w:after="10" w:before="0"/>
               <w:ind w:left="120"/>
             </w:pPr>
-            <w:hyperlink w:history="1" r:id="rIdhx4mofpoi2vyfhbc694jm">
+            <w:hyperlink w:history="1" r:id="rIdza-jggkwzkm4jmtoiel84">
               <w:r>
                 <w:rPr>
                   <w:rFonts w:ascii="Arial" w:cs="Arial" w:eastAsia="Arial" w:hAnsi="Arial"/>
@@ -23964,7 +23964,7 @@
             <w:pPr>
               <w:spacing w:after="20" w:before="0"/>
             </w:pPr>
-            <w:hyperlink w:history="1" r:id="rId9fi4xsvgsj8uylzs5b8d4">
+            <w:hyperlink w:history="1" r:id="rIdr1gparwarn2k5kfmesjlu">
               <w:r>
                 <w:rPr>
                   <w:rFonts w:ascii="Arial" w:cs="Arial" w:eastAsia="Arial" w:hAnsi="Arial"/>
@@ -23997,7 +23997,7 @@
               <w:spacing w:after="10" w:before="0"/>
               <w:ind w:left="120"/>
             </w:pPr>
-            <w:hyperlink w:history="1" r:id="rIdp9yc8_yyvz0aiymjrhbh_">
+            <w:hyperlink w:history="1" r:id="rIdqkpsurmbusepbcag2tklm">
               <w:r>
                 <w:rPr>
                   <w:rFonts w:ascii="Arial" w:cs="Arial" w:eastAsia="Arial" w:hAnsi="Arial"/>
@@ -24042,7 +24042,7 @@
             <w:pPr>
               <w:spacing w:after="20" w:before="0"/>
             </w:pPr>
-            <w:hyperlink w:history="1" r:id="rIdhlu8u6nsws7hnwalqd7te">
+            <w:hyperlink w:history="1" r:id="rIdxpiy0dj8tnmvdzwj1oi07">
               <w:r>
                 <w:rPr>
                   <w:rFonts w:ascii="Arial" w:cs="Arial" w:eastAsia="Arial" w:hAnsi="Arial"/>
@@ -24075,7 +24075,7 @@
               <w:spacing w:after="10" w:before="0"/>
               <w:ind w:left="120"/>
             </w:pPr>
-            <w:hyperlink w:history="1" r:id="rIdvu49qjhfwugy-_bzegsvx">
+            <w:hyperlink w:history="1" r:id="rIdpr5jhwqdwrbhcm9w5cqzu">
               <w:r>
                 <w:rPr>
                   <w:rFonts w:ascii="Arial" w:cs="Arial" w:eastAsia="Arial" w:hAnsi="Arial"/>
@@ -24270,7 +24270,7 @@
             <w:pPr>
               <w:spacing w:after="20" w:before="0"/>
             </w:pPr>
-            <w:hyperlink w:history="1" r:id="rIdl6mnmp5bfkuzseadof9i4">
+            <w:hyperlink w:history="1" r:id="rId5xwxpm9x8v9eaqn1erejq">
               <w:r>
                 <w:rPr>
                   <w:rFonts w:ascii="Arial" w:cs="Arial" w:eastAsia="Arial" w:hAnsi="Arial"/>
@@ -24303,7 +24303,7 @@
               <w:spacing w:after="10" w:before="0"/>
               <w:ind w:left="120"/>
             </w:pPr>
-            <w:hyperlink w:history="1" r:id="rId204dz2nbfkyrv5yrc0dqm">
+            <w:hyperlink w:history="1" r:id="rIduavvx__yrbe0jowvqkaas">
               <w:r>
                 <w:rPr>
                   <w:rFonts w:ascii="Arial" w:cs="Arial" w:eastAsia="Arial" w:hAnsi="Arial"/>
@@ -24348,7 +24348,7 @@
             <w:pPr>
               <w:spacing w:after="20" w:before="0"/>
             </w:pPr>
-            <w:hyperlink w:history="1" r:id="rIdd85hzk5chrw51dvrldlak">
+            <w:hyperlink w:history="1" r:id="rIdart8dbo7ne2klhclpnfzv">
               <w:r>
                 <w:rPr>
                   <w:rFonts w:ascii="Arial" w:cs="Arial" w:eastAsia="Arial" w:hAnsi="Arial"/>
@@ -24381,7 +24381,7 @@
               <w:spacing w:after="10" w:before="0"/>
               <w:ind w:left="120"/>
             </w:pPr>
-            <w:hyperlink w:history="1" r:id="rIdx7vzkbsqm3vve2uuqayvv">
+            <w:hyperlink w:history="1" r:id="rIdzklyjtfr72knbyjbrrzyg">
               <w:r>
                 <w:rPr>
                   <w:rFonts w:ascii="Arial" w:cs="Arial" w:eastAsia="Arial" w:hAnsi="Arial"/>
@@ -24576,7 +24576,7 @@
             <w:pPr>
               <w:spacing w:after="20" w:before="0"/>
             </w:pPr>
-            <w:hyperlink w:history="1" r:id="rIdu4vqtjjppsszr_z4lxhsb">
+            <w:hyperlink w:history="1" r:id="rIdu2qnlklnny31q6esamrdu">
               <w:r>
                 <w:rPr>
                   <w:rFonts w:ascii="Arial" w:cs="Arial" w:eastAsia="Arial" w:hAnsi="Arial"/>
@@ -24609,7 +24609,7 @@
               <w:spacing w:after="10" w:before="0"/>
               <w:ind w:left="120"/>
             </w:pPr>
-            <w:hyperlink w:history="1" r:id="rIdtbrifrabwzp7wkewxo7ni">
+            <w:hyperlink w:history="1" r:id="rId8mqdue6s9knpku60ig6gg">
               <w:r>
                 <w:rPr>
                   <w:rFonts w:ascii="Arial" w:cs="Arial" w:eastAsia="Arial" w:hAnsi="Arial"/>
@@ -24654,7 +24654,7 @@
             <w:pPr>
               <w:spacing w:after="20" w:before="0"/>
             </w:pPr>
-            <w:hyperlink w:history="1" r:id="rIdgwx1ciullao-kgmlc_mu3">
+            <w:hyperlink w:history="1" r:id="rIdwndu7pbrz7tlve0wf9ay_">
               <w:r>
                 <w:rPr>
                   <w:rFonts w:ascii="Arial" w:cs="Arial" w:eastAsia="Arial" w:hAnsi="Arial"/>
@@ -24687,7 +24687,7 @@
               <w:spacing w:after="10" w:before="0"/>
               <w:ind w:left="120"/>
             </w:pPr>
-            <w:hyperlink w:history="1" r:id="rId82c9v2uvz_tntwqw6zwo4">
+            <w:hyperlink w:history="1" r:id="rIdhxt_lquv1rcs63yw205eh">
               <w:r>
                 <w:rPr>
                   <w:rFonts w:ascii="Arial" w:cs="Arial" w:eastAsia="Arial" w:hAnsi="Arial"/>
@@ -24882,7 +24882,7 @@
             <w:pPr>
               <w:spacing w:after="20" w:before="0"/>
             </w:pPr>
-            <w:hyperlink w:history="1" r:id="rIdox2ajvccz6kjpmt-d9g4r">
+            <w:hyperlink w:history="1" r:id="rIdxzuvndbbewqalhg75usgl">
               <w:r>
                 <w:rPr>
                   <w:rFonts w:ascii="Arial" w:cs="Arial" w:eastAsia="Arial" w:hAnsi="Arial"/>
@@ -24915,7 +24915,7 @@
               <w:spacing w:after="10" w:before="0"/>
               <w:ind w:left="120"/>
             </w:pPr>
-            <w:hyperlink w:history="1" r:id="rIdwnmwusu_gzvutsods5iat">
+            <w:hyperlink w:history="1" r:id="rId3wm1kwf8txqjnixncbr6p">
               <w:r>
                 <w:rPr>
                   <w:rFonts w:ascii="Arial" w:cs="Arial" w:eastAsia="Arial" w:hAnsi="Arial"/>
@@ -24960,7 +24960,7 @@
             <w:pPr>
               <w:spacing w:after="20" w:before="0"/>
             </w:pPr>
-            <w:hyperlink w:history="1" r:id="rIdszjdonupfc-iibqn1jnkd">
+            <w:hyperlink w:history="1" r:id="rIdzc1cbamtsbaq9ii79im2f">
               <w:r>
                 <w:rPr>
                   <w:rFonts w:ascii="Arial" w:cs="Arial" w:eastAsia="Arial" w:hAnsi="Arial"/>
@@ -24993,7 +24993,7 @@
               <w:spacing w:after="10" w:before="0"/>
               <w:ind w:left="120"/>
             </w:pPr>
-            <w:hyperlink w:history="1" r:id="rIdjsdnovzrnm9bpqt_9ijk2">
+            <w:hyperlink w:history="1" r:id="rId4goy94bxxpeefl33incwk">
               <w:r>
                 <w:rPr>
                   <w:rFonts w:ascii="Arial" w:cs="Arial" w:eastAsia="Arial" w:hAnsi="Arial"/>
@@ -25188,7 +25188,7 @@
             <w:pPr>
               <w:spacing w:after="20" w:before="0"/>
             </w:pPr>
-            <w:hyperlink w:history="1" r:id="rId15shav4bf4hmgdksrxrug">
+            <w:hyperlink w:history="1" r:id="rIdyzk02yu8dbypzn0uijpyw">
               <w:r>
                 <w:rPr>
                   <w:rFonts w:ascii="Arial" w:cs="Arial" w:eastAsia="Arial" w:hAnsi="Arial"/>
@@ -25221,7 +25221,7 @@
               <w:spacing w:after="10" w:before="0"/>
               <w:ind w:left="120"/>
             </w:pPr>
-            <w:hyperlink w:history="1" r:id="rIdrgi14pvsx6p6yiwe5vzth">
+            <w:hyperlink w:history="1" r:id="rId8oyfmqnep_u9i-wfa_ual">
               <w:r>
                 <w:rPr>
                   <w:rFonts w:ascii="Arial" w:cs="Arial" w:eastAsia="Arial" w:hAnsi="Arial"/>
@@ -25266,7 +25266,7 @@
             <w:pPr>
               <w:spacing w:after="20" w:before="0"/>
             </w:pPr>
-            <w:hyperlink w:history="1" r:id="rId842stpvjbrcsurrzrev2e">
+            <w:hyperlink w:history="1" r:id="rId4cuvhzgxralq_zw7ia4o5">
               <w:r>
                 <w:rPr>
                   <w:rFonts w:ascii="Arial" w:cs="Arial" w:eastAsia="Arial" w:hAnsi="Arial"/>
@@ -25299,7 +25299,7 @@
               <w:spacing w:after="10" w:before="0"/>
               <w:ind w:left="120"/>
             </w:pPr>
-            <w:hyperlink w:history="1" r:id="rIdedegp3nokmyet-k3_nfh_">
+            <w:hyperlink w:history="1" r:id="rId6uvsrwipg3qznjrhdaggs">
               <w:r>
                 <w:rPr>
                   <w:rFonts w:ascii="Arial" w:cs="Arial" w:eastAsia="Arial" w:hAnsi="Arial"/>

--- a/data/outputs/v2/Biology/SS1.3_Cell_Biology/Biology_Cell_Biology_CBE_LessonSequence.docx
+++ b/data/outputs/v2/Biology/SS1.3_Cell_Biology/Biology_Cell_Biology_CBE_LessonSequence.docx
@@ -42,6 +42,177 @@
     </w:p>
     <w:p>
       <w:pPr>
+        <w:spacing w:after="80" w:before="120"/>
+      </w:pPr>
+      <w:r>
+        <w:rPr>
+          <w:rFonts w:ascii="Arial" w:cs="Arial" w:eastAsia="Arial" w:hAnsi="Arial"/>
+          <w:b/>
+          <w:bCs/>
+          <w:color w:val="1F3864"/>
+          <w:sz w:val="20"/>
+          <w:szCs w:val="20"/>
+        </w:rPr>
+        <w:t xml:space="preserve">ATTRIBUTION AND LICENSING</w:t>
+      </w:r>
+    </w:p>
+    <w:p>
+      <w:pPr>
+        <w:spacing w:after="60" w:before="0"/>
+      </w:pPr>
+      <w:r>
+        <w:rPr>
+          <w:rFonts w:ascii="Arial" w:cs="Arial" w:eastAsia="Arial" w:hAnsi="Arial"/>
+          <w:b/>
+          <w:bCs/>
+          <w:sz w:val="17"/>
+          <w:szCs w:val="17"/>
+        </w:rPr>
+        <w:t xml:space="preserve">Curriculum Alignment: </w:t>
+      </w:r>
+      <w:r>
+        <w:rPr>
+          <w:rFonts w:ascii="Arial" w:cs="Arial" w:eastAsia="Arial" w:hAnsi="Arial"/>
+          <w:sz w:val="17"/>
+          <w:szCs w:val="17"/>
+        </w:rPr>
+        <w:t xml:space="preserve">Structured in pedagogical alignment with the competence-based curriculum format and learning outcomes established by the Kenya Institute of Curriculum Development (KICD). This material is independently developed and is not officially endorsed or published by KICD.</w:t>
+      </w:r>
+    </w:p>
+    <w:p>
+      <w:pPr>
+        <w:spacing w:after="60" w:before="0"/>
+      </w:pPr>
+      <w:r>
+        <w:rPr>
+          <w:rFonts w:ascii="Arial" w:cs="Arial" w:eastAsia="Arial" w:hAnsi="Arial"/>
+          <w:b/>
+          <w:bCs/>
+          <w:sz w:val="17"/>
+          <w:szCs w:val="17"/>
+        </w:rPr>
+        <w:t xml:space="preserve">Content &amp; Pedagogy: </w:t>
+      </w:r>
+      <w:r>
+        <w:rPr>
+          <w:rFonts w:ascii="Arial" w:cs="Arial" w:eastAsia="Arial" w:hAnsi="Arial"/>
+          <w:sz w:val="17"/>
+          <w:szCs w:val="17"/>
+        </w:rPr>
+        <w:t xml:space="preserve">Developed and adapted by the educator team at SeaVuria (registered 501(c)(3) in the United States and registered NGO in Kenya, No. 872-850A-BF11), who designed the pedagogical framework, lesson templates and exemplar lessons on which this material is based.</w:t>
+      </w:r>
+    </w:p>
+    <w:p>
+      <w:pPr>
+        <w:spacing w:after="60" w:before="0"/>
+      </w:pPr>
+      <w:r>
+        <w:rPr>
+          <w:rFonts w:ascii="Arial" w:cs="Arial" w:eastAsia="Arial" w:hAnsi="Arial"/>
+          <w:b/>
+          <w:bCs/>
+          <w:sz w:val="17"/>
+          <w:szCs w:val="17"/>
+        </w:rPr>
+        <w:t xml:space="preserve">Production &amp; Layout: </w:t>
+      </w:r>
+      <w:r>
+        <w:rPr>
+          <w:rFonts w:ascii="Arial" w:cs="Arial" w:eastAsia="Arial" w:hAnsi="Arial"/>
+          <w:sz w:val="17"/>
+          <w:szCs w:val="17"/>
+        </w:rPr>
+        <w:t xml:space="preserve">Educational design and curriculum sequencing by SeaVuria. Technical layout, structural formatting, and digital optimization/implementation executed in partnership with ARES Education (registered 501(c)(3) in the United States and Canada (as Afretech Aid) and registered NGO in Kenya), with lesson drafting and compilation assisted by AI (Claude, Anthropic).</w:t>
+      </w:r>
+    </w:p>
+    <w:p>
+      <w:pPr>
+        <w:pBdr>
+          <w:bottom w:val="single" w:color="1F3864" w:sz="6" w:space="6"/>
+        </w:pBdr>
+        <w:spacing w:after="60" w:before="0"/>
+      </w:pPr>
+      <w:r>
+        <w:rPr>
+          <w:rFonts w:ascii="Arial" w:cs="Arial" w:eastAsia="Arial" w:hAnsi="Arial"/>
+          <w:b/>
+          <w:bCs/>
+          <w:sz w:val="17"/>
+          <w:szCs w:val="17"/>
+        </w:rPr>
+        <w:t xml:space="preserve">Licensing &amp; Copyright: </w:t>
+      </w:r>
+      <w:r>
+        <w:rPr>
+          <w:rFonts w:ascii="Arial" w:cs="Arial" w:eastAsia="Arial" w:hAnsi="Arial"/>
+          <w:sz w:val="17"/>
+          <w:szCs w:val="17"/>
+        </w:rPr>
+        <w:t xml:space="preserve">© 2026 SeaVuria and ARES. This work is licensed under a </w:t>
+      </w:r>
+      <w:hyperlink w:history="1" r:id="rIdglce8h6iejxnk99wna3be">
+        <w:r>
+          <w:rPr>
+            <w:rFonts w:ascii="Arial" w:cs="Arial" w:eastAsia="Arial" w:hAnsi="Arial"/>
+            <w:color w:val="1F6B75"/>
+            <w:sz w:val="17"/>
+            <w:szCs w:val="17"/>
+            <w:u w:val="single" w:color="1F6B75"/>
+          </w:rPr>
+          <w:t xml:space="preserve">Creative Commons Attribution-NonCommercial 4.0 International License</w:t>
+        </w:r>
+      </w:hyperlink>
+      <w:r>
+        <w:rPr>
+          <w:rFonts w:ascii="Arial" w:cs="Arial" w:eastAsia="Arial" w:hAnsi="Arial"/>
+          <w:sz w:val="17"/>
+          <w:szCs w:val="17"/>
+        </w:rPr>
+        <w:t xml:space="preserve"> (</w:t>
+      </w:r>
+      <w:hyperlink w:history="1" r:id="rIdutv-5uoq07gvlk70uocu8">
+        <w:r>
+          <w:rPr>
+            <w:rFonts w:ascii="Arial" w:cs="Arial" w:eastAsia="Arial" w:hAnsi="Arial"/>
+            <w:color w:val="1F6B75"/>
+            <w:sz w:val="17"/>
+            <w:szCs w:val="17"/>
+            <w:u w:val="single" w:color="1F6B75"/>
+          </w:rPr>
+          <w:t xml:space="preserve">CC BY-NC 4.0</w:t>
+        </w:r>
+      </w:hyperlink>
+      <w:r>
+        <w:rPr>
+          <w:rFonts w:ascii="Arial" w:cs="Arial" w:eastAsia="Arial" w:hAnsi="Arial"/>
+          <w:sz w:val="17"/>
+          <w:szCs w:val="17"/>
+        </w:rPr>
+        <w:t xml:space="preserve">). To view a copy of this license, visit </w:t>
+      </w:r>
+      <w:hyperlink w:history="1" r:id="rIdddwlnlttv29t6oer5ob8k">
+        <w:r>
+          <w:rPr>
+            <w:rFonts w:ascii="Arial" w:cs="Arial" w:eastAsia="Arial" w:hAnsi="Arial"/>
+            <w:color w:val="1F6B75"/>
+            <w:sz w:val="17"/>
+            <w:szCs w:val="17"/>
+            <w:u w:val="single" w:color="1F6B75"/>
+          </w:rPr>
+          <w:t xml:space="preserve">https://creativecommons.org/licenses/by-nc/4.0/</w:t>
+        </w:r>
+      </w:hyperlink>
+      <w:r>
+        <w:rPr>
+          <w:rFonts w:ascii="Arial" w:cs="Arial" w:eastAsia="Arial" w:hAnsi="Arial"/>
+          <w:sz w:val="17"/>
+          <w:szCs w:val="17"/>
+        </w:rPr>
+        <w:t xml:space="preserve">. You are free to copy, redistribute, and adapt this material in any medium or format, provided appropriate credit is given and the material is not used for commercial purposes. KICD learning outcomes and curriculum designations reproduced here for alignment purposes remain the property of KICD and are not covered by this license. Linked external resources (e.g. CK-12, Khan Academy, PhET) are subject to their own licenses.</w:t>
+      </w:r>
+    </w:p>
+    <w:p>
+      <w:pPr>
         <w:spacing w:after="120"/>
       </w:pPr>
       <w:r>
@@ -3265,7 +3436,7 @@
             <w:pPr>
               <w:spacing w:after="20" w:before="0"/>
             </w:pPr>
-            <w:hyperlink w:history="1" r:id="rId3vmypk9k2flzvdecvzlv-">
+            <w:hyperlink w:history="1" r:id="rIdl9suoanndl5q9aup2q4aq">
               <w:r>
                 <w:rPr>
                   <w:rFonts w:ascii="Arial" w:cs="Arial" w:eastAsia="Arial" w:hAnsi="Arial"/>
@@ -3298,7 +3469,7 @@
               <w:spacing w:after="10" w:before="0"/>
               <w:ind w:left="120"/>
             </w:pPr>
-            <w:hyperlink w:history="1" r:id="rIdpqvbhjqr9khulgi67shmi">
+            <w:hyperlink w:history="1" r:id="rIdjqupssujl7qsgw2tofdn6">
               <w:r>
                 <w:rPr>
                   <w:rFonts w:ascii="Arial" w:cs="Arial" w:eastAsia="Arial" w:hAnsi="Arial"/>
@@ -3343,7 +3514,7 @@
             <w:pPr>
               <w:spacing w:after="20" w:before="0"/>
             </w:pPr>
-            <w:hyperlink w:history="1" r:id="rIdyscxbcamleunwqdjgvobp">
+            <w:hyperlink w:history="1" r:id="rId-qkzwrn_5yng9init4ysm">
               <w:r>
                 <w:rPr>
                   <w:rFonts w:ascii="Arial" w:cs="Arial" w:eastAsia="Arial" w:hAnsi="Arial"/>
@@ -3376,7 +3547,7 @@
               <w:spacing w:after="10" w:before="0"/>
               <w:ind w:left="120"/>
             </w:pPr>
-            <w:hyperlink w:history="1" r:id="rId3pbnuhoiebk5zusynr8zf">
+            <w:hyperlink w:history="1" r:id="rIdrsmzmzr3vweatffgz_heb">
               <w:r>
                 <w:rPr>
                   <w:rFonts w:ascii="Arial" w:cs="Arial" w:eastAsia="Arial" w:hAnsi="Arial"/>
@@ -3571,7 +3742,7 @@
             <w:pPr>
               <w:spacing w:after="20" w:before="0"/>
             </w:pPr>
-            <w:hyperlink w:history="1" r:id="rIdkjucqgyuiyawdfaazdgtw">
+            <w:hyperlink w:history="1" r:id="rId_woghovmd2wvcti2rcmit">
               <w:r>
                 <w:rPr>
                   <w:rFonts w:ascii="Arial" w:cs="Arial" w:eastAsia="Arial" w:hAnsi="Arial"/>
@@ -3604,7 +3775,7 @@
               <w:spacing w:after="10" w:before="0"/>
               <w:ind w:left="120"/>
             </w:pPr>
-            <w:hyperlink w:history="1" r:id="rIdph1us7uwv2g5x6zpzf0gh">
+            <w:hyperlink w:history="1" r:id="rIdh0dxxcpd-_t16p30rpxd5">
               <w:r>
                 <w:rPr>
                   <w:rFonts w:ascii="Arial" w:cs="Arial" w:eastAsia="Arial" w:hAnsi="Arial"/>
@@ -3649,7 +3820,7 @@
             <w:pPr>
               <w:spacing w:after="20" w:before="0"/>
             </w:pPr>
-            <w:hyperlink w:history="1" r:id="rIdzyty6uvmasdb3z-l4_g3g">
+            <w:hyperlink w:history="1" r:id="rIdkqebodjvncogus1ntsk3y">
               <w:r>
                 <w:rPr>
                   <w:rFonts w:ascii="Arial" w:cs="Arial" w:eastAsia="Arial" w:hAnsi="Arial"/>
@@ -3682,7 +3853,7 @@
               <w:spacing w:after="10" w:before="0"/>
               <w:ind w:left="120"/>
             </w:pPr>
-            <w:hyperlink w:history="1" r:id="rIdyjis2mem_trrs6fkedekg">
+            <w:hyperlink w:history="1" r:id="rIdqi4yghpuanilajwavlx9a">
               <w:r>
                 <w:rPr>
                   <w:rFonts w:ascii="Arial" w:cs="Arial" w:eastAsia="Arial" w:hAnsi="Arial"/>
@@ -3877,7 +4048,7 @@
             <w:pPr>
               <w:spacing w:after="20" w:before="0"/>
             </w:pPr>
-            <w:hyperlink w:history="1" r:id="rIduitooyx4o5vln-wfvk-nq">
+            <w:hyperlink w:history="1" r:id="rIdvxsd84xiblknsqulkhjdq">
               <w:r>
                 <w:rPr>
                   <w:rFonts w:ascii="Arial" w:cs="Arial" w:eastAsia="Arial" w:hAnsi="Arial"/>
@@ -3910,7 +4081,7 @@
               <w:spacing w:after="10" w:before="0"/>
               <w:ind w:left="120"/>
             </w:pPr>
-            <w:hyperlink w:history="1" r:id="rIdzfxspgg-1nn4xdsxbairq">
+            <w:hyperlink w:history="1" r:id="rIdjmcobyxg_76gqjnnahmwf">
               <w:r>
                 <w:rPr>
                   <w:rFonts w:ascii="Arial" w:cs="Arial" w:eastAsia="Arial" w:hAnsi="Arial"/>
@@ -3955,7 +4126,7 @@
             <w:pPr>
               <w:spacing w:after="20" w:before="0"/>
             </w:pPr>
-            <w:hyperlink w:history="1" r:id="rIdmaqttpvoazd25_lbdj9gq">
+            <w:hyperlink w:history="1" r:id="rIdegb117jlgzto3dzazegim">
               <w:r>
                 <w:rPr>
                   <w:rFonts w:ascii="Arial" w:cs="Arial" w:eastAsia="Arial" w:hAnsi="Arial"/>
@@ -3988,7 +4159,7 @@
               <w:spacing w:after="10" w:before="0"/>
               <w:ind w:left="120"/>
             </w:pPr>
-            <w:hyperlink w:history="1" r:id="rIdn-npnps6mwe8zse4tvxrh">
+            <w:hyperlink w:history="1" r:id="rIdpr7azy6msq-m8phvnetjh">
               <w:r>
                 <w:rPr>
                   <w:rFonts w:ascii="Arial" w:cs="Arial" w:eastAsia="Arial" w:hAnsi="Arial"/>
@@ -4183,7 +4354,7 @@
             <w:pPr>
               <w:spacing w:after="20" w:before="0"/>
             </w:pPr>
-            <w:hyperlink w:history="1" r:id="rIdzb52acb94vtrcc67etddq">
+            <w:hyperlink w:history="1" r:id="rId7tsv3_wgu6asj352oqye-">
               <w:r>
                 <w:rPr>
                   <w:rFonts w:ascii="Arial" w:cs="Arial" w:eastAsia="Arial" w:hAnsi="Arial"/>
@@ -4216,7 +4387,7 @@
               <w:spacing w:after="10" w:before="0"/>
               <w:ind w:left="120"/>
             </w:pPr>
-            <w:hyperlink w:history="1" r:id="rIdfrqsnerixgrfe0yb3bstk">
+            <w:hyperlink w:history="1" r:id="rIdbsq7hoirxmd-r2o9mmrju">
               <w:r>
                 <w:rPr>
                   <w:rFonts w:ascii="Arial" w:cs="Arial" w:eastAsia="Arial" w:hAnsi="Arial"/>
@@ -4261,7 +4432,7 @@
             <w:pPr>
               <w:spacing w:after="20" w:before="0"/>
             </w:pPr>
-            <w:hyperlink w:history="1" r:id="rId6n0moguuu5ziqv3akwsu0">
+            <w:hyperlink w:history="1" r:id="rIdm3apyosm63bilsfvo0ynk">
               <w:r>
                 <w:rPr>
                   <w:rFonts w:ascii="Arial" w:cs="Arial" w:eastAsia="Arial" w:hAnsi="Arial"/>
@@ -4294,7 +4465,7 @@
               <w:spacing w:after="10" w:before="0"/>
               <w:ind w:left="120"/>
             </w:pPr>
-            <w:hyperlink w:history="1" r:id="rId2iktwsqsbvhpmxkhpvukq">
+            <w:hyperlink w:history="1" r:id="rIdthx15gbmxhkqbdh88igqx">
               <w:r>
                 <w:rPr>
                   <w:rFonts w:ascii="Arial" w:cs="Arial" w:eastAsia="Arial" w:hAnsi="Arial"/>
@@ -4489,7 +4660,7 @@
             <w:pPr>
               <w:spacing w:after="20" w:before="0"/>
             </w:pPr>
-            <w:hyperlink w:history="1" r:id="rIdvfotidm4cbfl-k-xypwo1">
+            <w:hyperlink w:history="1" r:id="rIdgabkz5vvkjgcxoqfv57oj">
               <w:r>
                 <w:rPr>
                   <w:rFonts w:ascii="Arial" w:cs="Arial" w:eastAsia="Arial" w:hAnsi="Arial"/>
@@ -4522,7 +4693,7 @@
               <w:spacing w:after="10" w:before="0"/>
               <w:ind w:left="120"/>
             </w:pPr>
-            <w:hyperlink w:history="1" r:id="rId0i4zadzsg-ovqmmfuaecp">
+            <w:hyperlink w:history="1" r:id="rIdokr-xdpgcu1xpg51aay7y">
               <w:r>
                 <w:rPr>
                   <w:rFonts w:ascii="Arial" w:cs="Arial" w:eastAsia="Arial" w:hAnsi="Arial"/>
@@ -4567,7 +4738,7 @@
             <w:pPr>
               <w:spacing w:after="20" w:before="0"/>
             </w:pPr>
-            <w:hyperlink w:history="1" r:id="rIdnim2gylyftf7_wtypqhem">
+            <w:hyperlink w:history="1" r:id="rId4-bneek5hpao0xbcyamef">
               <w:r>
                 <w:rPr>
                   <w:rFonts w:ascii="Arial" w:cs="Arial" w:eastAsia="Arial" w:hAnsi="Arial"/>
@@ -4600,7 +4771,7 @@
               <w:spacing w:after="10" w:before="0"/>
               <w:ind w:left="120"/>
             </w:pPr>
-            <w:hyperlink w:history="1" r:id="rIdjfl9zvnwhjhupzrm-voag">
+            <w:hyperlink w:history="1" r:id="rIdk3x_3qqd33vseqqp_3q27">
               <w:r>
                 <w:rPr>
                   <w:rFonts w:ascii="Arial" w:cs="Arial" w:eastAsia="Arial" w:hAnsi="Arial"/>
@@ -5210,6 +5381,65 @@
         </w:tc>
       </w:tr>
     </w:tbl>
+    <w:p>
+      <w:pPr>
+        <w:pBdr>
+          <w:top w:val="single" w:color="BBBBBB" w:sz="4" w:space="4"/>
+        </w:pBdr>
+        <w:spacing w:after="0" w:before="160"/>
+      </w:pPr>
+      <w:r>
+        <w:rPr>
+          <w:rFonts w:ascii="Arial" w:cs="Arial" w:eastAsia="Arial" w:hAnsi="Arial"/>
+          <w:color w:val="666666"/>
+          <w:sz w:val="14"/>
+          <w:szCs w:val="14"/>
+        </w:rPr>
+        <w:t xml:space="preserve">© 2026 SeaVuria and ARES. Aligned with KICD objectives. Developed by SeaVuria; technical implementation by ARES (with AI assistance from Claude). Licensed under </w:t>
+      </w:r>
+      <w:hyperlink w:history="1" r:id="rIdoimgvwituj1jfo9yhkh66">
+        <w:r>
+          <w:rPr>
+            <w:rFonts w:ascii="Arial" w:cs="Arial" w:eastAsia="Arial" w:hAnsi="Arial"/>
+            <w:color w:val="1F6B75"/>
+            <w:sz w:val="14"/>
+            <w:szCs w:val="14"/>
+            <w:u w:val="single" w:color="1F6B75"/>
+          </w:rPr>
+          <w:t xml:space="preserve">CC BY-NC 4.0</w:t>
+        </w:r>
+      </w:hyperlink>
+      <w:r>
+        <w:rPr>
+          <w:rFonts w:ascii="Arial" w:cs="Arial" w:eastAsia="Arial" w:hAnsi="Arial"/>
+          <w:color w:val="666666"/>
+          <w:sz w:val="14"/>
+          <w:szCs w:val="14"/>
+        </w:rPr>
+        <w:t xml:space="preserve"> (</w:t>
+      </w:r>
+      <w:hyperlink w:history="1" r:id="rIdwsahyoep46pjcmlm2mmdb">
+        <w:r>
+          <w:rPr>
+            <w:rFonts w:ascii="Arial" w:cs="Arial" w:eastAsia="Arial" w:hAnsi="Arial"/>
+            <w:color w:val="1F6B75"/>
+            <w:sz w:val="14"/>
+            <w:szCs w:val="14"/>
+            <w:u w:val="single" w:color="1F6B75"/>
+          </w:rPr>
+          <w:t xml:space="preserve">https://creativecommons.org/licenses/by-nc/4.0/</w:t>
+        </w:r>
+      </w:hyperlink>
+      <w:r>
+        <w:rPr>
+          <w:rFonts w:ascii="Arial" w:cs="Arial" w:eastAsia="Arial" w:hAnsi="Arial"/>
+          <w:color w:val="666666"/>
+          <w:sz w:val="14"/>
+          <w:szCs w:val="14"/>
+        </w:rPr>
+        <w:t xml:space="preserve">).</w:t>
+      </w:r>
+    </w:p>
     <w:p>
       <w:r>
         <w:br w:type="page"/>
@@ -6201,7 +6431,7 @@
             <w:pPr>
               <w:spacing w:after="20" w:before="0"/>
             </w:pPr>
-            <w:hyperlink w:history="1" r:id="rIdkaoorvlsanisyygrhesab">
+            <w:hyperlink w:history="1" r:id="rId_-iah3iaxtl1xlsstuqih">
               <w:r>
                 <w:rPr>
                   <w:rFonts w:ascii="Arial" w:cs="Arial" w:eastAsia="Arial" w:hAnsi="Arial"/>
@@ -6234,7 +6464,7 @@
               <w:spacing w:after="10" w:before="0"/>
               <w:ind w:left="120"/>
             </w:pPr>
-            <w:hyperlink w:history="1" r:id="rIdzfyazuc1ht7sowbio8tbj">
+            <w:hyperlink w:history="1" r:id="rIdhqb8edhzrocjpcowxdkdw">
               <w:r>
                 <w:rPr>
                   <w:rFonts w:ascii="Arial" w:cs="Arial" w:eastAsia="Arial" w:hAnsi="Arial"/>
@@ -6279,7 +6509,7 @@
             <w:pPr>
               <w:spacing w:after="20" w:before="0"/>
             </w:pPr>
-            <w:hyperlink w:history="1" r:id="rIdwucxxwsshyiebdcv2sf0i">
+            <w:hyperlink w:history="1" r:id="rId_h7kocowgbe1wsuujtw6y">
               <w:r>
                 <w:rPr>
                   <w:rFonts w:ascii="Arial" w:cs="Arial" w:eastAsia="Arial" w:hAnsi="Arial"/>
@@ -6312,7 +6542,7 @@
               <w:spacing w:after="10" w:before="0"/>
               <w:ind w:left="120"/>
             </w:pPr>
-            <w:hyperlink w:history="1" r:id="rIdcpue08ctvxmh5kkbuld3c">
+            <w:hyperlink w:history="1" r:id="rIdvsvn8cjib0ieys1okd7qe">
               <w:r>
                 <w:rPr>
                   <w:rFonts w:ascii="Arial" w:cs="Arial" w:eastAsia="Arial" w:hAnsi="Arial"/>
@@ -6507,7 +6737,7 @@
             <w:pPr>
               <w:spacing w:after="20" w:before="0"/>
             </w:pPr>
-            <w:hyperlink w:history="1" r:id="rId7ky4td1gsih-vefjewd9p">
+            <w:hyperlink w:history="1" r:id="rIdqgfjvi0y0inqmuxbzik_c">
               <w:r>
                 <w:rPr>
                   <w:rFonts w:ascii="Arial" w:cs="Arial" w:eastAsia="Arial" w:hAnsi="Arial"/>
@@ -6540,7 +6770,7 @@
               <w:spacing w:after="10" w:before="0"/>
               <w:ind w:left="120"/>
             </w:pPr>
-            <w:hyperlink w:history="1" r:id="rIdbdq4x2iad_vfih4qxi8nq">
+            <w:hyperlink w:history="1" r:id="rIdvy5vwdxkjg_yi0ygijpsb">
               <w:r>
                 <w:rPr>
                   <w:rFonts w:ascii="Arial" w:cs="Arial" w:eastAsia="Arial" w:hAnsi="Arial"/>
@@ -6585,7 +6815,7 @@
             <w:pPr>
               <w:spacing w:after="20" w:before="0"/>
             </w:pPr>
-            <w:hyperlink w:history="1" r:id="rIdl9d3aougbqatxumtwzo_h">
+            <w:hyperlink w:history="1" r:id="rIdbtkbnjah-auozg03va5ph">
               <w:r>
                 <w:rPr>
                   <w:rFonts w:ascii="Arial" w:cs="Arial" w:eastAsia="Arial" w:hAnsi="Arial"/>
@@ -6618,7 +6848,7 @@
               <w:spacing w:after="10" w:before="0"/>
               <w:ind w:left="120"/>
             </w:pPr>
-            <w:hyperlink w:history="1" r:id="rIdnhj-ubqqhcseymtxlego0">
+            <w:hyperlink w:history="1" r:id="rIdm0f2hakjt-bquokjxct9f">
               <w:r>
                 <w:rPr>
                   <w:rFonts w:ascii="Arial" w:cs="Arial" w:eastAsia="Arial" w:hAnsi="Arial"/>
@@ -6813,7 +7043,7 @@
             <w:pPr>
               <w:spacing w:after="20" w:before="0"/>
             </w:pPr>
-            <w:hyperlink w:history="1" r:id="rIdbhjfo8ilsct2rte6syaxq">
+            <w:hyperlink w:history="1" r:id="rIdoeo7uksqg6reaxc-hardc">
               <w:r>
                 <w:rPr>
                   <w:rFonts w:ascii="Arial" w:cs="Arial" w:eastAsia="Arial" w:hAnsi="Arial"/>
@@ -6846,7 +7076,7 @@
               <w:spacing w:after="10" w:before="0"/>
               <w:ind w:left="120"/>
             </w:pPr>
-            <w:hyperlink w:history="1" r:id="rIdygfya9ww2pm4vumdww93_">
+            <w:hyperlink w:history="1" r:id="rIdshii4wzpqx7fpqulvzztg">
               <w:r>
                 <w:rPr>
                   <w:rFonts w:ascii="Arial" w:cs="Arial" w:eastAsia="Arial" w:hAnsi="Arial"/>
@@ -6891,7 +7121,7 @@
             <w:pPr>
               <w:spacing w:after="20" w:before="0"/>
             </w:pPr>
-            <w:hyperlink w:history="1" r:id="rId15thnv-xoencm5qaijnnn">
+            <w:hyperlink w:history="1" r:id="rIdczsvgph8fvnixt9xcqp3e">
               <w:r>
                 <w:rPr>
                   <w:rFonts w:ascii="Arial" w:cs="Arial" w:eastAsia="Arial" w:hAnsi="Arial"/>
@@ -6924,7 +7154,7 @@
               <w:spacing w:after="10" w:before="0"/>
               <w:ind w:left="120"/>
             </w:pPr>
-            <w:hyperlink w:history="1" r:id="rIdjwxdbshjcghlua-55cpqx">
+            <w:hyperlink w:history="1" r:id="rIdxrt7ecvcttvktzcqmemff">
               <w:r>
                 <w:rPr>
                   <w:rFonts w:ascii="Arial" w:cs="Arial" w:eastAsia="Arial" w:hAnsi="Arial"/>
@@ -7119,7 +7349,7 @@
             <w:pPr>
               <w:spacing w:after="20" w:before="0"/>
             </w:pPr>
-            <w:hyperlink w:history="1" r:id="rIdid3ets3z-xshbufhstryg">
+            <w:hyperlink w:history="1" r:id="rIdacjaeluq0g8l61-oxbbkq">
               <w:r>
                 <w:rPr>
                   <w:rFonts w:ascii="Arial" w:cs="Arial" w:eastAsia="Arial" w:hAnsi="Arial"/>
@@ -7152,7 +7382,7 @@
               <w:spacing w:after="10" w:before="0"/>
               <w:ind w:left="120"/>
             </w:pPr>
-            <w:hyperlink w:history="1" r:id="rIdavyas0ktwbojseyzxj5hw">
+            <w:hyperlink w:history="1" r:id="rIdi9hbjs9agi12w2kywiugh">
               <w:r>
                 <w:rPr>
                   <w:rFonts w:ascii="Arial" w:cs="Arial" w:eastAsia="Arial" w:hAnsi="Arial"/>
@@ -7197,7 +7427,7 @@
             <w:pPr>
               <w:spacing w:after="20" w:before="0"/>
             </w:pPr>
-            <w:hyperlink w:history="1" r:id="rIdlc8dpr3amiej_zllx2qgm">
+            <w:hyperlink w:history="1" r:id="rIdqfhotb3pqgaodmedjosbz">
               <w:r>
                 <w:rPr>
                   <w:rFonts w:ascii="Arial" w:cs="Arial" w:eastAsia="Arial" w:hAnsi="Arial"/>
@@ -7230,7 +7460,7 @@
               <w:spacing w:after="10" w:before="0"/>
               <w:ind w:left="120"/>
             </w:pPr>
-            <w:hyperlink w:history="1" r:id="rIdvrsulnogyntoqfzxqono4">
+            <w:hyperlink w:history="1" r:id="rIddo3ccy0wvupteoln-v0ut">
               <w:r>
                 <w:rPr>
                   <w:rFonts w:ascii="Arial" w:cs="Arial" w:eastAsia="Arial" w:hAnsi="Arial"/>
@@ -7425,7 +7655,7 @@
             <w:pPr>
               <w:spacing w:after="20" w:before="0"/>
             </w:pPr>
-            <w:hyperlink w:history="1" r:id="rIdm-mgw9_tsjfs80j92_eer">
+            <w:hyperlink w:history="1" r:id="rIdwpwictq_y0sj1tml921zs">
               <w:r>
                 <w:rPr>
                   <w:rFonts w:ascii="Arial" w:cs="Arial" w:eastAsia="Arial" w:hAnsi="Arial"/>
@@ -7458,7 +7688,7 @@
               <w:spacing w:after="10" w:before="0"/>
               <w:ind w:left="120"/>
             </w:pPr>
-            <w:hyperlink w:history="1" r:id="rIdxeawkspttv6qtysld_vsj">
+            <w:hyperlink w:history="1" r:id="rIdjj2zpbt2dbbijhtzgjj_p">
               <w:r>
                 <w:rPr>
                   <w:rFonts w:ascii="Arial" w:cs="Arial" w:eastAsia="Arial" w:hAnsi="Arial"/>
@@ -7503,7 +7733,7 @@
             <w:pPr>
               <w:spacing w:after="20" w:before="0"/>
             </w:pPr>
-            <w:hyperlink w:history="1" r:id="rIdmsdlvbutz28npd0x6hwpx">
+            <w:hyperlink w:history="1" r:id="rIddrjvwfxmza9a_4nkczdnb">
               <w:r>
                 <w:rPr>
                   <w:rFonts w:ascii="Arial" w:cs="Arial" w:eastAsia="Arial" w:hAnsi="Arial"/>
@@ -7536,7 +7766,7 @@
               <w:spacing w:after="10" w:before="0"/>
               <w:ind w:left="120"/>
             </w:pPr>
-            <w:hyperlink w:history="1" r:id="rIdmjxfd67--hh24qwszsyiw">
+            <w:hyperlink w:history="1" r:id="rIdtff2wbj8rdshtflu4u3s2">
               <w:r>
                 <w:rPr>
                   <w:rFonts w:ascii="Arial" w:cs="Arial" w:eastAsia="Arial" w:hAnsi="Arial"/>
@@ -8032,6 +8262,65 @@
         </w:tc>
       </w:tr>
     </w:tbl>
+    <w:p>
+      <w:pPr>
+        <w:pBdr>
+          <w:top w:val="single" w:color="BBBBBB" w:sz="4" w:space="4"/>
+        </w:pBdr>
+        <w:spacing w:after="0" w:before="160"/>
+      </w:pPr>
+      <w:r>
+        <w:rPr>
+          <w:rFonts w:ascii="Arial" w:cs="Arial" w:eastAsia="Arial" w:hAnsi="Arial"/>
+          <w:color w:val="666666"/>
+          <w:sz w:val="14"/>
+          <w:szCs w:val="14"/>
+        </w:rPr>
+        <w:t xml:space="preserve">© 2026 SeaVuria and ARES. Aligned with KICD objectives. Developed by SeaVuria; technical implementation by ARES (with AI assistance from Claude). Licensed under </w:t>
+      </w:r>
+      <w:hyperlink w:history="1" r:id="rIdt4va9a5lwyglmnyyccegv">
+        <w:r>
+          <w:rPr>
+            <w:rFonts w:ascii="Arial" w:cs="Arial" w:eastAsia="Arial" w:hAnsi="Arial"/>
+            <w:color w:val="1F6B75"/>
+            <w:sz w:val="14"/>
+            <w:szCs w:val="14"/>
+            <w:u w:val="single" w:color="1F6B75"/>
+          </w:rPr>
+          <w:t xml:space="preserve">CC BY-NC 4.0</w:t>
+        </w:r>
+      </w:hyperlink>
+      <w:r>
+        <w:rPr>
+          <w:rFonts w:ascii="Arial" w:cs="Arial" w:eastAsia="Arial" w:hAnsi="Arial"/>
+          <w:color w:val="666666"/>
+          <w:sz w:val="14"/>
+          <w:szCs w:val="14"/>
+        </w:rPr>
+        <w:t xml:space="preserve"> (</w:t>
+      </w:r>
+      <w:hyperlink w:history="1" r:id="rIdlyejs39xvfoyehr76zoa1">
+        <w:r>
+          <w:rPr>
+            <w:rFonts w:ascii="Arial" w:cs="Arial" w:eastAsia="Arial" w:hAnsi="Arial"/>
+            <w:color w:val="1F6B75"/>
+            <w:sz w:val="14"/>
+            <w:szCs w:val="14"/>
+            <w:u w:val="single" w:color="1F6B75"/>
+          </w:rPr>
+          <w:t xml:space="preserve">https://creativecommons.org/licenses/by-nc/4.0/</w:t>
+        </w:r>
+      </w:hyperlink>
+      <w:r>
+        <w:rPr>
+          <w:rFonts w:ascii="Arial" w:cs="Arial" w:eastAsia="Arial" w:hAnsi="Arial"/>
+          <w:color w:val="666666"/>
+          <w:sz w:val="14"/>
+          <w:szCs w:val="14"/>
+        </w:rPr>
+        <w:t xml:space="preserve">).</w:t>
+      </w:r>
+    </w:p>
     <w:p>
       <w:r>
         <w:br w:type="page"/>
@@ -9023,7 +9312,7 @@
             <w:pPr>
               <w:spacing w:after="20" w:before="0"/>
             </w:pPr>
-            <w:hyperlink w:history="1" r:id="rIdbnnnv8ewldgbk_s5yz7vk">
+            <w:hyperlink w:history="1" r:id="rIdanwo_xnamlxs_aoazb74r">
               <w:r>
                 <w:rPr>
                   <w:rFonts w:ascii="Arial" w:cs="Arial" w:eastAsia="Arial" w:hAnsi="Arial"/>
@@ -9056,7 +9345,7 @@
               <w:spacing w:after="10" w:before="0"/>
               <w:ind w:left="120"/>
             </w:pPr>
-            <w:hyperlink w:history="1" r:id="rIdf33ivdrytoaro7lr0unzb">
+            <w:hyperlink w:history="1" r:id="rIdfrmsy7mqyog38ndv7fmn5">
               <w:r>
                 <w:rPr>
                   <w:rFonts w:ascii="Arial" w:cs="Arial" w:eastAsia="Arial" w:hAnsi="Arial"/>
@@ -9101,7 +9390,7 @@
             <w:pPr>
               <w:spacing w:after="20" w:before="0"/>
             </w:pPr>
-            <w:hyperlink w:history="1" r:id="rIdrgbzotq_zq3hzskoheej6">
+            <w:hyperlink w:history="1" r:id="rIdg-fj0fi8z5h5defj3dhv6">
               <w:r>
                 <w:rPr>
                   <w:rFonts w:ascii="Arial" w:cs="Arial" w:eastAsia="Arial" w:hAnsi="Arial"/>
@@ -9134,7 +9423,7 @@
               <w:spacing w:after="10" w:before="0"/>
               <w:ind w:left="120"/>
             </w:pPr>
-            <w:hyperlink w:history="1" r:id="rIdhxi_m-kmezelmykeyd6lv">
+            <w:hyperlink w:history="1" r:id="rIdvvhf1318g70sf7snhuflq">
               <w:r>
                 <w:rPr>
                   <w:rFonts w:ascii="Arial" w:cs="Arial" w:eastAsia="Arial" w:hAnsi="Arial"/>
@@ -9405,7 +9694,7 @@
             <w:pPr>
               <w:spacing w:after="20" w:before="0"/>
             </w:pPr>
-            <w:hyperlink w:history="1" r:id="rIdabgq2f6nirlwyybpwy5f6">
+            <w:hyperlink w:history="1" r:id="rId31cnjw5vcftgi4pzu1hho">
               <w:r>
                 <w:rPr>
                   <w:rFonts w:ascii="Arial" w:cs="Arial" w:eastAsia="Arial" w:hAnsi="Arial"/>
@@ -9438,7 +9727,7 @@
               <w:spacing w:after="10" w:before="0"/>
               <w:ind w:left="120"/>
             </w:pPr>
-            <w:hyperlink w:history="1" r:id="rIdggbfrpx4cmbuotoeqiuw_">
+            <w:hyperlink w:history="1" r:id="rIdfehal44mjx18gipkpuf3x">
               <w:r>
                 <w:rPr>
                   <w:rFonts w:ascii="Arial" w:cs="Arial" w:eastAsia="Arial" w:hAnsi="Arial"/>
@@ -9483,7 +9772,7 @@
             <w:pPr>
               <w:spacing w:after="20" w:before="0"/>
             </w:pPr>
-            <w:hyperlink w:history="1" r:id="rIdurirzynst9jqlesnc10ew">
+            <w:hyperlink w:history="1" r:id="rIdjqhy8vqj_i-93fuz2c2as">
               <w:r>
                 <w:rPr>
                   <w:rFonts w:ascii="Arial" w:cs="Arial" w:eastAsia="Arial" w:hAnsi="Arial"/>
@@ -9516,7 +9805,7 @@
               <w:spacing w:after="10" w:before="0"/>
               <w:ind w:left="120"/>
             </w:pPr>
-            <w:hyperlink w:history="1" r:id="rIdwajxburdlsadnjopcfxy2">
+            <w:hyperlink w:history="1" r:id="rIdofxvt4poxnyy7vxelu9ha">
               <w:r>
                 <w:rPr>
                   <w:rFonts w:ascii="Arial" w:cs="Arial" w:eastAsia="Arial" w:hAnsi="Arial"/>
@@ -9787,7 +10076,7 @@
             <w:pPr>
               <w:spacing w:after="20" w:before="0"/>
             </w:pPr>
-            <w:hyperlink w:history="1" r:id="rId8icrljxa3fthfc5f-gdj4">
+            <w:hyperlink w:history="1" r:id="rIdt51l4xrlbi0tweaulsaqh">
               <w:r>
                 <w:rPr>
                   <w:rFonts w:ascii="Arial" w:cs="Arial" w:eastAsia="Arial" w:hAnsi="Arial"/>
@@ -9820,7 +10109,7 @@
               <w:spacing w:after="10" w:before="0"/>
               <w:ind w:left="120"/>
             </w:pPr>
-            <w:hyperlink w:history="1" r:id="rIdzqh_2vle48xumvno9cnzz">
+            <w:hyperlink w:history="1" r:id="rIdajgdydjd2ty4x97ke4tko">
               <w:r>
                 <w:rPr>
                   <w:rFonts w:ascii="Arial" w:cs="Arial" w:eastAsia="Arial" w:hAnsi="Arial"/>
@@ -9865,7 +10154,7 @@
             <w:pPr>
               <w:spacing w:after="20" w:before="0"/>
             </w:pPr>
-            <w:hyperlink w:history="1" r:id="rIdrftzwosl0o2t3pdqts-b_">
+            <w:hyperlink w:history="1" r:id="rIdfke9ji8cdeufgnubshswx">
               <w:r>
                 <w:rPr>
                   <w:rFonts w:ascii="Arial" w:cs="Arial" w:eastAsia="Arial" w:hAnsi="Arial"/>
@@ -9898,7 +10187,7 @@
               <w:spacing w:after="10" w:before="0"/>
               <w:ind w:left="120"/>
             </w:pPr>
-            <w:hyperlink w:history="1" r:id="rIdubusikr0njsljosvtinir">
+            <w:hyperlink w:history="1" r:id="rId1omkwkggrhaww5zizct9y">
               <w:r>
                 <w:rPr>
                   <w:rFonts w:ascii="Arial" w:cs="Arial" w:eastAsia="Arial" w:hAnsi="Arial"/>
@@ -10169,7 +10458,7 @@
             <w:pPr>
               <w:spacing w:after="20" w:before="0"/>
             </w:pPr>
-            <w:hyperlink w:history="1" r:id="rIdohy4ycq8j8ioljskco8_j">
+            <w:hyperlink w:history="1" r:id="rIdp_mmwvsbbhhnft0sjd03_">
               <w:r>
                 <w:rPr>
                   <w:rFonts w:ascii="Arial" w:cs="Arial" w:eastAsia="Arial" w:hAnsi="Arial"/>
@@ -10202,7 +10491,7 @@
               <w:spacing w:after="10" w:before="0"/>
               <w:ind w:left="120"/>
             </w:pPr>
-            <w:hyperlink w:history="1" r:id="rIdjphqq0ribrdfofpwq_5q4">
+            <w:hyperlink w:history="1" r:id="rIdzbpoc5jeyobzzbn0kwvwy">
               <w:r>
                 <w:rPr>
                   <w:rFonts w:ascii="Arial" w:cs="Arial" w:eastAsia="Arial" w:hAnsi="Arial"/>
@@ -10247,7 +10536,7 @@
             <w:pPr>
               <w:spacing w:after="20" w:before="0"/>
             </w:pPr>
-            <w:hyperlink w:history="1" r:id="rIdvqrbyxoxif2f1gs2dbvpf">
+            <w:hyperlink w:history="1" r:id="rIdq-sw7ux_umeuiaee0kmjo">
               <w:r>
                 <w:rPr>
                   <w:rFonts w:ascii="Arial" w:cs="Arial" w:eastAsia="Arial" w:hAnsi="Arial"/>
@@ -10280,7 +10569,7 @@
               <w:spacing w:after="10" w:before="0"/>
               <w:ind w:left="120"/>
             </w:pPr>
-            <w:hyperlink w:history="1" r:id="rIdkfzumuc-4zkzh9egp--ck">
+            <w:hyperlink w:history="1" r:id="rId7pzj3apnvkp3viih83fds">
               <w:r>
                 <w:rPr>
                   <w:rFonts w:ascii="Arial" w:cs="Arial" w:eastAsia="Arial" w:hAnsi="Arial"/>
@@ -10551,7 +10840,7 @@
             <w:pPr>
               <w:spacing w:after="20" w:before="0"/>
             </w:pPr>
-            <w:hyperlink w:history="1" r:id="rIdjyld4dxjbeczlzdc1suv8">
+            <w:hyperlink w:history="1" r:id="rIdykfieechdc574eoyj-ii9">
               <w:r>
                 <w:rPr>
                   <w:rFonts w:ascii="Arial" w:cs="Arial" w:eastAsia="Arial" w:hAnsi="Arial"/>
@@ -10584,7 +10873,7 @@
               <w:spacing w:after="10" w:before="0"/>
               <w:ind w:left="120"/>
             </w:pPr>
-            <w:hyperlink w:history="1" r:id="rIdv68hhngtakm78syjns2db">
+            <w:hyperlink w:history="1" r:id="rIdmcejtrj-b1jrkcnm-zv-_">
               <w:r>
                 <w:rPr>
                   <w:rFonts w:ascii="Arial" w:cs="Arial" w:eastAsia="Arial" w:hAnsi="Arial"/>
@@ -10629,7 +10918,7 @@
             <w:pPr>
               <w:spacing w:after="20" w:before="0"/>
             </w:pPr>
-            <w:hyperlink w:history="1" r:id="rIdgn_o2y5_wjfxrmeo4thgo">
+            <w:hyperlink w:history="1" r:id="rIdtle9reobkehtnseh8rbaa">
               <w:r>
                 <w:rPr>
                   <w:rFonts w:ascii="Arial" w:cs="Arial" w:eastAsia="Arial" w:hAnsi="Arial"/>
@@ -10662,7 +10951,7 @@
               <w:spacing w:after="10" w:before="0"/>
               <w:ind w:left="120"/>
             </w:pPr>
-            <w:hyperlink w:history="1" r:id="rIdokgmfwi96t97zdn-fupo7">
+            <w:hyperlink w:history="1" r:id="rIdhan3sel2q-xjn_t7cu53e">
               <w:r>
                 <w:rPr>
                   <w:rFonts w:ascii="Arial" w:cs="Arial" w:eastAsia="Arial" w:hAnsi="Arial"/>
@@ -11234,6 +11523,65 @@
         </w:tc>
       </w:tr>
     </w:tbl>
+    <w:p>
+      <w:pPr>
+        <w:pBdr>
+          <w:top w:val="single" w:color="BBBBBB" w:sz="4" w:space="4"/>
+        </w:pBdr>
+        <w:spacing w:after="0" w:before="160"/>
+      </w:pPr>
+      <w:r>
+        <w:rPr>
+          <w:rFonts w:ascii="Arial" w:cs="Arial" w:eastAsia="Arial" w:hAnsi="Arial"/>
+          <w:color w:val="666666"/>
+          <w:sz w:val="14"/>
+          <w:szCs w:val="14"/>
+        </w:rPr>
+        <w:t xml:space="preserve">© 2026 SeaVuria and ARES. Aligned with KICD objectives. Developed by SeaVuria; technical implementation by ARES (with AI assistance from Claude). Licensed under </w:t>
+      </w:r>
+      <w:hyperlink w:history="1" r:id="rIdrugapiocx106rhvmhgid6">
+        <w:r>
+          <w:rPr>
+            <w:rFonts w:ascii="Arial" w:cs="Arial" w:eastAsia="Arial" w:hAnsi="Arial"/>
+            <w:color w:val="1F6B75"/>
+            <w:sz w:val="14"/>
+            <w:szCs w:val="14"/>
+            <w:u w:val="single" w:color="1F6B75"/>
+          </w:rPr>
+          <w:t xml:space="preserve">CC BY-NC 4.0</w:t>
+        </w:r>
+      </w:hyperlink>
+      <w:r>
+        <w:rPr>
+          <w:rFonts w:ascii="Arial" w:cs="Arial" w:eastAsia="Arial" w:hAnsi="Arial"/>
+          <w:color w:val="666666"/>
+          <w:sz w:val="14"/>
+          <w:szCs w:val="14"/>
+        </w:rPr>
+        <w:t xml:space="preserve"> (</w:t>
+      </w:r>
+      <w:hyperlink w:history="1" r:id="rId2g4-ulkfb-5qj9yoxb72q">
+        <w:r>
+          <w:rPr>
+            <w:rFonts w:ascii="Arial" w:cs="Arial" w:eastAsia="Arial" w:hAnsi="Arial"/>
+            <w:color w:val="1F6B75"/>
+            <w:sz w:val="14"/>
+            <w:szCs w:val="14"/>
+            <w:u w:val="single" w:color="1F6B75"/>
+          </w:rPr>
+          <w:t xml:space="preserve">https://creativecommons.org/licenses/by-nc/4.0/</w:t>
+        </w:r>
+      </w:hyperlink>
+      <w:r>
+        <w:rPr>
+          <w:rFonts w:ascii="Arial" w:cs="Arial" w:eastAsia="Arial" w:hAnsi="Arial"/>
+          <w:color w:val="666666"/>
+          <w:sz w:val="14"/>
+          <w:szCs w:val="14"/>
+        </w:rPr>
+        <w:t xml:space="preserve">).</w:t>
+      </w:r>
+    </w:p>
     <w:p>
       <w:r>
         <w:br w:type="page"/>
@@ -12225,7 +12573,7 @@
             <w:pPr>
               <w:spacing w:after="20" w:before="0"/>
             </w:pPr>
-            <w:hyperlink w:history="1" r:id="rIdtglxndraydt8l1y3zbphz">
+            <w:hyperlink w:history="1" r:id="rIdmr_qaaklaouvodjclish8">
               <w:r>
                 <w:rPr>
                   <w:rFonts w:ascii="Arial" w:cs="Arial" w:eastAsia="Arial" w:hAnsi="Arial"/>
@@ -12258,7 +12606,7 @@
               <w:spacing w:after="10" w:before="0"/>
               <w:ind w:left="120"/>
             </w:pPr>
-            <w:hyperlink w:history="1" r:id="rIdptnbxmcw0-dboihjktp6f">
+            <w:hyperlink w:history="1" r:id="rIdplhob3anpxzl32hq6qxzv">
               <w:r>
                 <w:rPr>
                   <w:rFonts w:ascii="Arial" w:cs="Arial" w:eastAsia="Arial" w:hAnsi="Arial"/>
@@ -12303,7 +12651,7 @@
             <w:pPr>
               <w:spacing w:after="20" w:before="0"/>
             </w:pPr>
-            <w:hyperlink w:history="1" r:id="rIdzqtpyz94rkjgx3xnm_4ht">
+            <w:hyperlink w:history="1" r:id="rIde3vljrwvvexxepvhyjjuh">
               <w:r>
                 <w:rPr>
                   <w:rFonts w:ascii="Arial" w:cs="Arial" w:eastAsia="Arial" w:hAnsi="Arial"/>
@@ -12336,7 +12684,7 @@
               <w:spacing w:after="10" w:before="0"/>
               <w:ind w:left="120"/>
             </w:pPr>
-            <w:hyperlink w:history="1" r:id="rIdeq8-msyelrzte7153wej8">
+            <w:hyperlink w:history="1" r:id="rIdvc2ffvzfnyafnz67r4qwm">
               <w:r>
                 <w:rPr>
                   <w:rFonts w:ascii="Arial" w:cs="Arial" w:eastAsia="Arial" w:hAnsi="Arial"/>
@@ -12531,7 +12879,7 @@
             <w:pPr>
               <w:spacing w:after="20" w:before="0"/>
             </w:pPr>
-            <w:hyperlink w:history="1" r:id="rIdpkooio6uhgmnbiz5wvzgc">
+            <w:hyperlink w:history="1" r:id="rIdqrv93x-ubpyjxab0b_w7g">
               <w:r>
                 <w:rPr>
                   <w:rFonts w:ascii="Arial" w:cs="Arial" w:eastAsia="Arial" w:hAnsi="Arial"/>
@@ -12564,7 +12912,7 @@
               <w:spacing w:after="10" w:before="0"/>
               <w:ind w:left="120"/>
             </w:pPr>
-            <w:hyperlink w:history="1" r:id="rIdjkj3x6kn7fvg-skc5mng-">
+            <w:hyperlink w:history="1" r:id="rIdh9libcqkqnrx6h9rk-8n-">
               <w:r>
                 <w:rPr>
                   <w:rFonts w:ascii="Arial" w:cs="Arial" w:eastAsia="Arial" w:hAnsi="Arial"/>
@@ -12609,7 +12957,7 @@
             <w:pPr>
               <w:spacing w:after="20" w:before="0"/>
             </w:pPr>
-            <w:hyperlink w:history="1" r:id="rIdrkxobxxj0-5kxiuasw6ir">
+            <w:hyperlink w:history="1" r:id="rIdfs1kgzax0kv2b91k0lo5i">
               <w:r>
                 <w:rPr>
                   <w:rFonts w:ascii="Arial" w:cs="Arial" w:eastAsia="Arial" w:hAnsi="Arial"/>
@@ -12642,7 +12990,7 @@
               <w:spacing w:after="10" w:before="0"/>
               <w:ind w:left="120"/>
             </w:pPr>
-            <w:hyperlink w:history="1" r:id="rIdyenxbwymcjsmavkkr9qfz">
+            <w:hyperlink w:history="1" r:id="rIdwnr4wgx32c9pdoqj2algw">
               <w:r>
                 <w:rPr>
                   <w:rFonts w:ascii="Arial" w:cs="Arial" w:eastAsia="Arial" w:hAnsi="Arial"/>
@@ -12837,7 +13185,7 @@
             <w:pPr>
               <w:spacing w:after="20" w:before="0"/>
             </w:pPr>
-            <w:hyperlink w:history="1" r:id="rIdbbtwm0in-wrin1zf5i_fc">
+            <w:hyperlink w:history="1" r:id="rId5exuahxvgmazauzudbdjw">
               <w:r>
                 <w:rPr>
                   <w:rFonts w:ascii="Arial" w:cs="Arial" w:eastAsia="Arial" w:hAnsi="Arial"/>
@@ -12870,7 +13218,7 @@
               <w:spacing w:after="10" w:before="0"/>
               <w:ind w:left="120"/>
             </w:pPr>
-            <w:hyperlink w:history="1" r:id="rIdefliqlgo8no2o0yjihaqw">
+            <w:hyperlink w:history="1" r:id="rIdg4s13lc0ax5we-c5ffoy_">
               <w:r>
                 <w:rPr>
                   <w:rFonts w:ascii="Arial" w:cs="Arial" w:eastAsia="Arial" w:hAnsi="Arial"/>
@@ -12915,7 +13263,7 @@
             <w:pPr>
               <w:spacing w:after="20" w:before="0"/>
             </w:pPr>
-            <w:hyperlink w:history="1" r:id="rIdzkcjcvkhtco2wqdsksj5_">
+            <w:hyperlink w:history="1" r:id="rId7o7pztpgb9d-ozzucweux">
               <w:r>
                 <w:rPr>
                   <w:rFonts w:ascii="Arial" w:cs="Arial" w:eastAsia="Arial" w:hAnsi="Arial"/>
@@ -12948,7 +13296,7 @@
               <w:spacing w:after="10" w:before="0"/>
               <w:ind w:left="120"/>
             </w:pPr>
-            <w:hyperlink w:history="1" r:id="rId5vecx6vuupw3_6sbcupgi">
+            <w:hyperlink w:history="1" r:id="rIdj7hufvxc03l8pl62_ys9c">
               <w:r>
                 <w:rPr>
                   <w:rFonts w:ascii="Arial" w:cs="Arial" w:eastAsia="Arial" w:hAnsi="Arial"/>
@@ -13143,7 +13491,7 @@
             <w:pPr>
               <w:spacing w:after="20" w:before="0"/>
             </w:pPr>
-            <w:hyperlink w:history="1" r:id="rIdxgfyeqaazclcnvibcydbk">
+            <w:hyperlink w:history="1" r:id="rIdf8oru7whp-yc51iewbsxg">
               <w:r>
                 <w:rPr>
                   <w:rFonts w:ascii="Arial" w:cs="Arial" w:eastAsia="Arial" w:hAnsi="Arial"/>
@@ -13176,7 +13524,7 @@
               <w:spacing w:after="10" w:before="0"/>
               <w:ind w:left="120"/>
             </w:pPr>
-            <w:hyperlink w:history="1" r:id="rIdpxqcnphdlaltostc-fnlw">
+            <w:hyperlink w:history="1" r:id="rIde5x7yyfqxwlduxum1x0aa">
               <w:r>
                 <w:rPr>
                   <w:rFonts w:ascii="Arial" w:cs="Arial" w:eastAsia="Arial" w:hAnsi="Arial"/>
@@ -13221,7 +13569,7 @@
             <w:pPr>
               <w:spacing w:after="20" w:before="0"/>
             </w:pPr>
-            <w:hyperlink w:history="1" r:id="rIdcb4nzzcdbn-sn5dafuzss">
+            <w:hyperlink w:history="1" r:id="rId9iiwym9c_q8qbr9tz8amb">
               <w:r>
                 <w:rPr>
                   <w:rFonts w:ascii="Arial" w:cs="Arial" w:eastAsia="Arial" w:hAnsi="Arial"/>
@@ -13254,7 +13602,7 @@
               <w:spacing w:after="10" w:before="0"/>
               <w:ind w:left="120"/>
             </w:pPr>
-            <w:hyperlink w:history="1" r:id="rIdjhjsr2fohahmlhtcncsny">
+            <w:hyperlink w:history="1" r:id="rIdgiodmpfuyvjf6znpbmf4w">
               <w:r>
                 <w:rPr>
                   <w:rFonts w:ascii="Arial" w:cs="Arial" w:eastAsia="Arial" w:hAnsi="Arial"/>
@@ -13449,7 +13797,7 @@
             <w:pPr>
               <w:spacing w:after="20" w:before="0"/>
             </w:pPr>
-            <w:hyperlink w:history="1" r:id="rIdd1gjvzj1pkuw9cvcw_wi4">
+            <w:hyperlink w:history="1" r:id="rIdgzms-am3wf6lwepr7tkfh">
               <w:r>
                 <w:rPr>
                   <w:rFonts w:ascii="Arial" w:cs="Arial" w:eastAsia="Arial" w:hAnsi="Arial"/>
@@ -13482,7 +13830,7 @@
               <w:spacing w:after="10" w:before="0"/>
               <w:ind w:left="120"/>
             </w:pPr>
-            <w:hyperlink w:history="1" r:id="rIdebr-1isocpgk0mdahv4an">
+            <w:hyperlink w:history="1" r:id="rIdwc0f2sbfpyl3p7he5frid">
               <w:r>
                 <w:rPr>
                   <w:rFonts w:ascii="Arial" w:cs="Arial" w:eastAsia="Arial" w:hAnsi="Arial"/>
@@ -13527,7 +13875,7 @@
             <w:pPr>
               <w:spacing w:after="20" w:before="0"/>
             </w:pPr>
-            <w:hyperlink w:history="1" r:id="rIdxtnghhqn_34pf7o61n0qf">
+            <w:hyperlink w:history="1" r:id="rIdn_aoz09tz1r8v-a_b5svo">
               <w:r>
                 <w:rPr>
                   <w:rFonts w:ascii="Arial" w:cs="Arial" w:eastAsia="Arial" w:hAnsi="Arial"/>
@@ -13560,7 +13908,7 @@
               <w:spacing w:after="10" w:before="0"/>
               <w:ind w:left="120"/>
             </w:pPr>
-            <w:hyperlink w:history="1" r:id="rId7co_g_9h3a05f6stgyu0u">
+            <w:hyperlink w:history="1" r:id="rIdah-djaxtnscmmyaz2ni6z">
               <w:r>
                 <w:rPr>
                   <w:rFonts w:ascii="Arial" w:cs="Arial" w:eastAsia="Arial" w:hAnsi="Arial"/>
@@ -14056,6 +14404,65 @@
         </w:tc>
       </w:tr>
     </w:tbl>
+    <w:p>
+      <w:pPr>
+        <w:pBdr>
+          <w:top w:val="single" w:color="BBBBBB" w:sz="4" w:space="4"/>
+        </w:pBdr>
+        <w:spacing w:after="0" w:before="160"/>
+      </w:pPr>
+      <w:r>
+        <w:rPr>
+          <w:rFonts w:ascii="Arial" w:cs="Arial" w:eastAsia="Arial" w:hAnsi="Arial"/>
+          <w:color w:val="666666"/>
+          <w:sz w:val="14"/>
+          <w:szCs w:val="14"/>
+        </w:rPr>
+        <w:t xml:space="preserve">© 2026 SeaVuria and ARES. Aligned with KICD objectives. Developed by SeaVuria; technical implementation by ARES (with AI assistance from Claude). Licensed under </w:t>
+      </w:r>
+      <w:hyperlink w:history="1" r:id="rIdqflzofunzmzlddz2j19qf">
+        <w:r>
+          <w:rPr>
+            <w:rFonts w:ascii="Arial" w:cs="Arial" w:eastAsia="Arial" w:hAnsi="Arial"/>
+            <w:color w:val="1F6B75"/>
+            <w:sz w:val="14"/>
+            <w:szCs w:val="14"/>
+            <w:u w:val="single" w:color="1F6B75"/>
+          </w:rPr>
+          <w:t xml:space="preserve">CC BY-NC 4.0</w:t>
+        </w:r>
+      </w:hyperlink>
+      <w:r>
+        <w:rPr>
+          <w:rFonts w:ascii="Arial" w:cs="Arial" w:eastAsia="Arial" w:hAnsi="Arial"/>
+          <w:color w:val="666666"/>
+          <w:sz w:val="14"/>
+          <w:szCs w:val="14"/>
+        </w:rPr>
+        <w:t xml:space="preserve"> (</w:t>
+      </w:r>
+      <w:hyperlink w:history="1" r:id="rIdwxydbyjjpvnwwmexvsvof">
+        <w:r>
+          <w:rPr>
+            <w:rFonts w:ascii="Arial" w:cs="Arial" w:eastAsia="Arial" w:hAnsi="Arial"/>
+            <w:color w:val="1F6B75"/>
+            <w:sz w:val="14"/>
+            <w:szCs w:val="14"/>
+            <w:u w:val="single" w:color="1F6B75"/>
+          </w:rPr>
+          <w:t xml:space="preserve">https://creativecommons.org/licenses/by-nc/4.0/</w:t>
+        </w:r>
+      </w:hyperlink>
+      <w:r>
+        <w:rPr>
+          <w:rFonts w:ascii="Arial" w:cs="Arial" w:eastAsia="Arial" w:hAnsi="Arial"/>
+          <w:color w:val="666666"/>
+          <w:sz w:val="14"/>
+          <w:szCs w:val="14"/>
+        </w:rPr>
+        <w:t xml:space="preserve">).</w:t>
+      </w:r>
+    </w:p>
     <w:p>
       <w:r>
         <w:br w:type="page"/>
@@ -15047,7 +15454,7 @@
             <w:pPr>
               <w:spacing w:after="20" w:before="0"/>
             </w:pPr>
-            <w:hyperlink w:history="1" r:id="rIdcnwnenlu1igmlzierhpbl">
+            <w:hyperlink w:history="1" r:id="rIdznwjxwjcyjiyrpt_zpk2l">
               <w:r>
                 <w:rPr>
                   <w:rFonts w:ascii="Arial" w:cs="Arial" w:eastAsia="Arial" w:hAnsi="Arial"/>
@@ -15080,7 +15487,7 @@
               <w:spacing w:after="10" w:before="0"/>
               <w:ind w:left="120"/>
             </w:pPr>
-            <w:hyperlink w:history="1" r:id="rIdptxpkpqgscuym2pb4sikv">
+            <w:hyperlink w:history="1" r:id="rId0kpx6c_lvg-5ojj5jfamw">
               <w:r>
                 <w:rPr>
                   <w:rFonts w:ascii="Arial" w:cs="Arial" w:eastAsia="Arial" w:hAnsi="Arial"/>
@@ -15125,7 +15532,7 @@
             <w:pPr>
               <w:spacing w:after="20" w:before="0"/>
             </w:pPr>
-            <w:hyperlink w:history="1" r:id="rId32s5rjm0zjslrqye2vip-">
+            <w:hyperlink w:history="1" r:id="rIdbbibqxvwqzthexsw1yafv">
               <w:r>
                 <w:rPr>
                   <w:rFonts w:ascii="Arial" w:cs="Arial" w:eastAsia="Arial" w:hAnsi="Arial"/>
@@ -15158,7 +15565,7 @@
               <w:spacing w:after="10" w:before="0"/>
               <w:ind w:left="120"/>
             </w:pPr>
-            <w:hyperlink w:history="1" r:id="rIdvrxncjsil9nktxx_eq1po">
+            <w:hyperlink w:history="1" r:id="rIdsp4-ospyajo3s4irxyeua">
               <w:r>
                 <w:rPr>
                   <w:rFonts w:ascii="Arial" w:cs="Arial" w:eastAsia="Arial" w:hAnsi="Arial"/>
@@ -15353,7 +15760,7 @@
             <w:pPr>
               <w:spacing w:after="20" w:before="0"/>
             </w:pPr>
-            <w:hyperlink w:history="1" r:id="rIdrgcpp-oqd3sc5sgqurfce">
+            <w:hyperlink w:history="1" r:id="rIdw9to7skafcpra1e2fuas0">
               <w:r>
                 <w:rPr>
                   <w:rFonts w:ascii="Arial" w:cs="Arial" w:eastAsia="Arial" w:hAnsi="Arial"/>
@@ -15386,7 +15793,7 @@
               <w:spacing w:after="10" w:before="0"/>
               <w:ind w:left="120"/>
             </w:pPr>
-            <w:hyperlink w:history="1" r:id="rIdj1om9rlkt0wotbqqeixf7">
+            <w:hyperlink w:history="1" r:id="rIdsmtwzbxihktibybnrxfl2">
               <w:r>
                 <w:rPr>
                   <w:rFonts w:ascii="Arial" w:cs="Arial" w:eastAsia="Arial" w:hAnsi="Arial"/>
@@ -15431,7 +15838,7 @@
             <w:pPr>
               <w:spacing w:after="20" w:before="0"/>
             </w:pPr>
-            <w:hyperlink w:history="1" r:id="rIddvwkvsf0efogrdermwbd7">
+            <w:hyperlink w:history="1" r:id="rId_5mafor_to8zzcdwtfado">
               <w:r>
                 <w:rPr>
                   <w:rFonts w:ascii="Arial" w:cs="Arial" w:eastAsia="Arial" w:hAnsi="Arial"/>
@@ -15464,7 +15871,7 @@
               <w:spacing w:after="10" w:before="0"/>
               <w:ind w:left="120"/>
             </w:pPr>
-            <w:hyperlink w:history="1" r:id="rId3s_dequ43a7yqdfl5gkef">
+            <w:hyperlink w:history="1" r:id="rIdzauyo_46jsfas2rv_ax1q">
               <w:r>
                 <w:rPr>
                   <w:rFonts w:ascii="Arial" w:cs="Arial" w:eastAsia="Arial" w:hAnsi="Arial"/>
@@ -15659,7 +16066,7 @@
             <w:pPr>
               <w:spacing w:after="20" w:before="0"/>
             </w:pPr>
-            <w:hyperlink w:history="1" r:id="rIdqa8uvd3xyugc0jlnn-ptf">
+            <w:hyperlink w:history="1" r:id="rIdtt-ixi9ltdapej35x05vd">
               <w:r>
                 <w:rPr>
                   <w:rFonts w:ascii="Arial" w:cs="Arial" w:eastAsia="Arial" w:hAnsi="Arial"/>
@@ -15692,7 +16099,7 @@
               <w:spacing w:after="10" w:before="0"/>
               <w:ind w:left="120"/>
             </w:pPr>
-            <w:hyperlink w:history="1" r:id="rIdkgyafkjpmrxiqwgf4bwsw">
+            <w:hyperlink w:history="1" r:id="rIdwqgcfvbgyngpv9g3gwnb2">
               <w:r>
                 <w:rPr>
                   <w:rFonts w:ascii="Arial" w:cs="Arial" w:eastAsia="Arial" w:hAnsi="Arial"/>
@@ -15737,7 +16144,7 @@
             <w:pPr>
               <w:spacing w:after="20" w:before="0"/>
             </w:pPr>
-            <w:hyperlink w:history="1" r:id="rId8btrwa0mwqxd0wivl7tn5">
+            <w:hyperlink w:history="1" r:id="rIdpwwric3raxtuaggo0ft9g">
               <w:r>
                 <w:rPr>
                   <w:rFonts w:ascii="Arial" w:cs="Arial" w:eastAsia="Arial" w:hAnsi="Arial"/>
@@ -15770,7 +16177,7 @@
               <w:spacing w:after="10" w:before="0"/>
               <w:ind w:left="120"/>
             </w:pPr>
-            <w:hyperlink w:history="1" r:id="rIdvwsiqxl-tywbx-xfvxqio">
+            <w:hyperlink w:history="1" r:id="rIdeoxqr1zdrjo1oonvxpiij">
               <w:r>
                 <w:rPr>
                   <w:rFonts w:ascii="Arial" w:cs="Arial" w:eastAsia="Arial" w:hAnsi="Arial"/>
@@ -15965,7 +16372,7 @@
             <w:pPr>
               <w:spacing w:after="20" w:before="0"/>
             </w:pPr>
-            <w:hyperlink w:history="1" r:id="rIduzpj6jsbru5xceqslzba0">
+            <w:hyperlink w:history="1" r:id="rIdomjeojaywjgirpkdbawax">
               <w:r>
                 <w:rPr>
                   <w:rFonts w:ascii="Arial" w:cs="Arial" w:eastAsia="Arial" w:hAnsi="Arial"/>
@@ -15998,7 +16405,7 @@
               <w:spacing w:after="10" w:before="0"/>
               <w:ind w:left="120"/>
             </w:pPr>
-            <w:hyperlink w:history="1" r:id="rIdquuedzjxhmltiqbkt91qf">
+            <w:hyperlink w:history="1" r:id="rIdecgeb0mgjmz3ekfmp3cxn">
               <w:r>
                 <w:rPr>
                   <w:rFonts w:ascii="Arial" w:cs="Arial" w:eastAsia="Arial" w:hAnsi="Arial"/>
@@ -16043,7 +16450,7 @@
             <w:pPr>
               <w:spacing w:after="20" w:before="0"/>
             </w:pPr>
-            <w:hyperlink w:history="1" r:id="rIdxlsscqsrsuh21jfqymxii">
+            <w:hyperlink w:history="1" r:id="rIdzzpenuqjrdslduduhqxj8">
               <w:r>
                 <w:rPr>
                   <w:rFonts w:ascii="Arial" w:cs="Arial" w:eastAsia="Arial" w:hAnsi="Arial"/>
@@ -16076,7 +16483,7 @@
               <w:spacing w:after="10" w:before="0"/>
               <w:ind w:left="120"/>
             </w:pPr>
-            <w:hyperlink w:history="1" r:id="rId9pozylu8v1a2lnmqkewa8">
+            <w:hyperlink w:history="1" r:id="rIdoqdf4q9v7dqshd17red_u">
               <w:r>
                 <w:rPr>
                   <w:rFonts w:ascii="Arial" w:cs="Arial" w:eastAsia="Arial" w:hAnsi="Arial"/>
@@ -16271,7 +16678,7 @@
             <w:pPr>
               <w:spacing w:after="20" w:before="0"/>
             </w:pPr>
-            <w:hyperlink w:history="1" r:id="rIdn5hmnygkiunpv-epbospw">
+            <w:hyperlink w:history="1" r:id="rIdij8-ih0fksuz_knegq0jg">
               <w:r>
                 <w:rPr>
                   <w:rFonts w:ascii="Arial" w:cs="Arial" w:eastAsia="Arial" w:hAnsi="Arial"/>
@@ -16304,7 +16711,7 @@
               <w:spacing w:after="10" w:before="0"/>
               <w:ind w:left="120"/>
             </w:pPr>
-            <w:hyperlink w:history="1" r:id="rIdjkci6jbrwvp3t9cbyqm_c">
+            <w:hyperlink w:history="1" r:id="rIdexxjcam8u20as-3aoqxwx">
               <w:r>
                 <w:rPr>
                   <w:rFonts w:ascii="Arial" w:cs="Arial" w:eastAsia="Arial" w:hAnsi="Arial"/>
@@ -16349,7 +16756,7 @@
             <w:pPr>
               <w:spacing w:after="20" w:before="0"/>
             </w:pPr>
-            <w:hyperlink w:history="1" r:id="rIdjryukmc-myy6mgez0vidq">
+            <w:hyperlink w:history="1" r:id="rIdgxjmrszxosqelgy-uvafy">
               <w:r>
                 <w:rPr>
                   <w:rFonts w:ascii="Arial" w:cs="Arial" w:eastAsia="Arial" w:hAnsi="Arial"/>
@@ -16382,7 +16789,7 @@
               <w:spacing w:after="10" w:before="0"/>
               <w:ind w:left="120"/>
             </w:pPr>
-            <w:hyperlink w:history="1" r:id="rIdco_ugq3gezgd_ymwdphqw">
+            <w:hyperlink w:history="1" r:id="rId2k0vmfbwlqj6ex4jv2jtk">
               <w:r>
                 <w:rPr>
                   <w:rFonts w:ascii="Arial" w:cs="Arial" w:eastAsia="Arial" w:hAnsi="Arial"/>
@@ -16878,6 +17285,65 @@
         </w:tc>
       </w:tr>
     </w:tbl>
+    <w:p>
+      <w:pPr>
+        <w:pBdr>
+          <w:top w:val="single" w:color="BBBBBB" w:sz="4" w:space="4"/>
+        </w:pBdr>
+        <w:spacing w:after="0" w:before="160"/>
+      </w:pPr>
+      <w:r>
+        <w:rPr>
+          <w:rFonts w:ascii="Arial" w:cs="Arial" w:eastAsia="Arial" w:hAnsi="Arial"/>
+          <w:color w:val="666666"/>
+          <w:sz w:val="14"/>
+          <w:szCs w:val="14"/>
+        </w:rPr>
+        <w:t xml:space="preserve">© 2026 SeaVuria and ARES. Aligned with KICD objectives. Developed by SeaVuria; technical implementation by ARES (with AI assistance from Claude). Licensed under </w:t>
+      </w:r>
+      <w:hyperlink w:history="1" r:id="rIdnxftauc70kmxszdpzi9tq">
+        <w:r>
+          <w:rPr>
+            <w:rFonts w:ascii="Arial" w:cs="Arial" w:eastAsia="Arial" w:hAnsi="Arial"/>
+            <w:color w:val="1F6B75"/>
+            <w:sz w:val="14"/>
+            <w:szCs w:val="14"/>
+            <w:u w:val="single" w:color="1F6B75"/>
+          </w:rPr>
+          <w:t xml:space="preserve">CC BY-NC 4.0</w:t>
+        </w:r>
+      </w:hyperlink>
+      <w:r>
+        <w:rPr>
+          <w:rFonts w:ascii="Arial" w:cs="Arial" w:eastAsia="Arial" w:hAnsi="Arial"/>
+          <w:color w:val="666666"/>
+          <w:sz w:val="14"/>
+          <w:szCs w:val="14"/>
+        </w:rPr>
+        <w:t xml:space="preserve"> (</w:t>
+      </w:r>
+      <w:hyperlink w:history="1" r:id="rId6hefanmsnlixumf1qrbzx">
+        <w:r>
+          <w:rPr>
+            <w:rFonts w:ascii="Arial" w:cs="Arial" w:eastAsia="Arial" w:hAnsi="Arial"/>
+            <w:color w:val="1F6B75"/>
+            <w:sz w:val="14"/>
+            <w:szCs w:val="14"/>
+            <w:u w:val="single" w:color="1F6B75"/>
+          </w:rPr>
+          <w:t xml:space="preserve">https://creativecommons.org/licenses/by-nc/4.0/</w:t>
+        </w:r>
+      </w:hyperlink>
+      <w:r>
+        <w:rPr>
+          <w:rFonts w:ascii="Arial" w:cs="Arial" w:eastAsia="Arial" w:hAnsi="Arial"/>
+          <w:color w:val="666666"/>
+          <w:sz w:val="14"/>
+          <w:szCs w:val="14"/>
+        </w:rPr>
+        <w:t xml:space="preserve">).</w:t>
+      </w:r>
+    </w:p>
     <w:p>
       <w:r>
         <w:br w:type="page"/>
@@ -17869,7 +18335,7 @@
             <w:pPr>
               <w:spacing w:after="20" w:before="0"/>
             </w:pPr>
-            <w:hyperlink w:history="1" r:id="rIdjwtrutnhdqkxn635lzyy9">
+            <w:hyperlink w:history="1" r:id="rIduhcmwudqp7hlijuturfqi">
               <w:r>
                 <w:rPr>
                   <w:rFonts w:ascii="Arial" w:cs="Arial" w:eastAsia="Arial" w:hAnsi="Arial"/>
@@ -17902,7 +18368,7 @@
               <w:spacing w:after="10" w:before="0"/>
               <w:ind w:left="120"/>
             </w:pPr>
-            <w:hyperlink w:history="1" r:id="rIdw_xgbrepmeulhyqlmt8d2">
+            <w:hyperlink w:history="1" r:id="rIdfvpuilgxggrjvplud7zmf">
               <w:r>
                 <w:rPr>
                   <w:rFonts w:ascii="Arial" w:cs="Arial" w:eastAsia="Arial" w:hAnsi="Arial"/>
@@ -17964,7 +18430,7 @@
               <w:spacing w:after="10" w:before="0"/>
               <w:ind w:left="120"/>
             </w:pPr>
-            <w:hyperlink w:history="1" r:id="rIdxk0ay-cohkawd5e7xd_ge">
+            <w:hyperlink w:history="1" r:id="rId9pj1jswcvjztep8rg5jyk">
               <w:r>
                 <w:rPr>
                   <w:rFonts w:ascii="Arial" w:cs="Arial" w:eastAsia="Arial" w:hAnsi="Arial"/>
@@ -18174,7 +18640,7 @@
             <w:pPr>
               <w:spacing w:after="20" w:before="0"/>
             </w:pPr>
-            <w:hyperlink w:history="1" r:id="rId_vggxh7_7x8-fy1_xzmig">
+            <w:hyperlink w:history="1" r:id="rIdgdbbklbag97kyanrbcelv">
               <w:r>
                 <w:rPr>
                   <w:rFonts w:ascii="Arial" w:cs="Arial" w:eastAsia="Arial" w:hAnsi="Arial"/>
@@ -18207,7 +18673,7 @@
               <w:spacing w:after="10" w:before="0"/>
               <w:ind w:left="120"/>
             </w:pPr>
-            <w:hyperlink w:history="1" r:id="rIdggc2j47xuknmbshbktt0j">
+            <w:hyperlink w:history="1" r:id="rIdtesiqpgdqo3be-owqofwz">
               <w:r>
                 <w:rPr>
                   <w:rFonts w:ascii="Arial" w:cs="Arial" w:eastAsia="Arial" w:hAnsi="Arial"/>
@@ -18269,7 +18735,7 @@
               <w:spacing w:after="10" w:before="0"/>
               <w:ind w:left="120"/>
             </w:pPr>
-            <w:hyperlink w:history="1" r:id="rId23hockyaracv_uqq1zdcd">
+            <w:hyperlink w:history="1" r:id="rIdseb62vfkbjklhjbzs7rqd">
               <w:r>
                 <w:rPr>
                   <w:rFonts w:ascii="Arial" w:cs="Arial" w:eastAsia="Arial" w:hAnsi="Arial"/>
@@ -18479,7 +18945,7 @@
             <w:pPr>
               <w:spacing w:after="20" w:before="0"/>
             </w:pPr>
-            <w:hyperlink w:history="1" r:id="rIdvc6i-ahtctlus7umga87g">
+            <w:hyperlink w:history="1" r:id="rIdhwilt42_tlvavi75xrv8n">
               <w:r>
                 <w:rPr>
                   <w:rFonts w:ascii="Arial" w:cs="Arial" w:eastAsia="Arial" w:hAnsi="Arial"/>
@@ -18512,7 +18978,7 @@
               <w:spacing w:after="10" w:before="0"/>
               <w:ind w:left="120"/>
             </w:pPr>
-            <w:hyperlink w:history="1" r:id="rIdaots54h46ak7cf77ctxpy">
+            <w:hyperlink w:history="1" r:id="rIdb-qtyyhrlp02e5hcpgdwm">
               <w:r>
                 <w:rPr>
                   <w:rFonts w:ascii="Arial" w:cs="Arial" w:eastAsia="Arial" w:hAnsi="Arial"/>
@@ -18574,7 +19040,7 @@
               <w:spacing w:after="10" w:before="0"/>
               <w:ind w:left="120"/>
             </w:pPr>
-            <w:hyperlink w:history="1" r:id="rId8wedz4gdflhbdeozts_q9">
+            <w:hyperlink w:history="1" r:id="rId-jue3son56jtryma-qew-">
               <w:r>
                 <w:rPr>
                   <w:rFonts w:ascii="Arial" w:cs="Arial" w:eastAsia="Arial" w:hAnsi="Arial"/>
@@ -18784,7 +19250,7 @@
             <w:pPr>
               <w:spacing w:after="20" w:before="0"/>
             </w:pPr>
-            <w:hyperlink w:history="1" r:id="rIdjbqx5hmdotdqdf7imhdmz">
+            <w:hyperlink w:history="1" r:id="rIdwlynxrmoh3mviemsluyjv">
               <w:r>
                 <w:rPr>
                   <w:rFonts w:ascii="Arial" w:cs="Arial" w:eastAsia="Arial" w:hAnsi="Arial"/>
@@ -18817,7 +19283,7 @@
               <w:spacing w:after="10" w:before="0"/>
               <w:ind w:left="120"/>
             </w:pPr>
-            <w:hyperlink w:history="1" r:id="rIdvxbhdju-r5wroyu2w-32z">
+            <w:hyperlink w:history="1" r:id="rIdlw9dhyimtqnz_hjkmgjxh">
               <w:r>
                 <w:rPr>
                   <w:rFonts w:ascii="Arial" w:cs="Arial" w:eastAsia="Arial" w:hAnsi="Arial"/>
@@ -18879,7 +19345,7 @@
               <w:spacing w:after="10" w:before="0"/>
               <w:ind w:left="120"/>
             </w:pPr>
-            <w:hyperlink w:history="1" r:id="rId6tsqo9fkdciyrajvfzihl">
+            <w:hyperlink w:history="1" r:id="rIdtwdxlnnq4hewusj9ikxmb">
               <w:r>
                 <w:rPr>
                   <w:rFonts w:ascii="Arial" w:cs="Arial" w:eastAsia="Arial" w:hAnsi="Arial"/>
@@ -19089,7 +19555,7 @@
             <w:pPr>
               <w:spacing w:after="20" w:before="0"/>
             </w:pPr>
-            <w:hyperlink w:history="1" r:id="rIdvsignng4xu-nl2lcbcqr8">
+            <w:hyperlink w:history="1" r:id="rId2p9xhjkznkcus5q_zt511">
               <w:r>
                 <w:rPr>
                   <w:rFonts w:ascii="Arial" w:cs="Arial" w:eastAsia="Arial" w:hAnsi="Arial"/>
@@ -19122,7 +19588,7 @@
               <w:spacing w:after="10" w:before="0"/>
               <w:ind w:left="120"/>
             </w:pPr>
-            <w:hyperlink w:history="1" r:id="rIdefmsmelvd0dlm33xvglht">
+            <w:hyperlink w:history="1" r:id="rId1pnzot0zqtkujd2ymyavw">
               <w:r>
                 <w:rPr>
                   <w:rFonts w:ascii="Arial" w:cs="Arial" w:eastAsia="Arial" w:hAnsi="Arial"/>
@@ -19184,7 +19650,7 @@
               <w:spacing w:after="10" w:before="0"/>
               <w:ind w:left="120"/>
             </w:pPr>
-            <w:hyperlink w:history="1" r:id="rIdsgddz5zqth-ukwm_-npzz">
+            <w:hyperlink w:history="1" r:id="rIdugh3k037tpmkt7lomgjmy">
               <w:r>
                 <w:rPr>
                   <w:rFonts w:ascii="Arial" w:cs="Arial" w:eastAsia="Arial" w:hAnsi="Arial"/>
@@ -19885,6 +20351,65 @@
         </w:tc>
       </w:tr>
     </w:tbl>
+    <w:p>
+      <w:pPr>
+        <w:pBdr>
+          <w:top w:val="single" w:color="BBBBBB" w:sz="4" w:space="4"/>
+        </w:pBdr>
+        <w:spacing w:after="0" w:before="160"/>
+      </w:pPr>
+      <w:r>
+        <w:rPr>
+          <w:rFonts w:ascii="Arial" w:cs="Arial" w:eastAsia="Arial" w:hAnsi="Arial"/>
+          <w:color w:val="666666"/>
+          <w:sz w:val="14"/>
+          <w:szCs w:val="14"/>
+        </w:rPr>
+        <w:t xml:space="preserve">© 2026 SeaVuria and ARES. Aligned with KICD objectives. Developed by SeaVuria; technical implementation by ARES (with AI assistance from Claude). Licensed under </w:t>
+      </w:r>
+      <w:hyperlink w:history="1" r:id="rIdtaxxuazi41mvk0rfcrj_r">
+        <w:r>
+          <w:rPr>
+            <w:rFonts w:ascii="Arial" w:cs="Arial" w:eastAsia="Arial" w:hAnsi="Arial"/>
+            <w:color w:val="1F6B75"/>
+            <w:sz w:val="14"/>
+            <w:szCs w:val="14"/>
+            <w:u w:val="single" w:color="1F6B75"/>
+          </w:rPr>
+          <w:t xml:space="preserve">CC BY-NC 4.0</w:t>
+        </w:r>
+      </w:hyperlink>
+      <w:r>
+        <w:rPr>
+          <w:rFonts w:ascii="Arial" w:cs="Arial" w:eastAsia="Arial" w:hAnsi="Arial"/>
+          <w:color w:val="666666"/>
+          <w:sz w:val="14"/>
+          <w:szCs w:val="14"/>
+        </w:rPr>
+        <w:t xml:space="preserve"> (</w:t>
+      </w:r>
+      <w:hyperlink w:history="1" r:id="rId_lckpp0eshwfsvf8wq5ku">
+        <w:r>
+          <w:rPr>
+            <w:rFonts w:ascii="Arial" w:cs="Arial" w:eastAsia="Arial" w:hAnsi="Arial"/>
+            <w:color w:val="1F6B75"/>
+            <w:sz w:val="14"/>
+            <w:szCs w:val="14"/>
+            <w:u w:val="single" w:color="1F6B75"/>
+          </w:rPr>
+          <w:t xml:space="preserve">https://creativecommons.org/licenses/by-nc/4.0/</w:t>
+        </w:r>
+      </w:hyperlink>
+      <w:r>
+        <w:rPr>
+          <w:rFonts w:ascii="Arial" w:cs="Arial" w:eastAsia="Arial" w:hAnsi="Arial"/>
+          <w:color w:val="666666"/>
+          <w:sz w:val="14"/>
+          <w:szCs w:val="14"/>
+        </w:rPr>
+        <w:t xml:space="preserve">).</w:t>
+      </w:r>
+    </w:p>
     <w:p>
       <w:r>
         <w:br w:type="page"/>
@@ -20876,7 +21401,7 @@
             <w:pPr>
               <w:spacing w:after="20" w:before="0"/>
             </w:pPr>
-            <w:hyperlink w:history="1" r:id="rId1uxb8gnzycatsfi94isaz">
+            <w:hyperlink w:history="1" r:id="rIdgwhvyzc4iqbllblhsexxm">
               <w:r>
                 <w:rPr>
                   <w:rFonts w:ascii="Arial" w:cs="Arial" w:eastAsia="Arial" w:hAnsi="Arial"/>
@@ -20909,7 +21434,7 @@
               <w:spacing w:after="10" w:before="0"/>
               <w:ind w:left="120"/>
             </w:pPr>
-            <w:hyperlink w:history="1" r:id="rIdxqoxqykvj9bnkqfvw3zxl">
+            <w:hyperlink w:history="1" r:id="rIdkhh6m7rywr3lffbyapb6f">
               <w:r>
                 <w:rPr>
                   <w:rFonts w:ascii="Arial" w:cs="Arial" w:eastAsia="Arial" w:hAnsi="Arial"/>
@@ -20954,7 +21479,7 @@
             <w:pPr>
               <w:spacing w:after="20" w:before="0"/>
             </w:pPr>
-            <w:hyperlink w:history="1" r:id="rIdf59n85bkremthd5jhunw3">
+            <w:hyperlink w:history="1" r:id="rIdb3hcnu1grv2tl9lvg2zvf">
               <w:r>
                 <w:rPr>
                   <w:rFonts w:ascii="Arial" w:cs="Arial" w:eastAsia="Arial" w:hAnsi="Arial"/>
@@ -20987,7 +21512,7 @@
               <w:spacing w:after="10" w:before="0"/>
               <w:ind w:left="120"/>
             </w:pPr>
-            <w:hyperlink w:history="1" r:id="rId3sllicpusus4gjk7fr9m4">
+            <w:hyperlink w:history="1" r:id="rIdw2_d_thbykyrvorrmqqub">
               <w:r>
                 <w:rPr>
                   <w:rFonts w:ascii="Arial" w:cs="Arial" w:eastAsia="Arial" w:hAnsi="Arial"/>
@@ -21182,7 +21707,7 @@
             <w:pPr>
               <w:spacing w:after="20" w:before="0"/>
             </w:pPr>
-            <w:hyperlink w:history="1" r:id="rId72vnpjwagpmwtmnmkrfcb">
+            <w:hyperlink w:history="1" r:id="rIdsmgetn--ogypwvwind2ga">
               <w:r>
                 <w:rPr>
                   <w:rFonts w:ascii="Arial" w:cs="Arial" w:eastAsia="Arial" w:hAnsi="Arial"/>
@@ -21215,7 +21740,7 @@
               <w:spacing w:after="10" w:before="0"/>
               <w:ind w:left="120"/>
             </w:pPr>
-            <w:hyperlink w:history="1" r:id="rIdb88kbade6zeuv0rd4gtg1">
+            <w:hyperlink w:history="1" r:id="rIdneu8_qw_jjok2adikebk5">
               <w:r>
                 <w:rPr>
                   <w:rFonts w:ascii="Arial" w:cs="Arial" w:eastAsia="Arial" w:hAnsi="Arial"/>
@@ -21260,7 +21785,7 @@
             <w:pPr>
               <w:spacing w:after="20" w:before="0"/>
             </w:pPr>
-            <w:hyperlink w:history="1" r:id="rIdqz4u1pdqt8nvr8usb1-6v">
+            <w:hyperlink w:history="1" r:id="rId0be6m75lz3guuguldzccn">
               <w:r>
                 <w:rPr>
                   <w:rFonts w:ascii="Arial" w:cs="Arial" w:eastAsia="Arial" w:hAnsi="Arial"/>
@@ -21293,7 +21818,7 @@
               <w:spacing w:after="10" w:before="0"/>
               <w:ind w:left="120"/>
             </w:pPr>
-            <w:hyperlink w:history="1" r:id="rIdnzgmmvaqs5zcfoay70_sm">
+            <w:hyperlink w:history="1" r:id="rIdm0y6q2qgckpai4kzfhxds">
               <w:r>
                 <w:rPr>
                   <w:rFonts w:ascii="Arial" w:cs="Arial" w:eastAsia="Arial" w:hAnsi="Arial"/>
@@ -21488,7 +22013,7 @@
             <w:pPr>
               <w:spacing w:after="20" w:before="0"/>
             </w:pPr>
-            <w:hyperlink w:history="1" r:id="rIdtb4uoguaqj4jjphvqvsoy">
+            <w:hyperlink w:history="1" r:id="rIdjdofzugjlhmv6t7zu8cl5">
               <w:r>
                 <w:rPr>
                   <w:rFonts w:ascii="Arial" w:cs="Arial" w:eastAsia="Arial" w:hAnsi="Arial"/>
@@ -21521,7 +22046,7 @@
               <w:spacing w:after="10" w:before="0"/>
               <w:ind w:left="120"/>
             </w:pPr>
-            <w:hyperlink w:history="1" r:id="rIdgvsk9zvit0xu0wwskigs5">
+            <w:hyperlink w:history="1" r:id="rIdrbkd5spzpkwc6gog-e6k-">
               <w:r>
                 <w:rPr>
                   <w:rFonts w:ascii="Arial" w:cs="Arial" w:eastAsia="Arial" w:hAnsi="Arial"/>
@@ -21566,7 +22091,7 @@
             <w:pPr>
               <w:spacing w:after="20" w:before="0"/>
             </w:pPr>
-            <w:hyperlink w:history="1" r:id="rIduozkrwrrfi1nilvkqoaat">
+            <w:hyperlink w:history="1" r:id="rIdvh2a9ilhv8zosbswm8jzj">
               <w:r>
                 <w:rPr>
                   <w:rFonts w:ascii="Arial" w:cs="Arial" w:eastAsia="Arial" w:hAnsi="Arial"/>
@@ -21599,7 +22124,7 @@
               <w:spacing w:after="10" w:before="0"/>
               <w:ind w:left="120"/>
             </w:pPr>
-            <w:hyperlink w:history="1" r:id="rIdeq-ramsscgpfphr-srfiw">
+            <w:hyperlink w:history="1" r:id="rIdhzmiufddnhsvdf8xzjeg8">
               <w:r>
                 <w:rPr>
                   <w:rFonts w:ascii="Arial" w:cs="Arial" w:eastAsia="Arial" w:hAnsi="Arial"/>
@@ -21794,7 +22319,7 @@
             <w:pPr>
               <w:spacing w:after="20" w:before="0"/>
             </w:pPr>
-            <w:hyperlink w:history="1" r:id="rIdu1vfgg0thgwjwmegz4ape">
+            <w:hyperlink w:history="1" r:id="rIdrdnwitaimctecmu1-a5ko">
               <w:r>
                 <w:rPr>
                   <w:rFonts w:ascii="Arial" w:cs="Arial" w:eastAsia="Arial" w:hAnsi="Arial"/>
@@ -21827,7 +22352,7 @@
               <w:spacing w:after="10" w:before="0"/>
               <w:ind w:left="120"/>
             </w:pPr>
-            <w:hyperlink w:history="1" r:id="rIdcbm-osy7ccmqoocg5eclk">
+            <w:hyperlink w:history="1" r:id="rIdod-k22idibi_f0azc7kib">
               <w:r>
                 <w:rPr>
                   <w:rFonts w:ascii="Arial" w:cs="Arial" w:eastAsia="Arial" w:hAnsi="Arial"/>
@@ -21872,7 +22397,7 @@
             <w:pPr>
               <w:spacing w:after="20" w:before="0"/>
             </w:pPr>
-            <w:hyperlink w:history="1" r:id="rIdxpdq3xezcmtcgwmkjmdmi">
+            <w:hyperlink w:history="1" r:id="rIdkzoglk1ui6bdacryqswms">
               <w:r>
                 <w:rPr>
                   <w:rFonts w:ascii="Arial" w:cs="Arial" w:eastAsia="Arial" w:hAnsi="Arial"/>
@@ -21905,7 +22430,7 @@
               <w:spacing w:after="10" w:before="0"/>
               <w:ind w:left="120"/>
             </w:pPr>
-            <w:hyperlink w:history="1" r:id="rId0nwq52e7ws8qzctd-ucwn">
+            <w:hyperlink w:history="1" r:id="rId-1rku5r6ey3h7jvi3djhw">
               <w:r>
                 <w:rPr>
                   <w:rFonts w:ascii="Arial" w:cs="Arial" w:eastAsia="Arial" w:hAnsi="Arial"/>
@@ -22100,7 +22625,7 @@
             <w:pPr>
               <w:spacing w:after="20" w:before="0"/>
             </w:pPr>
-            <w:hyperlink w:history="1" r:id="rIddejfyqotkc9ief1teqjxs">
+            <w:hyperlink w:history="1" r:id="rIdfzruwfosoawfv7ip67z9j">
               <w:r>
                 <w:rPr>
                   <w:rFonts w:ascii="Arial" w:cs="Arial" w:eastAsia="Arial" w:hAnsi="Arial"/>
@@ -22133,7 +22658,7 @@
               <w:spacing w:after="10" w:before="0"/>
               <w:ind w:left="120"/>
             </w:pPr>
-            <w:hyperlink w:history="1" r:id="rId_3k1_spr-tmabmczsh5e7">
+            <w:hyperlink w:history="1" r:id="rIdndbzgjdyqr_4k8wobo3oq">
               <w:r>
                 <w:rPr>
                   <w:rFonts w:ascii="Arial" w:cs="Arial" w:eastAsia="Arial" w:hAnsi="Arial"/>
@@ -22178,7 +22703,7 @@
             <w:pPr>
               <w:spacing w:after="20" w:before="0"/>
             </w:pPr>
-            <w:hyperlink w:history="1" r:id="rIdchzcusb3cuqze-uspsmzq">
+            <w:hyperlink w:history="1" r:id="rId1fi5lrtorwhvxygzmugni">
               <w:r>
                 <w:rPr>
                   <w:rFonts w:ascii="Arial" w:cs="Arial" w:eastAsia="Arial" w:hAnsi="Arial"/>
@@ -22211,7 +22736,7 @@
               <w:spacing w:after="10" w:before="0"/>
               <w:ind w:left="120"/>
             </w:pPr>
-            <w:hyperlink w:history="1" r:id="rIdza-jggkwzkm4jmtoiel84">
+            <w:hyperlink w:history="1" r:id="rIddwdevzwrnv4n9rszpz_bs">
               <w:r>
                 <w:rPr>
                   <w:rFonts w:ascii="Arial" w:cs="Arial" w:eastAsia="Arial" w:hAnsi="Arial"/>
@@ -22973,6 +23498,65 @@
         </w:tc>
       </w:tr>
     </w:tbl>
+    <w:p>
+      <w:pPr>
+        <w:pBdr>
+          <w:top w:val="single" w:color="BBBBBB" w:sz="4" w:space="4"/>
+        </w:pBdr>
+        <w:spacing w:after="0" w:before="160"/>
+      </w:pPr>
+      <w:r>
+        <w:rPr>
+          <w:rFonts w:ascii="Arial" w:cs="Arial" w:eastAsia="Arial" w:hAnsi="Arial"/>
+          <w:color w:val="666666"/>
+          <w:sz w:val="14"/>
+          <w:szCs w:val="14"/>
+        </w:rPr>
+        <w:t xml:space="preserve">© 2026 SeaVuria and ARES. Aligned with KICD objectives. Developed by SeaVuria; technical implementation by ARES (with AI assistance from Claude). Licensed under </w:t>
+      </w:r>
+      <w:hyperlink w:history="1" r:id="rIdgxsn-xeauiriec8m2j8cy">
+        <w:r>
+          <w:rPr>
+            <w:rFonts w:ascii="Arial" w:cs="Arial" w:eastAsia="Arial" w:hAnsi="Arial"/>
+            <w:color w:val="1F6B75"/>
+            <w:sz w:val="14"/>
+            <w:szCs w:val="14"/>
+            <w:u w:val="single" w:color="1F6B75"/>
+          </w:rPr>
+          <w:t xml:space="preserve">CC BY-NC 4.0</w:t>
+        </w:r>
+      </w:hyperlink>
+      <w:r>
+        <w:rPr>
+          <w:rFonts w:ascii="Arial" w:cs="Arial" w:eastAsia="Arial" w:hAnsi="Arial"/>
+          <w:color w:val="666666"/>
+          <w:sz w:val="14"/>
+          <w:szCs w:val="14"/>
+        </w:rPr>
+        <w:t xml:space="preserve"> (</w:t>
+      </w:r>
+      <w:hyperlink w:history="1" r:id="rId1ggrhzkytxmsioxo7cx4r">
+        <w:r>
+          <w:rPr>
+            <w:rFonts w:ascii="Arial" w:cs="Arial" w:eastAsia="Arial" w:hAnsi="Arial"/>
+            <w:color w:val="1F6B75"/>
+            <w:sz w:val="14"/>
+            <w:szCs w:val="14"/>
+            <w:u w:val="single" w:color="1F6B75"/>
+          </w:rPr>
+          <w:t xml:space="preserve">https://creativecommons.org/licenses/by-nc/4.0/</w:t>
+        </w:r>
+      </w:hyperlink>
+      <w:r>
+        <w:rPr>
+          <w:rFonts w:ascii="Arial" w:cs="Arial" w:eastAsia="Arial" w:hAnsi="Arial"/>
+          <w:color w:val="666666"/>
+          <w:sz w:val="14"/>
+          <w:szCs w:val="14"/>
+        </w:rPr>
+        <w:t xml:space="preserve">).</w:t>
+      </w:r>
+    </w:p>
     <w:p>
       <w:r>
         <w:br w:type="page"/>
@@ -23964,7 +24548,7 @@
             <w:pPr>
               <w:spacing w:after="20" w:before="0"/>
             </w:pPr>
-            <w:hyperlink w:history="1" r:id="rIdr1gparwarn2k5kfmesjlu">
+            <w:hyperlink w:history="1" r:id="rIdswnilzpiuic_9qugedxez">
               <w:r>
                 <w:rPr>
                   <w:rFonts w:ascii="Arial" w:cs="Arial" w:eastAsia="Arial" w:hAnsi="Arial"/>
@@ -23997,7 +24581,7 @@
               <w:spacing w:after="10" w:before="0"/>
               <w:ind w:left="120"/>
             </w:pPr>
-            <w:hyperlink w:history="1" r:id="rIdqkpsurmbusepbcag2tklm">
+            <w:hyperlink w:history="1" r:id="rIdxk22yfaey4qh7ko08jqi6">
               <w:r>
                 <w:rPr>
                   <w:rFonts w:ascii="Arial" w:cs="Arial" w:eastAsia="Arial" w:hAnsi="Arial"/>
@@ -24042,7 +24626,7 @@
             <w:pPr>
               <w:spacing w:after="20" w:before="0"/>
             </w:pPr>
-            <w:hyperlink w:history="1" r:id="rIdxpiy0dj8tnmvdzwj1oi07">
+            <w:hyperlink w:history="1" r:id="rIdzwn5xqnzqh4olu6n1psrb">
               <w:r>
                 <w:rPr>
                   <w:rFonts w:ascii="Arial" w:cs="Arial" w:eastAsia="Arial" w:hAnsi="Arial"/>
@@ -24075,7 +24659,7 @@
               <w:spacing w:after="10" w:before="0"/>
               <w:ind w:left="120"/>
             </w:pPr>
-            <w:hyperlink w:history="1" r:id="rIdpr5jhwqdwrbhcm9w5cqzu">
+            <w:hyperlink w:history="1" r:id="rIdj_guj-d1i5jwj2xdmteqb">
               <w:r>
                 <w:rPr>
                   <w:rFonts w:ascii="Arial" w:cs="Arial" w:eastAsia="Arial" w:hAnsi="Arial"/>
@@ -24270,7 +24854,7 @@
             <w:pPr>
               <w:spacing w:after="20" w:before="0"/>
             </w:pPr>
-            <w:hyperlink w:history="1" r:id="rId5xwxpm9x8v9eaqn1erejq">
+            <w:hyperlink w:history="1" r:id="rIdymqumq-tcrs7u3ze351c0">
               <w:r>
                 <w:rPr>
                   <w:rFonts w:ascii="Arial" w:cs="Arial" w:eastAsia="Arial" w:hAnsi="Arial"/>
@@ -24303,7 +24887,7 @@
               <w:spacing w:after="10" w:before="0"/>
               <w:ind w:left="120"/>
             </w:pPr>
-            <w:hyperlink w:history="1" r:id="rIduavvx__yrbe0jowvqkaas">
+            <w:hyperlink w:history="1" r:id="rId2xbdggqqgs-vojah6vjyk">
               <w:r>
                 <w:rPr>
                   <w:rFonts w:ascii="Arial" w:cs="Arial" w:eastAsia="Arial" w:hAnsi="Arial"/>
@@ -24348,7 +24932,7 @@
             <w:pPr>
               <w:spacing w:after="20" w:before="0"/>
             </w:pPr>
-            <w:hyperlink w:history="1" r:id="rIdart8dbo7ne2klhclpnfzv">
+            <w:hyperlink w:history="1" r:id="rIdlaoiuauuinn0xwt5h34o8">
               <w:r>
                 <w:rPr>
                   <w:rFonts w:ascii="Arial" w:cs="Arial" w:eastAsia="Arial" w:hAnsi="Arial"/>
@@ -24381,7 +24965,7 @@
               <w:spacing w:after="10" w:before="0"/>
               <w:ind w:left="120"/>
             </w:pPr>
-            <w:hyperlink w:history="1" r:id="rIdzklyjtfr72knbyjbrrzyg">
+            <w:hyperlink w:history="1" r:id="rIdvhe6begox4_yttmjdnggq">
               <w:r>
                 <w:rPr>
                   <w:rFonts w:ascii="Arial" w:cs="Arial" w:eastAsia="Arial" w:hAnsi="Arial"/>
@@ -24576,7 +25160,7 @@
             <w:pPr>
               <w:spacing w:after="20" w:before="0"/>
             </w:pPr>
-            <w:hyperlink w:history="1" r:id="rIdu2qnlklnny31q6esamrdu">
+            <w:hyperlink w:history="1" r:id="rIdso4dpt0u4ugjoceobazds">
               <w:r>
                 <w:rPr>
                   <w:rFonts w:ascii="Arial" w:cs="Arial" w:eastAsia="Arial" w:hAnsi="Arial"/>
@@ -24609,7 +25193,7 @@
               <w:spacing w:after="10" w:before="0"/>
               <w:ind w:left="120"/>
             </w:pPr>
-            <w:hyperlink w:history="1" r:id="rId8mqdue6s9knpku60ig6gg">
+            <w:hyperlink w:history="1" r:id="rIdajh0nzhk-lfndvoismqas">
               <w:r>
                 <w:rPr>
                   <w:rFonts w:ascii="Arial" w:cs="Arial" w:eastAsia="Arial" w:hAnsi="Arial"/>
@@ -24654,7 +25238,7 @@
             <w:pPr>
               <w:spacing w:after="20" w:before="0"/>
             </w:pPr>
-            <w:hyperlink w:history="1" r:id="rIdwndu7pbrz7tlve0wf9ay_">
+            <w:hyperlink w:history="1" r:id="rIdmdlfdbpofnryzvvcnmxt9">
               <w:r>
                 <w:rPr>
                   <w:rFonts w:ascii="Arial" w:cs="Arial" w:eastAsia="Arial" w:hAnsi="Arial"/>
@@ -24687,7 +25271,7 @@
               <w:spacing w:after="10" w:before="0"/>
               <w:ind w:left="120"/>
             </w:pPr>
-            <w:hyperlink w:history="1" r:id="rIdhxt_lquv1rcs63yw205eh">
+            <w:hyperlink w:history="1" r:id="rIdanz4pbzjcgdenemirjprb">
               <w:r>
                 <w:rPr>
                   <w:rFonts w:ascii="Arial" w:cs="Arial" w:eastAsia="Arial" w:hAnsi="Arial"/>
@@ -24882,7 +25466,7 @@
             <w:pPr>
               <w:spacing w:after="20" w:before="0"/>
             </w:pPr>
-            <w:hyperlink w:history="1" r:id="rIdxzuvndbbewqalhg75usgl">
+            <w:hyperlink w:history="1" r:id="rIdxrtkira-iavks6ubp8osb">
               <w:r>
                 <w:rPr>
                   <w:rFonts w:ascii="Arial" w:cs="Arial" w:eastAsia="Arial" w:hAnsi="Arial"/>
@@ -24915,7 +25499,7 @@
               <w:spacing w:after="10" w:before="0"/>
               <w:ind w:left="120"/>
             </w:pPr>
-            <w:hyperlink w:history="1" r:id="rId3wm1kwf8txqjnixncbr6p">
+            <w:hyperlink w:history="1" r:id="rIdgxbydwooyoigqxbdllhjw">
               <w:r>
                 <w:rPr>
                   <w:rFonts w:ascii="Arial" w:cs="Arial" w:eastAsia="Arial" w:hAnsi="Arial"/>
@@ -24960,7 +25544,7 @@
             <w:pPr>
               <w:spacing w:after="20" w:before="0"/>
             </w:pPr>
-            <w:hyperlink w:history="1" r:id="rIdzc1cbamtsbaq9ii79im2f">
+            <w:hyperlink w:history="1" r:id="rId7s90rk6crzby_mfvob220">
               <w:r>
                 <w:rPr>
                   <w:rFonts w:ascii="Arial" w:cs="Arial" w:eastAsia="Arial" w:hAnsi="Arial"/>
@@ -24993,7 +25577,7 @@
               <w:spacing w:after="10" w:before="0"/>
               <w:ind w:left="120"/>
             </w:pPr>
-            <w:hyperlink w:history="1" r:id="rId4goy94bxxpeefl33incwk">
+            <w:hyperlink w:history="1" r:id="rId7eupp05p5tn-lanablunj">
               <w:r>
                 <w:rPr>
                   <w:rFonts w:ascii="Arial" w:cs="Arial" w:eastAsia="Arial" w:hAnsi="Arial"/>
@@ -25188,7 +25772,7 @@
             <w:pPr>
               <w:spacing w:after="20" w:before="0"/>
             </w:pPr>
-            <w:hyperlink w:history="1" r:id="rIdyzk02yu8dbypzn0uijpyw">
+            <w:hyperlink w:history="1" r:id="rIdn8xzfewutigwia_q8c1em">
               <w:r>
                 <w:rPr>
                   <w:rFonts w:ascii="Arial" w:cs="Arial" w:eastAsia="Arial" w:hAnsi="Arial"/>
@@ -25221,7 +25805,7 @@
               <w:spacing w:after="10" w:before="0"/>
               <w:ind w:left="120"/>
             </w:pPr>
-            <w:hyperlink w:history="1" r:id="rId8oyfmqnep_u9i-wfa_ual">
+            <w:hyperlink w:history="1" r:id="rIdeoqex2m-4-areqo67also">
               <w:r>
                 <w:rPr>
                   <w:rFonts w:ascii="Arial" w:cs="Arial" w:eastAsia="Arial" w:hAnsi="Arial"/>
@@ -25266,7 +25850,7 @@
             <w:pPr>
               <w:spacing w:after="20" w:before="0"/>
             </w:pPr>
-            <w:hyperlink w:history="1" r:id="rId4cuvhzgxralq_zw7ia4o5">
+            <w:hyperlink w:history="1" r:id="rId0qikeoftqy_gorhi0jh8t">
               <w:r>
                 <w:rPr>
                   <w:rFonts w:ascii="Arial" w:cs="Arial" w:eastAsia="Arial" w:hAnsi="Arial"/>
@@ -25299,7 +25883,7 @@
               <w:spacing w:after="10" w:before="0"/>
               <w:ind w:left="120"/>
             </w:pPr>
-            <w:hyperlink w:history="1" r:id="rId6uvsrwipg3qznjrhdaggs">
+            <w:hyperlink w:history="1" r:id="rIdjigxm6utkjsalwi00xmco">
               <w:r>
                 <w:rPr>
                   <w:rFonts w:ascii="Arial" w:cs="Arial" w:eastAsia="Arial" w:hAnsi="Arial"/>
@@ -25795,6 +26379,65 @@
         </w:tc>
       </w:tr>
     </w:tbl>
+    <w:p>
+      <w:pPr>
+        <w:pBdr>
+          <w:top w:val="single" w:color="BBBBBB" w:sz="4" w:space="4"/>
+        </w:pBdr>
+        <w:spacing w:after="0" w:before="160"/>
+      </w:pPr>
+      <w:r>
+        <w:rPr>
+          <w:rFonts w:ascii="Arial" w:cs="Arial" w:eastAsia="Arial" w:hAnsi="Arial"/>
+          <w:color w:val="666666"/>
+          <w:sz w:val="14"/>
+          <w:szCs w:val="14"/>
+        </w:rPr>
+        <w:t xml:space="preserve">© 2026 SeaVuria and ARES. Aligned with KICD objectives. Developed by SeaVuria; technical implementation by ARES (with AI assistance from Claude). Licensed under </w:t>
+      </w:r>
+      <w:hyperlink w:history="1" r:id="rIda3gfgdb66ejgjfpg7n1fh">
+        <w:r>
+          <w:rPr>
+            <w:rFonts w:ascii="Arial" w:cs="Arial" w:eastAsia="Arial" w:hAnsi="Arial"/>
+            <w:color w:val="1F6B75"/>
+            <w:sz w:val="14"/>
+            <w:szCs w:val="14"/>
+            <w:u w:val="single" w:color="1F6B75"/>
+          </w:rPr>
+          <w:t xml:space="preserve">CC BY-NC 4.0</w:t>
+        </w:r>
+      </w:hyperlink>
+      <w:r>
+        <w:rPr>
+          <w:rFonts w:ascii="Arial" w:cs="Arial" w:eastAsia="Arial" w:hAnsi="Arial"/>
+          <w:color w:val="666666"/>
+          <w:sz w:val="14"/>
+          <w:szCs w:val="14"/>
+        </w:rPr>
+        <w:t xml:space="preserve"> (</w:t>
+      </w:r>
+      <w:hyperlink w:history="1" r:id="rIdpcmsmsw5ivnalqww4n9gt">
+        <w:r>
+          <w:rPr>
+            <w:rFonts w:ascii="Arial" w:cs="Arial" w:eastAsia="Arial" w:hAnsi="Arial"/>
+            <w:color w:val="1F6B75"/>
+            <w:sz w:val="14"/>
+            <w:szCs w:val="14"/>
+            <w:u w:val="single" w:color="1F6B75"/>
+          </w:rPr>
+          <w:t xml:space="preserve">https://creativecommons.org/licenses/by-nc/4.0/</w:t>
+        </w:r>
+      </w:hyperlink>
+      <w:r>
+        <w:rPr>
+          <w:rFonts w:ascii="Arial" w:cs="Arial" w:eastAsia="Arial" w:hAnsi="Arial"/>
+          <w:color w:val="666666"/>
+          <w:sz w:val="14"/>
+          <w:szCs w:val="14"/>
+        </w:rPr>
+        <w:t xml:space="preserve">).</w:t>
+      </w:r>
+    </w:p>
     <w:p>
       <w:r>
         <w:br w:type="page"/>

--- a/data/outputs/v2/Biology/SS1.3_Cell_Biology/Biology_Cell_Biology_CBE_LessonSequence.docx
+++ b/data/outputs/v2/Biology/SS1.3_Cell_Biology/Biology_Cell_Biology_CBE_LessonSequence.docx
@@ -38,6 +38,2240 @@
           <w:szCs w:val="22"/>
         </w:rPr>
         <w:t xml:space="preserve">CBE Phenomenon-Driven Lesson Sequence — Sub-Strand 1.3 (8 Lessons)</w:t>
+      </w:r>
+    </w:p>
+    <w:p>
+      <w:pPr>
+        <w:spacing w:after="120"/>
+      </w:pPr>
+      <w:r>
+        <w:t xml:space="preserve"/>
+      </w:r>
+    </w:p>
+    <w:tbl>
+      <w:tblPr>
+        <w:tblW w:type="dxa" w:w="13680"/>
+        <w:tblBorders>
+          <w:top w:val="single" w:color="AAAAAA" w:sz="4"/>
+          <w:left w:val="single" w:color="AAAAAA" w:sz="4"/>
+          <w:bottom w:val="single" w:color="AAAAAA" w:sz="4"/>
+          <w:right w:val="single" w:color="AAAAAA" w:sz="4"/>
+          <w:insideH w:val="single" w:color="auto" w:sz="4"/>
+          <w:insideV w:val="single" w:color="auto" w:sz="4"/>
+        </w:tblBorders>
+        <w:tblLayout w:type="fixed"/>
+      </w:tblPr>
+      <w:tblGrid>
+        <w:gridCol w:w="3000"/>
+        <w:gridCol w:w="10680"/>
+      </w:tblGrid>
+      <w:tr>
+        <w:tc>
+          <w:tcPr>
+            <w:tcW w:type="dxa" w:w="13680"/>
+            <w:gridSpan w:val="2"/>
+            <w:shd w:fill="1F3864" w:color="auto" w:val="clear"/>
+            <w:tcMar>
+              <w:top w:type="dxa" w:w="60"/>
+              <w:left w:type="dxa" w:w="120"/>
+              <w:bottom w:type="dxa" w:w="60"/>
+              <w:right w:type="dxa" w:w="120"/>
+            </w:tcMar>
+            <w:vAlign w:val="top"/>
+          </w:tcPr>
+          <w:p>
+            <w:pPr>
+              <w:spacing w:after="40" w:before="0"/>
+              <w:jc w:val="center"/>
+            </w:pPr>
+            <w:r>
+              <w:rPr>
+                <w:rFonts w:ascii="Arial" w:cs="Arial" w:eastAsia="Arial" w:hAnsi="Arial"/>
+                <w:b/>
+                <w:bCs/>
+                <w:i w:val="false"/>
+                <w:iCs w:val="false"/>
+                <w:color w:val="FFFFFF"/>
+                <w:sz w:val="22"/>
+                <w:szCs w:val="22"/>
+              </w:rPr>
+              <w:t xml:space="preserve">SUB-STRAND OVERVIEW</w:t>
+            </w:r>
+          </w:p>
+        </w:tc>
+      </w:tr>
+      <w:tr>
+        <w:tc>
+          <w:tcPr>
+            <w:tcW w:type="dxa" w:w="3000"/>
+            <w:shd w:fill="D5E8F0" w:color="auto" w:val="clear"/>
+            <w:tcMar>
+              <w:top w:type="dxa" w:w="60"/>
+              <w:left w:type="dxa" w:w="120"/>
+              <w:bottom w:type="dxa" w:w="60"/>
+              <w:right w:type="dxa" w:w="120"/>
+            </w:tcMar>
+            <w:vAlign w:val="top"/>
+          </w:tcPr>
+          <w:p>
+            <w:pPr>
+              <w:spacing w:after="40" w:before="0"/>
+              <w:jc w:val="left"/>
+            </w:pPr>
+            <w:r>
+              <w:rPr>
+                <w:rFonts w:ascii="Arial" w:cs="Arial" w:eastAsia="Arial" w:hAnsi="Arial"/>
+                <w:b/>
+                <w:bCs/>
+                <w:i w:val="false"/>
+                <w:iCs w:val="false"/>
+                <w:color w:val="000000"/>
+                <w:sz w:val="18"/>
+                <w:szCs w:val="18"/>
+              </w:rPr>
+              <w:t xml:space="preserve">Grade Level</w:t>
+            </w:r>
+          </w:p>
+        </w:tc>
+        <w:tc>
+          <w:tcPr>
+            <w:tcW w:type="dxa" w:w="10680"/>
+            <w:shd w:fill="FFFFFF" w:color="auto" w:val="clear"/>
+            <w:tcMar>
+              <w:top w:type="dxa" w:w="60"/>
+              <w:left w:type="dxa" w:w="120"/>
+              <w:bottom w:type="dxa" w:w="60"/>
+              <w:right w:type="dxa" w:w="120"/>
+            </w:tcMar>
+            <w:vAlign w:val="top"/>
+          </w:tcPr>
+          <w:p>
+            <w:pPr>
+              <w:spacing w:after="40" w:before="0"/>
+              <w:jc w:val="left"/>
+            </w:pPr>
+            <w:r>
+              <w:rPr>
+                <w:rFonts w:ascii="Arial" w:cs="Arial" w:eastAsia="Arial" w:hAnsi="Arial"/>
+                <w:b w:val="false"/>
+                <w:bCs w:val="false"/>
+                <w:i w:val="false"/>
+                <w:iCs w:val="false"/>
+                <w:color w:val="000000"/>
+                <w:sz w:val="18"/>
+                <w:szCs w:val="18"/>
+              </w:rPr>
+              <w:t xml:space="preserve">10</w:t>
+            </w:r>
+          </w:p>
+        </w:tc>
+      </w:tr>
+      <w:tr>
+        <w:tc>
+          <w:tcPr>
+            <w:tcW w:type="dxa" w:w="3000"/>
+            <w:shd w:fill="D5E8F0" w:color="auto" w:val="clear"/>
+            <w:tcMar>
+              <w:top w:type="dxa" w:w="60"/>
+              <w:left w:type="dxa" w:w="120"/>
+              <w:bottom w:type="dxa" w:w="60"/>
+              <w:right w:type="dxa" w:w="120"/>
+            </w:tcMar>
+            <w:vAlign w:val="top"/>
+          </w:tcPr>
+          <w:p>
+            <w:pPr>
+              <w:spacing w:after="40" w:before="0"/>
+              <w:jc w:val="left"/>
+            </w:pPr>
+            <w:r>
+              <w:rPr>
+                <w:rFonts w:ascii="Arial" w:cs="Arial" w:eastAsia="Arial" w:hAnsi="Arial"/>
+                <w:b/>
+                <w:bCs/>
+                <w:i w:val="false"/>
+                <w:iCs w:val="false"/>
+                <w:color w:val="000000"/>
+                <w:sz w:val="18"/>
+                <w:szCs w:val="18"/>
+              </w:rPr>
+              <w:t xml:space="preserve">Subject</w:t>
+            </w:r>
+          </w:p>
+        </w:tc>
+        <w:tc>
+          <w:tcPr>
+            <w:tcW w:type="dxa" w:w="10680"/>
+            <w:shd w:fill="FFFFFF" w:color="auto" w:val="clear"/>
+            <w:tcMar>
+              <w:top w:type="dxa" w:w="60"/>
+              <w:left w:type="dxa" w:w="120"/>
+              <w:bottom w:type="dxa" w:w="60"/>
+              <w:right w:type="dxa" w:w="120"/>
+            </w:tcMar>
+            <w:vAlign w:val="top"/>
+          </w:tcPr>
+          <w:p>
+            <w:pPr>
+              <w:spacing w:after="40" w:before="0"/>
+              <w:jc w:val="left"/>
+            </w:pPr>
+            <w:r>
+              <w:rPr>
+                <w:rFonts w:ascii="Arial" w:cs="Arial" w:eastAsia="Arial" w:hAnsi="Arial"/>
+                <w:b w:val="false"/>
+                <w:bCs w:val="false"/>
+                <w:i w:val="false"/>
+                <w:iCs w:val="false"/>
+                <w:color w:val="000000"/>
+                <w:sz w:val="18"/>
+                <w:szCs w:val="18"/>
+              </w:rPr>
+              <w:t xml:space="preserve">Biology</w:t>
+            </w:r>
+          </w:p>
+        </w:tc>
+      </w:tr>
+      <w:tr>
+        <w:tc>
+          <w:tcPr>
+            <w:tcW w:type="dxa" w:w="3000"/>
+            <w:shd w:fill="D5E8F0" w:color="auto" w:val="clear"/>
+            <w:tcMar>
+              <w:top w:type="dxa" w:w="60"/>
+              <w:left w:type="dxa" w:w="120"/>
+              <w:bottom w:type="dxa" w:w="60"/>
+              <w:right w:type="dxa" w:w="120"/>
+            </w:tcMar>
+            <w:vAlign w:val="top"/>
+          </w:tcPr>
+          <w:p>
+            <w:pPr>
+              <w:spacing w:after="40" w:before="0"/>
+              <w:jc w:val="left"/>
+            </w:pPr>
+            <w:r>
+              <w:rPr>
+                <w:rFonts w:ascii="Arial" w:cs="Arial" w:eastAsia="Arial" w:hAnsi="Arial"/>
+                <w:b/>
+                <w:bCs/>
+                <w:i w:val="false"/>
+                <w:iCs w:val="false"/>
+                <w:color w:val="000000"/>
+                <w:sz w:val="18"/>
+                <w:szCs w:val="18"/>
+              </w:rPr>
+              <w:t xml:space="preserve">Strand</w:t>
+            </w:r>
+          </w:p>
+        </w:tc>
+        <w:tc>
+          <w:tcPr>
+            <w:tcW w:type="dxa" w:w="10680"/>
+            <w:shd w:fill="FFFFFF" w:color="auto" w:val="clear"/>
+            <w:tcMar>
+              <w:top w:type="dxa" w:w="60"/>
+              <w:left w:type="dxa" w:w="120"/>
+              <w:bottom w:type="dxa" w:w="60"/>
+              <w:right w:type="dxa" w:w="120"/>
+            </w:tcMar>
+            <w:vAlign w:val="top"/>
+          </w:tcPr>
+          <w:p>
+            <w:pPr>
+              <w:spacing w:after="40" w:before="0"/>
+              <w:jc w:val="left"/>
+            </w:pPr>
+            <w:r>
+              <w:rPr>
+                <w:rFonts w:ascii="Arial" w:cs="Arial" w:eastAsia="Arial" w:hAnsi="Arial"/>
+                <w:b w:val="false"/>
+                <w:bCs w:val="false"/>
+                <w:i w:val="false"/>
+                <w:iCs w:val="false"/>
+                <w:color w:val="000000"/>
+                <w:sz w:val="18"/>
+                <w:szCs w:val="18"/>
+              </w:rPr>
+              <w:t xml:space="preserve">Strand 1.0: Cell Biology and Biodiversity</w:t>
+            </w:r>
+          </w:p>
+        </w:tc>
+      </w:tr>
+      <w:tr>
+        <w:tc>
+          <w:tcPr>
+            <w:tcW w:type="dxa" w:w="3000"/>
+            <w:shd w:fill="D5E8F0" w:color="auto" w:val="clear"/>
+            <w:tcMar>
+              <w:top w:type="dxa" w:w="60"/>
+              <w:left w:type="dxa" w:w="120"/>
+              <w:bottom w:type="dxa" w:w="60"/>
+              <w:right w:type="dxa" w:w="120"/>
+            </w:tcMar>
+            <w:vAlign w:val="top"/>
+          </w:tcPr>
+          <w:p>
+            <w:pPr>
+              <w:spacing w:after="40" w:before="0"/>
+              <w:jc w:val="left"/>
+            </w:pPr>
+            <w:r>
+              <w:rPr>
+                <w:rFonts w:ascii="Arial" w:cs="Arial" w:eastAsia="Arial" w:hAnsi="Arial"/>
+                <w:b/>
+                <w:bCs/>
+                <w:i w:val="false"/>
+                <w:iCs w:val="false"/>
+                <w:color w:val="000000"/>
+                <w:sz w:val="18"/>
+                <w:szCs w:val="18"/>
+              </w:rPr>
+              <w:t xml:space="preserve">Sub-Strand</w:t>
+            </w:r>
+          </w:p>
+        </w:tc>
+        <w:tc>
+          <w:tcPr>
+            <w:tcW w:type="dxa" w:w="10680"/>
+            <w:shd w:fill="FFFFFF" w:color="auto" w:val="clear"/>
+            <w:tcMar>
+              <w:top w:type="dxa" w:w="60"/>
+              <w:left w:type="dxa" w:w="120"/>
+              <w:bottom w:type="dxa" w:w="60"/>
+              <w:right w:type="dxa" w:w="120"/>
+            </w:tcMar>
+            <w:vAlign w:val="top"/>
+          </w:tcPr>
+          <w:p>
+            <w:pPr>
+              <w:spacing w:after="40" w:before="0"/>
+              <w:jc w:val="left"/>
+            </w:pPr>
+            <w:r>
+              <w:rPr>
+                <w:rFonts w:ascii="Arial" w:cs="Arial" w:eastAsia="Arial" w:hAnsi="Arial"/>
+                <w:b w:val="false"/>
+                <w:bCs w:val="false"/>
+                <w:i w:val="false"/>
+                <w:iCs w:val="false"/>
+                <w:color w:val="000000"/>
+                <w:sz w:val="18"/>
+                <w:szCs w:val="18"/>
+              </w:rPr>
+              <w:t xml:space="preserve">Sub-Strand 1.3: Cell Biology — Cell Structure and Specialisation</w:t>
+            </w:r>
+          </w:p>
+        </w:tc>
+      </w:tr>
+      <w:tr>
+        <w:tc>
+          <w:tcPr>
+            <w:tcW w:type="dxa" w:w="3000"/>
+            <w:shd w:fill="D5E8F0" w:color="auto" w:val="clear"/>
+            <w:tcMar>
+              <w:top w:type="dxa" w:w="60"/>
+              <w:left w:type="dxa" w:w="120"/>
+              <w:bottom w:type="dxa" w:w="60"/>
+              <w:right w:type="dxa" w:w="120"/>
+            </w:tcMar>
+            <w:vAlign w:val="top"/>
+          </w:tcPr>
+          <w:p>
+            <w:pPr>
+              <w:spacing w:after="40" w:before="0"/>
+              <w:jc w:val="left"/>
+            </w:pPr>
+            <w:r>
+              <w:rPr>
+                <w:rFonts w:ascii="Arial" w:cs="Arial" w:eastAsia="Arial" w:hAnsi="Arial"/>
+                <w:b/>
+                <w:bCs/>
+                <w:i w:val="false"/>
+                <w:iCs w:val="false"/>
+                <w:color w:val="000000"/>
+                <w:sz w:val="18"/>
+                <w:szCs w:val="18"/>
+              </w:rPr>
+              <w:t xml:space="preserve">Total Duration</w:t>
+            </w:r>
+          </w:p>
+        </w:tc>
+        <w:tc>
+          <w:tcPr>
+            <w:tcW w:type="dxa" w:w="10680"/>
+            <w:shd w:fill="FFFFFF" w:color="auto" w:val="clear"/>
+            <w:tcMar>
+              <w:top w:type="dxa" w:w="60"/>
+              <w:left w:type="dxa" w:w="120"/>
+              <w:bottom w:type="dxa" w:w="60"/>
+              <w:right w:type="dxa" w:w="120"/>
+            </w:tcMar>
+            <w:vAlign w:val="top"/>
+          </w:tcPr>
+          <w:p>
+            <w:pPr>
+              <w:spacing w:after="40" w:before="0"/>
+              <w:jc w:val="left"/>
+            </w:pPr>
+            <w:r>
+              <w:rPr>
+                <w:rFonts w:ascii="Arial" w:cs="Arial" w:eastAsia="Arial" w:hAnsi="Arial"/>
+                <w:b w:val="false"/>
+                <w:bCs w:val="false"/>
+                <w:i w:val="false"/>
+                <w:iCs w:val="false"/>
+                <w:color w:val="000000"/>
+                <w:sz w:val="18"/>
+                <w:szCs w:val="18"/>
+              </w:rPr>
+              <w:t xml:space="preserve">8 lessons × 40 minutes = 320 minutes total</w:t>
+            </w:r>
+          </w:p>
+        </w:tc>
+      </w:tr>
+      <w:tr>
+        <w:tc>
+          <w:tcPr>
+            <w:tcW w:type="dxa" w:w="3000"/>
+            <w:shd w:fill="D5E8F0" w:color="auto" w:val="clear"/>
+            <w:tcMar>
+              <w:top w:type="dxa" w:w="60"/>
+              <w:left w:type="dxa" w:w="120"/>
+              <w:bottom w:type="dxa" w:w="60"/>
+              <w:right w:type="dxa" w:w="120"/>
+            </w:tcMar>
+            <w:vAlign w:val="top"/>
+          </w:tcPr>
+          <w:p>
+            <w:pPr>
+              <w:spacing w:after="40" w:before="0"/>
+              <w:jc w:val="left"/>
+            </w:pPr>
+            <w:r>
+              <w:rPr>
+                <w:rFonts w:ascii="Arial" w:cs="Arial" w:eastAsia="Arial" w:hAnsi="Arial"/>
+                <w:b/>
+                <w:bCs/>
+                <w:i w:val="false"/>
+                <w:iCs w:val="false"/>
+                <w:color w:val="000000"/>
+                <w:sz w:val="18"/>
+                <w:szCs w:val="18"/>
+              </w:rPr>
+              <w:t xml:space="preserve">Sub-Strand Content</w:t>
+            </w:r>
+          </w:p>
+        </w:tc>
+        <w:tc>
+          <w:tcPr>
+            <w:tcW w:type="dxa" w:w="10680"/>
+            <w:shd w:fill="FFFFFF" w:color="auto" w:val="clear"/>
+            <w:tcMar>
+              <w:top w:type="dxa" w:w="60"/>
+              <w:left w:type="dxa" w:w="120"/>
+              <w:bottom w:type="dxa" w:w="60"/>
+              <w:right w:type="dxa" w:w="120"/>
+            </w:tcMar>
+            <w:vAlign w:val="top"/>
+          </w:tcPr>
+          <w:p>
+            <w:pPr>
+              <w:spacing w:after="30" w:before="0"/>
+              <w:ind w:left="360" w:hanging="180"/>
+              <w:jc w:val="left"/>
+            </w:pPr>
+            <w:r>
+              <w:rPr>
+                <w:rFonts w:ascii="Arial" w:cs="Arial" w:eastAsia="Arial" w:hAnsi="Arial"/>
+                <w:b w:val="false"/>
+                <w:bCs w:val="false"/>
+                <w:i w:val="false"/>
+                <w:iCs w:val="false"/>
+                <w:color w:val="000000"/>
+                <w:sz w:val="18"/>
+                <w:szCs w:val="18"/>
+              </w:rPr>
+              <w:t xml:space="preserve">–  Cell as the basic unit of life — historical background (Hooke, Schleiden, Schwann, Virchow)</w:t>
+            </w:r>
+          </w:p>
+          <w:p>
+            <w:pPr>
+              <w:spacing w:after="30" w:before="0"/>
+              <w:ind w:left="360" w:hanging="180"/>
+              <w:jc w:val="left"/>
+            </w:pPr>
+            <w:r>
+              <w:rPr>
+                <w:rFonts w:ascii="Arial" w:cs="Arial" w:eastAsia="Arial" w:hAnsi="Arial"/>
+                <w:b w:val="false"/>
+                <w:bCs w:val="false"/>
+                <w:i w:val="false"/>
+                <w:iCs w:val="false"/>
+                <w:color w:val="000000"/>
+                <w:sz w:val="18"/>
+                <w:szCs w:val="18"/>
+              </w:rPr>
+              <w:t xml:space="preserve">–  Types of cells: prokaryotic (bacteria such as E. coli) vs. eukaryotic (plant and animal cells)</w:t>
+            </w:r>
+          </w:p>
+          <w:p>
+            <w:pPr>
+              <w:spacing w:after="30" w:before="0"/>
+              <w:ind w:left="360" w:hanging="180"/>
+              <w:jc w:val="left"/>
+            </w:pPr>
+            <w:r>
+              <w:rPr>
+                <w:rFonts w:ascii="Arial" w:cs="Arial" w:eastAsia="Arial" w:hAnsi="Arial"/>
+                <w:b w:val="false"/>
+                <w:bCs w:val="false"/>
+                <w:i w:val="false"/>
+                <w:iCs w:val="false"/>
+                <w:color w:val="000000"/>
+                <w:sz w:val="18"/>
+                <w:szCs w:val="18"/>
+              </w:rPr>
+              <w:t xml:space="preserve">–  Ultra-structure of the animal cell: cell membrane, nucleus, mitochondria, ribosomes, endoplasmic reticulum, Golgi apparatus, lysosomes, centrioles, cytoplasm</w:t>
+            </w:r>
+          </w:p>
+          <w:p>
+            <w:pPr>
+              <w:spacing w:after="30" w:before="0"/>
+              <w:ind w:left="360" w:hanging="180"/>
+              <w:jc w:val="left"/>
+            </w:pPr>
+            <w:r>
+              <w:rPr>
+                <w:rFonts w:ascii="Arial" w:cs="Arial" w:eastAsia="Arial" w:hAnsi="Arial"/>
+                <w:b w:val="false"/>
+                <w:bCs w:val="false"/>
+                <w:i w:val="false"/>
+                <w:iCs w:val="false"/>
+                <w:color w:val="000000"/>
+                <w:sz w:val="18"/>
+                <w:szCs w:val="18"/>
+              </w:rPr>
+              <w:t xml:space="preserve">–  Ultra-structure of the plant cell: cell wall (cellulose), chloroplasts, large central vacuole, plasmodesmata — and how these differ from animal cells</w:t>
+            </w:r>
+          </w:p>
+          <w:p>
+            <w:pPr>
+              <w:spacing w:after="30" w:before="0"/>
+              <w:ind w:left="360" w:hanging="180"/>
+              <w:jc w:val="left"/>
+            </w:pPr>
+            <w:r>
+              <w:rPr>
+                <w:rFonts w:ascii="Arial" w:cs="Arial" w:eastAsia="Arial" w:hAnsi="Arial"/>
+                <w:b w:val="false"/>
+                <w:bCs w:val="false"/>
+                <w:i w:val="false"/>
+                <w:iCs w:val="false"/>
+                <w:color w:val="000000"/>
+                <w:sz w:val="18"/>
+                <w:szCs w:val="18"/>
+              </w:rPr>
+              <w:t xml:space="preserve">–  Cell organelles and their functions — detailed functional roles of each organelle</w:t>
+            </w:r>
+          </w:p>
+          <w:p>
+            <w:pPr>
+              <w:spacing w:after="30" w:before="0"/>
+              <w:ind w:left="360" w:hanging="180"/>
+              <w:jc w:val="left"/>
+            </w:pPr>
+            <w:r>
+              <w:rPr>
+                <w:rFonts w:ascii="Arial" w:cs="Arial" w:eastAsia="Arial" w:hAnsi="Arial"/>
+                <w:b w:val="false"/>
+                <w:bCs w:val="false"/>
+                <w:i w:val="false"/>
+                <w:iCs w:val="false"/>
+                <w:color w:val="000000"/>
+                <w:sz w:val="18"/>
+                <w:szCs w:val="18"/>
+              </w:rPr>
+              <w:t xml:space="preserve">–  Cell specialisation: how cells differentiate to perform specific functions (e.g., red blood cells, guard cells, root hair cells, muscle cells, nerve cells)</w:t>
+            </w:r>
+          </w:p>
+          <w:p>
+            <w:pPr>
+              <w:spacing w:after="30" w:before="0"/>
+              <w:ind w:left="360" w:hanging="180"/>
+              <w:jc w:val="left"/>
+            </w:pPr>
+            <w:r>
+              <w:rPr>
+                <w:rFonts w:ascii="Arial" w:cs="Arial" w:eastAsia="Arial" w:hAnsi="Arial"/>
+                <w:b w:val="false"/>
+                <w:bCs w:val="false"/>
+                <w:i w:val="false"/>
+                <w:iCs w:val="false"/>
+                <w:color w:val="000000"/>
+                <w:sz w:val="18"/>
+                <w:szCs w:val="18"/>
+              </w:rPr>
+              <w:t xml:space="preserve">–  Tissues, organs and organ systems — hierarchy from cell → tissue → organ → organ system → organism</w:t>
+            </w:r>
+          </w:p>
+          <w:p>
+            <w:pPr>
+              <w:spacing w:after="30" w:before="0"/>
+              <w:ind w:left="360" w:hanging="180"/>
+              <w:jc w:val="left"/>
+            </w:pPr>
+            <w:r>
+              <w:rPr>
+                <w:rFonts w:ascii="Arial" w:cs="Arial" w:eastAsia="Arial" w:hAnsi="Arial"/>
+                <w:b w:val="false"/>
+                <w:bCs w:val="false"/>
+                <w:i w:val="false"/>
+                <w:iCs w:val="false"/>
+                <w:color w:val="000000"/>
+                <w:sz w:val="18"/>
+                <w:szCs w:val="18"/>
+              </w:rPr>
+              <w:t xml:space="preserve">–  Comparison of plant and animal cells — similarities and differences in structure and function</w:t>
+            </w:r>
+          </w:p>
+        </w:tc>
+      </w:tr>
+      <w:tr>
+        <w:tc>
+          <w:tcPr>
+            <w:tcW w:type="dxa" w:w="3000"/>
+            <w:shd w:fill="D5E8F0" w:color="auto" w:val="clear"/>
+            <w:tcMar>
+              <w:top w:type="dxa" w:w="60"/>
+              <w:left w:type="dxa" w:w="120"/>
+              <w:bottom w:type="dxa" w:w="60"/>
+              <w:right w:type="dxa" w:w="120"/>
+            </w:tcMar>
+            <w:vAlign w:val="top"/>
+          </w:tcPr>
+          <w:p>
+            <w:pPr>
+              <w:spacing w:after="40" w:before="0"/>
+              <w:jc w:val="left"/>
+            </w:pPr>
+            <w:r>
+              <w:rPr>
+                <w:rFonts w:ascii="Arial" w:cs="Arial" w:eastAsia="Arial" w:hAnsi="Arial"/>
+                <w:b/>
+                <w:bCs/>
+                <w:i w:val="false"/>
+                <w:iCs w:val="false"/>
+                <w:color w:val="000000"/>
+                <w:sz w:val="18"/>
+                <w:szCs w:val="18"/>
+              </w:rPr>
+              <w:t xml:space="preserve">Learning Outcomes</w:t>
+            </w:r>
+          </w:p>
+        </w:tc>
+        <w:tc>
+          <w:tcPr>
+            <w:tcW w:type="dxa" w:w="10680"/>
+            <w:shd w:fill="FFFFFF" w:color="auto" w:val="clear"/>
+            <w:tcMar>
+              <w:top w:type="dxa" w:w="60"/>
+              <w:left w:type="dxa" w:w="120"/>
+              <w:bottom w:type="dxa" w:w="60"/>
+              <w:right w:type="dxa" w:w="120"/>
+            </w:tcMar>
+            <w:vAlign w:val="top"/>
+          </w:tcPr>
+          <w:p>
+            <w:pPr>
+              <w:spacing w:after="40" w:before="0"/>
+              <w:jc w:val="left"/>
+            </w:pPr>
+            <w:r>
+              <w:rPr>
+                <w:rFonts w:ascii="Arial" w:cs="Arial" w:eastAsia="Arial" w:hAnsi="Arial"/>
+                <w:b w:val="false"/>
+                <w:bCs w:val="false"/>
+                <w:i w:val="false"/>
+                <w:iCs w:val="false"/>
+                <w:color w:val="000000"/>
+                <w:sz w:val="18"/>
+                <w:szCs w:val="18"/>
+              </w:rPr>
+              <w:t xml:space="preserve">By the end of the sub-strand, the learner should be able to:</w:t>
+            </w:r>
+          </w:p>
+          <w:p>
+            <w:pPr>
+              <w:spacing w:after="40" w:before="0"/>
+              <w:jc w:val="left"/>
+            </w:pPr>
+            <w:r>
+              <w:rPr>
+                <w:rFonts w:ascii="Arial" w:cs="Arial" w:eastAsia="Arial" w:hAnsi="Arial"/>
+                <w:b w:val="false"/>
+                <w:bCs w:val="false"/>
+                <w:i w:val="false"/>
+                <w:iCs w:val="false"/>
+                <w:color w:val="000000"/>
+                <w:sz w:val="18"/>
+                <w:szCs w:val="18"/>
+              </w:rPr>
+              <w:t xml:space="preserve">a) describe the ultra-structure of plant and animal cells using diagrams and models,</w:t>
+            </w:r>
+          </w:p>
+          <w:p>
+            <w:pPr>
+              <w:spacing w:after="40" w:before="0"/>
+              <w:jc w:val="left"/>
+            </w:pPr>
+            <w:r>
+              <w:rPr>
+                <w:rFonts w:ascii="Arial" w:cs="Arial" w:eastAsia="Arial" w:hAnsi="Arial"/>
+                <w:b w:val="false"/>
+                <w:bCs w:val="false"/>
+                <w:i w:val="false"/>
+                <w:iCs w:val="false"/>
+                <w:color w:val="000000"/>
+                <w:sz w:val="18"/>
+                <w:szCs w:val="18"/>
+              </w:rPr>
+              <w:t xml:space="preserve">b) identify and state the functions of cell organelles in plant and animal cells,</w:t>
+            </w:r>
+          </w:p>
+          <w:p>
+            <w:pPr>
+              <w:spacing w:after="40" w:before="0"/>
+              <w:jc w:val="left"/>
+            </w:pPr>
+            <w:r>
+              <w:rPr>
+                <w:rFonts w:ascii="Arial" w:cs="Arial" w:eastAsia="Arial" w:hAnsi="Arial"/>
+                <w:b w:val="false"/>
+                <w:bCs w:val="false"/>
+                <w:i w:val="false"/>
+                <w:iCs w:val="false"/>
+                <w:color w:val="000000"/>
+                <w:sz w:val="18"/>
+                <w:szCs w:val="18"/>
+              </w:rPr>
+              <w:t xml:space="preserve">c) distinguish between prokaryotic and eukaryotic cells with reference to their structural features,</w:t>
+            </w:r>
+          </w:p>
+          <w:p>
+            <w:pPr>
+              <w:spacing w:after="40" w:before="0"/>
+              <w:jc w:val="left"/>
+            </w:pPr>
+            <w:r>
+              <w:rPr>
+                <w:rFonts w:ascii="Arial" w:cs="Arial" w:eastAsia="Arial" w:hAnsi="Arial"/>
+                <w:b w:val="false"/>
+                <w:bCs w:val="false"/>
+                <w:i w:val="false"/>
+                <w:iCs w:val="false"/>
+                <w:color w:val="000000"/>
+                <w:sz w:val="18"/>
+                <w:szCs w:val="18"/>
+              </w:rPr>
+              <w:t xml:space="preserve">d) explain how cell specialisation enables cells to perform specific functions in living organisms,</w:t>
+            </w:r>
+          </w:p>
+          <w:p>
+            <w:pPr>
+              <w:spacing w:after="40" w:before="0"/>
+              <w:jc w:val="left"/>
+            </w:pPr>
+            <w:r>
+              <w:rPr>
+                <w:rFonts w:ascii="Arial" w:cs="Arial" w:eastAsia="Arial" w:hAnsi="Arial"/>
+                <w:b w:val="false"/>
+                <w:bCs w:val="false"/>
+                <w:i w:val="false"/>
+                <w:iCs w:val="false"/>
+                <w:color w:val="000000"/>
+                <w:sz w:val="18"/>
+                <w:szCs w:val="18"/>
+              </w:rPr>
+              <w:t xml:space="preserve">e) construct a hierarchy from cell to organism, relating cell structure to tissue, organ and organ system organisation,</w:t>
+            </w:r>
+          </w:p>
+          <w:p>
+            <w:pPr>
+              <w:spacing w:after="40" w:before="0"/>
+              <w:jc w:val="left"/>
+            </w:pPr>
+            <w:r>
+              <w:rPr>
+                <w:rFonts w:ascii="Arial" w:cs="Arial" w:eastAsia="Arial" w:hAnsi="Arial"/>
+                <w:b w:val="false"/>
+                <w:bCs w:val="false"/>
+                <w:i w:val="false"/>
+                <w:iCs w:val="false"/>
+                <w:color w:val="000000"/>
+                <w:sz w:val="18"/>
+                <w:szCs w:val="18"/>
+              </w:rPr>
+              <w:t xml:space="preserve">f) appreciate the relationship between cell structure and function in maintaining life processes.</w:t>
+            </w:r>
+          </w:p>
+        </w:tc>
+      </w:tr>
+      <w:tr>
+        <w:tc>
+          <w:tcPr>
+            <w:tcW w:type="dxa" w:w="3000"/>
+            <w:shd w:fill="D5E8F0" w:color="auto" w:val="clear"/>
+            <w:tcMar>
+              <w:top w:type="dxa" w:w="60"/>
+              <w:left w:type="dxa" w:w="120"/>
+              <w:bottom w:type="dxa" w:w="60"/>
+              <w:right w:type="dxa" w:w="120"/>
+            </w:tcMar>
+            <w:vAlign w:val="top"/>
+          </w:tcPr>
+          <w:p>
+            <w:pPr>
+              <w:spacing w:after="40" w:before="0"/>
+              <w:jc w:val="left"/>
+            </w:pPr>
+            <w:r>
+              <w:rPr>
+                <w:rFonts w:ascii="Arial" w:cs="Arial" w:eastAsia="Arial" w:hAnsi="Arial"/>
+                <w:b/>
+                <w:bCs/>
+                <w:i w:val="false"/>
+                <w:iCs w:val="false"/>
+                <w:color w:val="000000"/>
+                <w:sz w:val="18"/>
+                <w:szCs w:val="18"/>
+              </w:rPr>
+              <w:t xml:space="preserve">Core Competencies</w:t>
+            </w:r>
+          </w:p>
+        </w:tc>
+        <w:tc>
+          <w:tcPr>
+            <w:tcW w:type="dxa" w:w="10680"/>
+            <w:shd w:fill="FFFFFF" w:color="auto" w:val="clear"/>
+            <w:tcMar>
+              <w:top w:type="dxa" w:w="60"/>
+              <w:left w:type="dxa" w:w="120"/>
+              <w:bottom w:type="dxa" w:w="60"/>
+              <w:right w:type="dxa" w:w="120"/>
+            </w:tcMar>
+            <w:vAlign w:val="top"/>
+          </w:tcPr>
+          <w:p>
+            <w:pPr>
+              <w:spacing w:after="30" w:before="0"/>
+              <w:ind w:left="360" w:hanging="180"/>
+              <w:jc w:val="left"/>
+            </w:pPr>
+            <w:r>
+              <w:rPr>
+                <w:rFonts w:ascii="Arial" w:cs="Arial" w:eastAsia="Arial" w:hAnsi="Arial"/>
+                <w:b w:val="false"/>
+                <w:bCs w:val="false"/>
+                <w:i w:val="false"/>
+                <w:iCs w:val="false"/>
+                <w:color w:val="000000"/>
+                <w:sz w:val="18"/>
+                <w:szCs w:val="18"/>
+              </w:rPr>
+              <w:t xml:space="preserve">–  Communication and Collaboration: Learners work in small groups to construct annotated 3D cell models using locally available materials (bottle tops, avocado seeds, maize grains, plastic bags) and present their models to the class, justifying their choices of materials for each organelle.</w:t>
+            </w:r>
+          </w:p>
+          <w:p>
+            <w:pPr>
+              <w:spacing w:after="30" w:before="0"/>
+              <w:ind w:left="360" w:hanging="180"/>
+              <w:jc w:val="left"/>
+            </w:pPr>
+            <w:r>
+              <w:rPr>
+                <w:rFonts w:ascii="Arial" w:cs="Arial" w:eastAsia="Arial" w:hAnsi="Arial"/>
+                <w:b w:val="false"/>
+                <w:bCs w:val="false"/>
+                <w:i w:val="false"/>
+                <w:iCs w:val="false"/>
+                <w:color w:val="000000"/>
+                <w:sz w:val="18"/>
+                <w:szCs w:val="18"/>
+              </w:rPr>
+              <w:t xml:space="preserve">–  Critical Thinking and Problem Solving: Learners analyse electron micrograph images of different specialised cells (e.g., a Kenyan blood smear showing red blood cells, a maize leaf cross-section) and reason about why each cell's structure suits its function.</w:t>
+            </w:r>
+          </w:p>
+          <w:p>
+            <w:pPr>
+              <w:spacing w:after="30" w:before="0"/>
+              <w:ind w:left="360" w:hanging="180"/>
+              <w:jc w:val="left"/>
+            </w:pPr>
+            <w:r>
+              <w:rPr>
+                <w:rFonts w:ascii="Arial" w:cs="Arial" w:eastAsia="Arial" w:hAnsi="Arial"/>
+                <w:b w:val="false"/>
+                <w:bCs w:val="false"/>
+                <w:i w:val="false"/>
+                <w:iCs w:val="false"/>
+                <w:color w:val="000000"/>
+                <w:sz w:val="18"/>
+                <w:szCs w:val="18"/>
+              </w:rPr>
+              <w:t xml:space="preserve">–  Imagination and Creativity: Learners design and build physical or digital models of plant and animal cells, making creative decisions about how to represent organelles using everyday Kenyan materials found at home or in the market.</w:t>
+            </w:r>
+          </w:p>
+          <w:p>
+            <w:pPr>
+              <w:spacing w:after="30" w:before="0"/>
+              <w:ind w:left="360" w:hanging="180"/>
+              <w:jc w:val="left"/>
+            </w:pPr>
+            <w:r>
+              <w:rPr>
+                <w:rFonts w:ascii="Arial" w:cs="Arial" w:eastAsia="Arial" w:hAnsi="Arial"/>
+                <w:b w:val="false"/>
+                <w:bCs w:val="false"/>
+                <w:i w:val="false"/>
+                <w:iCs w:val="false"/>
+                <w:color w:val="000000"/>
+                <w:sz w:val="18"/>
+                <w:szCs w:val="18"/>
+              </w:rPr>
+              <w:t xml:space="preserve">–  Self-efficacy: Learners reflect on how understanding cell specialisation connects to real career pathways (medicine, agriculture, biotechnology) relevant to Kenya's development goals under Vision 2030.</w:t>
+            </w:r>
+          </w:p>
+        </w:tc>
+      </w:tr>
+      <w:tr>
+        <w:tc>
+          <w:tcPr>
+            <w:tcW w:type="dxa" w:w="3000"/>
+            <w:shd w:fill="E2EFDA" w:color="auto" w:val="clear"/>
+            <w:tcMar>
+              <w:top w:type="dxa" w:w="60"/>
+              <w:left w:type="dxa" w:w="120"/>
+              <w:bottom w:type="dxa" w:w="60"/>
+              <w:right w:type="dxa" w:w="120"/>
+            </w:tcMar>
+            <w:vAlign w:val="top"/>
+          </w:tcPr>
+          <w:p>
+            <w:pPr>
+              <w:spacing w:after="40" w:before="0"/>
+              <w:jc w:val="left"/>
+            </w:pPr>
+            <w:r>
+              <w:rPr>
+                <w:rFonts w:ascii="Arial" w:cs="Arial" w:eastAsia="Arial" w:hAnsi="Arial"/>
+                <w:b/>
+                <w:bCs/>
+                <w:i w:val="false"/>
+                <w:iCs w:val="false"/>
+                <w:color w:val="000000"/>
+                <w:sz w:val="18"/>
+                <w:szCs w:val="18"/>
+              </w:rPr>
+              <w:t xml:space="preserve">Core Values</w:t>
+            </w:r>
+          </w:p>
+        </w:tc>
+        <w:tc>
+          <w:tcPr>
+            <w:tcW w:type="dxa" w:w="10680"/>
+            <w:shd w:fill="FFFFFF" w:color="auto" w:val="clear"/>
+            <w:tcMar>
+              <w:top w:type="dxa" w:w="60"/>
+              <w:left w:type="dxa" w:w="120"/>
+              <w:bottom w:type="dxa" w:w="60"/>
+              <w:right w:type="dxa" w:w="120"/>
+            </w:tcMar>
+            <w:vAlign w:val="top"/>
+          </w:tcPr>
+          <w:p>
+            <w:pPr>
+              <w:spacing w:after="30" w:before="0"/>
+              <w:ind w:left="360" w:hanging="180"/>
+              <w:jc w:val="left"/>
+            </w:pPr>
+            <w:r>
+              <w:rPr>
+                <w:rFonts w:ascii="Arial" w:cs="Arial" w:eastAsia="Arial" w:hAnsi="Arial"/>
+                <w:b w:val="false"/>
+                <w:bCs w:val="false"/>
+                <w:i w:val="false"/>
+                <w:iCs w:val="false"/>
+                <w:color w:val="000000"/>
+                <w:sz w:val="18"/>
+                <w:szCs w:val="18"/>
+              </w:rPr>
+              <w:t xml:space="preserve">–  Responsibility: The learner responsibly handles microscopes and prepared slides of onion epidermis, cheek cells, or other specimens, ensuring equipment is cleaned and stored correctly after use.</w:t>
+            </w:r>
+          </w:p>
+          <w:p>
+            <w:pPr>
+              <w:spacing w:after="30" w:before="0"/>
+              <w:ind w:left="360" w:hanging="180"/>
+              <w:jc w:val="left"/>
+            </w:pPr>
+            <w:r>
+              <w:rPr>
+                <w:rFonts w:ascii="Arial" w:cs="Arial" w:eastAsia="Arial" w:hAnsi="Arial"/>
+                <w:b w:val="false"/>
+                <w:bCs w:val="false"/>
+                <w:i w:val="false"/>
+                <w:iCs w:val="false"/>
+                <w:color w:val="000000"/>
+                <w:sz w:val="18"/>
+                <w:szCs w:val="18"/>
+              </w:rPr>
+              <w:t xml:space="preserve">–  Respect: The learner appreciates diverse contributions from peers during group model-building activities and discussions about cell structure and function.</w:t>
+            </w:r>
+          </w:p>
+          <w:p>
+            <w:pPr>
+              <w:spacing w:after="30" w:before="0"/>
+              <w:ind w:left="360" w:hanging="180"/>
+              <w:jc w:val="left"/>
+            </w:pPr>
+            <w:r>
+              <w:rPr>
+                <w:rFonts w:ascii="Arial" w:cs="Arial" w:eastAsia="Arial" w:hAnsi="Arial"/>
+                <w:b w:val="false"/>
+                <w:bCs w:val="false"/>
+                <w:i w:val="false"/>
+                <w:iCs w:val="false"/>
+                <w:color w:val="000000"/>
+                <w:sz w:val="18"/>
+                <w:szCs w:val="18"/>
+              </w:rPr>
+              <w:t xml:space="preserve">–  Unity: The learner collaborates equitably in small groups during practical activities, ensuring all members participate in constructing and presenting cell models.</w:t>
+            </w:r>
+          </w:p>
+          <w:p>
+            <w:pPr>
+              <w:spacing w:after="30" w:before="0"/>
+              <w:ind w:left="360" w:hanging="180"/>
+              <w:jc w:val="left"/>
+            </w:pPr>
+            <w:r>
+              <w:rPr>
+                <w:rFonts w:ascii="Arial" w:cs="Arial" w:eastAsia="Arial" w:hAnsi="Arial"/>
+                <w:b w:val="false"/>
+                <w:bCs w:val="false"/>
+                <w:i w:val="false"/>
+                <w:iCs w:val="false"/>
+                <w:color w:val="000000"/>
+                <w:sz w:val="18"/>
+                <w:szCs w:val="18"/>
+              </w:rPr>
+              <w:t xml:space="preserve">–  Social Justice: The learner discusses how access to medical technologies rooted in cell biology (e.g., malaria diagnosis via blood smear microscopy — relevant in Kisumu and the Lake Victoria region) affects communities across Kenya.</w:t>
+            </w:r>
+          </w:p>
+        </w:tc>
+      </w:tr>
+      <w:tr>
+        <w:tc>
+          <w:tcPr>
+            <w:tcW w:type="dxa" w:w="3000"/>
+            <w:shd w:fill="D5E8F0" w:color="auto" w:val="clear"/>
+            <w:tcMar>
+              <w:top w:type="dxa" w:w="60"/>
+              <w:left w:type="dxa" w:w="120"/>
+              <w:bottom w:type="dxa" w:w="60"/>
+              <w:right w:type="dxa" w:w="120"/>
+            </w:tcMar>
+            <w:vAlign w:val="top"/>
+          </w:tcPr>
+          <w:p>
+            <w:pPr>
+              <w:spacing w:after="40" w:before="0"/>
+              <w:jc w:val="left"/>
+            </w:pPr>
+            <w:r>
+              <w:rPr>
+                <w:rFonts w:ascii="Arial" w:cs="Arial" w:eastAsia="Arial" w:hAnsi="Arial"/>
+                <w:b/>
+                <w:bCs/>
+                <w:i w:val="false"/>
+                <w:iCs w:val="false"/>
+                <w:color w:val="000000"/>
+                <w:sz w:val="18"/>
+                <w:szCs w:val="18"/>
+              </w:rPr>
+              <w:t xml:space="preserve">Science &amp; Engineering Practices</w:t>
+            </w:r>
+          </w:p>
+        </w:tc>
+        <w:tc>
+          <w:tcPr>
+            <w:tcW w:type="dxa" w:w="10680"/>
+            <w:shd w:fill="FFFFFF" w:color="auto" w:val="clear"/>
+            <w:tcMar>
+              <w:top w:type="dxa" w:w="60"/>
+              <w:left w:type="dxa" w:w="120"/>
+              <w:bottom w:type="dxa" w:w="60"/>
+              <w:right w:type="dxa" w:w="120"/>
+            </w:tcMar>
+            <w:vAlign w:val="top"/>
+          </w:tcPr>
+          <w:p>
+            <w:pPr>
+              <w:spacing w:after="30" w:before="0"/>
+              <w:ind w:left="360" w:hanging="180"/>
+              <w:jc w:val="left"/>
+            </w:pPr>
+            <w:r>
+              <w:rPr>
+                <w:rFonts w:ascii="Arial" w:cs="Arial" w:eastAsia="Arial" w:hAnsi="Arial"/>
+                <w:b w:val="false"/>
+                <w:bCs w:val="false"/>
+                <w:i w:val="false"/>
+                <w:iCs w:val="false"/>
+                <w:color w:val="000000"/>
+                <w:sz w:val="18"/>
+                <w:szCs w:val="18"/>
+              </w:rPr>
+              <w:t xml:space="preserve">–  SEP 1 — Asking Questions and Defining Problems: Learners generate and record investigable questions on the Driving Question Board (DQB) about why cells look different, e.g., "Why does a red blood cell have no nucleus but a cheek cell does?"</w:t>
+            </w:r>
+          </w:p>
+          <w:p>
+            <w:pPr>
+              <w:spacing w:after="30" w:before="0"/>
+              <w:ind w:left="360" w:hanging="180"/>
+              <w:jc w:val="left"/>
+            </w:pPr>
+            <w:r>
+              <w:rPr>
+                <w:rFonts w:ascii="Arial" w:cs="Arial" w:eastAsia="Arial" w:hAnsi="Arial"/>
+                <w:b w:val="false"/>
+                <w:bCs w:val="false"/>
+                <w:i w:val="false"/>
+                <w:iCs w:val="false"/>
+                <w:color w:val="000000"/>
+                <w:sz w:val="18"/>
+                <w:szCs w:val="18"/>
+              </w:rPr>
+              <w:t xml:space="preserve">–  SEP 2 — Developing and Using Models: Learners build annotated 3D models of plant and animal cells using locally available materials and revise them as understanding deepens across the 8-lesson sequence.</w:t>
+            </w:r>
+          </w:p>
+          <w:p>
+            <w:pPr>
+              <w:spacing w:after="30" w:before="0"/>
+              <w:ind w:left="360" w:hanging="180"/>
+              <w:jc w:val="left"/>
+            </w:pPr>
+            <w:r>
+              <w:rPr>
+                <w:rFonts w:ascii="Arial" w:cs="Arial" w:eastAsia="Arial" w:hAnsi="Arial"/>
+                <w:b w:val="false"/>
+                <w:bCs w:val="false"/>
+                <w:i w:val="false"/>
+                <w:iCs w:val="false"/>
+                <w:color w:val="000000"/>
+                <w:sz w:val="18"/>
+                <w:szCs w:val="18"/>
+              </w:rPr>
+              <w:t xml:space="preserve">–  SEP 4 — Analysing and Interpreting Data: Learners examine photomicrographs and electron micrographs of specialised cells (e.g., guard cells from a kale/sukuma wiki leaf, root hair cells from a bean plant) and identify structural adaptations.</w:t>
+            </w:r>
+          </w:p>
+          <w:p>
+            <w:pPr>
+              <w:spacing w:after="30" w:before="0"/>
+              <w:ind w:left="360" w:hanging="180"/>
+              <w:jc w:val="left"/>
+            </w:pPr>
+            <w:r>
+              <w:rPr>
+                <w:rFonts w:ascii="Arial" w:cs="Arial" w:eastAsia="Arial" w:hAnsi="Arial"/>
+                <w:b w:val="false"/>
+                <w:bCs w:val="false"/>
+                <w:i w:val="false"/>
+                <w:iCs w:val="false"/>
+                <w:color w:val="000000"/>
+                <w:sz w:val="18"/>
+                <w:szCs w:val="18"/>
+              </w:rPr>
+              <w:t xml:space="preserve">–  SEP 6 — Constructing Explanations: Learners write and discuss evidence-based explanations for how a cell's structure (e.g., the large surface area of a root hair cell) relates to its function (e.g., water and mineral absorption).</w:t>
+            </w:r>
+          </w:p>
+          <w:p>
+            <w:pPr>
+              <w:spacing w:after="30" w:before="0"/>
+              <w:ind w:left="360" w:hanging="180"/>
+              <w:jc w:val="left"/>
+            </w:pPr>
+            <w:r>
+              <w:rPr>
+                <w:rFonts w:ascii="Arial" w:cs="Arial" w:eastAsia="Arial" w:hAnsi="Arial"/>
+                <w:b w:val="false"/>
+                <w:bCs w:val="false"/>
+                <w:i w:val="false"/>
+                <w:iCs w:val="false"/>
+                <w:color w:val="000000"/>
+                <w:sz w:val="18"/>
+                <w:szCs w:val="18"/>
+              </w:rPr>
+              <w:t xml:space="preserve">–  SEP 8 — Obtaining, Evaluating and Communicating Information: Learners research Kenyan scientists in cell biology and biotechnology (e.g., researchers at KEMRI and JKUAT), evaluate sources for credibility, and present findings to peers.</w:t>
+            </w:r>
+          </w:p>
+        </w:tc>
+      </w:tr>
+      <w:tr>
+        <w:tc>
+          <w:tcPr>
+            <w:tcW w:type="dxa" w:w="3000"/>
+            <w:shd w:fill="FCE4D6" w:color="auto" w:val="clear"/>
+            <w:tcMar>
+              <w:top w:type="dxa" w:w="60"/>
+              <w:left w:type="dxa" w:w="120"/>
+              <w:bottom w:type="dxa" w:w="60"/>
+              <w:right w:type="dxa" w:w="120"/>
+            </w:tcMar>
+            <w:vAlign w:val="top"/>
+          </w:tcPr>
+          <w:p>
+            <w:pPr>
+              <w:spacing w:after="40" w:before="0"/>
+              <w:jc w:val="left"/>
+            </w:pPr>
+            <w:r>
+              <w:rPr>
+                <w:rFonts w:ascii="Arial" w:cs="Arial" w:eastAsia="Arial" w:hAnsi="Arial"/>
+                <w:b/>
+                <w:bCs/>
+                <w:i w:val="false"/>
+                <w:iCs w:val="false"/>
+                <w:color w:val="000000"/>
+                <w:sz w:val="18"/>
+                <w:szCs w:val="18"/>
+              </w:rPr>
+              <w:t xml:space="preserve">Pertinent &amp; Contemporary Issues (PCIs)</w:t>
+            </w:r>
+          </w:p>
+        </w:tc>
+        <w:tc>
+          <w:tcPr>
+            <w:tcW w:type="dxa" w:w="10680"/>
+            <w:shd w:fill="FFFFFF" w:color="auto" w:val="clear"/>
+            <w:tcMar>
+              <w:top w:type="dxa" w:w="60"/>
+              <w:left w:type="dxa" w:w="120"/>
+              <w:bottom w:type="dxa" w:w="60"/>
+              <w:right w:type="dxa" w:w="120"/>
+            </w:tcMar>
+            <w:vAlign w:val="top"/>
+          </w:tcPr>
+          <w:p>
+            <w:pPr>
+              <w:spacing w:after="30" w:before="0"/>
+              <w:ind w:left="360" w:hanging="180"/>
+              <w:jc w:val="left"/>
+            </w:pPr>
+            <w:r>
+              <w:rPr>
+                <w:rFonts w:ascii="Arial" w:cs="Arial" w:eastAsia="Arial" w:hAnsi="Arial"/>
+                <w:b w:val="false"/>
+                <w:bCs w:val="false"/>
+                <w:i w:val="false"/>
+                <w:iCs w:val="false"/>
+                <w:color w:val="000000"/>
+                <w:sz w:val="18"/>
+                <w:szCs w:val="18"/>
+              </w:rPr>
+              <w:t xml:space="preserve">–  Health Education: Learners connect cell biology to understanding diseases prevalent in Kenya — e.g., how the malaria parasite (Plasmodium) invades and destroys red blood cells, linking cell structure to public health in endemic counties such as Kisumu and Homa Bay.</w:t>
+            </w:r>
+          </w:p>
+          <w:p>
+            <w:pPr>
+              <w:spacing w:after="30" w:before="0"/>
+              <w:ind w:left="360" w:hanging="180"/>
+              <w:jc w:val="left"/>
+            </w:pPr>
+            <w:r>
+              <w:rPr>
+                <w:rFonts w:ascii="Arial" w:cs="Arial" w:eastAsia="Arial" w:hAnsi="Arial"/>
+                <w:b w:val="false"/>
+                <w:bCs w:val="false"/>
+                <w:i w:val="false"/>
+                <w:iCs w:val="false"/>
+                <w:color w:val="000000"/>
+                <w:sz w:val="18"/>
+                <w:szCs w:val="18"/>
+              </w:rPr>
+              <w:t xml:space="preserve">–  Environmental Conservation: Learners discuss how plant cell structures (chloroplasts, cell walls) are fundamental to photosynthesis and food production, reinforcing the importance of conserving vegetation in Kenya's agroecological zones such as the Rift Valley and Central highlands.</w:t>
+            </w:r>
+          </w:p>
+          <w:p>
+            <w:pPr>
+              <w:spacing w:after="30" w:before="0"/>
+              <w:ind w:left="360" w:hanging="180"/>
+              <w:jc w:val="left"/>
+            </w:pPr>
+            <w:r>
+              <w:rPr>
+                <w:rFonts w:ascii="Arial" w:cs="Arial" w:eastAsia="Arial" w:hAnsi="Arial"/>
+                <w:b w:val="false"/>
+                <w:bCs w:val="false"/>
+                <w:i w:val="false"/>
+                <w:iCs w:val="false"/>
+                <w:color w:val="000000"/>
+                <w:sz w:val="18"/>
+                <w:szCs w:val="18"/>
+              </w:rPr>
+              <w:t xml:space="preserve">–  Safety and Security: Learners observe safe laboratory practices when preparing wet mount slides (e.g., of onion epidermal cells or cheek cells), handling glass coverslips, and using microscopes responsibly.</w:t>
+            </w:r>
+          </w:p>
+          <w:p>
+            <w:pPr>
+              <w:spacing w:after="30" w:before="0"/>
+              <w:ind w:left="360" w:hanging="180"/>
+              <w:jc w:val="left"/>
+            </w:pPr>
+            <w:r>
+              <w:rPr>
+                <w:rFonts w:ascii="Arial" w:cs="Arial" w:eastAsia="Arial" w:hAnsi="Arial"/>
+                <w:b w:val="false"/>
+                <w:bCs w:val="false"/>
+                <w:i w:val="false"/>
+                <w:iCs w:val="false"/>
+                <w:color w:val="000000"/>
+                <w:sz w:val="18"/>
+                <w:szCs w:val="18"/>
+              </w:rPr>
+              <w:t xml:space="preserve">–  Life Skills Education (Critical Thinking): Learners critically evaluate claims about cell-based products (e.g., stem cell therapies advertised in Kenyan media) using their knowledge of cell structure and specialisation.</w:t>
+            </w:r>
+          </w:p>
+          <w:p>
+            <w:pPr>
+              <w:spacing w:after="30" w:before="0"/>
+              <w:ind w:left="360" w:hanging="180"/>
+              <w:jc w:val="left"/>
+            </w:pPr>
+            <w:r>
+              <w:rPr>
+                <w:rFonts w:ascii="Arial" w:cs="Arial" w:eastAsia="Arial" w:hAnsi="Arial"/>
+                <w:b w:val="false"/>
+                <w:bCs w:val="false"/>
+                <w:i w:val="false"/>
+                <w:iCs w:val="false"/>
+                <w:color w:val="000000"/>
+                <w:sz w:val="18"/>
+                <w:szCs w:val="18"/>
+              </w:rPr>
+              <w:t xml:space="preserve">–  Career Guidance: Learners relate cell biology knowledge to careers in medicine, nursing, biotechnology, agriculture, and food science within the Kenyan job market and Kenya's Big Four Agenda priorities.</w:t>
+            </w:r>
+          </w:p>
+        </w:tc>
+      </w:tr>
+      <w:tr>
+        <w:tc>
+          <w:tcPr>
+            <w:tcW w:type="dxa" w:w="3000"/>
+            <w:shd w:fill="D9EEF1" w:color="auto" w:val="clear"/>
+            <w:tcMar>
+              <w:top w:type="dxa" w:w="60"/>
+              <w:left w:type="dxa" w:w="120"/>
+              <w:bottom w:type="dxa" w:w="60"/>
+              <w:right w:type="dxa" w:w="120"/>
+            </w:tcMar>
+            <w:vAlign w:val="top"/>
+          </w:tcPr>
+          <w:p>
+            <w:pPr>
+              <w:spacing w:after="40" w:before="0"/>
+              <w:jc w:val="left"/>
+            </w:pPr>
+            <w:r>
+              <w:rPr>
+                <w:rFonts w:ascii="Arial" w:cs="Arial" w:eastAsia="Arial" w:hAnsi="Arial"/>
+                <w:b/>
+                <w:bCs/>
+                <w:i w:val="false"/>
+                <w:iCs w:val="false"/>
+                <w:color w:val="000000"/>
+                <w:sz w:val="18"/>
+                <w:szCs w:val="18"/>
+              </w:rPr>
+              <w:t xml:space="preserve">Career Connections</w:t>
+            </w:r>
+          </w:p>
+        </w:tc>
+        <w:tc>
+          <w:tcPr>
+            <w:tcW w:type="dxa" w:w="10680"/>
+            <w:shd w:fill="FFFFFF" w:color="auto" w:val="clear"/>
+            <w:tcMar>
+              <w:top w:type="dxa" w:w="60"/>
+              <w:left w:type="dxa" w:w="120"/>
+              <w:bottom w:type="dxa" w:w="60"/>
+              <w:right w:type="dxa" w:w="120"/>
+            </w:tcMar>
+            <w:vAlign w:val="top"/>
+          </w:tcPr>
+          <w:p>
+            <w:pPr>
+              <w:spacing w:after="30" w:before="0"/>
+              <w:ind w:left="360" w:hanging="180"/>
+              <w:jc w:val="left"/>
+            </w:pPr>
+            <w:r>
+              <w:rPr>
+                <w:rFonts w:ascii="Arial" w:cs="Arial" w:eastAsia="Arial" w:hAnsi="Arial"/>
+                <w:b w:val="false"/>
+                <w:bCs w:val="false"/>
+                <w:i w:val="false"/>
+                <w:iCs w:val="false"/>
+                <w:color w:val="000000"/>
+                <w:sz w:val="18"/>
+                <w:szCs w:val="18"/>
+              </w:rPr>
+              <w:t xml:space="preserve">–  Medical Doctor / Clinical Officer: Understanding cell structure and specialisation underpins diagnosis and treatment of cellular diseases such as sickle cell anaemia (prevalent in western Kenya) and cancer.</w:t>
+            </w:r>
+          </w:p>
+          <w:p>
+            <w:pPr>
+              <w:spacing w:after="30" w:before="0"/>
+              <w:ind w:left="360" w:hanging="180"/>
+              <w:jc w:val="left"/>
+            </w:pPr>
+            <w:r>
+              <w:rPr>
+                <w:rFonts w:ascii="Arial" w:cs="Arial" w:eastAsia="Arial" w:hAnsi="Arial"/>
+                <w:b w:val="false"/>
+                <w:bCs w:val="false"/>
+                <w:i w:val="false"/>
+                <w:iCs w:val="false"/>
+                <w:color w:val="000000"/>
+                <w:sz w:val="18"/>
+                <w:szCs w:val="18"/>
+              </w:rPr>
+              <w:t xml:space="preserve">–  Medical Laboratory Technologist: Directly applies knowledge of cell types and microscopy (as practised at facilities like Kenyatta National Hospital) to diagnose diseases from blood smears and tissue samples.</w:t>
+            </w:r>
+          </w:p>
+          <w:p>
+            <w:pPr>
+              <w:spacing w:after="30" w:before="0"/>
+              <w:ind w:left="360" w:hanging="180"/>
+              <w:jc w:val="left"/>
+            </w:pPr>
+            <w:r>
+              <w:rPr>
+                <w:rFonts w:ascii="Arial" w:cs="Arial" w:eastAsia="Arial" w:hAnsi="Arial"/>
+                <w:b w:val="false"/>
+                <w:bCs w:val="false"/>
+                <w:i w:val="false"/>
+                <w:iCs w:val="false"/>
+                <w:color w:val="000000"/>
+                <w:sz w:val="18"/>
+                <w:szCs w:val="18"/>
+              </w:rPr>
+              <w:t xml:space="preserve">–  Agricultural Scientist / Agronomist: Uses knowledge of plant cell specialisation and tissue organisation to improve crop yields of staple foods like maize, beans, and sorghum grown across Kenya.</w:t>
+            </w:r>
+          </w:p>
+          <w:p>
+            <w:pPr>
+              <w:spacing w:after="30" w:before="0"/>
+              <w:ind w:left="360" w:hanging="180"/>
+              <w:jc w:val="left"/>
+            </w:pPr>
+            <w:r>
+              <w:rPr>
+                <w:rFonts w:ascii="Arial" w:cs="Arial" w:eastAsia="Arial" w:hAnsi="Arial"/>
+                <w:b w:val="false"/>
+                <w:bCs w:val="false"/>
+                <w:i w:val="false"/>
+                <w:iCs w:val="false"/>
+                <w:color w:val="000000"/>
+                <w:sz w:val="18"/>
+                <w:szCs w:val="18"/>
+              </w:rPr>
+              <w:t xml:space="preserve">–  Biotechnologist / Genetic Engineer: Applies cell biology principles at institutions such as KEMRI and JKUAT to develop GMO crops, vaccines, and diagnostic tools relevant to Kenya's health and food security goals.</w:t>
+            </w:r>
+          </w:p>
+          <w:p>
+            <w:pPr>
+              <w:spacing w:after="30" w:before="0"/>
+              <w:ind w:left="360" w:hanging="180"/>
+              <w:jc w:val="left"/>
+            </w:pPr>
+            <w:r>
+              <w:rPr>
+                <w:rFonts w:ascii="Arial" w:cs="Arial" w:eastAsia="Arial" w:hAnsi="Arial"/>
+                <w:b w:val="false"/>
+                <w:bCs w:val="false"/>
+                <w:i w:val="false"/>
+                <w:iCs w:val="false"/>
+                <w:color w:val="000000"/>
+                <w:sz w:val="18"/>
+                <w:szCs w:val="18"/>
+              </w:rPr>
+              <w:t xml:space="preserve">–  Nurse / Midwife: Applies understanding of human cell organisation and organ systems in patient care across Kenya's county hospitals and health centres.</w:t>
+            </w:r>
+          </w:p>
+          <w:p>
+            <w:pPr>
+              <w:spacing w:after="30" w:before="0"/>
+              <w:ind w:left="360" w:hanging="180"/>
+              <w:jc w:val="left"/>
+            </w:pPr>
+            <w:r>
+              <w:rPr>
+                <w:rFonts w:ascii="Arial" w:cs="Arial" w:eastAsia="Arial" w:hAnsi="Arial"/>
+                <w:b w:val="false"/>
+                <w:bCs w:val="false"/>
+                <w:i w:val="false"/>
+                <w:iCs w:val="false"/>
+                <w:color w:val="000000"/>
+                <w:sz w:val="18"/>
+                <w:szCs w:val="18"/>
+              </w:rPr>
+              <w:t xml:space="preserve">–  Food Scientist / Nutritionist: Relates cell and tissue biology to the nutritional quality and processing of Kenyan foods such as milk, meat, and fermented products like mursik.</w:t>
+            </w:r>
+          </w:p>
+        </w:tc>
+      </w:tr>
+      <w:tr>
+        <w:tc>
+          <w:tcPr>
+            <w:tcW w:type="dxa" w:w="3000"/>
+            <w:shd w:fill="D5E8F0" w:color="auto" w:val="clear"/>
+            <w:tcMar>
+              <w:top w:type="dxa" w:w="60"/>
+              <w:left w:type="dxa" w:w="120"/>
+              <w:bottom w:type="dxa" w:w="60"/>
+              <w:right w:type="dxa" w:w="120"/>
+            </w:tcMar>
+            <w:vAlign w:val="top"/>
+          </w:tcPr>
+          <w:p>
+            <w:pPr>
+              <w:spacing w:after="40" w:before="0"/>
+              <w:jc w:val="left"/>
+            </w:pPr>
+            <w:r>
+              <w:rPr>
+                <w:rFonts w:ascii="Arial" w:cs="Arial" w:eastAsia="Arial" w:hAnsi="Arial"/>
+                <w:b/>
+                <w:bCs/>
+                <w:i w:val="false"/>
+                <w:iCs w:val="false"/>
+                <w:color w:val="000000"/>
+                <w:sz w:val="18"/>
+                <w:szCs w:val="18"/>
+              </w:rPr>
+              <w:t xml:space="preserve">Focus for Lessons</w:t>
+            </w:r>
+          </w:p>
+        </w:tc>
+        <w:tc>
+          <w:tcPr>
+            <w:tcW w:type="dxa" w:w="10680"/>
+            <w:shd w:fill="FFFFFF" w:color="auto" w:val="clear"/>
+            <w:tcMar>
+              <w:top w:type="dxa" w:w="60"/>
+              <w:left w:type="dxa" w:w="120"/>
+              <w:bottom w:type="dxa" w:w="60"/>
+              <w:right w:type="dxa" w:w="120"/>
+            </w:tcMar>
+            <w:vAlign w:val="top"/>
+          </w:tcPr>
+          <w:p>
+            <w:pPr>
+              <w:spacing w:after="40" w:before="0"/>
+              <w:jc w:val="left"/>
+            </w:pPr>
+            <w:r>
+              <w:rPr>
+                <w:rFonts w:ascii="Arial" w:cs="Arial" w:eastAsia="Arial" w:hAnsi="Arial"/>
+                <w:b w:val="false"/>
+                <w:bCs w:val="false"/>
+                <w:i w:val="false"/>
+                <w:iCs w:val="false"/>
+                <w:color w:val="000000"/>
+                <w:sz w:val="18"/>
+                <w:szCs w:val="18"/>
+              </w:rPr>
+              <w:t xml:space="preserve">This 8-lesson unit anchors learning in the puzzling observation that all living organisms — from a single-celled amoeba in a Nairobi pond to a maize plant in the Rift Valley to a Kenyan marathon runner — are built from the same fundamental unit: the cell, yet cells look radically different from one another. Learners move from examining familiar organisms to building detailed understanding of cell ultra-structure, organelle function, and specialisation, using models, microscopy, and data analysis. The unit consistently connects cell biology to Kenya-relevant health, agricultural, and biotechnology contexts, ensuring learning is grounded in students' lived experiences.</w:t>
+            </w:r>
+          </w:p>
+        </w:tc>
+      </w:tr>
+      <w:tr>
+        <w:tc>
+          <w:tcPr>
+            <w:tcW w:type="dxa" w:w="3000"/>
+            <w:shd w:fill="EAD1F5" w:color="auto" w:val="clear"/>
+            <w:tcMar>
+              <w:top w:type="dxa" w:w="60"/>
+              <w:left w:type="dxa" w:w="120"/>
+              <w:bottom w:type="dxa" w:w="60"/>
+              <w:right w:type="dxa" w:w="120"/>
+            </w:tcMar>
+            <w:vAlign w:val="top"/>
+          </w:tcPr>
+          <w:p>
+            <w:pPr>
+              <w:spacing w:after="40" w:before="0"/>
+              <w:jc w:val="left"/>
+            </w:pPr>
+            <w:r>
+              <w:rPr>
+                <w:rFonts w:ascii="Arial" w:cs="Arial" w:eastAsia="Arial" w:hAnsi="Arial"/>
+                <w:b/>
+                <w:bCs/>
+                <w:i w:val="false"/>
+                <w:iCs w:val="false"/>
+                <w:color w:val="000000"/>
+                <w:sz w:val="18"/>
+                <w:szCs w:val="18"/>
+              </w:rPr>
+              <w:t xml:space="preserve">Driving Question / Key Inquiry Questions</w:t>
+            </w:r>
+          </w:p>
+        </w:tc>
+        <w:tc>
+          <w:tcPr>
+            <w:tcW w:type="dxa" w:w="10680"/>
+            <w:shd w:fill="FFFFFF" w:color="auto" w:val="clear"/>
+            <w:tcMar>
+              <w:top w:type="dxa" w:w="60"/>
+              <w:left w:type="dxa" w:w="120"/>
+              <w:bottom w:type="dxa" w:w="60"/>
+              <w:right w:type="dxa" w:w="120"/>
+            </w:tcMar>
+            <w:vAlign w:val="top"/>
+          </w:tcPr>
+          <w:p>
+            <w:pPr>
+              <w:spacing w:after="40" w:before="0"/>
+              <w:jc w:val="left"/>
+            </w:pPr>
+            <w:r>
+              <w:rPr>
+                <w:rFonts w:ascii="Arial" w:cs="Arial" w:eastAsia="Arial" w:hAnsi="Arial"/>
+                <w:b w:val="false"/>
+                <w:bCs w:val="false"/>
+                <w:i w:val="false"/>
+                <w:iCs w:val="false"/>
+                <w:color w:val="000000"/>
+                <w:sz w:val="18"/>
+                <w:szCs w:val="18"/>
+              </w:rPr>
+              <w:t xml:space="preserve">DRIVING QUESTION: "Why do the cells in my body — and in the sukuma wiki on my plate — look so different from each other, and how does each cell's structure allow it to do its specific job?"</w:t>
+            </w:r>
+          </w:p>
+          <w:p>
+            <w:pPr>
+              <w:spacing w:after="40" w:before="0"/>
+              <w:jc w:val="left"/>
+            </w:pPr>
+            <w:r>
+              <w:rPr>
+                <w:rFonts w:ascii="Arial" w:cs="Arial" w:eastAsia="Arial" w:hAnsi="Arial"/>
+                <w:b w:val="false"/>
+                <w:bCs w:val="false"/>
+                <w:i w:val="false"/>
+                <w:iCs w:val="false"/>
+                <w:color w:val="000000"/>
+                <w:sz w:val="18"/>
+                <w:szCs w:val="18"/>
+              </w:rPr>
+              <w:t xml:space="preserve"/>
+            </w:r>
+          </w:p>
+          <w:p>
+            <w:pPr>
+              <w:spacing w:after="40" w:before="0"/>
+              <w:jc w:val="left"/>
+            </w:pPr>
+            <w:r>
+              <w:rPr>
+                <w:rFonts w:ascii="Arial" w:cs="Arial" w:eastAsia="Arial" w:hAnsi="Arial"/>
+                <w:b w:val="false"/>
+                <w:bCs w:val="false"/>
+                <w:i w:val="false"/>
+                <w:iCs w:val="false"/>
+                <w:color w:val="000000"/>
+                <w:sz w:val="18"/>
+                <w:szCs w:val="18"/>
+              </w:rPr>
+              <w:t xml:space="preserve">KICD KEY INQUIRY QUESTIONS:</w:t>
+            </w:r>
+          </w:p>
+          <w:p>
+            <w:pPr>
+              <w:spacing w:after="40" w:before="0"/>
+              <w:jc w:val="left"/>
+            </w:pPr>
+            <w:r>
+              <w:rPr>
+                <w:rFonts w:ascii="Arial" w:cs="Arial" w:eastAsia="Arial" w:hAnsi="Arial"/>
+                <w:b w:val="false"/>
+                <w:bCs w:val="false"/>
+                <w:i w:val="false"/>
+                <w:iCs w:val="false"/>
+                <w:color w:val="000000"/>
+                <w:sz w:val="18"/>
+                <w:szCs w:val="18"/>
+              </w:rPr>
+              <w:t xml:space="preserve">1. What are the structural differences between plant and animal cells?</w:t>
+            </w:r>
+          </w:p>
+          <w:p>
+            <w:pPr>
+              <w:spacing w:after="40" w:before="0"/>
+              <w:jc w:val="left"/>
+            </w:pPr>
+            <w:r>
+              <w:rPr>
+                <w:rFonts w:ascii="Arial" w:cs="Arial" w:eastAsia="Arial" w:hAnsi="Arial"/>
+                <w:b w:val="false"/>
+                <w:bCs w:val="false"/>
+                <w:i w:val="false"/>
+                <w:iCs w:val="false"/>
+                <w:color w:val="000000"/>
+                <w:sz w:val="18"/>
+                <w:szCs w:val="18"/>
+              </w:rPr>
+              <w:t xml:space="preserve">2. How does cell specialisation enable different cells to perform specific functions in living organisms?</w:t>
+            </w:r>
+          </w:p>
+        </w:tc>
+      </w:tr>
+      <w:tr>
+        <w:tc>
+          <w:tcPr>
+            <w:tcW w:type="dxa" w:w="3000"/>
+            <w:shd w:fill="EAD1F5" w:color="auto" w:val="clear"/>
+            <w:tcMar>
+              <w:top w:type="dxa" w:w="60"/>
+              <w:left w:type="dxa" w:w="120"/>
+              <w:bottom w:type="dxa" w:w="60"/>
+              <w:right w:type="dxa" w:w="120"/>
+            </w:tcMar>
+            <w:vAlign w:val="top"/>
+          </w:tcPr>
+          <w:p>
+            <w:pPr>
+              <w:spacing w:after="40" w:before="0"/>
+              <w:jc w:val="left"/>
+            </w:pPr>
+            <w:r>
+              <w:rPr>
+                <w:rFonts w:ascii="Arial" w:cs="Arial" w:eastAsia="Arial" w:hAnsi="Arial"/>
+                <w:b/>
+                <w:bCs/>
+                <w:i w:val="false"/>
+                <w:iCs w:val="false"/>
+                <w:color w:val="000000"/>
+                <w:sz w:val="18"/>
+                <w:szCs w:val="18"/>
+              </w:rPr>
+              <w:t xml:space="preserve">Anchoring Phenomenon</w:t>
+            </w:r>
+          </w:p>
+        </w:tc>
+        <w:tc>
+          <w:tcPr>
+            <w:tcW w:type="dxa" w:w="10680"/>
+            <w:shd w:fill="FFFFFF" w:color="auto" w:val="clear"/>
+            <w:tcMar>
+              <w:top w:type="dxa" w:w="60"/>
+              <w:left w:type="dxa" w:w="120"/>
+              <w:bottom w:type="dxa" w:w="60"/>
+              <w:right w:type="dxa" w:w="120"/>
+            </w:tcMar>
+            <w:vAlign w:val="top"/>
+          </w:tcPr>
+          <w:p>
+            <w:pPr>
+              <w:spacing w:after="40" w:before="0"/>
+              <w:jc w:val="left"/>
+            </w:pPr>
+            <w:r>
+              <w:rPr>
+                <w:rFonts w:ascii="Arial" w:cs="Arial" w:eastAsia="Arial" w:hAnsi="Arial"/>
+                <w:b w:val="false"/>
+                <w:bCs w:val="false"/>
+                <w:i w:val="false"/>
+                <w:iCs w:val="false"/>
+                <w:color w:val="000000"/>
+                <w:sz w:val="18"/>
+                <w:szCs w:val="18"/>
+              </w:rPr>
+              <w:t xml:space="preserve">ANCHORING PHENOMENON: A Form 4 student from Kisumu donates blood at the local county hospital. The medical laboratory technologist prepares a blood smear, stains it, and examines it under a microscope. The student is astonished to see that the red blood cells look like flattened biconcave discs with NO nucleus — yet the white blood cells right next to them have large, visible nuclei. Stranger still, when the same student chews a piece of sukuma wiki (kale) from their family's shamba and a teacher prepares a microscope slide of the leaf, the cells are rectangular, have thick green structures inside, and appear to have a large water-filled sac pushing everything to the side. HOW CAN ALL THESE STRUCTURES — a human blood cell, a white blood cell, a leaf cell — all be called "cells" yet look and behave so completely differently? What do they share? What is different, and WHY? This puzzle drives the entire unit: students must build a model of what a "generic" cell looks like, then explain how and why specialised cells deviate from that model to perform specific jobs in the body and in plants.</w:t>
+            </w:r>
+          </w:p>
+        </w:tc>
+      </w:tr>
+      <w:tr>
+        <w:tc>
+          <w:tcPr>
+            <w:tcW w:type="dxa" w:w="3000"/>
+            <w:shd w:fill="D9EEF1" w:color="auto" w:val="clear"/>
+            <w:tcMar>
+              <w:top w:type="dxa" w:w="60"/>
+              <w:left w:type="dxa" w:w="120"/>
+              <w:bottom w:type="dxa" w:w="60"/>
+              <w:right w:type="dxa" w:w="120"/>
+            </w:tcMar>
+            <w:vAlign w:val="top"/>
+          </w:tcPr>
+          <w:p>
+            <w:pPr>
+              <w:spacing w:after="40" w:before="0"/>
+              <w:jc w:val="left"/>
+            </w:pPr>
+            <w:r>
+              <w:rPr>
+                <w:rFonts w:ascii="Arial" w:cs="Arial" w:eastAsia="Arial" w:hAnsi="Arial"/>
+                <w:b/>
+                <w:bCs/>
+                <w:i w:val="false"/>
+                <w:iCs w:val="false"/>
+                <w:color w:val="000000"/>
+                <w:sz w:val="18"/>
+                <w:szCs w:val="18"/>
+              </w:rPr>
+              <w:t xml:space="preserve">Storyline Thread</w:t>
+            </w:r>
+          </w:p>
+        </w:tc>
+        <w:tc>
+          <w:tcPr>
+            <w:tcW w:type="dxa" w:w="10680"/>
+            <w:shd w:fill="FFFFFF" w:color="auto" w:val="clear"/>
+            <w:tcMar>
+              <w:top w:type="dxa" w:w="60"/>
+              <w:left w:type="dxa" w:w="120"/>
+              <w:bottom w:type="dxa" w:w="60"/>
+              <w:right w:type="dxa" w:w="120"/>
+            </w:tcMar>
+            <w:vAlign w:val="top"/>
+          </w:tcPr>
+          <w:p>
+            <w:pPr>
+              <w:spacing w:after="40" w:before="0"/>
+              <w:jc w:val="left"/>
+            </w:pPr>
+            <w:r>
+              <w:rPr>
+                <w:rFonts w:ascii="Arial" w:cs="Arial" w:eastAsia="Arial" w:hAnsi="Arial"/>
+                <w:b w:val="false"/>
+                <w:bCs w:val="false"/>
+                <w:i w:val="false"/>
+                <w:iCs w:val="false"/>
+                <w:color w:val="000000"/>
+                <w:sz w:val="18"/>
+                <w:szCs w:val="18"/>
+              </w:rPr>
+              <w:t xml:space="preserve">Lesson 1 — PREDICT: "What is a cell?" | Students observe the anchoring phenomenon (blood smear image + sukuma wiki leaf image side by side). Without prior instruction, students sketch what they think a "basic cell" looks like and predict: what structures must ALL cells share? Predictions posted to the Driving Question Board (DQB). Teacher introduces the historical thread: Hooke, Schleiden, Schwann, Virchow — why did it take so long for humans to discover cells?</w:t>
+            </w:r>
+          </w:p>
+          <w:p>
+            <w:pPr>
+              <w:spacing w:after="40" w:before="0"/>
+              <w:jc w:val="left"/>
+            </w:pPr>
+            <w:r>
+              <w:rPr>
+                <w:rFonts w:ascii="Arial" w:cs="Arial" w:eastAsia="Arial" w:hAnsi="Arial"/>
+                <w:b w:val="false"/>
+                <w:bCs w:val="false"/>
+                <w:i w:val="false"/>
+                <w:iCs w:val="false"/>
+                <w:color w:val="000000"/>
+                <w:sz w:val="18"/>
+                <w:szCs w:val="18"/>
+              </w:rPr>
+              <w:t xml:space="preserve"/>
+            </w:r>
+          </w:p>
+          <w:p>
+            <w:pPr>
+              <w:spacing w:after="40" w:before="0"/>
+              <w:jc w:val="left"/>
+            </w:pPr>
+            <w:r>
+              <w:rPr>
+                <w:rFonts w:ascii="Arial" w:cs="Arial" w:eastAsia="Arial" w:hAnsi="Arial"/>
+                <w:b w:val="false"/>
+                <w:bCs w:val="false"/>
+                <w:i w:val="false"/>
+                <w:iCs w:val="false"/>
+                <w:color w:val="000000"/>
+                <w:sz w:val="18"/>
+                <w:szCs w:val="18"/>
+              </w:rPr>
+              <w:t xml:space="preserve">Lesson 2 — OBSERVE (Microscopy Practical 1): "Seeing cells for the first time" | Students prepare wet mount slides of onion epidermal cells AND their own cheek cells (cotton bud method, safely). They observe, draw, and label what they see under low and high power. Students record DIFFERENCES between the two cell types. DQB updated: new questions added about structures they cannot yet explain (e.g., "What is the green stuff in the plant cell?").</w:t>
+            </w:r>
+          </w:p>
+          <w:p>
+            <w:pPr>
+              <w:spacing w:after="40" w:before="0"/>
+              <w:jc w:val="left"/>
+            </w:pPr>
+            <w:r>
+              <w:rPr>
+                <w:rFonts w:ascii="Arial" w:cs="Arial" w:eastAsia="Arial" w:hAnsi="Arial"/>
+                <w:b w:val="false"/>
+                <w:bCs w:val="false"/>
+                <w:i w:val="false"/>
+                <w:iCs w:val="false"/>
+                <w:color w:val="000000"/>
+                <w:sz w:val="18"/>
+                <w:szCs w:val="18"/>
+              </w:rPr>
+              <w:t xml:space="preserve"/>
+            </w:r>
+          </w:p>
+          <w:p>
+            <w:pPr>
+              <w:spacing w:after="40" w:before="0"/>
+              <w:jc w:val="left"/>
+            </w:pPr>
+            <w:r>
+              <w:rPr>
+                <w:rFonts w:ascii="Arial" w:cs="Arial" w:eastAsia="Arial" w:hAnsi="Arial"/>
+                <w:b w:val="false"/>
+                <w:bCs w:val="false"/>
+                <w:i w:val="false"/>
+                <w:iCs w:val="false"/>
+                <w:color w:val="000000"/>
+                <w:sz w:val="18"/>
+                <w:szCs w:val="18"/>
+              </w:rPr>
+              <w:t xml:space="preserve">Lesson 3 — EXPLAIN (Organelle Structure &amp; Function — Animal Cell): "What is inside the cell doing all the work?" | Using electron micrograph images and annotated diagrams, learners systematically identify and learn the function of each animal cell organelle — nucleus, mitochondria, ribosomes, ER, Golgi, lysosomes, centrioles. Students link each organelle to a real-life factory analogy set in a Nairobi industrial park (nucleus = managing director's office; mitochondria = generator room; etc.). Students return to DQB and answer early questions.</w:t>
+            </w:r>
+          </w:p>
+          <w:p>
+            <w:pPr>
+              <w:spacing w:after="40" w:before="0"/>
+              <w:jc w:val="left"/>
+            </w:pPr>
+            <w:r>
+              <w:rPr>
+                <w:rFonts w:ascii="Arial" w:cs="Arial" w:eastAsia="Arial" w:hAnsi="Arial"/>
+                <w:b w:val="false"/>
+                <w:bCs w:val="false"/>
+                <w:i w:val="false"/>
+                <w:iCs w:val="false"/>
+                <w:color w:val="000000"/>
+                <w:sz w:val="18"/>
+                <w:szCs w:val="18"/>
+              </w:rPr>
+              <w:t xml:space="preserve"/>
+            </w:r>
+          </w:p>
+          <w:p>
+            <w:pPr>
+              <w:spacing w:after="40" w:before="0"/>
+              <w:jc w:val="left"/>
+            </w:pPr>
+            <w:r>
+              <w:rPr>
+                <w:rFonts w:ascii="Arial" w:cs="Arial" w:eastAsia="Arial" w:hAnsi="Arial"/>
+                <w:b w:val="false"/>
+                <w:bCs w:val="false"/>
+                <w:i w:val="false"/>
+                <w:iCs w:val="false"/>
+                <w:color w:val="000000"/>
+                <w:sz w:val="18"/>
+                <w:szCs w:val="18"/>
+              </w:rPr>
+              <w:t xml:space="preserve">Lesson 4 — EXPLAIN (Organelle Structure &amp; Function — Plant Cell): "How is a plant cell like and unlike an animal cell?" | Focus on plant-specific organelles: chloroplasts (photosynthesis in sukuma wiki leaves), cell wall (rigidity and wilting phenomenon), central vacuole (turgor pressure and the wilting bean supporting phenomenon). Students complete a structured comparison table. Model-building begins: students start constructing labelled 2D diagrams of both cell types.</w:t>
+            </w:r>
+          </w:p>
+          <w:p>
+            <w:pPr>
+              <w:spacing w:after="40" w:before="0"/>
+              <w:jc w:val="left"/>
+            </w:pPr>
+            <w:r>
+              <w:rPr>
+                <w:rFonts w:ascii="Arial" w:cs="Arial" w:eastAsia="Arial" w:hAnsi="Arial"/>
+                <w:b w:val="false"/>
+                <w:bCs w:val="false"/>
+                <w:i w:val="false"/>
+                <w:iCs w:val="false"/>
+                <w:color w:val="000000"/>
+                <w:sz w:val="18"/>
+                <w:szCs w:val="18"/>
+              </w:rPr>
+              <w:t xml:space="preserve"/>
+            </w:r>
+          </w:p>
+          <w:p>
+            <w:pPr>
+              <w:spacing w:after="40" w:before="0"/>
+              <w:jc w:val="left"/>
+            </w:pPr>
+            <w:r>
+              <w:rPr>
+                <w:rFonts w:ascii="Arial" w:cs="Arial" w:eastAsia="Arial" w:hAnsi="Arial"/>
+                <w:b w:val="false"/>
+                <w:bCs w:val="false"/>
+                <w:i w:val="false"/>
+                <w:iCs w:val="false"/>
+                <w:color w:val="000000"/>
+                <w:sz w:val="18"/>
+                <w:szCs w:val="18"/>
+              </w:rPr>
+              <w:t xml:space="preserve">Lesson 5 — OBSERVE + EXPLAIN (Prokaryote vs. Eukaryote): "Are bacteria cells the same as our cells?" | Revisit the fermenting uji supporting phenomenon. Students examine images/diagrams of bacterial cells (E. coli) vs. human cells. Identify key differences: no membrane-bound nucleus, no membrane-bound organelles, smaller size, presence of cell wall in bacteria. Students update their DQB and revise their models to add a "prokaryote" column.</w:t>
+            </w:r>
+          </w:p>
+          <w:p>
+            <w:pPr>
+              <w:spacing w:after="40" w:before="0"/>
+              <w:jc w:val="left"/>
+            </w:pPr>
+            <w:r>
+              <w:rPr>
+                <w:rFonts w:ascii="Arial" w:cs="Arial" w:eastAsia="Arial" w:hAnsi="Arial"/>
+                <w:b w:val="false"/>
+                <w:bCs w:val="false"/>
+                <w:i w:val="false"/>
+                <w:iCs w:val="false"/>
+                <w:color w:val="000000"/>
+                <w:sz w:val="18"/>
+                <w:szCs w:val="18"/>
+              </w:rPr>
+              <w:t xml:space="preserve"/>
+            </w:r>
+          </w:p>
+          <w:p>
+            <w:pPr>
+              <w:spacing w:after="40" w:before="0"/>
+              <w:jc w:val="left"/>
+            </w:pPr>
+            <w:r>
+              <w:rPr>
+                <w:rFonts w:ascii="Arial" w:cs="Arial" w:eastAsia="Arial" w:hAnsi="Arial"/>
+                <w:b w:val="false"/>
+                <w:bCs w:val="false"/>
+                <w:i w:val="false"/>
+                <w:iCs w:val="false"/>
+                <w:color w:val="000000"/>
+                <w:sz w:val="18"/>
+                <w:szCs w:val="18"/>
+              </w:rPr>
+              <w:t xml:space="preserve">Lesson 6 — EXPLAIN (Cell Specialisation): "Why don't all cells look the same?" | Students investigate 6 specialised cells: red blood cells (no nucleus → more haemoglobin space), guard cells (bean-shaped → control stomatal opening in sukuma wiki), root hair cells (elongated → large surface area in bean seedling), muscle cells (elongated with many mitochondria → contraction), nerve cells (long axons → signal transmission), and sperm cells (flagellum → motility). Students match structural features to functions using evidence cards. Sickle cell supporting phenomenon is revisited: students explain why the abnormal shape disrupts function.</w:t>
+            </w:r>
+          </w:p>
+          <w:p>
+            <w:pPr>
+              <w:spacing w:after="40" w:before="0"/>
+              <w:jc w:val="left"/>
+            </w:pPr>
+            <w:r>
+              <w:rPr>
+                <w:rFonts w:ascii="Arial" w:cs="Arial" w:eastAsia="Arial" w:hAnsi="Arial"/>
+                <w:b w:val="false"/>
+                <w:bCs w:val="false"/>
+                <w:i w:val="false"/>
+                <w:iCs w:val="false"/>
+                <w:color w:val="000000"/>
+                <w:sz w:val="18"/>
+                <w:szCs w:val="18"/>
+              </w:rPr>
+              <w:t xml:space="preserve"/>
+            </w:r>
+          </w:p>
+          <w:p>
+            <w:pPr>
+              <w:spacing w:after="40" w:before="0"/>
+              <w:jc w:val="left"/>
+            </w:pPr>
+            <w:r>
+              <w:rPr>
+                <w:rFonts w:ascii="Arial" w:cs="Arial" w:eastAsia="Arial" w:hAnsi="Arial"/>
+                <w:b w:val="false"/>
+                <w:bCs w:val="false"/>
+                <w:i w:val="false"/>
+                <w:iCs w:val="false"/>
+                <w:color w:val="000000"/>
+                <w:sz w:val="18"/>
+                <w:szCs w:val="18"/>
+              </w:rPr>
+              <w:t xml:space="preserve">Lesson 7 — MODEL BUILDING + DQB Revision: "Building our complete cell model" | Students construct annotated 3D models of a plant OR animal cell using locally available materials (avocado seed = nucleus, plastic bag = cell membrane, bottle tops = mitochondria, green paper = chloroplasts, maize grain = ribosomes, etc.). Groups present models, explain organelle choices, and peer-assess. DQB is formally revisited: which questions have now been answered? Which remain? Students record remaining questions as "bridges" to future sub-strands (Chemicals of Life, Plant Physiology).</w:t>
+            </w:r>
+          </w:p>
+          <w:p>
+            <w:pPr>
+              <w:spacing w:after="40" w:before="0"/>
+              <w:jc w:val="left"/>
+            </w:pPr>
+            <w:r>
+              <w:rPr>
+                <w:rFonts w:ascii="Arial" w:cs="Arial" w:eastAsia="Arial" w:hAnsi="Arial"/>
+                <w:b w:val="false"/>
+                <w:bCs w:val="false"/>
+                <w:i w:val="false"/>
+                <w:iCs w:val="false"/>
+                <w:color w:val="000000"/>
+                <w:sz w:val="18"/>
+                <w:szCs w:val="18"/>
+              </w:rPr>
+              <w:t xml:space="preserve"/>
+            </w:r>
+          </w:p>
+          <w:p>
+            <w:pPr>
+              <w:spacing w:after="40" w:before="0"/>
+              <w:jc w:val="left"/>
+            </w:pPr>
+            <w:r>
+              <w:rPr>
+                <w:rFonts w:ascii="Arial" w:cs="Arial" w:eastAsia="Arial" w:hAnsi="Arial"/>
+                <w:b w:val="false"/>
+                <w:bCs w:val="false"/>
+                <w:i w:val="false"/>
+                <w:iCs w:val="false"/>
+                <w:color w:val="000000"/>
+                <w:sz w:val="18"/>
+                <w:szCs w:val="18"/>
+              </w:rPr>
+              <w:t xml:space="preserve">Lesson 8 — DRIVING QUESTION SYNTHESIS + Assessment: "So why DO cells look so different?" | Students return to the original anchoring phenomenon (blood smear + sukuma wiki leaf). Each student writes a full evidence-based explanation answering the driving question, referencing: (a) shared organelles all cells have, (b) organelles unique to plant or animal cells, (c) how specialisation removes or modifies organelles for a specific function, and (d) one Kenya-relevant example (sickle cell, malaria parasite, root hair absorption). Class constructs a final consensus model on the board. Teacher previews Sub-Strand 1.4 (Chemicals of Life): "Now that we know what cells look like — what are they actually MADE of?"</w:t>
+            </w:r>
+          </w:p>
+        </w:tc>
+      </w:tr>
+      <w:tr>
+        <w:tc>
+          <w:tcPr>
+            <w:tcW w:type="dxa" w:w="3000"/>
+            <w:shd w:fill="EAD1F5" w:color="auto" w:val="clear"/>
+            <w:tcMar>
+              <w:top w:type="dxa" w:w="60"/>
+              <w:left w:type="dxa" w:w="120"/>
+              <w:bottom w:type="dxa" w:w="60"/>
+              <w:right w:type="dxa" w:w="120"/>
+            </w:tcMar>
+            <w:vAlign w:val="top"/>
+          </w:tcPr>
+          <w:p>
+            <w:pPr>
+              <w:spacing w:after="40" w:before="0"/>
+              <w:jc w:val="left"/>
+            </w:pPr>
+            <w:r>
+              <w:rPr>
+                <w:rFonts w:ascii="Arial" w:cs="Arial" w:eastAsia="Arial" w:hAnsi="Arial"/>
+                <w:b/>
+                <w:bCs/>
+                <w:i w:val="false"/>
+                <w:iCs w:val="false"/>
+                <w:color w:val="000000"/>
+                <w:sz w:val="18"/>
+                <w:szCs w:val="18"/>
+              </w:rPr>
+              <w:t xml:space="preserve">Supporting Phenomena</w:t>
+            </w:r>
+          </w:p>
+        </w:tc>
+        <w:tc>
+          <w:tcPr>
+            <w:tcW w:type="dxa" w:w="10680"/>
+            <w:shd w:fill="FFFFFF" w:color="auto" w:val="clear"/>
+            <w:tcMar>
+              <w:top w:type="dxa" w:w="60"/>
+              <w:left w:type="dxa" w:w="120"/>
+              <w:bottom w:type="dxa" w:w="60"/>
+              <w:right w:type="dxa" w:w="120"/>
+            </w:tcMar>
+            <w:vAlign w:val="top"/>
+          </w:tcPr>
+          <w:p>
+            <w:pPr>
+              <w:spacing w:after="30" w:before="0"/>
+              <w:ind w:left="360" w:hanging="180"/>
+              <w:jc w:val="left"/>
+            </w:pPr>
+            <w:r>
+              <w:rPr>
+                <w:rFonts w:ascii="Arial" w:cs="Arial" w:eastAsia="Arial" w:hAnsi="Arial"/>
+                <w:b w:val="false"/>
+                <w:bCs w:val="false"/>
+                <w:i w:val="false"/>
+                <w:iCs w:val="false"/>
+                <w:color w:val="000000"/>
+                <w:sz w:val="18"/>
+                <w:szCs w:val="18"/>
+              </w:rPr>
+              <w:t xml:space="preserve">–  SUPPORTING PHENOMENON 1 — The Fermenting Uji: A family in Kisii leaves a pot of uji (fermented porridge) uncovered overnight. By morning it smells sour and has bubbles. Under a microscope, tiny single-celled organisms (yeast and bacteria) are visible moving and dividing. Students ask: are these the same kind of "cell" as in our bodies? (Introduces prokaryote vs. eukaryote distinction.)</w:t>
+            </w:r>
+          </w:p>
+          <w:p>
+            <w:pPr>
+              <w:spacing w:after="30" w:before="0"/>
+              <w:ind w:left="360" w:hanging="180"/>
+              <w:jc w:val="left"/>
+            </w:pPr>
+            <w:r>
+              <w:rPr>
+                <w:rFonts w:ascii="Arial" w:cs="Arial" w:eastAsia="Arial" w:hAnsi="Arial"/>
+                <w:b w:val="false"/>
+                <w:bCs w:val="false"/>
+                <w:i w:val="false"/>
+                <w:iCs w:val="false"/>
+                <w:color w:val="000000"/>
+                <w:sz w:val="18"/>
+                <w:szCs w:val="18"/>
+              </w:rPr>
+              <w:t xml:space="preserve">–  SUPPORTING PHENOMENON 2 — The Wilting Bean Plant: A bean plant (common across Kenyan smallholder farms) is left without water for two days and wilts dramatically. When watered, it recovers within hours. Students observe that plant cells have a large central vacuole that fills with water — what role does this organelle play, and why don't animal cells behave the same way?</w:t>
+            </w:r>
+          </w:p>
+          <w:p>
+            <w:pPr>
+              <w:spacing w:after="30" w:before="0"/>
+              <w:ind w:left="360" w:hanging="180"/>
+              <w:jc w:val="left"/>
+            </w:pPr>
+            <w:r>
+              <w:rPr>
+                <w:rFonts w:ascii="Arial" w:cs="Arial" w:eastAsia="Arial" w:hAnsi="Arial"/>
+                <w:b w:val="false"/>
+                <w:bCs w:val="false"/>
+                <w:i w:val="false"/>
+                <w:iCs w:val="false"/>
+                <w:color w:val="000000"/>
+                <w:sz w:val="18"/>
+                <w:szCs w:val="18"/>
+              </w:rPr>
+              <w:t xml:space="preserve">–  SUPPORTING PHENOMENON 3 — The Sickle Cell Crisis: A student reads a news report about a child from western Kenya being admitted to hospital during a "sickle cell crisis." Photographs show that the child's red blood cells are sickle-shaped instead of biconcave disc-shaped and are blocking small blood vessels. Students ask: how does a change in cell shape — at the microscopic level — cause so much pain and organ damage?</w:t>
+            </w:r>
+          </w:p>
+          <w:p>
+            <w:pPr>
+              <w:spacing w:after="30" w:before="0"/>
+              <w:ind w:left="360" w:hanging="180"/>
+              <w:jc w:val="left"/>
+            </w:pPr>
+            <w:r>
+              <w:rPr>
+                <w:rFonts w:ascii="Arial" w:cs="Arial" w:eastAsia="Arial" w:hAnsi="Arial"/>
+                <w:b w:val="false"/>
+                <w:bCs w:val="false"/>
+                <w:i w:val="false"/>
+                <w:iCs w:val="false"/>
+                <w:color w:val="000000"/>
+                <w:sz w:val="18"/>
+                <w:szCs w:val="18"/>
+              </w:rPr>
+              <w:t xml:space="preserve">–  SUPPORTING PHENOMENON 4 — The Root Hair Close-Up: A freshly pulled bean seedling from the school garden shows tiny, hair-like projections on the roots visible to the naked eye. Under a microscope these are revealed to be single elongated cells. Students ask: why are these cells so long and thin, and how does their shape help the plant absorb water from Kenyan red soil?</w:t>
+            </w:r>
+          </w:p>
+        </w:tc>
+      </w:tr>
+    </w:tbl>
+    <w:p>
+      <w:pPr>
+        <w:spacing w:after="120"/>
+      </w:pPr>
+      <w:r>
+        <w:t xml:space="preserve"/>
       </w:r>
     </w:p>
     <w:p>
@@ -150,7 +2384,7 @@
         </w:rPr>
         <w:t xml:space="preserve">© 2026 SeaVuria and ARES. This work is licensed under a </w:t>
       </w:r>
-      <w:hyperlink w:history="1" r:id="rIdglce8h6iejxnk99wna3be">
+      <w:hyperlink w:history="1" r:id="rIdgau4syvjnporm2m0ucwdn">
         <w:r>
           <w:rPr>
             <w:rFonts w:ascii="Arial" w:cs="Arial" w:eastAsia="Arial" w:hAnsi="Arial"/>
@@ -170,7 +2404,7 @@
         </w:rPr>
         <w:t xml:space="preserve"> (</w:t>
       </w:r>
-      <w:hyperlink w:history="1" r:id="rIdutv-5uoq07gvlk70uocu8">
+      <w:hyperlink w:history="1" r:id="rIdqnhyh_krnq3fmwl-9lspy">
         <w:r>
           <w:rPr>
             <w:rFonts w:ascii="Arial" w:cs="Arial" w:eastAsia="Arial" w:hAnsi="Arial"/>
@@ -190,7 +2424,7 @@
         </w:rPr>
         <w:t xml:space="preserve">). To view a copy of this license, visit </w:t>
       </w:r>
-      <w:hyperlink w:history="1" r:id="rIdddwlnlttv29t6oer5ob8k">
+      <w:hyperlink w:history="1" r:id="rId5yih49wisvjxt5cbb_aaj">
         <w:r>
           <w:rPr>
             <w:rFonts w:ascii="Arial" w:cs="Arial" w:eastAsia="Arial" w:hAnsi="Arial"/>
@@ -209,2240 +2443,6 @@
           <w:szCs w:val="17"/>
         </w:rPr>
         <w:t xml:space="preserve">. You are free to copy, redistribute, and adapt this material in any medium or format, provided appropriate credit is given and the material is not used for commercial purposes. KICD learning outcomes and curriculum designations reproduced here for alignment purposes remain the property of KICD and are not covered by this license. Linked external resources (e.g. CK-12, Khan Academy, PhET) are subject to their own licenses.</w:t>
-      </w:r>
-    </w:p>
-    <w:p>
-      <w:pPr>
-        <w:spacing w:after="120"/>
-      </w:pPr>
-      <w:r>
-        <w:t xml:space="preserve"/>
-      </w:r>
-    </w:p>
-    <w:tbl>
-      <w:tblPr>
-        <w:tblW w:type="dxa" w:w="13680"/>
-        <w:tblBorders>
-          <w:top w:val="single" w:color="AAAAAA" w:sz="4"/>
-          <w:left w:val="single" w:color="AAAAAA" w:sz="4"/>
-          <w:bottom w:val="single" w:color="AAAAAA" w:sz="4"/>
-          <w:right w:val="single" w:color="AAAAAA" w:sz="4"/>
-          <w:insideH w:val="single" w:color="auto" w:sz="4"/>
-          <w:insideV w:val="single" w:color="auto" w:sz="4"/>
-        </w:tblBorders>
-        <w:tblLayout w:type="fixed"/>
-      </w:tblPr>
-      <w:tblGrid>
-        <w:gridCol w:w="3000"/>
-        <w:gridCol w:w="10680"/>
-      </w:tblGrid>
-      <w:tr>
-        <w:tc>
-          <w:tcPr>
-            <w:tcW w:type="dxa" w:w="13680"/>
-            <w:gridSpan w:val="2"/>
-            <w:shd w:fill="1F3864" w:color="auto" w:val="clear"/>
-            <w:tcMar>
-              <w:top w:type="dxa" w:w="60"/>
-              <w:left w:type="dxa" w:w="120"/>
-              <w:bottom w:type="dxa" w:w="60"/>
-              <w:right w:type="dxa" w:w="120"/>
-            </w:tcMar>
-            <w:vAlign w:val="top"/>
-          </w:tcPr>
-          <w:p>
-            <w:pPr>
-              <w:spacing w:after="40" w:before="0"/>
-              <w:jc w:val="center"/>
-            </w:pPr>
-            <w:r>
-              <w:rPr>
-                <w:rFonts w:ascii="Arial" w:cs="Arial" w:eastAsia="Arial" w:hAnsi="Arial"/>
-                <w:b/>
-                <w:bCs/>
-                <w:i w:val="false"/>
-                <w:iCs w:val="false"/>
-                <w:color w:val="FFFFFF"/>
-                <w:sz w:val="22"/>
-                <w:szCs w:val="22"/>
-              </w:rPr>
-              <w:t xml:space="preserve">SUB-STRAND OVERVIEW</w:t>
-            </w:r>
-          </w:p>
-        </w:tc>
-      </w:tr>
-      <w:tr>
-        <w:tc>
-          <w:tcPr>
-            <w:tcW w:type="dxa" w:w="3000"/>
-            <w:shd w:fill="D5E8F0" w:color="auto" w:val="clear"/>
-            <w:tcMar>
-              <w:top w:type="dxa" w:w="60"/>
-              <w:left w:type="dxa" w:w="120"/>
-              <w:bottom w:type="dxa" w:w="60"/>
-              <w:right w:type="dxa" w:w="120"/>
-            </w:tcMar>
-            <w:vAlign w:val="top"/>
-          </w:tcPr>
-          <w:p>
-            <w:pPr>
-              <w:spacing w:after="40" w:before="0"/>
-              <w:jc w:val="left"/>
-            </w:pPr>
-            <w:r>
-              <w:rPr>
-                <w:rFonts w:ascii="Arial" w:cs="Arial" w:eastAsia="Arial" w:hAnsi="Arial"/>
-                <w:b/>
-                <w:bCs/>
-                <w:i w:val="false"/>
-                <w:iCs w:val="false"/>
-                <w:color w:val="000000"/>
-                <w:sz w:val="18"/>
-                <w:szCs w:val="18"/>
-              </w:rPr>
-              <w:t xml:space="preserve">Grade Level</w:t>
-            </w:r>
-          </w:p>
-        </w:tc>
-        <w:tc>
-          <w:tcPr>
-            <w:tcW w:type="dxa" w:w="10680"/>
-            <w:shd w:fill="FFFFFF" w:color="auto" w:val="clear"/>
-            <w:tcMar>
-              <w:top w:type="dxa" w:w="60"/>
-              <w:left w:type="dxa" w:w="120"/>
-              <w:bottom w:type="dxa" w:w="60"/>
-              <w:right w:type="dxa" w:w="120"/>
-            </w:tcMar>
-            <w:vAlign w:val="top"/>
-          </w:tcPr>
-          <w:p>
-            <w:pPr>
-              <w:spacing w:after="40" w:before="0"/>
-              <w:jc w:val="left"/>
-            </w:pPr>
-            <w:r>
-              <w:rPr>
-                <w:rFonts w:ascii="Arial" w:cs="Arial" w:eastAsia="Arial" w:hAnsi="Arial"/>
-                <w:b w:val="false"/>
-                <w:bCs w:val="false"/>
-                <w:i w:val="false"/>
-                <w:iCs w:val="false"/>
-                <w:color w:val="000000"/>
-                <w:sz w:val="18"/>
-                <w:szCs w:val="18"/>
-              </w:rPr>
-              <w:t xml:space="preserve">10</w:t>
-            </w:r>
-          </w:p>
-        </w:tc>
-      </w:tr>
-      <w:tr>
-        <w:tc>
-          <w:tcPr>
-            <w:tcW w:type="dxa" w:w="3000"/>
-            <w:shd w:fill="D5E8F0" w:color="auto" w:val="clear"/>
-            <w:tcMar>
-              <w:top w:type="dxa" w:w="60"/>
-              <w:left w:type="dxa" w:w="120"/>
-              <w:bottom w:type="dxa" w:w="60"/>
-              <w:right w:type="dxa" w:w="120"/>
-            </w:tcMar>
-            <w:vAlign w:val="top"/>
-          </w:tcPr>
-          <w:p>
-            <w:pPr>
-              <w:spacing w:after="40" w:before="0"/>
-              <w:jc w:val="left"/>
-            </w:pPr>
-            <w:r>
-              <w:rPr>
-                <w:rFonts w:ascii="Arial" w:cs="Arial" w:eastAsia="Arial" w:hAnsi="Arial"/>
-                <w:b/>
-                <w:bCs/>
-                <w:i w:val="false"/>
-                <w:iCs w:val="false"/>
-                <w:color w:val="000000"/>
-                <w:sz w:val="18"/>
-                <w:szCs w:val="18"/>
-              </w:rPr>
-              <w:t xml:space="preserve">Subject</w:t>
-            </w:r>
-          </w:p>
-        </w:tc>
-        <w:tc>
-          <w:tcPr>
-            <w:tcW w:type="dxa" w:w="10680"/>
-            <w:shd w:fill="FFFFFF" w:color="auto" w:val="clear"/>
-            <w:tcMar>
-              <w:top w:type="dxa" w:w="60"/>
-              <w:left w:type="dxa" w:w="120"/>
-              <w:bottom w:type="dxa" w:w="60"/>
-              <w:right w:type="dxa" w:w="120"/>
-            </w:tcMar>
-            <w:vAlign w:val="top"/>
-          </w:tcPr>
-          <w:p>
-            <w:pPr>
-              <w:spacing w:after="40" w:before="0"/>
-              <w:jc w:val="left"/>
-            </w:pPr>
-            <w:r>
-              <w:rPr>
-                <w:rFonts w:ascii="Arial" w:cs="Arial" w:eastAsia="Arial" w:hAnsi="Arial"/>
-                <w:b w:val="false"/>
-                <w:bCs w:val="false"/>
-                <w:i w:val="false"/>
-                <w:iCs w:val="false"/>
-                <w:color w:val="000000"/>
-                <w:sz w:val="18"/>
-                <w:szCs w:val="18"/>
-              </w:rPr>
-              <w:t xml:space="preserve">Biology</w:t>
-            </w:r>
-          </w:p>
-        </w:tc>
-      </w:tr>
-      <w:tr>
-        <w:tc>
-          <w:tcPr>
-            <w:tcW w:type="dxa" w:w="3000"/>
-            <w:shd w:fill="D5E8F0" w:color="auto" w:val="clear"/>
-            <w:tcMar>
-              <w:top w:type="dxa" w:w="60"/>
-              <w:left w:type="dxa" w:w="120"/>
-              <w:bottom w:type="dxa" w:w="60"/>
-              <w:right w:type="dxa" w:w="120"/>
-            </w:tcMar>
-            <w:vAlign w:val="top"/>
-          </w:tcPr>
-          <w:p>
-            <w:pPr>
-              <w:spacing w:after="40" w:before="0"/>
-              <w:jc w:val="left"/>
-            </w:pPr>
-            <w:r>
-              <w:rPr>
-                <w:rFonts w:ascii="Arial" w:cs="Arial" w:eastAsia="Arial" w:hAnsi="Arial"/>
-                <w:b/>
-                <w:bCs/>
-                <w:i w:val="false"/>
-                <w:iCs w:val="false"/>
-                <w:color w:val="000000"/>
-                <w:sz w:val="18"/>
-                <w:szCs w:val="18"/>
-              </w:rPr>
-              <w:t xml:space="preserve">Strand</w:t>
-            </w:r>
-          </w:p>
-        </w:tc>
-        <w:tc>
-          <w:tcPr>
-            <w:tcW w:type="dxa" w:w="10680"/>
-            <w:shd w:fill="FFFFFF" w:color="auto" w:val="clear"/>
-            <w:tcMar>
-              <w:top w:type="dxa" w:w="60"/>
-              <w:left w:type="dxa" w:w="120"/>
-              <w:bottom w:type="dxa" w:w="60"/>
-              <w:right w:type="dxa" w:w="120"/>
-            </w:tcMar>
-            <w:vAlign w:val="top"/>
-          </w:tcPr>
-          <w:p>
-            <w:pPr>
-              <w:spacing w:after="40" w:before="0"/>
-              <w:jc w:val="left"/>
-            </w:pPr>
-            <w:r>
-              <w:rPr>
-                <w:rFonts w:ascii="Arial" w:cs="Arial" w:eastAsia="Arial" w:hAnsi="Arial"/>
-                <w:b w:val="false"/>
-                <w:bCs w:val="false"/>
-                <w:i w:val="false"/>
-                <w:iCs w:val="false"/>
-                <w:color w:val="000000"/>
-                <w:sz w:val="18"/>
-                <w:szCs w:val="18"/>
-              </w:rPr>
-              <w:t xml:space="preserve">Strand 1.0: Cell Biology and Biodiversity</w:t>
-            </w:r>
-          </w:p>
-        </w:tc>
-      </w:tr>
-      <w:tr>
-        <w:tc>
-          <w:tcPr>
-            <w:tcW w:type="dxa" w:w="3000"/>
-            <w:shd w:fill="D5E8F0" w:color="auto" w:val="clear"/>
-            <w:tcMar>
-              <w:top w:type="dxa" w:w="60"/>
-              <w:left w:type="dxa" w:w="120"/>
-              <w:bottom w:type="dxa" w:w="60"/>
-              <w:right w:type="dxa" w:w="120"/>
-            </w:tcMar>
-            <w:vAlign w:val="top"/>
-          </w:tcPr>
-          <w:p>
-            <w:pPr>
-              <w:spacing w:after="40" w:before="0"/>
-              <w:jc w:val="left"/>
-            </w:pPr>
-            <w:r>
-              <w:rPr>
-                <w:rFonts w:ascii="Arial" w:cs="Arial" w:eastAsia="Arial" w:hAnsi="Arial"/>
-                <w:b/>
-                <w:bCs/>
-                <w:i w:val="false"/>
-                <w:iCs w:val="false"/>
-                <w:color w:val="000000"/>
-                <w:sz w:val="18"/>
-                <w:szCs w:val="18"/>
-              </w:rPr>
-              <w:t xml:space="preserve">Sub-Strand</w:t>
-            </w:r>
-          </w:p>
-        </w:tc>
-        <w:tc>
-          <w:tcPr>
-            <w:tcW w:type="dxa" w:w="10680"/>
-            <w:shd w:fill="FFFFFF" w:color="auto" w:val="clear"/>
-            <w:tcMar>
-              <w:top w:type="dxa" w:w="60"/>
-              <w:left w:type="dxa" w:w="120"/>
-              <w:bottom w:type="dxa" w:w="60"/>
-              <w:right w:type="dxa" w:w="120"/>
-            </w:tcMar>
-            <w:vAlign w:val="top"/>
-          </w:tcPr>
-          <w:p>
-            <w:pPr>
-              <w:spacing w:after="40" w:before="0"/>
-              <w:jc w:val="left"/>
-            </w:pPr>
-            <w:r>
-              <w:rPr>
-                <w:rFonts w:ascii="Arial" w:cs="Arial" w:eastAsia="Arial" w:hAnsi="Arial"/>
-                <w:b w:val="false"/>
-                <w:bCs w:val="false"/>
-                <w:i w:val="false"/>
-                <w:iCs w:val="false"/>
-                <w:color w:val="000000"/>
-                <w:sz w:val="18"/>
-                <w:szCs w:val="18"/>
-              </w:rPr>
-              <w:t xml:space="preserve">Sub-Strand 1.3: Cell Biology — Cell Structure and Specialisation</w:t>
-            </w:r>
-          </w:p>
-        </w:tc>
-      </w:tr>
-      <w:tr>
-        <w:tc>
-          <w:tcPr>
-            <w:tcW w:type="dxa" w:w="3000"/>
-            <w:shd w:fill="D5E8F0" w:color="auto" w:val="clear"/>
-            <w:tcMar>
-              <w:top w:type="dxa" w:w="60"/>
-              <w:left w:type="dxa" w:w="120"/>
-              <w:bottom w:type="dxa" w:w="60"/>
-              <w:right w:type="dxa" w:w="120"/>
-            </w:tcMar>
-            <w:vAlign w:val="top"/>
-          </w:tcPr>
-          <w:p>
-            <w:pPr>
-              <w:spacing w:after="40" w:before="0"/>
-              <w:jc w:val="left"/>
-            </w:pPr>
-            <w:r>
-              <w:rPr>
-                <w:rFonts w:ascii="Arial" w:cs="Arial" w:eastAsia="Arial" w:hAnsi="Arial"/>
-                <w:b/>
-                <w:bCs/>
-                <w:i w:val="false"/>
-                <w:iCs w:val="false"/>
-                <w:color w:val="000000"/>
-                <w:sz w:val="18"/>
-                <w:szCs w:val="18"/>
-              </w:rPr>
-              <w:t xml:space="preserve">Total Duration</w:t>
-            </w:r>
-          </w:p>
-        </w:tc>
-        <w:tc>
-          <w:tcPr>
-            <w:tcW w:type="dxa" w:w="10680"/>
-            <w:shd w:fill="FFFFFF" w:color="auto" w:val="clear"/>
-            <w:tcMar>
-              <w:top w:type="dxa" w:w="60"/>
-              <w:left w:type="dxa" w:w="120"/>
-              <w:bottom w:type="dxa" w:w="60"/>
-              <w:right w:type="dxa" w:w="120"/>
-            </w:tcMar>
-            <w:vAlign w:val="top"/>
-          </w:tcPr>
-          <w:p>
-            <w:pPr>
-              <w:spacing w:after="40" w:before="0"/>
-              <w:jc w:val="left"/>
-            </w:pPr>
-            <w:r>
-              <w:rPr>
-                <w:rFonts w:ascii="Arial" w:cs="Arial" w:eastAsia="Arial" w:hAnsi="Arial"/>
-                <w:b w:val="false"/>
-                <w:bCs w:val="false"/>
-                <w:i w:val="false"/>
-                <w:iCs w:val="false"/>
-                <w:color w:val="000000"/>
-                <w:sz w:val="18"/>
-                <w:szCs w:val="18"/>
-              </w:rPr>
-              <w:t xml:space="preserve">8 lessons × 40 minutes = 320 minutes total</w:t>
-            </w:r>
-          </w:p>
-        </w:tc>
-      </w:tr>
-      <w:tr>
-        <w:tc>
-          <w:tcPr>
-            <w:tcW w:type="dxa" w:w="3000"/>
-            <w:shd w:fill="D5E8F0" w:color="auto" w:val="clear"/>
-            <w:tcMar>
-              <w:top w:type="dxa" w:w="60"/>
-              <w:left w:type="dxa" w:w="120"/>
-              <w:bottom w:type="dxa" w:w="60"/>
-              <w:right w:type="dxa" w:w="120"/>
-            </w:tcMar>
-            <w:vAlign w:val="top"/>
-          </w:tcPr>
-          <w:p>
-            <w:pPr>
-              <w:spacing w:after="40" w:before="0"/>
-              <w:jc w:val="left"/>
-            </w:pPr>
-            <w:r>
-              <w:rPr>
-                <w:rFonts w:ascii="Arial" w:cs="Arial" w:eastAsia="Arial" w:hAnsi="Arial"/>
-                <w:b/>
-                <w:bCs/>
-                <w:i w:val="false"/>
-                <w:iCs w:val="false"/>
-                <w:color w:val="000000"/>
-                <w:sz w:val="18"/>
-                <w:szCs w:val="18"/>
-              </w:rPr>
-              <w:t xml:space="preserve">Sub-Strand Content</w:t>
-            </w:r>
-          </w:p>
-        </w:tc>
-        <w:tc>
-          <w:tcPr>
-            <w:tcW w:type="dxa" w:w="10680"/>
-            <w:shd w:fill="FFFFFF" w:color="auto" w:val="clear"/>
-            <w:tcMar>
-              <w:top w:type="dxa" w:w="60"/>
-              <w:left w:type="dxa" w:w="120"/>
-              <w:bottom w:type="dxa" w:w="60"/>
-              <w:right w:type="dxa" w:w="120"/>
-            </w:tcMar>
-            <w:vAlign w:val="top"/>
-          </w:tcPr>
-          <w:p>
-            <w:pPr>
-              <w:spacing w:after="30" w:before="0"/>
-              <w:ind w:left="360" w:hanging="180"/>
-              <w:jc w:val="left"/>
-            </w:pPr>
-            <w:r>
-              <w:rPr>
-                <w:rFonts w:ascii="Arial" w:cs="Arial" w:eastAsia="Arial" w:hAnsi="Arial"/>
-                <w:b w:val="false"/>
-                <w:bCs w:val="false"/>
-                <w:i w:val="false"/>
-                <w:iCs w:val="false"/>
-                <w:color w:val="000000"/>
-                <w:sz w:val="18"/>
-                <w:szCs w:val="18"/>
-              </w:rPr>
-              <w:t xml:space="preserve">–  Cell as the basic unit of life — historical background (Hooke, Schleiden, Schwann, Virchow)</w:t>
-            </w:r>
-          </w:p>
-          <w:p>
-            <w:pPr>
-              <w:spacing w:after="30" w:before="0"/>
-              <w:ind w:left="360" w:hanging="180"/>
-              <w:jc w:val="left"/>
-            </w:pPr>
-            <w:r>
-              <w:rPr>
-                <w:rFonts w:ascii="Arial" w:cs="Arial" w:eastAsia="Arial" w:hAnsi="Arial"/>
-                <w:b w:val="false"/>
-                <w:bCs w:val="false"/>
-                <w:i w:val="false"/>
-                <w:iCs w:val="false"/>
-                <w:color w:val="000000"/>
-                <w:sz w:val="18"/>
-                <w:szCs w:val="18"/>
-              </w:rPr>
-              <w:t xml:space="preserve">–  Types of cells: prokaryotic (bacteria such as E. coli) vs. eukaryotic (plant and animal cells)</w:t>
-            </w:r>
-          </w:p>
-          <w:p>
-            <w:pPr>
-              <w:spacing w:after="30" w:before="0"/>
-              <w:ind w:left="360" w:hanging="180"/>
-              <w:jc w:val="left"/>
-            </w:pPr>
-            <w:r>
-              <w:rPr>
-                <w:rFonts w:ascii="Arial" w:cs="Arial" w:eastAsia="Arial" w:hAnsi="Arial"/>
-                <w:b w:val="false"/>
-                <w:bCs w:val="false"/>
-                <w:i w:val="false"/>
-                <w:iCs w:val="false"/>
-                <w:color w:val="000000"/>
-                <w:sz w:val="18"/>
-                <w:szCs w:val="18"/>
-              </w:rPr>
-              <w:t xml:space="preserve">–  Ultra-structure of the animal cell: cell membrane, nucleus, mitochondria, ribosomes, endoplasmic reticulum, Golgi apparatus, lysosomes, centrioles, cytoplasm</w:t>
-            </w:r>
-          </w:p>
-          <w:p>
-            <w:pPr>
-              <w:spacing w:after="30" w:before="0"/>
-              <w:ind w:left="360" w:hanging="180"/>
-              <w:jc w:val="left"/>
-            </w:pPr>
-            <w:r>
-              <w:rPr>
-                <w:rFonts w:ascii="Arial" w:cs="Arial" w:eastAsia="Arial" w:hAnsi="Arial"/>
-                <w:b w:val="false"/>
-                <w:bCs w:val="false"/>
-                <w:i w:val="false"/>
-                <w:iCs w:val="false"/>
-                <w:color w:val="000000"/>
-                <w:sz w:val="18"/>
-                <w:szCs w:val="18"/>
-              </w:rPr>
-              <w:t xml:space="preserve">–  Ultra-structure of the plant cell: cell wall (cellulose), chloroplasts, large central vacuole, plasmodesmata — and how these differ from animal cells</w:t>
-            </w:r>
-          </w:p>
-          <w:p>
-            <w:pPr>
-              <w:spacing w:after="30" w:before="0"/>
-              <w:ind w:left="360" w:hanging="180"/>
-              <w:jc w:val="left"/>
-            </w:pPr>
-            <w:r>
-              <w:rPr>
-                <w:rFonts w:ascii="Arial" w:cs="Arial" w:eastAsia="Arial" w:hAnsi="Arial"/>
-                <w:b w:val="false"/>
-                <w:bCs w:val="false"/>
-                <w:i w:val="false"/>
-                <w:iCs w:val="false"/>
-                <w:color w:val="000000"/>
-                <w:sz w:val="18"/>
-                <w:szCs w:val="18"/>
-              </w:rPr>
-              <w:t xml:space="preserve">–  Cell organelles and their functions — detailed functional roles of each organelle</w:t>
-            </w:r>
-          </w:p>
-          <w:p>
-            <w:pPr>
-              <w:spacing w:after="30" w:before="0"/>
-              <w:ind w:left="360" w:hanging="180"/>
-              <w:jc w:val="left"/>
-            </w:pPr>
-            <w:r>
-              <w:rPr>
-                <w:rFonts w:ascii="Arial" w:cs="Arial" w:eastAsia="Arial" w:hAnsi="Arial"/>
-                <w:b w:val="false"/>
-                <w:bCs w:val="false"/>
-                <w:i w:val="false"/>
-                <w:iCs w:val="false"/>
-                <w:color w:val="000000"/>
-                <w:sz w:val="18"/>
-                <w:szCs w:val="18"/>
-              </w:rPr>
-              <w:t xml:space="preserve">–  Cell specialisation: how cells differentiate to perform specific functions (e.g., red blood cells, guard cells, root hair cells, muscle cells, nerve cells)</w:t>
-            </w:r>
-          </w:p>
-          <w:p>
-            <w:pPr>
-              <w:spacing w:after="30" w:before="0"/>
-              <w:ind w:left="360" w:hanging="180"/>
-              <w:jc w:val="left"/>
-            </w:pPr>
-            <w:r>
-              <w:rPr>
-                <w:rFonts w:ascii="Arial" w:cs="Arial" w:eastAsia="Arial" w:hAnsi="Arial"/>
-                <w:b w:val="false"/>
-                <w:bCs w:val="false"/>
-                <w:i w:val="false"/>
-                <w:iCs w:val="false"/>
-                <w:color w:val="000000"/>
-                <w:sz w:val="18"/>
-                <w:szCs w:val="18"/>
-              </w:rPr>
-              <w:t xml:space="preserve">–  Tissues, organs and organ systems — hierarchy from cell → tissue → organ → organ system → organism</w:t>
-            </w:r>
-          </w:p>
-          <w:p>
-            <w:pPr>
-              <w:spacing w:after="30" w:before="0"/>
-              <w:ind w:left="360" w:hanging="180"/>
-              <w:jc w:val="left"/>
-            </w:pPr>
-            <w:r>
-              <w:rPr>
-                <w:rFonts w:ascii="Arial" w:cs="Arial" w:eastAsia="Arial" w:hAnsi="Arial"/>
-                <w:b w:val="false"/>
-                <w:bCs w:val="false"/>
-                <w:i w:val="false"/>
-                <w:iCs w:val="false"/>
-                <w:color w:val="000000"/>
-                <w:sz w:val="18"/>
-                <w:szCs w:val="18"/>
-              </w:rPr>
-              <w:t xml:space="preserve">–  Comparison of plant and animal cells — similarities and differences in structure and function</w:t>
-            </w:r>
-          </w:p>
-        </w:tc>
-      </w:tr>
-      <w:tr>
-        <w:tc>
-          <w:tcPr>
-            <w:tcW w:type="dxa" w:w="3000"/>
-            <w:shd w:fill="D5E8F0" w:color="auto" w:val="clear"/>
-            <w:tcMar>
-              <w:top w:type="dxa" w:w="60"/>
-              <w:left w:type="dxa" w:w="120"/>
-              <w:bottom w:type="dxa" w:w="60"/>
-              <w:right w:type="dxa" w:w="120"/>
-            </w:tcMar>
-            <w:vAlign w:val="top"/>
-          </w:tcPr>
-          <w:p>
-            <w:pPr>
-              <w:spacing w:after="40" w:before="0"/>
-              <w:jc w:val="left"/>
-            </w:pPr>
-            <w:r>
-              <w:rPr>
-                <w:rFonts w:ascii="Arial" w:cs="Arial" w:eastAsia="Arial" w:hAnsi="Arial"/>
-                <w:b/>
-                <w:bCs/>
-                <w:i w:val="false"/>
-                <w:iCs w:val="false"/>
-                <w:color w:val="000000"/>
-                <w:sz w:val="18"/>
-                <w:szCs w:val="18"/>
-              </w:rPr>
-              <w:t xml:space="preserve">Learning Outcomes</w:t>
-            </w:r>
-          </w:p>
-        </w:tc>
-        <w:tc>
-          <w:tcPr>
-            <w:tcW w:type="dxa" w:w="10680"/>
-            <w:shd w:fill="FFFFFF" w:color="auto" w:val="clear"/>
-            <w:tcMar>
-              <w:top w:type="dxa" w:w="60"/>
-              <w:left w:type="dxa" w:w="120"/>
-              <w:bottom w:type="dxa" w:w="60"/>
-              <w:right w:type="dxa" w:w="120"/>
-            </w:tcMar>
-            <w:vAlign w:val="top"/>
-          </w:tcPr>
-          <w:p>
-            <w:pPr>
-              <w:spacing w:after="40" w:before="0"/>
-              <w:jc w:val="left"/>
-            </w:pPr>
-            <w:r>
-              <w:rPr>
-                <w:rFonts w:ascii="Arial" w:cs="Arial" w:eastAsia="Arial" w:hAnsi="Arial"/>
-                <w:b w:val="false"/>
-                <w:bCs w:val="false"/>
-                <w:i w:val="false"/>
-                <w:iCs w:val="false"/>
-                <w:color w:val="000000"/>
-                <w:sz w:val="18"/>
-                <w:szCs w:val="18"/>
-              </w:rPr>
-              <w:t xml:space="preserve">By the end of the sub-strand, the learner should be able to:</w:t>
-            </w:r>
-          </w:p>
-          <w:p>
-            <w:pPr>
-              <w:spacing w:after="40" w:before="0"/>
-              <w:jc w:val="left"/>
-            </w:pPr>
-            <w:r>
-              <w:rPr>
-                <w:rFonts w:ascii="Arial" w:cs="Arial" w:eastAsia="Arial" w:hAnsi="Arial"/>
-                <w:b w:val="false"/>
-                <w:bCs w:val="false"/>
-                <w:i w:val="false"/>
-                <w:iCs w:val="false"/>
-                <w:color w:val="000000"/>
-                <w:sz w:val="18"/>
-                <w:szCs w:val="18"/>
-              </w:rPr>
-              <w:t xml:space="preserve">a) describe the ultra-structure of plant and animal cells using diagrams and models,</w:t>
-            </w:r>
-          </w:p>
-          <w:p>
-            <w:pPr>
-              <w:spacing w:after="40" w:before="0"/>
-              <w:jc w:val="left"/>
-            </w:pPr>
-            <w:r>
-              <w:rPr>
-                <w:rFonts w:ascii="Arial" w:cs="Arial" w:eastAsia="Arial" w:hAnsi="Arial"/>
-                <w:b w:val="false"/>
-                <w:bCs w:val="false"/>
-                <w:i w:val="false"/>
-                <w:iCs w:val="false"/>
-                <w:color w:val="000000"/>
-                <w:sz w:val="18"/>
-                <w:szCs w:val="18"/>
-              </w:rPr>
-              <w:t xml:space="preserve">b) identify and state the functions of cell organelles in plant and animal cells,</w:t>
-            </w:r>
-          </w:p>
-          <w:p>
-            <w:pPr>
-              <w:spacing w:after="40" w:before="0"/>
-              <w:jc w:val="left"/>
-            </w:pPr>
-            <w:r>
-              <w:rPr>
-                <w:rFonts w:ascii="Arial" w:cs="Arial" w:eastAsia="Arial" w:hAnsi="Arial"/>
-                <w:b w:val="false"/>
-                <w:bCs w:val="false"/>
-                <w:i w:val="false"/>
-                <w:iCs w:val="false"/>
-                <w:color w:val="000000"/>
-                <w:sz w:val="18"/>
-                <w:szCs w:val="18"/>
-              </w:rPr>
-              <w:t xml:space="preserve">c) distinguish between prokaryotic and eukaryotic cells with reference to their structural features,</w:t>
-            </w:r>
-          </w:p>
-          <w:p>
-            <w:pPr>
-              <w:spacing w:after="40" w:before="0"/>
-              <w:jc w:val="left"/>
-            </w:pPr>
-            <w:r>
-              <w:rPr>
-                <w:rFonts w:ascii="Arial" w:cs="Arial" w:eastAsia="Arial" w:hAnsi="Arial"/>
-                <w:b w:val="false"/>
-                <w:bCs w:val="false"/>
-                <w:i w:val="false"/>
-                <w:iCs w:val="false"/>
-                <w:color w:val="000000"/>
-                <w:sz w:val="18"/>
-                <w:szCs w:val="18"/>
-              </w:rPr>
-              <w:t xml:space="preserve">d) explain how cell specialisation enables cells to perform specific functions in living organisms,</w:t>
-            </w:r>
-          </w:p>
-          <w:p>
-            <w:pPr>
-              <w:spacing w:after="40" w:before="0"/>
-              <w:jc w:val="left"/>
-            </w:pPr>
-            <w:r>
-              <w:rPr>
-                <w:rFonts w:ascii="Arial" w:cs="Arial" w:eastAsia="Arial" w:hAnsi="Arial"/>
-                <w:b w:val="false"/>
-                <w:bCs w:val="false"/>
-                <w:i w:val="false"/>
-                <w:iCs w:val="false"/>
-                <w:color w:val="000000"/>
-                <w:sz w:val="18"/>
-                <w:szCs w:val="18"/>
-              </w:rPr>
-              <w:t xml:space="preserve">e) construct a hierarchy from cell to organism, relating cell structure to tissue, organ and organ system organisation,</w:t>
-            </w:r>
-          </w:p>
-          <w:p>
-            <w:pPr>
-              <w:spacing w:after="40" w:before="0"/>
-              <w:jc w:val="left"/>
-            </w:pPr>
-            <w:r>
-              <w:rPr>
-                <w:rFonts w:ascii="Arial" w:cs="Arial" w:eastAsia="Arial" w:hAnsi="Arial"/>
-                <w:b w:val="false"/>
-                <w:bCs w:val="false"/>
-                <w:i w:val="false"/>
-                <w:iCs w:val="false"/>
-                <w:color w:val="000000"/>
-                <w:sz w:val="18"/>
-                <w:szCs w:val="18"/>
-              </w:rPr>
-              <w:t xml:space="preserve">f) appreciate the relationship between cell structure and function in maintaining life processes.</w:t>
-            </w:r>
-          </w:p>
-        </w:tc>
-      </w:tr>
-      <w:tr>
-        <w:tc>
-          <w:tcPr>
-            <w:tcW w:type="dxa" w:w="3000"/>
-            <w:shd w:fill="D5E8F0" w:color="auto" w:val="clear"/>
-            <w:tcMar>
-              <w:top w:type="dxa" w:w="60"/>
-              <w:left w:type="dxa" w:w="120"/>
-              <w:bottom w:type="dxa" w:w="60"/>
-              <w:right w:type="dxa" w:w="120"/>
-            </w:tcMar>
-            <w:vAlign w:val="top"/>
-          </w:tcPr>
-          <w:p>
-            <w:pPr>
-              <w:spacing w:after="40" w:before="0"/>
-              <w:jc w:val="left"/>
-            </w:pPr>
-            <w:r>
-              <w:rPr>
-                <w:rFonts w:ascii="Arial" w:cs="Arial" w:eastAsia="Arial" w:hAnsi="Arial"/>
-                <w:b/>
-                <w:bCs/>
-                <w:i w:val="false"/>
-                <w:iCs w:val="false"/>
-                <w:color w:val="000000"/>
-                <w:sz w:val="18"/>
-                <w:szCs w:val="18"/>
-              </w:rPr>
-              <w:t xml:space="preserve">Core Competencies</w:t>
-            </w:r>
-          </w:p>
-        </w:tc>
-        <w:tc>
-          <w:tcPr>
-            <w:tcW w:type="dxa" w:w="10680"/>
-            <w:shd w:fill="FFFFFF" w:color="auto" w:val="clear"/>
-            <w:tcMar>
-              <w:top w:type="dxa" w:w="60"/>
-              <w:left w:type="dxa" w:w="120"/>
-              <w:bottom w:type="dxa" w:w="60"/>
-              <w:right w:type="dxa" w:w="120"/>
-            </w:tcMar>
-            <w:vAlign w:val="top"/>
-          </w:tcPr>
-          <w:p>
-            <w:pPr>
-              <w:spacing w:after="30" w:before="0"/>
-              <w:ind w:left="360" w:hanging="180"/>
-              <w:jc w:val="left"/>
-            </w:pPr>
-            <w:r>
-              <w:rPr>
-                <w:rFonts w:ascii="Arial" w:cs="Arial" w:eastAsia="Arial" w:hAnsi="Arial"/>
-                <w:b w:val="false"/>
-                <w:bCs w:val="false"/>
-                <w:i w:val="false"/>
-                <w:iCs w:val="false"/>
-                <w:color w:val="000000"/>
-                <w:sz w:val="18"/>
-                <w:szCs w:val="18"/>
-              </w:rPr>
-              <w:t xml:space="preserve">–  Communication and Collaboration: Learners work in small groups to construct annotated 3D cell models using locally available materials (bottle tops, avocado seeds, maize grains, plastic bags) and present their models to the class, justifying their choices of materials for each organelle.</w:t>
-            </w:r>
-          </w:p>
-          <w:p>
-            <w:pPr>
-              <w:spacing w:after="30" w:before="0"/>
-              <w:ind w:left="360" w:hanging="180"/>
-              <w:jc w:val="left"/>
-            </w:pPr>
-            <w:r>
-              <w:rPr>
-                <w:rFonts w:ascii="Arial" w:cs="Arial" w:eastAsia="Arial" w:hAnsi="Arial"/>
-                <w:b w:val="false"/>
-                <w:bCs w:val="false"/>
-                <w:i w:val="false"/>
-                <w:iCs w:val="false"/>
-                <w:color w:val="000000"/>
-                <w:sz w:val="18"/>
-                <w:szCs w:val="18"/>
-              </w:rPr>
-              <w:t xml:space="preserve">–  Critical Thinking and Problem Solving: Learners analyse electron micrograph images of different specialised cells (e.g., a Kenyan blood smear showing red blood cells, a maize leaf cross-section) and reason about why each cell's structure suits its function.</w:t>
-            </w:r>
-          </w:p>
-          <w:p>
-            <w:pPr>
-              <w:spacing w:after="30" w:before="0"/>
-              <w:ind w:left="360" w:hanging="180"/>
-              <w:jc w:val="left"/>
-            </w:pPr>
-            <w:r>
-              <w:rPr>
-                <w:rFonts w:ascii="Arial" w:cs="Arial" w:eastAsia="Arial" w:hAnsi="Arial"/>
-                <w:b w:val="false"/>
-                <w:bCs w:val="false"/>
-                <w:i w:val="false"/>
-                <w:iCs w:val="false"/>
-                <w:color w:val="000000"/>
-                <w:sz w:val="18"/>
-                <w:szCs w:val="18"/>
-              </w:rPr>
-              <w:t xml:space="preserve">–  Imagination and Creativity: Learners design and build physical or digital models of plant and animal cells, making creative decisions about how to represent organelles using everyday Kenyan materials found at home or in the market.</w:t>
-            </w:r>
-          </w:p>
-          <w:p>
-            <w:pPr>
-              <w:spacing w:after="30" w:before="0"/>
-              <w:ind w:left="360" w:hanging="180"/>
-              <w:jc w:val="left"/>
-            </w:pPr>
-            <w:r>
-              <w:rPr>
-                <w:rFonts w:ascii="Arial" w:cs="Arial" w:eastAsia="Arial" w:hAnsi="Arial"/>
-                <w:b w:val="false"/>
-                <w:bCs w:val="false"/>
-                <w:i w:val="false"/>
-                <w:iCs w:val="false"/>
-                <w:color w:val="000000"/>
-                <w:sz w:val="18"/>
-                <w:szCs w:val="18"/>
-              </w:rPr>
-              <w:t xml:space="preserve">–  Self-efficacy: Learners reflect on how understanding cell specialisation connects to real career pathways (medicine, agriculture, biotechnology) relevant to Kenya's development goals under Vision 2030.</w:t>
-            </w:r>
-          </w:p>
-        </w:tc>
-      </w:tr>
-      <w:tr>
-        <w:tc>
-          <w:tcPr>
-            <w:tcW w:type="dxa" w:w="3000"/>
-            <w:shd w:fill="E2EFDA" w:color="auto" w:val="clear"/>
-            <w:tcMar>
-              <w:top w:type="dxa" w:w="60"/>
-              <w:left w:type="dxa" w:w="120"/>
-              <w:bottom w:type="dxa" w:w="60"/>
-              <w:right w:type="dxa" w:w="120"/>
-            </w:tcMar>
-            <w:vAlign w:val="top"/>
-          </w:tcPr>
-          <w:p>
-            <w:pPr>
-              <w:spacing w:after="40" w:before="0"/>
-              <w:jc w:val="left"/>
-            </w:pPr>
-            <w:r>
-              <w:rPr>
-                <w:rFonts w:ascii="Arial" w:cs="Arial" w:eastAsia="Arial" w:hAnsi="Arial"/>
-                <w:b/>
-                <w:bCs/>
-                <w:i w:val="false"/>
-                <w:iCs w:val="false"/>
-                <w:color w:val="000000"/>
-                <w:sz w:val="18"/>
-                <w:szCs w:val="18"/>
-              </w:rPr>
-              <w:t xml:space="preserve">Core Values</w:t>
-            </w:r>
-          </w:p>
-        </w:tc>
-        <w:tc>
-          <w:tcPr>
-            <w:tcW w:type="dxa" w:w="10680"/>
-            <w:shd w:fill="FFFFFF" w:color="auto" w:val="clear"/>
-            <w:tcMar>
-              <w:top w:type="dxa" w:w="60"/>
-              <w:left w:type="dxa" w:w="120"/>
-              <w:bottom w:type="dxa" w:w="60"/>
-              <w:right w:type="dxa" w:w="120"/>
-            </w:tcMar>
-            <w:vAlign w:val="top"/>
-          </w:tcPr>
-          <w:p>
-            <w:pPr>
-              <w:spacing w:after="30" w:before="0"/>
-              <w:ind w:left="360" w:hanging="180"/>
-              <w:jc w:val="left"/>
-            </w:pPr>
-            <w:r>
-              <w:rPr>
-                <w:rFonts w:ascii="Arial" w:cs="Arial" w:eastAsia="Arial" w:hAnsi="Arial"/>
-                <w:b w:val="false"/>
-                <w:bCs w:val="false"/>
-                <w:i w:val="false"/>
-                <w:iCs w:val="false"/>
-                <w:color w:val="000000"/>
-                <w:sz w:val="18"/>
-                <w:szCs w:val="18"/>
-              </w:rPr>
-              <w:t xml:space="preserve">–  Responsibility: The learner responsibly handles microscopes and prepared slides of onion epidermis, cheek cells, or other specimens, ensuring equipment is cleaned and stored correctly after use.</w:t>
-            </w:r>
-          </w:p>
-          <w:p>
-            <w:pPr>
-              <w:spacing w:after="30" w:before="0"/>
-              <w:ind w:left="360" w:hanging="180"/>
-              <w:jc w:val="left"/>
-            </w:pPr>
-            <w:r>
-              <w:rPr>
-                <w:rFonts w:ascii="Arial" w:cs="Arial" w:eastAsia="Arial" w:hAnsi="Arial"/>
-                <w:b w:val="false"/>
-                <w:bCs w:val="false"/>
-                <w:i w:val="false"/>
-                <w:iCs w:val="false"/>
-                <w:color w:val="000000"/>
-                <w:sz w:val="18"/>
-                <w:szCs w:val="18"/>
-              </w:rPr>
-              <w:t xml:space="preserve">–  Respect: The learner appreciates diverse contributions from peers during group model-building activities and discussions about cell structure and function.</w:t>
-            </w:r>
-          </w:p>
-          <w:p>
-            <w:pPr>
-              <w:spacing w:after="30" w:before="0"/>
-              <w:ind w:left="360" w:hanging="180"/>
-              <w:jc w:val="left"/>
-            </w:pPr>
-            <w:r>
-              <w:rPr>
-                <w:rFonts w:ascii="Arial" w:cs="Arial" w:eastAsia="Arial" w:hAnsi="Arial"/>
-                <w:b w:val="false"/>
-                <w:bCs w:val="false"/>
-                <w:i w:val="false"/>
-                <w:iCs w:val="false"/>
-                <w:color w:val="000000"/>
-                <w:sz w:val="18"/>
-                <w:szCs w:val="18"/>
-              </w:rPr>
-              <w:t xml:space="preserve">–  Unity: The learner collaborates equitably in small groups during practical activities, ensuring all members participate in constructing and presenting cell models.</w:t>
-            </w:r>
-          </w:p>
-          <w:p>
-            <w:pPr>
-              <w:spacing w:after="30" w:before="0"/>
-              <w:ind w:left="360" w:hanging="180"/>
-              <w:jc w:val="left"/>
-            </w:pPr>
-            <w:r>
-              <w:rPr>
-                <w:rFonts w:ascii="Arial" w:cs="Arial" w:eastAsia="Arial" w:hAnsi="Arial"/>
-                <w:b w:val="false"/>
-                <w:bCs w:val="false"/>
-                <w:i w:val="false"/>
-                <w:iCs w:val="false"/>
-                <w:color w:val="000000"/>
-                <w:sz w:val="18"/>
-                <w:szCs w:val="18"/>
-              </w:rPr>
-              <w:t xml:space="preserve">–  Social Justice: The learner discusses how access to medical technologies rooted in cell biology (e.g., malaria diagnosis via blood smear microscopy — relevant in Kisumu and the Lake Victoria region) affects communities across Kenya.</w:t>
-            </w:r>
-          </w:p>
-        </w:tc>
-      </w:tr>
-      <w:tr>
-        <w:tc>
-          <w:tcPr>
-            <w:tcW w:type="dxa" w:w="3000"/>
-            <w:shd w:fill="D5E8F0" w:color="auto" w:val="clear"/>
-            <w:tcMar>
-              <w:top w:type="dxa" w:w="60"/>
-              <w:left w:type="dxa" w:w="120"/>
-              <w:bottom w:type="dxa" w:w="60"/>
-              <w:right w:type="dxa" w:w="120"/>
-            </w:tcMar>
-            <w:vAlign w:val="top"/>
-          </w:tcPr>
-          <w:p>
-            <w:pPr>
-              <w:spacing w:after="40" w:before="0"/>
-              <w:jc w:val="left"/>
-            </w:pPr>
-            <w:r>
-              <w:rPr>
-                <w:rFonts w:ascii="Arial" w:cs="Arial" w:eastAsia="Arial" w:hAnsi="Arial"/>
-                <w:b/>
-                <w:bCs/>
-                <w:i w:val="false"/>
-                <w:iCs w:val="false"/>
-                <w:color w:val="000000"/>
-                <w:sz w:val="18"/>
-                <w:szCs w:val="18"/>
-              </w:rPr>
-              <w:t xml:space="preserve">Science &amp; Engineering Practices</w:t>
-            </w:r>
-          </w:p>
-        </w:tc>
-        <w:tc>
-          <w:tcPr>
-            <w:tcW w:type="dxa" w:w="10680"/>
-            <w:shd w:fill="FFFFFF" w:color="auto" w:val="clear"/>
-            <w:tcMar>
-              <w:top w:type="dxa" w:w="60"/>
-              <w:left w:type="dxa" w:w="120"/>
-              <w:bottom w:type="dxa" w:w="60"/>
-              <w:right w:type="dxa" w:w="120"/>
-            </w:tcMar>
-            <w:vAlign w:val="top"/>
-          </w:tcPr>
-          <w:p>
-            <w:pPr>
-              <w:spacing w:after="30" w:before="0"/>
-              <w:ind w:left="360" w:hanging="180"/>
-              <w:jc w:val="left"/>
-            </w:pPr>
-            <w:r>
-              <w:rPr>
-                <w:rFonts w:ascii="Arial" w:cs="Arial" w:eastAsia="Arial" w:hAnsi="Arial"/>
-                <w:b w:val="false"/>
-                <w:bCs w:val="false"/>
-                <w:i w:val="false"/>
-                <w:iCs w:val="false"/>
-                <w:color w:val="000000"/>
-                <w:sz w:val="18"/>
-                <w:szCs w:val="18"/>
-              </w:rPr>
-              <w:t xml:space="preserve">–  SEP 1 — Asking Questions and Defining Problems: Learners generate and record investigable questions on the Driving Question Board (DQB) about why cells look different, e.g., "Why does a red blood cell have no nucleus but a cheek cell does?"</w:t>
-            </w:r>
-          </w:p>
-          <w:p>
-            <w:pPr>
-              <w:spacing w:after="30" w:before="0"/>
-              <w:ind w:left="360" w:hanging="180"/>
-              <w:jc w:val="left"/>
-            </w:pPr>
-            <w:r>
-              <w:rPr>
-                <w:rFonts w:ascii="Arial" w:cs="Arial" w:eastAsia="Arial" w:hAnsi="Arial"/>
-                <w:b w:val="false"/>
-                <w:bCs w:val="false"/>
-                <w:i w:val="false"/>
-                <w:iCs w:val="false"/>
-                <w:color w:val="000000"/>
-                <w:sz w:val="18"/>
-                <w:szCs w:val="18"/>
-              </w:rPr>
-              <w:t xml:space="preserve">–  SEP 2 — Developing and Using Models: Learners build annotated 3D models of plant and animal cells using locally available materials and revise them as understanding deepens across the 8-lesson sequence.</w:t>
-            </w:r>
-          </w:p>
-          <w:p>
-            <w:pPr>
-              <w:spacing w:after="30" w:before="0"/>
-              <w:ind w:left="360" w:hanging="180"/>
-              <w:jc w:val="left"/>
-            </w:pPr>
-            <w:r>
-              <w:rPr>
-                <w:rFonts w:ascii="Arial" w:cs="Arial" w:eastAsia="Arial" w:hAnsi="Arial"/>
-                <w:b w:val="false"/>
-                <w:bCs w:val="false"/>
-                <w:i w:val="false"/>
-                <w:iCs w:val="false"/>
-                <w:color w:val="000000"/>
-                <w:sz w:val="18"/>
-                <w:szCs w:val="18"/>
-              </w:rPr>
-              <w:t xml:space="preserve">–  SEP 4 — Analysing and Interpreting Data: Learners examine photomicrographs and electron micrographs of specialised cells (e.g., guard cells from a kale/sukuma wiki leaf, root hair cells from a bean plant) and identify structural adaptations.</w:t>
-            </w:r>
-          </w:p>
-          <w:p>
-            <w:pPr>
-              <w:spacing w:after="30" w:before="0"/>
-              <w:ind w:left="360" w:hanging="180"/>
-              <w:jc w:val="left"/>
-            </w:pPr>
-            <w:r>
-              <w:rPr>
-                <w:rFonts w:ascii="Arial" w:cs="Arial" w:eastAsia="Arial" w:hAnsi="Arial"/>
-                <w:b w:val="false"/>
-                <w:bCs w:val="false"/>
-                <w:i w:val="false"/>
-                <w:iCs w:val="false"/>
-                <w:color w:val="000000"/>
-                <w:sz w:val="18"/>
-                <w:szCs w:val="18"/>
-              </w:rPr>
-              <w:t xml:space="preserve">–  SEP 6 — Constructing Explanations: Learners write and discuss evidence-based explanations for how a cell's structure (e.g., the large surface area of a root hair cell) relates to its function (e.g., water and mineral absorption).</w:t>
-            </w:r>
-          </w:p>
-          <w:p>
-            <w:pPr>
-              <w:spacing w:after="30" w:before="0"/>
-              <w:ind w:left="360" w:hanging="180"/>
-              <w:jc w:val="left"/>
-            </w:pPr>
-            <w:r>
-              <w:rPr>
-                <w:rFonts w:ascii="Arial" w:cs="Arial" w:eastAsia="Arial" w:hAnsi="Arial"/>
-                <w:b w:val="false"/>
-                <w:bCs w:val="false"/>
-                <w:i w:val="false"/>
-                <w:iCs w:val="false"/>
-                <w:color w:val="000000"/>
-                <w:sz w:val="18"/>
-                <w:szCs w:val="18"/>
-              </w:rPr>
-              <w:t xml:space="preserve">–  SEP 8 — Obtaining, Evaluating and Communicating Information: Learners research Kenyan scientists in cell biology and biotechnology (e.g., researchers at KEMRI and JKUAT), evaluate sources for credibility, and present findings to peers.</w:t>
-            </w:r>
-          </w:p>
-        </w:tc>
-      </w:tr>
-      <w:tr>
-        <w:tc>
-          <w:tcPr>
-            <w:tcW w:type="dxa" w:w="3000"/>
-            <w:shd w:fill="FCE4D6" w:color="auto" w:val="clear"/>
-            <w:tcMar>
-              <w:top w:type="dxa" w:w="60"/>
-              <w:left w:type="dxa" w:w="120"/>
-              <w:bottom w:type="dxa" w:w="60"/>
-              <w:right w:type="dxa" w:w="120"/>
-            </w:tcMar>
-            <w:vAlign w:val="top"/>
-          </w:tcPr>
-          <w:p>
-            <w:pPr>
-              <w:spacing w:after="40" w:before="0"/>
-              <w:jc w:val="left"/>
-            </w:pPr>
-            <w:r>
-              <w:rPr>
-                <w:rFonts w:ascii="Arial" w:cs="Arial" w:eastAsia="Arial" w:hAnsi="Arial"/>
-                <w:b/>
-                <w:bCs/>
-                <w:i w:val="false"/>
-                <w:iCs w:val="false"/>
-                <w:color w:val="000000"/>
-                <w:sz w:val="18"/>
-                <w:szCs w:val="18"/>
-              </w:rPr>
-              <w:t xml:space="preserve">Pertinent &amp; Contemporary Issues (PCIs)</w:t>
-            </w:r>
-          </w:p>
-        </w:tc>
-        <w:tc>
-          <w:tcPr>
-            <w:tcW w:type="dxa" w:w="10680"/>
-            <w:shd w:fill="FFFFFF" w:color="auto" w:val="clear"/>
-            <w:tcMar>
-              <w:top w:type="dxa" w:w="60"/>
-              <w:left w:type="dxa" w:w="120"/>
-              <w:bottom w:type="dxa" w:w="60"/>
-              <w:right w:type="dxa" w:w="120"/>
-            </w:tcMar>
-            <w:vAlign w:val="top"/>
-          </w:tcPr>
-          <w:p>
-            <w:pPr>
-              <w:spacing w:after="30" w:before="0"/>
-              <w:ind w:left="360" w:hanging="180"/>
-              <w:jc w:val="left"/>
-            </w:pPr>
-            <w:r>
-              <w:rPr>
-                <w:rFonts w:ascii="Arial" w:cs="Arial" w:eastAsia="Arial" w:hAnsi="Arial"/>
-                <w:b w:val="false"/>
-                <w:bCs w:val="false"/>
-                <w:i w:val="false"/>
-                <w:iCs w:val="false"/>
-                <w:color w:val="000000"/>
-                <w:sz w:val="18"/>
-                <w:szCs w:val="18"/>
-              </w:rPr>
-              <w:t xml:space="preserve">–  Health Education: Learners connect cell biology to understanding diseases prevalent in Kenya — e.g., how the malaria parasite (Plasmodium) invades and destroys red blood cells, linking cell structure to public health in endemic counties such as Kisumu and Homa Bay.</w:t>
-            </w:r>
-          </w:p>
-          <w:p>
-            <w:pPr>
-              <w:spacing w:after="30" w:before="0"/>
-              <w:ind w:left="360" w:hanging="180"/>
-              <w:jc w:val="left"/>
-            </w:pPr>
-            <w:r>
-              <w:rPr>
-                <w:rFonts w:ascii="Arial" w:cs="Arial" w:eastAsia="Arial" w:hAnsi="Arial"/>
-                <w:b w:val="false"/>
-                <w:bCs w:val="false"/>
-                <w:i w:val="false"/>
-                <w:iCs w:val="false"/>
-                <w:color w:val="000000"/>
-                <w:sz w:val="18"/>
-                <w:szCs w:val="18"/>
-              </w:rPr>
-              <w:t xml:space="preserve">–  Environmental Conservation: Learners discuss how plant cell structures (chloroplasts, cell walls) are fundamental to photosynthesis and food production, reinforcing the importance of conserving vegetation in Kenya's agroecological zones such as the Rift Valley and Central highlands.</w:t>
-            </w:r>
-          </w:p>
-          <w:p>
-            <w:pPr>
-              <w:spacing w:after="30" w:before="0"/>
-              <w:ind w:left="360" w:hanging="180"/>
-              <w:jc w:val="left"/>
-            </w:pPr>
-            <w:r>
-              <w:rPr>
-                <w:rFonts w:ascii="Arial" w:cs="Arial" w:eastAsia="Arial" w:hAnsi="Arial"/>
-                <w:b w:val="false"/>
-                <w:bCs w:val="false"/>
-                <w:i w:val="false"/>
-                <w:iCs w:val="false"/>
-                <w:color w:val="000000"/>
-                <w:sz w:val="18"/>
-                <w:szCs w:val="18"/>
-              </w:rPr>
-              <w:t xml:space="preserve">–  Safety and Security: Learners observe safe laboratory practices when preparing wet mount slides (e.g., of onion epidermal cells or cheek cells), handling glass coverslips, and using microscopes responsibly.</w:t>
-            </w:r>
-          </w:p>
-          <w:p>
-            <w:pPr>
-              <w:spacing w:after="30" w:before="0"/>
-              <w:ind w:left="360" w:hanging="180"/>
-              <w:jc w:val="left"/>
-            </w:pPr>
-            <w:r>
-              <w:rPr>
-                <w:rFonts w:ascii="Arial" w:cs="Arial" w:eastAsia="Arial" w:hAnsi="Arial"/>
-                <w:b w:val="false"/>
-                <w:bCs w:val="false"/>
-                <w:i w:val="false"/>
-                <w:iCs w:val="false"/>
-                <w:color w:val="000000"/>
-                <w:sz w:val="18"/>
-                <w:szCs w:val="18"/>
-              </w:rPr>
-              <w:t xml:space="preserve">–  Life Skills Education (Critical Thinking): Learners critically evaluate claims about cell-based products (e.g., stem cell therapies advertised in Kenyan media) using their knowledge of cell structure and specialisation.</w:t>
-            </w:r>
-          </w:p>
-          <w:p>
-            <w:pPr>
-              <w:spacing w:after="30" w:before="0"/>
-              <w:ind w:left="360" w:hanging="180"/>
-              <w:jc w:val="left"/>
-            </w:pPr>
-            <w:r>
-              <w:rPr>
-                <w:rFonts w:ascii="Arial" w:cs="Arial" w:eastAsia="Arial" w:hAnsi="Arial"/>
-                <w:b w:val="false"/>
-                <w:bCs w:val="false"/>
-                <w:i w:val="false"/>
-                <w:iCs w:val="false"/>
-                <w:color w:val="000000"/>
-                <w:sz w:val="18"/>
-                <w:szCs w:val="18"/>
-              </w:rPr>
-              <w:t xml:space="preserve">–  Career Guidance: Learners relate cell biology knowledge to careers in medicine, nursing, biotechnology, agriculture, and food science within the Kenyan job market and Kenya's Big Four Agenda priorities.</w:t>
-            </w:r>
-          </w:p>
-        </w:tc>
-      </w:tr>
-      <w:tr>
-        <w:tc>
-          <w:tcPr>
-            <w:tcW w:type="dxa" w:w="3000"/>
-            <w:shd w:fill="D9EEF1" w:color="auto" w:val="clear"/>
-            <w:tcMar>
-              <w:top w:type="dxa" w:w="60"/>
-              <w:left w:type="dxa" w:w="120"/>
-              <w:bottom w:type="dxa" w:w="60"/>
-              <w:right w:type="dxa" w:w="120"/>
-            </w:tcMar>
-            <w:vAlign w:val="top"/>
-          </w:tcPr>
-          <w:p>
-            <w:pPr>
-              <w:spacing w:after="40" w:before="0"/>
-              <w:jc w:val="left"/>
-            </w:pPr>
-            <w:r>
-              <w:rPr>
-                <w:rFonts w:ascii="Arial" w:cs="Arial" w:eastAsia="Arial" w:hAnsi="Arial"/>
-                <w:b/>
-                <w:bCs/>
-                <w:i w:val="false"/>
-                <w:iCs w:val="false"/>
-                <w:color w:val="000000"/>
-                <w:sz w:val="18"/>
-                <w:szCs w:val="18"/>
-              </w:rPr>
-              <w:t xml:space="preserve">Career Connections</w:t>
-            </w:r>
-          </w:p>
-        </w:tc>
-        <w:tc>
-          <w:tcPr>
-            <w:tcW w:type="dxa" w:w="10680"/>
-            <w:shd w:fill="FFFFFF" w:color="auto" w:val="clear"/>
-            <w:tcMar>
-              <w:top w:type="dxa" w:w="60"/>
-              <w:left w:type="dxa" w:w="120"/>
-              <w:bottom w:type="dxa" w:w="60"/>
-              <w:right w:type="dxa" w:w="120"/>
-            </w:tcMar>
-            <w:vAlign w:val="top"/>
-          </w:tcPr>
-          <w:p>
-            <w:pPr>
-              <w:spacing w:after="30" w:before="0"/>
-              <w:ind w:left="360" w:hanging="180"/>
-              <w:jc w:val="left"/>
-            </w:pPr>
-            <w:r>
-              <w:rPr>
-                <w:rFonts w:ascii="Arial" w:cs="Arial" w:eastAsia="Arial" w:hAnsi="Arial"/>
-                <w:b w:val="false"/>
-                <w:bCs w:val="false"/>
-                <w:i w:val="false"/>
-                <w:iCs w:val="false"/>
-                <w:color w:val="000000"/>
-                <w:sz w:val="18"/>
-                <w:szCs w:val="18"/>
-              </w:rPr>
-              <w:t xml:space="preserve">–  Medical Doctor / Clinical Officer: Understanding cell structure and specialisation underpins diagnosis and treatment of cellular diseases such as sickle cell anaemia (prevalent in western Kenya) and cancer.</w:t>
-            </w:r>
-          </w:p>
-          <w:p>
-            <w:pPr>
-              <w:spacing w:after="30" w:before="0"/>
-              <w:ind w:left="360" w:hanging="180"/>
-              <w:jc w:val="left"/>
-            </w:pPr>
-            <w:r>
-              <w:rPr>
-                <w:rFonts w:ascii="Arial" w:cs="Arial" w:eastAsia="Arial" w:hAnsi="Arial"/>
-                <w:b w:val="false"/>
-                <w:bCs w:val="false"/>
-                <w:i w:val="false"/>
-                <w:iCs w:val="false"/>
-                <w:color w:val="000000"/>
-                <w:sz w:val="18"/>
-                <w:szCs w:val="18"/>
-              </w:rPr>
-              <w:t xml:space="preserve">–  Medical Laboratory Technologist: Directly applies knowledge of cell types and microscopy (as practised at facilities like Kenyatta National Hospital) to diagnose diseases from blood smears and tissue samples.</w:t>
-            </w:r>
-          </w:p>
-          <w:p>
-            <w:pPr>
-              <w:spacing w:after="30" w:before="0"/>
-              <w:ind w:left="360" w:hanging="180"/>
-              <w:jc w:val="left"/>
-            </w:pPr>
-            <w:r>
-              <w:rPr>
-                <w:rFonts w:ascii="Arial" w:cs="Arial" w:eastAsia="Arial" w:hAnsi="Arial"/>
-                <w:b w:val="false"/>
-                <w:bCs w:val="false"/>
-                <w:i w:val="false"/>
-                <w:iCs w:val="false"/>
-                <w:color w:val="000000"/>
-                <w:sz w:val="18"/>
-                <w:szCs w:val="18"/>
-              </w:rPr>
-              <w:t xml:space="preserve">–  Agricultural Scientist / Agronomist: Uses knowledge of plant cell specialisation and tissue organisation to improve crop yields of staple foods like maize, beans, and sorghum grown across Kenya.</w:t>
-            </w:r>
-          </w:p>
-          <w:p>
-            <w:pPr>
-              <w:spacing w:after="30" w:before="0"/>
-              <w:ind w:left="360" w:hanging="180"/>
-              <w:jc w:val="left"/>
-            </w:pPr>
-            <w:r>
-              <w:rPr>
-                <w:rFonts w:ascii="Arial" w:cs="Arial" w:eastAsia="Arial" w:hAnsi="Arial"/>
-                <w:b w:val="false"/>
-                <w:bCs w:val="false"/>
-                <w:i w:val="false"/>
-                <w:iCs w:val="false"/>
-                <w:color w:val="000000"/>
-                <w:sz w:val="18"/>
-                <w:szCs w:val="18"/>
-              </w:rPr>
-              <w:t xml:space="preserve">–  Biotechnologist / Genetic Engineer: Applies cell biology principles at institutions such as KEMRI and JKUAT to develop GMO crops, vaccines, and diagnostic tools relevant to Kenya's health and food security goals.</w:t>
-            </w:r>
-          </w:p>
-          <w:p>
-            <w:pPr>
-              <w:spacing w:after="30" w:before="0"/>
-              <w:ind w:left="360" w:hanging="180"/>
-              <w:jc w:val="left"/>
-            </w:pPr>
-            <w:r>
-              <w:rPr>
-                <w:rFonts w:ascii="Arial" w:cs="Arial" w:eastAsia="Arial" w:hAnsi="Arial"/>
-                <w:b w:val="false"/>
-                <w:bCs w:val="false"/>
-                <w:i w:val="false"/>
-                <w:iCs w:val="false"/>
-                <w:color w:val="000000"/>
-                <w:sz w:val="18"/>
-                <w:szCs w:val="18"/>
-              </w:rPr>
-              <w:t xml:space="preserve">–  Nurse / Midwife: Applies understanding of human cell organisation and organ systems in patient care across Kenya's county hospitals and health centres.</w:t>
-            </w:r>
-          </w:p>
-          <w:p>
-            <w:pPr>
-              <w:spacing w:after="30" w:before="0"/>
-              <w:ind w:left="360" w:hanging="180"/>
-              <w:jc w:val="left"/>
-            </w:pPr>
-            <w:r>
-              <w:rPr>
-                <w:rFonts w:ascii="Arial" w:cs="Arial" w:eastAsia="Arial" w:hAnsi="Arial"/>
-                <w:b w:val="false"/>
-                <w:bCs w:val="false"/>
-                <w:i w:val="false"/>
-                <w:iCs w:val="false"/>
-                <w:color w:val="000000"/>
-                <w:sz w:val="18"/>
-                <w:szCs w:val="18"/>
-              </w:rPr>
-              <w:t xml:space="preserve">–  Food Scientist / Nutritionist: Relates cell and tissue biology to the nutritional quality and processing of Kenyan foods such as milk, meat, and fermented products like mursik.</w:t>
-            </w:r>
-          </w:p>
-        </w:tc>
-      </w:tr>
-      <w:tr>
-        <w:tc>
-          <w:tcPr>
-            <w:tcW w:type="dxa" w:w="3000"/>
-            <w:shd w:fill="D5E8F0" w:color="auto" w:val="clear"/>
-            <w:tcMar>
-              <w:top w:type="dxa" w:w="60"/>
-              <w:left w:type="dxa" w:w="120"/>
-              <w:bottom w:type="dxa" w:w="60"/>
-              <w:right w:type="dxa" w:w="120"/>
-            </w:tcMar>
-            <w:vAlign w:val="top"/>
-          </w:tcPr>
-          <w:p>
-            <w:pPr>
-              <w:spacing w:after="40" w:before="0"/>
-              <w:jc w:val="left"/>
-            </w:pPr>
-            <w:r>
-              <w:rPr>
-                <w:rFonts w:ascii="Arial" w:cs="Arial" w:eastAsia="Arial" w:hAnsi="Arial"/>
-                <w:b/>
-                <w:bCs/>
-                <w:i w:val="false"/>
-                <w:iCs w:val="false"/>
-                <w:color w:val="000000"/>
-                <w:sz w:val="18"/>
-                <w:szCs w:val="18"/>
-              </w:rPr>
-              <w:t xml:space="preserve">Focus for Lessons</w:t>
-            </w:r>
-          </w:p>
-        </w:tc>
-        <w:tc>
-          <w:tcPr>
-            <w:tcW w:type="dxa" w:w="10680"/>
-            <w:shd w:fill="FFFFFF" w:color="auto" w:val="clear"/>
-            <w:tcMar>
-              <w:top w:type="dxa" w:w="60"/>
-              <w:left w:type="dxa" w:w="120"/>
-              <w:bottom w:type="dxa" w:w="60"/>
-              <w:right w:type="dxa" w:w="120"/>
-            </w:tcMar>
-            <w:vAlign w:val="top"/>
-          </w:tcPr>
-          <w:p>
-            <w:pPr>
-              <w:spacing w:after="40" w:before="0"/>
-              <w:jc w:val="left"/>
-            </w:pPr>
-            <w:r>
-              <w:rPr>
-                <w:rFonts w:ascii="Arial" w:cs="Arial" w:eastAsia="Arial" w:hAnsi="Arial"/>
-                <w:b w:val="false"/>
-                <w:bCs w:val="false"/>
-                <w:i w:val="false"/>
-                <w:iCs w:val="false"/>
-                <w:color w:val="000000"/>
-                <w:sz w:val="18"/>
-                <w:szCs w:val="18"/>
-              </w:rPr>
-              <w:t xml:space="preserve">This 8-lesson unit anchors learning in the puzzling observation that all living organisms — from a single-celled amoeba in a Nairobi pond to a maize plant in the Rift Valley to a Kenyan marathon runner — are built from the same fundamental unit: the cell, yet cells look radically different from one another. Learners move from examining familiar organisms to building detailed understanding of cell ultra-structure, organelle function, and specialisation, using models, microscopy, and data analysis. The unit consistently connects cell biology to Kenya-relevant health, agricultural, and biotechnology contexts, ensuring learning is grounded in students' lived experiences.</w:t>
-            </w:r>
-          </w:p>
-        </w:tc>
-      </w:tr>
-      <w:tr>
-        <w:tc>
-          <w:tcPr>
-            <w:tcW w:type="dxa" w:w="3000"/>
-            <w:shd w:fill="EAD1F5" w:color="auto" w:val="clear"/>
-            <w:tcMar>
-              <w:top w:type="dxa" w:w="60"/>
-              <w:left w:type="dxa" w:w="120"/>
-              <w:bottom w:type="dxa" w:w="60"/>
-              <w:right w:type="dxa" w:w="120"/>
-            </w:tcMar>
-            <w:vAlign w:val="top"/>
-          </w:tcPr>
-          <w:p>
-            <w:pPr>
-              <w:spacing w:after="40" w:before="0"/>
-              <w:jc w:val="left"/>
-            </w:pPr>
-            <w:r>
-              <w:rPr>
-                <w:rFonts w:ascii="Arial" w:cs="Arial" w:eastAsia="Arial" w:hAnsi="Arial"/>
-                <w:b/>
-                <w:bCs/>
-                <w:i w:val="false"/>
-                <w:iCs w:val="false"/>
-                <w:color w:val="000000"/>
-                <w:sz w:val="18"/>
-                <w:szCs w:val="18"/>
-              </w:rPr>
-              <w:t xml:space="preserve">Driving Question / Key Inquiry Questions</w:t>
-            </w:r>
-          </w:p>
-        </w:tc>
-        <w:tc>
-          <w:tcPr>
-            <w:tcW w:type="dxa" w:w="10680"/>
-            <w:shd w:fill="FFFFFF" w:color="auto" w:val="clear"/>
-            <w:tcMar>
-              <w:top w:type="dxa" w:w="60"/>
-              <w:left w:type="dxa" w:w="120"/>
-              <w:bottom w:type="dxa" w:w="60"/>
-              <w:right w:type="dxa" w:w="120"/>
-            </w:tcMar>
-            <w:vAlign w:val="top"/>
-          </w:tcPr>
-          <w:p>
-            <w:pPr>
-              <w:spacing w:after="40" w:before="0"/>
-              <w:jc w:val="left"/>
-            </w:pPr>
-            <w:r>
-              <w:rPr>
-                <w:rFonts w:ascii="Arial" w:cs="Arial" w:eastAsia="Arial" w:hAnsi="Arial"/>
-                <w:b w:val="false"/>
-                <w:bCs w:val="false"/>
-                <w:i w:val="false"/>
-                <w:iCs w:val="false"/>
-                <w:color w:val="000000"/>
-                <w:sz w:val="18"/>
-                <w:szCs w:val="18"/>
-              </w:rPr>
-              <w:t xml:space="preserve">DRIVING QUESTION: "Why do the cells in my body — and in the sukuma wiki on my plate — look so different from each other, and how does each cell's structure allow it to do its specific job?"</w:t>
-            </w:r>
-          </w:p>
-          <w:p>
-            <w:pPr>
-              <w:spacing w:after="40" w:before="0"/>
-              <w:jc w:val="left"/>
-            </w:pPr>
-            <w:r>
-              <w:rPr>
-                <w:rFonts w:ascii="Arial" w:cs="Arial" w:eastAsia="Arial" w:hAnsi="Arial"/>
-                <w:b w:val="false"/>
-                <w:bCs w:val="false"/>
-                <w:i w:val="false"/>
-                <w:iCs w:val="false"/>
-                <w:color w:val="000000"/>
-                <w:sz w:val="18"/>
-                <w:szCs w:val="18"/>
-              </w:rPr>
-              <w:t xml:space="preserve"/>
-            </w:r>
-          </w:p>
-          <w:p>
-            <w:pPr>
-              <w:spacing w:after="40" w:before="0"/>
-              <w:jc w:val="left"/>
-            </w:pPr>
-            <w:r>
-              <w:rPr>
-                <w:rFonts w:ascii="Arial" w:cs="Arial" w:eastAsia="Arial" w:hAnsi="Arial"/>
-                <w:b w:val="false"/>
-                <w:bCs w:val="false"/>
-                <w:i w:val="false"/>
-                <w:iCs w:val="false"/>
-                <w:color w:val="000000"/>
-                <w:sz w:val="18"/>
-                <w:szCs w:val="18"/>
-              </w:rPr>
-              <w:t xml:space="preserve">KICD KEY INQUIRY QUESTIONS:</w:t>
-            </w:r>
-          </w:p>
-          <w:p>
-            <w:pPr>
-              <w:spacing w:after="40" w:before="0"/>
-              <w:jc w:val="left"/>
-            </w:pPr>
-            <w:r>
-              <w:rPr>
-                <w:rFonts w:ascii="Arial" w:cs="Arial" w:eastAsia="Arial" w:hAnsi="Arial"/>
-                <w:b w:val="false"/>
-                <w:bCs w:val="false"/>
-                <w:i w:val="false"/>
-                <w:iCs w:val="false"/>
-                <w:color w:val="000000"/>
-                <w:sz w:val="18"/>
-                <w:szCs w:val="18"/>
-              </w:rPr>
-              <w:t xml:space="preserve">1. What are the structural differences between plant and animal cells?</w:t>
-            </w:r>
-          </w:p>
-          <w:p>
-            <w:pPr>
-              <w:spacing w:after="40" w:before="0"/>
-              <w:jc w:val="left"/>
-            </w:pPr>
-            <w:r>
-              <w:rPr>
-                <w:rFonts w:ascii="Arial" w:cs="Arial" w:eastAsia="Arial" w:hAnsi="Arial"/>
-                <w:b w:val="false"/>
-                <w:bCs w:val="false"/>
-                <w:i w:val="false"/>
-                <w:iCs w:val="false"/>
-                <w:color w:val="000000"/>
-                <w:sz w:val="18"/>
-                <w:szCs w:val="18"/>
-              </w:rPr>
-              <w:t xml:space="preserve">2. How does cell specialisation enable different cells to perform specific functions in living organisms?</w:t>
-            </w:r>
-          </w:p>
-        </w:tc>
-      </w:tr>
-      <w:tr>
-        <w:tc>
-          <w:tcPr>
-            <w:tcW w:type="dxa" w:w="3000"/>
-            <w:shd w:fill="EAD1F5" w:color="auto" w:val="clear"/>
-            <w:tcMar>
-              <w:top w:type="dxa" w:w="60"/>
-              <w:left w:type="dxa" w:w="120"/>
-              <w:bottom w:type="dxa" w:w="60"/>
-              <w:right w:type="dxa" w:w="120"/>
-            </w:tcMar>
-            <w:vAlign w:val="top"/>
-          </w:tcPr>
-          <w:p>
-            <w:pPr>
-              <w:spacing w:after="40" w:before="0"/>
-              <w:jc w:val="left"/>
-            </w:pPr>
-            <w:r>
-              <w:rPr>
-                <w:rFonts w:ascii="Arial" w:cs="Arial" w:eastAsia="Arial" w:hAnsi="Arial"/>
-                <w:b/>
-                <w:bCs/>
-                <w:i w:val="false"/>
-                <w:iCs w:val="false"/>
-                <w:color w:val="000000"/>
-                <w:sz w:val="18"/>
-                <w:szCs w:val="18"/>
-              </w:rPr>
-              <w:t xml:space="preserve">Anchoring Phenomenon</w:t>
-            </w:r>
-          </w:p>
-        </w:tc>
-        <w:tc>
-          <w:tcPr>
-            <w:tcW w:type="dxa" w:w="10680"/>
-            <w:shd w:fill="FFFFFF" w:color="auto" w:val="clear"/>
-            <w:tcMar>
-              <w:top w:type="dxa" w:w="60"/>
-              <w:left w:type="dxa" w:w="120"/>
-              <w:bottom w:type="dxa" w:w="60"/>
-              <w:right w:type="dxa" w:w="120"/>
-            </w:tcMar>
-            <w:vAlign w:val="top"/>
-          </w:tcPr>
-          <w:p>
-            <w:pPr>
-              <w:spacing w:after="40" w:before="0"/>
-              <w:jc w:val="left"/>
-            </w:pPr>
-            <w:r>
-              <w:rPr>
-                <w:rFonts w:ascii="Arial" w:cs="Arial" w:eastAsia="Arial" w:hAnsi="Arial"/>
-                <w:b w:val="false"/>
-                <w:bCs w:val="false"/>
-                <w:i w:val="false"/>
-                <w:iCs w:val="false"/>
-                <w:color w:val="000000"/>
-                <w:sz w:val="18"/>
-                <w:szCs w:val="18"/>
-              </w:rPr>
-              <w:t xml:space="preserve">ANCHORING PHENOMENON: A Form 4 student from Kisumu donates blood at the local county hospital. The medical laboratory technologist prepares a blood smear, stains it, and examines it under a microscope. The student is astonished to see that the red blood cells look like flattened biconcave discs with NO nucleus — yet the white blood cells right next to them have large, visible nuclei. Stranger still, when the same student chews a piece of sukuma wiki (kale) from their family's shamba and a teacher prepares a microscope slide of the leaf, the cells are rectangular, have thick green structures inside, and appear to have a large water-filled sac pushing everything to the side. HOW CAN ALL THESE STRUCTURES — a human blood cell, a white blood cell, a leaf cell — all be called "cells" yet look and behave so completely differently? What do they share? What is different, and WHY? This puzzle drives the entire unit: students must build a model of what a "generic" cell looks like, then explain how and why specialised cells deviate from that model to perform specific jobs in the body and in plants.</w:t>
-            </w:r>
-          </w:p>
-        </w:tc>
-      </w:tr>
-      <w:tr>
-        <w:tc>
-          <w:tcPr>
-            <w:tcW w:type="dxa" w:w="3000"/>
-            <w:shd w:fill="D9EEF1" w:color="auto" w:val="clear"/>
-            <w:tcMar>
-              <w:top w:type="dxa" w:w="60"/>
-              <w:left w:type="dxa" w:w="120"/>
-              <w:bottom w:type="dxa" w:w="60"/>
-              <w:right w:type="dxa" w:w="120"/>
-            </w:tcMar>
-            <w:vAlign w:val="top"/>
-          </w:tcPr>
-          <w:p>
-            <w:pPr>
-              <w:spacing w:after="40" w:before="0"/>
-              <w:jc w:val="left"/>
-            </w:pPr>
-            <w:r>
-              <w:rPr>
-                <w:rFonts w:ascii="Arial" w:cs="Arial" w:eastAsia="Arial" w:hAnsi="Arial"/>
-                <w:b/>
-                <w:bCs/>
-                <w:i w:val="false"/>
-                <w:iCs w:val="false"/>
-                <w:color w:val="000000"/>
-                <w:sz w:val="18"/>
-                <w:szCs w:val="18"/>
-              </w:rPr>
-              <w:t xml:space="preserve">Storyline Thread</w:t>
-            </w:r>
-          </w:p>
-        </w:tc>
-        <w:tc>
-          <w:tcPr>
-            <w:tcW w:type="dxa" w:w="10680"/>
-            <w:shd w:fill="FFFFFF" w:color="auto" w:val="clear"/>
-            <w:tcMar>
-              <w:top w:type="dxa" w:w="60"/>
-              <w:left w:type="dxa" w:w="120"/>
-              <w:bottom w:type="dxa" w:w="60"/>
-              <w:right w:type="dxa" w:w="120"/>
-            </w:tcMar>
-            <w:vAlign w:val="top"/>
-          </w:tcPr>
-          <w:p>
-            <w:pPr>
-              <w:spacing w:after="40" w:before="0"/>
-              <w:jc w:val="left"/>
-            </w:pPr>
-            <w:r>
-              <w:rPr>
-                <w:rFonts w:ascii="Arial" w:cs="Arial" w:eastAsia="Arial" w:hAnsi="Arial"/>
-                <w:b w:val="false"/>
-                <w:bCs w:val="false"/>
-                <w:i w:val="false"/>
-                <w:iCs w:val="false"/>
-                <w:color w:val="000000"/>
-                <w:sz w:val="18"/>
-                <w:szCs w:val="18"/>
-              </w:rPr>
-              <w:t xml:space="preserve">Lesson 1 — PREDICT: "What is a cell?" | Students observe the anchoring phenomenon (blood smear image + sukuma wiki leaf image side by side). Without prior instruction, students sketch what they think a "basic cell" looks like and predict: what structures must ALL cells share? Predictions posted to the Driving Question Board (DQB). Teacher introduces the historical thread: Hooke, Schleiden, Schwann, Virchow — why did it take so long for humans to discover cells?</w:t>
-            </w:r>
-          </w:p>
-          <w:p>
-            <w:pPr>
-              <w:spacing w:after="40" w:before="0"/>
-              <w:jc w:val="left"/>
-            </w:pPr>
-            <w:r>
-              <w:rPr>
-                <w:rFonts w:ascii="Arial" w:cs="Arial" w:eastAsia="Arial" w:hAnsi="Arial"/>
-                <w:b w:val="false"/>
-                <w:bCs w:val="false"/>
-                <w:i w:val="false"/>
-                <w:iCs w:val="false"/>
-                <w:color w:val="000000"/>
-                <w:sz w:val="18"/>
-                <w:szCs w:val="18"/>
-              </w:rPr>
-              <w:t xml:space="preserve"/>
-            </w:r>
-          </w:p>
-          <w:p>
-            <w:pPr>
-              <w:spacing w:after="40" w:before="0"/>
-              <w:jc w:val="left"/>
-            </w:pPr>
-            <w:r>
-              <w:rPr>
-                <w:rFonts w:ascii="Arial" w:cs="Arial" w:eastAsia="Arial" w:hAnsi="Arial"/>
-                <w:b w:val="false"/>
-                <w:bCs w:val="false"/>
-                <w:i w:val="false"/>
-                <w:iCs w:val="false"/>
-                <w:color w:val="000000"/>
-                <w:sz w:val="18"/>
-                <w:szCs w:val="18"/>
-              </w:rPr>
-              <w:t xml:space="preserve">Lesson 2 — OBSERVE (Microscopy Practical 1): "Seeing cells for the first time" | Students prepare wet mount slides of onion epidermal cells AND their own cheek cells (cotton bud method, safely). They observe, draw, and label what they see under low and high power. Students record DIFFERENCES between the two cell types. DQB updated: new questions added about structures they cannot yet explain (e.g., "What is the green stuff in the plant cell?").</w:t>
-            </w:r>
-          </w:p>
-          <w:p>
-            <w:pPr>
-              <w:spacing w:after="40" w:before="0"/>
-              <w:jc w:val="left"/>
-            </w:pPr>
-            <w:r>
-              <w:rPr>
-                <w:rFonts w:ascii="Arial" w:cs="Arial" w:eastAsia="Arial" w:hAnsi="Arial"/>
-                <w:b w:val="false"/>
-                <w:bCs w:val="false"/>
-                <w:i w:val="false"/>
-                <w:iCs w:val="false"/>
-                <w:color w:val="000000"/>
-                <w:sz w:val="18"/>
-                <w:szCs w:val="18"/>
-              </w:rPr>
-              <w:t xml:space="preserve"/>
-            </w:r>
-          </w:p>
-          <w:p>
-            <w:pPr>
-              <w:spacing w:after="40" w:before="0"/>
-              <w:jc w:val="left"/>
-            </w:pPr>
-            <w:r>
-              <w:rPr>
-                <w:rFonts w:ascii="Arial" w:cs="Arial" w:eastAsia="Arial" w:hAnsi="Arial"/>
-                <w:b w:val="false"/>
-                <w:bCs w:val="false"/>
-                <w:i w:val="false"/>
-                <w:iCs w:val="false"/>
-                <w:color w:val="000000"/>
-                <w:sz w:val="18"/>
-                <w:szCs w:val="18"/>
-              </w:rPr>
-              <w:t xml:space="preserve">Lesson 3 — EXPLAIN (Organelle Structure &amp; Function — Animal Cell): "What is inside the cell doing all the work?" | Using electron micrograph images and annotated diagrams, learners systematically identify and learn the function of each animal cell organelle — nucleus, mitochondria, ribosomes, ER, Golgi, lysosomes, centrioles. Students link each organelle to a real-life factory analogy set in a Nairobi industrial park (nucleus = managing director's office; mitochondria = generator room; etc.). Students return to DQB and answer early questions.</w:t>
-            </w:r>
-          </w:p>
-          <w:p>
-            <w:pPr>
-              <w:spacing w:after="40" w:before="0"/>
-              <w:jc w:val="left"/>
-            </w:pPr>
-            <w:r>
-              <w:rPr>
-                <w:rFonts w:ascii="Arial" w:cs="Arial" w:eastAsia="Arial" w:hAnsi="Arial"/>
-                <w:b w:val="false"/>
-                <w:bCs w:val="false"/>
-                <w:i w:val="false"/>
-                <w:iCs w:val="false"/>
-                <w:color w:val="000000"/>
-                <w:sz w:val="18"/>
-                <w:szCs w:val="18"/>
-              </w:rPr>
-              <w:t xml:space="preserve"/>
-            </w:r>
-          </w:p>
-          <w:p>
-            <w:pPr>
-              <w:spacing w:after="40" w:before="0"/>
-              <w:jc w:val="left"/>
-            </w:pPr>
-            <w:r>
-              <w:rPr>
-                <w:rFonts w:ascii="Arial" w:cs="Arial" w:eastAsia="Arial" w:hAnsi="Arial"/>
-                <w:b w:val="false"/>
-                <w:bCs w:val="false"/>
-                <w:i w:val="false"/>
-                <w:iCs w:val="false"/>
-                <w:color w:val="000000"/>
-                <w:sz w:val="18"/>
-                <w:szCs w:val="18"/>
-              </w:rPr>
-              <w:t xml:space="preserve">Lesson 4 — EXPLAIN (Organelle Structure &amp; Function — Plant Cell): "How is a plant cell like and unlike an animal cell?" | Focus on plant-specific organelles: chloroplasts (photosynthesis in sukuma wiki leaves), cell wall (rigidity and wilting phenomenon), central vacuole (turgor pressure and the wilting bean supporting phenomenon). Students complete a structured comparison table. Model-building begins: students start constructing labelled 2D diagrams of both cell types.</w:t>
-            </w:r>
-          </w:p>
-          <w:p>
-            <w:pPr>
-              <w:spacing w:after="40" w:before="0"/>
-              <w:jc w:val="left"/>
-            </w:pPr>
-            <w:r>
-              <w:rPr>
-                <w:rFonts w:ascii="Arial" w:cs="Arial" w:eastAsia="Arial" w:hAnsi="Arial"/>
-                <w:b w:val="false"/>
-                <w:bCs w:val="false"/>
-                <w:i w:val="false"/>
-                <w:iCs w:val="false"/>
-                <w:color w:val="000000"/>
-                <w:sz w:val="18"/>
-                <w:szCs w:val="18"/>
-              </w:rPr>
-              <w:t xml:space="preserve"/>
-            </w:r>
-          </w:p>
-          <w:p>
-            <w:pPr>
-              <w:spacing w:after="40" w:before="0"/>
-              <w:jc w:val="left"/>
-            </w:pPr>
-            <w:r>
-              <w:rPr>
-                <w:rFonts w:ascii="Arial" w:cs="Arial" w:eastAsia="Arial" w:hAnsi="Arial"/>
-                <w:b w:val="false"/>
-                <w:bCs w:val="false"/>
-                <w:i w:val="false"/>
-                <w:iCs w:val="false"/>
-                <w:color w:val="000000"/>
-                <w:sz w:val="18"/>
-                <w:szCs w:val="18"/>
-              </w:rPr>
-              <w:t xml:space="preserve">Lesson 5 — OBSERVE + EXPLAIN (Prokaryote vs. Eukaryote): "Are bacteria cells the same as our cells?" | Revisit the fermenting uji supporting phenomenon. Students examine images/diagrams of bacterial cells (E. coli) vs. human cells. Identify key differences: no membrane-bound nucleus, no membrane-bound organelles, smaller size, presence of cell wall in bacteria. Students update their DQB and revise their models to add a "prokaryote" column.</w:t>
-            </w:r>
-          </w:p>
-          <w:p>
-            <w:pPr>
-              <w:spacing w:after="40" w:before="0"/>
-              <w:jc w:val="left"/>
-            </w:pPr>
-            <w:r>
-              <w:rPr>
-                <w:rFonts w:ascii="Arial" w:cs="Arial" w:eastAsia="Arial" w:hAnsi="Arial"/>
-                <w:b w:val="false"/>
-                <w:bCs w:val="false"/>
-                <w:i w:val="false"/>
-                <w:iCs w:val="false"/>
-                <w:color w:val="000000"/>
-                <w:sz w:val="18"/>
-                <w:szCs w:val="18"/>
-              </w:rPr>
-              <w:t xml:space="preserve"/>
-            </w:r>
-          </w:p>
-          <w:p>
-            <w:pPr>
-              <w:spacing w:after="40" w:before="0"/>
-              <w:jc w:val="left"/>
-            </w:pPr>
-            <w:r>
-              <w:rPr>
-                <w:rFonts w:ascii="Arial" w:cs="Arial" w:eastAsia="Arial" w:hAnsi="Arial"/>
-                <w:b w:val="false"/>
-                <w:bCs w:val="false"/>
-                <w:i w:val="false"/>
-                <w:iCs w:val="false"/>
-                <w:color w:val="000000"/>
-                <w:sz w:val="18"/>
-                <w:szCs w:val="18"/>
-              </w:rPr>
-              <w:t xml:space="preserve">Lesson 6 — EXPLAIN (Cell Specialisation): "Why don't all cells look the same?" | Students investigate 6 specialised cells: red blood cells (no nucleus → more haemoglobin space), guard cells (bean-shaped → control stomatal opening in sukuma wiki), root hair cells (elongated → large surface area in bean seedling), muscle cells (elongated with many mitochondria → contraction), nerve cells (long axons → signal transmission), and sperm cells (flagellum → motility). Students match structural features to functions using evidence cards. Sickle cell supporting phenomenon is revisited: students explain why the abnormal shape disrupts function.</w:t>
-            </w:r>
-          </w:p>
-          <w:p>
-            <w:pPr>
-              <w:spacing w:after="40" w:before="0"/>
-              <w:jc w:val="left"/>
-            </w:pPr>
-            <w:r>
-              <w:rPr>
-                <w:rFonts w:ascii="Arial" w:cs="Arial" w:eastAsia="Arial" w:hAnsi="Arial"/>
-                <w:b w:val="false"/>
-                <w:bCs w:val="false"/>
-                <w:i w:val="false"/>
-                <w:iCs w:val="false"/>
-                <w:color w:val="000000"/>
-                <w:sz w:val="18"/>
-                <w:szCs w:val="18"/>
-              </w:rPr>
-              <w:t xml:space="preserve"/>
-            </w:r>
-          </w:p>
-          <w:p>
-            <w:pPr>
-              <w:spacing w:after="40" w:before="0"/>
-              <w:jc w:val="left"/>
-            </w:pPr>
-            <w:r>
-              <w:rPr>
-                <w:rFonts w:ascii="Arial" w:cs="Arial" w:eastAsia="Arial" w:hAnsi="Arial"/>
-                <w:b w:val="false"/>
-                <w:bCs w:val="false"/>
-                <w:i w:val="false"/>
-                <w:iCs w:val="false"/>
-                <w:color w:val="000000"/>
-                <w:sz w:val="18"/>
-                <w:szCs w:val="18"/>
-              </w:rPr>
-              <w:t xml:space="preserve">Lesson 7 — MODEL BUILDING + DQB Revision: "Building our complete cell model" | Students construct annotated 3D models of a plant OR animal cell using locally available materials (avocado seed = nucleus, plastic bag = cell membrane, bottle tops = mitochondria, green paper = chloroplasts, maize grain = ribosomes, etc.). Groups present models, explain organelle choices, and peer-assess. DQB is formally revisited: which questions have now been answered? Which remain? Students record remaining questions as "bridges" to future sub-strands (Chemicals of Life, Plant Physiology).</w:t>
-            </w:r>
-          </w:p>
-          <w:p>
-            <w:pPr>
-              <w:spacing w:after="40" w:before="0"/>
-              <w:jc w:val="left"/>
-            </w:pPr>
-            <w:r>
-              <w:rPr>
-                <w:rFonts w:ascii="Arial" w:cs="Arial" w:eastAsia="Arial" w:hAnsi="Arial"/>
-                <w:b w:val="false"/>
-                <w:bCs w:val="false"/>
-                <w:i w:val="false"/>
-                <w:iCs w:val="false"/>
-                <w:color w:val="000000"/>
-                <w:sz w:val="18"/>
-                <w:szCs w:val="18"/>
-              </w:rPr>
-              <w:t xml:space="preserve"/>
-            </w:r>
-          </w:p>
-          <w:p>
-            <w:pPr>
-              <w:spacing w:after="40" w:before="0"/>
-              <w:jc w:val="left"/>
-            </w:pPr>
-            <w:r>
-              <w:rPr>
-                <w:rFonts w:ascii="Arial" w:cs="Arial" w:eastAsia="Arial" w:hAnsi="Arial"/>
-                <w:b w:val="false"/>
-                <w:bCs w:val="false"/>
-                <w:i w:val="false"/>
-                <w:iCs w:val="false"/>
-                <w:color w:val="000000"/>
-                <w:sz w:val="18"/>
-                <w:szCs w:val="18"/>
-              </w:rPr>
-              <w:t xml:space="preserve">Lesson 8 — DRIVING QUESTION SYNTHESIS + Assessment: "So why DO cells look so different?" | Students return to the original anchoring phenomenon (blood smear + sukuma wiki leaf). Each student writes a full evidence-based explanation answering the driving question, referencing: (a) shared organelles all cells have, (b) organelles unique to plant or animal cells, (c) how specialisation removes or modifies organelles for a specific function, and (d) one Kenya-relevant example (sickle cell, malaria parasite, root hair absorption). Class constructs a final consensus model on the board. Teacher previews Sub-Strand 1.4 (Chemicals of Life): "Now that we know what cells look like — what are they actually MADE of?"</w:t>
-            </w:r>
-          </w:p>
-        </w:tc>
-      </w:tr>
-      <w:tr>
-        <w:tc>
-          <w:tcPr>
-            <w:tcW w:type="dxa" w:w="3000"/>
-            <w:shd w:fill="EAD1F5" w:color="auto" w:val="clear"/>
-            <w:tcMar>
-              <w:top w:type="dxa" w:w="60"/>
-              <w:left w:type="dxa" w:w="120"/>
-              <w:bottom w:type="dxa" w:w="60"/>
-              <w:right w:type="dxa" w:w="120"/>
-            </w:tcMar>
-            <w:vAlign w:val="top"/>
-          </w:tcPr>
-          <w:p>
-            <w:pPr>
-              <w:spacing w:after="40" w:before="0"/>
-              <w:jc w:val="left"/>
-            </w:pPr>
-            <w:r>
-              <w:rPr>
-                <w:rFonts w:ascii="Arial" w:cs="Arial" w:eastAsia="Arial" w:hAnsi="Arial"/>
-                <w:b/>
-                <w:bCs/>
-                <w:i w:val="false"/>
-                <w:iCs w:val="false"/>
-                <w:color w:val="000000"/>
-                <w:sz w:val="18"/>
-                <w:szCs w:val="18"/>
-              </w:rPr>
-              <w:t xml:space="preserve">Supporting Phenomena</w:t>
-            </w:r>
-          </w:p>
-        </w:tc>
-        <w:tc>
-          <w:tcPr>
-            <w:tcW w:type="dxa" w:w="10680"/>
-            <w:shd w:fill="FFFFFF" w:color="auto" w:val="clear"/>
-            <w:tcMar>
-              <w:top w:type="dxa" w:w="60"/>
-              <w:left w:type="dxa" w:w="120"/>
-              <w:bottom w:type="dxa" w:w="60"/>
-              <w:right w:type="dxa" w:w="120"/>
-            </w:tcMar>
-            <w:vAlign w:val="top"/>
-          </w:tcPr>
-          <w:p>
-            <w:pPr>
-              <w:spacing w:after="30" w:before="0"/>
-              <w:ind w:left="360" w:hanging="180"/>
-              <w:jc w:val="left"/>
-            </w:pPr>
-            <w:r>
-              <w:rPr>
-                <w:rFonts w:ascii="Arial" w:cs="Arial" w:eastAsia="Arial" w:hAnsi="Arial"/>
-                <w:b w:val="false"/>
-                <w:bCs w:val="false"/>
-                <w:i w:val="false"/>
-                <w:iCs w:val="false"/>
-                <w:color w:val="000000"/>
-                <w:sz w:val="18"/>
-                <w:szCs w:val="18"/>
-              </w:rPr>
-              <w:t xml:space="preserve">–  SUPPORTING PHENOMENON 1 — The Fermenting Uji: A family in Kisii leaves a pot of uji (fermented porridge) uncovered overnight. By morning it smells sour and has bubbles. Under a microscope, tiny single-celled organisms (yeast and bacteria) are visible moving and dividing. Students ask: are these the same kind of "cell" as in our bodies? (Introduces prokaryote vs. eukaryote distinction.)</w:t>
-            </w:r>
-          </w:p>
-          <w:p>
-            <w:pPr>
-              <w:spacing w:after="30" w:before="0"/>
-              <w:ind w:left="360" w:hanging="180"/>
-              <w:jc w:val="left"/>
-            </w:pPr>
-            <w:r>
-              <w:rPr>
-                <w:rFonts w:ascii="Arial" w:cs="Arial" w:eastAsia="Arial" w:hAnsi="Arial"/>
-                <w:b w:val="false"/>
-                <w:bCs w:val="false"/>
-                <w:i w:val="false"/>
-                <w:iCs w:val="false"/>
-                <w:color w:val="000000"/>
-                <w:sz w:val="18"/>
-                <w:szCs w:val="18"/>
-              </w:rPr>
-              <w:t xml:space="preserve">–  SUPPORTING PHENOMENON 2 — The Wilting Bean Plant: A bean plant (common across Kenyan smallholder farms) is left without water for two days and wilts dramatically. When watered, it recovers within hours. Students observe that plant cells have a large central vacuole that fills with water — what role does this organelle play, and why don't animal cells behave the same way?</w:t>
-            </w:r>
-          </w:p>
-          <w:p>
-            <w:pPr>
-              <w:spacing w:after="30" w:before="0"/>
-              <w:ind w:left="360" w:hanging="180"/>
-              <w:jc w:val="left"/>
-            </w:pPr>
-            <w:r>
-              <w:rPr>
-                <w:rFonts w:ascii="Arial" w:cs="Arial" w:eastAsia="Arial" w:hAnsi="Arial"/>
-                <w:b w:val="false"/>
-                <w:bCs w:val="false"/>
-                <w:i w:val="false"/>
-                <w:iCs w:val="false"/>
-                <w:color w:val="000000"/>
-                <w:sz w:val="18"/>
-                <w:szCs w:val="18"/>
-              </w:rPr>
-              <w:t xml:space="preserve">–  SUPPORTING PHENOMENON 3 — The Sickle Cell Crisis: A student reads a news report about a child from western Kenya being admitted to hospital during a "sickle cell crisis." Photographs show that the child's red blood cells are sickle-shaped instead of biconcave disc-shaped and are blocking small blood vessels. Students ask: how does a change in cell shape — at the microscopic level — cause so much pain and organ damage?</w:t>
-            </w:r>
-          </w:p>
-          <w:p>
-            <w:pPr>
-              <w:spacing w:after="30" w:before="0"/>
-              <w:ind w:left="360" w:hanging="180"/>
-              <w:jc w:val="left"/>
-            </w:pPr>
-            <w:r>
-              <w:rPr>
-                <w:rFonts w:ascii="Arial" w:cs="Arial" w:eastAsia="Arial" w:hAnsi="Arial"/>
-                <w:b w:val="false"/>
-                <w:bCs w:val="false"/>
-                <w:i w:val="false"/>
-                <w:iCs w:val="false"/>
-                <w:color w:val="000000"/>
-                <w:sz w:val="18"/>
-                <w:szCs w:val="18"/>
-              </w:rPr>
-              <w:t xml:space="preserve">–  SUPPORTING PHENOMENON 4 — The Root Hair Close-Up: A freshly pulled bean seedling from the school garden shows tiny, hair-like projections on the roots visible to the naked eye. Under a microscope these are revealed to be single elongated cells. Students ask: why are these cells so long and thin, and how does their shape help the plant absorb water from Kenyan red soil?</w:t>
-            </w:r>
-          </w:p>
-        </w:tc>
-      </w:tr>
-    </w:tbl>
-    <w:p>
-      <w:pPr>
-        <w:spacing w:after="120"/>
-      </w:pPr>
-      <w:r>
-        <w:t xml:space="preserve"/>
       </w:r>
     </w:p>
     <w:p>
@@ -3436,7 +3436,7 @@
             <w:pPr>
               <w:spacing w:after="20" w:before="0"/>
             </w:pPr>
-            <w:hyperlink w:history="1" r:id="rIdl9suoanndl5q9aup2q4aq">
+            <w:hyperlink w:history="1" r:id="rIdq1o4-spqqmbvkj1pgvewj">
               <w:r>
                 <w:rPr>
                   <w:rFonts w:ascii="Arial" w:cs="Arial" w:eastAsia="Arial" w:hAnsi="Arial"/>
@@ -3469,7 +3469,7 @@
               <w:spacing w:after="10" w:before="0"/>
               <w:ind w:left="120"/>
             </w:pPr>
-            <w:hyperlink w:history="1" r:id="rIdjqupssujl7qsgw2tofdn6">
+            <w:hyperlink w:history="1" r:id="rId9mxqfdkjbyko3docjshif">
               <w:r>
                 <w:rPr>
                   <w:rFonts w:ascii="Arial" w:cs="Arial" w:eastAsia="Arial" w:hAnsi="Arial"/>
@@ -3514,7 +3514,7 @@
             <w:pPr>
               <w:spacing w:after="20" w:before="0"/>
             </w:pPr>
-            <w:hyperlink w:history="1" r:id="rId-qkzwrn_5yng9init4ysm">
+            <w:hyperlink w:history="1" r:id="rIdgf6ob2vgyi6zhdfovdymr">
               <w:r>
                 <w:rPr>
                   <w:rFonts w:ascii="Arial" w:cs="Arial" w:eastAsia="Arial" w:hAnsi="Arial"/>
@@ -3547,7 +3547,7 @@
               <w:spacing w:after="10" w:before="0"/>
               <w:ind w:left="120"/>
             </w:pPr>
-            <w:hyperlink w:history="1" r:id="rIdrsmzmzr3vweatffgz_heb">
+            <w:hyperlink w:history="1" r:id="rIdoy3x3nqrussjm3ojnydmg">
               <w:r>
                 <w:rPr>
                   <w:rFonts w:ascii="Arial" w:cs="Arial" w:eastAsia="Arial" w:hAnsi="Arial"/>
@@ -3742,7 +3742,7 @@
             <w:pPr>
               <w:spacing w:after="20" w:before="0"/>
             </w:pPr>
-            <w:hyperlink w:history="1" r:id="rId_woghovmd2wvcti2rcmit">
+            <w:hyperlink w:history="1" r:id="rIdxwqe2tnf4xtdauc_ipwhc">
               <w:r>
                 <w:rPr>
                   <w:rFonts w:ascii="Arial" w:cs="Arial" w:eastAsia="Arial" w:hAnsi="Arial"/>
@@ -3775,7 +3775,7 @@
               <w:spacing w:after="10" w:before="0"/>
               <w:ind w:left="120"/>
             </w:pPr>
-            <w:hyperlink w:history="1" r:id="rIdh0dxxcpd-_t16p30rpxd5">
+            <w:hyperlink w:history="1" r:id="rIdm9hwef46qwh8trdaqygcv">
               <w:r>
                 <w:rPr>
                   <w:rFonts w:ascii="Arial" w:cs="Arial" w:eastAsia="Arial" w:hAnsi="Arial"/>
@@ -3820,7 +3820,7 @@
             <w:pPr>
               <w:spacing w:after="20" w:before="0"/>
             </w:pPr>
-            <w:hyperlink w:history="1" r:id="rIdkqebodjvncogus1ntsk3y">
+            <w:hyperlink w:history="1" r:id="rIdfvunv7ldrkupcjgxzx3jn">
               <w:r>
                 <w:rPr>
                   <w:rFonts w:ascii="Arial" w:cs="Arial" w:eastAsia="Arial" w:hAnsi="Arial"/>
@@ -3853,7 +3853,7 @@
               <w:spacing w:after="10" w:before="0"/>
               <w:ind w:left="120"/>
             </w:pPr>
-            <w:hyperlink w:history="1" r:id="rIdqi4yghpuanilajwavlx9a">
+            <w:hyperlink w:history="1" r:id="rIdzhmzjtt3ee5_qb6sx-eyr">
               <w:r>
                 <w:rPr>
                   <w:rFonts w:ascii="Arial" w:cs="Arial" w:eastAsia="Arial" w:hAnsi="Arial"/>
@@ -4048,7 +4048,7 @@
             <w:pPr>
               <w:spacing w:after="20" w:before="0"/>
             </w:pPr>
-            <w:hyperlink w:history="1" r:id="rIdvxsd84xiblknsqulkhjdq">
+            <w:hyperlink w:history="1" r:id="rId4hbfpg6l6a3frcinz6gap">
               <w:r>
                 <w:rPr>
                   <w:rFonts w:ascii="Arial" w:cs="Arial" w:eastAsia="Arial" w:hAnsi="Arial"/>
@@ -4081,7 +4081,7 @@
               <w:spacing w:after="10" w:before="0"/>
               <w:ind w:left="120"/>
             </w:pPr>
-            <w:hyperlink w:history="1" r:id="rIdjmcobyxg_76gqjnnahmwf">
+            <w:hyperlink w:history="1" r:id="rId2afwxs-uvua5wbztle-au">
               <w:r>
                 <w:rPr>
                   <w:rFonts w:ascii="Arial" w:cs="Arial" w:eastAsia="Arial" w:hAnsi="Arial"/>
@@ -4126,7 +4126,7 @@
             <w:pPr>
               <w:spacing w:after="20" w:before="0"/>
             </w:pPr>
-            <w:hyperlink w:history="1" r:id="rIdegb117jlgzto3dzazegim">
+            <w:hyperlink w:history="1" r:id="rIdcfxzc2ziaz1_gzpni7cje">
               <w:r>
                 <w:rPr>
                   <w:rFonts w:ascii="Arial" w:cs="Arial" w:eastAsia="Arial" w:hAnsi="Arial"/>
@@ -4159,7 +4159,7 @@
               <w:spacing w:after="10" w:before="0"/>
               <w:ind w:left="120"/>
             </w:pPr>
-            <w:hyperlink w:history="1" r:id="rIdpr7azy6msq-m8phvnetjh">
+            <w:hyperlink w:history="1" r:id="rIds_ib_orbhjadaw58wgepa">
               <w:r>
                 <w:rPr>
                   <w:rFonts w:ascii="Arial" w:cs="Arial" w:eastAsia="Arial" w:hAnsi="Arial"/>
@@ -4354,7 +4354,7 @@
             <w:pPr>
               <w:spacing w:after="20" w:before="0"/>
             </w:pPr>
-            <w:hyperlink w:history="1" r:id="rId7tsv3_wgu6asj352oqye-">
+            <w:hyperlink w:history="1" r:id="rIdh9wfotzgo_vlrlcqzz-dr">
               <w:r>
                 <w:rPr>
                   <w:rFonts w:ascii="Arial" w:cs="Arial" w:eastAsia="Arial" w:hAnsi="Arial"/>
@@ -4387,7 +4387,7 @@
               <w:spacing w:after="10" w:before="0"/>
               <w:ind w:left="120"/>
             </w:pPr>
-            <w:hyperlink w:history="1" r:id="rIdbsq7hoirxmd-r2o9mmrju">
+            <w:hyperlink w:history="1" r:id="rIds_6i48x8-0canch73mkfj">
               <w:r>
                 <w:rPr>
                   <w:rFonts w:ascii="Arial" w:cs="Arial" w:eastAsia="Arial" w:hAnsi="Arial"/>
@@ -4432,7 +4432,7 @@
             <w:pPr>
               <w:spacing w:after="20" w:before="0"/>
             </w:pPr>
-            <w:hyperlink w:history="1" r:id="rIdm3apyosm63bilsfvo0ynk">
+            <w:hyperlink w:history="1" r:id="rIdmdjugj_3lhdrwt9b4_wrl">
               <w:r>
                 <w:rPr>
                   <w:rFonts w:ascii="Arial" w:cs="Arial" w:eastAsia="Arial" w:hAnsi="Arial"/>
@@ -4465,7 +4465,7 @@
               <w:spacing w:after="10" w:before="0"/>
               <w:ind w:left="120"/>
             </w:pPr>
-            <w:hyperlink w:history="1" r:id="rIdthx15gbmxhkqbdh88igqx">
+            <w:hyperlink w:history="1" r:id="rIdws_csknhqfnz0krss3dzg">
               <w:r>
                 <w:rPr>
                   <w:rFonts w:ascii="Arial" w:cs="Arial" w:eastAsia="Arial" w:hAnsi="Arial"/>
@@ -4660,7 +4660,7 @@
             <w:pPr>
               <w:spacing w:after="20" w:before="0"/>
             </w:pPr>
-            <w:hyperlink w:history="1" r:id="rIdgabkz5vvkjgcxoqfv57oj">
+            <w:hyperlink w:history="1" r:id="rIdo3rnmfsvisp9jebsev-ys">
               <w:r>
                 <w:rPr>
                   <w:rFonts w:ascii="Arial" w:cs="Arial" w:eastAsia="Arial" w:hAnsi="Arial"/>
@@ -4693,7 +4693,7 @@
               <w:spacing w:after="10" w:before="0"/>
               <w:ind w:left="120"/>
             </w:pPr>
-            <w:hyperlink w:history="1" r:id="rIdokr-xdpgcu1xpg51aay7y">
+            <w:hyperlink w:history="1" r:id="rIdyxl6jnagv-_pmigb068jx">
               <w:r>
                 <w:rPr>
                   <w:rFonts w:ascii="Arial" w:cs="Arial" w:eastAsia="Arial" w:hAnsi="Arial"/>
@@ -4738,7 +4738,7 @@
             <w:pPr>
               <w:spacing w:after="20" w:before="0"/>
             </w:pPr>
-            <w:hyperlink w:history="1" r:id="rId4-bneek5hpao0xbcyamef">
+            <w:hyperlink w:history="1" r:id="rIdhlsifxypf4brrzuggimxa">
               <w:r>
                 <w:rPr>
                   <w:rFonts w:ascii="Arial" w:cs="Arial" w:eastAsia="Arial" w:hAnsi="Arial"/>
@@ -4771,7 +4771,7 @@
               <w:spacing w:after="10" w:before="0"/>
               <w:ind w:left="120"/>
             </w:pPr>
-            <w:hyperlink w:history="1" r:id="rIdk3x_3qqd33vseqqp_3q27">
+            <w:hyperlink w:history="1" r:id="rIdgfrrhb2np5kkxw6cjihnn">
               <w:r>
                 <w:rPr>
                   <w:rFonts w:ascii="Arial" w:cs="Arial" w:eastAsia="Arial" w:hAnsi="Arial"/>
@@ -5397,7 +5397,7 @@
         </w:rPr>
         <w:t xml:space="preserve">© 2026 SeaVuria and ARES. Aligned with KICD objectives. Developed by SeaVuria; technical implementation by ARES (with AI assistance from Claude). Licensed under </w:t>
       </w:r>
-      <w:hyperlink w:history="1" r:id="rIdoimgvwituj1jfo9yhkh66">
+      <w:hyperlink w:history="1" r:id="rIdesw3u4kunuwi1mid6335a">
         <w:r>
           <w:rPr>
             <w:rFonts w:ascii="Arial" w:cs="Arial" w:eastAsia="Arial" w:hAnsi="Arial"/>
@@ -5418,7 +5418,7 @@
         </w:rPr>
         <w:t xml:space="preserve"> (</w:t>
       </w:r>
-      <w:hyperlink w:history="1" r:id="rIdwsahyoep46pjcmlm2mmdb">
+      <w:hyperlink w:history="1" r:id="rIdrtojkyrhrfu8m06c3omls">
         <w:r>
           <w:rPr>
             <w:rFonts w:ascii="Arial" w:cs="Arial" w:eastAsia="Arial" w:hAnsi="Arial"/>
@@ -6431,7 +6431,7 @@
             <w:pPr>
               <w:spacing w:after="20" w:before="0"/>
             </w:pPr>
-            <w:hyperlink w:history="1" r:id="rId_-iah3iaxtl1xlsstuqih">
+            <w:hyperlink w:history="1" r:id="rIdq8lb0bmmtw5y1sccm7bu1">
               <w:r>
                 <w:rPr>
                   <w:rFonts w:ascii="Arial" w:cs="Arial" w:eastAsia="Arial" w:hAnsi="Arial"/>
@@ -6464,7 +6464,7 @@
               <w:spacing w:after="10" w:before="0"/>
               <w:ind w:left="120"/>
             </w:pPr>
-            <w:hyperlink w:history="1" r:id="rIdhqb8edhzrocjpcowxdkdw">
+            <w:hyperlink w:history="1" r:id="rId4tkuqpic5tdaia5e4nyu0">
               <w:r>
                 <w:rPr>
                   <w:rFonts w:ascii="Arial" w:cs="Arial" w:eastAsia="Arial" w:hAnsi="Arial"/>
@@ -6509,7 +6509,7 @@
             <w:pPr>
               <w:spacing w:after="20" w:before="0"/>
             </w:pPr>
-            <w:hyperlink w:history="1" r:id="rId_h7kocowgbe1wsuujtw6y">
+            <w:hyperlink w:history="1" r:id="rId2dsc9cbd-jvvbd29bwvo1">
               <w:r>
                 <w:rPr>
                   <w:rFonts w:ascii="Arial" w:cs="Arial" w:eastAsia="Arial" w:hAnsi="Arial"/>
@@ -6542,7 +6542,7 @@
               <w:spacing w:after="10" w:before="0"/>
               <w:ind w:left="120"/>
             </w:pPr>
-            <w:hyperlink w:history="1" r:id="rIdvsvn8cjib0ieys1okd7qe">
+            <w:hyperlink w:history="1" r:id="rIdyeeltayqzs3pml4tpoh0q">
               <w:r>
                 <w:rPr>
                   <w:rFonts w:ascii="Arial" w:cs="Arial" w:eastAsia="Arial" w:hAnsi="Arial"/>
@@ -6737,7 +6737,7 @@
             <w:pPr>
               <w:spacing w:after="20" w:before="0"/>
             </w:pPr>
-            <w:hyperlink w:history="1" r:id="rIdqgfjvi0y0inqmuxbzik_c">
+            <w:hyperlink w:history="1" r:id="rIdxnvhdgwcggvyp0vwdjprp">
               <w:r>
                 <w:rPr>
                   <w:rFonts w:ascii="Arial" w:cs="Arial" w:eastAsia="Arial" w:hAnsi="Arial"/>
@@ -6770,7 +6770,7 @@
               <w:spacing w:after="10" w:before="0"/>
               <w:ind w:left="120"/>
             </w:pPr>
-            <w:hyperlink w:history="1" r:id="rIdvy5vwdxkjg_yi0ygijpsb">
+            <w:hyperlink w:history="1" r:id="rIdfa1qtezfur6qzv2qk0cf1">
               <w:r>
                 <w:rPr>
                   <w:rFonts w:ascii="Arial" w:cs="Arial" w:eastAsia="Arial" w:hAnsi="Arial"/>
@@ -6815,7 +6815,7 @@
             <w:pPr>
               <w:spacing w:after="20" w:before="0"/>
             </w:pPr>
-            <w:hyperlink w:history="1" r:id="rIdbtkbnjah-auozg03va5ph">
+            <w:hyperlink w:history="1" r:id="rId9flq4m-ifzvbwiadoxuco">
               <w:r>
                 <w:rPr>
                   <w:rFonts w:ascii="Arial" w:cs="Arial" w:eastAsia="Arial" w:hAnsi="Arial"/>
@@ -6848,7 +6848,7 @@
               <w:spacing w:after="10" w:before="0"/>
               <w:ind w:left="120"/>
             </w:pPr>
-            <w:hyperlink w:history="1" r:id="rIdm0f2hakjt-bquokjxct9f">
+            <w:hyperlink w:history="1" r:id="rIdvnxwnd8ot7uf4ozf1svlm">
               <w:r>
                 <w:rPr>
                   <w:rFonts w:ascii="Arial" w:cs="Arial" w:eastAsia="Arial" w:hAnsi="Arial"/>
@@ -7043,7 +7043,7 @@
             <w:pPr>
               <w:spacing w:after="20" w:before="0"/>
             </w:pPr>
-            <w:hyperlink w:history="1" r:id="rIdoeo7uksqg6reaxc-hardc">
+            <w:hyperlink w:history="1" r:id="rIdecw7idnnolvuzdlhei1zg">
               <w:r>
                 <w:rPr>
                   <w:rFonts w:ascii="Arial" w:cs="Arial" w:eastAsia="Arial" w:hAnsi="Arial"/>
@@ -7076,7 +7076,7 @@
               <w:spacing w:after="10" w:before="0"/>
               <w:ind w:left="120"/>
             </w:pPr>
-            <w:hyperlink w:history="1" r:id="rIdshii4wzpqx7fpqulvzztg">
+            <w:hyperlink w:history="1" r:id="rId5t6fympx9imssxbcyw3ix">
               <w:r>
                 <w:rPr>
                   <w:rFonts w:ascii="Arial" w:cs="Arial" w:eastAsia="Arial" w:hAnsi="Arial"/>
@@ -7121,7 +7121,7 @@
             <w:pPr>
               <w:spacing w:after="20" w:before="0"/>
             </w:pPr>
-            <w:hyperlink w:history="1" r:id="rIdczsvgph8fvnixt9xcqp3e">
+            <w:hyperlink w:history="1" r:id="rIdo2kcifnbxr27uivxnjfob">
               <w:r>
                 <w:rPr>
                   <w:rFonts w:ascii="Arial" w:cs="Arial" w:eastAsia="Arial" w:hAnsi="Arial"/>
@@ -7154,7 +7154,7 @@
               <w:spacing w:after="10" w:before="0"/>
               <w:ind w:left="120"/>
             </w:pPr>
-            <w:hyperlink w:history="1" r:id="rIdxrt7ecvcttvktzcqmemff">
+            <w:hyperlink w:history="1" r:id="rIdb5xjnz4rh3hfh9cfpr5w8">
               <w:r>
                 <w:rPr>
                   <w:rFonts w:ascii="Arial" w:cs="Arial" w:eastAsia="Arial" w:hAnsi="Arial"/>
@@ -7349,7 +7349,7 @@
             <w:pPr>
               <w:spacing w:after="20" w:before="0"/>
             </w:pPr>
-            <w:hyperlink w:history="1" r:id="rIdacjaeluq0g8l61-oxbbkq">
+            <w:hyperlink w:history="1" r:id="rIdornuwpm-gwgzh4ywwtazq">
               <w:r>
                 <w:rPr>
                   <w:rFonts w:ascii="Arial" w:cs="Arial" w:eastAsia="Arial" w:hAnsi="Arial"/>
@@ -7382,7 +7382,7 @@
               <w:spacing w:after="10" w:before="0"/>
               <w:ind w:left="120"/>
             </w:pPr>
-            <w:hyperlink w:history="1" r:id="rIdi9hbjs9agi12w2kywiugh">
+            <w:hyperlink w:history="1" r:id="rIdqsutraf2hstrevkm0snhr">
               <w:r>
                 <w:rPr>
                   <w:rFonts w:ascii="Arial" w:cs="Arial" w:eastAsia="Arial" w:hAnsi="Arial"/>
@@ -7427,7 +7427,7 @@
             <w:pPr>
               <w:spacing w:after="20" w:before="0"/>
             </w:pPr>
-            <w:hyperlink w:history="1" r:id="rIdqfhotb3pqgaodmedjosbz">
+            <w:hyperlink w:history="1" r:id="rIdjexrtofxzpoyxuuud3cfk">
               <w:r>
                 <w:rPr>
                   <w:rFonts w:ascii="Arial" w:cs="Arial" w:eastAsia="Arial" w:hAnsi="Arial"/>
@@ -7460,7 +7460,7 @@
               <w:spacing w:after="10" w:before="0"/>
               <w:ind w:left="120"/>
             </w:pPr>
-            <w:hyperlink w:history="1" r:id="rIddo3ccy0wvupteoln-v0ut">
+            <w:hyperlink w:history="1" r:id="rIdalcinsptv9yittfqgk2yd">
               <w:r>
                 <w:rPr>
                   <w:rFonts w:ascii="Arial" w:cs="Arial" w:eastAsia="Arial" w:hAnsi="Arial"/>
@@ -7655,7 +7655,7 @@
             <w:pPr>
               <w:spacing w:after="20" w:before="0"/>
             </w:pPr>
-            <w:hyperlink w:history="1" r:id="rIdwpwictq_y0sj1tml921zs">
+            <w:hyperlink w:history="1" r:id="rIdna2lzfkaodfwhcn_7_wvu">
               <w:r>
                 <w:rPr>
                   <w:rFonts w:ascii="Arial" w:cs="Arial" w:eastAsia="Arial" w:hAnsi="Arial"/>
@@ -7688,7 +7688,7 @@
               <w:spacing w:after="10" w:before="0"/>
               <w:ind w:left="120"/>
             </w:pPr>
-            <w:hyperlink w:history="1" r:id="rIdjj2zpbt2dbbijhtzgjj_p">
+            <w:hyperlink w:history="1" r:id="rIdi_3nfvt3nionka5zd0fvo">
               <w:r>
                 <w:rPr>
                   <w:rFonts w:ascii="Arial" w:cs="Arial" w:eastAsia="Arial" w:hAnsi="Arial"/>
@@ -7733,7 +7733,7 @@
             <w:pPr>
               <w:spacing w:after="20" w:before="0"/>
             </w:pPr>
-            <w:hyperlink w:history="1" r:id="rIddrjvwfxmza9a_4nkczdnb">
+            <w:hyperlink w:history="1" r:id="rIdkqsxkq1tkb8dwky54kvne">
               <w:r>
                 <w:rPr>
                   <w:rFonts w:ascii="Arial" w:cs="Arial" w:eastAsia="Arial" w:hAnsi="Arial"/>
@@ -7766,7 +7766,7 @@
               <w:spacing w:after="10" w:before="0"/>
               <w:ind w:left="120"/>
             </w:pPr>
-            <w:hyperlink w:history="1" r:id="rIdtff2wbj8rdshtflu4u3s2">
+            <w:hyperlink w:history="1" r:id="rIdpy5plvzet2_8_e2vjwdz1">
               <w:r>
                 <w:rPr>
                   <w:rFonts w:ascii="Arial" w:cs="Arial" w:eastAsia="Arial" w:hAnsi="Arial"/>
@@ -8278,7 +8278,7 @@
         </w:rPr>
         <w:t xml:space="preserve">© 2026 SeaVuria and ARES. Aligned with KICD objectives. Developed by SeaVuria; technical implementation by ARES (with AI assistance from Claude). Licensed under </w:t>
       </w:r>
-      <w:hyperlink w:history="1" r:id="rIdt4va9a5lwyglmnyyccegv">
+      <w:hyperlink w:history="1" r:id="rIdxhwkia8ub8klmdqiyovb_">
         <w:r>
           <w:rPr>
             <w:rFonts w:ascii="Arial" w:cs="Arial" w:eastAsia="Arial" w:hAnsi="Arial"/>
@@ -8299,7 +8299,7 @@
         </w:rPr>
         <w:t xml:space="preserve"> (</w:t>
       </w:r>
-      <w:hyperlink w:history="1" r:id="rIdlyejs39xvfoyehr76zoa1">
+      <w:hyperlink w:history="1" r:id="rIdje8wjg0gcpwdlbsyxppny">
         <w:r>
           <w:rPr>
             <w:rFonts w:ascii="Arial" w:cs="Arial" w:eastAsia="Arial" w:hAnsi="Arial"/>
@@ -9312,7 +9312,7 @@
             <w:pPr>
               <w:spacing w:after="20" w:before="0"/>
             </w:pPr>
-            <w:hyperlink w:history="1" r:id="rIdanwo_xnamlxs_aoazb74r">
+            <w:hyperlink w:history="1" r:id="rIdhxnyhvuvd9rdx5ywtzdqg">
               <w:r>
                 <w:rPr>
                   <w:rFonts w:ascii="Arial" w:cs="Arial" w:eastAsia="Arial" w:hAnsi="Arial"/>
@@ -9345,7 +9345,7 @@
               <w:spacing w:after="10" w:before="0"/>
               <w:ind w:left="120"/>
             </w:pPr>
-            <w:hyperlink w:history="1" r:id="rIdfrmsy7mqyog38ndv7fmn5">
+            <w:hyperlink w:history="1" r:id="rId4lpj4y3gmjn1v-8wpv5bq">
               <w:r>
                 <w:rPr>
                   <w:rFonts w:ascii="Arial" w:cs="Arial" w:eastAsia="Arial" w:hAnsi="Arial"/>
@@ -9390,7 +9390,7 @@
             <w:pPr>
               <w:spacing w:after="20" w:before="0"/>
             </w:pPr>
-            <w:hyperlink w:history="1" r:id="rIdg-fj0fi8z5h5defj3dhv6">
+            <w:hyperlink w:history="1" r:id="rIditn6w0liwjh3lqmkvlhjr">
               <w:r>
                 <w:rPr>
                   <w:rFonts w:ascii="Arial" w:cs="Arial" w:eastAsia="Arial" w:hAnsi="Arial"/>
@@ -9423,7 +9423,7 @@
               <w:spacing w:after="10" w:before="0"/>
               <w:ind w:left="120"/>
             </w:pPr>
-            <w:hyperlink w:history="1" r:id="rIdvvhf1318g70sf7snhuflq">
+            <w:hyperlink w:history="1" r:id="rIds2r_z61yn6xvb_zfifwgu">
               <w:r>
                 <w:rPr>
                   <w:rFonts w:ascii="Arial" w:cs="Arial" w:eastAsia="Arial" w:hAnsi="Arial"/>
@@ -9694,7 +9694,7 @@
             <w:pPr>
               <w:spacing w:after="20" w:before="0"/>
             </w:pPr>
-            <w:hyperlink w:history="1" r:id="rId31cnjw5vcftgi4pzu1hho">
+            <w:hyperlink w:history="1" r:id="rIdttdfntbqgdxoro2wv2usq">
               <w:r>
                 <w:rPr>
                   <w:rFonts w:ascii="Arial" w:cs="Arial" w:eastAsia="Arial" w:hAnsi="Arial"/>
@@ -9727,7 +9727,7 @@
               <w:spacing w:after="10" w:before="0"/>
               <w:ind w:left="120"/>
             </w:pPr>
-            <w:hyperlink w:history="1" r:id="rIdfehal44mjx18gipkpuf3x">
+            <w:hyperlink w:history="1" r:id="rIdecgwd8s3jylcrbnpfrk9g">
               <w:r>
                 <w:rPr>
                   <w:rFonts w:ascii="Arial" w:cs="Arial" w:eastAsia="Arial" w:hAnsi="Arial"/>
@@ -9772,7 +9772,7 @@
             <w:pPr>
               <w:spacing w:after="20" w:before="0"/>
             </w:pPr>
-            <w:hyperlink w:history="1" r:id="rIdjqhy8vqj_i-93fuz2c2as">
+            <w:hyperlink w:history="1" r:id="rIdke7_nd_pmza5iz954c4eq">
               <w:r>
                 <w:rPr>
                   <w:rFonts w:ascii="Arial" w:cs="Arial" w:eastAsia="Arial" w:hAnsi="Arial"/>
@@ -9805,7 +9805,7 @@
               <w:spacing w:after="10" w:before="0"/>
               <w:ind w:left="120"/>
             </w:pPr>
-            <w:hyperlink w:history="1" r:id="rIdofxvt4poxnyy7vxelu9ha">
+            <w:hyperlink w:history="1" r:id="rIdowjetluccpibmg8uscvlw">
               <w:r>
                 <w:rPr>
                   <w:rFonts w:ascii="Arial" w:cs="Arial" w:eastAsia="Arial" w:hAnsi="Arial"/>
@@ -10076,7 +10076,7 @@
             <w:pPr>
               <w:spacing w:after="20" w:before="0"/>
             </w:pPr>
-            <w:hyperlink w:history="1" r:id="rIdt51l4xrlbi0tweaulsaqh">
+            <w:hyperlink w:history="1" r:id="rIdzn4ldstil-7jtijj77_ma">
               <w:r>
                 <w:rPr>
                   <w:rFonts w:ascii="Arial" w:cs="Arial" w:eastAsia="Arial" w:hAnsi="Arial"/>
@@ -10109,7 +10109,7 @@
               <w:spacing w:after="10" w:before="0"/>
               <w:ind w:left="120"/>
             </w:pPr>
-            <w:hyperlink w:history="1" r:id="rIdajgdydjd2ty4x97ke4tko">
+            <w:hyperlink w:history="1" r:id="rId1sxsdva_w-lieyu7vxy2q">
               <w:r>
                 <w:rPr>
                   <w:rFonts w:ascii="Arial" w:cs="Arial" w:eastAsia="Arial" w:hAnsi="Arial"/>
@@ -10154,7 +10154,7 @@
             <w:pPr>
               <w:spacing w:after="20" w:before="0"/>
             </w:pPr>
-            <w:hyperlink w:history="1" r:id="rIdfke9ji8cdeufgnubshswx">
+            <w:hyperlink w:history="1" r:id="rIdfns699kipbu9ytskhombj">
               <w:r>
                 <w:rPr>
                   <w:rFonts w:ascii="Arial" w:cs="Arial" w:eastAsia="Arial" w:hAnsi="Arial"/>
@@ -10187,7 +10187,7 @@
               <w:spacing w:after="10" w:before="0"/>
               <w:ind w:left="120"/>
             </w:pPr>
-            <w:hyperlink w:history="1" r:id="rId1omkwkggrhaww5zizct9y">
+            <w:hyperlink w:history="1" r:id="rIduq026ee5fgss9zvmg1ujf">
               <w:r>
                 <w:rPr>
                   <w:rFonts w:ascii="Arial" w:cs="Arial" w:eastAsia="Arial" w:hAnsi="Arial"/>
@@ -10458,7 +10458,7 @@
             <w:pPr>
               <w:spacing w:after="20" w:before="0"/>
             </w:pPr>
-            <w:hyperlink w:history="1" r:id="rIdp_mmwvsbbhhnft0sjd03_">
+            <w:hyperlink w:history="1" r:id="rIdul4qcnbscrptsp2zrkfjh">
               <w:r>
                 <w:rPr>
                   <w:rFonts w:ascii="Arial" w:cs="Arial" w:eastAsia="Arial" w:hAnsi="Arial"/>
@@ -10491,7 +10491,7 @@
               <w:spacing w:after="10" w:before="0"/>
               <w:ind w:left="120"/>
             </w:pPr>
-            <w:hyperlink w:history="1" r:id="rIdzbpoc5jeyobzzbn0kwvwy">
+            <w:hyperlink w:history="1" r:id="rIdpeslckafbf3nn4hwzzhed">
               <w:r>
                 <w:rPr>
                   <w:rFonts w:ascii="Arial" w:cs="Arial" w:eastAsia="Arial" w:hAnsi="Arial"/>
@@ -10536,7 +10536,7 @@
             <w:pPr>
               <w:spacing w:after="20" w:before="0"/>
             </w:pPr>
-            <w:hyperlink w:history="1" r:id="rIdq-sw7ux_umeuiaee0kmjo">
+            <w:hyperlink w:history="1" r:id="rId4ya4l8eiatch6aixnf_zx">
               <w:r>
                 <w:rPr>
                   <w:rFonts w:ascii="Arial" w:cs="Arial" w:eastAsia="Arial" w:hAnsi="Arial"/>
@@ -10569,7 +10569,7 @@
               <w:spacing w:after="10" w:before="0"/>
               <w:ind w:left="120"/>
             </w:pPr>
-            <w:hyperlink w:history="1" r:id="rId7pzj3apnvkp3viih83fds">
+            <w:hyperlink w:history="1" r:id="rIdtuamsy5eqc3vm1uyehfc1">
               <w:r>
                 <w:rPr>
                   <w:rFonts w:ascii="Arial" w:cs="Arial" w:eastAsia="Arial" w:hAnsi="Arial"/>
@@ -10840,7 +10840,7 @@
             <w:pPr>
               <w:spacing w:after="20" w:before="0"/>
             </w:pPr>
-            <w:hyperlink w:history="1" r:id="rIdykfieechdc574eoyj-ii9">
+            <w:hyperlink w:history="1" r:id="rIdhi69rvpi_azo7t8wbe5lq">
               <w:r>
                 <w:rPr>
                   <w:rFonts w:ascii="Arial" w:cs="Arial" w:eastAsia="Arial" w:hAnsi="Arial"/>
@@ -10873,7 +10873,7 @@
               <w:spacing w:after="10" w:before="0"/>
               <w:ind w:left="120"/>
             </w:pPr>
-            <w:hyperlink w:history="1" r:id="rIdmcejtrj-b1jrkcnm-zv-_">
+            <w:hyperlink w:history="1" r:id="rIdow04wx7wpccyt5layt26c">
               <w:r>
                 <w:rPr>
                   <w:rFonts w:ascii="Arial" w:cs="Arial" w:eastAsia="Arial" w:hAnsi="Arial"/>
@@ -10918,7 +10918,7 @@
             <w:pPr>
               <w:spacing w:after="20" w:before="0"/>
             </w:pPr>
-            <w:hyperlink w:history="1" r:id="rIdtle9reobkehtnseh8rbaa">
+            <w:hyperlink w:history="1" r:id="rId2udviqkeviajwc0afjc3l">
               <w:r>
                 <w:rPr>
                   <w:rFonts w:ascii="Arial" w:cs="Arial" w:eastAsia="Arial" w:hAnsi="Arial"/>
@@ -10951,7 +10951,7 @@
               <w:spacing w:after="10" w:before="0"/>
               <w:ind w:left="120"/>
             </w:pPr>
-            <w:hyperlink w:history="1" r:id="rIdhan3sel2q-xjn_t7cu53e">
+            <w:hyperlink w:history="1" r:id="rIdzijohelb2hxr3zm8qutt5">
               <w:r>
                 <w:rPr>
                   <w:rFonts w:ascii="Arial" w:cs="Arial" w:eastAsia="Arial" w:hAnsi="Arial"/>
@@ -11539,7 +11539,7 @@
         </w:rPr>
         <w:t xml:space="preserve">© 2026 SeaVuria and ARES. Aligned with KICD objectives. Developed by SeaVuria; technical implementation by ARES (with AI assistance from Claude). Licensed under </w:t>
       </w:r>
-      <w:hyperlink w:history="1" r:id="rIdrugapiocx106rhvmhgid6">
+      <w:hyperlink w:history="1" r:id="rIdskiea7wugyohwpj9cocjq">
         <w:r>
           <w:rPr>
             <w:rFonts w:ascii="Arial" w:cs="Arial" w:eastAsia="Arial" w:hAnsi="Arial"/>
@@ -11560,7 +11560,7 @@
         </w:rPr>
         <w:t xml:space="preserve"> (</w:t>
       </w:r>
-      <w:hyperlink w:history="1" r:id="rId2g4-ulkfb-5qj9yoxb72q">
+      <w:hyperlink w:history="1" r:id="rIdmcwgwmy4xvgi7khod0cmu">
         <w:r>
           <w:rPr>
             <w:rFonts w:ascii="Arial" w:cs="Arial" w:eastAsia="Arial" w:hAnsi="Arial"/>
@@ -12573,7 +12573,7 @@
             <w:pPr>
               <w:spacing w:after="20" w:before="0"/>
             </w:pPr>
-            <w:hyperlink w:history="1" r:id="rIdmr_qaaklaouvodjclish8">
+            <w:hyperlink w:history="1" r:id="rIdab0n7606drwiuivoohqeh">
               <w:r>
                 <w:rPr>
                   <w:rFonts w:ascii="Arial" w:cs="Arial" w:eastAsia="Arial" w:hAnsi="Arial"/>
@@ -12606,7 +12606,7 @@
               <w:spacing w:after="10" w:before="0"/>
               <w:ind w:left="120"/>
             </w:pPr>
-            <w:hyperlink w:history="1" r:id="rIdplhob3anpxzl32hq6qxzv">
+            <w:hyperlink w:history="1" r:id="rIdpm2lx9unpueuzwjzipcpe">
               <w:r>
                 <w:rPr>
                   <w:rFonts w:ascii="Arial" w:cs="Arial" w:eastAsia="Arial" w:hAnsi="Arial"/>
@@ -12651,7 +12651,7 @@
             <w:pPr>
               <w:spacing w:after="20" w:before="0"/>
             </w:pPr>
-            <w:hyperlink w:history="1" r:id="rIde3vljrwvvexxepvhyjjuh">
+            <w:hyperlink w:history="1" r:id="rIdvckrhentqr3r6-g2i0ilz">
               <w:r>
                 <w:rPr>
                   <w:rFonts w:ascii="Arial" w:cs="Arial" w:eastAsia="Arial" w:hAnsi="Arial"/>
@@ -12684,7 +12684,7 @@
               <w:spacing w:after="10" w:before="0"/>
               <w:ind w:left="120"/>
             </w:pPr>
-            <w:hyperlink w:history="1" r:id="rIdvc2ffvzfnyafnz67r4qwm">
+            <w:hyperlink w:history="1" r:id="rIdojqxqw9c2s7u6l_hxcdfl">
               <w:r>
                 <w:rPr>
                   <w:rFonts w:ascii="Arial" w:cs="Arial" w:eastAsia="Arial" w:hAnsi="Arial"/>
@@ -12879,7 +12879,7 @@
             <w:pPr>
               <w:spacing w:after="20" w:before="0"/>
             </w:pPr>
-            <w:hyperlink w:history="1" r:id="rIdqrv93x-ubpyjxab0b_w7g">
+            <w:hyperlink w:history="1" r:id="rIdckiacg4ms87agq2qksljn">
               <w:r>
                 <w:rPr>
                   <w:rFonts w:ascii="Arial" w:cs="Arial" w:eastAsia="Arial" w:hAnsi="Arial"/>
@@ -12912,7 +12912,7 @@
               <w:spacing w:after="10" w:before="0"/>
               <w:ind w:left="120"/>
             </w:pPr>
-            <w:hyperlink w:history="1" r:id="rIdh9libcqkqnrx6h9rk-8n-">
+            <w:hyperlink w:history="1" r:id="rId61x2s7icakbllsq1ayzqt">
               <w:r>
                 <w:rPr>
                   <w:rFonts w:ascii="Arial" w:cs="Arial" w:eastAsia="Arial" w:hAnsi="Arial"/>
@@ -12957,7 +12957,7 @@
             <w:pPr>
               <w:spacing w:after="20" w:before="0"/>
             </w:pPr>
-            <w:hyperlink w:history="1" r:id="rIdfs1kgzax0kv2b91k0lo5i">
+            <w:hyperlink w:history="1" r:id="rIdkmtrm9j4o0lk0bjsed1eu">
               <w:r>
                 <w:rPr>
                   <w:rFonts w:ascii="Arial" w:cs="Arial" w:eastAsia="Arial" w:hAnsi="Arial"/>
@@ -12990,7 +12990,7 @@
               <w:spacing w:after="10" w:before="0"/>
               <w:ind w:left="120"/>
             </w:pPr>
-            <w:hyperlink w:history="1" r:id="rIdwnr4wgx32c9pdoqj2algw">
+            <w:hyperlink w:history="1" r:id="rIdeutik_ej5xllirygz7yun">
               <w:r>
                 <w:rPr>
                   <w:rFonts w:ascii="Arial" w:cs="Arial" w:eastAsia="Arial" w:hAnsi="Arial"/>
@@ -13185,7 +13185,7 @@
             <w:pPr>
               <w:spacing w:after="20" w:before="0"/>
             </w:pPr>
-            <w:hyperlink w:history="1" r:id="rId5exuahxvgmazauzudbdjw">
+            <w:hyperlink w:history="1" r:id="rIdc5wadepn-35awpocfh4d_">
               <w:r>
                 <w:rPr>
                   <w:rFonts w:ascii="Arial" w:cs="Arial" w:eastAsia="Arial" w:hAnsi="Arial"/>
@@ -13218,7 +13218,7 @@
               <w:spacing w:after="10" w:before="0"/>
               <w:ind w:left="120"/>
             </w:pPr>
-            <w:hyperlink w:history="1" r:id="rIdg4s13lc0ax5we-c5ffoy_">
+            <w:hyperlink w:history="1" r:id="rIdq8nrfqhlbrbrvw3lx7_ev">
               <w:r>
                 <w:rPr>
                   <w:rFonts w:ascii="Arial" w:cs="Arial" w:eastAsia="Arial" w:hAnsi="Arial"/>
@@ -13263,7 +13263,7 @@
             <w:pPr>
               <w:spacing w:after="20" w:before="0"/>
             </w:pPr>
-            <w:hyperlink w:history="1" r:id="rId7o7pztpgb9d-ozzucweux">
+            <w:hyperlink w:history="1" r:id="rIdrf3fuunypzu7xzyiwlqbv">
               <w:r>
                 <w:rPr>
                   <w:rFonts w:ascii="Arial" w:cs="Arial" w:eastAsia="Arial" w:hAnsi="Arial"/>
@@ -13296,7 +13296,7 @@
               <w:spacing w:after="10" w:before="0"/>
               <w:ind w:left="120"/>
             </w:pPr>
-            <w:hyperlink w:history="1" r:id="rIdj7hufvxc03l8pl62_ys9c">
+            <w:hyperlink w:history="1" r:id="rIdbptrhtlbflnqut8ycy_o4">
               <w:r>
                 <w:rPr>
                   <w:rFonts w:ascii="Arial" w:cs="Arial" w:eastAsia="Arial" w:hAnsi="Arial"/>
@@ -13491,7 +13491,7 @@
             <w:pPr>
               <w:spacing w:after="20" w:before="0"/>
             </w:pPr>
-            <w:hyperlink w:history="1" r:id="rIdf8oru7whp-yc51iewbsxg">
+            <w:hyperlink w:history="1" r:id="rIdptewcdkm1r3wwlrvlf1mc">
               <w:r>
                 <w:rPr>
                   <w:rFonts w:ascii="Arial" w:cs="Arial" w:eastAsia="Arial" w:hAnsi="Arial"/>
@@ -13524,7 +13524,7 @@
               <w:spacing w:after="10" w:before="0"/>
               <w:ind w:left="120"/>
             </w:pPr>
-            <w:hyperlink w:history="1" r:id="rIde5x7yyfqxwlduxum1x0aa">
+            <w:hyperlink w:history="1" r:id="rIda_mnwxgoba5jfwb2qxlzz">
               <w:r>
                 <w:rPr>
                   <w:rFonts w:ascii="Arial" w:cs="Arial" w:eastAsia="Arial" w:hAnsi="Arial"/>
@@ -13569,7 +13569,7 @@
             <w:pPr>
               <w:spacing w:after="20" w:before="0"/>
             </w:pPr>
-            <w:hyperlink w:history="1" r:id="rId9iiwym9c_q8qbr9tz8amb">
+            <w:hyperlink w:history="1" r:id="rIdb7_kdxltmdl87fmlxpb3e">
               <w:r>
                 <w:rPr>
                   <w:rFonts w:ascii="Arial" w:cs="Arial" w:eastAsia="Arial" w:hAnsi="Arial"/>
@@ -13602,7 +13602,7 @@
               <w:spacing w:after="10" w:before="0"/>
               <w:ind w:left="120"/>
             </w:pPr>
-            <w:hyperlink w:history="1" r:id="rIdgiodmpfuyvjf6znpbmf4w">
+            <w:hyperlink w:history="1" r:id="rIdgzlrjnkv83utyqq89a2qg">
               <w:r>
                 <w:rPr>
                   <w:rFonts w:ascii="Arial" w:cs="Arial" w:eastAsia="Arial" w:hAnsi="Arial"/>
@@ -13797,7 +13797,7 @@
             <w:pPr>
               <w:spacing w:after="20" w:before="0"/>
             </w:pPr>
-            <w:hyperlink w:history="1" r:id="rIdgzms-am3wf6lwepr7tkfh">
+            <w:hyperlink w:history="1" r:id="rIdiaxsvnhlcjww9yxagf2be">
               <w:r>
                 <w:rPr>
                   <w:rFonts w:ascii="Arial" w:cs="Arial" w:eastAsia="Arial" w:hAnsi="Arial"/>
@@ -13830,7 +13830,7 @@
               <w:spacing w:after="10" w:before="0"/>
               <w:ind w:left="120"/>
             </w:pPr>
-            <w:hyperlink w:history="1" r:id="rIdwc0f2sbfpyl3p7he5frid">
+            <w:hyperlink w:history="1" r:id="rIddokmuvjtcalg1bgf5zz8v">
               <w:r>
                 <w:rPr>
                   <w:rFonts w:ascii="Arial" w:cs="Arial" w:eastAsia="Arial" w:hAnsi="Arial"/>
@@ -13875,7 +13875,7 @@
             <w:pPr>
               <w:spacing w:after="20" w:before="0"/>
             </w:pPr>
-            <w:hyperlink w:history="1" r:id="rIdn_aoz09tz1r8v-a_b5svo">
+            <w:hyperlink w:history="1" r:id="rIdott1pdshjhhpv5lsfbpzx">
               <w:r>
                 <w:rPr>
                   <w:rFonts w:ascii="Arial" w:cs="Arial" w:eastAsia="Arial" w:hAnsi="Arial"/>
@@ -13908,7 +13908,7 @@
               <w:spacing w:after="10" w:before="0"/>
               <w:ind w:left="120"/>
             </w:pPr>
-            <w:hyperlink w:history="1" r:id="rIdah-djaxtnscmmyaz2ni6z">
+            <w:hyperlink w:history="1" r:id="rIdyeh_8ditja2mxvd2i80ik">
               <w:r>
                 <w:rPr>
                   <w:rFonts w:ascii="Arial" w:cs="Arial" w:eastAsia="Arial" w:hAnsi="Arial"/>
@@ -14420,7 +14420,7 @@
         </w:rPr>
         <w:t xml:space="preserve">© 2026 SeaVuria and ARES. Aligned with KICD objectives. Developed by SeaVuria; technical implementation by ARES (with AI assistance from Claude). Licensed under </w:t>
       </w:r>
-      <w:hyperlink w:history="1" r:id="rIdqflzofunzmzlddz2j19qf">
+      <w:hyperlink w:history="1" r:id="rIdwezdjklt66l6nripgcomr">
         <w:r>
           <w:rPr>
             <w:rFonts w:ascii="Arial" w:cs="Arial" w:eastAsia="Arial" w:hAnsi="Arial"/>
@@ -14441,7 +14441,7 @@
         </w:rPr>
         <w:t xml:space="preserve"> (</w:t>
       </w:r>
-      <w:hyperlink w:history="1" r:id="rIdwxydbyjjpvnwwmexvsvof">
+      <w:hyperlink w:history="1" r:id="rIdeouzsfyx_2ymiqetgtgrh">
         <w:r>
           <w:rPr>
             <w:rFonts w:ascii="Arial" w:cs="Arial" w:eastAsia="Arial" w:hAnsi="Arial"/>
@@ -15454,7 +15454,7 @@
             <w:pPr>
               <w:spacing w:after="20" w:before="0"/>
             </w:pPr>
-            <w:hyperlink w:history="1" r:id="rIdznwjxwjcyjiyrpt_zpk2l">
+            <w:hyperlink w:history="1" r:id="rId0ozb5mjqgy2uitmz4u79t">
               <w:r>
                 <w:rPr>
                   <w:rFonts w:ascii="Arial" w:cs="Arial" w:eastAsia="Arial" w:hAnsi="Arial"/>
@@ -15487,7 +15487,7 @@
               <w:spacing w:after="10" w:before="0"/>
               <w:ind w:left="120"/>
             </w:pPr>
-            <w:hyperlink w:history="1" r:id="rId0kpx6c_lvg-5ojj5jfamw">
+            <w:hyperlink w:history="1" r:id="rId5hou1jdqqogwyr4esnkvd">
               <w:r>
                 <w:rPr>
                   <w:rFonts w:ascii="Arial" w:cs="Arial" w:eastAsia="Arial" w:hAnsi="Arial"/>
@@ -15532,7 +15532,7 @@
             <w:pPr>
               <w:spacing w:after="20" w:before="0"/>
             </w:pPr>
-            <w:hyperlink w:history="1" r:id="rIdbbibqxvwqzthexsw1yafv">
+            <w:hyperlink w:history="1" r:id="rIdaaa8z1zk-yojgvbasuubr">
               <w:r>
                 <w:rPr>
                   <w:rFonts w:ascii="Arial" w:cs="Arial" w:eastAsia="Arial" w:hAnsi="Arial"/>
@@ -15565,7 +15565,7 @@
               <w:spacing w:after="10" w:before="0"/>
               <w:ind w:left="120"/>
             </w:pPr>
-            <w:hyperlink w:history="1" r:id="rIdsp4-ospyajo3s4irxyeua">
+            <w:hyperlink w:history="1" r:id="rIdcmtk8svi3oouoylpayai2">
               <w:r>
                 <w:rPr>
                   <w:rFonts w:ascii="Arial" w:cs="Arial" w:eastAsia="Arial" w:hAnsi="Arial"/>
@@ -15760,7 +15760,7 @@
             <w:pPr>
               <w:spacing w:after="20" w:before="0"/>
             </w:pPr>
-            <w:hyperlink w:history="1" r:id="rIdw9to7skafcpra1e2fuas0">
+            <w:hyperlink w:history="1" r:id="rIdc2jqqnetycjq0ug6zwjlt">
               <w:r>
                 <w:rPr>
                   <w:rFonts w:ascii="Arial" w:cs="Arial" w:eastAsia="Arial" w:hAnsi="Arial"/>
@@ -15793,7 +15793,7 @@
               <w:spacing w:after="10" w:before="0"/>
               <w:ind w:left="120"/>
             </w:pPr>
-            <w:hyperlink w:history="1" r:id="rIdsmtwzbxihktibybnrxfl2">
+            <w:hyperlink w:history="1" r:id="rIdiysb650pbhgkwtqfi77fu">
               <w:r>
                 <w:rPr>
                   <w:rFonts w:ascii="Arial" w:cs="Arial" w:eastAsia="Arial" w:hAnsi="Arial"/>
@@ -15838,7 +15838,7 @@
             <w:pPr>
               <w:spacing w:after="20" w:before="0"/>
             </w:pPr>
-            <w:hyperlink w:history="1" r:id="rId_5mafor_to8zzcdwtfado">
+            <w:hyperlink w:history="1" r:id="rIdjtf69nlutz3nvmzpp8bvz">
               <w:r>
                 <w:rPr>
                   <w:rFonts w:ascii="Arial" w:cs="Arial" w:eastAsia="Arial" w:hAnsi="Arial"/>
@@ -15871,7 +15871,7 @@
               <w:spacing w:after="10" w:before="0"/>
               <w:ind w:left="120"/>
             </w:pPr>
-            <w:hyperlink w:history="1" r:id="rIdzauyo_46jsfas2rv_ax1q">
+            <w:hyperlink w:history="1" r:id="rIdfnjbqdqm9aakrdd_lrwve">
               <w:r>
                 <w:rPr>
                   <w:rFonts w:ascii="Arial" w:cs="Arial" w:eastAsia="Arial" w:hAnsi="Arial"/>
@@ -16066,7 +16066,7 @@
             <w:pPr>
               <w:spacing w:after="20" w:before="0"/>
             </w:pPr>
-            <w:hyperlink w:history="1" r:id="rIdtt-ixi9ltdapej35x05vd">
+            <w:hyperlink w:history="1" r:id="rIdan26ablngwit2lbtmese0">
               <w:r>
                 <w:rPr>
                   <w:rFonts w:ascii="Arial" w:cs="Arial" w:eastAsia="Arial" w:hAnsi="Arial"/>
@@ -16099,7 +16099,7 @@
               <w:spacing w:after="10" w:before="0"/>
               <w:ind w:left="120"/>
             </w:pPr>
-            <w:hyperlink w:history="1" r:id="rIdwqgcfvbgyngpv9g3gwnb2">
+            <w:hyperlink w:history="1" r:id="rIdrpxm-qzrcwdo_rxsh5dox">
               <w:r>
                 <w:rPr>
                   <w:rFonts w:ascii="Arial" w:cs="Arial" w:eastAsia="Arial" w:hAnsi="Arial"/>
@@ -16144,7 +16144,7 @@
             <w:pPr>
               <w:spacing w:after="20" w:before="0"/>
             </w:pPr>
-            <w:hyperlink w:history="1" r:id="rIdpwwric3raxtuaggo0ft9g">
+            <w:hyperlink w:history="1" r:id="rIdrl2wura00itz7izptvvbb">
               <w:r>
                 <w:rPr>
                   <w:rFonts w:ascii="Arial" w:cs="Arial" w:eastAsia="Arial" w:hAnsi="Arial"/>
@@ -16177,7 +16177,7 @@
               <w:spacing w:after="10" w:before="0"/>
               <w:ind w:left="120"/>
             </w:pPr>
-            <w:hyperlink w:history="1" r:id="rIdeoxqr1zdrjo1oonvxpiij">
+            <w:hyperlink w:history="1" r:id="rId1vlii7l0bmj4zsr8zuq22">
               <w:r>
                 <w:rPr>
                   <w:rFonts w:ascii="Arial" w:cs="Arial" w:eastAsia="Arial" w:hAnsi="Arial"/>
@@ -16372,7 +16372,7 @@
             <w:pPr>
               <w:spacing w:after="20" w:before="0"/>
             </w:pPr>
-            <w:hyperlink w:history="1" r:id="rIdomjeojaywjgirpkdbawax">
+            <w:hyperlink w:history="1" r:id="rIdtouohwaukwdo3ohzqazjr">
               <w:r>
                 <w:rPr>
                   <w:rFonts w:ascii="Arial" w:cs="Arial" w:eastAsia="Arial" w:hAnsi="Arial"/>
@@ -16405,7 +16405,7 @@
               <w:spacing w:after="10" w:before="0"/>
               <w:ind w:left="120"/>
             </w:pPr>
-            <w:hyperlink w:history="1" r:id="rIdecgeb0mgjmz3ekfmp3cxn">
+            <w:hyperlink w:history="1" r:id="rIdyuj-xlcbymau-se35yyr-">
               <w:r>
                 <w:rPr>
                   <w:rFonts w:ascii="Arial" w:cs="Arial" w:eastAsia="Arial" w:hAnsi="Arial"/>
@@ -16450,7 +16450,7 @@
             <w:pPr>
               <w:spacing w:after="20" w:before="0"/>
             </w:pPr>
-            <w:hyperlink w:history="1" r:id="rIdzzpenuqjrdslduduhqxj8">
+            <w:hyperlink w:history="1" r:id="rIdrte9yjrkezrw4hltaph_z">
               <w:r>
                 <w:rPr>
                   <w:rFonts w:ascii="Arial" w:cs="Arial" w:eastAsia="Arial" w:hAnsi="Arial"/>
@@ -16483,7 +16483,7 @@
               <w:spacing w:after="10" w:before="0"/>
               <w:ind w:left="120"/>
             </w:pPr>
-            <w:hyperlink w:history="1" r:id="rIdoqdf4q9v7dqshd17red_u">
+            <w:hyperlink w:history="1" r:id="rIdzh7pfbngdilwiwf_weixd">
               <w:r>
                 <w:rPr>
                   <w:rFonts w:ascii="Arial" w:cs="Arial" w:eastAsia="Arial" w:hAnsi="Arial"/>
@@ -16678,7 +16678,7 @@
             <w:pPr>
               <w:spacing w:after="20" w:before="0"/>
             </w:pPr>
-            <w:hyperlink w:history="1" r:id="rIdij8-ih0fksuz_knegq0jg">
+            <w:hyperlink w:history="1" r:id="rIdzqsupkvnqem1atnuymng6">
               <w:r>
                 <w:rPr>
                   <w:rFonts w:ascii="Arial" w:cs="Arial" w:eastAsia="Arial" w:hAnsi="Arial"/>
@@ -16711,7 +16711,7 @@
               <w:spacing w:after="10" w:before="0"/>
               <w:ind w:left="120"/>
             </w:pPr>
-            <w:hyperlink w:history="1" r:id="rIdexxjcam8u20as-3aoqxwx">
+            <w:hyperlink w:history="1" r:id="rId1da01wqgulpqf01vp5sig">
               <w:r>
                 <w:rPr>
                   <w:rFonts w:ascii="Arial" w:cs="Arial" w:eastAsia="Arial" w:hAnsi="Arial"/>
@@ -16756,7 +16756,7 @@
             <w:pPr>
               <w:spacing w:after="20" w:before="0"/>
             </w:pPr>
-            <w:hyperlink w:history="1" r:id="rIdgxjmrszxosqelgy-uvafy">
+            <w:hyperlink w:history="1" r:id="rId2m3ztyum89idlj2iukrbn">
               <w:r>
                 <w:rPr>
                   <w:rFonts w:ascii="Arial" w:cs="Arial" w:eastAsia="Arial" w:hAnsi="Arial"/>
@@ -16789,7 +16789,7 @@
               <w:spacing w:after="10" w:before="0"/>
               <w:ind w:left="120"/>
             </w:pPr>
-            <w:hyperlink w:history="1" r:id="rId2k0vmfbwlqj6ex4jv2jtk">
+            <w:hyperlink w:history="1" r:id="rIddbyu__hfdfnbyoe9gtse5">
               <w:r>
                 <w:rPr>
                   <w:rFonts w:ascii="Arial" w:cs="Arial" w:eastAsia="Arial" w:hAnsi="Arial"/>
@@ -17301,7 +17301,7 @@
         </w:rPr>
         <w:t xml:space="preserve">© 2026 SeaVuria and ARES. Aligned with KICD objectives. Developed by SeaVuria; technical implementation by ARES (with AI assistance from Claude). Licensed under </w:t>
       </w:r>
-      <w:hyperlink w:history="1" r:id="rIdnxftauc70kmxszdpzi9tq">
+      <w:hyperlink w:history="1" r:id="rIdrtdlmvwksxc_8ii4goe2w">
         <w:r>
           <w:rPr>
             <w:rFonts w:ascii="Arial" w:cs="Arial" w:eastAsia="Arial" w:hAnsi="Arial"/>
@@ -17322,7 +17322,7 @@
         </w:rPr>
         <w:t xml:space="preserve"> (</w:t>
       </w:r>
-      <w:hyperlink w:history="1" r:id="rId6hefanmsnlixumf1qrbzx">
+      <w:hyperlink w:history="1" r:id="rIdcani5l44xqdpwuwmeqmj2">
         <w:r>
           <w:rPr>
             <w:rFonts w:ascii="Arial" w:cs="Arial" w:eastAsia="Arial" w:hAnsi="Arial"/>
@@ -18335,7 +18335,7 @@
             <w:pPr>
               <w:spacing w:after="20" w:before="0"/>
             </w:pPr>
-            <w:hyperlink w:history="1" r:id="rIduhcmwudqp7hlijuturfqi">
+            <w:hyperlink w:history="1" r:id="rIdtuvf_lechjofjueonivr4">
               <w:r>
                 <w:rPr>
                   <w:rFonts w:ascii="Arial" w:cs="Arial" w:eastAsia="Arial" w:hAnsi="Arial"/>
@@ -18368,7 +18368,7 @@
               <w:spacing w:after="10" w:before="0"/>
               <w:ind w:left="120"/>
             </w:pPr>
-            <w:hyperlink w:history="1" r:id="rIdfvpuilgxggrjvplud7zmf">
+            <w:hyperlink w:history="1" r:id="rIdg3ekvklvtkzhbp7e4paf_">
               <w:r>
                 <w:rPr>
                   <w:rFonts w:ascii="Arial" w:cs="Arial" w:eastAsia="Arial" w:hAnsi="Arial"/>
@@ -18430,7 +18430,7 @@
               <w:spacing w:after="10" w:before="0"/>
               <w:ind w:left="120"/>
             </w:pPr>
-            <w:hyperlink w:history="1" r:id="rId9pj1jswcvjztep8rg5jyk">
+            <w:hyperlink w:history="1" r:id="rIdfjmbxyyebmtvij8lcj24y">
               <w:r>
                 <w:rPr>
                   <w:rFonts w:ascii="Arial" w:cs="Arial" w:eastAsia="Arial" w:hAnsi="Arial"/>
@@ -18640,7 +18640,7 @@
             <w:pPr>
               <w:spacing w:after="20" w:before="0"/>
             </w:pPr>
-            <w:hyperlink w:history="1" r:id="rIdgdbbklbag97kyanrbcelv">
+            <w:hyperlink w:history="1" r:id="rIdef1bzmbwnrtr2tyejr5t6">
               <w:r>
                 <w:rPr>
                   <w:rFonts w:ascii="Arial" w:cs="Arial" w:eastAsia="Arial" w:hAnsi="Arial"/>
@@ -18673,7 +18673,7 @@
               <w:spacing w:after="10" w:before="0"/>
               <w:ind w:left="120"/>
             </w:pPr>
-            <w:hyperlink w:history="1" r:id="rIdtesiqpgdqo3be-owqofwz">
+            <w:hyperlink w:history="1" r:id="rId_gmarnynlfijflvuwu7rc">
               <w:r>
                 <w:rPr>
                   <w:rFonts w:ascii="Arial" w:cs="Arial" w:eastAsia="Arial" w:hAnsi="Arial"/>
@@ -18735,7 +18735,7 @@
               <w:spacing w:after="10" w:before="0"/>
               <w:ind w:left="120"/>
             </w:pPr>
-            <w:hyperlink w:history="1" r:id="rIdseb62vfkbjklhjbzs7rqd">
+            <w:hyperlink w:history="1" r:id="rIdigdkqaqe1713ld11txrrk">
               <w:r>
                 <w:rPr>
                   <w:rFonts w:ascii="Arial" w:cs="Arial" w:eastAsia="Arial" w:hAnsi="Arial"/>
@@ -18945,7 +18945,7 @@
             <w:pPr>
               <w:spacing w:after="20" w:before="0"/>
             </w:pPr>
-            <w:hyperlink w:history="1" r:id="rIdhwilt42_tlvavi75xrv8n">
+            <w:hyperlink w:history="1" r:id="rId3qclzkxqmaepdicu6bbw5">
               <w:r>
                 <w:rPr>
                   <w:rFonts w:ascii="Arial" w:cs="Arial" w:eastAsia="Arial" w:hAnsi="Arial"/>
@@ -18978,7 +18978,7 @@
               <w:spacing w:after="10" w:before="0"/>
               <w:ind w:left="120"/>
             </w:pPr>
-            <w:hyperlink w:history="1" r:id="rIdb-qtyyhrlp02e5hcpgdwm">
+            <w:hyperlink w:history="1" r:id="rIdcrpq77brwfe1nmnfxcjdl">
               <w:r>
                 <w:rPr>
                   <w:rFonts w:ascii="Arial" w:cs="Arial" w:eastAsia="Arial" w:hAnsi="Arial"/>
@@ -19040,7 +19040,7 @@
               <w:spacing w:after="10" w:before="0"/>
               <w:ind w:left="120"/>
             </w:pPr>
-            <w:hyperlink w:history="1" r:id="rId-jue3son56jtryma-qew-">
+            <w:hyperlink w:history="1" r:id="rIdpffb93gslgludiw63mlcd">
               <w:r>
                 <w:rPr>
                   <w:rFonts w:ascii="Arial" w:cs="Arial" w:eastAsia="Arial" w:hAnsi="Arial"/>
@@ -19250,7 +19250,7 @@
             <w:pPr>
               <w:spacing w:after="20" w:before="0"/>
             </w:pPr>
-            <w:hyperlink w:history="1" r:id="rIdwlynxrmoh3mviemsluyjv">
+            <w:hyperlink w:history="1" r:id="rId77hkqgkldf1hpjpm-dvn9">
               <w:r>
                 <w:rPr>
                   <w:rFonts w:ascii="Arial" w:cs="Arial" w:eastAsia="Arial" w:hAnsi="Arial"/>
@@ -19283,7 +19283,7 @@
               <w:spacing w:after="10" w:before="0"/>
               <w:ind w:left="120"/>
             </w:pPr>
-            <w:hyperlink w:history="1" r:id="rIdlw9dhyimtqnz_hjkmgjxh">
+            <w:hyperlink w:history="1" r:id="rIdzeuxfcdjklbiy38ygx_-n">
               <w:r>
                 <w:rPr>
                   <w:rFonts w:ascii="Arial" w:cs="Arial" w:eastAsia="Arial" w:hAnsi="Arial"/>
@@ -19345,7 +19345,7 @@
               <w:spacing w:after="10" w:before="0"/>
               <w:ind w:left="120"/>
             </w:pPr>
-            <w:hyperlink w:history="1" r:id="rIdtwdxlnnq4hewusj9ikxmb">
+            <w:hyperlink w:history="1" r:id="rIdwrjsbaj6esyr6zxcpuyzt">
               <w:r>
                 <w:rPr>
                   <w:rFonts w:ascii="Arial" w:cs="Arial" w:eastAsia="Arial" w:hAnsi="Arial"/>
@@ -19555,7 +19555,7 @@
             <w:pPr>
               <w:spacing w:after="20" w:before="0"/>
             </w:pPr>
-            <w:hyperlink w:history="1" r:id="rId2p9xhjkznkcus5q_zt511">
+            <w:hyperlink w:history="1" r:id="rIdoy8fhkwhh9i10kf0lrvve">
               <w:r>
                 <w:rPr>
                   <w:rFonts w:ascii="Arial" w:cs="Arial" w:eastAsia="Arial" w:hAnsi="Arial"/>
@@ -19588,7 +19588,7 @@
               <w:spacing w:after="10" w:before="0"/>
               <w:ind w:left="120"/>
             </w:pPr>
-            <w:hyperlink w:history="1" r:id="rId1pnzot0zqtkujd2ymyavw">
+            <w:hyperlink w:history="1" r:id="rIdh6w7biuzrszcusd07t62q">
               <w:r>
                 <w:rPr>
                   <w:rFonts w:ascii="Arial" w:cs="Arial" w:eastAsia="Arial" w:hAnsi="Arial"/>
@@ -19650,7 +19650,7 @@
               <w:spacing w:after="10" w:before="0"/>
               <w:ind w:left="120"/>
             </w:pPr>
-            <w:hyperlink w:history="1" r:id="rIdugh3k037tpmkt7lomgjmy">
+            <w:hyperlink w:history="1" r:id="rIdwatcxso5qfg5mllhqpxzq">
               <w:r>
                 <w:rPr>
                   <w:rFonts w:ascii="Arial" w:cs="Arial" w:eastAsia="Arial" w:hAnsi="Arial"/>
@@ -20367,7 +20367,7 @@
         </w:rPr>
         <w:t xml:space="preserve">© 2026 SeaVuria and ARES. Aligned with KICD objectives. Developed by SeaVuria; technical implementation by ARES (with AI assistance from Claude). Licensed under </w:t>
       </w:r>
-      <w:hyperlink w:history="1" r:id="rIdtaxxuazi41mvk0rfcrj_r">
+      <w:hyperlink w:history="1" r:id="rId6bagibuy8qzjtjlv70hze">
         <w:r>
           <w:rPr>
             <w:rFonts w:ascii="Arial" w:cs="Arial" w:eastAsia="Arial" w:hAnsi="Arial"/>
@@ -20388,7 +20388,7 @@
         </w:rPr>
         <w:t xml:space="preserve"> (</w:t>
       </w:r>
-      <w:hyperlink w:history="1" r:id="rId_lckpp0eshwfsvf8wq5ku">
+      <w:hyperlink w:history="1" r:id="rIddq64ou20pa2o7_4vyqnnm">
         <w:r>
           <w:rPr>
             <w:rFonts w:ascii="Arial" w:cs="Arial" w:eastAsia="Arial" w:hAnsi="Arial"/>
@@ -21401,7 +21401,7 @@
             <w:pPr>
               <w:spacing w:after="20" w:before="0"/>
             </w:pPr>
-            <w:hyperlink w:history="1" r:id="rIdgwhvyzc4iqbllblhsexxm">
+            <w:hyperlink w:history="1" r:id="rId1mhqgb3yrcyr0ohz08r2k">
               <w:r>
                 <w:rPr>
                   <w:rFonts w:ascii="Arial" w:cs="Arial" w:eastAsia="Arial" w:hAnsi="Arial"/>
@@ -21434,7 +21434,7 @@
               <w:spacing w:after="10" w:before="0"/>
               <w:ind w:left="120"/>
             </w:pPr>
-            <w:hyperlink w:history="1" r:id="rIdkhh6m7rywr3lffbyapb6f">
+            <w:hyperlink w:history="1" r:id="rIdfaxnahiz7m50jjqevbohn">
               <w:r>
                 <w:rPr>
                   <w:rFonts w:ascii="Arial" w:cs="Arial" w:eastAsia="Arial" w:hAnsi="Arial"/>
@@ -21479,7 +21479,7 @@
             <w:pPr>
               <w:spacing w:after="20" w:before="0"/>
             </w:pPr>
-            <w:hyperlink w:history="1" r:id="rIdb3hcnu1grv2tl9lvg2zvf">
+            <w:hyperlink w:history="1" r:id="rIdsugftzsqevtbep5noqpd3">
               <w:r>
                 <w:rPr>
                   <w:rFonts w:ascii="Arial" w:cs="Arial" w:eastAsia="Arial" w:hAnsi="Arial"/>
@@ -21512,7 +21512,7 @@
               <w:spacing w:after="10" w:before="0"/>
               <w:ind w:left="120"/>
             </w:pPr>
-            <w:hyperlink w:history="1" r:id="rIdw2_d_thbykyrvorrmqqub">
+            <w:hyperlink w:history="1" r:id="rIdfgpvvbbu75qa_yky25vg2">
               <w:r>
                 <w:rPr>
                   <w:rFonts w:ascii="Arial" w:cs="Arial" w:eastAsia="Arial" w:hAnsi="Arial"/>
@@ -21707,7 +21707,7 @@
             <w:pPr>
               <w:spacing w:after="20" w:before="0"/>
             </w:pPr>
-            <w:hyperlink w:history="1" r:id="rIdsmgetn--ogypwvwind2ga">
+            <w:hyperlink w:history="1" r:id="rIdbh2jzu0_qvimo6cmnrjae">
               <w:r>
                 <w:rPr>
                   <w:rFonts w:ascii="Arial" w:cs="Arial" w:eastAsia="Arial" w:hAnsi="Arial"/>
@@ -21740,7 +21740,7 @@
               <w:spacing w:after="10" w:before="0"/>
               <w:ind w:left="120"/>
             </w:pPr>
-            <w:hyperlink w:history="1" r:id="rIdneu8_qw_jjok2adikebk5">
+            <w:hyperlink w:history="1" r:id="rId-l8blehwldori6x41iiid">
               <w:r>
                 <w:rPr>
                   <w:rFonts w:ascii="Arial" w:cs="Arial" w:eastAsia="Arial" w:hAnsi="Arial"/>
@@ -21785,7 +21785,7 @@
             <w:pPr>
               <w:spacing w:after="20" w:before="0"/>
             </w:pPr>
-            <w:hyperlink w:history="1" r:id="rId0be6m75lz3guuguldzccn">
+            <w:hyperlink w:history="1" r:id="rId4xnejw8frqnx5mgu-rqmd">
               <w:r>
                 <w:rPr>
                   <w:rFonts w:ascii="Arial" w:cs="Arial" w:eastAsia="Arial" w:hAnsi="Arial"/>
@@ -21818,7 +21818,7 @@
               <w:spacing w:after="10" w:before="0"/>
               <w:ind w:left="120"/>
             </w:pPr>
-            <w:hyperlink w:history="1" r:id="rIdm0y6q2qgckpai4kzfhxds">
+            <w:hyperlink w:history="1" r:id="rIdcp3ex23mfim_89wng4smh">
               <w:r>
                 <w:rPr>
                   <w:rFonts w:ascii="Arial" w:cs="Arial" w:eastAsia="Arial" w:hAnsi="Arial"/>
@@ -22013,7 +22013,7 @@
             <w:pPr>
               <w:spacing w:after="20" w:before="0"/>
             </w:pPr>
-            <w:hyperlink w:history="1" r:id="rIdjdofzugjlhmv6t7zu8cl5">
+            <w:hyperlink w:history="1" r:id="rIdxleltmw5rwypi861rt4op">
               <w:r>
                 <w:rPr>
                   <w:rFonts w:ascii="Arial" w:cs="Arial" w:eastAsia="Arial" w:hAnsi="Arial"/>
@@ -22046,7 +22046,7 @@
               <w:spacing w:after="10" w:before="0"/>
               <w:ind w:left="120"/>
             </w:pPr>
-            <w:hyperlink w:history="1" r:id="rIdrbkd5spzpkwc6gog-e6k-">
+            <w:hyperlink w:history="1" r:id="rId4nnovai4cxb7nbvyicywn">
               <w:r>
                 <w:rPr>
                   <w:rFonts w:ascii="Arial" w:cs="Arial" w:eastAsia="Arial" w:hAnsi="Arial"/>
@@ -22091,7 +22091,7 @@
             <w:pPr>
               <w:spacing w:after="20" w:before="0"/>
             </w:pPr>
-            <w:hyperlink w:history="1" r:id="rIdvh2a9ilhv8zosbswm8jzj">
+            <w:hyperlink w:history="1" r:id="rId7tnwgfckrduexurtbmxrm">
               <w:r>
                 <w:rPr>
                   <w:rFonts w:ascii="Arial" w:cs="Arial" w:eastAsia="Arial" w:hAnsi="Arial"/>
@@ -22124,7 +22124,7 @@
               <w:spacing w:after="10" w:before="0"/>
               <w:ind w:left="120"/>
             </w:pPr>
-            <w:hyperlink w:history="1" r:id="rIdhzmiufddnhsvdf8xzjeg8">
+            <w:hyperlink w:history="1" r:id="rIdeo1mew8cwes1-kc5k7gso">
               <w:r>
                 <w:rPr>
                   <w:rFonts w:ascii="Arial" w:cs="Arial" w:eastAsia="Arial" w:hAnsi="Arial"/>
@@ -22319,7 +22319,7 @@
             <w:pPr>
               <w:spacing w:after="20" w:before="0"/>
             </w:pPr>
-            <w:hyperlink w:history="1" r:id="rIdrdnwitaimctecmu1-a5ko">
+            <w:hyperlink w:history="1" r:id="rIdcc2d9ei-edgnh4jawmz6c">
               <w:r>
                 <w:rPr>
                   <w:rFonts w:ascii="Arial" w:cs="Arial" w:eastAsia="Arial" w:hAnsi="Arial"/>
@@ -22352,7 +22352,7 @@
               <w:spacing w:after="10" w:before="0"/>
               <w:ind w:left="120"/>
             </w:pPr>
-            <w:hyperlink w:history="1" r:id="rIdod-k22idibi_f0azc7kib">
+            <w:hyperlink w:history="1" r:id="rIdhbftqp5pbqa7ssttijnyo">
               <w:r>
                 <w:rPr>
                   <w:rFonts w:ascii="Arial" w:cs="Arial" w:eastAsia="Arial" w:hAnsi="Arial"/>
@@ -22397,7 +22397,7 @@
             <w:pPr>
               <w:spacing w:after="20" w:before="0"/>
             </w:pPr>
-            <w:hyperlink w:history="1" r:id="rIdkzoglk1ui6bdacryqswms">
+            <w:hyperlink w:history="1" r:id="rIdynks7b2ovqb9vx_whwuq-">
               <w:r>
                 <w:rPr>
                   <w:rFonts w:ascii="Arial" w:cs="Arial" w:eastAsia="Arial" w:hAnsi="Arial"/>
@@ -22430,7 +22430,7 @@
               <w:spacing w:after="10" w:before="0"/>
               <w:ind w:left="120"/>
             </w:pPr>
-            <w:hyperlink w:history="1" r:id="rId-1rku5r6ey3h7jvi3djhw">
+            <w:hyperlink w:history="1" r:id="rIdyaqttmftq_pzgi7j4ua-6">
               <w:r>
                 <w:rPr>
                   <w:rFonts w:ascii="Arial" w:cs="Arial" w:eastAsia="Arial" w:hAnsi="Arial"/>
@@ -22625,7 +22625,7 @@
             <w:pPr>
               <w:spacing w:after="20" w:before="0"/>
             </w:pPr>
-            <w:hyperlink w:history="1" r:id="rIdfzruwfosoawfv7ip67z9j">
+            <w:hyperlink w:history="1" r:id="rIdrvh9463kjycjmaaliweme">
               <w:r>
                 <w:rPr>
                   <w:rFonts w:ascii="Arial" w:cs="Arial" w:eastAsia="Arial" w:hAnsi="Arial"/>
@@ -22658,7 +22658,7 @@
               <w:spacing w:after="10" w:before="0"/>
               <w:ind w:left="120"/>
             </w:pPr>
-            <w:hyperlink w:history="1" r:id="rIdndbzgjdyqr_4k8wobo3oq">
+            <w:hyperlink w:history="1" r:id="rIdiaf9elzh5xxv66op7bvmn">
               <w:r>
                 <w:rPr>
                   <w:rFonts w:ascii="Arial" w:cs="Arial" w:eastAsia="Arial" w:hAnsi="Arial"/>
@@ -22703,7 +22703,7 @@
             <w:pPr>
               <w:spacing w:after="20" w:before="0"/>
             </w:pPr>
-            <w:hyperlink w:history="1" r:id="rId1fi5lrtorwhvxygzmugni">
+            <w:hyperlink w:history="1" r:id="rIdfguhaihx06k2it7frhawm">
               <w:r>
                 <w:rPr>
                   <w:rFonts w:ascii="Arial" w:cs="Arial" w:eastAsia="Arial" w:hAnsi="Arial"/>
@@ -22736,7 +22736,7 @@
               <w:spacing w:after="10" w:before="0"/>
               <w:ind w:left="120"/>
             </w:pPr>
-            <w:hyperlink w:history="1" r:id="rIddwdevzwrnv4n9rszpz_bs">
+            <w:hyperlink w:history="1" r:id="rIdnejtgtjccr6q5dorrjiv6">
               <w:r>
                 <w:rPr>
                   <w:rFonts w:ascii="Arial" w:cs="Arial" w:eastAsia="Arial" w:hAnsi="Arial"/>
@@ -23514,7 +23514,7 @@
         </w:rPr>
         <w:t xml:space="preserve">© 2026 SeaVuria and ARES. Aligned with KICD objectives. Developed by SeaVuria; technical implementation by ARES (with AI assistance from Claude). Licensed under </w:t>
       </w:r>
-      <w:hyperlink w:history="1" r:id="rIdgxsn-xeauiriec8m2j8cy">
+      <w:hyperlink w:history="1" r:id="rIdpjdrijthmkqvwu4e2djfj">
         <w:r>
           <w:rPr>
             <w:rFonts w:ascii="Arial" w:cs="Arial" w:eastAsia="Arial" w:hAnsi="Arial"/>
@@ -23535,7 +23535,7 @@
         </w:rPr>
         <w:t xml:space="preserve"> (</w:t>
       </w:r>
-      <w:hyperlink w:history="1" r:id="rId1ggrhzkytxmsioxo7cx4r">
+      <w:hyperlink w:history="1" r:id="rIddgizfwgqdsyhrbddkw0sj">
         <w:r>
           <w:rPr>
             <w:rFonts w:ascii="Arial" w:cs="Arial" w:eastAsia="Arial" w:hAnsi="Arial"/>
@@ -24548,7 +24548,7 @@
             <w:pPr>
               <w:spacing w:after="20" w:before="0"/>
             </w:pPr>
-            <w:hyperlink w:history="1" r:id="rIdswnilzpiuic_9qugedxez">
+            <w:hyperlink w:history="1" r:id="rIdn55yalgpteogrbo4enrvf">
               <w:r>
                 <w:rPr>
                   <w:rFonts w:ascii="Arial" w:cs="Arial" w:eastAsia="Arial" w:hAnsi="Arial"/>
@@ -24581,7 +24581,7 @@
               <w:spacing w:after="10" w:before="0"/>
               <w:ind w:left="120"/>
             </w:pPr>
-            <w:hyperlink w:history="1" r:id="rIdxk22yfaey4qh7ko08jqi6">
+            <w:hyperlink w:history="1" r:id="rIde_2xyjko7qmcysef9tca4">
               <w:r>
                 <w:rPr>
                   <w:rFonts w:ascii="Arial" w:cs="Arial" w:eastAsia="Arial" w:hAnsi="Arial"/>
@@ -24626,7 +24626,7 @@
             <w:pPr>
               <w:spacing w:after="20" w:before="0"/>
             </w:pPr>
-            <w:hyperlink w:history="1" r:id="rIdzwn5xqnzqh4olu6n1psrb">
+            <w:hyperlink w:history="1" r:id="rId5eklsptz6tb7uxblvdjcb">
               <w:r>
                 <w:rPr>
                   <w:rFonts w:ascii="Arial" w:cs="Arial" w:eastAsia="Arial" w:hAnsi="Arial"/>
@@ -24659,7 +24659,7 @@
               <w:spacing w:after="10" w:before="0"/>
               <w:ind w:left="120"/>
             </w:pPr>
-            <w:hyperlink w:history="1" r:id="rIdj_guj-d1i5jwj2xdmteqb">
+            <w:hyperlink w:history="1" r:id="rIdlyp_5avafzqxprh4wcjkn">
               <w:r>
                 <w:rPr>
                   <w:rFonts w:ascii="Arial" w:cs="Arial" w:eastAsia="Arial" w:hAnsi="Arial"/>
@@ -24854,7 +24854,7 @@
             <w:pPr>
               <w:spacing w:after="20" w:before="0"/>
             </w:pPr>
-            <w:hyperlink w:history="1" r:id="rIdymqumq-tcrs7u3ze351c0">
+            <w:hyperlink w:history="1" r:id="rIdlkmesf-ps1khtsau2zdzn">
               <w:r>
                 <w:rPr>
                   <w:rFonts w:ascii="Arial" w:cs="Arial" w:eastAsia="Arial" w:hAnsi="Arial"/>
@@ -24887,7 +24887,7 @@
               <w:spacing w:after="10" w:before="0"/>
               <w:ind w:left="120"/>
             </w:pPr>
-            <w:hyperlink w:history="1" r:id="rId2xbdggqqgs-vojah6vjyk">
+            <w:hyperlink w:history="1" r:id="rIdj3czjvz0ac6mhbtchkeng">
               <w:r>
                 <w:rPr>
                   <w:rFonts w:ascii="Arial" w:cs="Arial" w:eastAsia="Arial" w:hAnsi="Arial"/>
@@ -24932,7 +24932,7 @@
             <w:pPr>
               <w:spacing w:after="20" w:before="0"/>
             </w:pPr>
-            <w:hyperlink w:history="1" r:id="rIdlaoiuauuinn0xwt5h34o8">
+            <w:hyperlink w:history="1" r:id="rIdt63lacav7terlszs-patl">
               <w:r>
                 <w:rPr>
                   <w:rFonts w:ascii="Arial" w:cs="Arial" w:eastAsia="Arial" w:hAnsi="Arial"/>
@@ -24965,7 +24965,7 @@
               <w:spacing w:after="10" w:before="0"/>
               <w:ind w:left="120"/>
             </w:pPr>
-            <w:hyperlink w:history="1" r:id="rIdvhe6begox4_yttmjdnggq">
+            <w:hyperlink w:history="1" r:id="rId_oy17t2vls0ooavrnk_tp">
               <w:r>
                 <w:rPr>
                   <w:rFonts w:ascii="Arial" w:cs="Arial" w:eastAsia="Arial" w:hAnsi="Arial"/>
@@ -25160,7 +25160,7 @@
             <w:pPr>
               <w:spacing w:after="20" w:before="0"/>
             </w:pPr>
-            <w:hyperlink w:history="1" r:id="rIdso4dpt0u4ugjoceobazds">
+            <w:hyperlink w:history="1" r:id="rIdqy9-jptnig8ib354iuclo">
               <w:r>
                 <w:rPr>
                   <w:rFonts w:ascii="Arial" w:cs="Arial" w:eastAsia="Arial" w:hAnsi="Arial"/>
@@ -25193,7 +25193,7 @@
               <w:spacing w:after="10" w:before="0"/>
               <w:ind w:left="120"/>
             </w:pPr>
-            <w:hyperlink w:history="1" r:id="rIdajh0nzhk-lfndvoismqas">
+            <w:hyperlink w:history="1" r:id="rIdssdkohdxtctp14risnra7">
               <w:r>
                 <w:rPr>
                   <w:rFonts w:ascii="Arial" w:cs="Arial" w:eastAsia="Arial" w:hAnsi="Arial"/>
@@ -25238,7 +25238,7 @@
             <w:pPr>
               <w:spacing w:after="20" w:before="0"/>
             </w:pPr>
-            <w:hyperlink w:history="1" r:id="rIdmdlfdbpofnryzvvcnmxt9">
+            <w:hyperlink w:history="1" r:id="rId0hvntdjpqltz8lvuootox">
               <w:r>
                 <w:rPr>
                   <w:rFonts w:ascii="Arial" w:cs="Arial" w:eastAsia="Arial" w:hAnsi="Arial"/>
@@ -25271,7 +25271,7 @@
               <w:spacing w:after="10" w:before="0"/>
               <w:ind w:left="120"/>
             </w:pPr>
-            <w:hyperlink w:history="1" r:id="rIdanz4pbzjcgdenemirjprb">
+            <w:hyperlink w:history="1" r:id="rId8q1i5kkthccxqmwaeoexa">
               <w:r>
                 <w:rPr>
                   <w:rFonts w:ascii="Arial" w:cs="Arial" w:eastAsia="Arial" w:hAnsi="Arial"/>
@@ -25466,7 +25466,7 @@
             <w:pPr>
               <w:spacing w:after="20" w:before="0"/>
             </w:pPr>
-            <w:hyperlink w:history="1" r:id="rIdxrtkira-iavks6ubp8osb">
+            <w:hyperlink w:history="1" r:id="rIdr-mqz-runfg6lx4ortmqk">
               <w:r>
                 <w:rPr>
                   <w:rFonts w:ascii="Arial" w:cs="Arial" w:eastAsia="Arial" w:hAnsi="Arial"/>
@@ -25499,7 +25499,7 @@
               <w:spacing w:after="10" w:before="0"/>
               <w:ind w:left="120"/>
             </w:pPr>
-            <w:hyperlink w:history="1" r:id="rIdgxbydwooyoigqxbdllhjw">
+            <w:hyperlink w:history="1" r:id="rIdo1xl6pp-oxqcjzf6-rnym">
               <w:r>
                 <w:rPr>
                   <w:rFonts w:ascii="Arial" w:cs="Arial" w:eastAsia="Arial" w:hAnsi="Arial"/>
@@ -25544,7 +25544,7 @@
             <w:pPr>
               <w:spacing w:after="20" w:before="0"/>
             </w:pPr>
-            <w:hyperlink w:history="1" r:id="rId7s90rk6crzby_mfvob220">
+            <w:hyperlink w:history="1" r:id="rIdxbu1u1cgnvagi4q5okkr3">
               <w:r>
                 <w:rPr>
                   <w:rFonts w:ascii="Arial" w:cs="Arial" w:eastAsia="Arial" w:hAnsi="Arial"/>
@@ -25577,7 +25577,7 @@
               <w:spacing w:after="10" w:before="0"/>
               <w:ind w:left="120"/>
             </w:pPr>
-            <w:hyperlink w:history="1" r:id="rId7eupp05p5tn-lanablunj">
+            <w:hyperlink w:history="1" r:id="rIdaip4y6f4r3i7rm6ni6-q0">
               <w:r>
                 <w:rPr>
                   <w:rFonts w:ascii="Arial" w:cs="Arial" w:eastAsia="Arial" w:hAnsi="Arial"/>
@@ -25772,7 +25772,7 @@
             <w:pPr>
               <w:spacing w:after="20" w:before="0"/>
             </w:pPr>
-            <w:hyperlink w:history="1" r:id="rIdn8xzfewutigwia_q8c1em">
+            <w:hyperlink w:history="1" r:id="rId8kb4pschto-cjqm8zrwi3">
               <w:r>
                 <w:rPr>
                   <w:rFonts w:ascii="Arial" w:cs="Arial" w:eastAsia="Arial" w:hAnsi="Arial"/>
@@ -25805,7 +25805,7 @@
               <w:spacing w:after="10" w:before="0"/>
               <w:ind w:left="120"/>
             </w:pPr>
-            <w:hyperlink w:history="1" r:id="rIdeoqex2m-4-areqo67also">
+            <w:hyperlink w:history="1" r:id="rIdrtg8osytirxnk4ng3shgl">
               <w:r>
                 <w:rPr>
                   <w:rFonts w:ascii="Arial" w:cs="Arial" w:eastAsia="Arial" w:hAnsi="Arial"/>
@@ -25850,7 +25850,7 @@
             <w:pPr>
               <w:spacing w:after="20" w:before="0"/>
             </w:pPr>
-            <w:hyperlink w:history="1" r:id="rId0qikeoftqy_gorhi0jh8t">
+            <w:hyperlink w:history="1" r:id="rId2t8ua9obfpj_yt9wju71q">
               <w:r>
                 <w:rPr>
                   <w:rFonts w:ascii="Arial" w:cs="Arial" w:eastAsia="Arial" w:hAnsi="Arial"/>
@@ -25883,7 +25883,7 @@
               <w:spacing w:after="10" w:before="0"/>
               <w:ind w:left="120"/>
             </w:pPr>
-            <w:hyperlink w:history="1" r:id="rIdjigxm6utkjsalwi00xmco">
+            <w:hyperlink w:history="1" r:id="rIdyfi2uvhbws5y-fli1iiny">
               <w:r>
                 <w:rPr>
                   <w:rFonts w:ascii="Arial" w:cs="Arial" w:eastAsia="Arial" w:hAnsi="Arial"/>
@@ -26395,7 +26395,7 @@
         </w:rPr>
         <w:t xml:space="preserve">© 2026 SeaVuria and ARES. Aligned with KICD objectives. Developed by SeaVuria; technical implementation by ARES (with AI assistance from Claude). Licensed under </w:t>
       </w:r>
-      <w:hyperlink w:history="1" r:id="rIda3gfgdb66ejgjfpg7n1fh">
+      <w:hyperlink w:history="1" r:id="rIdbtk1r_e8zm8fv6p4mbn6n">
         <w:r>
           <w:rPr>
             <w:rFonts w:ascii="Arial" w:cs="Arial" w:eastAsia="Arial" w:hAnsi="Arial"/>
@@ -26416,7 +26416,7 @@
         </w:rPr>
         <w:t xml:space="preserve"> (</w:t>
       </w:r>
-      <w:hyperlink w:history="1" r:id="rIdpcmsmsw5ivnalqww4n9gt">
+      <w:hyperlink w:history="1" r:id="rIdg26udx5yntu_aryqftcqe">
         <w:r>
           <w:rPr>
             <w:rFonts w:ascii="Arial" w:cs="Arial" w:eastAsia="Arial" w:hAnsi="Arial"/>

--- a/data/outputs/v2/Biology/SS1.3_Cell_Biology/Biology_Cell_Biology_CBE_LessonSequence.docx
+++ b/data/outputs/v2/Biology/SS1.3_Cell_Biology/Biology_Cell_Biology_CBE_LessonSequence.docx
@@ -2384,7 +2384,7 @@
         </w:rPr>
         <w:t xml:space="preserve">© 2026 SeaVuria and ARES. This work is licensed under a </w:t>
       </w:r>
-      <w:hyperlink w:history="1" r:id="rIdsz8qxna3qk6sl9yto5zik">
+      <w:hyperlink w:history="1" r:id="rIdgcjjw_w2gfj2rryp1b8bw">
         <w:r>
           <w:rPr>
             <w:rFonts w:ascii="Arial" w:cs="Arial" w:eastAsia="Arial" w:hAnsi="Arial"/>
@@ -2404,7 +2404,7 @@
         </w:rPr>
         <w:t xml:space="preserve"> (</w:t>
       </w:r>
-      <w:hyperlink w:history="1" r:id="rIdajm5ry_kybavgqnbtisfu">
+      <w:hyperlink w:history="1" r:id="rIdse9o7nwk5leozkygtkxqh">
         <w:r>
           <w:rPr>
             <w:rFonts w:ascii="Arial" w:cs="Arial" w:eastAsia="Arial" w:hAnsi="Arial"/>
@@ -2424,7 +2424,7 @@
         </w:rPr>
         <w:t xml:space="preserve">). To view a copy of this license, visit </w:t>
       </w:r>
-      <w:hyperlink w:history="1" r:id="rIdjfodsubnzfsxz_m_sn_rm">
+      <w:hyperlink w:history="1" r:id="rIdgoszpbmqwbdo0plfyjiue">
         <w:r>
           <w:rPr>
             <w:rFonts w:ascii="Arial" w:cs="Arial" w:eastAsia="Arial" w:hAnsi="Arial"/>
@@ -3436,7 +3436,7 @@
             <w:pPr>
               <w:spacing w:after="20" w:before="0"/>
             </w:pPr>
-            <w:hyperlink w:history="1" r:id="rIdfukf_yuzjjmisxr4udjss">
+            <w:hyperlink w:history="1" r:id="rIdc0wlmct_r6xcaxzgdyo3l">
               <w:r>
                 <w:rPr>
                   <w:rFonts w:ascii="Arial" w:cs="Arial" w:eastAsia="Arial" w:hAnsi="Arial"/>
@@ -3469,7 +3469,7 @@
               <w:spacing w:after="10" w:before="0"/>
               <w:ind w:left="120"/>
             </w:pPr>
-            <w:hyperlink w:history="1" r:id="rIdmebhbgpynrp5ma6589dcd">
+            <w:hyperlink w:history="1" r:id="rId9nqwwjc0rlo8iohn6fgds">
               <w:r>
                 <w:rPr>
                   <w:rFonts w:ascii="Arial" w:cs="Arial" w:eastAsia="Arial" w:hAnsi="Arial"/>
@@ -3514,7 +3514,7 @@
             <w:pPr>
               <w:spacing w:after="20" w:before="0"/>
             </w:pPr>
-            <w:hyperlink w:history="1" r:id="rIdgu-zh05g1vip8gq8sgq-j">
+            <w:hyperlink w:history="1" r:id="rIdhzkzyag1tu5oro4rpp4c6">
               <w:r>
                 <w:rPr>
                   <w:rFonts w:ascii="Arial" w:cs="Arial" w:eastAsia="Arial" w:hAnsi="Arial"/>
@@ -3547,7 +3547,7 @@
               <w:spacing w:after="10" w:before="0"/>
               <w:ind w:left="120"/>
             </w:pPr>
-            <w:hyperlink w:history="1" r:id="rIdc85xuhfjmlcztkqxpesdo">
+            <w:hyperlink w:history="1" r:id="rIdocqikn5jyusd2kko0mlf7">
               <w:r>
                 <w:rPr>
                   <w:rFonts w:ascii="Arial" w:cs="Arial" w:eastAsia="Arial" w:hAnsi="Arial"/>
@@ -3742,7 +3742,7 @@
             <w:pPr>
               <w:spacing w:after="20" w:before="0"/>
             </w:pPr>
-            <w:hyperlink w:history="1" r:id="rIdo5ii5bvw7qb5lnojrgcqz">
+            <w:hyperlink w:history="1" r:id="rIdj4s10xwi7qt3voakbwdhh">
               <w:r>
                 <w:rPr>
                   <w:rFonts w:ascii="Arial" w:cs="Arial" w:eastAsia="Arial" w:hAnsi="Arial"/>
@@ -3775,7 +3775,7 @@
               <w:spacing w:after="10" w:before="0"/>
               <w:ind w:left="120"/>
             </w:pPr>
-            <w:hyperlink w:history="1" r:id="rIdu6u_6dno7fwjyqqp1kimv">
+            <w:hyperlink w:history="1" r:id="rId5whbb0l_4chjdzr04w53n">
               <w:r>
                 <w:rPr>
                   <w:rFonts w:ascii="Arial" w:cs="Arial" w:eastAsia="Arial" w:hAnsi="Arial"/>
@@ -3820,7 +3820,7 @@
             <w:pPr>
               <w:spacing w:after="20" w:before="0"/>
             </w:pPr>
-            <w:hyperlink w:history="1" r:id="rIdgiolk8apfgbkznlnhas-m">
+            <w:hyperlink w:history="1" r:id="rIdrf7zpt2c4eypcm42kuwvk">
               <w:r>
                 <w:rPr>
                   <w:rFonts w:ascii="Arial" w:cs="Arial" w:eastAsia="Arial" w:hAnsi="Arial"/>
@@ -3853,7 +3853,7 @@
               <w:spacing w:after="10" w:before="0"/>
               <w:ind w:left="120"/>
             </w:pPr>
-            <w:hyperlink w:history="1" r:id="rIdiaifolop003lne1nwdwgq">
+            <w:hyperlink w:history="1" r:id="rIdmnrvapbnkwq58s6xvgi4k">
               <w:r>
                 <w:rPr>
                   <w:rFonts w:ascii="Arial" w:cs="Arial" w:eastAsia="Arial" w:hAnsi="Arial"/>
@@ -4048,7 +4048,7 @@
             <w:pPr>
               <w:spacing w:after="20" w:before="0"/>
             </w:pPr>
-            <w:hyperlink w:history="1" r:id="rId-k-z63-jakxqidhaigaj2">
+            <w:hyperlink w:history="1" r:id="rIdlrhyu2ls39fdn0uti-6sw">
               <w:r>
                 <w:rPr>
                   <w:rFonts w:ascii="Arial" w:cs="Arial" w:eastAsia="Arial" w:hAnsi="Arial"/>
@@ -4081,7 +4081,7 @@
               <w:spacing w:after="10" w:before="0"/>
               <w:ind w:left="120"/>
             </w:pPr>
-            <w:hyperlink w:history="1" r:id="rIdo_fr_ewybsbpqr-zffpu-">
+            <w:hyperlink w:history="1" r:id="rId5akbwmpq9s2xlmmys_x91">
               <w:r>
                 <w:rPr>
                   <w:rFonts w:ascii="Arial" w:cs="Arial" w:eastAsia="Arial" w:hAnsi="Arial"/>
@@ -4126,7 +4126,7 @@
             <w:pPr>
               <w:spacing w:after="20" w:before="0"/>
             </w:pPr>
-            <w:hyperlink w:history="1" r:id="rIdk7myuaabnge8xqfp4z3ls">
+            <w:hyperlink w:history="1" r:id="rIditcebmmoxqq5fx1ye2t4u">
               <w:r>
                 <w:rPr>
                   <w:rFonts w:ascii="Arial" w:cs="Arial" w:eastAsia="Arial" w:hAnsi="Arial"/>
@@ -4175,7 +4175,7 @@
               <w:spacing w:after="10" w:before="0"/>
               <w:ind w:left="120"/>
             </w:pPr>
-            <w:hyperlink w:history="1" r:id="rIdg94bvvvnabzdfttyfy375">
+            <w:hyperlink w:history="1" r:id="rIdmyi2zxdgzkp1ravfgonk3">
               <w:r>
                 <w:rPr>
                   <w:rFonts w:ascii="Arial" w:cs="Arial" w:eastAsia="Arial" w:hAnsi="Arial"/>
@@ -4370,7 +4370,7 @@
             <w:pPr>
               <w:spacing w:after="20" w:before="0"/>
             </w:pPr>
-            <w:hyperlink w:history="1" r:id="rIdqfw3twwhnqxyegskk8qz5">
+            <w:hyperlink w:history="1" r:id="rIdopdlueqes7c7vhswujy7-">
               <w:r>
                 <w:rPr>
                   <w:rFonts w:ascii="Arial" w:cs="Arial" w:eastAsia="Arial" w:hAnsi="Arial"/>
@@ -4403,7 +4403,7 @@
               <w:spacing w:after="10" w:before="0"/>
               <w:ind w:left="120"/>
             </w:pPr>
-            <w:hyperlink w:history="1" r:id="rId8jjlwcrucutgfdyd_uabm">
+            <w:hyperlink w:history="1" r:id="rId17ovnvcwqofpeezctahwj">
               <w:r>
                 <w:rPr>
                   <w:rFonts w:ascii="Arial" w:cs="Arial" w:eastAsia="Arial" w:hAnsi="Arial"/>
@@ -4448,7 +4448,7 @@
             <w:pPr>
               <w:spacing w:after="20" w:before="0"/>
             </w:pPr>
-            <w:hyperlink w:history="1" r:id="rIdqszr4hevokzunxl8jfpob">
+            <w:hyperlink w:history="1" r:id="rId6a5uwxeerfznehhb_nlnd">
               <w:r>
                 <w:rPr>
                   <w:rFonts w:ascii="Arial" w:cs="Arial" w:eastAsia="Arial" w:hAnsi="Arial"/>
@@ -4497,7 +4497,7 @@
               <w:spacing w:after="10" w:before="0"/>
               <w:ind w:left="120"/>
             </w:pPr>
-            <w:hyperlink w:history="1" r:id="rIdcntlqj5jptv2wce0wihh4">
+            <w:hyperlink w:history="1" r:id="rIde0jge5zel7pcxzxzpeyqi">
               <w:r>
                 <w:rPr>
                   <w:rFonts w:ascii="Arial" w:cs="Arial" w:eastAsia="Arial" w:hAnsi="Arial"/>
@@ -4692,7 +4692,7 @@
             <w:pPr>
               <w:spacing w:after="20" w:before="0"/>
             </w:pPr>
-            <w:hyperlink w:history="1" r:id="rId9vvasuzawusmuaol3hbrd">
+            <w:hyperlink w:history="1" r:id="rIdknjp1im6cx5bdqdzzqod-">
               <w:r>
                 <w:rPr>
                   <w:rFonts w:ascii="Arial" w:cs="Arial" w:eastAsia="Arial" w:hAnsi="Arial"/>
@@ -4741,7 +4741,7 @@
               <w:spacing w:after="10" w:before="0"/>
               <w:ind w:left="120"/>
             </w:pPr>
-            <w:hyperlink w:history="1" r:id="rIdl7mrnwlry2gomysw1dvxu">
+            <w:hyperlink w:history="1" r:id="rIdtpk8sqzb__qux1x98zzmk">
               <w:r>
                 <w:rPr>
                   <w:rFonts w:ascii="Arial" w:cs="Arial" w:eastAsia="Arial" w:hAnsi="Arial"/>
@@ -4786,7 +4786,7 @@
             <w:pPr>
               <w:spacing w:after="20" w:before="0"/>
             </w:pPr>
-            <w:hyperlink w:history="1" r:id="rId8pux9ojd7-_vd1ecadjft">
+            <w:hyperlink w:history="1" r:id="rIdyceaqd3lxbztk_vlc6chg">
               <w:r>
                 <w:rPr>
                   <w:rFonts w:ascii="Arial" w:cs="Arial" w:eastAsia="Arial" w:hAnsi="Arial"/>
@@ -4819,7 +4819,7 @@
               <w:spacing w:after="10" w:before="0"/>
               <w:ind w:left="120"/>
             </w:pPr>
-            <w:hyperlink w:history="1" r:id="rIdqgm2_q3cojtarkuhek4bh">
+            <w:hyperlink w:history="1" r:id="rIdefsyjjzwxlfuqwajdzbts">
               <w:r>
                 <w:rPr>
                   <w:rFonts w:ascii="Arial" w:cs="Arial" w:eastAsia="Arial" w:hAnsi="Arial"/>
@@ -5445,7 +5445,7 @@
         </w:rPr>
         <w:t xml:space="preserve">© 2026 SeaVuria and ARES. Aligned with KICD objectives. Developed by SeaVuria; technical implementation by ARES (with AI assistance from Claude). Licensed under </w:t>
       </w:r>
-      <w:hyperlink w:history="1" r:id="rIdfzksri_16l4tcazbu7vp7">
+      <w:hyperlink w:history="1" r:id="rId7ghsgh2r2n7csolbldzvo">
         <w:r>
           <w:rPr>
             <w:rFonts w:ascii="Arial" w:cs="Arial" w:eastAsia="Arial" w:hAnsi="Arial"/>
@@ -5466,7 +5466,7 @@
         </w:rPr>
         <w:t xml:space="preserve"> (</w:t>
       </w:r>
-      <w:hyperlink w:history="1" r:id="rIdzjkvqosju8xk4t7srkc8q">
+      <w:hyperlink w:history="1" r:id="rIde0nrmrbup8-bzkmitchvx">
         <w:r>
           <w:rPr>
             <w:rFonts w:ascii="Arial" w:cs="Arial" w:eastAsia="Arial" w:hAnsi="Arial"/>
@@ -6479,7 +6479,7 @@
             <w:pPr>
               <w:spacing w:after="20" w:before="0"/>
             </w:pPr>
-            <w:hyperlink w:history="1" r:id="rIdrqphsg1n7kwbjepsp8rhd">
+            <w:hyperlink w:history="1" r:id="rIdpqdbkcx4lvaloobysw6zv">
               <w:r>
                 <w:rPr>
                   <w:rFonts w:ascii="Arial" w:cs="Arial" w:eastAsia="Arial" w:hAnsi="Arial"/>
@@ -6512,7 +6512,7 @@
               <w:spacing w:after="10" w:before="0"/>
               <w:ind w:left="120"/>
             </w:pPr>
-            <w:hyperlink w:history="1" r:id="rIds4crwdm7itwkmfuchvdmh">
+            <w:hyperlink w:history="1" r:id="rIdk2iynncguizxepahvm43g">
               <w:r>
                 <w:rPr>
                   <w:rFonts w:ascii="Arial" w:cs="Arial" w:eastAsia="Arial" w:hAnsi="Arial"/>
@@ -6557,7 +6557,7 @@
             <w:pPr>
               <w:spacing w:after="20" w:before="0"/>
             </w:pPr>
-            <w:hyperlink w:history="1" r:id="rIdzxuhcsil__r7scqzhtjiq">
+            <w:hyperlink w:history="1" r:id="rIdbi1bryu9hmp8ei-xwtbga">
               <w:r>
                 <w:rPr>
                   <w:rFonts w:ascii="Arial" w:cs="Arial" w:eastAsia="Arial" w:hAnsi="Arial"/>
@@ -6590,7 +6590,7 @@
               <w:spacing w:after="10" w:before="0"/>
               <w:ind w:left="120"/>
             </w:pPr>
-            <w:hyperlink w:history="1" r:id="rIds0xogepiajne7sr_sn0wf">
+            <w:hyperlink w:history="1" r:id="rIdg88qmmcuficnvidb3ie-i">
               <w:r>
                 <w:rPr>
                   <w:rFonts w:ascii="Arial" w:cs="Arial" w:eastAsia="Arial" w:hAnsi="Arial"/>
@@ -6785,7 +6785,7 @@
             <w:pPr>
               <w:spacing w:after="20" w:before="0"/>
             </w:pPr>
-            <w:hyperlink w:history="1" r:id="rIdrrkb0nfmgp78gqawrmg5e">
+            <w:hyperlink w:history="1" r:id="rIdd1kkqdes3wwdqofwvx8og">
               <w:r>
                 <w:rPr>
                   <w:rFonts w:ascii="Arial" w:cs="Arial" w:eastAsia="Arial" w:hAnsi="Arial"/>
@@ -6818,7 +6818,7 @@
               <w:spacing w:after="10" w:before="0"/>
               <w:ind w:left="120"/>
             </w:pPr>
-            <w:hyperlink w:history="1" r:id="rIdcrhvazyrleyktsqn-elig">
+            <w:hyperlink w:history="1" r:id="rIdewkezlkjdufdzcg89ztzz">
               <w:r>
                 <w:rPr>
                   <w:rFonts w:ascii="Arial" w:cs="Arial" w:eastAsia="Arial" w:hAnsi="Arial"/>
@@ -6863,7 +6863,7 @@
             <w:pPr>
               <w:spacing w:after="20" w:before="0"/>
             </w:pPr>
-            <w:hyperlink w:history="1" r:id="rIdyzu9be66o0_voqykckmpx">
+            <w:hyperlink w:history="1" r:id="rIdzij6ut2x-dc4nal5id-ei">
               <w:r>
                 <w:rPr>
                   <w:rFonts w:ascii="Arial" w:cs="Arial" w:eastAsia="Arial" w:hAnsi="Arial"/>
@@ -6896,7 +6896,7 @@
               <w:spacing w:after="10" w:before="0"/>
               <w:ind w:left="120"/>
             </w:pPr>
-            <w:hyperlink w:history="1" r:id="rIdjqnx-ryy1xuh4vgnqor9n">
+            <w:hyperlink w:history="1" r:id="rIdgafziv9xphjlwkh4vqicn">
               <w:r>
                 <w:rPr>
                   <w:rFonts w:ascii="Arial" w:cs="Arial" w:eastAsia="Arial" w:hAnsi="Arial"/>
@@ -7091,7 +7091,7 @@
             <w:pPr>
               <w:spacing w:after="20" w:before="0"/>
             </w:pPr>
-            <w:hyperlink w:history="1" r:id="rIdiup_r6-o-ifi6pdwajaar">
+            <w:hyperlink w:history="1" r:id="rIdqa_pl3-myl-4thcwbubky">
               <w:r>
                 <w:rPr>
                   <w:rFonts w:ascii="Arial" w:cs="Arial" w:eastAsia="Arial" w:hAnsi="Arial"/>
@@ -7140,7 +7140,7 @@
               <w:spacing w:after="10" w:before="0"/>
               <w:ind w:left="120"/>
             </w:pPr>
-            <w:hyperlink w:history="1" r:id="rIduz-gk5qbikp0d04r3w45t">
+            <w:hyperlink w:history="1" r:id="rIdygtlepsipi16_vnohphz_">
               <w:r>
                 <w:rPr>
                   <w:rFonts w:ascii="Arial" w:cs="Arial" w:eastAsia="Arial" w:hAnsi="Arial"/>
@@ -7185,7 +7185,7 @@
             <w:pPr>
               <w:spacing w:after="20" w:before="0"/>
             </w:pPr>
-            <w:hyperlink w:history="1" r:id="rId51ez_wjbqpzeqj2ez7vfh">
+            <w:hyperlink w:history="1" r:id="rIdlgxzmktwnnm5vh08flgbr">
               <w:r>
                 <w:rPr>
                   <w:rFonts w:ascii="Arial" w:cs="Arial" w:eastAsia="Arial" w:hAnsi="Arial"/>
@@ -7218,7 +7218,7 @@
               <w:spacing w:after="10" w:before="0"/>
               <w:ind w:left="120"/>
             </w:pPr>
-            <w:hyperlink w:history="1" r:id="rIdr9coxbfidc3vbzdzo4bb8">
+            <w:hyperlink w:history="1" r:id="rIdvpxbckd4j_1iwrwnonoi7">
               <w:r>
                 <w:rPr>
                   <w:rFonts w:ascii="Arial" w:cs="Arial" w:eastAsia="Arial" w:hAnsi="Arial"/>
@@ -7413,7 +7413,7 @@
             <w:pPr>
               <w:spacing w:after="20" w:before="0"/>
             </w:pPr>
-            <w:hyperlink w:history="1" r:id="rId20vxf84rops7sifavqjec">
+            <w:hyperlink w:history="1" r:id="rId9y2bzipmmqkvpjkoowl1s">
               <w:r>
                 <w:rPr>
                   <w:rFonts w:ascii="Arial" w:cs="Arial" w:eastAsia="Arial" w:hAnsi="Arial"/>
@@ -7462,7 +7462,7 @@
               <w:spacing w:after="10" w:before="0"/>
               <w:ind w:left="120"/>
             </w:pPr>
-            <w:hyperlink w:history="1" r:id="rIdc2u5-tvvrkkgiknp62kyk">
+            <w:hyperlink w:history="1" r:id="rIdm6ei9apc1xzbvjt3l_dmf">
               <w:r>
                 <w:rPr>
                   <w:rFonts w:ascii="Arial" w:cs="Arial" w:eastAsia="Arial" w:hAnsi="Arial"/>
@@ -7507,7 +7507,7 @@
             <w:pPr>
               <w:spacing w:after="20" w:before="0"/>
             </w:pPr>
-            <w:hyperlink w:history="1" r:id="rIdrz9ls5xsybgv6_5ambu6y">
+            <w:hyperlink w:history="1" r:id="rIdi4b8rcaaipwc1b9hzgho5">
               <w:r>
                 <w:rPr>
                   <w:rFonts w:ascii="Arial" w:cs="Arial" w:eastAsia="Arial" w:hAnsi="Arial"/>
@@ -7540,7 +7540,7 @@
               <w:spacing w:after="10" w:before="0"/>
               <w:ind w:left="120"/>
             </w:pPr>
-            <w:hyperlink w:history="1" r:id="rIdbquii9qnpw4tkgclxcwf3">
+            <w:hyperlink w:history="1" r:id="rId4rdivq1ny7a4bsof8dkr8">
               <w:r>
                 <w:rPr>
                   <w:rFonts w:ascii="Arial" w:cs="Arial" w:eastAsia="Arial" w:hAnsi="Arial"/>
@@ -7735,7 +7735,7 @@
             <w:pPr>
               <w:spacing w:after="20" w:before="0"/>
             </w:pPr>
-            <w:hyperlink w:history="1" r:id="rIdoeaw0o-923f7s5gdtmrqy">
+            <w:hyperlink w:history="1" r:id="rIdul7x2kaboung1-e-b60mo">
               <w:r>
                 <w:rPr>
                   <w:rFonts w:ascii="Arial" w:cs="Arial" w:eastAsia="Arial" w:hAnsi="Arial"/>
@@ -7768,7 +7768,7 @@
               <w:spacing w:after="10" w:before="0"/>
               <w:ind w:left="120"/>
             </w:pPr>
-            <w:hyperlink w:history="1" r:id="rId-6iq0bhferp1bum8xp4yg">
+            <w:hyperlink w:history="1" r:id="rIdo61vnswicve42xafrj43w">
               <w:r>
                 <w:rPr>
                   <w:rFonts w:ascii="Arial" w:cs="Arial" w:eastAsia="Arial" w:hAnsi="Arial"/>
@@ -7813,7 +7813,7 @@
             <w:pPr>
               <w:spacing w:after="20" w:before="0"/>
             </w:pPr>
-            <w:hyperlink w:history="1" r:id="rIdri_x1cv5ldrxckedvqu6f">
+            <w:hyperlink w:history="1" r:id="rIdlbc2idyg_asutiqbzhda0">
               <w:r>
                 <w:rPr>
                   <w:rFonts w:ascii="Arial" w:cs="Arial" w:eastAsia="Arial" w:hAnsi="Arial"/>
@@ -7846,7 +7846,7 @@
               <w:spacing w:after="10" w:before="0"/>
               <w:ind w:left="120"/>
             </w:pPr>
-            <w:hyperlink w:history="1" r:id="rIdlus7_mrvrqjuum9loxpjr">
+            <w:hyperlink w:history="1" r:id="rIdkfmcnyii60hj4z02y6akj">
               <w:r>
                 <w:rPr>
                   <w:rFonts w:ascii="Arial" w:cs="Arial" w:eastAsia="Arial" w:hAnsi="Arial"/>
@@ -8358,7 +8358,7 @@
         </w:rPr>
         <w:t xml:space="preserve">© 2026 SeaVuria and ARES. Aligned with KICD objectives. Developed by SeaVuria; technical implementation by ARES (with AI assistance from Claude). Licensed under </w:t>
       </w:r>
-      <w:hyperlink w:history="1" r:id="rId7pd-kb2z-vhbs4ogkfuam">
+      <w:hyperlink w:history="1" r:id="rIdewsxh0cnxxm7otfa_mts7">
         <w:r>
           <w:rPr>
             <w:rFonts w:ascii="Arial" w:cs="Arial" w:eastAsia="Arial" w:hAnsi="Arial"/>
@@ -8379,7 +8379,7 @@
         </w:rPr>
         <w:t xml:space="preserve"> (</w:t>
       </w:r>
-      <w:hyperlink w:history="1" r:id="rIdfwnspzuytlnfpmo6do9ju">
+      <w:hyperlink w:history="1" r:id="rId3wet6xirkx3c-pxtuzx-_">
         <w:r>
           <w:rPr>
             <w:rFonts w:ascii="Arial" w:cs="Arial" w:eastAsia="Arial" w:hAnsi="Arial"/>
@@ -9392,7 +9392,7 @@
             <w:pPr>
               <w:spacing w:after="20" w:before="0"/>
             </w:pPr>
-            <w:hyperlink w:history="1" r:id="rIdfyaqaeacwyps2wuq2yu2y">
+            <w:hyperlink w:history="1" r:id="rIdycmkq8miaq3tdb1uzzple">
               <w:r>
                 <w:rPr>
                   <w:rFonts w:ascii="Arial" w:cs="Arial" w:eastAsia="Arial" w:hAnsi="Arial"/>
@@ -9425,7 +9425,7 @@
               <w:spacing w:after="10" w:before="0"/>
               <w:ind w:left="120"/>
             </w:pPr>
-            <w:hyperlink w:history="1" r:id="rIddajrgfm14d3hz2p9fwlxy">
+            <w:hyperlink w:history="1" r:id="rIdq-rscfbevxuf-kcj78ayk">
               <w:r>
                 <w:rPr>
                   <w:rFonts w:ascii="Arial" w:cs="Arial" w:eastAsia="Arial" w:hAnsi="Arial"/>
@@ -9470,7 +9470,7 @@
             <w:pPr>
               <w:spacing w:after="20" w:before="0"/>
             </w:pPr>
-            <w:hyperlink w:history="1" r:id="rId6x5tkw_a4mdgxdnn_kwbj">
+            <w:hyperlink w:history="1" r:id="rIdrjcpwdvktsg5sxk8acdl4">
               <w:r>
                 <w:rPr>
                   <w:rFonts w:ascii="Arial" w:cs="Arial" w:eastAsia="Arial" w:hAnsi="Arial"/>
@@ -9503,7 +9503,7 @@
               <w:spacing w:after="10" w:before="0"/>
               <w:ind w:left="120"/>
             </w:pPr>
-            <w:hyperlink w:history="1" r:id="rIdjrd4nt8mw4bozavxtftvn">
+            <w:hyperlink w:history="1" r:id="rIdzggpqeayyw-tsidlz_4xj">
               <w:r>
                 <w:rPr>
                   <w:rFonts w:ascii="Arial" w:cs="Arial" w:eastAsia="Arial" w:hAnsi="Arial"/>
@@ -9774,7 +9774,7 @@
             <w:pPr>
               <w:spacing w:after="20" w:before="0"/>
             </w:pPr>
-            <w:hyperlink w:history="1" r:id="rIdwlwae99k7n28fjnnhoo0g">
+            <w:hyperlink w:history="1" r:id="rId3by9cz0pui7cetnjctewm">
               <w:r>
                 <w:rPr>
                   <w:rFonts w:ascii="Arial" w:cs="Arial" w:eastAsia="Arial" w:hAnsi="Arial"/>
@@ -9807,7 +9807,7 @@
               <w:spacing w:after="10" w:before="0"/>
               <w:ind w:left="120"/>
             </w:pPr>
-            <w:hyperlink w:history="1" r:id="rId1tyo1egvlkp46d4spzjg1">
+            <w:hyperlink w:history="1" r:id="rIdybdpjphcxjzkkcqcg39ua">
               <w:r>
                 <w:rPr>
                   <w:rFonts w:ascii="Arial" w:cs="Arial" w:eastAsia="Arial" w:hAnsi="Arial"/>
@@ -9852,7 +9852,7 @@
             <w:pPr>
               <w:spacing w:after="20" w:before="0"/>
             </w:pPr>
-            <w:hyperlink w:history="1" r:id="rIdtsnu4ti8ghzc_8yhfhgg0">
+            <w:hyperlink w:history="1" r:id="rIddxiiokbip9fiexx6e02ae">
               <w:r>
                 <w:rPr>
                   <w:rFonts w:ascii="Arial" w:cs="Arial" w:eastAsia="Arial" w:hAnsi="Arial"/>
@@ -9885,7 +9885,7 @@
               <w:spacing w:after="10" w:before="0"/>
               <w:ind w:left="120"/>
             </w:pPr>
-            <w:hyperlink w:history="1" r:id="rIdt4t5w47aypyhs88z_ofik">
+            <w:hyperlink w:history="1" r:id="rIdd3lwrv4l2e6haigco30lb">
               <w:r>
                 <w:rPr>
                   <w:rFonts w:ascii="Arial" w:cs="Arial" w:eastAsia="Arial" w:hAnsi="Arial"/>
@@ -10156,7 +10156,7 @@
             <w:pPr>
               <w:spacing w:after="20" w:before="0"/>
             </w:pPr>
-            <w:hyperlink w:history="1" r:id="rIdo-epjp3w8lzqopasdpsst">
+            <w:hyperlink w:history="1" r:id="rId8oy1wt8pcvuxmczwjt2gm">
               <w:r>
                 <w:rPr>
                   <w:rFonts w:ascii="Arial" w:cs="Arial" w:eastAsia="Arial" w:hAnsi="Arial"/>
@@ -10189,7 +10189,7 @@
               <w:spacing w:after="10" w:before="0"/>
               <w:ind w:left="120"/>
             </w:pPr>
-            <w:hyperlink w:history="1" r:id="rIdzzsy--h1cqetx8bxem65j">
+            <w:hyperlink w:history="1" r:id="rId2xxeuonlmosnj1su-jss9">
               <w:r>
                 <w:rPr>
                   <w:rFonts w:ascii="Arial" w:cs="Arial" w:eastAsia="Arial" w:hAnsi="Arial"/>
@@ -10234,7 +10234,7 @@
             <w:pPr>
               <w:spacing w:after="20" w:before="0"/>
             </w:pPr>
-            <w:hyperlink w:history="1" r:id="rIdmtqipm0i697sr57wzn3uu">
+            <w:hyperlink w:history="1" r:id="rId--d50hqiowdaskt4ddhm6">
               <w:r>
                 <w:rPr>
                   <w:rFonts w:ascii="Arial" w:cs="Arial" w:eastAsia="Arial" w:hAnsi="Arial"/>
@@ -10283,7 +10283,7 @@
               <w:spacing w:after="10" w:before="0"/>
               <w:ind w:left="120"/>
             </w:pPr>
-            <w:hyperlink w:history="1" r:id="rIdldnusus1lrij5hspqvzqf">
+            <w:hyperlink w:history="1" r:id="rIdrselbgrw-tyjywiunxbg-">
               <w:r>
                 <w:rPr>
                   <w:rFonts w:ascii="Arial" w:cs="Arial" w:eastAsia="Arial" w:hAnsi="Arial"/>
@@ -10554,7 +10554,7 @@
             <w:pPr>
               <w:spacing w:after="20" w:before="0"/>
             </w:pPr>
-            <w:hyperlink w:history="1" r:id="rIdn5ibj6ajuqeavmtxl8fd2">
+            <w:hyperlink w:history="1" r:id="rId-un8ma5wncq01ndzshc_y">
               <w:r>
                 <w:rPr>
                   <w:rFonts w:ascii="Arial" w:cs="Arial" w:eastAsia="Arial" w:hAnsi="Arial"/>
@@ -10587,7 +10587,7 @@
               <w:spacing w:after="10" w:before="0"/>
               <w:ind w:left="120"/>
             </w:pPr>
-            <w:hyperlink w:history="1" r:id="rIdhguixvbhanaayn-rfdx71">
+            <w:hyperlink w:history="1" r:id="rIdfdynlbp0oinnw4so55aiz">
               <w:r>
                 <w:rPr>
                   <w:rFonts w:ascii="Arial" w:cs="Arial" w:eastAsia="Arial" w:hAnsi="Arial"/>
@@ -10632,7 +10632,7 @@
             <w:pPr>
               <w:spacing w:after="20" w:before="0"/>
             </w:pPr>
-            <w:hyperlink w:history="1" r:id="rIdzbjtl3lyjhxomxrebifh8">
+            <w:hyperlink w:history="1" r:id="rIdeorlrhal0ivvca9ilywry">
               <w:r>
                 <w:rPr>
                   <w:rFonts w:ascii="Arial" w:cs="Arial" w:eastAsia="Arial" w:hAnsi="Arial"/>
@@ -10681,7 +10681,7 @@
               <w:spacing w:after="10" w:before="0"/>
               <w:ind w:left="120"/>
             </w:pPr>
-            <w:hyperlink w:history="1" r:id="rIdjqymn-1f-nsgnlzecmymj">
+            <w:hyperlink w:history="1" r:id="rIdguvdjk8xlvvrpra1hkija">
               <w:r>
                 <w:rPr>
                   <w:rFonts w:ascii="Arial" w:cs="Arial" w:eastAsia="Arial" w:hAnsi="Arial"/>
@@ -10952,7 +10952,7 @@
             <w:pPr>
               <w:spacing w:after="20" w:before="0"/>
             </w:pPr>
-            <w:hyperlink w:history="1" r:id="rIdo2v0ge8yqfft87kxxnawj">
+            <w:hyperlink w:history="1" r:id="rIdaaftqs-q2slvlotrwixj1">
               <w:r>
                 <w:rPr>
                   <w:rFonts w:ascii="Arial" w:cs="Arial" w:eastAsia="Arial" w:hAnsi="Arial"/>
@@ -11001,7 +11001,7 @@
               <w:spacing w:after="10" w:before="0"/>
               <w:ind w:left="120"/>
             </w:pPr>
-            <w:hyperlink w:history="1" r:id="rIdhdsluzscxbszf3wzo2fvk">
+            <w:hyperlink w:history="1" r:id="rIdyf1hrmfsthbztgtssnj_a">
               <w:r>
                 <w:rPr>
                   <w:rFonts w:ascii="Arial" w:cs="Arial" w:eastAsia="Arial" w:hAnsi="Arial"/>
@@ -11046,7 +11046,7 @@
             <w:pPr>
               <w:spacing w:after="20" w:before="0"/>
             </w:pPr>
-            <w:hyperlink w:history="1" r:id="rIddhktz0memrazdkw_lmvw1">
+            <w:hyperlink w:history="1" r:id="rId_srt38dth2dvz5rkqijnp">
               <w:r>
                 <w:rPr>
                   <w:rFonts w:ascii="Arial" w:cs="Arial" w:eastAsia="Arial" w:hAnsi="Arial"/>
@@ -11079,7 +11079,7 @@
               <w:spacing w:after="10" w:before="0"/>
               <w:ind w:left="120"/>
             </w:pPr>
-            <w:hyperlink w:history="1" r:id="rIdethyydnpke56rrzjqjtq_">
+            <w:hyperlink w:history="1" r:id="rId8x9oj34srlydo-fb4tzqy">
               <w:r>
                 <w:rPr>
                   <w:rFonts w:ascii="Arial" w:cs="Arial" w:eastAsia="Arial" w:hAnsi="Arial"/>
@@ -11667,7 +11667,7 @@
         </w:rPr>
         <w:t xml:space="preserve">© 2026 SeaVuria and ARES. Aligned with KICD objectives. Developed by SeaVuria; technical implementation by ARES (with AI assistance from Claude). Licensed under </w:t>
       </w:r>
-      <w:hyperlink w:history="1" r:id="rIdxxcbu_cw6si7vypkqogtu">
+      <w:hyperlink w:history="1" r:id="rIdglbkc9esdyhssqfnehumm">
         <w:r>
           <w:rPr>
             <w:rFonts w:ascii="Arial" w:cs="Arial" w:eastAsia="Arial" w:hAnsi="Arial"/>
@@ -11688,7 +11688,7 @@
         </w:rPr>
         <w:t xml:space="preserve"> (</w:t>
       </w:r>
-      <w:hyperlink w:history="1" r:id="rIdrma7zosmahgudwipqj_sw">
+      <w:hyperlink w:history="1" r:id="rIdg0exgixt9s41-5zb-qxbt">
         <w:r>
           <w:rPr>
             <w:rFonts w:ascii="Arial" w:cs="Arial" w:eastAsia="Arial" w:hAnsi="Arial"/>
@@ -12061,7 +12061,7 @@
                 <w:sz w:val="18"/>
                 <w:szCs w:val="18"/>
               </w:rPr>
-              <w:t xml:space="preserve">By the end of this lesson, the learner should be able to: (a) construct an accurate, labelled 2D diagram of a plant cell and an animal cell; (b) use evidence from the sukuma wiki leaf observation (Lesson 3) and the blood smear phenomenon (Lesson 1) to justify structural differences between plant and animal cells; (c) apply understanding of turgor pressure to predict what happens to a bean plant cell when water is scarce.</w:t>
+              <w:t xml:space="preserve">By the end of this lesson, the learner should be able to: (a) construct an accurate, labelled 2D diagram of a plant cell and an animal cell; (b) use evidence from the sukuma wiki leaf observation (Lesson 1) and the blood smear phenomenon (Lesson 1) to justify structural differences between plant and animal cells; (c) apply understanding of turgor pressure to predict what happens to a bean plant cell when water is scarce.</w:t>
             </w:r>
           </w:p>
         </w:tc>
@@ -12418,7 +12418,7 @@
                 <w:sz w:val="18"/>
                 <w:szCs w:val="18"/>
               </w:rPr>
-              <w:t xml:space="preserve">This 80-minute EXPLAIN-phase lesson helps Grade 10 learners make sense of their Lesson 3 observations of sukuma wiki leaf cells. Students revisit their Lesson 3 observation drawings and use guided direct instruction, a wilting bean seedling demonstration, a structured comparison table, and collaborative 2D model-building to explain the structure and function of the three plant-specific organelles (chloroplast, cell wall, central vacuole). The lesson culminates in students beginning their labelled 2D comparative cell diagrams — a cumulative model they will refine across subsequent lessons. All explanations are anchored to the driving question phenomenon: why do blood cells and sukuma wiki leaf cells look so completely different, yet both qualify as 'cells'?</w:t>
+              <w:t xml:space="preserve">This 80-minute EXPLAIN-phase lesson helps Grade 10 learners make sense of their Lesson 1 observations of sukuma wiki leaf cells. Students revisit their Lesson 1 observation drawings and use guided direct instruction, a wilting bean seedling demonstration, a structured comparison table, and collaborative 2D model-building to explain the structure and function of the three plant-specific organelles (chloroplast, cell wall, central vacuole). The lesson culminates in students beginning their labelled 2D comparative cell diagrams — a cumulative model they will refine across subsequent lessons. All explanations are anchored to the driving question phenomenon: why do blood cells and sukuma wiki leaf cells look so completely different, yet both qualify as 'cells'?</w:t>
             </w:r>
           </w:p>
         </w:tc>
@@ -12701,7 +12701,7 @@
             <w:pPr>
               <w:spacing w:after="20" w:before="0"/>
             </w:pPr>
-            <w:hyperlink w:history="1" r:id="rIdfssbws6635mjxb4jpt-rj">
+            <w:hyperlink w:history="1" r:id="rIdphsm4x-vgcbzqp88wrs1e">
               <w:r>
                 <w:rPr>
                   <w:rFonts w:ascii="Arial" w:cs="Arial" w:eastAsia="Arial" w:hAnsi="Arial"/>
@@ -12734,7 +12734,7 @@
               <w:spacing w:after="10" w:before="0"/>
               <w:ind w:left="120"/>
             </w:pPr>
-            <w:hyperlink w:history="1" r:id="rIdfxnluxrlfg15tndaru6wd">
+            <w:hyperlink w:history="1" r:id="rIdti_s0iodb3ngpl17ay8ue">
               <w:r>
                 <w:rPr>
                   <w:rFonts w:ascii="Arial" w:cs="Arial" w:eastAsia="Arial" w:hAnsi="Arial"/>
@@ -12779,7 +12779,7 @@
             <w:pPr>
               <w:spacing w:after="20" w:before="0"/>
             </w:pPr>
-            <w:hyperlink w:history="1" r:id="rIdcfzkdi9xdunxjdto2raeb">
+            <w:hyperlink w:history="1" r:id="rIds5ox3lctrbugwo30b_bc4">
               <w:r>
                 <w:rPr>
                   <w:rFonts w:ascii="Arial" w:cs="Arial" w:eastAsia="Arial" w:hAnsi="Arial"/>
@@ -12812,7 +12812,7 @@
               <w:spacing w:after="10" w:before="0"/>
               <w:ind w:left="120"/>
             </w:pPr>
-            <w:hyperlink w:history="1" r:id="rIdmhlpkrde-c9x0uqqdfq6y">
+            <w:hyperlink w:history="1" r:id="rId1r_0umxdueajxywvnbdz7">
               <w:r>
                 <w:rPr>
                   <w:rFonts w:ascii="Arial" w:cs="Arial" w:eastAsia="Arial" w:hAnsi="Arial"/>
@@ -12854,7 +12854,7 @@
                 <w:sz w:val="18"/>
                 <w:szCs w:val="18"/>
               </w:rPr>
-              <w:t xml:space="preserve">Students open their science notebooks to their Lesson 3 observation drawings of the sukuma wiki leaf cells. Working individually for 3 minutes, they annotate their drawings by circling THREE structures they noticed that they did NOT see in the blood smear from Lesson 1 (the anchoring phenomenon). They write one sentence predicting: 'I think the green structures in the sukuma wiki cell exist because...' and one sentence predicting: 'I think the thick border around the cell exists to...' Students then share their predictions in pairs (Think-Pair-Share, 2 minutes) before the teacher cold-calls 4 pairs to share with the class.</w:t>
+              <w:t xml:space="preserve">Students open their science notebooks to their Lesson 1 observation drawings of the sukuma wiki leaf cells. Working individually for 3 minutes, they annotate their drawings by circling THREE structures they noticed that they did NOT see in the blood smear from Lesson 1 (the anchoring phenomenon). They write one sentence predicting: 'I think the green structures in the sukuma wiki cell exist because...' and one sentence predicting: 'I think the thick border around the cell exists to...' Students then share their predictions in pairs (Think-Pair-Share, 2 minutes) before the teacher cold-calls 4 pairs to share with the class.</w:t>
             </w:r>
           </w:p>
         </w:tc>
@@ -12886,7 +12886,7 @@
                 <w:sz w:val="18"/>
                 <w:szCs w:val="18"/>
               </w:rPr>
-              <w:t xml:space="preserve">1. Display the anchoring phenomenon split-screen: left side shows the blood smear image (RBCs and WBCs from Kisumu County Hospital); right side shows the sukuma wiki leaf cell image from Lesson 3. Say verbatim: 'Look at both images. You are the same student who donated blood AND who brought sukuma wiki from your shamba. Both slides are on the bench in front of you. What do you see in the leaf cell that is completely absent in your blood cell? Write it. Circle it. You have 3 minutes — go.' [Allow 3 minutes of silent individual work. WAIT TIME — do not speak.] 2. After 3 minutes, say: 'Now turn to your partner. Share your three circled structures and your two prediction sentences. You have 2 minutes.' [WAIT 2 minutes.] 3. Cold-call EXACTLY 4 pairs. For each pair, ask: 'What is ONE structure you circled, and what is your prediction for why it exists?' After each response, say: 'Interesting — hold that prediction. We are going to test it today.' Record student prediction keywords on the board under the heading: 'Our Predictions — We Will Explain These Today.' 4. Do NOT confirm or correct predictions at this stage. The goal is cognitive dissonance and curiosity.</w:t>
+              <w:t xml:space="preserve">1. Display the anchoring phenomenon split-screen: left side shows the blood smear image (RBCs and WBCs from Kisumu County Hospital); right side shows the sukuma wiki leaf cell image from Lesson 1. Say verbatim: 'Look at both images. You are the same student who donated blood AND who brought sukuma wiki from your shamba. Both slides are on the bench in front of you. What do you see in the leaf cell that is completely absent in your blood cell? Write it. Circle it. You have 3 minutes — go.' [Allow 3 minutes of silent individual work. WAIT TIME — do not speak.] 2. After 3 minutes, say: 'Now turn to your partner. Share your three circled structures and your two prediction sentences. You have 2 minutes.' [WAIT 2 minutes.] 3. Cold-call EXACTLY 4 pairs. For each pair, ask: 'What is ONE structure you circled, and what is your prediction for why it exists?' After each response, say: 'Interesting — hold that prediction. We are going to test it today.' Record student prediction keywords on the board under the heading: 'Our Predictions — We Will Explain These Today.' 4. Do NOT confirm or correct predictions at this stage. The goal is cognitive dissonance and curiosity.</w:t>
             </w:r>
           </w:p>
         </w:tc>
@@ -12918,7 +12918,7 @@
                 <w:sz w:val="18"/>
                 <w:szCs w:val="18"/>
               </w:rPr>
-              <w:t xml:space="preserve">Think-Pair-Share with Annotated Drawing Review. This strategy activates students' own observation evidence from Lesson 3 as the starting point for new explanation, directly linking the OBSERVE phase to the EXPLAIN phase. By asking students to compare their leaf cell drawing to the blood smear phenomenon, the teacher creates productive cognitive conflict that motivates the explanation to follow.</w:t>
+              <w:t xml:space="preserve">Think-Pair-Share with Annotated Drawing Review. This strategy activates students' own observation evidence from Lesson 1 as the starting point for new explanation, directly linking the OBSERVE phase to the EXPLAIN phase. By asking students to compare their leaf cell drawing to the blood smear phenomenon, the teacher creates productive cognitive conflict that motivates the explanation to follow.</w:t>
             </w:r>
           </w:p>
         </w:tc>
@@ -12950,7 +12950,7 @@
                 <w:sz w:val="18"/>
                 <w:szCs w:val="18"/>
               </w:rPr>
-              <w:t xml:space="preserve">Observable indicator: Each student has at least 3 structures circled in their Lesson 3 drawing and has written 2 prediction sentences in their notebook. Teacher circulates during individual work and scans notebooks. If fewer than 60% of students can identify 3 distinct structures, teacher pauses and points to the projected image, naming one structure (e.g., 'What is this green oval shape?') to scaffold recall before proceeding.</w:t>
+              <w:t xml:space="preserve">Observable indicator: Each student has at least 3 structures circled in their Lesson 1 drawing and has written 2 prediction sentences in their notebook. Teacher circulates during individual work and scans notebooks. If fewer than 60% of students can identify 3 distinct structures, teacher pauses and points to the projected image, naming one structure (e.g., 'What is this green oval shape?') to scaffold recall before proceeding.</w:t>
             </w:r>
           </w:p>
         </w:tc>
@@ -13007,7 +13007,7 @@
             <w:pPr>
               <w:spacing w:after="20" w:before="0"/>
             </w:pPr>
-            <w:hyperlink w:history="1" r:id="rId3k8pyst3-ykel_mgne8jd">
+            <w:hyperlink w:history="1" r:id="rIdhqpu12moyihym3o0z1mye">
               <w:r>
                 <w:rPr>
                   <w:rFonts w:ascii="Arial" w:cs="Arial" w:eastAsia="Arial" w:hAnsi="Arial"/>
@@ -13040,7 +13040,7 @@
               <w:spacing w:after="10" w:before="0"/>
               <w:ind w:left="120"/>
             </w:pPr>
-            <w:hyperlink w:history="1" r:id="rIdndcz9chex083rz2m6ftqw">
+            <w:hyperlink w:history="1" r:id="rId-uak30rdaazj_twwno78y">
               <w:r>
                 <w:rPr>
                   <w:rFonts w:ascii="Arial" w:cs="Arial" w:eastAsia="Arial" w:hAnsi="Arial"/>
@@ -13085,7 +13085,7 @@
             <w:pPr>
               <w:spacing w:after="20" w:before="0"/>
             </w:pPr>
-            <w:hyperlink w:history="1" r:id="rIdqcbkawxcwddmbs2qd2api">
+            <w:hyperlink w:history="1" r:id="rIds-77kswquje7nhgwpmflv">
               <w:r>
                 <w:rPr>
                   <w:rFonts w:ascii="Arial" w:cs="Arial" w:eastAsia="Arial" w:hAnsi="Arial"/>
@@ -13118,7 +13118,7 @@
               <w:spacing w:after="10" w:before="0"/>
               <w:ind w:left="120"/>
             </w:pPr>
-            <w:hyperlink w:history="1" r:id="rIdwgq98tamiu8z8wgxiefbf">
+            <w:hyperlink w:history="1" r:id="rIdr2ti4pbt-ygstwordqbm7">
               <w:r>
                 <w:rPr>
                   <w:rFonts w:ascii="Arial" w:cs="Arial" w:eastAsia="Arial" w:hAnsi="Arial"/>
@@ -13192,7 +13192,7 @@
                 <w:sz w:val="18"/>
                 <w:szCs w:val="18"/>
               </w:rPr>
-              <w:t xml:space="preserve">1. Place the two bean seedlings (one turgid, one wilted) on the demonstration bench. Say verbatim: 'These two plants came from the same packet of beans. One is from a well-watered shamba in Kericho. One has not had water for two days — like a farm during a dry spell in Machakos. Observe them carefully. In your notebook, write ONE physical difference you can see, and predict what is happening INSIDE the cells. Two minutes — silent observation.' [WAIT 2 full minutes. Do not narrate. Let students observe.] 2. Cold-call 3 students. Ask each: 'What did you write for what is happening inside the cells?' After each response, say: 'We are going to use today's lesson to find out if you are right.' Write their predictions on the board. 3. Transition to the board diagram. Draw or display a labelled cross-section of a turgid plant cell and a wilted plant cell. Point to the central vacuole in each. Say: 'This large sac — the central vacuole — is full of water in the turgid cell and almost empty in the wilted cell. Remember the large water-filled sac you drew in your Lesson 3 sukuma wiki observation? THAT is this structure.' [Pause 10 seconds — WAIT TIME.] 4. Say: 'In your I Notice / I Wonder table, record: what you notice about the size of the central vacuole in each cell, and write at least one wonder question.' [Allow 3 minutes for recording.] 5. Cold-call 2 students to share their 'I Wonder' questions. Add these to the class Driving Question Board (DQB) parking lot.</w:t>
+              <w:t xml:space="preserve">1. Place the two bean seedlings (one turgid, one wilted) on the demonstration bench. Say verbatim: 'These two plants came from the same packet of beans. One is from a well-watered shamba in Kericho. One has not had water for two days — like a farm during a dry spell in Machakos. Observe them carefully. In your notebook, write ONE physical difference you can see, and predict what is happening INSIDE the cells. Two minutes — silent observation.' [WAIT 2 full minutes. Do not narrate. Let students observe.] 2. Cold-call 3 students. Ask each: 'What did you write for what is happening inside the cells?' After each response, say: 'We are going to use today's lesson to find out if you are right.' Write their predictions on the board. 3. Transition to the board diagram. Draw or display a labelled cross-section of a turgid plant cell and a wilted plant cell. Point to the central vacuole in each. Say: 'This large sac — the central vacuole — is full of water in the turgid cell and almost empty in the wilted cell. Remember the large water-filled sac you saw in the Lesson 1 sukuma wiki image? THAT is this structure.' [Pause 10 seconds — WAIT TIME.] 4. Say: 'In your I Notice / I Wonder table, record: what you notice about the size of the central vacuole in each cell, and write at least one wonder question.' [Allow 3 minutes for recording.] 5. Cold-call 2 students to share their 'I Wonder' questions. Add these to the class Driving Question Board (DQB) parking lot.</w:t>
             </w:r>
           </w:p>
         </w:tc>
@@ -13313,7 +13313,7 @@
             <w:pPr>
               <w:spacing w:after="20" w:before="0"/>
             </w:pPr>
-            <w:hyperlink w:history="1" r:id="rId5br_na3r3h2sayccashz5">
+            <w:hyperlink w:history="1" r:id="rIdn8ltpdds0jg11txqkzf1o">
               <w:r>
                 <w:rPr>
                   <w:rFonts w:ascii="Arial" w:cs="Arial" w:eastAsia="Arial" w:hAnsi="Arial"/>
@@ -13362,7 +13362,7 @@
               <w:spacing w:after="10" w:before="0"/>
               <w:ind w:left="120"/>
             </w:pPr>
-            <w:hyperlink w:history="1" r:id="rIdnstxn8nc864abifa9c-f3">
+            <w:hyperlink w:history="1" r:id="rIdbg9jtmxdsecfj5kioxq2s">
               <w:r>
                 <w:rPr>
                   <w:rFonts w:ascii="Arial" w:cs="Arial" w:eastAsia="Arial" w:hAnsi="Arial"/>
@@ -13407,7 +13407,7 @@
             <w:pPr>
               <w:spacing w:after="20" w:before="0"/>
             </w:pPr>
-            <w:hyperlink w:history="1" r:id="rIdnk9fa-zcw-dh__y9a9ojy">
+            <w:hyperlink w:history="1" r:id="rIdyazirlij19yhzdyvqr8qk">
               <w:r>
                 <w:rPr>
                   <w:rFonts w:ascii="Arial" w:cs="Arial" w:eastAsia="Arial" w:hAnsi="Arial"/>
@@ -13440,7 +13440,7 @@
               <w:spacing w:after="10" w:before="0"/>
               <w:ind w:left="120"/>
             </w:pPr>
-            <w:hyperlink w:history="1" r:id="rIda4cggb0wqsbpwe7noiz2c">
+            <w:hyperlink w:history="1" r:id="rIdyl_lsasltt7xtjmodupa8">
               <w:r>
                 <w:rPr>
                   <w:rFonts w:ascii="Arial" w:cs="Arial" w:eastAsia="Arial" w:hAnsi="Arial"/>
@@ -13514,7 +13514,7 @@
                 <w:sz w:val="18"/>
                 <w:szCs w:val="18"/>
               </w:rPr>
-              <w:t xml:space="preserve">1. Say: 'We are now going to NAME and EXPLAIN the three structures you circled in your Lesson 3 drawings. As I explain each one, you will fill in your comparison table WITH your partner. We pause after each organelle.' 2. CHLOROPLAST (5 min): Draw a chloroplast on the board. Say: 'This is the chloroplast — the green oval you saw in the sukuma wiki leaf cell. It contains a green pigment called chlorophyll. Its function is to capture energy from sunlight and use it to make food for the plant — a process called photosynthesis. This is why sukuma wiki is green. This is why a plant can make its OWN food while your blood cells cannot. Animal cells have NO chloroplasts.' Point to the phenomenon image: 'The student's blood cell — does it make its own food? No. It needs glucose delivered to it. The sukuma wiki leaf cell? It MAKES its own glucose. Same word — cell — completely different strategy.' [WAIT 10 seconds.] Say: 'Fill in the chloroplast row in your table now — 2 minutes with your partner.' [WAIT 2 minutes.] Cold-call 1 pair to read their 'Connection to Our Phenomenon' cell. 3. CELL WALL (5 min): Draw a cell wall on the board outside the cell membrane. Say: 'Every plant cell has a rigid outer layer called the cell wall, made of a tough substance called cellulose. It is like the fence around a shamba — it gives the cell its shape and strength. This is why the sukuma wiki cells you drew looked rectangular and the blood cells looked round and flexible. Animal cells have a cell membrane but NO cell wall.' Ask: 'Why might it be an advantage for a blood cell NOT to have a rigid wall?' [WAIT 15 seconds.] Cold-call 2 students. Expected answer: flexibility to squeeze through narrow capillaries. Say: 'Exactly — the RBC you saw in the blood smear needs to flex and bend. A rigid wall would be a disadvantage. Structure matches function.' [WAIT 10 seconds.] 'Fill in the cell wall row — 2 minutes.' 4. CENTRAL VACUOLE (5 min): Point back to the wilting bean diagram. Say: 'The large sac pushing everything to the side in your sukuma wiki drawing is the central vacuole. In a healthy plant cell, it is full of water and pushes the cytoplasm and organelles outward against the cell wall. This creates TURGOR PRESSURE — the internal pressure that keeps a plant upright and firm. When the central vacuole loses water — as in our wilted bean — turgor pressure drops, the cell becomes flaccid, and the plant droops. Animal cells have small vacuoles, but nothing like this.' Ask: 'If a sukuma wiki plant in your family's shamba in the Rift Valley wilts during a dry spell, what is happening at the cellular level?' [WAIT 15 seconds.] Cold-call 3 students. 'Fill in the central vacuole row — 2 minutes.' 5. Pair-to-Pair Check (4 min): Say: 'Turn to the pair next to you. Compare your tables row by row. If you disagree on any cell, discuss and decide together which answer is more accurate. Be ready to justify.' [WAIT 4 minutes.] 6. Cold-call 3 pairs to contribute one row each to the class consensus table on the board. Correct any misconceptions explicitly.</w:t>
+              <w:t xml:space="preserve">1. Say: 'We are now going to NAME and EXPLAIN the three structures you circled in your Lesson 1 drawings. As I explain each one, you will fill in your comparison table WITH your partner. We pause after each organelle.' 2. CHLOROPLAST (5 min): Draw a chloroplast on the board. Say: 'This is the chloroplast — the green oval you saw in the sukuma wiki leaf cell. It contains a green pigment called chlorophyll. Its function is to capture energy from sunlight and use it to make food for the plant — a process called photosynthesis. This is why sukuma wiki is green. This is why a plant can make its OWN food while your blood cells cannot. Animal cells have NO chloroplasts.' Point to the phenomenon image: 'The student's blood cell — does it make its own food? No. It needs glucose delivered to it. The sukuma wiki leaf cell? It MAKES its own glucose. Same word — cell — completely different strategy.' [WAIT 10 seconds.] Say: 'Fill in the chloroplast row in your table now — 2 minutes with your partner.' [WAIT 2 minutes.] Cold-call 1 pair to read their 'Connection to Our Phenomenon' cell. 3. CELL WALL (5 min): Draw a cell wall on the board outside the cell membrane. Say: 'Every plant cell has a rigid outer layer called the cell wall, made of a tough substance called cellulose. It is like the fence around a shamba — it gives the cell its shape and strength. This is why the sukuma wiki cells you drew looked rectangular and the blood cells looked round and flexible. Animal cells have a cell membrane but NO cell wall.' Ask: 'Why might it be an advantage for a blood cell NOT to have a rigid wall?' [WAIT 15 seconds.] Cold-call 2 students. Expected answer: flexibility to squeeze through narrow capillaries. Say: 'Exactly — the RBC you saw in the blood smear needs to flex and bend. A rigid wall would be a disadvantage. Structure matches function.' [WAIT 10 seconds.] 'Fill in the cell wall row — 2 minutes.' 4. CENTRAL VACUOLE (5 min): Point back to the wilting bean diagram. Say: 'The large sac pushing everything to the side in your sukuma wiki drawing is the central vacuole. In a healthy plant cell, it is full of water and pushes the cytoplasm and organelles outward against the cell wall. This creates TURGOR PRESSURE — the internal pressure that keeps a plant upright and firm. When the central vacuole loses water — as in our wilted bean — turgor pressure drops, the cell becomes flaccid, and the plant droops. Animal cells have small vacuoles, but nothing like this.' Ask: 'If a sukuma wiki plant in your family's shamba in the Rift Valley wilts during a dry spell, what is happening at the cellular level?' [WAIT 15 seconds.] Cold-call 3 students. 'Fill in the central vacuole row — 2 minutes.' 5. Pair-to-Pair Check (4 min): Say: 'Turn to the pair next to you. Compare your tables row by row. If you disagree on any cell, discuss and decide together which answer is more accurate. Be ready to justify.' [WAIT 4 minutes.] 6. Cold-call 3 pairs to contribute one row each to the class consensus table on the board. Correct any misconceptions explicitly.</w:t>
             </w:r>
           </w:p>
         </w:tc>
@@ -13635,7 +13635,7 @@
             <w:pPr>
               <w:spacing w:after="20" w:before="0"/>
             </w:pPr>
-            <w:hyperlink w:history="1" r:id="rId8wimjxs8py3wjyr6qaz8j">
+            <w:hyperlink w:history="1" r:id="rId1eja_eofn-8ukxkhe6o-k">
               <w:r>
                 <w:rPr>
                   <w:rFonts w:ascii="Arial" w:cs="Arial" w:eastAsia="Arial" w:hAnsi="Arial"/>
@@ -13684,7 +13684,7 @@
               <w:spacing w:after="10" w:before="0"/>
               <w:ind w:left="120"/>
             </w:pPr>
-            <w:hyperlink w:history="1" r:id="rIdys2gr2kj2j4nisudm3kiu">
+            <w:hyperlink w:history="1" r:id="rId5mc8mojcch8ihgjc1_6eq">
               <w:r>
                 <w:rPr>
                   <w:rFonts w:ascii="Arial" w:cs="Arial" w:eastAsia="Arial" w:hAnsi="Arial"/>
@@ -13729,7 +13729,7 @@
             <w:pPr>
               <w:spacing w:after="20" w:before="0"/>
             </w:pPr>
-            <w:hyperlink w:history="1" r:id="rIdkl0alg0ai-nqupiltlmgk">
+            <w:hyperlink w:history="1" r:id="rIdbt7pefe1am6qtsaa2ezer">
               <w:r>
                 <w:rPr>
                   <w:rFonts w:ascii="Arial" w:cs="Arial" w:eastAsia="Arial" w:hAnsi="Arial"/>
@@ -13762,7 +13762,7 @@
               <w:spacing w:after="10" w:before="0"/>
               <w:ind w:left="120"/>
             </w:pPr>
-            <w:hyperlink w:history="1" r:id="rIdkxlynirluusolqrmbicau">
+            <w:hyperlink w:history="1" r:id="rIdnld9ae4b0ot3kto0tc7l7">
               <w:r>
                 <w:rPr>
                   <w:rFonts w:ascii="Arial" w:cs="Arial" w:eastAsia="Arial" w:hAnsi="Arial"/>
@@ -13957,7 +13957,7 @@
             <w:pPr>
               <w:spacing w:after="20" w:before="0"/>
             </w:pPr>
-            <w:hyperlink w:history="1" r:id="rIdtba81wimf6olpdlblueaf">
+            <w:hyperlink w:history="1" r:id="rIdunjdd_li0mai6upxle_m7">
               <w:r>
                 <w:rPr>
                   <w:rFonts w:ascii="Arial" w:cs="Arial" w:eastAsia="Arial" w:hAnsi="Arial"/>
@@ -14006,7 +14006,7 @@
               <w:spacing w:after="10" w:before="0"/>
               <w:ind w:left="120"/>
             </w:pPr>
-            <w:hyperlink w:history="1" r:id="rId6coz-4xeeere6vnh8n4vt">
+            <w:hyperlink w:history="1" r:id="rIdgpvvo4n8d7qxce6p0zetb">
               <w:r>
                 <w:rPr>
                   <w:rFonts w:ascii="Arial" w:cs="Arial" w:eastAsia="Arial" w:hAnsi="Arial"/>
@@ -14051,7 +14051,7 @@
             <w:pPr>
               <w:spacing w:after="20" w:before="0"/>
             </w:pPr>
-            <w:hyperlink w:history="1" r:id="rIdvboav5xhba1oix_sfpo4b">
+            <w:hyperlink w:history="1" r:id="rIdfgbqhej_sowtfk22zk0cn">
               <w:r>
                 <w:rPr>
                   <w:rFonts w:ascii="Arial" w:cs="Arial" w:eastAsia="Arial" w:hAnsi="Arial"/>
@@ -14084,7 +14084,7 @@
               <w:spacing w:after="10" w:before="0"/>
               <w:ind w:left="120"/>
             </w:pPr>
-            <w:hyperlink w:history="1" r:id="rIdtui2-l27vlr9ldsb1rqal">
+            <w:hyperlink w:history="1" r:id="rId_crn17vulaoiurizuoist">
               <w:r>
                 <w:rPr>
                   <w:rFonts w:ascii="Arial" w:cs="Arial" w:eastAsia="Arial" w:hAnsi="Arial"/>
@@ -14315,7 +14315,7 @@
                 <w:sz w:val="18"/>
                 <w:szCs w:val="18"/>
               </w:rPr>
-              <w:t xml:space="preserve">After the lesson, reflect on the following questions: (1) During Phase 3 (Explain), did students make accurate and specific connections between each organelle and the anchoring phenomenon (blood smear + sukuma wiki cell), or did they complete the comparison table as a rote exercise? If the latter, plan a retrieval-practice opener for Lesson 5 using the phenomenon images. (2) How many 'STILL WONDERING' DQB cards in Phase 4 asked questions that signal misconceptions (e.g., confusing cell wall with cell membrane, or assuming chloroplasts are present in ALL plant cells, not just green parts)? List these misconceptions and address them explicitly at the start of Lesson 5. (3) In Phase 5 (Model Building), what were the three most common diagramming errors during circulation? Were they addressed in real time, or do they persist in the collected notebooks? Plan targeted corrections. (4) Was the wilting bean seedling demonstration (Phase 2) concrete and compelling enough to make turgor pressure intuitive? If students struggled with this concept, consider bringing in a bag of wilted vs. fresh sukuma wiki from a local market at the start of Lesson 5 for a brief tactile recall moment. (5) Did all learners — including those who may have missed Lesson 3 microscope observations — have sufficient prior evidence to engage meaningfully with the Explain phase? If not, what scaffolding can be provided at the start of Lesson 5?</w:t>
+              <w:t xml:space="preserve">After the lesson, reflect on the following questions: (1) During Phase 3 (Explain), did students make accurate and specific connections between each organelle and the anchoring phenomenon (blood smear + sukuma wiki cell), or did they complete the comparison table as a rote exercise? If the latter, plan a retrieval-practice opener for Lesson 5 using the phenomenon images. (2) How many 'STILL WONDERING' DQB cards in Phase 4 asked questions that signal misconceptions (e.g., confusing cell wall with cell membrane, or assuming chloroplasts are present in ALL plant cells, not just green parts)? List these misconceptions and address them explicitly at the start of Lesson 5. (3) In Phase 5 (Model Building), what were the three most common diagramming errors during circulation? Were they addressed in real time, or do they persist in the collected notebooks? Plan targeted corrections. (4) Was the wilting bean seedling demonstration (Phase 2) concrete and compelling enough to make turgor pressure intuitive? If students struggled with this concept, consider bringing in a bag of wilted vs. fresh sukuma wiki from a local market at the start of Lesson 5 for a brief tactile recall moment. (5) Did all learners — including those who may have missed the Lesson 1 sukuma wiki observations — have sufficient prior evidence to engage meaningfully with the Explain phase? If not, what scaffolding can be provided at the start of Lesson 5?</w:t>
             </w:r>
           </w:p>
         </w:tc>
@@ -14442,7 +14442,7 @@
                 <w:sz w:val="18"/>
                 <w:szCs w:val="18"/>
               </w:rPr>
-              <w:t xml:space="preserve">Students observed two bean seedlings — one turgid and upright (well-watered, like a healthy shamba in Kericho) and one wilted and drooping (water-deprived, like a farm during a dry spell in Machakos) — and connected the visible wilting to changes in the central vacuole inside plant cells. Students also revisited their own Lesson 3 microscope observation drawings of sukuma wiki leaf cells, identifying three structures absent in the blood smear from the anchoring phenomenon.</w:t>
+              <w:t xml:space="preserve">Students observed two bean seedlings — one turgid and upright (well-watered, like a healthy shamba in Kericho) and one wilted and drooping (water-deprived, like a farm during a dry spell in Machakos) — and connected the visible wilting to changes in the central vacuole inside plant cells. Students also revisited their own Lesson 1 observation drawings of sukuma wiki leaf cells, identifying three structures absent in the blood smear from the anchoring phenomenon.</w:t>
             </w:r>
           </w:p>
         </w:tc>
@@ -14508,7 +14508,7 @@
                 <w:sz w:val="18"/>
                 <w:szCs w:val="18"/>
               </w:rPr>
-              <w:t xml:space="preserve">Students learned that plant cells contain three organelles NOT found in animal cells: (1) Chloroplasts — green, oval organelles containing chlorophyll that capture sunlight to make food via photosynthesis, explaining why sukuma wiki is green and can produce its own glucose while blood cells cannot; (2) Cell Wall — a rigid outer layer made of cellulose outside the cell membrane, explaining why sukuma wiki leaf cells appear rectangular and have a defined shape, unlike the flexible, round red blood cells in the blood smear; (3) Central Vacuole — a large, water-filled sac that creates turgor pressure to keep plant cells firm and upright, explaining why a bean plant wilts when water is scarce and why the large central sac observed in Lesson 3 was pushing organelles to the edges of the sukuma wiki cell.</w:t>
+              <w:t xml:space="preserve">Students learned that plant cells contain three organelles NOT found in animal cells: (1) Chloroplasts — green, oval organelles containing chlorophyll that capture sunlight to make food via photosynthesis, explaining why sukuma wiki is green and can produce its own glucose while blood cells cannot; (2) Cell Wall — a rigid outer layer made of cellulose outside the cell membrane, explaining why sukuma wiki leaf cells appear rectangular and have a defined shape, unlike the flexible, round red blood cells in the blood smear; (3) Central Vacuole — a large, water-filled sac that creates turgor pressure to keep plant cells firm and upright, explaining why a bean plant wilts when water is scarce and why the large central sac observed in Lesson 1 was pushing organelles to the edges of the sukuma wiki cell.</w:t>
             </w:r>
           </w:p>
         </w:tc>
@@ -14596,7 +14596,7 @@
         </w:rPr>
         <w:t xml:space="preserve">© 2026 SeaVuria and ARES. Aligned with KICD objectives. Developed by SeaVuria; technical implementation by ARES (with AI assistance from Claude). Licensed under </w:t>
       </w:r>
-      <w:hyperlink w:history="1" r:id="rId0cjjd8icqhwreaea9avdh">
+      <w:hyperlink w:history="1" r:id="rIdcygi0pjhqdalnki4poiyy">
         <w:r>
           <w:rPr>
             <w:rFonts w:ascii="Arial" w:cs="Arial" w:eastAsia="Arial" w:hAnsi="Arial"/>
@@ -14617,7 +14617,7 @@
         </w:rPr>
         <w:t xml:space="preserve"> (</w:t>
       </w:r>
-      <w:hyperlink w:history="1" r:id="rIddeebcwx9l-ipizoy1qfmy">
+      <w:hyperlink w:history="1" r:id="rIdpafom1cxag7krwd5qnrkt">
         <w:r>
           <w:rPr>
             <w:rFonts w:ascii="Arial" w:cs="Arial" w:eastAsia="Arial" w:hAnsi="Arial"/>
@@ -15630,7 +15630,7 @@
             <w:pPr>
               <w:spacing w:after="20" w:before="0"/>
             </w:pPr>
-            <w:hyperlink w:history="1" r:id="rIdlt_uxv_zazzq15tiyn51h">
+            <w:hyperlink w:history="1" r:id="rIdbr1m1gmac0vru5fssgduq">
               <w:r>
                 <w:rPr>
                   <w:rFonts w:ascii="Arial" w:cs="Arial" w:eastAsia="Arial" w:hAnsi="Arial"/>
@@ -15663,7 +15663,7 @@
               <w:spacing w:after="10" w:before="0"/>
               <w:ind w:left="120"/>
             </w:pPr>
-            <w:hyperlink w:history="1" r:id="rIdgyth-y0czlyvxi0yz_rq8">
+            <w:hyperlink w:history="1" r:id="rIdlg6wwubfij0vyz4i8zsxv">
               <w:r>
                 <w:rPr>
                   <w:rFonts w:ascii="Arial" w:cs="Arial" w:eastAsia="Arial" w:hAnsi="Arial"/>
@@ -15708,7 +15708,7 @@
             <w:pPr>
               <w:spacing w:after="20" w:before="0"/>
             </w:pPr>
-            <w:hyperlink w:history="1" r:id="rIdnbthvhnn_bj1wju1kcvqv">
+            <w:hyperlink w:history="1" r:id="rIdytubkz3cunvu8bms9eszu">
               <w:r>
                 <w:rPr>
                   <w:rFonts w:ascii="Arial" w:cs="Arial" w:eastAsia="Arial" w:hAnsi="Arial"/>
@@ -15741,7 +15741,7 @@
               <w:spacing w:after="10" w:before="0"/>
               <w:ind w:left="120"/>
             </w:pPr>
-            <w:hyperlink w:history="1" r:id="rId_jhixaaphdhm4jxjgbqhl">
+            <w:hyperlink w:history="1" r:id="rIdtoxuossdcmypxzsm8xgtf">
               <w:r>
                 <w:rPr>
                   <w:rFonts w:ascii="Arial" w:cs="Arial" w:eastAsia="Arial" w:hAnsi="Arial"/>
@@ -15783,7 +15783,7 @@
                 <w:sz w:val="18"/>
                 <w:szCs w:val="18"/>
               </w:rPr>
-              <w:t xml:space="preserve">Students are shown two stimulus prompts on the ARES platform: (1) a photograph of a bowl of fermenting uji (the supporting phenomenon from earlier lessons) with the caption 'Millions of bacteria are at work in this uji right now,' and (2) the anchoring phenomenon image — the blood smear showing RBCs, WBCs, and the sukuma wiki leaf cell. Students individually sketch in their exercise books what they predict a bacterial cell looks like compared to the human cheek cell they observed in Lesson 3. They annotate their sketch with at least THREE predicted features. Students then share predictions with a shoulder partner (Think-Pair) before a whole-class share-out.</w:t>
+              <w:t xml:space="preserve">Students are shown two stimulus prompts on the ARES platform: (1) a photograph of a bowl of fermenting uji (the supporting phenomenon from earlier lessons) with the caption 'Millions of bacteria are at work in this uji right now,' and (2) the anchoring phenomenon image — the blood smear showing RBCs, WBCs, and the sukuma wiki leaf cell. Students individually sketch in their exercise books what they predict a bacterial cell looks like compared to the human cheek cell they observed in Lesson 2. They annotate their sketch with at least THREE predicted features. Students then share predictions with a shoulder partner (Think-Pair) before a whole-class share-out.</w:t>
             </w:r>
           </w:p>
         </w:tc>
@@ -15815,7 +15815,7 @@
                 <w:sz w:val="18"/>
                 <w:szCs w:val="18"/>
               </w:rPr>
-              <w:t xml:space="preserve">Display the fermenting uji image and say: 'Before we look at any diagrams, I want you to use what you already know. In Lesson 3 you drew the human cheek cell. Now — in your book — sketch what you think a bacterial cell from this uji looks like. You have 3 minutes. Go.' [Allow 3 minutes of silent individual work. Circulate, noting 2–3 interesting or misconception-revealing sketches.] After 3 minutes: 'Now turn to your partner and share your sketch. What did you include? What did you leave out? Discuss for 2 minutes.' [Allow pair discussion.] Cold-call 3 students — choose one who drew a nucleus, one who did not, and one with an unusual feature. Ask each: 'Walk us through your sketch — what made you decide to draw it that way?' [WAIT TIME: 12 seconds after each question before accepting a response.] Record 3–4 key predicted features on the board under the heading 'OUR PREDICTIONS — Bacterial Cell.' Leave these visible throughout the lesson for later comparison.</w:t>
+              <w:t xml:space="preserve">Display the fermenting uji image and say: 'Before we look at any diagrams, I want you to use what you already know. In Lesson 2 you drew the human cheek cell. Now — in your book — sketch what you think a bacterial cell from this uji looks like. You have 3 minutes. Go.' [Allow 3 minutes of silent individual work. Circulate, noting 2–3 interesting or misconception-revealing sketches.] After 3 minutes: 'Now turn to your partner and share your sketch. What did you include? What did you leave out? Discuss for 2 minutes.' [Allow pair discussion.] Cold-call 3 students — choose one who drew a nucleus, one who did not, and one with an unusual feature. Ask each: 'Walk us through your sketch — what made you decide to draw it that way?' [WAIT TIME: 12 seconds after each question before accepting a response.] Record 3–4 key predicted features on the board under the heading 'OUR PREDICTIONS — Bacterial Cell.' Leave these visible throughout the lesson for later comparison.</w:t>
             </w:r>
           </w:p>
         </w:tc>
@@ -15936,7 +15936,7 @@
             <w:pPr>
               <w:spacing w:after="20" w:before="0"/>
             </w:pPr>
-            <w:hyperlink w:history="1" r:id="rIdooco5z4wg2naduxlo5jx7">
+            <w:hyperlink w:history="1" r:id="rIdxozadkfv36ctwzisx8qy4">
               <w:r>
                 <w:rPr>
                   <w:rFonts w:ascii="Arial" w:cs="Arial" w:eastAsia="Arial" w:hAnsi="Arial"/>
@@ -15969,7 +15969,7 @@
               <w:spacing w:after="10" w:before="0"/>
               <w:ind w:left="120"/>
             </w:pPr>
-            <w:hyperlink w:history="1" r:id="rIdbtsdsrb-rkrpnoi-5qr0g">
+            <w:hyperlink w:history="1" r:id="rIdforo23w6jg_av5mac2yyu">
               <w:r>
                 <w:rPr>
                   <w:rFonts w:ascii="Arial" w:cs="Arial" w:eastAsia="Arial" w:hAnsi="Arial"/>
@@ -16014,7 +16014,7 @@
             <w:pPr>
               <w:spacing w:after="20" w:before="0"/>
             </w:pPr>
-            <w:hyperlink w:history="1" r:id="rIdujvm5jmp9xlhudrsqd21x">
+            <w:hyperlink w:history="1" r:id="rIdi9j_d5jxmfd_qhprw2azl">
               <w:r>
                 <w:rPr>
                   <w:rFonts w:ascii="Arial" w:cs="Arial" w:eastAsia="Arial" w:hAnsi="Arial"/>
@@ -16047,7 +16047,7 @@
               <w:spacing w:after="10" w:before="0"/>
               <w:ind w:left="120"/>
             </w:pPr>
-            <w:hyperlink w:history="1" r:id="rIdfjun1qhtubtggyoh77jrp">
+            <w:hyperlink w:history="1" r:id="rId_vi7losl9mw8aggcyn6fu">
               <w:r>
                 <w:rPr>
                   <w:rFonts w:ascii="Arial" w:cs="Arial" w:eastAsia="Arial" w:hAnsi="Arial"/>
@@ -16242,7 +16242,7 @@
             <w:pPr>
               <w:spacing w:after="20" w:before="0"/>
             </w:pPr>
-            <w:hyperlink w:history="1" r:id="rIdw0hl7fdtx6dyfjfwjnmnf">
+            <w:hyperlink w:history="1" r:id="rIdbkddfhktvsqkkwe-dkzat">
               <w:r>
                 <w:rPr>
                   <w:rFonts w:ascii="Arial" w:cs="Arial" w:eastAsia="Arial" w:hAnsi="Arial"/>
@@ -16291,7 +16291,7 @@
               <w:spacing w:after="10" w:before="0"/>
               <w:ind w:left="120"/>
             </w:pPr>
-            <w:hyperlink w:history="1" r:id="rIdkbzqm_wtwaekn_kqw_tgm">
+            <w:hyperlink w:history="1" r:id="rIdb037tpnmnhg2oindvjxon">
               <w:r>
                 <w:rPr>
                   <w:rFonts w:ascii="Arial" w:cs="Arial" w:eastAsia="Arial" w:hAnsi="Arial"/>
@@ -16336,7 +16336,7 @@
             <w:pPr>
               <w:spacing w:after="20" w:before="0"/>
             </w:pPr>
-            <w:hyperlink w:history="1" r:id="rIdmwvo9hopzlkltbvkmlr8v">
+            <w:hyperlink w:history="1" r:id="rIdygv-gqev47c_8qjmrer37">
               <w:r>
                 <w:rPr>
                   <w:rFonts w:ascii="Arial" w:cs="Arial" w:eastAsia="Arial" w:hAnsi="Arial"/>
@@ -16385,7 +16385,7 @@
               <w:spacing w:after="10" w:before="0"/>
               <w:ind w:left="120"/>
             </w:pPr>
-            <w:hyperlink w:history="1" r:id="rIdm560uy3fcxdyycmmoiblz">
+            <w:hyperlink w:history="1" r:id="rIdp6j5r-irmb1kr1ivotzys">
               <w:r>
                 <w:rPr>
                   <w:rFonts w:ascii="Arial" w:cs="Arial" w:eastAsia="Arial" w:hAnsi="Arial"/>
@@ -16580,7 +16580,7 @@
             <w:pPr>
               <w:spacing w:after="20" w:before="0"/>
             </w:pPr>
-            <w:hyperlink w:history="1" r:id="rIdm1isfziiz6vtpghnogsps">
+            <w:hyperlink w:history="1" r:id="rIdrgxerfenurr7ixwulqklo">
               <w:r>
                 <w:rPr>
                   <w:rFonts w:ascii="Arial" w:cs="Arial" w:eastAsia="Arial" w:hAnsi="Arial"/>
@@ -16629,7 +16629,7 @@
               <w:spacing w:after="10" w:before="0"/>
               <w:ind w:left="120"/>
             </w:pPr>
-            <w:hyperlink w:history="1" r:id="rIdtleqr_trgtndjj-rmdels">
+            <w:hyperlink w:history="1" r:id="rIdelsmahsnnyd-oynj8cdmh">
               <w:r>
                 <w:rPr>
                   <w:rFonts w:ascii="Arial" w:cs="Arial" w:eastAsia="Arial" w:hAnsi="Arial"/>
@@ -16674,7 +16674,7 @@
             <w:pPr>
               <w:spacing w:after="20" w:before="0"/>
             </w:pPr>
-            <w:hyperlink w:history="1" r:id="rId3rf85g4u3cf9nlejkedvp">
+            <w:hyperlink w:history="1" r:id="rIdp2rx9is4bjcrfbei7pm6a">
               <w:r>
                 <w:rPr>
                   <w:rFonts w:ascii="Arial" w:cs="Arial" w:eastAsia="Arial" w:hAnsi="Arial"/>
@@ -16723,7 +16723,7 @@
               <w:spacing w:after="10" w:before="0"/>
               <w:ind w:left="120"/>
             </w:pPr>
-            <w:hyperlink w:history="1" r:id="rIdwkqecohpi1vy9xojiz2-h">
+            <w:hyperlink w:history="1" r:id="rId4o_qmip8ogj6xjbj1apax">
               <w:r>
                 <w:rPr>
                   <w:rFonts w:ascii="Arial" w:cs="Arial" w:eastAsia="Arial" w:hAnsi="Arial"/>
@@ -16918,7 +16918,7 @@
             <w:pPr>
               <w:spacing w:after="20" w:before="0"/>
             </w:pPr>
-            <w:hyperlink w:history="1" r:id="rIdom_x2t30ehsa-l_fxrwmv">
+            <w:hyperlink w:history="1" r:id="rIdk65kozjl7a3-n63f3rnfh">
               <w:r>
                 <w:rPr>
                   <w:rFonts w:ascii="Arial" w:cs="Arial" w:eastAsia="Arial" w:hAnsi="Arial"/>
@@ -16967,7 +16967,7 @@
               <w:spacing w:after="10" w:before="0"/>
               <w:ind w:left="120"/>
             </w:pPr>
-            <w:hyperlink w:history="1" r:id="rIdukt6lsi6zz9jip0595p3-">
+            <w:hyperlink w:history="1" r:id="rIdimsejm6oul7l9wij0mksc">
               <w:r>
                 <w:rPr>
                   <w:rFonts w:ascii="Arial" w:cs="Arial" w:eastAsia="Arial" w:hAnsi="Arial"/>
@@ -17012,7 +17012,7 @@
             <w:pPr>
               <w:spacing w:after="20" w:before="0"/>
             </w:pPr>
-            <w:hyperlink w:history="1" r:id="rIdymtr8y9vfdjct0q-oc-ws">
+            <w:hyperlink w:history="1" r:id="rId5d8lnm5viirjuey0blgua">
               <w:r>
                 <w:rPr>
                   <w:rFonts w:ascii="Arial" w:cs="Arial" w:eastAsia="Arial" w:hAnsi="Arial"/>
@@ -17061,7 +17061,7 @@
               <w:spacing w:after="10" w:before="0"/>
               <w:ind w:left="120"/>
             </w:pPr>
-            <w:hyperlink w:history="1" r:id="rIdfcgcvzeqxwxpl-jq1kllo">
+            <w:hyperlink w:history="1" r:id="rIdlpahjwb5ia28p0axnw5vo">
               <w:r>
                 <w:rPr>
                   <w:rFonts w:ascii="Arial" w:cs="Arial" w:eastAsia="Arial" w:hAnsi="Arial"/>
@@ -17573,7 +17573,7 @@
         </w:rPr>
         <w:t xml:space="preserve">© 2026 SeaVuria and ARES. Aligned with KICD objectives. Developed by SeaVuria; technical implementation by ARES (with AI assistance from Claude). Licensed under </w:t>
       </w:r>
-      <w:hyperlink w:history="1" r:id="rIdqc96-6txwbjkefsf8gtgy">
+      <w:hyperlink w:history="1" r:id="rIdsg0vj7ke0ho4zudd3ajcj">
         <w:r>
           <w:rPr>
             <w:rFonts w:ascii="Arial" w:cs="Arial" w:eastAsia="Arial" w:hAnsi="Arial"/>
@@ -17594,7 +17594,7 @@
         </w:rPr>
         <w:t xml:space="preserve"> (</w:t>
       </w:r>
-      <w:hyperlink w:history="1" r:id="rIdw6pma4_nw9m9wnpc2gfvn">
+      <w:hyperlink w:history="1" r:id="rId7sclnaboojae2ya4bl6e4">
         <w:r>
           <w:rPr>
             <w:rFonts w:ascii="Arial" w:cs="Arial" w:eastAsia="Arial" w:hAnsi="Arial"/>
@@ -18607,7 +18607,7 @@
             <w:pPr>
               <w:spacing w:after="20" w:before="0"/>
             </w:pPr>
-            <w:hyperlink w:history="1" r:id="rIdggbmvau4lqtlznbcyar9p">
+            <w:hyperlink w:history="1" r:id="rId_jx0dj4jwbfqi-cvhfhme">
               <w:r>
                 <w:rPr>
                   <w:rFonts w:ascii="Arial" w:cs="Arial" w:eastAsia="Arial" w:hAnsi="Arial"/>
@@ -18640,7 +18640,7 @@
               <w:spacing w:after="10" w:before="0"/>
               <w:ind w:left="120"/>
             </w:pPr>
-            <w:hyperlink w:history="1" r:id="rId9eahh9tiyhlsvgallozp0">
+            <w:hyperlink w:history="1" r:id="rIdo_plyw8u3eqtu981ljikg">
               <w:r>
                 <w:rPr>
                   <w:rFonts w:ascii="Arial" w:cs="Arial" w:eastAsia="Arial" w:hAnsi="Arial"/>
@@ -18702,7 +18702,7 @@
               <w:spacing w:after="10" w:before="0"/>
               <w:ind w:left="120"/>
             </w:pPr>
-            <w:hyperlink w:history="1" r:id="rIdps5kwcsrkltigkaqxqiny">
+            <w:hyperlink w:history="1" r:id="rIdlqmtvgsn1n9u9dwxhq_sg">
               <w:r>
                 <w:rPr>
                   <w:rFonts w:ascii="Arial" w:cs="Arial" w:eastAsia="Arial" w:hAnsi="Arial"/>
@@ -18912,7 +18912,7 @@
             <w:pPr>
               <w:spacing w:after="20" w:before="0"/>
             </w:pPr>
-            <w:hyperlink w:history="1" r:id="rIdbiq0zmso5xuvt5cgcghkq">
+            <w:hyperlink w:history="1" r:id="rIdgqsae0lxdg1r7atqmirgo">
               <w:r>
                 <w:rPr>
                   <w:rFonts w:ascii="Arial" w:cs="Arial" w:eastAsia="Arial" w:hAnsi="Arial"/>
@@ -18945,7 +18945,7 @@
               <w:spacing w:after="10" w:before="0"/>
               <w:ind w:left="120"/>
             </w:pPr>
-            <w:hyperlink w:history="1" r:id="rIdv2e8uawv43obfao7m4cim">
+            <w:hyperlink w:history="1" r:id="rIdlh5tabxzjk_ntt-8q-b7s">
               <w:r>
                 <w:rPr>
                   <w:rFonts w:ascii="Arial" w:cs="Arial" w:eastAsia="Arial" w:hAnsi="Arial"/>
@@ -19007,7 +19007,7 @@
               <w:spacing w:after="10" w:before="0"/>
               <w:ind w:left="120"/>
             </w:pPr>
-            <w:hyperlink w:history="1" r:id="rIddrrrfufvksksy4tims7mz">
+            <w:hyperlink w:history="1" r:id="rId0swmcsqdyvwxflrldysv9">
               <w:r>
                 <w:rPr>
                   <w:rFonts w:ascii="Arial" w:cs="Arial" w:eastAsia="Arial" w:hAnsi="Arial"/>
@@ -19217,7 +19217,7 @@
             <w:pPr>
               <w:spacing w:after="20" w:before="0"/>
             </w:pPr>
-            <w:hyperlink w:history="1" r:id="rIdhcpiiaustytmrc_rz4dlh">
+            <w:hyperlink w:history="1" r:id="rIdsb5dkyqx2r2glgbphxfwe">
               <w:r>
                 <w:rPr>
                   <w:rFonts w:ascii="Arial" w:cs="Arial" w:eastAsia="Arial" w:hAnsi="Arial"/>
@@ -19250,7 +19250,7 @@
               <w:spacing w:after="10" w:before="0"/>
               <w:ind w:left="120"/>
             </w:pPr>
-            <w:hyperlink w:history="1" r:id="rIdb56q5-s-unyiulejz9rwv">
+            <w:hyperlink w:history="1" r:id="rIdp7licc6timkbjlkmfubix">
               <w:r>
                 <w:rPr>
                   <w:rFonts w:ascii="Arial" w:cs="Arial" w:eastAsia="Arial" w:hAnsi="Arial"/>
@@ -19312,7 +19312,7 @@
               <w:spacing w:after="10" w:before="0"/>
               <w:ind w:left="120"/>
             </w:pPr>
-            <w:hyperlink w:history="1" r:id="rIdnypi7mt6o4glu2eds8od7">
+            <w:hyperlink w:history="1" r:id="rId5g0d3frogfyd4-ikmqmdk">
               <w:r>
                 <w:rPr>
                   <w:rFonts w:ascii="Arial" w:cs="Arial" w:eastAsia="Arial" w:hAnsi="Arial"/>
@@ -19522,7 +19522,7 @@
             <w:pPr>
               <w:spacing w:after="20" w:before="0"/>
             </w:pPr>
-            <w:hyperlink w:history="1" r:id="rIdnuyxsi3p8p2tlpjtyaslu">
+            <w:hyperlink w:history="1" r:id="rIdmigmah5-esptckn0aajo_">
               <w:r>
                 <w:rPr>
                   <w:rFonts w:ascii="Arial" w:cs="Arial" w:eastAsia="Arial" w:hAnsi="Arial"/>
@@ -19555,7 +19555,7 @@
               <w:spacing w:after="10" w:before="0"/>
               <w:ind w:left="120"/>
             </w:pPr>
-            <w:hyperlink w:history="1" r:id="rId1wz4qvdof4j1bu27ojnhe">
+            <w:hyperlink w:history="1" r:id="rIddemfbhz48sqnz3fg-hh38">
               <w:r>
                 <w:rPr>
                   <w:rFonts w:ascii="Arial" w:cs="Arial" w:eastAsia="Arial" w:hAnsi="Arial"/>
@@ -19617,7 +19617,7 @@
               <w:spacing w:after="10" w:before="0"/>
               <w:ind w:left="120"/>
             </w:pPr>
-            <w:hyperlink w:history="1" r:id="rIdtwjgszqijq9kquwuusbbj">
+            <w:hyperlink w:history="1" r:id="rId00jhvirymrzauokco2btl">
               <w:r>
                 <w:rPr>
                   <w:rFonts w:ascii="Arial" w:cs="Arial" w:eastAsia="Arial" w:hAnsi="Arial"/>
@@ -19827,7 +19827,7 @@
             <w:pPr>
               <w:spacing w:after="20" w:before="0"/>
             </w:pPr>
-            <w:hyperlink w:history="1" r:id="rIdeydw91qwrgczfkgt-j0ri">
+            <w:hyperlink w:history="1" r:id="rIdpnw8_h-baqfal02wvycvk">
               <w:r>
                 <w:rPr>
                   <w:rFonts w:ascii="Arial" w:cs="Arial" w:eastAsia="Arial" w:hAnsi="Arial"/>
@@ -19876,7 +19876,7 @@
               <w:spacing w:after="10" w:before="0"/>
               <w:ind w:left="120"/>
             </w:pPr>
-            <w:hyperlink w:history="1" r:id="rId5vf0ffa7kbsfqnk8lkyjm">
+            <w:hyperlink w:history="1" r:id="rIdbkhct85u4ftmatjsvijky">
               <w:r>
                 <w:rPr>
                   <w:rFonts w:ascii="Arial" w:cs="Arial" w:eastAsia="Arial" w:hAnsi="Arial"/>
@@ -19938,7 +19938,7 @@
               <w:spacing w:after="10" w:before="0"/>
               <w:ind w:left="120"/>
             </w:pPr>
-            <w:hyperlink w:history="1" r:id="rIdl31dqes7eih3rhubrc9bq">
+            <w:hyperlink w:history="1" r:id="rIdthotkdkqkbgg96vhutbah">
               <w:r>
                 <w:rPr>
                   <w:rFonts w:ascii="Arial" w:cs="Arial" w:eastAsia="Arial" w:hAnsi="Arial"/>
@@ -19995,7 +19995,7 @@
                 <w:sz w:val="18"/>
                 <w:szCs w:val="18"/>
               </w:rPr>
-              <w:t xml:space="preserve">Students open their cumulative cell model — begun in Lesson 2 and revised in Lessons 3, 4, and 5. They add a 'Specialisation Layer' to their model. Using a new colour of pen, each student draws a 'divergence arrow' from their generic cell and sketches TWO specialised cells of their choice (from the six studied today), labelling: (a) the structural feature that differs from the generic cell, (b) the function that feature enables, and (c) a Kenya-relevant context sentence (e.g., 'In a sukuma wiki guard cell, the bean shape allows the stomatal pore to open and close, controlling water loss from the shamba plant'). Students who finish early add a third specialised cell and annotate how the sickle cell mutation represents an UNINTENDED structural change that disrupts function. At the end of the phase, students hold up their models for a brief 'gallery share' — they compare their divergence arrows with a partner and discuss: 'Did we choose the same structural feature to highlight? Did we use the same or different Kenya context?'</w:t>
+              <w:t xml:space="preserve">Students open their cumulative cell model — begun in Lesson 1 and revised in Lessons 3, 4, and 5. They add a 'Specialisation Layer' to their model. Using a new colour of pen, each student draws a 'divergence arrow' from their generic cell and sketches TWO specialised cells of their choice (from the six studied today), labelling: (a) the structural feature that differs from the generic cell, (b) the function that feature enables, and (c) a Kenya-relevant context sentence (e.g., 'In a sukuma wiki guard cell, the bean shape allows the stomatal pore to open and close, controlling water loss from the shamba plant'). Students who finish early add a third specialised cell and annotate how the sickle cell mutation represents an UNINTENDED structural change that disrupts function. At the end of the phase, students hold up their models for a brief 'gallery share' — they compare their divergence arrows with a partner and discuss: 'Did we choose the same structural feature to highlight? Did we use the same or different Kenya context?'</w:t>
             </w:r>
           </w:p>
         </w:tc>
@@ -20655,7 +20655,7 @@
         </w:rPr>
         <w:t xml:space="preserve">© 2026 SeaVuria and ARES. Aligned with KICD objectives. Developed by SeaVuria; technical implementation by ARES (with AI assistance from Claude). Licensed under </w:t>
       </w:r>
-      <w:hyperlink w:history="1" r:id="rIdbftjfnqgdxr9dlzekv5gx">
+      <w:hyperlink w:history="1" r:id="rId19hnxtapicpgo0yrrw5fw">
         <w:r>
           <w:rPr>
             <w:rFonts w:ascii="Arial" w:cs="Arial" w:eastAsia="Arial" w:hAnsi="Arial"/>
@@ -20676,7 +20676,7 @@
         </w:rPr>
         <w:t xml:space="preserve"> (</w:t>
       </w:r>
-      <w:hyperlink w:history="1" r:id="rIdsxfwyxsbm-nalma_xvkiu">
+      <w:hyperlink w:history="1" r:id="rIdwbw_z-a8o9gzi8yxq6ffa">
         <w:r>
           <w:rPr>
             <w:rFonts w:ascii="Arial" w:cs="Arial" w:eastAsia="Arial" w:hAnsi="Arial"/>
@@ -21689,7 +21689,7 @@
             <w:pPr>
               <w:spacing w:after="20" w:before="0"/>
             </w:pPr>
-            <w:hyperlink w:history="1" r:id="rIdcyv1ygksvuvllbjixhzrc">
+            <w:hyperlink w:history="1" r:id="rIdv8obvbpnvvbbeq0xvuo9q">
               <w:r>
                 <w:rPr>
                   <w:rFonts w:ascii="Arial" w:cs="Arial" w:eastAsia="Arial" w:hAnsi="Arial"/>
@@ -21722,7 +21722,7 @@
               <w:spacing w:after="10" w:before="0"/>
               <w:ind w:left="120"/>
             </w:pPr>
-            <w:hyperlink w:history="1" r:id="rIdahmczyanrrwqnyhjrdily">
+            <w:hyperlink w:history="1" r:id="rIdfgy74tqaxiczizmfzaxzu">
               <w:r>
                 <w:rPr>
                   <w:rFonts w:ascii="Arial" w:cs="Arial" w:eastAsia="Arial" w:hAnsi="Arial"/>
@@ -21767,7 +21767,7 @@
             <w:pPr>
               <w:spacing w:after="20" w:before="0"/>
             </w:pPr>
-            <w:hyperlink w:history="1" r:id="rId1geclvwskojc0zvalx50v">
+            <w:hyperlink w:history="1" r:id="rId56lfjdsfg1vg1enwkqt5y">
               <w:r>
                 <w:rPr>
                   <w:rFonts w:ascii="Arial" w:cs="Arial" w:eastAsia="Arial" w:hAnsi="Arial"/>
@@ -21800,7 +21800,7 @@
               <w:spacing w:after="10" w:before="0"/>
               <w:ind w:left="120"/>
             </w:pPr>
-            <w:hyperlink w:history="1" r:id="rIdubruawo-bqy82sn0equxn">
+            <w:hyperlink w:history="1" r:id="rIdomyx7ww30lqxeebb5p9t9">
               <w:r>
                 <w:rPr>
                   <w:rFonts w:ascii="Arial" w:cs="Arial" w:eastAsia="Arial" w:hAnsi="Arial"/>
@@ -21995,7 +21995,7 @@
             <w:pPr>
               <w:spacing w:after="20" w:before="0"/>
             </w:pPr>
-            <w:hyperlink w:history="1" r:id="rIdem3mjxummqgf28dzxm-ly">
+            <w:hyperlink w:history="1" r:id="rId4xlubkti1xoeddwuwd1ci">
               <w:r>
                 <w:rPr>
                   <w:rFonts w:ascii="Arial" w:cs="Arial" w:eastAsia="Arial" w:hAnsi="Arial"/>
@@ -22028,7 +22028,7 @@
               <w:spacing w:after="10" w:before="0"/>
               <w:ind w:left="120"/>
             </w:pPr>
-            <w:hyperlink w:history="1" r:id="rIdvvt1uqorvl9peg8sb4zso">
+            <w:hyperlink w:history="1" r:id="rIduaykmdv88gw8us8rxtsof">
               <w:r>
                 <w:rPr>
                   <w:rFonts w:ascii="Arial" w:cs="Arial" w:eastAsia="Arial" w:hAnsi="Arial"/>
@@ -22073,7 +22073,7 @@
             <w:pPr>
               <w:spacing w:after="20" w:before="0"/>
             </w:pPr>
-            <w:hyperlink w:history="1" r:id="rId3pvcmin7nkymbo59_f7dd">
+            <w:hyperlink w:history="1" r:id="rId_gxkuoaglzoljdg-d9utf">
               <w:r>
                 <w:rPr>
                   <w:rFonts w:ascii="Arial" w:cs="Arial" w:eastAsia="Arial" w:hAnsi="Arial"/>
@@ -22106,7 +22106,7 @@
               <w:spacing w:after="10" w:before="0"/>
               <w:ind w:left="120"/>
             </w:pPr>
-            <w:hyperlink w:history="1" r:id="rIdfyewtnsm0ihjcbpcahdcs">
+            <w:hyperlink w:history="1" r:id="rIdgvwoppy4f20pdnhvuvyi3">
               <w:r>
                 <w:rPr>
                   <w:rFonts w:ascii="Arial" w:cs="Arial" w:eastAsia="Arial" w:hAnsi="Arial"/>
@@ -22301,7 +22301,7 @@
             <w:pPr>
               <w:spacing w:after="20" w:before="0"/>
             </w:pPr>
-            <w:hyperlink w:history="1" r:id="rIds3we0usg4zrv8lzcbde3f">
+            <w:hyperlink w:history="1" r:id="rIdfu9tinir_l5fr-wichpvb">
               <w:r>
                 <w:rPr>
                   <w:rFonts w:ascii="Arial" w:cs="Arial" w:eastAsia="Arial" w:hAnsi="Arial"/>
@@ -22334,7 +22334,7 @@
               <w:spacing w:after="10" w:before="0"/>
               <w:ind w:left="120"/>
             </w:pPr>
-            <w:hyperlink w:history="1" r:id="rIdtjtjtsx_eui5sknfrlz55">
+            <w:hyperlink w:history="1" r:id="rIdw6s33pvabfhiftpmsgzep">
               <w:r>
                 <w:rPr>
                   <w:rFonts w:ascii="Arial" w:cs="Arial" w:eastAsia="Arial" w:hAnsi="Arial"/>
@@ -22379,7 +22379,7 @@
             <w:pPr>
               <w:spacing w:after="20" w:before="0"/>
             </w:pPr>
-            <w:hyperlink w:history="1" r:id="rIdd86skzhk1ehjomfak7rqf">
+            <w:hyperlink w:history="1" r:id="rIdzoqyo0vjri9rkblf8cwhf">
               <w:r>
                 <w:rPr>
                   <w:rFonts w:ascii="Arial" w:cs="Arial" w:eastAsia="Arial" w:hAnsi="Arial"/>
@@ -22428,7 +22428,7 @@
               <w:spacing w:after="10" w:before="0"/>
               <w:ind w:left="120"/>
             </w:pPr>
-            <w:hyperlink w:history="1" r:id="rIdqqlhf6gpzv-zum582vwjn">
+            <w:hyperlink w:history="1" r:id="rId9lphn9ibmjovlp4k1dmlr">
               <w:r>
                 <w:rPr>
                   <w:rFonts w:ascii="Arial" w:cs="Arial" w:eastAsia="Arial" w:hAnsi="Arial"/>
@@ -22623,7 +22623,7 @@
             <w:pPr>
               <w:spacing w:after="20" w:before="0"/>
             </w:pPr>
-            <w:hyperlink w:history="1" r:id="rIdv4sdpwlcxcnsftwawidy5">
+            <w:hyperlink w:history="1" r:id="rIdr2qk0ywyvlu5entpqamv8">
               <w:r>
                 <w:rPr>
                   <w:rFonts w:ascii="Arial" w:cs="Arial" w:eastAsia="Arial" w:hAnsi="Arial"/>
@@ -22656,7 +22656,7 @@
               <w:spacing w:after="10" w:before="0"/>
               <w:ind w:left="120"/>
             </w:pPr>
-            <w:hyperlink w:history="1" r:id="rIdbmb2hw4kfsmhfvvazevur">
+            <w:hyperlink w:history="1" r:id="rIdyt0w_hl2jqwm_yekf9nnv">
               <w:r>
                 <w:rPr>
                   <w:rFonts w:ascii="Arial" w:cs="Arial" w:eastAsia="Arial" w:hAnsi="Arial"/>
@@ -22701,7 +22701,7 @@
             <w:pPr>
               <w:spacing w:after="20" w:before="0"/>
             </w:pPr>
-            <w:hyperlink w:history="1" r:id="rIdg4_q1xdc_hjkkvnnum_se">
+            <w:hyperlink w:history="1" r:id="rIdhvoe9dkclnbgjby6omupa">
               <w:r>
                 <w:rPr>
                   <w:rFonts w:ascii="Arial" w:cs="Arial" w:eastAsia="Arial" w:hAnsi="Arial"/>
@@ -22750,7 +22750,7 @@
               <w:spacing w:after="10" w:before="0"/>
               <w:ind w:left="120"/>
             </w:pPr>
-            <w:hyperlink w:history="1" r:id="rIdipvperfdpseou5ebjzqpx">
+            <w:hyperlink w:history="1" r:id="rIdg3yoovmaokw0bmuuejsqf">
               <w:r>
                 <w:rPr>
                   <w:rFonts w:ascii="Arial" w:cs="Arial" w:eastAsia="Arial" w:hAnsi="Arial"/>
@@ -22945,7 +22945,7 @@
             <w:pPr>
               <w:spacing w:after="20" w:before="0"/>
             </w:pPr>
-            <w:hyperlink w:history="1" r:id="rId-0ahsxyxwunmgaczwzngn">
+            <w:hyperlink w:history="1" r:id="rIdd4k1mz5qdsqyntztjwkwv">
               <w:r>
                 <w:rPr>
                   <w:rFonts w:ascii="Arial" w:cs="Arial" w:eastAsia="Arial" w:hAnsi="Arial"/>
@@ -22994,7 +22994,7 @@
               <w:spacing w:after="10" w:before="0"/>
               <w:ind w:left="120"/>
             </w:pPr>
-            <w:hyperlink w:history="1" r:id="rIdlclgbppstnhx7dvxgnvhf">
+            <w:hyperlink w:history="1" r:id="rIdd19ks2cjedbiurze40zmo">
               <w:r>
                 <w:rPr>
                   <w:rFonts w:ascii="Arial" w:cs="Arial" w:eastAsia="Arial" w:hAnsi="Arial"/>
@@ -23039,7 +23039,7 @@
             <w:pPr>
               <w:spacing w:after="20" w:before="0"/>
             </w:pPr>
-            <w:hyperlink w:history="1" r:id="rIdmpmoxvp9rqcamaomzujzp">
+            <w:hyperlink w:history="1" r:id="rIdc4d2mimt1uxhajhlge3q4">
               <w:r>
                 <w:rPr>
                   <w:rFonts w:ascii="Arial" w:cs="Arial" w:eastAsia="Arial" w:hAnsi="Arial"/>
@@ -23088,7 +23088,7 @@
               <w:spacing w:after="10" w:before="0"/>
               <w:ind w:left="120"/>
             </w:pPr>
-            <w:hyperlink w:history="1" r:id="rIdgvp32dnriiv1jivs7plz6">
+            <w:hyperlink w:history="1" r:id="rIdhaessegb6ho6v73ql3m8w">
               <w:r>
                 <w:rPr>
                   <w:rFonts w:ascii="Arial" w:cs="Arial" w:eastAsia="Arial" w:hAnsi="Arial"/>
@@ -23866,7 +23866,7 @@
         </w:rPr>
         <w:t xml:space="preserve">© 2026 SeaVuria and ARES. Aligned with KICD objectives. Developed by SeaVuria; technical implementation by ARES (with AI assistance from Claude). Licensed under </w:t>
       </w:r>
-      <w:hyperlink w:history="1" r:id="rIdy2snsvajb9quzq8iokhvn">
+      <w:hyperlink w:history="1" r:id="rIdhb2pe8r0xye7gen5zsq9w">
         <w:r>
           <w:rPr>
             <w:rFonts w:ascii="Arial" w:cs="Arial" w:eastAsia="Arial" w:hAnsi="Arial"/>
@@ -23887,7 +23887,7 @@
         </w:rPr>
         <w:t xml:space="preserve"> (</w:t>
       </w:r>
-      <w:hyperlink w:history="1" r:id="rId_gfah8vnuutwnbbfjr6nk">
+      <w:hyperlink w:history="1" r:id="rId3lserjq5jvg6qowkjiqn2">
         <w:r>
           <w:rPr>
             <w:rFonts w:ascii="Arial" w:cs="Arial" w:eastAsia="Arial" w:hAnsi="Arial"/>
@@ -24900,7 +24900,7 @@
             <w:pPr>
               <w:spacing w:after="20" w:before="0"/>
             </w:pPr>
-            <w:hyperlink w:history="1" r:id="rIdjlg-ysnwwew0tl900o4eb">
+            <w:hyperlink w:history="1" r:id="rIdabt923mv_b1pnievpgu_6">
               <w:r>
                 <w:rPr>
                   <w:rFonts w:ascii="Arial" w:cs="Arial" w:eastAsia="Arial" w:hAnsi="Arial"/>
@@ -24933,7 +24933,7 @@
               <w:spacing w:after="10" w:before="0"/>
               <w:ind w:left="120"/>
             </w:pPr>
-            <w:hyperlink w:history="1" r:id="rIdadygyd4bmohqka_vrxm1v">
+            <w:hyperlink w:history="1" r:id="rIdjtp5bdxyjncjhsqdwrjta">
               <w:r>
                 <w:rPr>
                   <w:rFonts w:ascii="Arial" w:cs="Arial" w:eastAsia="Arial" w:hAnsi="Arial"/>
@@ -24978,7 +24978,7 @@
             <w:pPr>
               <w:spacing w:after="20" w:before="0"/>
             </w:pPr>
-            <w:hyperlink w:history="1" r:id="rIdgtq8duy1hhbbtad1t8ph0">
+            <w:hyperlink w:history="1" r:id="rIdhkir0cohslnlqbremnblh">
               <w:r>
                 <w:rPr>
                   <w:rFonts w:ascii="Arial" w:cs="Arial" w:eastAsia="Arial" w:hAnsi="Arial"/>
@@ -25011,7 +25011,7 @@
               <w:spacing w:after="10" w:before="0"/>
               <w:ind w:left="120"/>
             </w:pPr>
-            <w:hyperlink w:history="1" r:id="rId5mvqf0z3upsukx3c7qfek">
+            <w:hyperlink w:history="1" r:id="rId_sl-8f6pbti0ssmqtqox8">
               <w:r>
                 <w:rPr>
                   <w:rFonts w:ascii="Arial" w:cs="Arial" w:eastAsia="Arial" w:hAnsi="Arial"/>
@@ -25206,7 +25206,7 @@
             <w:pPr>
               <w:spacing w:after="20" w:before="0"/>
             </w:pPr>
-            <w:hyperlink w:history="1" r:id="rIde61blsh4h8ldjxmu_e46z">
+            <w:hyperlink w:history="1" r:id="rIdvd_29oka1_utxorfpwx-r">
               <w:r>
                 <w:rPr>
                   <w:rFonts w:ascii="Arial" w:cs="Arial" w:eastAsia="Arial" w:hAnsi="Arial"/>
@@ -25239,7 +25239,7 @@
               <w:spacing w:after="10" w:before="0"/>
               <w:ind w:left="120"/>
             </w:pPr>
-            <w:hyperlink w:history="1" r:id="rIdiknng4t5hftjbvxc1unm_">
+            <w:hyperlink w:history="1" r:id="rIdem0udwjkm9dhfkwrxrgsu">
               <w:r>
                 <w:rPr>
                   <w:rFonts w:ascii="Arial" w:cs="Arial" w:eastAsia="Arial" w:hAnsi="Arial"/>
@@ -25284,7 +25284,7 @@
             <w:pPr>
               <w:spacing w:after="20" w:before="0"/>
             </w:pPr>
-            <w:hyperlink w:history="1" r:id="rIdjtfzmsh1fog4kz1tzvx3w">
+            <w:hyperlink w:history="1" r:id="rIdyo7mm6mmdbijjrhu92r22">
               <w:r>
                 <w:rPr>
                   <w:rFonts w:ascii="Arial" w:cs="Arial" w:eastAsia="Arial" w:hAnsi="Arial"/>
@@ -25317,7 +25317,7 @@
               <w:spacing w:after="10" w:before="0"/>
               <w:ind w:left="120"/>
             </w:pPr>
-            <w:hyperlink w:history="1" r:id="rIdllhy_b0ovl0oqegrwya8y">
+            <w:hyperlink w:history="1" r:id="rIdzaexkihpgfwtepofizyqx">
               <w:r>
                 <w:rPr>
                   <w:rFonts w:ascii="Arial" w:cs="Arial" w:eastAsia="Arial" w:hAnsi="Arial"/>
@@ -25512,7 +25512,7 @@
             <w:pPr>
               <w:spacing w:after="20" w:before="0"/>
             </w:pPr>
-            <w:hyperlink w:history="1" r:id="rIdusnldhgx5vsdz9xk0hou3">
+            <w:hyperlink w:history="1" r:id="rIdihklvaawldyx-rd45glsi">
               <w:r>
                 <w:rPr>
                   <w:rFonts w:ascii="Arial" w:cs="Arial" w:eastAsia="Arial" w:hAnsi="Arial"/>
@@ -25545,7 +25545,7 @@
               <w:spacing w:after="10" w:before="0"/>
               <w:ind w:left="120"/>
             </w:pPr>
-            <w:hyperlink w:history="1" r:id="rIdmzsx2hmtnw_o520wr7opt">
+            <w:hyperlink w:history="1" r:id="rIdhlxvt0er69w1t0bruawvf">
               <w:r>
                 <w:rPr>
                   <w:rFonts w:ascii="Arial" w:cs="Arial" w:eastAsia="Arial" w:hAnsi="Arial"/>
@@ -25590,7 +25590,7 @@
             <w:pPr>
               <w:spacing w:after="20" w:before="0"/>
             </w:pPr>
-            <w:hyperlink w:history="1" r:id="rIdo7f0r1bdoebctehagfuky">
+            <w:hyperlink w:history="1" r:id="rIdxymun-da2gpxirbc1xqsy">
               <w:r>
                 <w:rPr>
                   <w:rFonts w:ascii="Arial" w:cs="Arial" w:eastAsia="Arial" w:hAnsi="Arial"/>
@@ -25639,7 +25639,7 @@
               <w:spacing w:after="10" w:before="0"/>
               <w:ind w:left="120"/>
             </w:pPr>
-            <w:hyperlink w:history="1" r:id="rIdedcbua-khlh7-igmberxe">
+            <w:hyperlink w:history="1" r:id="rIdvptzfsmsvls-s00urzrgb">
               <w:r>
                 <w:rPr>
                   <w:rFonts w:ascii="Arial" w:cs="Arial" w:eastAsia="Arial" w:hAnsi="Arial"/>
@@ -25834,7 +25834,7 @@
             <w:pPr>
               <w:spacing w:after="20" w:before="0"/>
             </w:pPr>
-            <w:hyperlink w:history="1" r:id="rIdvjateiakq319vyflazfji">
+            <w:hyperlink w:history="1" r:id="rIdjs3xrnyyrxyz2g5c3q6qr">
               <w:r>
                 <w:rPr>
                   <w:rFonts w:ascii="Arial" w:cs="Arial" w:eastAsia="Arial" w:hAnsi="Arial"/>
@@ -25867,7 +25867,7 @@
               <w:spacing w:after="10" w:before="0"/>
               <w:ind w:left="120"/>
             </w:pPr>
-            <w:hyperlink w:history="1" r:id="rIdynjbx_h5fgtejh0ctopht">
+            <w:hyperlink w:history="1" r:id="rId2afngozl8ujkdwjm3umhm">
               <w:r>
                 <w:rPr>
                   <w:rFonts w:ascii="Arial" w:cs="Arial" w:eastAsia="Arial" w:hAnsi="Arial"/>
@@ -25912,7 +25912,7 @@
             <w:pPr>
               <w:spacing w:after="20" w:before="0"/>
             </w:pPr>
-            <w:hyperlink w:history="1" r:id="rId5fs2twyj4zth6vgrbawst">
+            <w:hyperlink w:history="1" r:id="rIde2vjjyhjxb5gqzdtm5pfk">
               <w:r>
                 <w:rPr>
                   <w:rFonts w:ascii="Arial" w:cs="Arial" w:eastAsia="Arial" w:hAnsi="Arial"/>
@@ -25961,7 +25961,7 @@
               <w:spacing w:after="10" w:before="0"/>
               <w:ind w:left="120"/>
             </w:pPr>
-            <w:hyperlink w:history="1" r:id="rId5ezhuueaetb11dud8lxii">
+            <w:hyperlink w:history="1" r:id="rIdmcyjx356yeck4dkbz5lke">
               <w:r>
                 <w:rPr>
                   <w:rFonts w:ascii="Arial" w:cs="Arial" w:eastAsia="Arial" w:hAnsi="Arial"/>
@@ -26156,7 +26156,7 @@
             <w:pPr>
               <w:spacing w:after="20" w:before="0"/>
             </w:pPr>
-            <w:hyperlink w:history="1" r:id="rIdmoyebbvcyulofynvchcma">
+            <w:hyperlink w:history="1" r:id="rIdb7pym0umwjcsma7jfrbjv">
               <w:r>
                 <w:rPr>
                   <w:rFonts w:ascii="Arial" w:cs="Arial" w:eastAsia="Arial" w:hAnsi="Arial"/>
@@ -26205,7 +26205,7 @@
               <w:spacing w:after="10" w:before="0"/>
               <w:ind w:left="120"/>
             </w:pPr>
-            <w:hyperlink w:history="1" r:id="rIdlfn9k81r0j5l7fzp5d4tg">
+            <w:hyperlink w:history="1" r:id="rIdeyx9uce3c5pmsudoatrvg">
               <w:r>
                 <w:rPr>
                   <w:rFonts w:ascii="Arial" w:cs="Arial" w:eastAsia="Arial" w:hAnsi="Arial"/>
@@ -26250,7 +26250,7 @@
             <w:pPr>
               <w:spacing w:after="20" w:before="0"/>
             </w:pPr>
-            <w:hyperlink w:history="1" r:id="rIdz7qb6mn1ovgpnzs3rsaak">
+            <w:hyperlink w:history="1" r:id="rIdobkwvv8fyr6q2_ln_ulra">
               <w:r>
                 <w:rPr>
                   <w:rFonts w:ascii="Arial" w:cs="Arial" w:eastAsia="Arial" w:hAnsi="Arial"/>
@@ -26299,7 +26299,7 @@
               <w:spacing w:after="10" w:before="0"/>
               <w:ind w:left="120"/>
             </w:pPr>
-            <w:hyperlink w:history="1" r:id="rIdfohqtzvvjfon7z5s8ipqg">
+            <w:hyperlink w:history="1" r:id="rIdfgwznii2268z-t7tiw-q1">
               <w:r>
                 <w:rPr>
                   <w:rFonts w:ascii="Arial" w:cs="Arial" w:eastAsia="Arial" w:hAnsi="Arial"/>
@@ -26811,7 +26811,7 @@
         </w:rPr>
         <w:t xml:space="preserve">© 2026 SeaVuria and ARES. Aligned with KICD objectives. Developed by SeaVuria; technical implementation by ARES (with AI assistance from Claude). Licensed under </w:t>
       </w:r>
-      <w:hyperlink w:history="1" r:id="rIdc4vyc-i2wdkevx8whujtf">
+      <w:hyperlink w:history="1" r:id="rIdwujbulo--ztfoxt3qoqs9">
         <w:r>
           <w:rPr>
             <w:rFonts w:ascii="Arial" w:cs="Arial" w:eastAsia="Arial" w:hAnsi="Arial"/>
@@ -26832,7 +26832,7 @@
         </w:rPr>
         <w:t xml:space="preserve"> (</w:t>
       </w:r>
-      <w:hyperlink w:history="1" r:id="rIddvq0m7ahzntec2hgdksld">
+      <w:hyperlink w:history="1" r:id="rIdxzdty16fmbrrdf3saxva8">
         <w:r>
           <w:rPr>
             <w:rFonts w:ascii="Arial" w:cs="Arial" w:eastAsia="Arial" w:hAnsi="Arial"/>

--- a/data/outputs/v2/Biology/SS1.3_Cell_Biology/Biology_Cell_Biology_CBE_LessonSequence.docx
+++ b/data/outputs/v2/Biology/SS1.3_Cell_Biology/Biology_Cell_Biology_CBE_LessonSequence.docx
@@ -2384,7 +2384,7 @@
         </w:rPr>
         <w:t xml:space="preserve">© 2026 SeaVuria and ARES. This work is licensed under a </w:t>
       </w:r>
-      <w:hyperlink w:history="1" r:id="rIdgcjjw_w2gfj2rryp1b8bw">
+      <w:hyperlink w:history="1" r:id="rId5b16soaz6qpuz8vlvfhyk">
         <w:r>
           <w:rPr>
             <w:rFonts w:ascii="Arial" w:cs="Arial" w:eastAsia="Arial" w:hAnsi="Arial"/>
@@ -2404,7 +2404,7 @@
         </w:rPr>
         <w:t xml:space="preserve"> (</w:t>
       </w:r>
-      <w:hyperlink w:history="1" r:id="rIdse9o7nwk5leozkygtkxqh">
+      <w:hyperlink w:history="1" r:id="rIdzkb1717iij_-l6kobt3jc">
         <w:r>
           <w:rPr>
             <w:rFonts w:ascii="Arial" w:cs="Arial" w:eastAsia="Arial" w:hAnsi="Arial"/>
@@ -2424,7 +2424,7 @@
         </w:rPr>
         <w:t xml:space="preserve">). To view a copy of this license, visit </w:t>
       </w:r>
-      <w:hyperlink w:history="1" r:id="rIdgoszpbmqwbdo0plfyjiue">
+      <w:hyperlink w:history="1" r:id="rIdmak6s6ot9hevigwliha1y">
         <w:r>
           <w:rPr>
             <w:rFonts w:ascii="Arial" w:cs="Arial" w:eastAsia="Arial" w:hAnsi="Arial"/>
@@ -3436,7 +3436,7 @@
             <w:pPr>
               <w:spacing w:after="20" w:before="0"/>
             </w:pPr>
-            <w:hyperlink w:history="1" r:id="rIdc0wlmct_r6xcaxzgdyo3l">
+            <w:hyperlink w:history="1" r:id="rIdojiewsd0i7917qzyl7_eh">
               <w:r>
                 <w:rPr>
                   <w:rFonts w:ascii="Arial" w:cs="Arial" w:eastAsia="Arial" w:hAnsi="Arial"/>
@@ -3469,7 +3469,7 @@
               <w:spacing w:after="10" w:before="0"/>
               <w:ind w:left="120"/>
             </w:pPr>
-            <w:hyperlink w:history="1" r:id="rId9nqwwjc0rlo8iohn6fgds">
+            <w:hyperlink w:history="1" r:id="rIdbipf2fdvktyad0jy5rudu">
               <w:r>
                 <w:rPr>
                   <w:rFonts w:ascii="Arial" w:cs="Arial" w:eastAsia="Arial" w:hAnsi="Arial"/>
@@ -3514,7 +3514,7 @@
             <w:pPr>
               <w:spacing w:after="20" w:before="0"/>
             </w:pPr>
-            <w:hyperlink w:history="1" r:id="rIdhzkzyag1tu5oro4rpp4c6">
+            <w:hyperlink w:history="1" r:id="rId7he_yqa_j5wqesvrmscfr">
               <w:r>
                 <w:rPr>
                   <w:rFonts w:ascii="Arial" w:cs="Arial" w:eastAsia="Arial" w:hAnsi="Arial"/>
@@ -3547,7 +3547,7 @@
               <w:spacing w:after="10" w:before="0"/>
               <w:ind w:left="120"/>
             </w:pPr>
-            <w:hyperlink w:history="1" r:id="rIdocqikn5jyusd2kko0mlf7">
+            <w:hyperlink w:history="1" r:id="rIde7kiexo_6sl0rduweiunc">
               <w:r>
                 <w:rPr>
                   <w:rFonts w:ascii="Arial" w:cs="Arial" w:eastAsia="Arial" w:hAnsi="Arial"/>
@@ -3742,7 +3742,7 @@
             <w:pPr>
               <w:spacing w:after="20" w:before="0"/>
             </w:pPr>
-            <w:hyperlink w:history="1" r:id="rIdj4s10xwi7qt3voakbwdhh">
+            <w:hyperlink w:history="1" r:id="rIdjmexaks5pwol1zx5eps55">
               <w:r>
                 <w:rPr>
                   <w:rFonts w:ascii="Arial" w:cs="Arial" w:eastAsia="Arial" w:hAnsi="Arial"/>
@@ -3775,7 +3775,7 @@
               <w:spacing w:after="10" w:before="0"/>
               <w:ind w:left="120"/>
             </w:pPr>
-            <w:hyperlink w:history="1" r:id="rId5whbb0l_4chjdzr04w53n">
+            <w:hyperlink w:history="1" r:id="rId7956dekxhlrewtkxpnewe">
               <w:r>
                 <w:rPr>
                   <w:rFonts w:ascii="Arial" w:cs="Arial" w:eastAsia="Arial" w:hAnsi="Arial"/>
@@ -3820,7 +3820,7 @@
             <w:pPr>
               <w:spacing w:after="20" w:before="0"/>
             </w:pPr>
-            <w:hyperlink w:history="1" r:id="rIdrf7zpt2c4eypcm42kuwvk">
+            <w:hyperlink w:history="1" r:id="rIdgfh_qbrdfttuxy-z9gvwn">
               <w:r>
                 <w:rPr>
                   <w:rFonts w:ascii="Arial" w:cs="Arial" w:eastAsia="Arial" w:hAnsi="Arial"/>
@@ -3853,7 +3853,7 @@
               <w:spacing w:after="10" w:before="0"/>
               <w:ind w:left="120"/>
             </w:pPr>
-            <w:hyperlink w:history="1" r:id="rIdmnrvapbnkwq58s6xvgi4k">
+            <w:hyperlink w:history="1" r:id="rIdn5cavynrmia1x4tk0srwr">
               <w:r>
                 <w:rPr>
                   <w:rFonts w:ascii="Arial" w:cs="Arial" w:eastAsia="Arial" w:hAnsi="Arial"/>
@@ -4048,7 +4048,7 @@
             <w:pPr>
               <w:spacing w:after="20" w:before="0"/>
             </w:pPr>
-            <w:hyperlink w:history="1" r:id="rIdlrhyu2ls39fdn0uti-6sw">
+            <w:hyperlink w:history="1" r:id="rIdkw2oqnzv19itf6ntxwntj">
               <w:r>
                 <w:rPr>
                   <w:rFonts w:ascii="Arial" w:cs="Arial" w:eastAsia="Arial" w:hAnsi="Arial"/>
@@ -4081,7 +4081,7 @@
               <w:spacing w:after="10" w:before="0"/>
               <w:ind w:left="120"/>
             </w:pPr>
-            <w:hyperlink w:history="1" r:id="rId5akbwmpq9s2xlmmys_x91">
+            <w:hyperlink w:history="1" r:id="rIddslnznycnqmkhse9a9myh">
               <w:r>
                 <w:rPr>
                   <w:rFonts w:ascii="Arial" w:cs="Arial" w:eastAsia="Arial" w:hAnsi="Arial"/>
@@ -4126,7 +4126,7 @@
             <w:pPr>
               <w:spacing w:after="20" w:before="0"/>
             </w:pPr>
-            <w:hyperlink w:history="1" r:id="rIditcebmmoxqq5fx1ye2t4u">
+            <w:hyperlink w:history="1" r:id="rIdlc12ezprvf5nw7mghgib4">
               <w:r>
                 <w:rPr>
                   <w:rFonts w:ascii="Arial" w:cs="Arial" w:eastAsia="Arial" w:hAnsi="Arial"/>
@@ -4175,7 +4175,7 @@
               <w:spacing w:after="10" w:before="0"/>
               <w:ind w:left="120"/>
             </w:pPr>
-            <w:hyperlink w:history="1" r:id="rIdmyi2zxdgzkp1ravfgonk3">
+            <w:hyperlink w:history="1" r:id="rIdlnxcwsbsbgi8ez-zemw20">
               <w:r>
                 <w:rPr>
                   <w:rFonts w:ascii="Arial" w:cs="Arial" w:eastAsia="Arial" w:hAnsi="Arial"/>
@@ -4370,7 +4370,7 @@
             <w:pPr>
               <w:spacing w:after="20" w:before="0"/>
             </w:pPr>
-            <w:hyperlink w:history="1" r:id="rIdopdlueqes7c7vhswujy7-">
+            <w:hyperlink w:history="1" r:id="rIdwfy_w73mjuamvrpji4h7x">
               <w:r>
                 <w:rPr>
                   <w:rFonts w:ascii="Arial" w:cs="Arial" w:eastAsia="Arial" w:hAnsi="Arial"/>
@@ -4403,7 +4403,7 @@
               <w:spacing w:after="10" w:before="0"/>
               <w:ind w:left="120"/>
             </w:pPr>
-            <w:hyperlink w:history="1" r:id="rId17ovnvcwqofpeezctahwj">
+            <w:hyperlink w:history="1" r:id="rIdqcec6apcvrfmpyzxscwy_">
               <w:r>
                 <w:rPr>
                   <w:rFonts w:ascii="Arial" w:cs="Arial" w:eastAsia="Arial" w:hAnsi="Arial"/>
@@ -4448,7 +4448,7 @@
             <w:pPr>
               <w:spacing w:after="20" w:before="0"/>
             </w:pPr>
-            <w:hyperlink w:history="1" r:id="rId6a5uwxeerfznehhb_nlnd">
+            <w:hyperlink w:history="1" r:id="rId2u6-qwyvntjzfrwagw9_r">
               <w:r>
                 <w:rPr>
                   <w:rFonts w:ascii="Arial" w:cs="Arial" w:eastAsia="Arial" w:hAnsi="Arial"/>
@@ -4497,7 +4497,7 @@
               <w:spacing w:after="10" w:before="0"/>
               <w:ind w:left="120"/>
             </w:pPr>
-            <w:hyperlink w:history="1" r:id="rIde0jge5zel7pcxzxzpeyqi">
+            <w:hyperlink w:history="1" r:id="rId5exoh5yjlqyaviav5spne">
               <w:r>
                 <w:rPr>
                   <w:rFonts w:ascii="Arial" w:cs="Arial" w:eastAsia="Arial" w:hAnsi="Arial"/>
@@ -4692,7 +4692,7 @@
             <w:pPr>
               <w:spacing w:after="20" w:before="0"/>
             </w:pPr>
-            <w:hyperlink w:history="1" r:id="rIdknjp1im6cx5bdqdzzqod-">
+            <w:hyperlink w:history="1" r:id="rIdrh4prwrfgzzihxmxjem5s">
               <w:r>
                 <w:rPr>
                   <w:rFonts w:ascii="Arial" w:cs="Arial" w:eastAsia="Arial" w:hAnsi="Arial"/>
@@ -4741,7 +4741,7 @@
               <w:spacing w:after="10" w:before="0"/>
               <w:ind w:left="120"/>
             </w:pPr>
-            <w:hyperlink w:history="1" r:id="rIdtpk8sqzb__qux1x98zzmk">
+            <w:hyperlink w:history="1" r:id="rIdesy87tt7eqnjwm9jy-jxn">
               <w:r>
                 <w:rPr>
                   <w:rFonts w:ascii="Arial" w:cs="Arial" w:eastAsia="Arial" w:hAnsi="Arial"/>
@@ -4786,7 +4786,7 @@
             <w:pPr>
               <w:spacing w:after="20" w:before="0"/>
             </w:pPr>
-            <w:hyperlink w:history="1" r:id="rIdyceaqd3lxbztk_vlc6chg">
+            <w:hyperlink w:history="1" r:id="rIdevtbl-mgtudkzeaax7bw6">
               <w:r>
                 <w:rPr>
                   <w:rFonts w:ascii="Arial" w:cs="Arial" w:eastAsia="Arial" w:hAnsi="Arial"/>
@@ -4819,7 +4819,7 @@
               <w:spacing w:after="10" w:before="0"/>
               <w:ind w:left="120"/>
             </w:pPr>
-            <w:hyperlink w:history="1" r:id="rIdefsyjjzwxlfuqwajdzbts">
+            <w:hyperlink w:history="1" r:id="rId0zozubmzc-nfgzl1a6mov">
               <w:r>
                 <w:rPr>
                   <w:rFonts w:ascii="Arial" w:cs="Arial" w:eastAsia="Arial" w:hAnsi="Arial"/>
@@ -5445,7 +5445,7 @@
         </w:rPr>
         <w:t xml:space="preserve">© 2026 SeaVuria and ARES. Aligned with KICD objectives. Developed by SeaVuria; technical implementation by ARES (with AI assistance from Claude). Licensed under </w:t>
       </w:r>
-      <w:hyperlink w:history="1" r:id="rId7ghsgh2r2n7csolbldzvo">
+      <w:hyperlink w:history="1" r:id="rIdjwrtw69ktpunwq6qnizpj">
         <w:r>
           <w:rPr>
             <w:rFonts w:ascii="Arial" w:cs="Arial" w:eastAsia="Arial" w:hAnsi="Arial"/>
@@ -5466,7 +5466,7 @@
         </w:rPr>
         <w:t xml:space="preserve"> (</w:t>
       </w:r>
-      <w:hyperlink w:history="1" r:id="rIde0nrmrbup8-bzkmitchvx">
+      <w:hyperlink w:history="1" r:id="rIdf1buaxmcw8z1kssdoon1l">
         <w:r>
           <w:rPr>
             <w:rFonts w:ascii="Arial" w:cs="Arial" w:eastAsia="Arial" w:hAnsi="Arial"/>
@@ -6479,7 +6479,7 @@
             <w:pPr>
               <w:spacing w:after="20" w:before="0"/>
             </w:pPr>
-            <w:hyperlink w:history="1" r:id="rIdpqdbkcx4lvaloobysw6zv">
+            <w:hyperlink w:history="1" r:id="rIdrlemnhvmmgrij2jznakvj">
               <w:r>
                 <w:rPr>
                   <w:rFonts w:ascii="Arial" w:cs="Arial" w:eastAsia="Arial" w:hAnsi="Arial"/>
@@ -6512,7 +6512,7 @@
               <w:spacing w:after="10" w:before="0"/>
               <w:ind w:left="120"/>
             </w:pPr>
-            <w:hyperlink w:history="1" r:id="rIdk2iynncguizxepahvm43g">
+            <w:hyperlink w:history="1" r:id="rId46fy6aoxskjxw6hfctw-a">
               <w:r>
                 <w:rPr>
                   <w:rFonts w:ascii="Arial" w:cs="Arial" w:eastAsia="Arial" w:hAnsi="Arial"/>
@@ -6557,7 +6557,7 @@
             <w:pPr>
               <w:spacing w:after="20" w:before="0"/>
             </w:pPr>
-            <w:hyperlink w:history="1" r:id="rIdbi1bryu9hmp8ei-xwtbga">
+            <w:hyperlink w:history="1" r:id="rIdx6lc2-etjjm2u549ltjey">
               <w:r>
                 <w:rPr>
                   <w:rFonts w:ascii="Arial" w:cs="Arial" w:eastAsia="Arial" w:hAnsi="Arial"/>
@@ -6590,7 +6590,7 @@
               <w:spacing w:after="10" w:before="0"/>
               <w:ind w:left="120"/>
             </w:pPr>
-            <w:hyperlink w:history="1" r:id="rIdg88qmmcuficnvidb3ie-i">
+            <w:hyperlink w:history="1" r:id="rId11bdeyonvxtzrlylyvxr6">
               <w:r>
                 <w:rPr>
                   <w:rFonts w:ascii="Arial" w:cs="Arial" w:eastAsia="Arial" w:hAnsi="Arial"/>
@@ -6785,7 +6785,7 @@
             <w:pPr>
               <w:spacing w:after="20" w:before="0"/>
             </w:pPr>
-            <w:hyperlink w:history="1" r:id="rIdd1kkqdes3wwdqofwvx8og">
+            <w:hyperlink w:history="1" r:id="rIdhxjikwa3ovzh-nh7viciu">
               <w:r>
                 <w:rPr>
                   <w:rFonts w:ascii="Arial" w:cs="Arial" w:eastAsia="Arial" w:hAnsi="Arial"/>
@@ -6818,7 +6818,7 @@
               <w:spacing w:after="10" w:before="0"/>
               <w:ind w:left="120"/>
             </w:pPr>
-            <w:hyperlink w:history="1" r:id="rIdewkezlkjdufdzcg89ztzz">
+            <w:hyperlink w:history="1" r:id="rIdm_7atswsx5arns3fiun6l">
               <w:r>
                 <w:rPr>
                   <w:rFonts w:ascii="Arial" w:cs="Arial" w:eastAsia="Arial" w:hAnsi="Arial"/>
@@ -6863,7 +6863,7 @@
             <w:pPr>
               <w:spacing w:after="20" w:before="0"/>
             </w:pPr>
-            <w:hyperlink w:history="1" r:id="rIdzij6ut2x-dc4nal5id-ei">
+            <w:hyperlink w:history="1" r:id="rIdglesnbh8op4d8sgn800ts">
               <w:r>
                 <w:rPr>
                   <w:rFonts w:ascii="Arial" w:cs="Arial" w:eastAsia="Arial" w:hAnsi="Arial"/>
@@ -6896,7 +6896,7 @@
               <w:spacing w:after="10" w:before="0"/>
               <w:ind w:left="120"/>
             </w:pPr>
-            <w:hyperlink w:history="1" r:id="rIdgafziv9xphjlwkh4vqicn">
+            <w:hyperlink w:history="1" r:id="rId2zf43b68e3nao4mpjudgm">
               <w:r>
                 <w:rPr>
                   <w:rFonts w:ascii="Arial" w:cs="Arial" w:eastAsia="Arial" w:hAnsi="Arial"/>
@@ -7091,7 +7091,7 @@
             <w:pPr>
               <w:spacing w:after="20" w:before="0"/>
             </w:pPr>
-            <w:hyperlink w:history="1" r:id="rIdqa_pl3-myl-4thcwbubky">
+            <w:hyperlink w:history="1" r:id="rIdaeifptkxqlkhjimjtk6vz">
               <w:r>
                 <w:rPr>
                   <w:rFonts w:ascii="Arial" w:cs="Arial" w:eastAsia="Arial" w:hAnsi="Arial"/>
@@ -7140,7 +7140,7 @@
               <w:spacing w:after="10" w:before="0"/>
               <w:ind w:left="120"/>
             </w:pPr>
-            <w:hyperlink w:history="1" r:id="rIdygtlepsipi16_vnohphz_">
+            <w:hyperlink w:history="1" r:id="rIdoveggjlehkki4s7fzxbvo">
               <w:r>
                 <w:rPr>
                   <w:rFonts w:ascii="Arial" w:cs="Arial" w:eastAsia="Arial" w:hAnsi="Arial"/>
@@ -7185,7 +7185,7 @@
             <w:pPr>
               <w:spacing w:after="20" w:before="0"/>
             </w:pPr>
-            <w:hyperlink w:history="1" r:id="rIdlgxzmktwnnm5vh08flgbr">
+            <w:hyperlink w:history="1" r:id="rIdvigggp93balkxf_hpkqgk">
               <w:r>
                 <w:rPr>
                   <w:rFonts w:ascii="Arial" w:cs="Arial" w:eastAsia="Arial" w:hAnsi="Arial"/>
@@ -7218,7 +7218,7 @@
               <w:spacing w:after="10" w:before="0"/>
               <w:ind w:left="120"/>
             </w:pPr>
-            <w:hyperlink w:history="1" r:id="rIdvpxbckd4j_1iwrwnonoi7">
+            <w:hyperlink w:history="1" r:id="rId3gyhpiwd0j2dhhzexaqmu">
               <w:r>
                 <w:rPr>
                   <w:rFonts w:ascii="Arial" w:cs="Arial" w:eastAsia="Arial" w:hAnsi="Arial"/>
@@ -7413,7 +7413,7 @@
             <w:pPr>
               <w:spacing w:after="20" w:before="0"/>
             </w:pPr>
-            <w:hyperlink w:history="1" r:id="rId9y2bzipmmqkvpjkoowl1s">
+            <w:hyperlink w:history="1" r:id="rIdokye8s_wm60pi5e7-lxwu">
               <w:r>
                 <w:rPr>
                   <w:rFonts w:ascii="Arial" w:cs="Arial" w:eastAsia="Arial" w:hAnsi="Arial"/>
@@ -7462,7 +7462,7 @@
               <w:spacing w:after="10" w:before="0"/>
               <w:ind w:left="120"/>
             </w:pPr>
-            <w:hyperlink w:history="1" r:id="rIdm6ei9apc1xzbvjt3l_dmf">
+            <w:hyperlink w:history="1" r:id="rIdayvfxm_d3wv96zbyjgq6j">
               <w:r>
                 <w:rPr>
                   <w:rFonts w:ascii="Arial" w:cs="Arial" w:eastAsia="Arial" w:hAnsi="Arial"/>
@@ -7507,7 +7507,7 @@
             <w:pPr>
               <w:spacing w:after="20" w:before="0"/>
             </w:pPr>
-            <w:hyperlink w:history="1" r:id="rIdi4b8rcaaipwc1b9hzgho5">
+            <w:hyperlink w:history="1" r:id="rIdlixppfbw1hmhk8a4jzisc">
               <w:r>
                 <w:rPr>
                   <w:rFonts w:ascii="Arial" w:cs="Arial" w:eastAsia="Arial" w:hAnsi="Arial"/>
@@ -7540,7 +7540,7 @@
               <w:spacing w:after="10" w:before="0"/>
               <w:ind w:left="120"/>
             </w:pPr>
-            <w:hyperlink w:history="1" r:id="rId4rdivq1ny7a4bsof8dkr8">
+            <w:hyperlink w:history="1" r:id="rIdjvlduwagy5acu4t0my3iz">
               <w:r>
                 <w:rPr>
                   <w:rFonts w:ascii="Arial" w:cs="Arial" w:eastAsia="Arial" w:hAnsi="Arial"/>
@@ -7735,7 +7735,7 @@
             <w:pPr>
               <w:spacing w:after="20" w:before="0"/>
             </w:pPr>
-            <w:hyperlink w:history="1" r:id="rIdul7x2kaboung1-e-b60mo">
+            <w:hyperlink w:history="1" r:id="rIdeku1l0o95nuetlzx4bjv-">
               <w:r>
                 <w:rPr>
                   <w:rFonts w:ascii="Arial" w:cs="Arial" w:eastAsia="Arial" w:hAnsi="Arial"/>
@@ -7768,7 +7768,7 @@
               <w:spacing w:after="10" w:before="0"/>
               <w:ind w:left="120"/>
             </w:pPr>
-            <w:hyperlink w:history="1" r:id="rIdo61vnswicve42xafrj43w">
+            <w:hyperlink w:history="1" r:id="rIdnbgdmexy-kzaufzcieg9d">
               <w:r>
                 <w:rPr>
                   <w:rFonts w:ascii="Arial" w:cs="Arial" w:eastAsia="Arial" w:hAnsi="Arial"/>
@@ -7813,7 +7813,7 @@
             <w:pPr>
               <w:spacing w:after="20" w:before="0"/>
             </w:pPr>
-            <w:hyperlink w:history="1" r:id="rIdlbc2idyg_asutiqbzhda0">
+            <w:hyperlink w:history="1" r:id="rIdedppa9fagriiiqllsxlwn">
               <w:r>
                 <w:rPr>
                   <w:rFonts w:ascii="Arial" w:cs="Arial" w:eastAsia="Arial" w:hAnsi="Arial"/>
@@ -7846,7 +7846,7 @@
               <w:spacing w:after="10" w:before="0"/>
               <w:ind w:left="120"/>
             </w:pPr>
-            <w:hyperlink w:history="1" r:id="rIdkfmcnyii60hj4z02y6akj">
+            <w:hyperlink w:history="1" r:id="rId1ko8mhbfqo7eyhyuzl7rg">
               <w:r>
                 <w:rPr>
                   <w:rFonts w:ascii="Arial" w:cs="Arial" w:eastAsia="Arial" w:hAnsi="Arial"/>
@@ -8358,7 +8358,7 @@
         </w:rPr>
         <w:t xml:space="preserve">© 2026 SeaVuria and ARES. Aligned with KICD objectives. Developed by SeaVuria; technical implementation by ARES (with AI assistance from Claude). Licensed under </w:t>
       </w:r>
-      <w:hyperlink w:history="1" r:id="rIdewsxh0cnxxm7otfa_mts7">
+      <w:hyperlink w:history="1" r:id="rIdaarpctvfewlpaww6ytvvp">
         <w:r>
           <w:rPr>
             <w:rFonts w:ascii="Arial" w:cs="Arial" w:eastAsia="Arial" w:hAnsi="Arial"/>
@@ -8379,7 +8379,7 @@
         </w:rPr>
         <w:t xml:space="preserve"> (</w:t>
       </w:r>
-      <w:hyperlink w:history="1" r:id="rId3wet6xirkx3c-pxtuzx-_">
+      <w:hyperlink w:history="1" r:id="rIdfuyhov9lqysregjtxhhtq">
         <w:r>
           <w:rPr>
             <w:rFonts w:ascii="Arial" w:cs="Arial" w:eastAsia="Arial" w:hAnsi="Arial"/>
@@ -9392,7 +9392,7 @@
             <w:pPr>
               <w:spacing w:after="20" w:before="0"/>
             </w:pPr>
-            <w:hyperlink w:history="1" r:id="rIdycmkq8miaq3tdb1uzzple">
+            <w:hyperlink w:history="1" r:id="rId0pm5ehvq_lrvddgsykuos">
               <w:r>
                 <w:rPr>
                   <w:rFonts w:ascii="Arial" w:cs="Arial" w:eastAsia="Arial" w:hAnsi="Arial"/>
@@ -9425,7 +9425,7 @@
               <w:spacing w:after="10" w:before="0"/>
               <w:ind w:left="120"/>
             </w:pPr>
-            <w:hyperlink w:history="1" r:id="rIdq-rscfbevxuf-kcj78ayk">
+            <w:hyperlink w:history="1" r:id="rId5sfc4whbngsefxftlbyp4">
               <w:r>
                 <w:rPr>
                   <w:rFonts w:ascii="Arial" w:cs="Arial" w:eastAsia="Arial" w:hAnsi="Arial"/>
@@ -9470,7 +9470,7 @@
             <w:pPr>
               <w:spacing w:after="20" w:before="0"/>
             </w:pPr>
-            <w:hyperlink w:history="1" r:id="rIdrjcpwdvktsg5sxk8acdl4">
+            <w:hyperlink w:history="1" r:id="rIdcnqpbpay_aqa0akofuidm">
               <w:r>
                 <w:rPr>
                   <w:rFonts w:ascii="Arial" w:cs="Arial" w:eastAsia="Arial" w:hAnsi="Arial"/>
@@ -9503,7 +9503,7 @@
               <w:spacing w:after="10" w:before="0"/>
               <w:ind w:left="120"/>
             </w:pPr>
-            <w:hyperlink w:history="1" r:id="rIdzggpqeayyw-tsidlz_4xj">
+            <w:hyperlink w:history="1" r:id="rIdmercdogn6lyfk-cuf-edk">
               <w:r>
                 <w:rPr>
                   <w:rFonts w:ascii="Arial" w:cs="Arial" w:eastAsia="Arial" w:hAnsi="Arial"/>
@@ -9774,7 +9774,7 @@
             <w:pPr>
               <w:spacing w:after="20" w:before="0"/>
             </w:pPr>
-            <w:hyperlink w:history="1" r:id="rId3by9cz0pui7cetnjctewm">
+            <w:hyperlink w:history="1" r:id="rIdzl4kxa87blyg6uprinhco">
               <w:r>
                 <w:rPr>
                   <w:rFonts w:ascii="Arial" w:cs="Arial" w:eastAsia="Arial" w:hAnsi="Arial"/>
@@ -9807,7 +9807,7 @@
               <w:spacing w:after="10" w:before="0"/>
               <w:ind w:left="120"/>
             </w:pPr>
-            <w:hyperlink w:history="1" r:id="rIdybdpjphcxjzkkcqcg39ua">
+            <w:hyperlink w:history="1" r:id="rIdnyak52c-zfxyupo5w-mfg">
               <w:r>
                 <w:rPr>
                   <w:rFonts w:ascii="Arial" w:cs="Arial" w:eastAsia="Arial" w:hAnsi="Arial"/>
@@ -9852,7 +9852,7 @@
             <w:pPr>
               <w:spacing w:after="20" w:before="0"/>
             </w:pPr>
-            <w:hyperlink w:history="1" r:id="rIddxiiokbip9fiexx6e02ae">
+            <w:hyperlink w:history="1" r:id="rIdjoq_rgeloj-uyhijpaquk">
               <w:r>
                 <w:rPr>
                   <w:rFonts w:ascii="Arial" w:cs="Arial" w:eastAsia="Arial" w:hAnsi="Arial"/>
@@ -9885,7 +9885,7 @@
               <w:spacing w:after="10" w:before="0"/>
               <w:ind w:left="120"/>
             </w:pPr>
-            <w:hyperlink w:history="1" r:id="rIdd3lwrv4l2e6haigco30lb">
+            <w:hyperlink w:history="1" r:id="rId52cpttofvlxooikc6luss">
               <w:r>
                 <w:rPr>
                   <w:rFonts w:ascii="Arial" w:cs="Arial" w:eastAsia="Arial" w:hAnsi="Arial"/>
@@ -10156,7 +10156,7 @@
             <w:pPr>
               <w:spacing w:after="20" w:before="0"/>
             </w:pPr>
-            <w:hyperlink w:history="1" r:id="rId8oy1wt8pcvuxmczwjt2gm">
+            <w:hyperlink w:history="1" r:id="rId-8itbgijz45ezxrkkqaqq">
               <w:r>
                 <w:rPr>
                   <w:rFonts w:ascii="Arial" w:cs="Arial" w:eastAsia="Arial" w:hAnsi="Arial"/>
@@ -10189,7 +10189,7 @@
               <w:spacing w:after="10" w:before="0"/>
               <w:ind w:left="120"/>
             </w:pPr>
-            <w:hyperlink w:history="1" r:id="rId2xxeuonlmosnj1su-jss9">
+            <w:hyperlink w:history="1" r:id="rIdxonh6fusezikr7i87cb51">
               <w:r>
                 <w:rPr>
                   <w:rFonts w:ascii="Arial" w:cs="Arial" w:eastAsia="Arial" w:hAnsi="Arial"/>
@@ -10234,7 +10234,7 @@
             <w:pPr>
               <w:spacing w:after="20" w:before="0"/>
             </w:pPr>
-            <w:hyperlink w:history="1" r:id="rId--d50hqiowdaskt4ddhm6">
+            <w:hyperlink w:history="1" r:id="rIdrt2ornscgwktkzvy0fwnm">
               <w:r>
                 <w:rPr>
                   <w:rFonts w:ascii="Arial" w:cs="Arial" w:eastAsia="Arial" w:hAnsi="Arial"/>
@@ -10283,7 +10283,7 @@
               <w:spacing w:after="10" w:before="0"/>
               <w:ind w:left="120"/>
             </w:pPr>
-            <w:hyperlink w:history="1" r:id="rIdrselbgrw-tyjywiunxbg-">
+            <w:hyperlink w:history="1" r:id="rId001rbzfv4ummogp9d5szg">
               <w:r>
                 <w:rPr>
                   <w:rFonts w:ascii="Arial" w:cs="Arial" w:eastAsia="Arial" w:hAnsi="Arial"/>
@@ -10554,7 +10554,7 @@
             <w:pPr>
               <w:spacing w:after="20" w:before="0"/>
             </w:pPr>
-            <w:hyperlink w:history="1" r:id="rId-un8ma5wncq01ndzshc_y">
+            <w:hyperlink w:history="1" r:id="rIdadmlb2v4xmhp0v80jf8bw">
               <w:r>
                 <w:rPr>
                   <w:rFonts w:ascii="Arial" w:cs="Arial" w:eastAsia="Arial" w:hAnsi="Arial"/>
@@ -10587,7 +10587,7 @@
               <w:spacing w:after="10" w:before="0"/>
               <w:ind w:left="120"/>
             </w:pPr>
-            <w:hyperlink w:history="1" r:id="rIdfdynlbp0oinnw4so55aiz">
+            <w:hyperlink w:history="1" r:id="rIdltmddygcnbaa-sfg7cpsh">
               <w:r>
                 <w:rPr>
                   <w:rFonts w:ascii="Arial" w:cs="Arial" w:eastAsia="Arial" w:hAnsi="Arial"/>
@@ -10632,7 +10632,7 @@
             <w:pPr>
               <w:spacing w:after="20" w:before="0"/>
             </w:pPr>
-            <w:hyperlink w:history="1" r:id="rIdeorlrhal0ivvca9ilywry">
+            <w:hyperlink w:history="1" r:id="rIdoefslwabpw6ksbaldgd3i">
               <w:r>
                 <w:rPr>
                   <w:rFonts w:ascii="Arial" w:cs="Arial" w:eastAsia="Arial" w:hAnsi="Arial"/>
@@ -10681,7 +10681,7 @@
               <w:spacing w:after="10" w:before="0"/>
               <w:ind w:left="120"/>
             </w:pPr>
-            <w:hyperlink w:history="1" r:id="rIdguvdjk8xlvvrpra1hkija">
+            <w:hyperlink w:history="1" r:id="rIdizuxjiofqreindwezvtcx">
               <w:r>
                 <w:rPr>
                   <w:rFonts w:ascii="Arial" w:cs="Arial" w:eastAsia="Arial" w:hAnsi="Arial"/>
@@ -10952,7 +10952,7 @@
             <w:pPr>
               <w:spacing w:after="20" w:before="0"/>
             </w:pPr>
-            <w:hyperlink w:history="1" r:id="rIdaaftqs-q2slvlotrwixj1">
+            <w:hyperlink w:history="1" r:id="rIdwcpiwi_p42yn3koqbmaal">
               <w:r>
                 <w:rPr>
                   <w:rFonts w:ascii="Arial" w:cs="Arial" w:eastAsia="Arial" w:hAnsi="Arial"/>
@@ -11001,7 +11001,7 @@
               <w:spacing w:after="10" w:before="0"/>
               <w:ind w:left="120"/>
             </w:pPr>
-            <w:hyperlink w:history="1" r:id="rIdyf1hrmfsthbztgtssnj_a">
+            <w:hyperlink w:history="1" r:id="rId4v5fcsfp8r_--gdjftztk">
               <w:r>
                 <w:rPr>
                   <w:rFonts w:ascii="Arial" w:cs="Arial" w:eastAsia="Arial" w:hAnsi="Arial"/>
@@ -11046,7 +11046,7 @@
             <w:pPr>
               <w:spacing w:after="20" w:before="0"/>
             </w:pPr>
-            <w:hyperlink w:history="1" r:id="rId_srt38dth2dvz5rkqijnp">
+            <w:hyperlink w:history="1" r:id="rIdftiz5k05buglk5c5uboli">
               <w:r>
                 <w:rPr>
                   <w:rFonts w:ascii="Arial" w:cs="Arial" w:eastAsia="Arial" w:hAnsi="Arial"/>
@@ -11079,7 +11079,7 @@
               <w:spacing w:after="10" w:before="0"/>
               <w:ind w:left="120"/>
             </w:pPr>
-            <w:hyperlink w:history="1" r:id="rId8x9oj34srlydo-fb4tzqy">
+            <w:hyperlink w:history="1" r:id="rIdvvllxxradotbunpe7opep">
               <w:r>
                 <w:rPr>
                   <w:rFonts w:ascii="Arial" w:cs="Arial" w:eastAsia="Arial" w:hAnsi="Arial"/>
@@ -11667,7 +11667,7 @@
         </w:rPr>
         <w:t xml:space="preserve">© 2026 SeaVuria and ARES. Aligned with KICD objectives. Developed by SeaVuria; technical implementation by ARES (with AI assistance from Claude). Licensed under </w:t>
       </w:r>
-      <w:hyperlink w:history="1" r:id="rIdglbkc9esdyhssqfnehumm">
+      <w:hyperlink w:history="1" r:id="rIdbli64pg54tqeob-q1na7q">
         <w:r>
           <w:rPr>
             <w:rFonts w:ascii="Arial" w:cs="Arial" w:eastAsia="Arial" w:hAnsi="Arial"/>
@@ -11688,7 +11688,7 @@
         </w:rPr>
         <w:t xml:space="preserve"> (</w:t>
       </w:r>
-      <w:hyperlink w:history="1" r:id="rIdg0exgixt9s41-5zb-qxbt">
+      <w:hyperlink w:history="1" r:id="rIdtjscvw1c5pmj4q1tde_de">
         <w:r>
           <w:rPr>
             <w:rFonts w:ascii="Arial" w:cs="Arial" w:eastAsia="Arial" w:hAnsi="Arial"/>
@@ -12701,7 +12701,7 @@
             <w:pPr>
               <w:spacing w:after="20" w:before="0"/>
             </w:pPr>
-            <w:hyperlink w:history="1" r:id="rIdphsm4x-vgcbzqp88wrs1e">
+            <w:hyperlink w:history="1" r:id="rId0o6zfcwomaphst2cnm5bu">
               <w:r>
                 <w:rPr>
                   <w:rFonts w:ascii="Arial" w:cs="Arial" w:eastAsia="Arial" w:hAnsi="Arial"/>
@@ -12734,7 +12734,7 @@
               <w:spacing w:after="10" w:before="0"/>
               <w:ind w:left="120"/>
             </w:pPr>
-            <w:hyperlink w:history="1" r:id="rIdti_s0iodb3ngpl17ay8ue">
+            <w:hyperlink w:history="1" r:id="rIdzhafwjzuyce3yn-cbhuzw">
               <w:r>
                 <w:rPr>
                   <w:rFonts w:ascii="Arial" w:cs="Arial" w:eastAsia="Arial" w:hAnsi="Arial"/>
@@ -12779,7 +12779,7 @@
             <w:pPr>
               <w:spacing w:after="20" w:before="0"/>
             </w:pPr>
-            <w:hyperlink w:history="1" r:id="rIds5ox3lctrbugwo30b_bc4">
+            <w:hyperlink w:history="1" r:id="rIdo27tjz8zmjjzzk2hkdunh">
               <w:r>
                 <w:rPr>
                   <w:rFonts w:ascii="Arial" w:cs="Arial" w:eastAsia="Arial" w:hAnsi="Arial"/>
@@ -12812,7 +12812,7 @@
               <w:spacing w:after="10" w:before="0"/>
               <w:ind w:left="120"/>
             </w:pPr>
-            <w:hyperlink w:history="1" r:id="rId1r_0umxdueajxywvnbdz7">
+            <w:hyperlink w:history="1" r:id="rIdgdeentxwmopppgi-sca31">
               <w:r>
                 <w:rPr>
                   <w:rFonts w:ascii="Arial" w:cs="Arial" w:eastAsia="Arial" w:hAnsi="Arial"/>
@@ -13007,7 +13007,7 @@
             <w:pPr>
               <w:spacing w:after="20" w:before="0"/>
             </w:pPr>
-            <w:hyperlink w:history="1" r:id="rIdhqpu12moyihym3o0z1mye">
+            <w:hyperlink w:history="1" r:id="rIdn_ey0yynqbifwezgcup0d">
               <w:r>
                 <w:rPr>
                   <w:rFonts w:ascii="Arial" w:cs="Arial" w:eastAsia="Arial" w:hAnsi="Arial"/>
@@ -13040,7 +13040,7 @@
               <w:spacing w:after="10" w:before="0"/>
               <w:ind w:left="120"/>
             </w:pPr>
-            <w:hyperlink w:history="1" r:id="rId-uak30rdaazj_twwno78y">
+            <w:hyperlink w:history="1" r:id="rIdeqlitgxmxz29aa3lrcomg">
               <w:r>
                 <w:rPr>
                   <w:rFonts w:ascii="Arial" w:cs="Arial" w:eastAsia="Arial" w:hAnsi="Arial"/>
@@ -13085,7 +13085,7 @@
             <w:pPr>
               <w:spacing w:after="20" w:before="0"/>
             </w:pPr>
-            <w:hyperlink w:history="1" r:id="rIds-77kswquje7nhgwpmflv">
+            <w:hyperlink w:history="1" r:id="rIdgx0knbbfztforgjgihowd">
               <w:r>
                 <w:rPr>
                   <w:rFonts w:ascii="Arial" w:cs="Arial" w:eastAsia="Arial" w:hAnsi="Arial"/>
@@ -13118,7 +13118,7 @@
               <w:spacing w:after="10" w:before="0"/>
               <w:ind w:left="120"/>
             </w:pPr>
-            <w:hyperlink w:history="1" r:id="rIdr2ti4pbt-ygstwordqbm7">
+            <w:hyperlink w:history="1" r:id="rIdaq6yfdnizyg5v5b5obpsz">
               <w:r>
                 <w:rPr>
                   <w:rFonts w:ascii="Arial" w:cs="Arial" w:eastAsia="Arial" w:hAnsi="Arial"/>
@@ -13313,7 +13313,7 @@
             <w:pPr>
               <w:spacing w:after="20" w:before="0"/>
             </w:pPr>
-            <w:hyperlink w:history="1" r:id="rIdn8ltpdds0jg11txqkzf1o">
+            <w:hyperlink w:history="1" r:id="rIdkvydgjebm1jey9wemknwr">
               <w:r>
                 <w:rPr>
                   <w:rFonts w:ascii="Arial" w:cs="Arial" w:eastAsia="Arial" w:hAnsi="Arial"/>
@@ -13362,7 +13362,7 @@
               <w:spacing w:after="10" w:before="0"/>
               <w:ind w:left="120"/>
             </w:pPr>
-            <w:hyperlink w:history="1" r:id="rIdbg9jtmxdsecfj5kioxq2s">
+            <w:hyperlink w:history="1" r:id="rIdaxurkl4f2zyarufuywjpy">
               <w:r>
                 <w:rPr>
                   <w:rFonts w:ascii="Arial" w:cs="Arial" w:eastAsia="Arial" w:hAnsi="Arial"/>
@@ -13407,7 +13407,7 @@
             <w:pPr>
               <w:spacing w:after="20" w:before="0"/>
             </w:pPr>
-            <w:hyperlink w:history="1" r:id="rIdyazirlij19yhzdyvqr8qk">
+            <w:hyperlink w:history="1" r:id="rIdivexlz1kex_tejalvlnac">
               <w:r>
                 <w:rPr>
                   <w:rFonts w:ascii="Arial" w:cs="Arial" w:eastAsia="Arial" w:hAnsi="Arial"/>
@@ -13440,7 +13440,7 @@
               <w:spacing w:after="10" w:before="0"/>
               <w:ind w:left="120"/>
             </w:pPr>
-            <w:hyperlink w:history="1" r:id="rIdyl_lsasltt7xtjmodupa8">
+            <w:hyperlink w:history="1" r:id="rIdg7ufjciwdzhsemjryjhz1">
               <w:r>
                 <w:rPr>
                   <w:rFonts w:ascii="Arial" w:cs="Arial" w:eastAsia="Arial" w:hAnsi="Arial"/>
@@ -13635,7 +13635,7 @@
             <w:pPr>
               <w:spacing w:after="20" w:before="0"/>
             </w:pPr>
-            <w:hyperlink w:history="1" r:id="rId1eja_eofn-8ukxkhe6o-k">
+            <w:hyperlink w:history="1" r:id="rIdsvjvfntcpk4jjmavdxxie">
               <w:r>
                 <w:rPr>
                   <w:rFonts w:ascii="Arial" w:cs="Arial" w:eastAsia="Arial" w:hAnsi="Arial"/>
@@ -13684,7 +13684,7 @@
               <w:spacing w:after="10" w:before="0"/>
               <w:ind w:left="120"/>
             </w:pPr>
-            <w:hyperlink w:history="1" r:id="rId5mc8mojcch8ihgjc1_6eq">
+            <w:hyperlink w:history="1" r:id="rIdj9rgv66c3szube45jz2zg">
               <w:r>
                 <w:rPr>
                   <w:rFonts w:ascii="Arial" w:cs="Arial" w:eastAsia="Arial" w:hAnsi="Arial"/>
@@ -13729,7 +13729,7 @@
             <w:pPr>
               <w:spacing w:after="20" w:before="0"/>
             </w:pPr>
-            <w:hyperlink w:history="1" r:id="rIdbt7pefe1am6qtsaa2ezer">
+            <w:hyperlink w:history="1" r:id="rIdeun9mzl1eacqgxucgl5ch">
               <w:r>
                 <w:rPr>
                   <w:rFonts w:ascii="Arial" w:cs="Arial" w:eastAsia="Arial" w:hAnsi="Arial"/>
@@ -13762,7 +13762,7 @@
               <w:spacing w:after="10" w:before="0"/>
               <w:ind w:left="120"/>
             </w:pPr>
-            <w:hyperlink w:history="1" r:id="rIdnld9ae4b0ot3kto0tc7l7">
+            <w:hyperlink w:history="1" r:id="rIdtz3nqit4rmqyyvafpfjdv">
               <w:r>
                 <w:rPr>
                   <w:rFonts w:ascii="Arial" w:cs="Arial" w:eastAsia="Arial" w:hAnsi="Arial"/>
@@ -13957,7 +13957,7 @@
             <w:pPr>
               <w:spacing w:after="20" w:before="0"/>
             </w:pPr>
-            <w:hyperlink w:history="1" r:id="rIdunjdd_li0mai6upxle_m7">
+            <w:hyperlink w:history="1" r:id="rIdhj2mlvrplle1xchmju3tr">
               <w:r>
                 <w:rPr>
                   <w:rFonts w:ascii="Arial" w:cs="Arial" w:eastAsia="Arial" w:hAnsi="Arial"/>
@@ -14006,7 +14006,7 @@
               <w:spacing w:after="10" w:before="0"/>
               <w:ind w:left="120"/>
             </w:pPr>
-            <w:hyperlink w:history="1" r:id="rIdgpvvo4n8d7qxce6p0zetb">
+            <w:hyperlink w:history="1" r:id="rIdxxz5bdceh9n3eabm9nnbo">
               <w:r>
                 <w:rPr>
                   <w:rFonts w:ascii="Arial" w:cs="Arial" w:eastAsia="Arial" w:hAnsi="Arial"/>
@@ -14051,7 +14051,7 @@
             <w:pPr>
               <w:spacing w:after="20" w:before="0"/>
             </w:pPr>
-            <w:hyperlink w:history="1" r:id="rIdfgbqhej_sowtfk22zk0cn">
+            <w:hyperlink w:history="1" r:id="rIdedtq28n8vaknz1fs-nkhi">
               <w:r>
                 <w:rPr>
                   <w:rFonts w:ascii="Arial" w:cs="Arial" w:eastAsia="Arial" w:hAnsi="Arial"/>
@@ -14084,7 +14084,7 @@
               <w:spacing w:after="10" w:before="0"/>
               <w:ind w:left="120"/>
             </w:pPr>
-            <w:hyperlink w:history="1" r:id="rId_crn17vulaoiurizuoist">
+            <w:hyperlink w:history="1" r:id="rIdbjzwdmzcsgyfq-s5ecnia">
               <w:r>
                 <w:rPr>
                   <w:rFonts w:ascii="Arial" w:cs="Arial" w:eastAsia="Arial" w:hAnsi="Arial"/>
@@ -14596,7 +14596,7 @@
         </w:rPr>
         <w:t xml:space="preserve">© 2026 SeaVuria and ARES. Aligned with KICD objectives. Developed by SeaVuria; technical implementation by ARES (with AI assistance from Claude). Licensed under </w:t>
       </w:r>
-      <w:hyperlink w:history="1" r:id="rIdcygi0pjhqdalnki4poiyy">
+      <w:hyperlink w:history="1" r:id="rIdzdsdtm80bdoiomf0idjun">
         <w:r>
           <w:rPr>
             <w:rFonts w:ascii="Arial" w:cs="Arial" w:eastAsia="Arial" w:hAnsi="Arial"/>
@@ -14617,7 +14617,7 @@
         </w:rPr>
         <w:t xml:space="preserve"> (</w:t>
       </w:r>
-      <w:hyperlink w:history="1" r:id="rIdpafom1cxag7krwd5qnrkt">
+      <w:hyperlink w:history="1" r:id="rId5rnvwan_hw7xox4xagjk2">
         <w:r>
           <w:rPr>
             <w:rFonts w:ascii="Arial" w:cs="Arial" w:eastAsia="Arial" w:hAnsi="Arial"/>
@@ -15630,7 +15630,7 @@
             <w:pPr>
               <w:spacing w:after="20" w:before="0"/>
             </w:pPr>
-            <w:hyperlink w:history="1" r:id="rIdbr1m1gmac0vru5fssgduq">
+            <w:hyperlink w:history="1" r:id="rIdhtbwsugxi3iekysi7i_dm">
               <w:r>
                 <w:rPr>
                   <w:rFonts w:ascii="Arial" w:cs="Arial" w:eastAsia="Arial" w:hAnsi="Arial"/>
@@ -15663,7 +15663,7 @@
               <w:spacing w:after="10" w:before="0"/>
               <w:ind w:left="120"/>
             </w:pPr>
-            <w:hyperlink w:history="1" r:id="rIdlg6wwubfij0vyz4i8zsxv">
+            <w:hyperlink w:history="1" r:id="rIdz-xkwx1tjujdwbmggtvp8">
               <w:r>
                 <w:rPr>
                   <w:rFonts w:ascii="Arial" w:cs="Arial" w:eastAsia="Arial" w:hAnsi="Arial"/>
@@ -15708,7 +15708,7 @@
             <w:pPr>
               <w:spacing w:after="20" w:before="0"/>
             </w:pPr>
-            <w:hyperlink w:history="1" r:id="rIdytubkz3cunvu8bms9eszu">
+            <w:hyperlink w:history="1" r:id="rIda8yul8jquh8ejs-5i_v_x">
               <w:r>
                 <w:rPr>
                   <w:rFonts w:ascii="Arial" w:cs="Arial" w:eastAsia="Arial" w:hAnsi="Arial"/>
@@ -15741,7 +15741,7 @@
               <w:spacing w:after="10" w:before="0"/>
               <w:ind w:left="120"/>
             </w:pPr>
-            <w:hyperlink w:history="1" r:id="rIdtoxuossdcmypxzsm8xgtf">
+            <w:hyperlink w:history="1" r:id="rIdachw3sjtxotkxw5mk1b-x">
               <w:r>
                 <w:rPr>
                   <w:rFonts w:ascii="Arial" w:cs="Arial" w:eastAsia="Arial" w:hAnsi="Arial"/>
@@ -15936,7 +15936,7 @@
             <w:pPr>
               <w:spacing w:after="20" w:before="0"/>
             </w:pPr>
-            <w:hyperlink w:history="1" r:id="rIdxozadkfv36ctwzisx8qy4">
+            <w:hyperlink w:history="1" r:id="rIdiy-czewcljyrmfqpmkmoe">
               <w:r>
                 <w:rPr>
                   <w:rFonts w:ascii="Arial" w:cs="Arial" w:eastAsia="Arial" w:hAnsi="Arial"/>
@@ -15969,7 +15969,7 @@
               <w:spacing w:after="10" w:before="0"/>
               <w:ind w:left="120"/>
             </w:pPr>
-            <w:hyperlink w:history="1" r:id="rIdforo23w6jg_av5mac2yyu">
+            <w:hyperlink w:history="1" r:id="rIddyyq_a4x8ewvoezgyhvfw">
               <w:r>
                 <w:rPr>
                   <w:rFonts w:ascii="Arial" w:cs="Arial" w:eastAsia="Arial" w:hAnsi="Arial"/>
@@ -16014,7 +16014,7 @@
             <w:pPr>
               <w:spacing w:after="20" w:before="0"/>
             </w:pPr>
-            <w:hyperlink w:history="1" r:id="rIdi9j_d5jxmfd_qhprw2azl">
+            <w:hyperlink w:history="1" r:id="rIdzaywgshnbqp0p9xaiweaj">
               <w:r>
                 <w:rPr>
                   <w:rFonts w:ascii="Arial" w:cs="Arial" w:eastAsia="Arial" w:hAnsi="Arial"/>
@@ -16047,7 +16047,7 @@
               <w:spacing w:after="10" w:before="0"/>
               <w:ind w:left="120"/>
             </w:pPr>
-            <w:hyperlink w:history="1" r:id="rId_vi7losl9mw8aggcyn6fu">
+            <w:hyperlink w:history="1" r:id="rIdxyhb1ghln5xii8tbtbp7p">
               <w:r>
                 <w:rPr>
                   <w:rFonts w:ascii="Arial" w:cs="Arial" w:eastAsia="Arial" w:hAnsi="Arial"/>
@@ -16242,7 +16242,7 @@
             <w:pPr>
               <w:spacing w:after="20" w:before="0"/>
             </w:pPr>
-            <w:hyperlink w:history="1" r:id="rIdbkddfhktvsqkkwe-dkzat">
+            <w:hyperlink w:history="1" r:id="rIdwymppma86ay2omlxtwcxe">
               <w:r>
                 <w:rPr>
                   <w:rFonts w:ascii="Arial" w:cs="Arial" w:eastAsia="Arial" w:hAnsi="Arial"/>
@@ -16291,7 +16291,7 @@
               <w:spacing w:after="10" w:before="0"/>
               <w:ind w:left="120"/>
             </w:pPr>
-            <w:hyperlink w:history="1" r:id="rIdb037tpnmnhg2oindvjxon">
+            <w:hyperlink w:history="1" r:id="rIdbruj78fllfrsjcq_nqaqx">
               <w:r>
                 <w:rPr>
                   <w:rFonts w:ascii="Arial" w:cs="Arial" w:eastAsia="Arial" w:hAnsi="Arial"/>
@@ -16336,7 +16336,7 @@
             <w:pPr>
               <w:spacing w:after="20" w:before="0"/>
             </w:pPr>
-            <w:hyperlink w:history="1" r:id="rIdygv-gqev47c_8qjmrer37">
+            <w:hyperlink w:history="1" r:id="rId-zuxfs7gy-u1v9e3lruby">
               <w:r>
                 <w:rPr>
                   <w:rFonts w:ascii="Arial" w:cs="Arial" w:eastAsia="Arial" w:hAnsi="Arial"/>
@@ -16385,7 +16385,7 @@
               <w:spacing w:after="10" w:before="0"/>
               <w:ind w:left="120"/>
             </w:pPr>
-            <w:hyperlink w:history="1" r:id="rIdp6j5r-irmb1kr1ivotzys">
+            <w:hyperlink w:history="1" r:id="rId1rftkifbf9vjhzyucfa9q">
               <w:r>
                 <w:rPr>
                   <w:rFonts w:ascii="Arial" w:cs="Arial" w:eastAsia="Arial" w:hAnsi="Arial"/>
@@ -16580,7 +16580,7 @@
             <w:pPr>
               <w:spacing w:after="20" w:before="0"/>
             </w:pPr>
-            <w:hyperlink w:history="1" r:id="rIdrgxerfenurr7ixwulqklo">
+            <w:hyperlink w:history="1" r:id="rIdmbjziufo1emakix7idjyu">
               <w:r>
                 <w:rPr>
                   <w:rFonts w:ascii="Arial" w:cs="Arial" w:eastAsia="Arial" w:hAnsi="Arial"/>
@@ -16629,7 +16629,7 @@
               <w:spacing w:after="10" w:before="0"/>
               <w:ind w:left="120"/>
             </w:pPr>
-            <w:hyperlink w:history="1" r:id="rIdelsmahsnnyd-oynj8cdmh">
+            <w:hyperlink w:history="1" r:id="rIdbaqsr95kwm49yqlzevu2s">
               <w:r>
                 <w:rPr>
                   <w:rFonts w:ascii="Arial" w:cs="Arial" w:eastAsia="Arial" w:hAnsi="Arial"/>
@@ -16674,7 +16674,7 @@
             <w:pPr>
               <w:spacing w:after="20" w:before="0"/>
             </w:pPr>
-            <w:hyperlink w:history="1" r:id="rIdp2rx9is4bjcrfbei7pm6a">
+            <w:hyperlink w:history="1" r:id="rIdb1piwbu3rncnibmz9yswa">
               <w:r>
                 <w:rPr>
                   <w:rFonts w:ascii="Arial" w:cs="Arial" w:eastAsia="Arial" w:hAnsi="Arial"/>
@@ -16723,7 +16723,7 @@
               <w:spacing w:after="10" w:before="0"/>
               <w:ind w:left="120"/>
             </w:pPr>
-            <w:hyperlink w:history="1" r:id="rId4o_qmip8ogj6xjbj1apax">
+            <w:hyperlink w:history="1" r:id="rIdw7dc8cnzavwmtsf9i1msy">
               <w:r>
                 <w:rPr>
                   <w:rFonts w:ascii="Arial" w:cs="Arial" w:eastAsia="Arial" w:hAnsi="Arial"/>
@@ -16918,7 +16918,7 @@
             <w:pPr>
               <w:spacing w:after="20" w:before="0"/>
             </w:pPr>
-            <w:hyperlink w:history="1" r:id="rIdk65kozjl7a3-n63f3rnfh">
+            <w:hyperlink w:history="1" r:id="rIdwrt4d4kb9lqamzvas1txf">
               <w:r>
                 <w:rPr>
                   <w:rFonts w:ascii="Arial" w:cs="Arial" w:eastAsia="Arial" w:hAnsi="Arial"/>
@@ -16967,7 +16967,7 @@
               <w:spacing w:after="10" w:before="0"/>
               <w:ind w:left="120"/>
             </w:pPr>
-            <w:hyperlink w:history="1" r:id="rIdimsejm6oul7l9wij0mksc">
+            <w:hyperlink w:history="1" r:id="rIdc_wievocrrhy_ujny2tt9">
               <w:r>
                 <w:rPr>
                   <w:rFonts w:ascii="Arial" w:cs="Arial" w:eastAsia="Arial" w:hAnsi="Arial"/>
@@ -17012,7 +17012,7 @@
             <w:pPr>
               <w:spacing w:after="20" w:before="0"/>
             </w:pPr>
-            <w:hyperlink w:history="1" r:id="rId5d8lnm5viirjuey0blgua">
+            <w:hyperlink w:history="1" r:id="rId1tcah3py7pwkihe-hhaf_">
               <w:r>
                 <w:rPr>
                   <w:rFonts w:ascii="Arial" w:cs="Arial" w:eastAsia="Arial" w:hAnsi="Arial"/>
@@ -17061,7 +17061,7 @@
               <w:spacing w:after="10" w:before="0"/>
               <w:ind w:left="120"/>
             </w:pPr>
-            <w:hyperlink w:history="1" r:id="rIdlpahjwb5ia28p0axnw5vo">
+            <w:hyperlink w:history="1" r:id="rIdbkfrxt0epabb7u0ep9_og">
               <w:r>
                 <w:rPr>
                   <w:rFonts w:ascii="Arial" w:cs="Arial" w:eastAsia="Arial" w:hAnsi="Arial"/>
@@ -17573,7 +17573,7 @@
         </w:rPr>
         <w:t xml:space="preserve">© 2026 SeaVuria and ARES. Aligned with KICD objectives. Developed by SeaVuria; technical implementation by ARES (with AI assistance from Claude). Licensed under </w:t>
       </w:r>
-      <w:hyperlink w:history="1" r:id="rIdsg0vj7ke0ho4zudd3ajcj">
+      <w:hyperlink w:history="1" r:id="rIdejlndfrhlbskqt6ecwswp">
         <w:r>
           <w:rPr>
             <w:rFonts w:ascii="Arial" w:cs="Arial" w:eastAsia="Arial" w:hAnsi="Arial"/>
@@ -17594,7 +17594,7 @@
         </w:rPr>
         <w:t xml:space="preserve"> (</w:t>
       </w:r>
-      <w:hyperlink w:history="1" r:id="rId7sclnaboojae2ya4bl6e4">
+      <w:hyperlink w:history="1" r:id="rIdqpba9xkznuhalpiamhgo6">
         <w:r>
           <w:rPr>
             <w:rFonts w:ascii="Arial" w:cs="Arial" w:eastAsia="Arial" w:hAnsi="Arial"/>
@@ -18607,7 +18607,7 @@
             <w:pPr>
               <w:spacing w:after="20" w:before="0"/>
             </w:pPr>
-            <w:hyperlink w:history="1" r:id="rId_jx0dj4jwbfqi-cvhfhme">
+            <w:hyperlink w:history="1" r:id="rIdgu2sjeojkws1ag_1vns0d">
               <w:r>
                 <w:rPr>
                   <w:rFonts w:ascii="Arial" w:cs="Arial" w:eastAsia="Arial" w:hAnsi="Arial"/>
@@ -18640,7 +18640,7 @@
               <w:spacing w:after="10" w:before="0"/>
               <w:ind w:left="120"/>
             </w:pPr>
-            <w:hyperlink w:history="1" r:id="rIdo_plyw8u3eqtu981ljikg">
+            <w:hyperlink w:history="1" r:id="rIde9nsr3sgknaebfrscqiil">
               <w:r>
                 <w:rPr>
                   <w:rFonts w:ascii="Arial" w:cs="Arial" w:eastAsia="Arial" w:hAnsi="Arial"/>
@@ -18702,7 +18702,7 @@
               <w:spacing w:after="10" w:before="0"/>
               <w:ind w:left="120"/>
             </w:pPr>
-            <w:hyperlink w:history="1" r:id="rIdlqmtvgsn1n9u9dwxhq_sg">
+            <w:hyperlink w:history="1" r:id="rIdnu0rv8ngggqdr8y_pwsmj">
               <w:r>
                 <w:rPr>
                   <w:rFonts w:ascii="Arial" w:cs="Arial" w:eastAsia="Arial" w:hAnsi="Arial"/>
@@ -18912,7 +18912,7 @@
             <w:pPr>
               <w:spacing w:after="20" w:before="0"/>
             </w:pPr>
-            <w:hyperlink w:history="1" r:id="rIdgqsae0lxdg1r7atqmirgo">
+            <w:hyperlink w:history="1" r:id="rIdyybiatbi584i0exnkbmxh">
               <w:r>
                 <w:rPr>
                   <w:rFonts w:ascii="Arial" w:cs="Arial" w:eastAsia="Arial" w:hAnsi="Arial"/>
@@ -18945,7 +18945,7 @@
               <w:spacing w:after="10" w:before="0"/>
               <w:ind w:left="120"/>
             </w:pPr>
-            <w:hyperlink w:history="1" r:id="rIdlh5tabxzjk_ntt-8q-b7s">
+            <w:hyperlink w:history="1" r:id="rId2fkagknqy90le4yx3v1pi">
               <w:r>
                 <w:rPr>
                   <w:rFonts w:ascii="Arial" w:cs="Arial" w:eastAsia="Arial" w:hAnsi="Arial"/>
@@ -19007,7 +19007,7 @@
               <w:spacing w:after="10" w:before="0"/>
               <w:ind w:left="120"/>
             </w:pPr>
-            <w:hyperlink w:history="1" r:id="rId0swmcsqdyvwxflrldysv9">
+            <w:hyperlink w:history="1" r:id="rIdgkjo6cyldt2a2jecqyhyp">
               <w:r>
                 <w:rPr>
                   <w:rFonts w:ascii="Arial" w:cs="Arial" w:eastAsia="Arial" w:hAnsi="Arial"/>
@@ -19217,7 +19217,7 @@
             <w:pPr>
               <w:spacing w:after="20" w:before="0"/>
             </w:pPr>
-            <w:hyperlink w:history="1" r:id="rIdsb5dkyqx2r2glgbphxfwe">
+            <w:hyperlink w:history="1" r:id="rIdmmkgcuv_iqsiesdijcga9">
               <w:r>
                 <w:rPr>
                   <w:rFonts w:ascii="Arial" w:cs="Arial" w:eastAsia="Arial" w:hAnsi="Arial"/>
@@ -19250,7 +19250,7 @@
               <w:spacing w:after="10" w:before="0"/>
               <w:ind w:left="120"/>
             </w:pPr>
-            <w:hyperlink w:history="1" r:id="rIdp7licc6timkbjlkmfubix">
+            <w:hyperlink w:history="1" r:id="rId1tjeobgczu7u9ndrchpza">
               <w:r>
                 <w:rPr>
                   <w:rFonts w:ascii="Arial" w:cs="Arial" w:eastAsia="Arial" w:hAnsi="Arial"/>
@@ -19312,7 +19312,7 @@
               <w:spacing w:after="10" w:before="0"/>
               <w:ind w:left="120"/>
             </w:pPr>
-            <w:hyperlink w:history="1" r:id="rId5g0d3frogfyd4-ikmqmdk">
+            <w:hyperlink w:history="1" r:id="rIdueghkw7yrb_0rmdkxg1a7">
               <w:r>
                 <w:rPr>
                   <w:rFonts w:ascii="Arial" w:cs="Arial" w:eastAsia="Arial" w:hAnsi="Arial"/>
@@ -19522,7 +19522,7 @@
             <w:pPr>
               <w:spacing w:after="20" w:before="0"/>
             </w:pPr>
-            <w:hyperlink w:history="1" r:id="rIdmigmah5-esptckn0aajo_">
+            <w:hyperlink w:history="1" r:id="rId3hup-4hvkrcaogbida9_h">
               <w:r>
                 <w:rPr>
                   <w:rFonts w:ascii="Arial" w:cs="Arial" w:eastAsia="Arial" w:hAnsi="Arial"/>
@@ -19555,7 +19555,7 @@
               <w:spacing w:after="10" w:before="0"/>
               <w:ind w:left="120"/>
             </w:pPr>
-            <w:hyperlink w:history="1" r:id="rIddemfbhz48sqnz3fg-hh38">
+            <w:hyperlink w:history="1" r:id="rIdfggdwhoniummpx1j6gdpk">
               <w:r>
                 <w:rPr>
                   <w:rFonts w:ascii="Arial" w:cs="Arial" w:eastAsia="Arial" w:hAnsi="Arial"/>
@@ -19617,7 +19617,7 @@
               <w:spacing w:after="10" w:before="0"/>
               <w:ind w:left="120"/>
             </w:pPr>
-            <w:hyperlink w:history="1" r:id="rId00jhvirymrzauokco2btl">
+            <w:hyperlink w:history="1" r:id="rIde6hbdjmatbafsozmxakjb">
               <w:r>
                 <w:rPr>
                   <w:rFonts w:ascii="Arial" w:cs="Arial" w:eastAsia="Arial" w:hAnsi="Arial"/>
@@ -19827,7 +19827,7 @@
             <w:pPr>
               <w:spacing w:after="20" w:before="0"/>
             </w:pPr>
-            <w:hyperlink w:history="1" r:id="rIdpnw8_h-baqfal02wvycvk">
+            <w:hyperlink w:history="1" r:id="rIdi0bjdeszhly7kjaqh1q97">
               <w:r>
                 <w:rPr>
                   <w:rFonts w:ascii="Arial" w:cs="Arial" w:eastAsia="Arial" w:hAnsi="Arial"/>
@@ -19876,7 +19876,7 @@
               <w:spacing w:after="10" w:before="0"/>
               <w:ind w:left="120"/>
             </w:pPr>
-            <w:hyperlink w:history="1" r:id="rIdbkhct85u4ftmatjsvijky">
+            <w:hyperlink w:history="1" r:id="rIdojonstgy3gtiibgrc2cyw">
               <w:r>
                 <w:rPr>
                   <w:rFonts w:ascii="Arial" w:cs="Arial" w:eastAsia="Arial" w:hAnsi="Arial"/>
@@ -19938,7 +19938,7 @@
               <w:spacing w:after="10" w:before="0"/>
               <w:ind w:left="120"/>
             </w:pPr>
-            <w:hyperlink w:history="1" r:id="rIdthotkdkqkbgg96vhutbah">
+            <w:hyperlink w:history="1" r:id="rIdsvf-9aejbg2xuzho-niri">
               <w:r>
                 <w:rPr>
                   <w:rFonts w:ascii="Arial" w:cs="Arial" w:eastAsia="Arial" w:hAnsi="Arial"/>
@@ -20655,7 +20655,7 @@
         </w:rPr>
         <w:t xml:space="preserve">© 2026 SeaVuria and ARES. Aligned with KICD objectives. Developed by SeaVuria; technical implementation by ARES (with AI assistance from Claude). Licensed under </w:t>
       </w:r>
-      <w:hyperlink w:history="1" r:id="rId19hnxtapicpgo0yrrw5fw">
+      <w:hyperlink w:history="1" r:id="rIdn0yvvyxbnrel2mij6o3ni">
         <w:r>
           <w:rPr>
             <w:rFonts w:ascii="Arial" w:cs="Arial" w:eastAsia="Arial" w:hAnsi="Arial"/>
@@ -20676,7 +20676,7 @@
         </w:rPr>
         <w:t xml:space="preserve"> (</w:t>
       </w:r>
-      <w:hyperlink w:history="1" r:id="rIdwbw_z-a8o9gzi8yxq6ffa">
+      <w:hyperlink w:history="1" r:id="rIdrt46_q3atorl4igjpc-lu">
         <w:r>
           <w:rPr>
             <w:rFonts w:ascii="Arial" w:cs="Arial" w:eastAsia="Arial" w:hAnsi="Arial"/>
@@ -21689,7 +21689,7 @@
             <w:pPr>
               <w:spacing w:after="20" w:before="0"/>
             </w:pPr>
-            <w:hyperlink w:history="1" r:id="rIdv8obvbpnvvbbeq0xvuo9q">
+            <w:hyperlink w:history="1" r:id="rId8ordpvwdafmumxxcesjp4">
               <w:r>
                 <w:rPr>
                   <w:rFonts w:ascii="Arial" w:cs="Arial" w:eastAsia="Arial" w:hAnsi="Arial"/>
@@ -21722,7 +21722,7 @@
               <w:spacing w:after="10" w:before="0"/>
               <w:ind w:left="120"/>
             </w:pPr>
-            <w:hyperlink w:history="1" r:id="rIdfgy74tqaxiczizmfzaxzu">
+            <w:hyperlink w:history="1" r:id="rIdmja3bduktockqs2dne-k2">
               <w:r>
                 <w:rPr>
                   <w:rFonts w:ascii="Arial" w:cs="Arial" w:eastAsia="Arial" w:hAnsi="Arial"/>
@@ -21767,7 +21767,7 @@
             <w:pPr>
               <w:spacing w:after="20" w:before="0"/>
             </w:pPr>
-            <w:hyperlink w:history="1" r:id="rId56lfjdsfg1vg1enwkqt5y">
+            <w:hyperlink w:history="1" r:id="rIdrvdfbcphljt0_5cqpjx3b">
               <w:r>
                 <w:rPr>
                   <w:rFonts w:ascii="Arial" w:cs="Arial" w:eastAsia="Arial" w:hAnsi="Arial"/>
@@ -21800,7 +21800,7 @@
               <w:spacing w:after="10" w:before="0"/>
               <w:ind w:left="120"/>
             </w:pPr>
-            <w:hyperlink w:history="1" r:id="rIdomyx7ww30lqxeebb5p9t9">
+            <w:hyperlink w:history="1" r:id="rIdg6x8we4h4mmbbabmxjg_y">
               <w:r>
                 <w:rPr>
                   <w:rFonts w:ascii="Arial" w:cs="Arial" w:eastAsia="Arial" w:hAnsi="Arial"/>
@@ -21995,7 +21995,7 @@
             <w:pPr>
               <w:spacing w:after="20" w:before="0"/>
             </w:pPr>
-            <w:hyperlink w:history="1" r:id="rId4xlubkti1xoeddwuwd1ci">
+            <w:hyperlink w:history="1" r:id="rIdxqx3qfwmxtm_c9dqj-8_6">
               <w:r>
                 <w:rPr>
                   <w:rFonts w:ascii="Arial" w:cs="Arial" w:eastAsia="Arial" w:hAnsi="Arial"/>
@@ -22028,7 +22028,7 @@
               <w:spacing w:after="10" w:before="0"/>
               <w:ind w:left="120"/>
             </w:pPr>
-            <w:hyperlink w:history="1" r:id="rIduaykmdv88gw8us8rxtsof">
+            <w:hyperlink w:history="1" r:id="rId_kqxlzrn-rdstovweiqkp">
               <w:r>
                 <w:rPr>
                   <w:rFonts w:ascii="Arial" w:cs="Arial" w:eastAsia="Arial" w:hAnsi="Arial"/>
@@ -22073,7 +22073,7 @@
             <w:pPr>
               <w:spacing w:after="20" w:before="0"/>
             </w:pPr>
-            <w:hyperlink w:history="1" r:id="rId_gxkuoaglzoljdg-d9utf">
+            <w:hyperlink w:history="1" r:id="rId3huwj8czegucmi2ew0-wn">
               <w:r>
                 <w:rPr>
                   <w:rFonts w:ascii="Arial" w:cs="Arial" w:eastAsia="Arial" w:hAnsi="Arial"/>
@@ -22106,7 +22106,7 @@
               <w:spacing w:after="10" w:before="0"/>
               <w:ind w:left="120"/>
             </w:pPr>
-            <w:hyperlink w:history="1" r:id="rIdgvwoppy4f20pdnhvuvyi3">
+            <w:hyperlink w:history="1" r:id="rIdvjfdlw5bztkfgsnn5b5dw">
               <w:r>
                 <w:rPr>
                   <w:rFonts w:ascii="Arial" w:cs="Arial" w:eastAsia="Arial" w:hAnsi="Arial"/>
@@ -22301,7 +22301,7 @@
             <w:pPr>
               <w:spacing w:after="20" w:before="0"/>
             </w:pPr>
-            <w:hyperlink w:history="1" r:id="rIdfu9tinir_l5fr-wichpvb">
+            <w:hyperlink w:history="1" r:id="rIddzlnnjbxx1donku3gb3f-">
               <w:r>
                 <w:rPr>
                   <w:rFonts w:ascii="Arial" w:cs="Arial" w:eastAsia="Arial" w:hAnsi="Arial"/>
@@ -22334,7 +22334,7 @@
               <w:spacing w:after="10" w:before="0"/>
               <w:ind w:left="120"/>
             </w:pPr>
-            <w:hyperlink w:history="1" r:id="rIdw6s33pvabfhiftpmsgzep">
+            <w:hyperlink w:history="1" r:id="rIdswofeavv4ehggax9-13nw">
               <w:r>
                 <w:rPr>
                   <w:rFonts w:ascii="Arial" w:cs="Arial" w:eastAsia="Arial" w:hAnsi="Arial"/>
@@ -22379,7 +22379,7 @@
             <w:pPr>
               <w:spacing w:after="20" w:before="0"/>
             </w:pPr>
-            <w:hyperlink w:history="1" r:id="rIdzoqyo0vjri9rkblf8cwhf">
+            <w:hyperlink w:history="1" r:id="rId2be2jytasha9gaimtgbwm">
               <w:r>
                 <w:rPr>
                   <w:rFonts w:ascii="Arial" w:cs="Arial" w:eastAsia="Arial" w:hAnsi="Arial"/>
@@ -22428,7 +22428,7 @@
               <w:spacing w:after="10" w:before="0"/>
               <w:ind w:left="120"/>
             </w:pPr>
-            <w:hyperlink w:history="1" r:id="rId9lphn9ibmjovlp4k1dmlr">
+            <w:hyperlink w:history="1" r:id="rIdkxiwa_2fkr8kniwclhdpe">
               <w:r>
                 <w:rPr>
                   <w:rFonts w:ascii="Arial" w:cs="Arial" w:eastAsia="Arial" w:hAnsi="Arial"/>
@@ -22623,7 +22623,7 @@
             <w:pPr>
               <w:spacing w:after="20" w:before="0"/>
             </w:pPr>
-            <w:hyperlink w:history="1" r:id="rIdr2qk0ywyvlu5entpqamv8">
+            <w:hyperlink w:history="1" r:id="rIdj8z84hiivnzztndryg2ci">
               <w:r>
                 <w:rPr>
                   <w:rFonts w:ascii="Arial" w:cs="Arial" w:eastAsia="Arial" w:hAnsi="Arial"/>
@@ -22656,7 +22656,7 @@
               <w:spacing w:after="10" w:before="0"/>
               <w:ind w:left="120"/>
             </w:pPr>
-            <w:hyperlink w:history="1" r:id="rIdyt0w_hl2jqwm_yekf9nnv">
+            <w:hyperlink w:history="1" r:id="rIdkzvnuhq_dw5inpbxk1yt_">
               <w:r>
                 <w:rPr>
                   <w:rFonts w:ascii="Arial" w:cs="Arial" w:eastAsia="Arial" w:hAnsi="Arial"/>
@@ -22701,7 +22701,7 @@
             <w:pPr>
               <w:spacing w:after="20" w:before="0"/>
             </w:pPr>
-            <w:hyperlink w:history="1" r:id="rIdhvoe9dkclnbgjby6omupa">
+            <w:hyperlink w:history="1" r:id="rId6jujr_sztoty2hamam1wh">
               <w:r>
                 <w:rPr>
                   <w:rFonts w:ascii="Arial" w:cs="Arial" w:eastAsia="Arial" w:hAnsi="Arial"/>
@@ -22750,7 +22750,7 @@
               <w:spacing w:after="10" w:before="0"/>
               <w:ind w:left="120"/>
             </w:pPr>
-            <w:hyperlink w:history="1" r:id="rIdg3yoovmaokw0bmuuejsqf">
+            <w:hyperlink w:history="1" r:id="rIdp_zh-czjy69eczgkve3g_">
               <w:r>
                 <w:rPr>
                   <w:rFonts w:ascii="Arial" w:cs="Arial" w:eastAsia="Arial" w:hAnsi="Arial"/>
@@ -22945,7 +22945,7 @@
             <w:pPr>
               <w:spacing w:after="20" w:before="0"/>
             </w:pPr>
-            <w:hyperlink w:history="1" r:id="rIdd4k1mz5qdsqyntztjwkwv">
+            <w:hyperlink w:history="1" r:id="rIdskf3dqxt_mvysaemnpwyr">
               <w:r>
                 <w:rPr>
                   <w:rFonts w:ascii="Arial" w:cs="Arial" w:eastAsia="Arial" w:hAnsi="Arial"/>
@@ -22994,7 +22994,7 @@
               <w:spacing w:after="10" w:before="0"/>
               <w:ind w:left="120"/>
             </w:pPr>
-            <w:hyperlink w:history="1" r:id="rIdd19ks2cjedbiurze40zmo">
+            <w:hyperlink w:history="1" r:id="rIdhy1incgsyidfkcdun03s-">
               <w:r>
                 <w:rPr>
                   <w:rFonts w:ascii="Arial" w:cs="Arial" w:eastAsia="Arial" w:hAnsi="Arial"/>
@@ -23039,7 +23039,7 @@
             <w:pPr>
               <w:spacing w:after="20" w:before="0"/>
             </w:pPr>
-            <w:hyperlink w:history="1" r:id="rIdc4d2mimt1uxhajhlge3q4">
+            <w:hyperlink w:history="1" r:id="rIdjomjomv0p63thmeookgxs">
               <w:r>
                 <w:rPr>
                   <w:rFonts w:ascii="Arial" w:cs="Arial" w:eastAsia="Arial" w:hAnsi="Arial"/>
@@ -23088,7 +23088,7 @@
               <w:spacing w:after="10" w:before="0"/>
               <w:ind w:left="120"/>
             </w:pPr>
-            <w:hyperlink w:history="1" r:id="rIdhaessegb6ho6v73ql3m8w">
+            <w:hyperlink w:history="1" r:id="rIdtk70fkcs4j7rb0_m207yx">
               <w:r>
                 <w:rPr>
                   <w:rFonts w:ascii="Arial" w:cs="Arial" w:eastAsia="Arial" w:hAnsi="Arial"/>
@@ -23866,7 +23866,7 @@
         </w:rPr>
         <w:t xml:space="preserve">© 2026 SeaVuria and ARES. Aligned with KICD objectives. Developed by SeaVuria; technical implementation by ARES (with AI assistance from Claude). Licensed under </w:t>
       </w:r>
-      <w:hyperlink w:history="1" r:id="rIdhb2pe8r0xye7gen5zsq9w">
+      <w:hyperlink w:history="1" r:id="rIdvkwyh-i6sl-f2hoyb3icm">
         <w:r>
           <w:rPr>
             <w:rFonts w:ascii="Arial" w:cs="Arial" w:eastAsia="Arial" w:hAnsi="Arial"/>
@@ -23887,7 +23887,7 @@
         </w:rPr>
         <w:t xml:space="preserve"> (</w:t>
       </w:r>
-      <w:hyperlink w:history="1" r:id="rId3lserjq5jvg6qowkjiqn2">
+      <w:hyperlink w:history="1" r:id="rIdvik2yuqsllto7g4bgbbj9">
         <w:r>
           <w:rPr>
             <w:rFonts w:ascii="Arial" w:cs="Arial" w:eastAsia="Arial" w:hAnsi="Arial"/>
@@ -24900,7 +24900,7 @@
             <w:pPr>
               <w:spacing w:after="20" w:before="0"/>
             </w:pPr>
-            <w:hyperlink w:history="1" r:id="rIdabt923mv_b1pnievpgu_6">
+            <w:hyperlink w:history="1" r:id="rIdihcv39tnf0badcapdmxli">
               <w:r>
                 <w:rPr>
                   <w:rFonts w:ascii="Arial" w:cs="Arial" w:eastAsia="Arial" w:hAnsi="Arial"/>
@@ -24933,7 +24933,7 @@
               <w:spacing w:after="10" w:before="0"/>
               <w:ind w:left="120"/>
             </w:pPr>
-            <w:hyperlink w:history="1" r:id="rIdjtp5bdxyjncjhsqdwrjta">
+            <w:hyperlink w:history="1" r:id="rIdxwinak8urtgfya5g1gqma">
               <w:r>
                 <w:rPr>
                   <w:rFonts w:ascii="Arial" w:cs="Arial" w:eastAsia="Arial" w:hAnsi="Arial"/>
@@ -24978,7 +24978,7 @@
             <w:pPr>
               <w:spacing w:after="20" w:before="0"/>
             </w:pPr>
-            <w:hyperlink w:history="1" r:id="rIdhkir0cohslnlqbremnblh">
+            <w:hyperlink w:history="1" r:id="rIdpwe0eoj2slgx_cqayeyhz">
               <w:r>
                 <w:rPr>
                   <w:rFonts w:ascii="Arial" w:cs="Arial" w:eastAsia="Arial" w:hAnsi="Arial"/>
@@ -25011,7 +25011,7 @@
               <w:spacing w:after="10" w:before="0"/>
               <w:ind w:left="120"/>
             </w:pPr>
-            <w:hyperlink w:history="1" r:id="rId_sl-8f6pbti0ssmqtqox8">
+            <w:hyperlink w:history="1" r:id="rIdtg16knruuct606oqlj7k3">
               <w:r>
                 <w:rPr>
                   <w:rFonts w:ascii="Arial" w:cs="Arial" w:eastAsia="Arial" w:hAnsi="Arial"/>
@@ -25206,7 +25206,7 @@
             <w:pPr>
               <w:spacing w:after="20" w:before="0"/>
             </w:pPr>
-            <w:hyperlink w:history="1" r:id="rIdvd_29oka1_utxorfpwx-r">
+            <w:hyperlink w:history="1" r:id="rIdtxvyxot61riup7nl16uuj">
               <w:r>
                 <w:rPr>
                   <w:rFonts w:ascii="Arial" w:cs="Arial" w:eastAsia="Arial" w:hAnsi="Arial"/>
@@ -25239,7 +25239,7 @@
               <w:spacing w:after="10" w:before="0"/>
               <w:ind w:left="120"/>
             </w:pPr>
-            <w:hyperlink w:history="1" r:id="rIdem0udwjkm9dhfkwrxrgsu">
+            <w:hyperlink w:history="1" r:id="rIdq9dqqjndcoluyodgayyr-">
               <w:r>
                 <w:rPr>
                   <w:rFonts w:ascii="Arial" w:cs="Arial" w:eastAsia="Arial" w:hAnsi="Arial"/>
@@ -25284,7 +25284,7 @@
             <w:pPr>
               <w:spacing w:after="20" w:before="0"/>
             </w:pPr>
-            <w:hyperlink w:history="1" r:id="rIdyo7mm6mmdbijjrhu92r22">
+            <w:hyperlink w:history="1" r:id="rIdduycnw5t6sl7c89a7ulr4">
               <w:r>
                 <w:rPr>
                   <w:rFonts w:ascii="Arial" w:cs="Arial" w:eastAsia="Arial" w:hAnsi="Arial"/>
@@ -25317,7 +25317,7 @@
               <w:spacing w:after="10" w:before="0"/>
               <w:ind w:left="120"/>
             </w:pPr>
-            <w:hyperlink w:history="1" r:id="rIdzaexkihpgfwtepofizyqx">
+            <w:hyperlink w:history="1" r:id="rIdykwcl9se9jniw27iyyude">
               <w:r>
                 <w:rPr>
                   <w:rFonts w:ascii="Arial" w:cs="Arial" w:eastAsia="Arial" w:hAnsi="Arial"/>
@@ -25512,7 +25512,7 @@
             <w:pPr>
               <w:spacing w:after="20" w:before="0"/>
             </w:pPr>
-            <w:hyperlink w:history="1" r:id="rIdihklvaawldyx-rd45glsi">
+            <w:hyperlink w:history="1" r:id="rId_c9igr1sq1dbtaodsnd0z">
               <w:r>
                 <w:rPr>
                   <w:rFonts w:ascii="Arial" w:cs="Arial" w:eastAsia="Arial" w:hAnsi="Arial"/>
@@ -25545,7 +25545,7 @@
               <w:spacing w:after="10" w:before="0"/>
               <w:ind w:left="120"/>
             </w:pPr>
-            <w:hyperlink w:history="1" r:id="rIdhlxvt0er69w1t0bruawvf">
+            <w:hyperlink w:history="1" r:id="rIdve_lmajfyxcxj2wyjfars">
               <w:r>
                 <w:rPr>
                   <w:rFonts w:ascii="Arial" w:cs="Arial" w:eastAsia="Arial" w:hAnsi="Arial"/>
@@ -25590,7 +25590,7 @@
             <w:pPr>
               <w:spacing w:after="20" w:before="0"/>
             </w:pPr>
-            <w:hyperlink w:history="1" r:id="rIdxymun-da2gpxirbc1xqsy">
+            <w:hyperlink w:history="1" r:id="rId43goi0qi_uv6mmkztjlaj">
               <w:r>
                 <w:rPr>
                   <w:rFonts w:ascii="Arial" w:cs="Arial" w:eastAsia="Arial" w:hAnsi="Arial"/>
@@ -25639,7 +25639,7 @@
               <w:spacing w:after="10" w:before="0"/>
               <w:ind w:left="120"/>
             </w:pPr>
-            <w:hyperlink w:history="1" r:id="rIdvptzfsmsvls-s00urzrgb">
+            <w:hyperlink w:history="1" r:id="rIdebip9xvfw14hlyo4ebldz">
               <w:r>
                 <w:rPr>
                   <w:rFonts w:ascii="Arial" w:cs="Arial" w:eastAsia="Arial" w:hAnsi="Arial"/>
@@ -25834,7 +25834,7 @@
             <w:pPr>
               <w:spacing w:after="20" w:before="0"/>
             </w:pPr>
-            <w:hyperlink w:history="1" r:id="rIdjs3xrnyyrxyz2g5c3q6qr">
+            <w:hyperlink w:history="1" r:id="rIda8g0ecxfclrk9gjh7alim">
               <w:r>
                 <w:rPr>
                   <w:rFonts w:ascii="Arial" w:cs="Arial" w:eastAsia="Arial" w:hAnsi="Arial"/>
@@ -25867,7 +25867,7 @@
               <w:spacing w:after="10" w:before="0"/>
               <w:ind w:left="120"/>
             </w:pPr>
-            <w:hyperlink w:history="1" r:id="rId2afngozl8ujkdwjm3umhm">
+            <w:hyperlink w:history="1" r:id="rIdct7qn6hwoqxcelfocthcl">
               <w:r>
                 <w:rPr>
                   <w:rFonts w:ascii="Arial" w:cs="Arial" w:eastAsia="Arial" w:hAnsi="Arial"/>
@@ -25912,7 +25912,7 @@
             <w:pPr>
               <w:spacing w:after="20" w:before="0"/>
             </w:pPr>
-            <w:hyperlink w:history="1" r:id="rIde2vjjyhjxb5gqzdtm5pfk">
+            <w:hyperlink w:history="1" r:id="rId0ksm40vwnqt-bq2bzrjsd">
               <w:r>
                 <w:rPr>
                   <w:rFonts w:ascii="Arial" w:cs="Arial" w:eastAsia="Arial" w:hAnsi="Arial"/>
@@ -25961,7 +25961,7 @@
               <w:spacing w:after="10" w:before="0"/>
               <w:ind w:left="120"/>
             </w:pPr>
-            <w:hyperlink w:history="1" r:id="rIdmcyjx356yeck4dkbz5lke">
+            <w:hyperlink w:history="1" r:id="rId7zxnjucpzay415ee368ll">
               <w:r>
                 <w:rPr>
                   <w:rFonts w:ascii="Arial" w:cs="Arial" w:eastAsia="Arial" w:hAnsi="Arial"/>
@@ -26156,7 +26156,7 @@
             <w:pPr>
               <w:spacing w:after="20" w:before="0"/>
             </w:pPr>
-            <w:hyperlink w:history="1" r:id="rIdb7pym0umwjcsma7jfrbjv">
+            <w:hyperlink w:history="1" r:id="rIdzziixhvnwnftyhs9pnhob">
               <w:r>
                 <w:rPr>
                   <w:rFonts w:ascii="Arial" w:cs="Arial" w:eastAsia="Arial" w:hAnsi="Arial"/>
@@ -26205,7 +26205,7 @@
               <w:spacing w:after="10" w:before="0"/>
               <w:ind w:left="120"/>
             </w:pPr>
-            <w:hyperlink w:history="1" r:id="rIdeyx9uce3c5pmsudoatrvg">
+            <w:hyperlink w:history="1" r:id="rIdbyjozggwjetaiep-2kmme">
               <w:r>
                 <w:rPr>
                   <w:rFonts w:ascii="Arial" w:cs="Arial" w:eastAsia="Arial" w:hAnsi="Arial"/>
@@ -26250,7 +26250,7 @@
             <w:pPr>
               <w:spacing w:after="20" w:before="0"/>
             </w:pPr>
-            <w:hyperlink w:history="1" r:id="rIdobkwvv8fyr6q2_ln_ulra">
+            <w:hyperlink w:history="1" r:id="rIdyk4ivpoxyxra7smny9_de">
               <w:r>
                 <w:rPr>
                   <w:rFonts w:ascii="Arial" w:cs="Arial" w:eastAsia="Arial" w:hAnsi="Arial"/>
@@ -26299,7 +26299,7 @@
               <w:spacing w:after="10" w:before="0"/>
               <w:ind w:left="120"/>
             </w:pPr>
-            <w:hyperlink w:history="1" r:id="rIdfgwznii2268z-t7tiw-q1">
+            <w:hyperlink w:history="1" r:id="rIdl2eq8i3sbwmftc2rnupzf">
               <w:r>
                 <w:rPr>
                   <w:rFonts w:ascii="Arial" w:cs="Arial" w:eastAsia="Arial" w:hAnsi="Arial"/>
@@ -26811,7 +26811,7 @@
         </w:rPr>
         <w:t xml:space="preserve">© 2026 SeaVuria and ARES. Aligned with KICD objectives. Developed by SeaVuria; technical implementation by ARES (with AI assistance from Claude). Licensed under </w:t>
       </w:r>
-      <w:hyperlink w:history="1" r:id="rIdwujbulo--ztfoxt3qoqs9">
+      <w:hyperlink w:history="1" r:id="rId7mhtnt67_jba_pn4srhyu">
         <w:r>
           <w:rPr>
             <w:rFonts w:ascii="Arial" w:cs="Arial" w:eastAsia="Arial" w:hAnsi="Arial"/>
@@ -26832,7 +26832,7 @@
         </w:rPr>
         <w:t xml:space="preserve"> (</w:t>
       </w:r>
-      <w:hyperlink w:history="1" r:id="rIdxzdty16fmbrrdf3saxva8">
+      <w:hyperlink w:history="1" r:id="rIdlm_broj_sgzqfivlwulu8">
         <w:r>
           <w:rPr>
             <w:rFonts w:ascii="Arial" w:cs="Arial" w:eastAsia="Arial" w:hAnsi="Arial"/>

--- a/data/outputs/v2/Biology/SS1.3_Cell_Biology/Biology_Cell_Biology_CBE_LessonSequence.docx
+++ b/data/outputs/v2/Biology/SS1.3_Cell_Biology/Biology_Cell_Biology_CBE_LessonSequence.docx
@@ -2384,7 +2384,7 @@
         </w:rPr>
         <w:t xml:space="preserve">© 2026 SeaVuria and ARES. This work is licensed under a </w:t>
       </w:r>
-      <w:hyperlink w:history="1" r:id="rId5b16soaz6qpuz8vlvfhyk">
+      <w:hyperlink w:history="1" r:id="rIdd2gu5ss-xm6i0bkgj4vuy">
         <w:r>
           <w:rPr>
             <w:rFonts w:ascii="Arial" w:cs="Arial" w:eastAsia="Arial" w:hAnsi="Arial"/>
@@ -2404,7 +2404,7 @@
         </w:rPr>
         <w:t xml:space="preserve"> (</w:t>
       </w:r>
-      <w:hyperlink w:history="1" r:id="rIdzkb1717iij_-l6kobt3jc">
+      <w:hyperlink w:history="1" r:id="rIdrvpcllii4uwtqesuk8pev">
         <w:r>
           <w:rPr>
             <w:rFonts w:ascii="Arial" w:cs="Arial" w:eastAsia="Arial" w:hAnsi="Arial"/>
@@ -2424,7 +2424,7 @@
         </w:rPr>
         <w:t xml:space="preserve">). To view a copy of this license, visit </w:t>
       </w:r>
-      <w:hyperlink w:history="1" r:id="rIdmak6s6ot9hevigwliha1y">
+      <w:hyperlink w:history="1" r:id="rId_a_vluak-jge0xadxgri9">
         <w:r>
           <w:rPr>
             <w:rFonts w:ascii="Arial" w:cs="Arial" w:eastAsia="Arial" w:hAnsi="Arial"/>
@@ -3436,7 +3436,7 @@
             <w:pPr>
               <w:spacing w:after="20" w:before="0"/>
             </w:pPr>
-            <w:hyperlink w:history="1" r:id="rIdojiewsd0i7917qzyl7_eh">
+            <w:hyperlink w:history="1" r:id="rIdvmxaxumtwdvn1kr-pmm3k">
               <w:r>
                 <w:rPr>
                   <w:rFonts w:ascii="Arial" w:cs="Arial" w:eastAsia="Arial" w:hAnsi="Arial"/>
@@ -3469,7 +3469,7 @@
               <w:spacing w:after="10" w:before="0"/>
               <w:ind w:left="120"/>
             </w:pPr>
-            <w:hyperlink w:history="1" r:id="rIdbipf2fdvktyad0jy5rudu">
+            <w:hyperlink w:history="1" r:id="rId9vyqu69lxdyn4cs47htpd">
               <w:r>
                 <w:rPr>
                   <w:rFonts w:ascii="Arial" w:cs="Arial" w:eastAsia="Arial" w:hAnsi="Arial"/>
@@ -3514,7 +3514,7 @@
             <w:pPr>
               <w:spacing w:after="20" w:before="0"/>
             </w:pPr>
-            <w:hyperlink w:history="1" r:id="rId7he_yqa_j5wqesvrmscfr">
+            <w:hyperlink w:history="1" r:id="rId97uv33bia3zpyqpvycczz">
               <w:r>
                 <w:rPr>
                   <w:rFonts w:ascii="Arial" w:cs="Arial" w:eastAsia="Arial" w:hAnsi="Arial"/>
@@ -3547,7 +3547,7 @@
               <w:spacing w:after="10" w:before="0"/>
               <w:ind w:left="120"/>
             </w:pPr>
-            <w:hyperlink w:history="1" r:id="rIde7kiexo_6sl0rduweiunc">
+            <w:hyperlink w:history="1" r:id="rIdfvtxlzrcamxs8cp4nqt6a">
               <w:r>
                 <w:rPr>
                   <w:rFonts w:ascii="Arial" w:cs="Arial" w:eastAsia="Arial" w:hAnsi="Arial"/>
@@ -3742,7 +3742,7 @@
             <w:pPr>
               <w:spacing w:after="20" w:before="0"/>
             </w:pPr>
-            <w:hyperlink w:history="1" r:id="rIdjmexaks5pwol1zx5eps55">
+            <w:hyperlink w:history="1" r:id="rIdesj7osig8y9ohemongfhi">
               <w:r>
                 <w:rPr>
                   <w:rFonts w:ascii="Arial" w:cs="Arial" w:eastAsia="Arial" w:hAnsi="Arial"/>
@@ -3775,7 +3775,7 @@
               <w:spacing w:after="10" w:before="0"/>
               <w:ind w:left="120"/>
             </w:pPr>
-            <w:hyperlink w:history="1" r:id="rId7956dekxhlrewtkxpnewe">
+            <w:hyperlink w:history="1" r:id="rIdenazvogvy8oahhp91eh-h">
               <w:r>
                 <w:rPr>
                   <w:rFonts w:ascii="Arial" w:cs="Arial" w:eastAsia="Arial" w:hAnsi="Arial"/>
@@ -3820,7 +3820,7 @@
             <w:pPr>
               <w:spacing w:after="20" w:before="0"/>
             </w:pPr>
-            <w:hyperlink w:history="1" r:id="rIdgfh_qbrdfttuxy-z9gvwn">
+            <w:hyperlink w:history="1" r:id="rIdceo-b0wifubv1goohfqaw">
               <w:r>
                 <w:rPr>
                   <w:rFonts w:ascii="Arial" w:cs="Arial" w:eastAsia="Arial" w:hAnsi="Arial"/>
@@ -3853,7 +3853,7 @@
               <w:spacing w:after="10" w:before="0"/>
               <w:ind w:left="120"/>
             </w:pPr>
-            <w:hyperlink w:history="1" r:id="rIdn5cavynrmia1x4tk0srwr">
+            <w:hyperlink w:history="1" r:id="rId40o25sqnntqitrk0nh_kh">
               <w:r>
                 <w:rPr>
                   <w:rFonts w:ascii="Arial" w:cs="Arial" w:eastAsia="Arial" w:hAnsi="Arial"/>
@@ -4048,7 +4048,7 @@
             <w:pPr>
               <w:spacing w:after="20" w:before="0"/>
             </w:pPr>
-            <w:hyperlink w:history="1" r:id="rIdkw2oqnzv19itf6ntxwntj">
+            <w:hyperlink w:history="1" r:id="rIdku6kpbhknqrr3levz3xx3">
               <w:r>
                 <w:rPr>
                   <w:rFonts w:ascii="Arial" w:cs="Arial" w:eastAsia="Arial" w:hAnsi="Arial"/>
@@ -4081,7 +4081,7 @@
               <w:spacing w:after="10" w:before="0"/>
               <w:ind w:left="120"/>
             </w:pPr>
-            <w:hyperlink w:history="1" r:id="rIddslnznycnqmkhse9a9myh">
+            <w:hyperlink w:history="1" r:id="rIdbjlqbx-kt-mhwae5jbeuc">
               <w:r>
                 <w:rPr>
                   <w:rFonts w:ascii="Arial" w:cs="Arial" w:eastAsia="Arial" w:hAnsi="Arial"/>
@@ -4126,7 +4126,7 @@
             <w:pPr>
               <w:spacing w:after="20" w:before="0"/>
             </w:pPr>
-            <w:hyperlink w:history="1" r:id="rIdlc12ezprvf5nw7mghgib4">
+            <w:hyperlink w:history="1" r:id="rIdyhp1liqghzdci6mn-qu1_">
               <w:r>
                 <w:rPr>
                   <w:rFonts w:ascii="Arial" w:cs="Arial" w:eastAsia="Arial" w:hAnsi="Arial"/>
@@ -4175,7 +4175,7 @@
               <w:spacing w:after="10" w:before="0"/>
               <w:ind w:left="120"/>
             </w:pPr>
-            <w:hyperlink w:history="1" r:id="rIdlnxcwsbsbgi8ez-zemw20">
+            <w:hyperlink w:history="1" r:id="rIdbzhgm02hx7nqlxevdvgvh">
               <w:r>
                 <w:rPr>
                   <w:rFonts w:ascii="Arial" w:cs="Arial" w:eastAsia="Arial" w:hAnsi="Arial"/>
@@ -4370,7 +4370,7 @@
             <w:pPr>
               <w:spacing w:after="20" w:before="0"/>
             </w:pPr>
-            <w:hyperlink w:history="1" r:id="rIdwfy_w73mjuamvrpji4h7x">
+            <w:hyperlink w:history="1" r:id="rIdzkxrbh1m1hhyjqwwg6b9b">
               <w:r>
                 <w:rPr>
                   <w:rFonts w:ascii="Arial" w:cs="Arial" w:eastAsia="Arial" w:hAnsi="Arial"/>
@@ -4403,7 +4403,7 @@
               <w:spacing w:after="10" w:before="0"/>
               <w:ind w:left="120"/>
             </w:pPr>
-            <w:hyperlink w:history="1" r:id="rIdqcec6apcvrfmpyzxscwy_">
+            <w:hyperlink w:history="1" r:id="rId90iuncqabawgondx0-xlk">
               <w:r>
                 <w:rPr>
                   <w:rFonts w:ascii="Arial" w:cs="Arial" w:eastAsia="Arial" w:hAnsi="Arial"/>
@@ -4448,7 +4448,7 @@
             <w:pPr>
               <w:spacing w:after="20" w:before="0"/>
             </w:pPr>
-            <w:hyperlink w:history="1" r:id="rId2u6-qwyvntjzfrwagw9_r">
+            <w:hyperlink w:history="1" r:id="rIdvjvsyq0dwbfsngyd6omhl">
               <w:r>
                 <w:rPr>
                   <w:rFonts w:ascii="Arial" w:cs="Arial" w:eastAsia="Arial" w:hAnsi="Arial"/>
@@ -4497,7 +4497,7 @@
               <w:spacing w:after="10" w:before="0"/>
               <w:ind w:left="120"/>
             </w:pPr>
-            <w:hyperlink w:history="1" r:id="rId5exoh5yjlqyaviav5spne">
+            <w:hyperlink w:history="1" r:id="rIdvkj_dbvgl_p5rkhm5z1vu">
               <w:r>
                 <w:rPr>
                   <w:rFonts w:ascii="Arial" w:cs="Arial" w:eastAsia="Arial" w:hAnsi="Arial"/>
@@ -4692,7 +4692,7 @@
             <w:pPr>
               <w:spacing w:after="20" w:before="0"/>
             </w:pPr>
-            <w:hyperlink w:history="1" r:id="rIdrh4prwrfgzzihxmxjem5s">
+            <w:hyperlink w:history="1" r:id="rIdfl3ad-_gidkjfwyvsxaty">
               <w:r>
                 <w:rPr>
                   <w:rFonts w:ascii="Arial" w:cs="Arial" w:eastAsia="Arial" w:hAnsi="Arial"/>
@@ -4741,7 +4741,7 @@
               <w:spacing w:after="10" w:before="0"/>
               <w:ind w:left="120"/>
             </w:pPr>
-            <w:hyperlink w:history="1" r:id="rIdesy87tt7eqnjwm9jy-jxn">
+            <w:hyperlink w:history="1" r:id="rId6sqst5iwur1_tutu6zxzq">
               <w:r>
                 <w:rPr>
                   <w:rFonts w:ascii="Arial" w:cs="Arial" w:eastAsia="Arial" w:hAnsi="Arial"/>
@@ -4786,7 +4786,7 @@
             <w:pPr>
               <w:spacing w:after="20" w:before="0"/>
             </w:pPr>
-            <w:hyperlink w:history="1" r:id="rIdevtbl-mgtudkzeaax7bw6">
+            <w:hyperlink w:history="1" r:id="rId0irgceodkkojk7ps9q0oa">
               <w:r>
                 <w:rPr>
                   <w:rFonts w:ascii="Arial" w:cs="Arial" w:eastAsia="Arial" w:hAnsi="Arial"/>
@@ -4819,7 +4819,7 @@
               <w:spacing w:after="10" w:before="0"/>
               <w:ind w:left="120"/>
             </w:pPr>
-            <w:hyperlink w:history="1" r:id="rId0zozubmzc-nfgzl1a6mov">
+            <w:hyperlink w:history="1" r:id="rIduojteml5lmproqizgdl3x">
               <w:r>
                 <w:rPr>
                   <w:rFonts w:ascii="Arial" w:cs="Arial" w:eastAsia="Arial" w:hAnsi="Arial"/>
@@ -5445,7 +5445,7 @@
         </w:rPr>
         <w:t xml:space="preserve">© 2026 SeaVuria and ARES. Aligned with KICD objectives. Developed by SeaVuria; technical implementation by ARES (with AI assistance from Claude). Licensed under </w:t>
       </w:r>
-      <w:hyperlink w:history="1" r:id="rIdjwrtw69ktpunwq6qnizpj">
+      <w:hyperlink w:history="1" r:id="rId1ifht0-ft6th2qq0g6bbp">
         <w:r>
           <w:rPr>
             <w:rFonts w:ascii="Arial" w:cs="Arial" w:eastAsia="Arial" w:hAnsi="Arial"/>
@@ -5466,7 +5466,7 @@
         </w:rPr>
         <w:t xml:space="preserve"> (</w:t>
       </w:r>
-      <w:hyperlink w:history="1" r:id="rIdf1buaxmcw8z1kssdoon1l">
+      <w:hyperlink w:history="1" r:id="rIdyij-jbq5t6hfetmkydytp">
         <w:r>
           <w:rPr>
             <w:rFonts w:ascii="Arial" w:cs="Arial" w:eastAsia="Arial" w:hAnsi="Arial"/>
@@ -6479,7 +6479,7 @@
             <w:pPr>
               <w:spacing w:after="20" w:before="0"/>
             </w:pPr>
-            <w:hyperlink w:history="1" r:id="rIdrlemnhvmmgrij2jznakvj">
+            <w:hyperlink w:history="1" r:id="rId4z2t8okoaij1ppszk6xl8">
               <w:r>
                 <w:rPr>
                   <w:rFonts w:ascii="Arial" w:cs="Arial" w:eastAsia="Arial" w:hAnsi="Arial"/>
@@ -6512,7 +6512,7 @@
               <w:spacing w:after="10" w:before="0"/>
               <w:ind w:left="120"/>
             </w:pPr>
-            <w:hyperlink w:history="1" r:id="rId46fy6aoxskjxw6hfctw-a">
+            <w:hyperlink w:history="1" r:id="rIdlgnsfkkzye1wihevw4cgr">
               <w:r>
                 <w:rPr>
                   <w:rFonts w:ascii="Arial" w:cs="Arial" w:eastAsia="Arial" w:hAnsi="Arial"/>
@@ -6557,7 +6557,7 @@
             <w:pPr>
               <w:spacing w:after="20" w:before="0"/>
             </w:pPr>
-            <w:hyperlink w:history="1" r:id="rIdx6lc2-etjjm2u549ltjey">
+            <w:hyperlink w:history="1" r:id="rIdk7cbvsxwlcihle3e0t7rc">
               <w:r>
                 <w:rPr>
                   <w:rFonts w:ascii="Arial" w:cs="Arial" w:eastAsia="Arial" w:hAnsi="Arial"/>
@@ -6590,7 +6590,7 @@
               <w:spacing w:after="10" w:before="0"/>
               <w:ind w:left="120"/>
             </w:pPr>
-            <w:hyperlink w:history="1" r:id="rId11bdeyonvxtzrlylyvxr6">
+            <w:hyperlink w:history="1" r:id="rId4xjhjqvape0ngh90hzok9">
               <w:r>
                 <w:rPr>
                   <w:rFonts w:ascii="Arial" w:cs="Arial" w:eastAsia="Arial" w:hAnsi="Arial"/>
@@ -6785,7 +6785,7 @@
             <w:pPr>
               <w:spacing w:after="20" w:before="0"/>
             </w:pPr>
-            <w:hyperlink w:history="1" r:id="rIdhxjikwa3ovzh-nh7viciu">
+            <w:hyperlink w:history="1" r:id="rIdpcfleiapdx3fyjiqrwoyt">
               <w:r>
                 <w:rPr>
                   <w:rFonts w:ascii="Arial" w:cs="Arial" w:eastAsia="Arial" w:hAnsi="Arial"/>
@@ -6818,7 +6818,7 @@
               <w:spacing w:after="10" w:before="0"/>
               <w:ind w:left="120"/>
             </w:pPr>
-            <w:hyperlink w:history="1" r:id="rIdm_7atswsx5arns3fiun6l">
+            <w:hyperlink w:history="1" r:id="rId1s1ntrwyjjsygfkuj3_sm">
               <w:r>
                 <w:rPr>
                   <w:rFonts w:ascii="Arial" w:cs="Arial" w:eastAsia="Arial" w:hAnsi="Arial"/>
@@ -6863,7 +6863,7 @@
             <w:pPr>
               <w:spacing w:after="20" w:before="0"/>
             </w:pPr>
-            <w:hyperlink w:history="1" r:id="rIdglesnbh8op4d8sgn800ts">
+            <w:hyperlink w:history="1" r:id="rIdvdro1q1qoe4sq8sgp_wzc">
               <w:r>
                 <w:rPr>
                   <w:rFonts w:ascii="Arial" w:cs="Arial" w:eastAsia="Arial" w:hAnsi="Arial"/>
@@ -6896,7 +6896,7 @@
               <w:spacing w:after="10" w:before="0"/>
               <w:ind w:left="120"/>
             </w:pPr>
-            <w:hyperlink w:history="1" r:id="rId2zf43b68e3nao4mpjudgm">
+            <w:hyperlink w:history="1" r:id="rIdottff8qypsyi9bk_c1r0q">
               <w:r>
                 <w:rPr>
                   <w:rFonts w:ascii="Arial" w:cs="Arial" w:eastAsia="Arial" w:hAnsi="Arial"/>
@@ -7091,7 +7091,7 @@
             <w:pPr>
               <w:spacing w:after="20" w:before="0"/>
             </w:pPr>
-            <w:hyperlink w:history="1" r:id="rIdaeifptkxqlkhjimjtk6vz">
+            <w:hyperlink w:history="1" r:id="rIdf3e11r8govrkqy4umdgos">
               <w:r>
                 <w:rPr>
                   <w:rFonts w:ascii="Arial" w:cs="Arial" w:eastAsia="Arial" w:hAnsi="Arial"/>
@@ -7140,7 +7140,7 @@
               <w:spacing w:after="10" w:before="0"/>
               <w:ind w:left="120"/>
             </w:pPr>
-            <w:hyperlink w:history="1" r:id="rIdoveggjlehkki4s7fzxbvo">
+            <w:hyperlink w:history="1" r:id="rIdz7vpmupsk_4kwunbf9tkc">
               <w:r>
                 <w:rPr>
                   <w:rFonts w:ascii="Arial" w:cs="Arial" w:eastAsia="Arial" w:hAnsi="Arial"/>
@@ -7185,7 +7185,7 @@
             <w:pPr>
               <w:spacing w:after="20" w:before="0"/>
             </w:pPr>
-            <w:hyperlink w:history="1" r:id="rIdvigggp93balkxf_hpkqgk">
+            <w:hyperlink w:history="1" r:id="rId4l_kra2xj_e4cfdequktp">
               <w:r>
                 <w:rPr>
                   <w:rFonts w:ascii="Arial" w:cs="Arial" w:eastAsia="Arial" w:hAnsi="Arial"/>
@@ -7218,7 +7218,7 @@
               <w:spacing w:after="10" w:before="0"/>
               <w:ind w:left="120"/>
             </w:pPr>
-            <w:hyperlink w:history="1" r:id="rId3gyhpiwd0j2dhhzexaqmu">
+            <w:hyperlink w:history="1" r:id="rIdrt9yhc4vgu7kfysoitbmx">
               <w:r>
                 <w:rPr>
                   <w:rFonts w:ascii="Arial" w:cs="Arial" w:eastAsia="Arial" w:hAnsi="Arial"/>
@@ -7413,7 +7413,7 @@
             <w:pPr>
               <w:spacing w:after="20" w:before="0"/>
             </w:pPr>
-            <w:hyperlink w:history="1" r:id="rIdokye8s_wm60pi5e7-lxwu">
+            <w:hyperlink w:history="1" r:id="rIdh7ls640ev2sqgm281r1rp">
               <w:r>
                 <w:rPr>
                   <w:rFonts w:ascii="Arial" w:cs="Arial" w:eastAsia="Arial" w:hAnsi="Arial"/>
@@ -7462,7 +7462,7 @@
               <w:spacing w:after="10" w:before="0"/>
               <w:ind w:left="120"/>
             </w:pPr>
-            <w:hyperlink w:history="1" r:id="rIdayvfxm_d3wv96zbyjgq6j">
+            <w:hyperlink w:history="1" r:id="rIdybl87kemj9ugao2ifaxav">
               <w:r>
                 <w:rPr>
                   <w:rFonts w:ascii="Arial" w:cs="Arial" w:eastAsia="Arial" w:hAnsi="Arial"/>
@@ -7507,7 +7507,7 @@
             <w:pPr>
               <w:spacing w:after="20" w:before="0"/>
             </w:pPr>
-            <w:hyperlink w:history="1" r:id="rIdlixppfbw1hmhk8a4jzisc">
+            <w:hyperlink w:history="1" r:id="rIdflwtnlglnazyqhqcu4ym_">
               <w:r>
                 <w:rPr>
                   <w:rFonts w:ascii="Arial" w:cs="Arial" w:eastAsia="Arial" w:hAnsi="Arial"/>
@@ -7540,7 +7540,7 @@
               <w:spacing w:after="10" w:before="0"/>
               <w:ind w:left="120"/>
             </w:pPr>
-            <w:hyperlink w:history="1" r:id="rIdjvlduwagy5acu4t0my3iz">
+            <w:hyperlink w:history="1" r:id="rIdc6qme6ad6qihd78uqc8g_">
               <w:r>
                 <w:rPr>
                   <w:rFonts w:ascii="Arial" w:cs="Arial" w:eastAsia="Arial" w:hAnsi="Arial"/>
@@ -7735,7 +7735,7 @@
             <w:pPr>
               <w:spacing w:after="20" w:before="0"/>
             </w:pPr>
-            <w:hyperlink w:history="1" r:id="rIdeku1l0o95nuetlzx4bjv-">
+            <w:hyperlink w:history="1" r:id="rIdoa-tb8hpf2qhhpt0phd4y">
               <w:r>
                 <w:rPr>
                   <w:rFonts w:ascii="Arial" w:cs="Arial" w:eastAsia="Arial" w:hAnsi="Arial"/>
@@ -7768,7 +7768,7 @@
               <w:spacing w:after="10" w:before="0"/>
               <w:ind w:left="120"/>
             </w:pPr>
-            <w:hyperlink w:history="1" r:id="rIdnbgdmexy-kzaufzcieg9d">
+            <w:hyperlink w:history="1" r:id="rId0_lyaam_griazhu1xkuf6">
               <w:r>
                 <w:rPr>
                   <w:rFonts w:ascii="Arial" w:cs="Arial" w:eastAsia="Arial" w:hAnsi="Arial"/>
@@ -7813,7 +7813,7 @@
             <w:pPr>
               <w:spacing w:after="20" w:before="0"/>
             </w:pPr>
-            <w:hyperlink w:history="1" r:id="rIdedppa9fagriiiqllsxlwn">
+            <w:hyperlink w:history="1" r:id="rIdlng-amoiocucuytsjnd4e">
               <w:r>
                 <w:rPr>
                   <w:rFonts w:ascii="Arial" w:cs="Arial" w:eastAsia="Arial" w:hAnsi="Arial"/>
@@ -7846,7 +7846,7 @@
               <w:spacing w:after="10" w:before="0"/>
               <w:ind w:left="120"/>
             </w:pPr>
-            <w:hyperlink w:history="1" r:id="rId1ko8mhbfqo7eyhyuzl7rg">
+            <w:hyperlink w:history="1" r:id="rId0zpophsqx9s45riv_7ptd">
               <w:r>
                 <w:rPr>
                   <w:rFonts w:ascii="Arial" w:cs="Arial" w:eastAsia="Arial" w:hAnsi="Arial"/>
@@ -8358,7 +8358,7 @@
         </w:rPr>
         <w:t xml:space="preserve">© 2026 SeaVuria and ARES. Aligned with KICD objectives. Developed by SeaVuria; technical implementation by ARES (with AI assistance from Claude). Licensed under </w:t>
       </w:r>
-      <w:hyperlink w:history="1" r:id="rIdaarpctvfewlpaww6ytvvp">
+      <w:hyperlink w:history="1" r:id="rId1u6xog8hglmahn1yj72ax">
         <w:r>
           <w:rPr>
             <w:rFonts w:ascii="Arial" w:cs="Arial" w:eastAsia="Arial" w:hAnsi="Arial"/>
@@ -8379,7 +8379,7 @@
         </w:rPr>
         <w:t xml:space="preserve"> (</w:t>
       </w:r>
-      <w:hyperlink w:history="1" r:id="rIdfuyhov9lqysregjtxhhtq">
+      <w:hyperlink w:history="1" r:id="rIdgrvp94myzimroohuzd8oa">
         <w:r>
           <w:rPr>
             <w:rFonts w:ascii="Arial" w:cs="Arial" w:eastAsia="Arial" w:hAnsi="Arial"/>
@@ -9392,7 +9392,7 @@
             <w:pPr>
               <w:spacing w:after="20" w:before="0"/>
             </w:pPr>
-            <w:hyperlink w:history="1" r:id="rId0pm5ehvq_lrvddgsykuos">
+            <w:hyperlink w:history="1" r:id="rIdzbcx8mwbz4zcydc4zeypu">
               <w:r>
                 <w:rPr>
                   <w:rFonts w:ascii="Arial" w:cs="Arial" w:eastAsia="Arial" w:hAnsi="Arial"/>
@@ -9425,7 +9425,7 @@
               <w:spacing w:after="10" w:before="0"/>
               <w:ind w:left="120"/>
             </w:pPr>
-            <w:hyperlink w:history="1" r:id="rId5sfc4whbngsefxftlbyp4">
+            <w:hyperlink w:history="1" r:id="rIdm94cffd1l3cggilz2rmfm">
               <w:r>
                 <w:rPr>
                   <w:rFonts w:ascii="Arial" w:cs="Arial" w:eastAsia="Arial" w:hAnsi="Arial"/>
@@ -9470,7 +9470,7 @@
             <w:pPr>
               <w:spacing w:after="20" w:before="0"/>
             </w:pPr>
-            <w:hyperlink w:history="1" r:id="rIdcnqpbpay_aqa0akofuidm">
+            <w:hyperlink w:history="1" r:id="rIdnmxfgjuesk71jayi_cw_h">
               <w:r>
                 <w:rPr>
                   <w:rFonts w:ascii="Arial" w:cs="Arial" w:eastAsia="Arial" w:hAnsi="Arial"/>
@@ -9503,7 +9503,7 @@
               <w:spacing w:after="10" w:before="0"/>
               <w:ind w:left="120"/>
             </w:pPr>
-            <w:hyperlink w:history="1" r:id="rIdmercdogn6lyfk-cuf-edk">
+            <w:hyperlink w:history="1" r:id="rIdt0ujgypkkxau1-8a7ye01">
               <w:r>
                 <w:rPr>
                   <w:rFonts w:ascii="Arial" w:cs="Arial" w:eastAsia="Arial" w:hAnsi="Arial"/>
@@ -9774,7 +9774,7 @@
             <w:pPr>
               <w:spacing w:after="20" w:before="0"/>
             </w:pPr>
-            <w:hyperlink w:history="1" r:id="rIdzl4kxa87blyg6uprinhco">
+            <w:hyperlink w:history="1" r:id="rIdkr6q7ov9e3f1snv8gnhdp">
               <w:r>
                 <w:rPr>
                   <w:rFonts w:ascii="Arial" w:cs="Arial" w:eastAsia="Arial" w:hAnsi="Arial"/>
@@ -9807,7 +9807,7 @@
               <w:spacing w:after="10" w:before="0"/>
               <w:ind w:left="120"/>
             </w:pPr>
-            <w:hyperlink w:history="1" r:id="rIdnyak52c-zfxyupo5w-mfg">
+            <w:hyperlink w:history="1" r:id="rIdfxlyevlr7mw4fll3yzwq3">
               <w:r>
                 <w:rPr>
                   <w:rFonts w:ascii="Arial" w:cs="Arial" w:eastAsia="Arial" w:hAnsi="Arial"/>
@@ -9852,7 +9852,7 @@
             <w:pPr>
               <w:spacing w:after="20" w:before="0"/>
             </w:pPr>
-            <w:hyperlink w:history="1" r:id="rIdjoq_rgeloj-uyhijpaquk">
+            <w:hyperlink w:history="1" r:id="rIdlpjx8lonj1k655odimfph">
               <w:r>
                 <w:rPr>
                   <w:rFonts w:ascii="Arial" w:cs="Arial" w:eastAsia="Arial" w:hAnsi="Arial"/>
@@ -9885,7 +9885,7 @@
               <w:spacing w:after="10" w:before="0"/>
               <w:ind w:left="120"/>
             </w:pPr>
-            <w:hyperlink w:history="1" r:id="rId52cpttofvlxooikc6luss">
+            <w:hyperlink w:history="1" r:id="rId3gnyvhv6my4o-4ezncwgu">
               <w:r>
                 <w:rPr>
                   <w:rFonts w:ascii="Arial" w:cs="Arial" w:eastAsia="Arial" w:hAnsi="Arial"/>
@@ -10156,7 +10156,7 @@
             <w:pPr>
               <w:spacing w:after="20" w:before="0"/>
             </w:pPr>
-            <w:hyperlink w:history="1" r:id="rId-8itbgijz45ezxrkkqaqq">
+            <w:hyperlink w:history="1" r:id="rIdq_ri5fj4ev3woug47zoo3">
               <w:r>
                 <w:rPr>
                   <w:rFonts w:ascii="Arial" w:cs="Arial" w:eastAsia="Arial" w:hAnsi="Arial"/>
@@ -10189,7 +10189,7 @@
               <w:spacing w:after="10" w:before="0"/>
               <w:ind w:left="120"/>
             </w:pPr>
-            <w:hyperlink w:history="1" r:id="rIdxonh6fusezikr7i87cb51">
+            <w:hyperlink w:history="1" r:id="rIdmzhzvqpqkgvdzncjzo2kd">
               <w:r>
                 <w:rPr>
                   <w:rFonts w:ascii="Arial" w:cs="Arial" w:eastAsia="Arial" w:hAnsi="Arial"/>
@@ -10234,7 +10234,7 @@
             <w:pPr>
               <w:spacing w:after="20" w:before="0"/>
             </w:pPr>
-            <w:hyperlink w:history="1" r:id="rIdrt2ornscgwktkzvy0fwnm">
+            <w:hyperlink w:history="1" r:id="rIdfv0wokegcha2vxhog8e4u">
               <w:r>
                 <w:rPr>
                   <w:rFonts w:ascii="Arial" w:cs="Arial" w:eastAsia="Arial" w:hAnsi="Arial"/>
@@ -10283,7 +10283,7 @@
               <w:spacing w:after="10" w:before="0"/>
               <w:ind w:left="120"/>
             </w:pPr>
-            <w:hyperlink w:history="1" r:id="rId001rbzfv4ummogp9d5szg">
+            <w:hyperlink w:history="1" r:id="rIdn__z0icupq2a-uyutm7rh">
               <w:r>
                 <w:rPr>
                   <w:rFonts w:ascii="Arial" w:cs="Arial" w:eastAsia="Arial" w:hAnsi="Arial"/>
@@ -10554,7 +10554,7 @@
             <w:pPr>
               <w:spacing w:after="20" w:before="0"/>
             </w:pPr>
-            <w:hyperlink w:history="1" r:id="rIdadmlb2v4xmhp0v80jf8bw">
+            <w:hyperlink w:history="1" r:id="rIdmt3zsr6zgaiwznscdb9f5">
               <w:r>
                 <w:rPr>
                   <w:rFonts w:ascii="Arial" w:cs="Arial" w:eastAsia="Arial" w:hAnsi="Arial"/>
@@ -10587,7 +10587,7 @@
               <w:spacing w:after="10" w:before="0"/>
               <w:ind w:left="120"/>
             </w:pPr>
-            <w:hyperlink w:history="1" r:id="rIdltmddygcnbaa-sfg7cpsh">
+            <w:hyperlink w:history="1" r:id="rIdz4lxgxaijf_dazxqrysqx">
               <w:r>
                 <w:rPr>
                   <w:rFonts w:ascii="Arial" w:cs="Arial" w:eastAsia="Arial" w:hAnsi="Arial"/>
@@ -10632,7 +10632,7 @@
             <w:pPr>
               <w:spacing w:after="20" w:before="0"/>
             </w:pPr>
-            <w:hyperlink w:history="1" r:id="rIdoefslwabpw6ksbaldgd3i">
+            <w:hyperlink w:history="1" r:id="rIdl9usizrhad3trt70rmdpe">
               <w:r>
                 <w:rPr>
                   <w:rFonts w:ascii="Arial" w:cs="Arial" w:eastAsia="Arial" w:hAnsi="Arial"/>
@@ -10681,7 +10681,7 @@
               <w:spacing w:after="10" w:before="0"/>
               <w:ind w:left="120"/>
             </w:pPr>
-            <w:hyperlink w:history="1" r:id="rIdizuxjiofqreindwezvtcx">
+            <w:hyperlink w:history="1" r:id="rIdkgnbtqxrfr2ngsdhc3s8g">
               <w:r>
                 <w:rPr>
                   <w:rFonts w:ascii="Arial" w:cs="Arial" w:eastAsia="Arial" w:hAnsi="Arial"/>
@@ -10952,7 +10952,7 @@
             <w:pPr>
               <w:spacing w:after="20" w:before="0"/>
             </w:pPr>
-            <w:hyperlink w:history="1" r:id="rIdwcpiwi_p42yn3koqbmaal">
+            <w:hyperlink w:history="1" r:id="rIdtiqwlpojgjjg8dlcajcra">
               <w:r>
                 <w:rPr>
                   <w:rFonts w:ascii="Arial" w:cs="Arial" w:eastAsia="Arial" w:hAnsi="Arial"/>
@@ -11001,7 +11001,7 @@
               <w:spacing w:after="10" w:before="0"/>
               <w:ind w:left="120"/>
             </w:pPr>
-            <w:hyperlink w:history="1" r:id="rId4v5fcsfp8r_--gdjftztk">
+            <w:hyperlink w:history="1" r:id="rIdtddlwi9bc4l22ukmy0hha">
               <w:r>
                 <w:rPr>
                   <w:rFonts w:ascii="Arial" w:cs="Arial" w:eastAsia="Arial" w:hAnsi="Arial"/>
@@ -11046,7 +11046,7 @@
             <w:pPr>
               <w:spacing w:after="20" w:before="0"/>
             </w:pPr>
-            <w:hyperlink w:history="1" r:id="rIdftiz5k05buglk5c5uboli">
+            <w:hyperlink w:history="1" r:id="rIdphdxxcz02lg9vkjfdfkbh">
               <w:r>
                 <w:rPr>
                   <w:rFonts w:ascii="Arial" w:cs="Arial" w:eastAsia="Arial" w:hAnsi="Arial"/>
@@ -11079,7 +11079,7 @@
               <w:spacing w:after="10" w:before="0"/>
               <w:ind w:left="120"/>
             </w:pPr>
-            <w:hyperlink w:history="1" r:id="rIdvvllxxradotbunpe7opep">
+            <w:hyperlink w:history="1" r:id="rIdympdylhuljzoousdhuna_">
               <w:r>
                 <w:rPr>
                   <w:rFonts w:ascii="Arial" w:cs="Arial" w:eastAsia="Arial" w:hAnsi="Arial"/>
@@ -11667,7 +11667,7 @@
         </w:rPr>
         <w:t xml:space="preserve">© 2026 SeaVuria and ARES. Aligned with KICD objectives. Developed by SeaVuria; technical implementation by ARES (with AI assistance from Claude). Licensed under </w:t>
       </w:r>
-      <w:hyperlink w:history="1" r:id="rIdbli64pg54tqeob-q1na7q">
+      <w:hyperlink w:history="1" r:id="rIdodysul9ih68wyaxdqcpre">
         <w:r>
           <w:rPr>
             <w:rFonts w:ascii="Arial" w:cs="Arial" w:eastAsia="Arial" w:hAnsi="Arial"/>
@@ -11688,7 +11688,7 @@
         </w:rPr>
         <w:t xml:space="preserve"> (</w:t>
       </w:r>
-      <w:hyperlink w:history="1" r:id="rIdtjscvw1c5pmj4q1tde_de">
+      <w:hyperlink w:history="1" r:id="rIdu8f2dvingq_sgsd_1znob">
         <w:r>
           <w:rPr>
             <w:rFonts w:ascii="Arial" w:cs="Arial" w:eastAsia="Arial" w:hAnsi="Arial"/>
@@ -12701,7 +12701,7 @@
             <w:pPr>
               <w:spacing w:after="20" w:before="0"/>
             </w:pPr>
-            <w:hyperlink w:history="1" r:id="rId0o6zfcwomaphst2cnm5bu">
+            <w:hyperlink w:history="1" r:id="rIdwh9mgo9e2b2dmz1uxzrhy">
               <w:r>
                 <w:rPr>
                   <w:rFonts w:ascii="Arial" w:cs="Arial" w:eastAsia="Arial" w:hAnsi="Arial"/>
@@ -12734,7 +12734,7 @@
               <w:spacing w:after="10" w:before="0"/>
               <w:ind w:left="120"/>
             </w:pPr>
-            <w:hyperlink w:history="1" r:id="rIdzhafwjzuyce3yn-cbhuzw">
+            <w:hyperlink w:history="1" r:id="rIdvgrr6uvzc8fnaw5xlxbfu">
               <w:r>
                 <w:rPr>
                   <w:rFonts w:ascii="Arial" w:cs="Arial" w:eastAsia="Arial" w:hAnsi="Arial"/>
@@ -12779,7 +12779,7 @@
             <w:pPr>
               <w:spacing w:after="20" w:before="0"/>
             </w:pPr>
-            <w:hyperlink w:history="1" r:id="rIdo27tjz8zmjjzzk2hkdunh">
+            <w:hyperlink w:history="1" r:id="rId79qp3s2aluhsbqmt8k4ek">
               <w:r>
                 <w:rPr>
                   <w:rFonts w:ascii="Arial" w:cs="Arial" w:eastAsia="Arial" w:hAnsi="Arial"/>
@@ -12812,7 +12812,7 @@
               <w:spacing w:after="10" w:before="0"/>
               <w:ind w:left="120"/>
             </w:pPr>
-            <w:hyperlink w:history="1" r:id="rIdgdeentxwmopppgi-sca31">
+            <w:hyperlink w:history="1" r:id="rIdyxf_y9kpk0kl4mta48b_r">
               <w:r>
                 <w:rPr>
                   <w:rFonts w:ascii="Arial" w:cs="Arial" w:eastAsia="Arial" w:hAnsi="Arial"/>
@@ -13007,7 +13007,7 @@
             <w:pPr>
               <w:spacing w:after="20" w:before="0"/>
             </w:pPr>
-            <w:hyperlink w:history="1" r:id="rIdn_ey0yynqbifwezgcup0d">
+            <w:hyperlink w:history="1" r:id="rIdhdej5t-63rryyzseqspil">
               <w:r>
                 <w:rPr>
                   <w:rFonts w:ascii="Arial" w:cs="Arial" w:eastAsia="Arial" w:hAnsi="Arial"/>
@@ -13040,7 +13040,7 @@
               <w:spacing w:after="10" w:before="0"/>
               <w:ind w:left="120"/>
             </w:pPr>
-            <w:hyperlink w:history="1" r:id="rIdeqlitgxmxz29aa3lrcomg">
+            <w:hyperlink w:history="1" r:id="rIdanmk6wrt5gpwabkteukc0">
               <w:r>
                 <w:rPr>
                   <w:rFonts w:ascii="Arial" w:cs="Arial" w:eastAsia="Arial" w:hAnsi="Arial"/>
@@ -13085,7 +13085,7 @@
             <w:pPr>
               <w:spacing w:after="20" w:before="0"/>
             </w:pPr>
-            <w:hyperlink w:history="1" r:id="rIdgx0knbbfztforgjgihowd">
+            <w:hyperlink w:history="1" r:id="rIdqm8aw5pi7ztzt6y34pue6">
               <w:r>
                 <w:rPr>
                   <w:rFonts w:ascii="Arial" w:cs="Arial" w:eastAsia="Arial" w:hAnsi="Arial"/>
@@ -13118,7 +13118,7 @@
               <w:spacing w:after="10" w:before="0"/>
               <w:ind w:left="120"/>
             </w:pPr>
-            <w:hyperlink w:history="1" r:id="rIdaq6yfdnizyg5v5b5obpsz">
+            <w:hyperlink w:history="1" r:id="rIdrbiedv_yz8_8lrebbu-ox">
               <w:r>
                 <w:rPr>
                   <w:rFonts w:ascii="Arial" w:cs="Arial" w:eastAsia="Arial" w:hAnsi="Arial"/>
@@ -13313,7 +13313,7 @@
             <w:pPr>
               <w:spacing w:after="20" w:before="0"/>
             </w:pPr>
-            <w:hyperlink w:history="1" r:id="rIdkvydgjebm1jey9wemknwr">
+            <w:hyperlink w:history="1" r:id="rIdqp94fvdwrqhiemoykk6zc">
               <w:r>
                 <w:rPr>
                   <w:rFonts w:ascii="Arial" w:cs="Arial" w:eastAsia="Arial" w:hAnsi="Arial"/>
@@ -13362,7 +13362,7 @@
               <w:spacing w:after="10" w:before="0"/>
               <w:ind w:left="120"/>
             </w:pPr>
-            <w:hyperlink w:history="1" r:id="rIdaxurkl4f2zyarufuywjpy">
+            <w:hyperlink w:history="1" r:id="rIdqmr8pwlhku-pra4jsug1i">
               <w:r>
                 <w:rPr>
                   <w:rFonts w:ascii="Arial" w:cs="Arial" w:eastAsia="Arial" w:hAnsi="Arial"/>
@@ -13407,7 +13407,7 @@
             <w:pPr>
               <w:spacing w:after="20" w:before="0"/>
             </w:pPr>
-            <w:hyperlink w:history="1" r:id="rIdivexlz1kex_tejalvlnac">
+            <w:hyperlink w:history="1" r:id="rIdflgjarzcc4rhuxl24jjrj">
               <w:r>
                 <w:rPr>
                   <w:rFonts w:ascii="Arial" w:cs="Arial" w:eastAsia="Arial" w:hAnsi="Arial"/>
@@ -13440,7 +13440,7 @@
               <w:spacing w:after="10" w:before="0"/>
               <w:ind w:left="120"/>
             </w:pPr>
-            <w:hyperlink w:history="1" r:id="rIdg7ufjciwdzhsemjryjhz1">
+            <w:hyperlink w:history="1" r:id="rIdyoawz2xquhkq1n1cvvqx0">
               <w:r>
                 <w:rPr>
                   <w:rFonts w:ascii="Arial" w:cs="Arial" w:eastAsia="Arial" w:hAnsi="Arial"/>
@@ -13635,7 +13635,7 @@
             <w:pPr>
               <w:spacing w:after="20" w:before="0"/>
             </w:pPr>
-            <w:hyperlink w:history="1" r:id="rIdsvjvfntcpk4jjmavdxxie">
+            <w:hyperlink w:history="1" r:id="rIdzxoopgtc5u_2bcnrzzlfl">
               <w:r>
                 <w:rPr>
                   <w:rFonts w:ascii="Arial" w:cs="Arial" w:eastAsia="Arial" w:hAnsi="Arial"/>
@@ -13684,7 +13684,7 @@
               <w:spacing w:after="10" w:before="0"/>
               <w:ind w:left="120"/>
             </w:pPr>
-            <w:hyperlink w:history="1" r:id="rIdj9rgv66c3szube45jz2zg">
+            <w:hyperlink w:history="1" r:id="rIdtqozatlkhdanzeu0slkyd">
               <w:r>
                 <w:rPr>
                   <w:rFonts w:ascii="Arial" w:cs="Arial" w:eastAsia="Arial" w:hAnsi="Arial"/>
@@ -13729,7 +13729,7 @@
             <w:pPr>
               <w:spacing w:after="20" w:before="0"/>
             </w:pPr>
-            <w:hyperlink w:history="1" r:id="rIdeun9mzl1eacqgxucgl5ch">
+            <w:hyperlink w:history="1" r:id="rIdqm0tqmim6n9yp_pem6rqy">
               <w:r>
                 <w:rPr>
                   <w:rFonts w:ascii="Arial" w:cs="Arial" w:eastAsia="Arial" w:hAnsi="Arial"/>
@@ -13762,7 +13762,7 @@
               <w:spacing w:after="10" w:before="0"/>
               <w:ind w:left="120"/>
             </w:pPr>
-            <w:hyperlink w:history="1" r:id="rIdtz3nqit4rmqyyvafpfjdv">
+            <w:hyperlink w:history="1" r:id="rIdnv8zkiee05ooycgmq1vvg">
               <w:r>
                 <w:rPr>
                   <w:rFonts w:ascii="Arial" w:cs="Arial" w:eastAsia="Arial" w:hAnsi="Arial"/>
@@ -13957,7 +13957,7 @@
             <w:pPr>
               <w:spacing w:after="20" w:before="0"/>
             </w:pPr>
-            <w:hyperlink w:history="1" r:id="rIdhj2mlvrplle1xchmju3tr">
+            <w:hyperlink w:history="1" r:id="rId-m6ttiacryauryohh5sh3">
               <w:r>
                 <w:rPr>
                   <w:rFonts w:ascii="Arial" w:cs="Arial" w:eastAsia="Arial" w:hAnsi="Arial"/>
@@ -14006,7 +14006,7 @@
               <w:spacing w:after="10" w:before="0"/>
               <w:ind w:left="120"/>
             </w:pPr>
-            <w:hyperlink w:history="1" r:id="rIdxxz5bdceh9n3eabm9nnbo">
+            <w:hyperlink w:history="1" r:id="rIdwrnvzqtdt1kp1zen_w-bm">
               <w:r>
                 <w:rPr>
                   <w:rFonts w:ascii="Arial" w:cs="Arial" w:eastAsia="Arial" w:hAnsi="Arial"/>
@@ -14051,7 +14051,7 @@
             <w:pPr>
               <w:spacing w:after="20" w:before="0"/>
             </w:pPr>
-            <w:hyperlink w:history="1" r:id="rIdedtq28n8vaknz1fs-nkhi">
+            <w:hyperlink w:history="1" r:id="rIdp7ft1jmvkujqjdxr9rgvy">
               <w:r>
                 <w:rPr>
                   <w:rFonts w:ascii="Arial" w:cs="Arial" w:eastAsia="Arial" w:hAnsi="Arial"/>
@@ -14084,7 +14084,7 @@
               <w:spacing w:after="10" w:before="0"/>
               <w:ind w:left="120"/>
             </w:pPr>
-            <w:hyperlink w:history="1" r:id="rIdbjzwdmzcsgyfq-s5ecnia">
+            <w:hyperlink w:history="1" r:id="rIdnztrimvi7rhiwvq1svhth">
               <w:r>
                 <w:rPr>
                   <w:rFonts w:ascii="Arial" w:cs="Arial" w:eastAsia="Arial" w:hAnsi="Arial"/>
@@ -14596,7 +14596,7 @@
         </w:rPr>
         <w:t xml:space="preserve">© 2026 SeaVuria and ARES. Aligned with KICD objectives. Developed by SeaVuria; technical implementation by ARES (with AI assistance from Claude). Licensed under </w:t>
       </w:r>
-      <w:hyperlink w:history="1" r:id="rIdzdsdtm80bdoiomf0idjun">
+      <w:hyperlink w:history="1" r:id="rId6nqzyso0k-kbnth6kvgkr">
         <w:r>
           <w:rPr>
             <w:rFonts w:ascii="Arial" w:cs="Arial" w:eastAsia="Arial" w:hAnsi="Arial"/>
@@ -14617,7 +14617,7 @@
         </w:rPr>
         <w:t xml:space="preserve"> (</w:t>
       </w:r>
-      <w:hyperlink w:history="1" r:id="rId5rnvwan_hw7xox4xagjk2">
+      <w:hyperlink w:history="1" r:id="rIdbqilpras7ihkrfnhyqyvc">
         <w:r>
           <w:rPr>
             <w:rFonts w:ascii="Arial" w:cs="Arial" w:eastAsia="Arial" w:hAnsi="Arial"/>
@@ -15630,7 +15630,7 @@
             <w:pPr>
               <w:spacing w:after="20" w:before="0"/>
             </w:pPr>
-            <w:hyperlink w:history="1" r:id="rIdhtbwsugxi3iekysi7i_dm">
+            <w:hyperlink w:history="1" r:id="rIdmagpc_rk7vfcatz3jxkjr">
               <w:r>
                 <w:rPr>
                   <w:rFonts w:ascii="Arial" w:cs="Arial" w:eastAsia="Arial" w:hAnsi="Arial"/>
@@ -15663,7 +15663,7 @@
               <w:spacing w:after="10" w:before="0"/>
               <w:ind w:left="120"/>
             </w:pPr>
-            <w:hyperlink w:history="1" r:id="rIdz-xkwx1tjujdwbmggtvp8">
+            <w:hyperlink w:history="1" r:id="rId-ecxbxqdfglxqcah2zwtr">
               <w:r>
                 <w:rPr>
                   <w:rFonts w:ascii="Arial" w:cs="Arial" w:eastAsia="Arial" w:hAnsi="Arial"/>
@@ -15708,7 +15708,7 @@
             <w:pPr>
               <w:spacing w:after="20" w:before="0"/>
             </w:pPr>
-            <w:hyperlink w:history="1" r:id="rIda8yul8jquh8ejs-5i_v_x">
+            <w:hyperlink w:history="1" r:id="rIdunb2x_m4ed3-h5p5c4oqu">
               <w:r>
                 <w:rPr>
                   <w:rFonts w:ascii="Arial" w:cs="Arial" w:eastAsia="Arial" w:hAnsi="Arial"/>
@@ -15741,7 +15741,7 @@
               <w:spacing w:after="10" w:before="0"/>
               <w:ind w:left="120"/>
             </w:pPr>
-            <w:hyperlink w:history="1" r:id="rIdachw3sjtxotkxw5mk1b-x">
+            <w:hyperlink w:history="1" r:id="rIdtu732_rjtnna8ojoi8a5g">
               <w:r>
                 <w:rPr>
                   <w:rFonts w:ascii="Arial" w:cs="Arial" w:eastAsia="Arial" w:hAnsi="Arial"/>
@@ -15936,7 +15936,7 @@
             <w:pPr>
               <w:spacing w:after="20" w:before="0"/>
             </w:pPr>
-            <w:hyperlink w:history="1" r:id="rIdiy-czewcljyrmfqpmkmoe">
+            <w:hyperlink w:history="1" r:id="rId3k_tgpju09g8mxqoqr9rc">
               <w:r>
                 <w:rPr>
                   <w:rFonts w:ascii="Arial" w:cs="Arial" w:eastAsia="Arial" w:hAnsi="Arial"/>
@@ -15969,7 +15969,7 @@
               <w:spacing w:after="10" w:before="0"/>
               <w:ind w:left="120"/>
             </w:pPr>
-            <w:hyperlink w:history="1" r:id="rIddyyq_a4x8ewvoezgyhvfw">
+            <w:hyperlink w:history="1" r:id="rIdmyut9egqxp00s3di1j41r">
               <w:r>
                 <w:rPr>
                   <w:rFonts w:ascii="Arial" w:cs="Arial" w:eastAsia="Arial" w:hAnsi="Arial"/>
@@ -16014,7 +16014,7 @@
             <w:pPr>
               <w:spacing w:after="20" w:before="0"/>
             </w:pPr>
-            <w:hyperlink w:history="1" r:id="rIdzaywgshnbqp0p9xaiweaj">
+            <w:hyperlink w:history="1" r:id="rIdzg1obbhtnb0fhtbtjpj9v">
               <w:r>
                 <w:rPr>
                   <w:rFonts w:ascii="Arial" w:cs="Arial" w:eastAsia="Arial" w:hAnsi="Arial"/>
@@ -16047,7 +16047,7 @@
               <w:spacing w:after="10" w:before="0"/>
               <w:ind w:left="120"/>
             </w:pPr>
-            <w:hyperlink w:history="1" r:id="rIdxyhb1ghln5xii8tbtbp7p">
+            <w:hyperlink w:history="1" r:id="rIdrty_lnig4fvnarxwjgqen">
               <w:r>
                 <w:rPr>
                   <w:rFonts w:ascii="Arial" w:cs="Arial" w:eastAsia="Arial" w:hAnsi="Arial"/>
@@ -16242,7 +16242,7 @@
             <w:pPr>
               <w:spacing w:after="20" w:before="0"/>
             </w:pPr>
-            <w:hyperlink w:history="1" r:id="rIdwymppma86ay2omlxtwcxe">
+            <w:hyperlink w:history="1" r:id="rIdv03e23c56l13pqtb4azgu">
               <w:r>
                 <w:rPr>
                   <w:rFonts w:ascii="Arial" w:cs="Arial" w:eastAsia="Arial" w:hAnsi="Arial"/>
@@ -16291,7 +16291,7 @@
               <w:spacing w:after="10" w:before="0"/>
               <w:ind w:left="120"/>
             </w:pPr>
-            <w:hyperlink w:history="1" r:id="rIdbruj78fllfrsjcq_nqaqx">
+            <w:hyperlink w:history="1" r:id="rIdu8apgiqisv2bygjppfid-">
               <w:r>
                 <w:rPr>
                   <w:rFonts w:ascii="Arial" w:cs="Arial" w:eastAsia="Arial" w:hAnsi="Arial"/>
@@ -16336,7 +16336,7 @@
             <w:pPr>
               <w:spacing w:after="20" w:before="0"/>
             </w:pPr>
-            <w:hyperlink w:history="1" r:id="rId-zuxfs7gy-u1v9e3lruby">
+            <w:hyperlink w:history="1" r:id="rIdqmmzn9xrhnhkjfxa9d8pt">
               <w:r>
                 <w:rPr>
                   <w:rFonts w:ascii="Arial" w:cs="Arial" w:eastAsia="Arial" w:hAnsi="Arial"/>
@@ -16385,7 +16385,7 @@
               <w:spacing w:after="10" w:before="0"/>
               <w:ind w:left="120"/>
             </w:pPr>
-            <w:hyperlink w:history="1" r:id="rId1rftkifbf9vjhzyucfa9q">
+            <w:hyperlink w:history="1" r:id="rIdorgrfl_ayst6te9icvvu0">
               <w:r>
                 <w:rPr>
                   <w:rFonts w:ascii="Arial" w:cs="Arial" w:eastAsia="Arial" w:hAnsi="Arial"/>
@@ -16580,7 +16580,7 @@
             <w:pPr>
               <w:spacing w:after="20" w:before="0"/>
             </w:pPr>
-            <w:hyperlink w:history="1" r:id="rIdmbjziufo1emakix7idjyu">
+            <w:hyperlink w:history="1" r:id="rId0duwgayeohdzswvz-iljj">
               <w:r>
                 <w:rPr>
                   <w:rFonts w:ascii="Arial" w:cs="Arial" w:eastAsia="Arial" w:hAnsi="Arial"/>
@@ -16629,7 +16629,7 @@
               <w:spacing w:after="10" w:before="0"/>
               <w:ind w:left="120"/>
             </w:pPr>
-            <w:hyperlink w:history="1" r:id="rIdbaqsr95kwm49yqlzevu2s">
+            <w:hyperlink w:history="1" r:id="rIdhhdhhqp7jyofxe-juqkfd">
               <w:r>
                 <w:rPr>
                   <w:rFonts w:ascii="Arial" w:cs="Arial" w:eastAsia="Arial" w:hAnsi="Arial"/>
@@ -16674,7 +16674,7 @@
             <w:pPr>
               <w:spacing w:after="20" w:before="0"/>
             </w:pPr>
-            <w:hyperlink w:history="1" r:id="rIdb1piwbu3rncnibmz9yswa">
+            <w:hyperlink w:history="1" r:id="rIdku7uev0ofksociue2kst1">
               <w:r>
                 <w:rPr>
                   <w:rFonts w:ascii="Arial" w:cs="Arial" w:eastAsia="Arial" w:hAnsi="Arial"/>
@@ -16723,7 +16723,7 @@
               <w:spacing w:after="10" w:before="0"/>
               <w:ind w:left="120"/>
             </w:pPr>
-            <w:hyperlink w:history="1" r:id="rIdw7dc8cnzavwmtsf9i1msy">
+            <w:hyperlink w:history="1" r:id="rIdm7cqj6zan6ez20jf9lqwh">
               <w:r>
                 <w:rPr>
                   <w:rFonts w:ascii="Arial" w:cs="Arial" w:eastAsia="Arial" w:hAnsi="Arial"/>
@@ -16918,7 +16918,7 @@
             <w:pPr>
               <w:spacing w:after="20" w:before="0"/>
             </w:pPr>
-            <w:hyperlink w:history="1" r:id="rIdwrt4d4kb9lqamzvas1txf">
+            <w:hyperlink w:history="1" r:id="rId_s58fsh3wqy-l1dejekha">
               <w:r>
                 <w:rPr>
                   <w:rFonts w:ascii="Arial" w:cs="Arial" w:eastAsia="Arial" w:hAnsi="Arial"/>
@@ -16967,7 +16967,7 @@
               <w:spacing w:after="10" w:before="0"/>
               <w:ind w:left="120"/>
             </w:pPr>
-            <w:hyperlink w:history="1" r:id="rIdc_wievocrrhy_ujny2tt9">
+            <w:hyperlink w:history="1" r:id="rIdaukjj38puiywwywlehrux">
               <w:r>
                 <w:rPr>
                   <w:rFonts w:ascii="Arial" w:cs="Arial" w:eastAsia="Arial" w:hAnsi="Arial"/>
@@ -17012,7 +17012,7 @@
             <w:pPr>
               <w:spacing w:after="20" w:before="0"/>
             </w:pPr>
-            <w:hyperlink w:history="1" r:id="rId1tcah3py7pwkihe-hhaf_">
+            <w:hyperlink w:history="1" r:id="rIdts3-ix9fhq6f84cgvz76m">
               <w:r>
                 <w:rPr>
                   <w:rFonts w:ascii="Arial" w:cs="Arial" w:eastAsia="Arial" w:hAnsi="Arial"/>
@@ -17061,7 +17061,7 @@
               <w:spacing w:after="10" w:before="0"/>
               <w:ind w:left="120"/>
             </w:pPr>
-            <w:hyperlink w:history="1" r:id="rIdbkfrxt0epabb7u0ep9_og">
+            <w:hyperlink w:history="1" r:id="rIdzidugbjcwwmryci6099wn">
               <w:r>
                 <w:rPr>
                   <w:rFonts w:ascii="Arial" w:cs="Arial" w:eastAsia="Arial" w:hAnsi="Arial"/>
@@ -17573,7 +17573,7 @@
         </w:rPr>
         <w:t xml:space="preserve">© 2026 SeaVuria and ARES. Aligned with KICD objectives. Developed by SeaVuria; technical implementation by ARES (with AI assistance from Claude). Licensed under </w:t>
       </w:r>
-      <w:hyperlink w:history="1" r:id="rIdejlndfrhlbskqt6ecwswp">
+      <w:hyperlink w:history="1" r:id="rIdyhycjkp9u9b-gtr2c9d7m">
         <w:r>
           <w:rPr>
             <w:rFonts w:ascii="Arial" w:cs="Arial" w:eastAsia="Arial" w:hAnsi="Arial"/>
@@ -17594,7 +17594,7 @@
         </w:rPr>
         <w:t xml:space="preserve"> (</w:t>
       </w:r>
-      <w:hyperlink w:history="1" r:id="rIdqpba9xkznuhalpiamhgo6">
+      <w:hyperlink w:history="1" r:id="rIdsswghaasl9nvt1cww7srj">
         <w:r>
           <w:rPr>
             <w:rFonts w:ascii="Arial" w:cs="Arial" w:eastAsia="Arial" w:hAnsi="Arial"/>
@@ -18607,7 +18607,7 @@
             <w:pPr>
               <w:spacing w:after="20" w:before="0"/>
             </w:pPr>
-            <w:hyperlink w:history="1" r:id="rIdgu2sjeojkws1ag_1vns0d">
+            <w:hyperlink w:history="1" r:id="rIdptvftb0jxtse4kk9lenaq">
               <w:r>
                 <w:rPr>
                   <w:rFonts w:ascii="Arial" w:cs="Arial" w:eastAsia="Arial" w:hAnsi="Arial"/>
@@ -18640,7 +18640,7 @@
               <w:spacing w:after="10" w:before="0"/>
               <w:ind w:left="120"/>
             </w:pPr>
-            <w:hyperlink w:history="1" r:id="rIde9nsr3sgknaebfrscqiil">
+            <w:hyperlink w:history="1" r:id="rIdwm_whqzpggpn6sh4ruxdt">
               <w:r>
                 <w:rPr>
                   <w:rFonts w:ascii="Arial" w:cs="Arial" w:eastAsia="Arial" w:hAnsi="Arial"/>
@@ -18702,7 +18702,7 @@
               <w:spacing w:after="10" w:before="0"/>
               <w:ind w:left="120"/>
             </w:pPr>
-            <w:hyperlink w:history="1" r:id="rIdnu0rv8ngggqdr8y_pwsmj">
+            <w:hyperlink w:history="1" r:id="rIdf5xy3yvq-5ypewlntcfxo">
               <w:r>
                 <w:rPr>
                   <w:rFonts w:ascii="Arial" w:cs="Arial" w:eastAsia="Arial" w:hAnsi="Arial"/>
@@ -18912,7 +18912,7 @@
             <w:pPr>
               <w:spacing w:after="20" w:before="0"/>
             </w:pPr>
-            <w:hyperlink w:history="1" r:id="rIdyybiatbi584i0exnkbmxh">
+            <w:hyperlink w:history="1" r:id="rIdy9objsldgzo84mmh4wsce">
               <w:r>
                 <w:rPr>
                   <w:rFonts w:ascii="Arial" w:cs="Arial" w:eastAsia="Arial" w:hAnsi="Arial"/>
@@ -18945,7 +18945,7 @@
               <w:spacing w:after="10" w:before="0"/>
               <w:ind w:left="120"/>
             </w:pPr>
-            <w:hyperlink w:history="1" r:id="rId2fkagknqy90le4yx3v1pi">
+            <w:hyperlink w:history="1" r:id="rId89_leji-17reole7kj6ku">
               <w:r>
                 <w:rPr>
                   <w:rFonts w:ascii="Arial" w:cs="Arial" w:eastAsia="Arial" w:hAnsi="Arial"/>
@@ -19007,7 +19007,7 @@
               <w:spacing w:after="10" w:before="0"/>
               <w:ind w:left="120"/>
             </w:pPr>
-            <w:hyperlink w:history="1" r:id="rIdgkjo6cyldt2a2jecqyhyp">
+            <w:hyperlink w:history="1" r:id="rId1cn-8yotmeh-rw_xa-ubo">
               <w:r>
                 <w:rPr>
                   <w:rFonts w:ascii="Arial" w:cs="Arial" w:eastAsia="Arial" w:hAnsi="Arial"/>
@@ -19217,7 +19217,7 @@
             <w:pPr>
               <w:spacing w:after="20" w:before="0"/>
             </w:pPr>
-            <w:hyperlink w:history="1" r:id="rIdmmkgcuv_iqsiesdijcga9">
+            <w:hyperlink w:history="1" r:id="rIdkxyvme8s175uztgmywudm">
               <w:r>
                 <w:rPr>
                   <w:rFonts w:ascii="Arial" w:cs="Arial" w:eastAsia="Arial" w:hAnsi="Arial"/>
@@ -19250,7 +19250,7 @@
               <w:spacing w:after="10" w:before="0"/>
               <w:ind w:left="120"/>
             </w:pPr>
-            <w:hyperlink w:history="1" r:id="rId1tjeobgczu7u9ndrchpza">
+            <w:hyperlink w:history="1" r:id="rIdjkzdkd-mggugln358ewfq">
               <w:r>
                 <w:rPr>
                   <w:rFonts w:ascii="Arial" w:cs="Arial" w:eastAsia="Arial" w:hAnsi="Arial"/>
@@ -19312,7 +19312,7 @@
               <w:spacing w:after="10" w:before="0"/>
               <w:ind w:left="120"/>
             </w:pPr>
-            <w:hyperlink w:history="1" r:id="rIdueghkw7yrb_0rmdkxg1a7">
+            <w:hyperlink w:history="1" r:id="rIdbbz1ogbtbmzqdmoqttpup">
               <w:r>
                 <w:rPr>
                   <w:rFonts w:ascii="Arial" w:cs="Arial" w:eastAsia="Arial" w:hAnsi="Arial"/>
@@ -19522,7 +19522,7 @@
             <w:pPr>
               <w:spacing w:after="20" w:before="0"/>
             </w:pPr>
-            <w:hyperlink w:history="1" r:id="rId3hup-4hvkrcaogbida9_h">
+            <w:hyperlink w:history="1" r:id="rIda9u1exioin6dv4ph1a7oo">
               <w:r>
                 <w:rPr>
                   <w:rFonts w:ascii="Arial" w:cs="Arial" w:eastAsia="Arial" w:hAnsi="Arial"/>
@@ -19555,7 +19555,7 @@
               <w:spacing w:after="10" w:before="0"/>
               <w:ind w:left="120"/>
             </w:pPr>
-            <w:hyperlink w:history="1" r:id="rIdfggdwhoniummpx1j6gdpk">
+            <w:hyperlink w:history="1" r:id="rIdnnn0d9st_3mjdihdopbno">
               <w:r>
                 <w:rPr>
                   <w:rFonts w:ascii="Arial" w:cs="Arial" w:eastAsia="Arial" w:hAnsi="Arial"/>
@@ -19617,7 +19617,7 @@
               <w:spacing w:after="10" w:before="0"/>
               <w:ind w:left="120"/>
             </w:pPr>
-            <w:hyperlink w:history="1" r:id="rIde6hbdjmatbafsozmxakjb">
+            <w:hyperlink w:history="1" r:id="rIdjy2fgqsseqrzpixy0g4av">
               <w:r>
                 <w:rPr>
                   <w:rFonts w:ascii="Arial" w:cs="Arial" w:eastAsia="Arial" w:hAnsi="Arial"/>
@@ -19827,7 +19827,7 @@
             <w:pPr>
               <w:spacing w:after="20" w:before="0"/>
             </w:pPr>
-            <w:hyperlink w:history="1" r:id="rIdi0bjdeszhly7kjaqh1q97">
+            <w:hyperlink w:history="1" r:id="rIdqp0mwas1anyp1lla53fz7">
               <w:r>
                 <w:rPr>
                   <w:rFonts w:ascii="Arial" w:cs="Arial" w:eastAsia="Arial" w:hAnsi="Arial"/>
@@ -19876,7 +19876,7 @@
               <w:spacing w:after="10" w:before="0"/>
               <w:ind w:left="120"/>
             </w:pPr>
-            <w:hyperlink w:history="1" r:id="rIdojonstgy3gtiibgrc2cyw">
+            <w:hyperlink w:history="1" r:id="rIdlatr9hz5mcqsrmerjpp6e">
               <w:r>
                 <w:rPr>
                   <w:rFonts w:ascii="Arial" w:cs="Arial" w:eastAsia="Arial" w:hAnsi="Arial"/>
@@ -19938,7 +19938,7 @@
               <w:spacing w:after="10" w:before="0"/>
               <w:ind w:left="120"/>
             </w:pPr>
-            <w:hyperlink w:history="1" r:id="rIdsvf-9aejbg2xuzho-niri">
+            <w:hyperlink w:history="1" r:id="rIdwlx9jkyxtvty_qxwubeyb">
               <w:r>
                 <w:rPr>
                   <w:rFonts w:ascii="Arial" w:cs="Arial" w:eastAsia="Arial" w:hAnsi="Arial"/>
@@ -20655,7 +20655,7 @@
         </w:rPr>
         <w:t xml:space="preserve">© 2026 SeaVuria and ARES. Aligned with KICD objectives. Developed by SeaVuria; technical implementation by ARES (with AI assistance from Claude). Licensed under </w:t>
       </w:r>
-      <w:hyperlink w:history="1" r:id="rIdn0yvvyxbnrel2mij6o3ni">
+      <w:hyperlink w:history="1" r:id="rIdfpxlkrx_64r9fzvgql-gy">
         <w:r>
           <w:rPr>
             <w:rFonts w:ascii="Arial" w:cs="Arial" w:eastAsia="Arial" w:hAnsi="Arial"/>
@@ -20676,7 +20676,7 @@
         </w:rPr>
         <w:t xml:space="preserve"> (</w:t>
       </w:r>
-      <w:hyperlink w:history="1" r:id="rIdrt46_q3atorl4igjpc-lu">
+      <w:hyperlink w:history="1" r:id="rIdydlpokm8qjcs1ffrr1bfo">
         <w:r>
           <w:rPr>
             <w:rFonts w:ascii="Arial" w:cs="Arial" w:eastAsia="Arial" w:hAnsi="Arial"/>
@@ -21689,7 +21689,7 @@
             <w:pPr>
               <w:spacing w:after="20" w:before="0"/>
             </w:pPr>
-            <w:hyperlink w:history="1" r:id="rId8ordpvwdafmumxxcesjp4">
+            <w:hyperlink w:history="1" r:id="rId1qdqkjklhw0lkfj8d-svv">
               <w:r>
                 <w:rPr>
                   <w:rFonts w:ascii="Arial" w:cs="Arial" w:eastAsia="Arial" w:hAnsi="Arial"/>
@@ -21722,7 +21722,7 @@
               <w:spacing w:after="10" w:before="0"/>
               <w:ind w:left="120"/>
             </w:pPr>
-            <w:hyperlink w:history="1" r:id="rIdmja3bduktockqs2dne-k2">
+            <w:hyperlink w:history="1" r:id="rIdvtqoqq8pkktpkvdaw6dyk">
               <w:r>
                 <w:rPr>
                   <w:rFonts w:ascii="Arial" w:cs="Arial" w:eastAsia="Arial" w:hAnsi="Arial"/>
@@ -21767,7 +21767,7 @@
             <w:pPr>
               <w:spacing w:after="20" w:before="0"/>
             </w:pPr>
-            <w:hyperlink w:history="1" r:id="rIdrvdfbcphljt0_5cqpjx3b">
+            <w:hyperlink w:history="1" r:id="rIdknggvvlkcw3a2ltghwrm_">
               <w:r>
                 <w:rPr>
                   <w:rFonts w:ascii="Arial" w:cs="Arial" w:eastAsia="Arial" w:hAnsi="Arial"/>
@@ -21800,7 +21800,7 @@
               <w:spacing w:after="10" w:before="0"/>
               <w:ind w:left="120"/>
             </w:pPr>
-            <w:hyperlink w:history="1" r:id="rIdg6x8we4h4mmbbabmxjg_y">
+            <w:hyperlink w:history="1" r:id="rIdhivqtbhmpqylffa_dwkaf">
               <w:r>
                 <w:rPr>
                   <w:rFonts w:ascii="Arial" w:cs="Arial" w:eastAsia="Arial" w:hAnsi="Arial"/>
@@ -21995,7 +21995,7 @@
             <w:pPr>
               <w:spacing w:after="20" w:before="0"/>
             </w:pPr>
-            <w:hyperlink w:history="1" r:id="rIdxqx3qfwmxtm_c9dqj-8_6">
+            <w:hyperlink w:history="1" r:id="rId6xpumg4exarigno1hivj8">
               <w:r>
                 <w:rPr>
                   <w:rFonts w:ascii="Arial" w:cs="Arial" w:eastAsia="Arial" w:hAnsi="Arial"/>
@@ -22028,7 +22028,7 @@
               <w:spacing w:after="10" w:before="0"/>
               <w:ind w:left="120"/>
             </w:pPr>
-            <w:hyperlink w:history="1" r:id="rId_kqxlzrn-rdstovweiqkp">
+            <w:hyperlink w:history="1" r:id="rIddcg51mpgym5ksm4uiwid3">
               <w:r>
                 <w:rPr>
                   <w:rFonts w:ascii="Arial" w:cs="Arial" w:eastAsia="Arial" w:hAnsi="Arial"/>
@@ -22073,7 +22073,7 @@
             <w:pPr>
               <w:spacing w:after="20" w:before="0"/>
             </w:pPr>
-            <w:hyperlink w:history="1" r:id="rId3huwj8czegucmi2ew0-wn">
+            <w:hyperlink w:history="1" r:id="rIdgaerijndrupqr8tutomlm">
               <w:r>
                 <w:rPr>
                   <w:rFonts w:ascii="Arial" w:cs="Arial" w:eastAsia="Arial" w:hAnsi="Arial"/>
@@ -22106,7 +22106,7 @@
               <w:spacing w:after="10" w:before="0"/>
               <w:ind w:left="120"/>
             </w:pPr>
-            <w:hyperlink w:history="1" r:id="rIdvjfdlw5bztkfgsnn5b5dw">
+            <w:hyperlink w:history="1" r:id="rIdyqzf3dsx0rlmxqf3ew2cg">
               <w:r>
                 <w:rPr>
                   <w:rFonts w:ascii="Arial" w:cs="Arial" w:eastAsia="Arial" w:hAnsi="Arial"/>
@@ -22301,7 +22301,7 @@
             <w:pPr>
               <w:spacing w:after="20" w:before="0"/>
             </w:pPr>
-            <w:hyperlink w:history="1" r:id="rIddzlnnjbxx1donku3gb3f-">
+            <w:hyperlink w:history="1" r:id="rIdzlfj5hbjtl3tatnixsde6">
               <w:r>
                 <w:rPr>
                   <w:rFonts w:ascii="Arial" w:cs="Arial" w:eastAsia="Arial" w:hAnsi="Arial"/>
@@ -22334,7 +22334,7 @@
               <w:spacing w:after="10" w:before="0"/>
               <w:ind w:left="120"/>
             </w:pPr>
-            <w:hyperlink w:history="1" r:id="rIdswofeavv4ehggax9-13nw">
+            <w:hyperlink w:history="1" r:id="rIdilpjlwuumq6r4eo4u-4oo">
               <w:r>
                 <w:rPr>
                   <w:rFonts w:ascii="Arial" w:cs="Arial" w:eastAsia="Arial" w:hAnsi="Arial"/>
@@ -22379,7 +22379,7 @@
             <w:pPr>
               <w:spacing w:after="20" w:before="0"/>
             </w:pPr>
-            <w:hyperlink w:history="1" r:id="rId2be2jytasha9gaimtgbwm">
+            <w:hyperlink w:history="1" r:id="rIdhblmdia5nu_ykm0thu_lx">
               <w:r>
                 <w:rPr>
                   <w:rFonts w:ascii="Arial" w:cs="Arial" w:eastAsia="Arial" w:hAnsi="Arial"/>
@@ -22428,7 +22428,7 @@
               <w:spacing w:after="10" w:before="0"/>
               <w:ind w:left="120"/>
             </w:pPr>
-            <w:hyperlink w:history="1" r:id="rIdkxiwa_2fkr8kniwclhdpe">
+            <w:hyperlink w:history="1" r:id="rId8zhcz06vmeentr-pxbovm">
               <w:r>
                 <w:rPr>
                   <w:rFonts w:ascii="Arial" w:cs="Arial" w:eastAsia="Arial" w:hAnsi="Arial"/>
@@ -22623,7 +22623,7 @@
             <w:pPr>
               <w:spacing w:after="20" w:before="0"/>
             </w:pPr>
-            <w:hyperlink w:history="1" r:id="rIdj8z84hiivnzztndryg2ci">
+            <w:hyperlink w:history="1" r:id="rIdayalw7jvjrvof2q2td2wf">
               <w:r>
                 <w:rPr>
                   <w:rFonts w:ascii="Arial" w:cs="Arial" w:eastAsia="Arial" w:hAnsi="Arial"/>
@@ -22656,7 +22656,7 @@
               <w:spacing w:after="10" w:before="0"/>
               <w:ind w:left="120"/>
             </w:pPr>
-            <w:hyperlink w:history="1" r:id="rIdkzvnuhq_dw5inpbxk1yt_">
+            <w:hyperlink w:history="1" r:id="rIdfqxouv5i12pvsqhzsvrkr">
               <w:r>
                 <w:rPr>
                   <w:rFonts w:ascii="Arial" w:cs="Arial" w:eastAsia="Arial" w:hAnsi="Arial"/>
@@ -22701,7 +22701,7 @@
             <w:pPr>
               <w:spacing w:after="20" w:before="0"/>
             </w:pPr>
-            <w:hyperlink w:history="1" r:id="rId6jujr_sztoty2hamam1wh">
+            <w:hyperlink w:history="1" r:id="rIdoz_7slhim4aticnqthe3s">
               <w:r>
                 <w:rPr>
                   <w:rFonts w:ascii="Arial" w:cs="Arial" w:eastAsia="Arial" w:hAnsi="Arial"/>
@@ -22750,7 +22750,7 @@
               <w:spacing w:after="10" w:before="0"/>
               <w:ind w:left="120"/>
             </w:pPr>
-            <w:hyperlink w:history="1" r:id="rIdp_zh-czjy69eczgkve3g_">
+            <w:hyperlink w:history="1" r:id="rId7jkq5q0nxa6o2a6pdw9s_">
               <w:r>
                 <w:rPr>
                   <w:rFonts w:ascii="Arial" w:cs="Arial" w:eastAsia="Arial" w:hAnsi="Arial"/>
@@ -22945,7 +22945,7 @@
             <w:pPr>
               <w:spacing w:after="20" w:before="0"/>
             </w:pPr>
-            <w:hyperlink w:history="1" r:id="rIdskf3dqxt_mvysaemnpwyr">
+            <w:hyperlink w:history="1" r:id="rIdjousov5onfojmuystikhe">
               <w:r>
                 <w:rPr>
                   <w:rFonts w:ascii="Arial" w:cs="Arial" w:eastAsia="Arial" w:hAnsi="Arial"/>
@@ -22994,7 +22994,7 @@
               <w:spacing w:after="10" w:before="0"/>
               <w:ind w:left="120"/>
             </w:pPr>
-            <w:hyperlink w:history="1" r:id="rIdhy1incgsyidfkcdun03s-">
+            <w:hyperlink w:history="1" r:id="rIduj1tvgjnhjvb_2z1z-uk1">
               <w:r>
                 <w:rPr>
                   <w:rFonts w:ascii="Arial" w:cs="Arial" w:eastAsia="Arial" w:hAnsi="Arial"/>
@@ -23039,7 +23039,7 @@
             <w:pPr>
               <w:spacing w:after="20" w:before="0"/>
             </w:pPr>
-            <w:hyperlink w:history="1" r:id="rIdjomjomv0p63thmeookgxs">
+            <w:hyperlink w:history="1" r:id="rIdxopdkpoqik_l8lnpucxfw">
               <w:r>
                 <w:rPr>
                   <w:rFonts w:ascii="Arial" w:cs="Arial" w:eastAsia="Arial" w:hAnsi="Arial"/>
@@ -23088,7 +23088,7 @@
               <w:spacing w:after="10" w:before="0"/>
               <w:ind w:left="120"/>
             </w:pPr>
-            <w:hyperlink w:history="1" r:id="rIdtk70fkcs4j7rb0_m207yx">
+            <w:hyperlink w:history="1" r:id="rIdujrx0fcjdiib86scbzbfx">
               <w:r>
                 <w:rPr>
                   <w:rFonts w:ascii="Arial" w:cs="Arial" w:eastAsia="Arial" w:hAnsi="Arial"/>
@@ -23226,7 +23226,7 @@
                 <w:sz w:val="18"/>
                 <w:szCs w:val="18"/>
               </w:rPr>
-              <w:t xml:space="preserve">OBSERVABLE INDICATOR for Science Story: Teacher checks that all five required elements are present. Minimum passing threshold: student correctly states at least TWO structural features shared by all cells (cell membrane, cytoplasm, DNA/genetic material) AND correctly explains at least ONE structural difference between their assigned cell type and a specialised cell from the phenomenon. OBSERVABLE INDICATOR for diagram revision: The revised diagram must show clear visual distinction between 'shared features' and 'cell-type-specific features' — teacher circulates and stamps or initials diagrams that meet this standard before the lesson ends. Students whose diagrams do not meet the standard are given a specific revision task: 'Add a colour key to your diagram: blue = shared by all cells, green = plant cell only, red = specialised adaptation. Complete this before next lesson.'</w:t>
+              <w:t xml:space="preserve">OBSERVABLE INDICATOR for Science Story: Teacher checks that all five required elements are present. Minimum passing threshold: student correctly states at least TWO structural features shared by all cells (cell membrane, cytoplasm, DNA/genetic material, ribosomes) AND correctly explains at least ONE structural difference between their assigned cell type and a specialised cell from the phenomenon. OBSERVABLE INDICATOR for diagram revision: The revised diagram must show clear visual distinction between 'shared features' and 'cell-type-specific features' — teacher circulates and stamps or initials diagrams that meet this standard before the lesson ends. Students whose diagrams do not meet the standard are given a specific revision task: 'Add a colour key to your diagram: blue = shared by all cells, green = plant cell only, red = specialised adaptation. Complete this before next lesson.'</w:t>
             </w:r>
           </w:p>
         </w:tc>
@@ -23844,7 +23844,7 @@
                 <w:sz w:val="18"/>
                 <w:szCs w:val="18"/>
               </w:rPr>
-              <w:t xml:space="preserve">Students explained why the red blood cell in the Kisumu hospital blood smear has no nucleus (loss of nucleus maximises haemoglobin space for oxygen transport — a specialisation away from the generic cell model). They explained why sukuma wiki leaf cells are rectangular, have thick green chloroplasts, and a large central vacuole (plant cell features: cell wall for rigidity and support, chloroplasts for photosynthesis, vacuole for turgor pressure and water storage). They explained what ALL cells in the phenomenon share: a cell membrane, cytoplasm, and genetic material — the irreducible minimum of a 'cell'. They explained how their 3D model, built from Kenyan everyday materials, represents a 'generic' cell that is the reference point from which all specialised cells deviate.</w:t>
+              <w:t xml:space="preserve">Students explained why the red blood cell in the Kisumu hospital blood smear has no nucleus (loss of nucleus maximises haemoglobin space for oxygen transport — a specialisation away from the generic cell model). They explained why sukuma wiki leaf cells are rectangular, have thick green chloroplasts, and a large central vacuole (plant cell features: cell wall for rigidity and support, chloroplasts for photosynthesis, vacuole for turgor pressure and water storage). They explained what ALL cells in the phenomenon share: a cell membrane, cytoplasm, genetic material and ribosomes — the irreducible minimum of a 'cell'. They explained how their 3D model, built from Kenyan everyday materials, represents a 'generic' cell that is the reference point from which all specialised cells deviate.</w:t>
             </w:r>
           </w:p>
         </w:tc>
@@ -23866,7 +23866,7 @@
         </w:rPr>
         <w:t xml:space="preserve">© 2026 SeaVuria and ARES. Aligned with KICD objectives. Developed by SeaVuria; technical implementation by ARES (with AI assistance from Claude). Licensed under </w:t>
       </w:r>
-      <w:hyperlink w:history="1" r:id="rIdvkwyh-i6sl-f2hoyb3icm">
+      <w:hyperlink w:history="1" r:id="rIdael-ok1-rvne_3m66h8yy">
         <w:r>
           <w:rPr>
             <w:rFonts w:ascii="Arial" w:cs="Arial" w:eastAsia="Arial" w:hAnsi="Arial"/>
@@ -23887,7 +23887,7 @@
         </w:rPr>
         <w:t xml:space="preserve"> (</w:t>
       </w:r>
-      <w:hyperlink w:history="1" r:id="rIdvik2yuqsllto7g4bgbbj9">
+      <w:hyperlink w:history="1" r:id="rIdyncqp4ua66ebg4jmm6sye">
         <w:r>
           <w:rPr>
             <w:rFonts w:ascii="Arial" w:cs="Arial" w:eastAsia="Arial" w:hAnsi="Arial"/>
@@ -24900,7 +24900,7 @@
             <w:pPr>
               <w:spacing w:after="20" w:before="0"/>
             </w:pPr>
-            <w:hyperlink w:history="1" r:id="rIdihcv39tnf0badcapdmxli">
+            <w:hyperlink w:history="1" r:id="rIduzmcvls9meexvcy1vd4w8">
               <w:r>
                 <w:rPr>
                   <w:rFonts w:ascii="Arial" w:cs="Arial" w:eastAsia="Arial" w:hAnsi="Arial"/>
@@ -24933,7 +24933,7 @@
               <w:spacing w:after="10" w:before="0"/>
               <w:ind w:left="120"/>
             </w:pPr>
-            <w:hyperlink w:history="1" r:id="rIdxwinak8urtgfya5g1gqma">
+            <w:hyperlink w:history="1" r:id="rIdccdrdhm4bdi-xlemz-rvj">
               <w:r>
                 <w:rPr>
                   <w:rFonts w:ascii="Arial" w:cs="Arial" w:eastAsia="Arial" w:hAnsi="Arial"/>
@@ -24978,7 +24978,7 @@
             <w:pPr>
               <w:spacing w:after="20" w:before="0"/>
             </w:pPr>
-            <w:hyperlink w:history="1" r:id="rIdpwe0eoj2slgx_cqayeyhz">
+            <w:hyperlink w:history="1" r:id="rIdeujldrq__hyvvzshuukam">
               <w:r>
                 <w:rPr>
                   <w:rFonts w:ascii="Arial" w:cs="Arial" w:eastAsia="Arial" w:hAnsi="Arial"/>
@@ -25011,7 +25011,7 @@
               <w:spacing w:after="10" w:before="0"/>
               <w:ind w:left="120"/>
             </w:pPr>
-            <w:hyperlink w:history="1" r:id="rIdtg16knruuct606oqlj7k3">
+            <w:hyperlink w:history="1" r:id="rIdlxeb8yngyynclfkggv4gm">
               <w:r>
                 <w:rPr>
                   <w:rFonts w:ascii="Arial" w:cs="Arial" w:eastAsia="Arial" w:hAnsi="Arial"/>
@@ -25206,7 +25206,7 @@
             <w:pPr>
               <w:spacing w:after="20" w:before="0"/>
             </w:pPr>
-            <w:hyperlink w:history="1" r:id="rIdtxvyxot61riup7nl16uuj">
+            <w:hyperlink w:history="1" r:id="rIdl2tkgscjgivhhweq27dlf">
               <w:r>
                 <w:rPr>
                   <w:rFonts w:ascii="Arial" w:cs="Arial" w:eastAsia="Arial" w:hAnsi="Arial"/>
@@ -25239,7 +25239,7 @@
               <w:spacing w:after="10" w:before="0"/>
               <w:ind w:left="120"/>
             </w:pPr>
-            <w:hyperlink w:history="1" r:id="rIdq9dqqjndcoluyodgayyr-">
+            <w:hyperlink w:history="1" r:id="rIdp5kcfggey2k72uu5x7kkk">
               <w:r>
                 <w:rPr>
                   <w:rFonts w:ascii="Arial" w:cs="Arial" w:eastAsia="Arial" w:hAnsi="Arial"/>
@@ -25284,7 +25284,7 @@
             <w:pPr>
               <w:spacing w:after="20" w:before="0"/>
             </w:pPr>
-            <w:hyperlink w:history="1" r:id="rIdduycnw5t6sl7c89a7ulr4">
+            <w:hyperlink w:history="1" r:id="rIdfknfwruk21xpqa63-ai-3">
               <w:r>
                 <w:rPr>
                   <w:rFonts w:ascii="Arial" w:cs="Arial" w:eastAsia="Arial" w:hAnsi="Arial"/>
@@ -25317,7 +25317,7 @@
               <w:spacing w:after="10" w:before="0"/>
               <w:ind w:left="120"/>
             </w:pPr>
-            <w:hyperlink w:history="1" r:id="rIdykwcl9se9jniw27iyyude">
+            <w:hyperlink w:history="1" r:id="rId0zvmxexhgxnksi8ojeubz">
               <w:r>
                 <w:rPr>
                   <w:rFonts w:ascii="Arial" w:cs="Arial" w:eastAsia="Arial" w:hAnsi="Arial"/>
@@ -25512,7 +25512,7 @@
             <w:pPr>
               <w:spacing w:after="20" w:before="0"/>
             </w:pPr>
-            <w:hyperlink w:history="1" r:id="rId_c9igr1sq1dbtaodsnd0z">
+            <w:hyperlink w:history="1" r:id="rId9c__mnj930nyrc30sw_wl">
               <w:r>
                 <w:rPr>
                   <w:rFonts w:ascii="Arial" w:cs="Arial" w:eastAsia="Arial" w:hAnsi="Arial"/>
@@ -25545,7 +25545,7 @@
               <w:spacing w:after="10" w:before="0"/>
               <w:ind w:left="120"/>
             </w:pPr>
-            <w:hyperlink w:history="1" r:id="rIdve_lmajfyxcxj2wyjfars">
+            <w:hyperlink w:history="1" r:id="rIdj0ilselyn2t0v2qfxdeqw">
               <w:r>
                 <w:rPr>
                   <w:rFonts w:ascii="Arial" w:cs="Arial" w:eastAsia="Arial" w:hAnsi="Arial"/>
@@ -25590,7 +25590,7 @@
             <w:pPr>
               <w:spacing w:after="20" w:before="0"/>
             </w:pPr>
-            <w:hyperlink w:history="1" r:id="rId43goi0qi_uv6mmkztjlaj">
+            <w:hyperlink w:history="1" r:id="rIdxetobqzacqrz6urxtsu0f">
               <w:r>
                 <w:rPr>
                   <w:rFonts w:ascii="Arial" w:cs="Arial" w:eastAsia="Arial" w:hAnsi="Arial"/>
@@ -25639,7 +25639,7 @@
               <w:spacing w:after="10" w:before="0"/>
               <w:ind w:left="120"/>
             </w:pPr>
-            <w:hyperlink w:history="1" r:id="rIdebip9xvfw14hlyo4ebldz">
+            <w:hyperlink w:history="1" r:id="rIdkzssjmwzm6bdzldrkqhwj">
               <w:r>
                 <w:rPr>
                   <w:rFonts w:ascii="Arial" w:cs="Arial" w:eastAsia="Arial" w:hAnsi="Arial"/>
@@ -25834,7 +25834,7 @@
             <w:pPr>
               <w:spacing w:after="20" w:before="0"/>
             </w:pPr>
-            <w:hyperlink w:history="1" r:id="rIda8g0ecxfclrk9gjh7alim">
+            <w:hyperlink w:history="1" r:id="rIdbpnyn6j7cql6uy8k9jd5i">
               <w:r>
                 <w:rPr>
                   <w:rFonts w:ascii="Arial" w:cs="Arial" w:eastAsia="Arial" w:hAnsi="Arial"/>
@@ -25867,7 +25867,7 @@
               <w:spacing w:after="10" w:before="0"/>
               <w:ind w:left="120"/>
             </w:pPr>
-            <w:hyperlink w:history="1" r:id="rIdct7qn6hwoqxcelfocthcl">
+            <w:hyperlink w:history="1" r:id="rId-uuf9nyckml1kmqiowbr-">
               <w:r>
                 <w:rPr>
                   <w:rFonts w:ascii="Arial" w:cs="Arial" w:eastAsia="Arial" w:hAnsi="Arial"/>
@@ -25912,7 +25912,7 @@
             <w:pPr>
               <w:spacing w:after="20" w:before="0"/>
             </w:pPr>
-            <w:hyperlink w:history="1" r:id="rId0ksm40vwnqt-bq2bzrjsd">
+            <w:hyperlink w:history="1" r:id="rIdjjjdqkmmat-dpyx8tziqm">
               <w:r>
                 <w:rPr>
                   <w:rFonts w:ascii="Arial" w:cs="Arial" w:eastAsia="Arial" w:hAnsi="Arial"/>
@@ -25961,7 +25961,7 @@
               <w:spacing w:after="10" w:before="0"/>
               <w:ind w:left="120"/>
             </w:pPr>
-            <w:hyperlink w:history="1" r:id="rId7zxnjucpzay415ee368ll">
+            <w:hyperlink w:history="1" r:id="rIdl2m2snn-jfh46uvxtbq-6">
               <w:r>
                 <w:rPr>
                   <w:rFonts w:ascii="Arial" w:cs="Arial" w:eastAsia="Arial" w:hAnsi="Arial"/>
@@ -26156,7 +26156,7 @@
             <w:pPr>
               <w:spacing w:after="20" w:before="0"/>
             </w:pPr>
-            <w:hyperlink w:history="1" r:id="rIdzziixhvnwnftyhs9pnhob">
+            <w:hyperlink w:history="1" r:id="rIdvmujxgdb1bzupvmkj2blx">
               <w:r>
                 <w:rPr>
                   <w:rFonts w:ascii="Arial" w:cs="Arial" w:eastAsia="Arial" w:hAnsi="Arial"/>
@@ -26205,7 +26205,7 @@
               <w:spacing w:after="10" w:before="0"/>
               <w:ind w:left="120"/>
             </w:pPr>
-            <w:hyperlink w:history="1" r:id="rIdbyjozggwjetaiep-2kmme">
+            <w:hyperlink w:history="1" r:id="rIdwncp599czkmahbgb-koi1">
               <w:r>
                 <w:rPr>
                   <w:rFonts w:ascii="Arial" w:cs="Arial" w:eastAsia="Arial" w:hAnsi="Arial"/>
@@ -26250,7 +26250,7 @@
             <w:pPr>
               <w:spacing w:after="20" w:before="0"/>
             </w:pPr>
-            <w:hyperlink w:history="1" r:id="rIdyk4ivpoxyxra7smny9_de">
+            <w:hyperlink w:history="1" r:id="rIdtozj626hourvr3w9oowzl">
               <w:r>
                 <w:rPr>
                   <w:rFonts w:ascii="Arial" w:cs="Arial" w:eastAsia="Arial" w:hAnsi="Arial"/>
@@ -26299,7 +26299,7 @@
               <w:spacing w:after="10" w:before="0"/>
               <w:ind w:left="120"/>
             </w:pPr>
-            <w:hyperlink w:history="1" r:id="rIdl2eq8i3sbwmftc2rnupzf">
+            <w:hyperlink w:history="1" r:id="rIdf3326hqi03pwfhfhzed5n">
               <w:r>
                 <w:rPr>
                   <w:rFonts w:ascii="Arial" w:cs="Arial" w:eastAsia="Arial" w:hAnsi="Arial"/>
@@ -26811,7 +26811,7 @@
         </w:rPr>
         <w:t xml:space="preserve">© 2026 SeaVuria and ARES. Aligned with KICD objectives. Developed by SeaVuria; technical implementation by ARES (with AI assistance from Claude). Licensed under </w:t>
       </w:r>
-      <w:hyperlink w:history="1" r:id="rId7mhtnt67_jba_pn4srhyu">
+      <w:hyperlink w:history="1" r:id="rIdnj8ayxp3gkbyql3me-cod">
         <w:r>
           <w:rPr>
             <w:rFonts w:ascii="Arial" w:cs="Arial" w:eastAsia="Arial" w:hAnsi="Arial"/>
@@ -26832,7 +26832,7 @@
         </w:rPr>
         <w:t xml:space="preserve"> (</w:t>
       </w:r>
-      <w:hyperlink w:history="1" r:id="rIdlm_broj_sgzqfivlwulu8">
+      <w:hyperlink w:history="1" r:id="rIdzz02bxbj8sk8uxfifr1oy">
         <w:r>
           <w:rPr>
             <w:rFonts w:ascii="Arial" w:cs="Arial" w:eastAsia="Arial" w:hAnsi="Arial"/>

--- a/data/outputs/v2/Biology/SS1.3_Cell_Biology/Biology_Cell_Biology_CBE_LessonSequence.docx
+++ b/data/outputs/v2/Biology/SS1.3_Cell_Biology/Biology_Cell_Biology_CBE_LessonSequence.docx
@@ -2384,7 +2384,7 @@
         </w:rPr>
         <w:t xml:space="preserve">© 2026 SeaVuria and ARES. This work is licensed under a </w:t>
       </w:r>
-      <w:hyperlink w:history="1" r:id="rIdd2gu5ss-xm6i0bkgj4vuy">
+      <w:hyperlink w:history="1" r:id="rIdzigk8gzhqjb-qxjyrulhd">
         <w:r>
           <w:rPr>
             <w:rFonts w:ascii="Arial" w:cs="Arial" w:eastAsia="Arial" w:hAnsi="Arial"/>
@@ -2404,7 +2404,7 @@
         </w:rPr>
         <w:t xml:space="preserve"> (</w:t>
       </w:r>
-      <w:hyperlink w:history="1" r:id="rIdrvpcllii4uwtqesuk8pev">
+      <w:hyperlink w:history="1" r:id="rIdlaqb2pllfix9muzhl3ael">
         <w:r>
           <w:rPr>
             <w:rFonts w:ascii="Arial" w:cs="Arial" w:eastAsia="Arial" w:hAnsi="Arial"/>
@@ -2424,7 +2424,7 @@
         </w:rPr>
         <w:t xml:space="preserve">). To view a copy of this license, visit </w:t>
       </w:r>
-      <w:hyperlink w:history="1" r:id="rId_a_vluak-jge0xadxgri9">
+      <w:hyperlink w:history="1" r:id="rIdunjzcoldiko44aazb8j2l">
         <w:r>
           <w:rPr>
             <w:rFonts w:ascii="Arial" w:cs="Arial" w:eastAsia="Arial" w:hAnsi="Arial"/>
@@ -3436,7 +3436,7 @@
             <w:pPr>
               <w:spacing w:after="20" w:before="0"/>
             </w:pPr>
-            <w:hyperlink w:history="1" r:id="rIdvmxaxumtwdvn1kr-pmm3k">
+            <w:hyperlink w:history="1" r:id="rIddi_htcg8j4j5dy4kedjyk">
               <w:r>
                 <w:rPr>
                   <w:rFonts w:ascii="Arial" w:cs="Arial" w:eastAsia="Arial" w:hAnsi="Arial"/>
@@ -3469,7 +3469,7 @@
               <w:spacing w:after="10" w:before="0"/>
               <w:ind w:left="120"/>
             </w:pPr>
-            <w:hyperlink w:history="1" r:id="rId9vyqu69lxdyn4cs47htpd">
+            <w:hyperlink w:history="1" r:id="rId6v5hp_o-w2kv9uj0rnfoj">
               <w:r>
                 <w:rPr>
                   <w:rFonts w:ascii="Arial" w:cs="Arial" w:eastAsia="Arial" w:hAnsi="Arial"/>
@@ -3514,7 +3514,7 @@
             <w:pPr>
               <w:spacing w:after="20" w:before="0"/>
             </w:pPr>
-            <w:hyperlink w:history="1" r:id="rId97uv33bia3zpyqpvycczz">
+            <w:hyperlink w:history="1" r:id="rIdhxbfjqnyi2ztb_yeg312h">
               <w:r>
                 <w:rPr>
                   <w:rFonts w:ascii="Arial" w:cs="Arial" w:eastAsia="Arial" w:hAnsi="Arial"/>
@@ -3547,7 +3547,7 @@
               <w:spacing w:after="10" w:before="0"/>
               <w:ind w:left="120"/>
             </w:pPr>
-            <w:hyperlink w:history="1" r:id="rIdfvtxlzrcamxs8cp4nqt6a">
+            <w:hyperlink w:history="1" r:id="rIdsgdaz_zalviskcfu9rdyp">
               <w:r>
                 <w:rPr>
                   <w:rFonts w:ascii="Arial" w:cs="Arial" w:eastAsia="Arial" w:hAnsi="Arial"/>
@@ -3742,7 +3742,7 @@
             <w:pPr>
               <w:spacing w:after="20" w:before="0"/>
             </w:pPr>
-            <w:hyperlink w:history="1" r:id="rIdesj7osig8y9ohemongfhi">
+            <w:hyperlink w:history="1" r:id="rIdjlkbccdcnc8rvav0lchif">
               <w:r>
                 <w:rPr>
                   <w:rFonts w:ascii="Arial" w:cs="Arial" w:eastAsia="Arial" w:hAnsi="Arial"/>
@@ -3775,7 +3775,7 @@
               <w:spacing w:after="10" w:before="0"/>
               <w:ind w:left="120"/>
             </w:pPr>
-            <w:hyperlink w:history="1" r:id="rIdenazvogvy8oahhp91eh-h">
+            <w:hyperlink w:history="1" r:id="rIdsehmrkm-cq_7yqsmoik5z">
               <w:r>
                 <w:rPr>
                   <w:rFonts w:ascii="Arial" w:cs="Arial" w:eastAsia="Arial" w:hAnsi="Arial"/>
@@ -3820,7 +3820,7 @@
             <w:pPr>
               <w:spacing w:after="20" w:before="0"/>
             </w:pPr>
-            <w:hyperlink w:history="1" r:id="rIdceo-b0wifubv1goohfqaw">
+            <w:hyperlink w:history="1" r:id="rIdjudphic46bh8xuvkuojao">
               <w:r>
                 <w:rPr>
                   <w:rFonts w:ascii="Arial" w:cs="Arial" w:eastAsia="Arial" w:hAnsi="Arial"/>
@@ -3853,7 +3853,7 @@
               <w:spacing w:after="10" w:before="0"/>
               <w:ind w:left="120"/>
             </w:pPr>
-            <w:hyperlink w:history="1" r:id="rId40o25sqnntqitrk0nh_kh">
+            <w:hyperlink w:history="1" r:id="rId3v2dgtxylvmeyswppvuab">
               <w:r>
                 <w:rPr>
                   <w:rFonts w:ascii="Arial" w:cs="Arial" w:eastAsia="Arial" w:hAnsi="Arial"/>
@@ -4048,7 +4048,7 @@
             <w:pPr>
               <w:spacing w:after="20" w:before="0"/>
             </w:pPr>
-            <w:hyperlink w:history="1" r:id="rIdku6kpbhknqrr3levz3xx3">
+            <w:hyperlink w:history="1" r:id="rIdjkykl1_tfn4tkm08bnt_b">
               <w:r>
                 <w:rPr>
                   <w:rFonts w:ascii="Arial" w:cs="Arial" w:eastAsia="Arial" w:hAnsi="Arial"/>
@@ -4081,7 +4081,7 @@
               <w:spacing w:after="10" w:before="0"/>
               <w:ind w:left="120"/>
             </w:pPr>
-            <w:hyperlink w:history="1" r:id="rIdbjlqbx-kt-mhwae5jbeuc">
+            <w:hyperlink w:history="1" r:id="rIdmykqelxobj4dkwzix4yxd">
               <w:r>
                 <w:rPr>
                   <w:rFonts w:ascii="Arial" w:cs="Arial" w:eastAsia="Arial" w:hAnsi="Arial"/>
@@ -4126,7 +4126,7 @@
             <w:pPr>
               <w:spacing w:after="20" w:before="0"/>
             </w:pPr>
-            <w:hyperlink w:history="1" r:id="rIdyhp1liqghzdci6mn-qu1_">
+            <w:hyperlink w:history="1" r:id="rIdhbovtul3zvjrnp79n3r45">
               <w:r>
                 <w:rPr>
                   <w:rFonts w:ascii="Arial" w:cs="Arial" w:eastAsia="Arial" w:hAnsi="Arial"/>
@@ -4175,7 +4175,7 @@
               <w:spacing w:after="10" w:before="0"/>
               <w:ind w:left="120"/>
             </w:pPr>
-            <w:hyperlink w:history="1" r:id="rIdbzhgm02hx7nqlxevdvgvh">
+            <w:hyperlink w:history="1" r:id="rIdf5v0ln35kqmalqxrc8940">
               <w:r>
                 <w:rPr>
                   <w:rFonts w:ascii="Arial" w:cs="Arial" w:eastAsia="Arial" w:hAnsi="Arial"/>
@@ -4370,7 +4370,7 @@
             <w:pPr>
               <w:spacing w:after="20" w:before="0"/>
             </w:pPr>
-            <w:hyperlink w:history="1" r:id="rIdzkxrbh1m1hhyjqwwg6b9b">
+            <w:hyperlink w:history="1" r:id="rIdunid8o5eymkt-qgx3arp7">
               <w:r>
                 <w:rPr>
                   <w:rFonts w:ascii="Arial" w:cs="Arial" w:eastAsia="Arial" w:hAnsi="Arial"/>
@@ -4403,7 +4403,7 @@
               <w:spacing w:after="10" w:before="0"/>
               <w:ind w:left="120"/>
             </w:pPr>
-            <w:hyperlink w:history="1" r:id="rId90iuncqabawgondx0-xlk">
+            <w:hyperlink w:history="1" r:id="rIddvbpgwp4nxkrwhfuwmpfx">
               <w:r>
                 <w:rPr>
                   <w:rFonts w:ascii="Arial" w:cs="Arial" w:eastAsia="Arial" w:hAnsi="Arial"/>
@@ -4448,7 +4448,7 @@
             <w:pPr>
               <w:spacing w:after="20" w:before="0"/>
             </w:pPr>
-            <w:hyperlink w:history="1" r:id="rIdvjvsyq0dwbfsngyd6omhl">
+            <w:hyperlink w:history="1" r:id="rIdeqgmizpxpecvqah4her1g">
               <w:r>
                 <w:rPr>
                   <w:rFonts w:ascii="Arial" w:cs="Arial" w:eastAsia="Arial" w:hAnsi="Arial"/>
@@ -4497,7 +4497,7 @@
               <w:spacing w:after="10" w:before="0"/>
               <w:ind w:left="120"/>
             </w:pPr>
-            <w:hyperlink w:history="1" r:id="rIdvkj_dbvgl_p5rkhm5z1vu">
+            <w:hyperlink w:history="1" r:id="rId9o6rwyahhuj5i3bowfti7">
               <w:r>
                 <w:rPr>
                   <w:rFonts w:ascii="Arial" w:cs="Arial" w:eastAsia="Arial" w:hAnsi="Arial"/>
@@ -4692,7 +4692,7 @@
             <w:pPr>
               <w:spacing w:after="20" w:before="0"/>
             </w:pPr>
-            <w:hyperlink w:history="1" r:id="rIdfl3ad-_gidkjfwyvsxaty">
+            <w:hyperlink w:history="1" r:id="rIdn4bnqetjtxse4ueblabnm">
               <w:r>
                 <w:rPr>
                   <w:rFonts w:ascii="Arial" w:cs="Arial" w:eastAsia="Arial" w:hAnsi="Arial"/>
@@ -4741,7 +4741,7 @@
               <w:spacing w:after="10" w:before="0"/>
               <w:ind w:left="120"/>
             </w:pPr>
-            <w:hyperlink w:history="1" r:id="rId6sqst5iwur1_tutu6zxzq">
+            <w:hyperlink w:history="1" r:id="rIdszmbmacocqljlcskem56j">
               <w:r>
                 <w:rPr>
                   <w:rFonts w:ascii="Arial" w:cs="Arial" w:eastAsia="Arial" w:hAnsi="Arial"/>
@@ -4786,7 +4786,7 @@
             <w:pPr>
               <w:spacing w:after="20" w:before="0"/>
             </w:pPr>
-            <w:hyperlink w:history="1" r:id="rId0irgceodkkojk7ps9q0oa">
+            <w:hyperlink w:history="1" r:id="rIdaccfoucmtgif2n4r5mzrz">
               <w:r>
                 <w:rPr>
                   <w:rFonts w:ascii="Arial" w:cs="Arial" w:eastAsia="Arial" w:hAnsi="Arial"/>
@@ -4819,7 +4819,7 @@
               <w:spacing w:after="10" w:before="0"/>
               <w:ind w:left="120"/>
             </w:pPr>
-            <w:hyperlink w:history="1" r:id="rIduojteml5lmproqizgdl3x">
+            <w:hyperlink w:history="1" r:id="rIdzx_bvaq7i6xqcsnyeij3x">
               <w:r>
                 <w:rPr>
                   <w:rFonts w:ascii="Arial" w:cs="Arial" w:eastAsia="Arial" w:hAnsi="Arial"/>
@@ -5445,7 +5445,7 @@
         </w:rPr>
         <w:t xml:space="preserve">© 2026 SeaVuria and ARES. Aligned with KICD objectives. Developed by SeaVuria; technical implementation by ARES (with AI assistance from Claude). Licensed under </w:t>
       </w:r>
-      <w:hyperlink w:history="1" r:id="rId1ifht0-ft6th2qq0g6bbp">
+      <w:hyperlink w:history="1" r:id="rIdyj6d7co4irsmusrceovfh">
         <w:r>
           <w:rPr>
             <w:rFonts w:ascii="Arial" w:cs="Arial" w:eastAsia="Arial" w:hAnsi="Arial"/>
@@ -5466,7 +5466,7 @@
         </w:rPr>
         <w:t xml:space="preserve"> (</w:t>
       </w:r>
-      <w:hyperlink w:history="1" r:id="rIdyij-jbq5t6hfetmkydytp">
+      <w:hyperlink w:history="1" r:id="rIddta5lrx8vi6ewc2lpqsxd">
         <w:r>
           <w:rPr>
             <w:rFonts w:ascii="Arial" w:cs="Arial" w:eastAsia="Arial" w:hAnsi="Arial"/>
@@ -6479,7 +6479,7 @@
             <w:pPr>
               <w:spacing w:after="20" w:before="0"/>
             </w:pPr>
-            <w:hyperlink w:history="1" r:id="rId4z2t8okoaij1ppszk6xl8">
+            <w:hyperlink w:history="1" r:id="rIdphxqylhh1ltakqtewifk1">
               <w:r>
                 <w:rPr>
                   <w:rFonts w:ascii="Arial" w:cs="Arial" w:eastAsia="Arial" w:hAnsi="Arial"/>
@@ -6512,7 +6512,7 @@
               <w:spacing w:after="10" w:before="0"/>
               <w:ind w:left="120"/>
             </w:pPr>
-            <w:hyperlink w:history="1" r:id="rIdlgnsfkkzye1wihevw4cgr">
+            <w:hyperlink w:history="1" r:id="rIdv96s5f7rxnadetclevpdw">
               <w:r>
                 <w:rPr>
                   <w:rFonts w:ascii="Arial" w:cs="Arial" w:eastAsia="Arial" w:hAnsi="Arial"/>
@@ -6557,7 +6557,7 @@
             <w:pPr>
               <w:spacing w:after="20" w:before="0"/>
             </w:pPr>
-            <w:hyperlink w:history="1" r:id="rIdk7cbvsxwlcihle3e0t7rc">
+            <w:hyperlink w:history="1" r:id="rIdb6mvfzdsnxbb11othmc_a">
               <w:r>
                 <w:rPr>
                   <w:rFonts w:ascii="Arial" w:cs="Arial" w:eastAsia="Arial" w:hAnsi="Arial"/>
@@ -6590,7 +6590,7 @@
               <w:spacing w:after="10" w:before="0"/>
               <w:ind w:left="120"/>
             </w:pPr>
-            <w:hyperlink w:history="1" r:id="rId4xjhjqvape0ngh90hzok9">
+            <w:hyperlink w:history="1" r:id="rIdwaetfmrjj2xqwtvkf4ktl">
               <w:r>
                 <w:rPr>
                   <w:rFonts w:ascii="Arial" w:cs="Arial" w:eastAsia="Arial" w:hAnsi="Arial"/>
@@ -6785,7 +6785,7 @@
             <w:pPr>
               <w:spacing w:after="20" w:before="0"/>
             </w:pPr>
-            <w:hyperlink w:history="1" r:id="rIdpcfleiapdx3fyjiqrwoyt">
+            <w:hyperlink w:history="1" r:id="rIdn45clyrxyj4jtwhoyfjyu">
               <w:r>
                 <w:rPr>
                   <w:rFonts w:ascii="Arial" w:cs="Arial" w:eastAsia="Arial" w:hAnsi="Arial"/>
@@ -6818,7 +6818,7 @@
               <w:spacing w:after="10" w:before="0"/>
               <w:ind w:left="120"/>
             </w:pPr>
-            <w:hyperlink w:history="1" r:id="rId1s1ntrwyjjsygfkuj3_sm">
+            <w:hyperlink w:history="1" r:id="rIdrnq2fhccpudxm-p0rct7y">
               <w:r>
                 <w:rPr>
                   <w:rFonts w:ascii="Arial" w:cs="Arial" w:eastAsia="Arial" w:hAnsi="Arial"/>
@@ -6863,7 +6863,7 @@
             <w:pPr>
               <w:spacing w:after="20" w:before="0"/>
             </w:pPr>
-            <w:hyperlink w:history="1" r:id="rIdvdro1q1qoe4sq8sgp_wzc">
+            <w:hyperlink w:history="1" r:id="rIdg_phmjktgzdwcog5gybeg">
               <w:r>
                 <w:rPr>
                   <w:rFonts w:ascii="Arial" w:cs="Arial" w:eastAsia="Arial" w:hAnsi="Arial"/>
@@ -6896,7 +6896,7 @@
               <w:spacing w:after="10" w:before="0"/>
               <w:ind w:left="120"/>
             </w:pPr>
-            <w:hyperlink w:history="1" r:id="rIdottff8qypsyi9bk_c1r0q">
+            <w:hyperlink w:history="1" r:id="rIdgmjrmm5kssnh4kywxxhus">
               <w:r>
                 <w:rPr>
                   <w:rFonts w:ascii="Arial" w:cs="Arial" w:eastAsia="Arial" w:hAnsi="Arial"/>
@@ -7091,7 +7091,7 @@
             <w:pPr>
               <w:spacing w:after="20" w:before="0"/>
             </w:pPr>
-            <w:hyperlink w:history="1" r:id="rIdf3e11r8govrkqy4umdgos">
+            <w:hyperlink w:history="1" r:id="rIdiutu84mmay8xhuypd2ey5">
               <w:r>
                 <w:rPr>
                   <w:rFonts w:ascii="Arial" w:cs="Arial" w:eastAsia="Arial" w:hAnsi="Arial"/>
@@ -7140,7 +7140,7 @@
               <w:spacing w:after="10" w:before="0"/>
               <w:ind w:left="120"/>
             </w:pPr>
-            <w:hyperlink w:history="1" r:id="rIdz7vpmupsk_4kwunbf9tkc">
+            <w:hyperlink w:history="1" r:id="rIdwvdr0usx8mqke_k1v8upp">
               <w:r>
                 <w:rPr>
                   <w:rFonts w:ascii="Arial" w:cs="Arial" w:eastAsia="Arial" w:hAnsi="Arial"/>
@@ -7185,7 +7185,7 @@
             <w:pPr>
               <w:spacing w:after="20" w:before="0"/>
             </w:pPr>
-            <w:hyperlink w:history="1" r:id="rId4l_kra2xj_e4cfdequktp">
+            <w:hyperlink w:history="1" r:id="rIdutni1ryp0jl8alhhkpuxw">
               <w:r>
                 <w:rPr>
                   <w:rFonts w:ascii="Arial" w:cs="Arial" w:eastAsia="Arial" w:hAnsi="Arial"/>
@@ -7218,7 +7218,7 @@
               <w:spacing w:after="10" w:before="0"/>
               <w:ind w:left="120"/>
             </w:pPr>
-            <w:hyperlink w:history="1" r:id="rIdrt9yhc4vgu7kfysoitbmx">
+            <w:hyperlink w:history="1" r:id="rIdllzbio1loa1yrv-yaam2c">
               <w:r>
                 <w:rPr>
                   <w:rFonts w:ascii="Arial" w:cs="Arial" w:eastAsia="Arial" w:hAnsi="Arial"/>
@@ -7413,7 +7413,7 @@
             <w:pPr>
               <w:spacing w:after="20" w:before="0"/>
             </w:pPr>
-            <w:hyperlink w:history="1" r:id="rIdh7ls640ev2sqgm281r1rp">
+            <w:hyperlink w:history="1" r:id="rId2dff30npocbqp6umjg4bj">
               <w:r>
                 <w:rPr>
                   <w:rFonts w:ascii="Arial" w:cs="Arial" w:eastAsia="Arial" w:hAnsi="Arial"/>
@@ -7462,7 +7462,7 @@
               <w:spacing w:after="10" w:before="0"/>
               <w:ind w:left="120"/>
             </w:pPr>
-            <w:hyperlink w:history="1" r:id="rIdybl87kemj9ugao2ifaxav">
+            <w:hyperlink w:history="1" r:id="rIdtcbpat9afl_uph0dcdnbr">
               <w:r>
                 <w:rPr>
                   <w:rFonts w:ascii="Arial" w:cs="Arial" w:eastAsia="Arial" w:hAnsi="Arial"/>
@@ -7507,7 +7507,7 @@
             <w:pPr>
               <w:spacing w:after="20" w:before="0"/>
             </w:pPr>
-            <w:hyperlink w:history="1" r:id="rIdflwtnlglnazyqhqcu4ym_">
+            <w:hyperlink w:history="1" r:id="rIdh0makk8e1t009riyrf39m">
               <w:r>
                 <w:rPr>
                   <w:rFonts w:ascii="Arial" w:cs="Arial" w:eastAsia="Arial" w:hAnsi="Arial"/>
@@ -7540,7 +7540,7 @@
               <w:spacing w:after="10" w:before="0"/>
               <w:ind w:left="120"/>
             </w:pPr>
-            <w:hyperlink w:history="1" r:id="rIdc6qme6ad6qihd78uqc8g_">
+            <w:hyperlink w:history="1" r:id="rId9ldmdlmlgh6-e8ml3ge6m">
               <w:r>
                 <w:rPr>
                   <w:rFonts w:ascii="Arial" w:cs="Arial" w:eastAsia="Arial" w:hAnsi="Arial"/>
@@ -7735,7 +7735,7 @@
             <w:pPr>
               <w:spacing w:after="20" w:before="0"/>
             </w:pPr>
-            <w:hyperlink w:history="1" r:id="rIdoa-tb8hpf2qhhpt0phd4y">
+            <w:hyperlink w:history="1" r:id="rId5o2v4m_uwdoagldswx5aw">
               <w:r>
                 <w:rPr>
                   <w:rFonts w:ascii="Arial" w:cs="Arial" w:eastAsia="Arial" w:hAnsi="Arial"/>
@@ -7768,7 +7768,7 @@
               <w:spacing w:after="10" w:before="0"/>
               <w:ind w:left="120"/>
             </w:pPr>
-            <w:hyperlink w:history="1" r:id="rId0_lyaam_griazhu1xkuf6">
+            <w:hyperlink w:history="1" r:id="rIdlzgbol8vnxlmejdtk_gbc">
               <w:r>
                 <w:rPr>
                   <w:rFonts w:ascii="Arial" w:cs="Arial" w:eastAsia="Arial" w:hAnsi="Arial"/>
@@ -7813,7 +7813,7 @@
             <w:pPr>
               <w:spacing w:after="20" w:before="0"/>
             </w:pPr>
-            <w:hyperlink w:history="1" r:id="rIdlng-amoiocucuytsjnd4e">
+            <w:hyperlink w:history="1" r:id="rIdh4_fxjkdqyawkdij-aui3">
               <w:r>
                 <w:rPr>
                   <w:rFonts w:ascii="Arial" w:cs="Arial" w:eastAsia="Arial" w:hAnsi="Arial"/>
@@ -7846,7 +7846,7 @@
               <w:spacing w:after="10" w:before="0"/>
               <w:ind w:left="120"/>
             </w:pPr>
-            <w:hyperlink w:history="1" r:id="rId0zpophsqx9s45riv_7ptd">
+            <w:hyperlink w:history="1" r:id="rIdxkh_pt8fv9diaty9lmjmq">
               <w:r>
                 <w:rPr>
                   <w:rFonts w:ascii="Arial" w:cs="Arial" w:eastAsia="Arial" w:hAnsi="Arial"/>
@@ -8358,7 +8358,7 @@
         </w:rPr>
         <w:t xml:space="preserve">© 2026 SeaVuria and ARES. Aligned with KICD objectives. Developed by SeaVuria; technical implementation by ARES (with AI assistance from Claude). Licensed under </w:t>
       </w:r>
-      <w:hyperlink w:history="1" r:id="rId1u6xog8hglmahn1yj72ax">
+      <w:hyperlink w:history="1" r:id="rIdwgzpmwki85esiz1e_lc6v">
         <w:r>
           <w:rPr>
             <w:rFonts w:ascii="Arial" w:cs="Arial" w:eastAsia="Arial" w:hAnsi="Arial"/>
@@ -8379,7 +8379,7 @@
         </w:rPr>
         <w:t xml:space="preserve"> (</w:t>
       </w:r>
-      <w:hyperlink w:history="1" r:id="rIdgrvp94myzimroohuzd8oa">
+      <w:hyperlink w:history="1" r:id="rId1kwiwnutsxqymblye5voe">
         <w:r>
           <w:rPr>
             <w:rFonts w:ascii="Arial" w:cs="Arial" w:eastAsia="Arial" w:hAnsi="Arial"/>
@@ -9392,7 +9392,7 @@
             <w:pPr>
               <w:spacing w:after="20" w:before="0"/>
             </w:pPr>
-            <w:hyperlink w:history="1" r:id="rIdzbcx8mwbz4zcydc4zeypu">
+            <w:hyperlink w:history="1" r:id="rIdwey6cfzm4qwnqs2zex3u3">
               <w:r>
                 <w:rPr>
                   <w:rFonts w:ascii="Arial" w:cs="Arial" w:eastAsia="Arial" w:hAnsi="Arial"/>
@@ -9425,7 +9425,7 @@
               <w:spacing w:after="10" w:before="0"/>
               <w:ind w:left="120"/>
             </w:pPr>
-            <w:hyperlink w:history="1" r:id="rIdm94cffd1l3cggilz2rmfm">
+            <w:hyperlink w:history="1" r:id="rIdynwhy71itj_6szoclggiq">
               <w:r>
                 <w:rPr>
                   <w:rFonts w:ascii="Arial" w:cs="Arial" w:eastAsia="Arial" w:hAnsi="Arial"/>
@@ -9470,7 +9470,7 @@
             <w:pPr>
               <w:spacing w:after="20" w:before="0"/>
             </w:pPr>
-            <w:hyperlink w:history="1" r:id="rIdnmxfgjuesk71jayi_cw_h">
+            <w:hyperlink w:history="1" r:id="rIdmlpa7l0yd15cpaixfbwme">
               <w:r>
                 <w:rPr>
                   <w:rFonts w:ascii="Arial" w:cs="Arial" w:eastAsia="Arial" w:hAnsi="Arial"/>
@@ -9503,7 +9503,7 @@
               <w:spacing w:after="10" w:before="0"/>
               <w:ind w:left="120"/>
             </w:pPr>
-            <w:hyperlink w:history="1" r:id="rIdt0ujgypkkxau1-8a7ye01">
+            <w:hyperlink w:history="1" r:id="rIdrjv18btsiyt3guanih8jh">
               <w:r>
                 <w:rPr>
                   <w:rFonts w:ascii="Arial" w:cs="Arial" w:eastAsia="Arial" w:hAnsi="Arial"/>
@@ -9774,7 +9774,7 @@
             <w:pPr>
               <w:spacing w:after="20" w:before="0"/>
             </w:pPr>
-            <w:hyperlink w:history="1" r:id="rIdkr6q7ov9e3f1snv8gnhdp">
+            <w:hyperlink w:history="1" r:id="rIdwbb1zqilplnzvmcy32pi5">
               <w:r>
                 <w:rPr>
                   <w:rFonts w:ascii="Arial" w:cs="Arial" w:eastAsia="Arial" w:hAnsi="Arial"/>
@@ -9807,7 +9807,7 @@
               <w:spacing w:after="10" w:before="0"/>
               <w:ind w:left="120"/>
             </w:pPr>
-            <w:hyperlink w:history="1" r:id="rIdfxlyevlr7mw4fll3yzwq3">
+            <w:hyperlink w:history="1" r:id="rIdnygseckfvjmzkgd-op28v">
               <w:r>
                 <w:rPr>
                   <w:rFonts w:ascii="Arial" w:cs="Arial" w:eastAsia="Arial" w:hAnsi="Arial"/>
@@ -9852,7 +9852,7 @@
             <w:pPr>
               <w:spacing w:after="20" w:before="0"/>
             </w:pPr>
-            <w:hyperlink w:history="1" r:id="rIdlpjx8lonj1k655odimfph">
+            <w:hyperlink w:history="1" r:id="rIdlcsuuzdwct3dfux9yth5v">
               <w:r>
                 <w:rPr>
                   <w:rFonts w:ascii="Arial" w:cs="Arial" w:eastAsia="Arial" w:hAnsi="Arial"/>
@@ -9885,7 +9885,7 @@
               <w:spacing w:after="10" w:before="0"/>
               <w:ind w:left="120"/>
             </w:pPr>
-            <w:hyperlink w:history="1" r:id="rId3gnyvhv6my4o-4ezncwgu">
+            <w:hyperlink w:history="1" r:id="rId8j4mcfoj8rrubretff6pi">
               <w:r>
                 <w:rPr>
                   <w:rFonts w:ascii="Arial" w:cs="Arial" w:eastAsia="Arial" w:hAnsi="Arial"/>
@@ -10156,7 +10156,7 @@
             <w:pPr>
               <w:spacing w:after="20" w:before="0"/>
             </w:pPr>
-            <w:hyperlink w:history="1" r:id="rIdq_ri5fj4ev3woug47zoo3">
+            <w:hyperlink w:history="1" r:id="rIdhlp6pxmj2mxh4cs2kuvme">
               <w:r>
                 <w:rPr>
                   <w:rFonts w:ascii="Arial" w:cs="Arial" w:eastAsia="Arial" w:hAnsi="Arial"/>
@@ -10189,7 +10189,7 @@
               <w:spacing w:after="10" w:before="0"/>
               <w:ind w:left="120"/>
             </w:pPr>
-            <w:hyperlink w:history="1" r:id="rIdmzhzvqpqkgvdzncjzo2kd">
+            <w:hyperlink w:history="1" r:id="rId88n_tacxnw-aovazgjlrq">
               <w:r>
                 <w:rPr>
                   <w:rFonts w:ascii="Arial" w:cs="Arial" w:eastAsia="Arial" w:hAnsi="Arial"/>
@@ -10234,7 +10234,7 @@
             <w:pPr>
               <w:spacing w:after="20" w:before="0"/>
             </w:pPr>
-            <w:hyperlink w:history="1" r:id="rIdfv0wokegcha2vxhog8e4u">
+            <w:hyperlink w:history="1" r:id="rIdjm-gjrkizhn46epjzfaa9">
               <w:r>
                 <w:rPr>
                   <w:rFonts w:ascii="Arial" w:cs="Arial" w:eastAsia="Arial" w:hAnsi="Arial"/>
@@ -10283,7 +10283,7 @@
               <w:spacing w:after="10" w:before="0"/>
               <w:ind w:left="120"/>
             </w:pPr>
-            <w:hyperlink w:history="1" r:id="rIdn__z0icupq2a-uyutm7rh">
+            <w:hyperlink w:history="1" r:id="rIdps9n6_k6bhta8wa1ux057">
               <w:r>
                 <w:rPr>
                   <w:rFonts w:ascii="Arial" w:cs="Arial" w:eastAsia="Arial" w:hAnsi="Arial"/>
@@ -10554,7 +10554,7 @@
             <w:pPr>
               <w:spacing w:after="20" w:before="0"/>
             </w:pPr>
-            <w:hyperlink w:history="1" r:id="rIdmt3zsr6zgaiwznscdb9f5">
+            <w:hyperlink w:history="1" r:id="rIdmgyxo6ta6ff5stnpas0jn">
               <w:r>
                 <w:rPr>
                   <w:rFonts w:ascii="Arial" w:cs="Arial" w:eastAsia="Arial" w:hAnsi="Arial"/>
@@ -10587,7 +10587,7 @@
               <w:spacing w:after="10" w:before="0"/>
               <w:ind w:left="120"/>
             </w:pPr>
-            <w:hyperlink w:history="1" r:id="rIdz4lxgxaijf_dazxqrysqx">
+            <w:hyperlink w:history="1" r:id="rId4ohwzxyorkke6n6kjnbng">
               <w:r>
                 <w:rPr>
                   <w:rFonts w:ascii="Arial" w:cs="Arial" w:eastAsia="Arial" w:hAnsi="Arial"/>
@@ -10632,7 +10632,7 @@
             <w:pPr>
               <w:spacing w:after="20" w:before="0"/>
             </w:pPr>
-            <w:hyperlink w:history="1" r:id="rIdl9usizrhad3trt70rmdpe">
+            <w:hyperlink w:history="1" r:id="rId-uzimydwiuuzwanpu209h">
               <w:r>
                 <w:rPr>
                   <w:rFonts w:ascii="Arial" w:cs="Arial" w:eastAsia="Arial" w:hAnsi="Arial"/>
@@ -10681,7 +10681,7 @@
               <w:spacing w:after="10" w:before="0"/>
               <w:ind w:left="120"/>
             </w:pPr>
-            <w:hyperlink w:history="1" r:id="rIdkgnbtqxrfr2ngsdhc3s8g">
+            <w:hyperlink w:history="1" r:id="rIdpadeuqctqbsuzp5c37pqp">
               <w:r>
                 <w:rPr>
                   <w:rFonts w:ascii="Arial" w:cs="Arial" w:eastAsia="Arial" w:hAnsi="Arial"/>
@@ -10952,7 +10952,7 @@
             <w:pPr>
               <w:spacing w:after="20" w:before="0"/>
             </w:pPr>
-            <w:hyperlink w:history="1" r:id="rIdtiqwlpojgjjg8dlcajcra">
+            <w:hyperlink w:history="1" r:id="rIdndtbl73l_ewglibte8viy">
               <w:r>
                 <w:rPr>
                   <w:rFonts w:ascii="Arial" w:cs="Arial" w:eastAsia="Arial" w:hAnsi="Arial"/>
@@ -11001,7 +11001,7 @@
               <w:spacing w:after="10" w:before="0"/>
               <w:ind w:left="120"/>
             </w:pPr>
-            <w:hyperlink w:history="1" r:id="rIdtddlwi9bc4l22ukmy0hha">
+            <w:hyperlink w:history="1" r:id="rIdq7xc5uewaxtlhndtlbafs">
               <w:r>
                 <w:rPr>
                   <w:rFonts w:ascii="Arial" w:cs="Arial" w:eastAsia="Arial" w:hAnsi="Arial"/>
@@ -11046,7 +11046,7 @@
             <w:pPr>
               <w:spacing w:after="20" w:before="0"/>
             </w:pPr>
-            <w:hyperlink w:history="1" r:id="rIdphdxxcz02lg9vkjfdfkbh">
+            <w:hyperlink w:history="1" r:id="rId4ufimleoa1snhy1nxect2">
               <w:r>
                 <w:rPr>
                   <w:rFonts w:ascii="Arial" w:cs="Arial" w:eastAsia="Arial" w:hAnsi="Arial"/>
@@ -11079,7 +11079,7 @@
               <w:spacing w:after="10" w:before="0"/>
               <w:ind w:left="120"/>
             </w:pPr>
-            <w:hyperlink w:history="1" r:id="rIdympdylhuljzoousdhuna_">
+            <w:hyperlink w:history="1" r:id="rId5mneq0kmstdismhwzohsb">
               <w:r>
                 <w:rPr>
                   <w:rFonts w:ascii="Arial" w:cs="Arial" w:eastAsia="Arial" w:hAnsi="Arial"/>
@@ -11667,7 +11667,7 @@
         </w:rPr>
         <w:t xml:space="preserve">© 2026 SeaVuria and ARES. Aligned with KICD objectives. Developed by SeaVuria; technical implementation by ARES (with AI assistance from Claude). Licensed under </w:t>
       </w:r>
-      <w:hyperlink w:history="1" r:id="rIdodysul9ih68wyaxdqcpre">
+      <w:hyperlink w:history="1" r:id="rIdw36nio8ecujmabgmbu81v">
         <w:r>
           <w:rPr>
             <w:rFonts w:ascii="Arial" w:cs="Arial" w:eastAsia="Arial" w:hAnsi="Arial"/>
@@ -11688,7 +11688,7 @@
         </w:rPr>
         <w:t xml:space="preserve"> (</w:t>
       </w:r>
-      <w:hyperlink w:history="1" r:id="rIdu8f2dvingq_sgsd_1znob">
+      <w:hyperlink w:history="1" r:id="rIdrpnifacmpdpwjyxghr5w8">
         <w:r>
           <w:rPr>
             <w:rFonts w:ascii="Arial" w:cs="Arial" w:eastAsia="Arial" w:hAnsi="Arial"/>
@@ -12701,7 +12701,7 @@
             <w:pPr>
               <w:spacing w:after="20" w:before="0"/>
             </w:pPr>
-            <w:hyperlink w:history="1" r:id="rIdwh9mgo9e2b2dmz1uxzrhy">
+            <w:hyperlink w:history="1" r:id="rId2ial21z00g3r6njyyygec">
               <w:r>
                 <w:rPr>
                   <w:rFonts w:ascii="Arial" w:cs="Arial" w:eastAsia="Arial" w:hAnsi="Arial"/>
@@ -12734,7 +12734,7 @@
               <w:spacing w:after="10" w:before="0"/>
               <w:ind w:left="120"/>
             </w:pPr>
-            <w:hyperlink w:history="1" r:id="rIdvgrr6uvzc8fnaw5xlxbfu">
+            <w:hyperlink w:history="1" r:id="rIdcuaq4e69j6uakvj1rq0ip">
               <w:r>
                 <w:rPr>
                   <w:rFonts w:ascii="Arial" w:cs="Arial" w:eastAsia="Arial" w:hAnsi="Arial"/>
@@ -12779,7 +12779,7 @@
             <w:pPr>
               <w:spacing w:after="20" w:before="0"/>
             </w:pPr>
-            <w:hyperlink w:history="1" r:id="rId79qp3s2aluhsbqmt8k4ek">
+            <w:hyperlink w:history="1" r:id="rIda2gtrwin8xivovdobxr6m">
               <w:r>
                 <w:rPr>
                   <w:rFonts w:ascii="Arial" w:cs="Arial" w:eastAsia="Arial" w:hAnsi="Arial"/>
@@ -12812,7 +12812,7 @@
               <w:spacing w:after="10" w:before="0"/>
               <w:ind w:left="120"/>
             </w:pPr>
-            <w:hyperlink w:history="1" r:id="rIdyxf_y9kpk0kl4mta48b_r">
+            <w:hyperlink w:history="1" r:id="rIddqyrjl1jdr9pf7o5rcyaz">
               <w:r>
                 <w:rPr>
                   <w:rFonts w:ascii="Arial" w:cs="Arial" w:eastAsia="Arial" w:hAnsi="Arial"/>
@@ -13007,7 +13007,7 @@
             <w:pPr>
               <w:spacing w:after="20" w:before="0"/>
             </w:pPr>
-            <w:hyperlink w:history="1" r:id="rIdhdej5t-63rryyzseqspil">
+            <w:hyperlink w:history="1" r:id="rIdnxs6lmntg4l0wt6ievjqa">
               <w:r>
                 <w:rPr>
                   <w:rFonts w:ascii="Arial" w:cs="Arial" w:eastAsia="Arial" w:hAnsi="Arial"/>
@@ -13040,7 +13040,7 @@
               <w:spacing w:after="10" w:before="0"/>
               <w:ind w:left="120"/>
             </w:pPr>
-            <w:hyperlink w:history="1" r:id="rIdanmk6wrt5gpwabkteukc0">
+            <w:hyperlink w:history="1" r:id="rIdc7h3xoqd0wttrpwan0aby">
               <w:r>
                 <w:rPr>
                   <w:rFonts w:ascii="Arial" w:cs="Arial" w:eastAsia="Arial" w:hAnsi="Arial"/>
@@ -13085,7 +13085,7 @@
             <w:pPr>
               <w:spacing w:after="20" w:before="0"/>
             </w:pPr>
-            <w:hyperlink w:history="1" r:id="rIdqm8aw5pi7ztzt6y34pue6">
+            <w:hyperlink w:history="1" r:id="rIdg2s-kzpk64kd5d24llzac">
               <w:r>
                 <w:rPr>
                   <w:rFonts w:ascii="Arial" w:cs="Arial" w:eastAsia="Arial" w:hAnsi="Arial"/>
@@ -13118,7 +13118,7 @@
               <w:spacing w:after="10" w:before="0"/>
               <w:ind w:left="120"/>
             </w:pPr>
-            <w:hyperlink w:history="1" r:id="rIdrbiedv_yz8_8lrebbu-ox">
+            <w:hyperlink w:history="1" r:id="rId8cz76cyt85ga4g8mxoxep">
               <w:r>
                 <w:rPr>
                   <w:rFonts w:ascii="Arial" w:cs="Arial" w:eastAsia="Arial" w:hAnsi="Arial"/>
@@ -13313,7 +13313,7 @@
             <w:pPr>
               <w:spacing w:after="20" w:before="0"/>
             </w:pPr>
-            <w:hyperlink w:history="1" r:id="rIdqp94fvdwrqhiemoykk6zc">
+            <w:hyperlink w:history="1" r:id="rIdtl6pol4ore1kp9fbn_6_q">
               <w:r>
                 <w:rPr>
                   <w:rFonts w:ascii="Arial" w:cs="Arial" w:eastAsia="Arial" w:hAnsi="Arial"/>
@@ -13362,7 +13362,7 @@
               <w:spacing w:after="10" w:before="0"/>
               <w:ind w:left="120"/>
             </w:pPr>
-            <w:hyperlink w:history="1" r:id="rIdqmr8pwlhku-pra4jsug1i">
+            <w:hyperlink w:history="1" r:id="rIddhnnptzxt2kirowzqxcjg">
               <w:r>
                 <w:rPr>
                   <w:rFonts w:ascii="Arial" w:cs="Arial" w:eastAsia="Arial" w:hAnsi="Arial"/>
@@ -13407,7 +13407,7 @@
             <w:pPr>
               <w:spacing w:after="20" w:before="0"/>
             </w:pPr>
-            <w:hyperlink w:history="1" r:id="rIdflgjarzcc4rhuxl24jjrj">
+            <w:hyperlink w:history="1" r:id="rIdl6ervkkvlxsmbh7zdasij">
               <w:r>
                 <w:rPr>
                   <w:rFonts w:ascii="Arial" w:cs="Arial" w:eastAsia="Arial" w:hAnsi="Arial"/>
@@ -13440,7 +13440,7 @@
               <w:spacing w:after="10" w:before="0"/>
               <w:ind w:left="120"/>
             </w:pPr>
-            <w:hyperlink w:history="1" r:id="rIdyoawz2xquhkq1n1cvvqx0">
+            <w:hyperlink w:history="1" r:id="rIdwjsb43cnjfggn_gkmn-6s">
               <w:r>
                 <w:rPr>
                   <w:rFonts w:ascii="Arial" w:cs="Arial" w:eastAsia="Arial" w:hAnsi="Arial"/>
@@ -13635,7 +13635,7 @@
             <w:pPr>
               <w:spacing w:after="20" w:before="0"/>
             </w:pPr>
-            <w:hyperlink w:history="1" r:id="rIdzxoopgtc5u_2bcnrzzlfl">
+            <w:hyperlink w:history="1" r:id="rIdn183zoc6svjvdwopo_7pu">
               <w:r>
                 <w:rPr>
                   <w:rFonts w:ascii="Arial" w:cs="Arial" w:eastAsia="Arial" w:hAnsi="Arial"/>
@@ -13684,7 +13684,7 @@
               <w:spacing w:after="10" w:before="0"/>
               <w:ind w:left="120"/>
             </w:pPr>
-            <w:hyperlink w:history="1" r:id="rIdtqozatlkhdanzeu0slkyd">
+            <w:hyperlink w:history="1" r:id="rIdynnnbfkrry_8fkhveilzs">
               <w:r>
                 <w:rPr>
                   <w:rFonts w:ascii="Arial" w:cs="Arial" w:eastAsia="Arial" w:hAnsi="Arial"/>
@@ -13729,7 +13729,7 @@
             <w:pPr>
               <w:spacing w:after="20" w:before="0"/>
             </w:pPr>
-            <w:hyperlink w:history="1" r:id="rIdqm0tqmim6n9yp_pem6rqy">
+            <w:hyperlink w:history="1" r:id="rIdxhqt3qvumwo1cyhbxl-va">
               <w:r>
                 <w:rPr>
                   <w:rFonts w:ascii="Arial" w:cs="Arial" w:eastAsia="Arial" w:hAnsi="Arial"/>
@@ -13762,7 +13762,7 @@
               <w:spacing w:after="10" w:before="0"/>
               <w:ind w:left="120"/>
             </w:pPr>
-            <w:hyperlink w:history="1" r:id="rIdnv8zkiee05ooycgmq1vvg">
+            <w:hyperlink w:history="1" r:id="rIdiy6oemt3nvz1pnqtiec89">
               <w:r>
                 <w:rPr>
                   <w:rFonts w:ascii="Arial" w:cs="Arial" w:eastAsia="Arial" w:hAnsi="Arial"/>
@@ -13957,7 +13957,7 @@
             <w:pPr>
               <w:spacing w:after="20" w:before="0"/>
             </w:pPr>
-            <w:hyperlink w:history="1" r:id="rId-m6ttiacryauryohh5sh3">
+            <w:hyperlink w:history="1" r:id="rId0hzlsjhoqqexsebzavaz8">
               <w:r>
                 <w:rPr>
                   <w:rFonts w:ascii="Arial" w:cs="Arial" w:eastAsia="Arial" w:hAnsi="Arial"/>
@@ -14006,7 +14006,7 @@
               <w:spacing w:after="10" w:before="0"/>
               <w:ind w:left="120"/>
             </w:pPr>
-            <w:hyperlink w:history="1" r:id="rIdwrnvzqtdt1kp1zen_w-bm">
+            <w:hyperlink w:history="1" r:id="rId-soa0nvizv68ozr-uadht">
               <w:r>
                 <w:rPr>
                   <w:rFonts w:ascii="Arial" w:cs="Arial" w:eastAsia="Arial" w:hAnsi="Arial"/>
@@ -14051,7 +14051,7 @@
             <w:pPr>
               <w:spacing w:after="20" w:before="0"/>
             </w:pPr>
-            <w:hyperlink w:history="1" r:id="rIdp7ft1jmvkujqjdxr9rgvy">
+            <w:hyperlink w:history="1" r:id="rIdm1ut9ywvnvkgeildqxazj">
               <w:r>
                 <w:rPr>
                   <w:rFonts w:ascii="Arial" w:cs="Arial" w:eastAsia="Arial" w:hAnsi="Arial"/>
@@ -14084,7 +14084,7 @@
               <w:spacing w:after="10" w:before="0"/>
               <w:ind w:left="120"/>
             </w:pPr>
-            <w:hyperlink w:history="1" r:id="rIdnztrimvi7rhiwvq1svhth">
+            <w:hyperlink w:history="1" r:id="rIdx9wvxu6v5kxeqg1cwukxv">
               <w:r>
                 <w:rPr>
                   <w:rFonts w:ascii="Arial" w:cs="Arial" w:eastAsia="Arial" w:hAnsi="Arial"/>
@@ -14596,7 +14596,7 @@
         </w:rPr>
         <w:t xml:space="preserve">© 2026 SeaVuria and ARES. Aligned with KICD objectives. Developed by SeaVuria; technical implementation by ARES (with AI assistance from Claude). Licensed under </w:t>
       </w:r>
-      <w:hyperlink w:history="1" r:id="rId6nqzyso0k-kbnth6kvgkr">
+      <w:hyperlink w:history="1" r:id="rIda7bb4lkk0dbnwwfwpob3j">
         <w:r>
           <w:rPr>
             <w:rFonts w:ascii="Arial" w:cs="Arial" w:eastAsia="Arial" w:hAnsi="Arial"/>
@@ -14617,7 +14617,7 @@
         </w:rPr>
         <w:t xml:space="preserve"> (</w:t>
       </w:r>
-      <w:hyperlink w:history="1" r:id="rIdbqilpras7ihkrfnhyqyvc">
+      <w:hyperlink w:history="1" r:id="rIdyn9c0l2hu2jhcx3ikfggz">
         <w:r>
           <w:rPr>
             <w:rFonts w:ascii="Arial" w:cs="Arial" w:eastAsia="Arial" w:hAnsi="Arial"/>
@@ -15630,7 +15630,7 @@
             <w:pPr>
               <w:spacing w:after="20" w:before="0"/>
             </w:pPr>
-            <w:hyperlink w:history="1" r:id="rIdmagpc_rk7vfcatz3jxkjr">
+            <w:hyperlink w:history="1" r:id="rIde2zw3u0vf2gd9gg-qqk7o">
               <w:r>
                 <w:rPr>
                   <w:rFonts w:ascii="Arial" w:cs="Arial" w:eastAsia="Arial" w:hAnsi="Arial"/>
@@ -15663,7 +15663,7 @@
               <w:spacing w:after="10" w:before="0"/>
               <w:ind w:left="120"/>
             </w:pPr>
-            <w:hyperlink w:history="1" r:id="rId-ecxbxqdfglxqcah2zwtr">
+            <w:hyperlink w:history="1" r:id="rIdn5jg8tnf5v8lqm3uacyi7">
               <w:r>
                 <w:rPr>
                   <w:rFonts w:ascii="Arial" w:cs="Arial" w:eastAsia="Arial" w:hAnsi="Arial"/>
@@ -15708,7 +15708,7 @@
             <w:pPr>
               <w:spacing w:after="20" w:before="0"/>
             </w:pPr>
-            <w:hyperlink w:history="1" r:id="rIdunb2x_m4ed3-h5p5c4oqu">
+            <w:hyperlink w:history="1" r:id="rIdqdg4pjxyw74ksq4q3aglt">
               <w:r>
                 <w:rPr>
                   <w:rFonts w:ascii="Arial" w:cs="Arial" w:eastAsia="Arial" w:hAnsi="Arial"/>
@@ -15741,7 +15741,7 @@
               <w:spacing w:after="10" w:before="0"/>
               <w:ind w:left="120"/>
             </w:pPr>
-            <w:hyperlink w:history="1" r:id="rIdtu732_rjtnna8ojoi8a5g">
+            <w:hyperlink w:history="1" r:id="rIdaphfnhbq5odu_2hz1onqa">
               <w:r>
                 <w:rPr>
                   <w:rFonts w:ascii="Arial" w:cs="Arial" w:eastAsia="Arial" w:hAnsi="Arial"/>
@@ -15936,7 +15936,7 @@
             <w:pPr>
               <w:spacing w:after="20" w:before="0"/>
             </w:pPr>
-            <w:hyperlink w:history="1" r:id="rId3k_tgpju09g8mxqoqr9rc">
+            <w:hyperlink w:history="1" r:id="rId_ozdz5jos0dl2slnrhs-8">
               <w:r>
                 <w:rPr>
                   <w:rFonts w:ascii="Arial" w:cs="Arial" w:eastAsia="Arial" w:hAnsi="Arial"/>
@@ -15969,7 +15969,7 @@
               <w:spacing w:after="10" w:before="0"/>
               <w:ind w:left="120"/>
             </w:pPr>
-            <w:hyperlink w:history="1" r:id="rIdmyut9egqxp00s3di1j41r">
+            <w:hyperlink w:history="1" r:id="rId5dp6psxcze26foavggtrv">
               <w:r>
                 <w:rPr>
                   <w:rFonts w:ascii="Arial" w:cs="Arial" w:eastAsia="Arial" w:hAnsi="Arial"/>
@@ -16014,7 +16014,7 @@
             <w:pPr>
               <w:spacing w:after="20" w:before="0"/>
             </w:pPr>
-            <w:hyperlink w:history="1" r:id="rIdzg1obbhtnb0fhtbtjpj9v">
+            <w:hyperlink w:history="1" r:id="rIdirwakf7q2asehu43p3bs3">
               <w:r>
                 <w:rPr>
                   <w:rFonts w:ascii="Arial" w:cs="Arial" w:eastAsia="Arial" w:hAnsi="Arial"/>
@@ -16047,7 +16047,7 @@
               <w:spacing w:after="10" w:before="0"/>
               <w:ind w:left="120"/>
             </w:pPr>
-            <w:hyperlink w:history="1" r:id="rIdrty_lnig4fvnarxwjgqen">
+            <w:hyperlink w:history="1" r:id="rIdqa704ij-91amwnaycr-j-">
               <w:r>
                 <w:rPr>
                   <w:rFonts w:ascii="Arial" w:cs="Arial" w:eastAsia="Arial" w:hAnsi="Arial"/>
@@ -16242,7 +16242,7 @@
             <w:pPr>
               <w:spacing w:after="20" w:before="0"/>
             </w:pPr>
-            <w:hyperlink w:history="1" r:id="rIdv03e23c56l13pqtb4azgu">
+            <w:hyperlink w:history="1" r:id="rIdz2739nb7xsviq2k79r_ul">
               <w:r>
                 <w:rPr>
                   <w:rFonts w:ascii="Arial" w:cs="Arial" w:eastAsia="Arial" w:hAnsi="Arial"/>
@@ -16291,7 +16291,7 @@
               <w:spacing w:after="10" w:before="0"/>
               <w:ind w:left="120"/>
             </w:pPr>
-            <w:hyperlink w:history="1" r:id="rIdu8apgiqisv2bygjppfid-">
+            <w:hyperlink w:history="1" r:id="rId_lt9u_h76nm6cm-hutfvo">
               <w:r>
                 <w:rPr>
                   <w:rFonts w:ascii="Arial" w:cs="Arial" w:eastAsia="Arial" w:hAnsi="Arial"/>
@@ -16336,7 +16336,7 @@
             <w:pPr>
               <w:spacing w:after="20" w:before="0"/>
             </w:pPr>
-            <w:hyperlink w:history="1" r:id="rIdqmmzn9xrhnhkjfxa9d8pt">
+            <w:hyperlink w:history="1" r:id="rIdrz-plpbiysyfu1mo9qwxu">
               <w:r>
                 <w:rPr>
                   <w:rFonts w:ascii="Arial" w:cs="Arial" w:eastAsia="Arial" w:hAnsi="Arial"/>
@@ -16385,7 +16385,7 @@
               <w:spacing w:after="10" w:before="0"/>
               <w:ind w:left="120"/>
             </w:pPr>
-            <w:hyperlink w:history="1" r:id="rIdorgrfl_ayst6te9icvvu0">
+            <w:hyperlink w:history="1" r:id="rIdw-vaurqytwqbxyqcjaol1">
               <w:r>
                 <w:rPr>
                   <w:rFonts w:ascii="Arial" w:cs="Arial" w:eastAsia="Arial" w:hAnsi="Arial"/>
@@ -16580,7 +16580,7 @@
             <w:pPr>
               <w:spacing w:after="20" w:before="0"/>
             </w:pPr>
-            <w:hyperlink w:history="1" r:id="rId0duwgayeohdzswvz-iljj">
+            <w:hyperlink w:history="1" r:id="rIddhbjhgwiv1msprcfzsbq6">
               <w:r>
                 <w:rPr>
                   <w:rFonts w:ascii="Arial" w:cs="Arial" w:eastAsia="Arial" w:hAnsi="Arial"/>
@@ -16629,7 +16629,7 @@
               <w:spacing w:after="10" w:before="0"/>
               <w:ind w:left="120"/>
             </w:pPr>
-            <w:hyperlink w:history="1" r:id="rIdhhdhhqp7jyofxe-juqkfd">
+            <w:hyperlink w:history="1" r:id="rIdueutdzwjyx7lfbszk4ecq">
               <w:r>
                 <w:rPr>
                   <w:rFonts w:ascii="Arial" w:cs="Arial" w:eastAsia="Arial" w:hAnsi="Arial"/>
@@ -16674,7 +16674,7 @@
             <w:pPr>
               <w:spacing w:after="20" w:before="0"/>
             </w:pPr>
-            <w:hyperlink w:history="1" r:id="rIdku7uev0ofksociue2kst1">
+            <w:hyperlink w:history="1" r:id="rIdll95eu230gz1fe28vth7r">
               <w:r>
                 <w:rPr>
                   <w:rFonts w:ascii="Arial" w:cs="Arial" w:eastAsia="Arial" w:hAnsi="Arial"/>
@@ -16723,7 +16723,7 @@
               <w:spacing w:after="10" w:before="0"/>
               <w:ind w:left="120"/>
             </w:pPr>
-            <w:hyperlink w:history="1" r:id="rIdm7cqj6zan6ez20jf9lqwh">
+            <w:hyperlink w:history="1" r:id="rId1ie9q1xs052cffbsc8m8c">
               <w:r>
                 <w:rPr>
                   <w:rFonts w:ascii="Arial" w:cs="Arial" w:eastAsia="Arial" w:hAnsi="Arial"/>
@@ -16918,7 +16918,7 @@
             <w:pPr>
               <w:spacing w:after="20" w:before="0"/>
             </w:pPr>
-            <w:hyperlink w:history="1" r:id="rId_s58fsh3wqy-l1dejekha">
+            <w:hyperlink w:history="1" r:id="rIdqtqck5quop8bia3lq8vpe">
               <w:r>
                 <w:rPr>
                   <w:rFonts w:ascii="Arial" w:cs="Arial" w:eastAsia="Arial" w:hAnsi="Arial"/>
@@ -16967,7 +16967,7 @@
               <w:spacing w:after="10" w:before="0"/>
               <w:ind w:left="120"/>
             </w:pPr>
-            <w:hyperlink w:history="1" r:id="rIdaukjj38puiywwywlehrux">
+            <w:hyperlink w:history="1" r:id="rIdpfcof2ciqlj8ltflyt28v">
               <w:r>
                 <w:rPr>
                   <w:rFonts w:ascii="Arial" w:cs="Arial" w:eastAsia="Arial" w:hAnsi="Arial"/>
@@ -17012,7 +17012,7 @@
             <w:pPr>
               <w:spacing w:after="20" w:before="0"/>
             </w:pPr>
-            <w:hyperlink w:history="1" r:id="rIdts3-ix9fhq6f84cgvz76m">
+            <w:hyperlink w:history="1" r:id="rIdv4vxz4eaecf5zvfen8unf">
               <w:r>
                 <w:rPr>
                   <w:rFonts w:ascii="Arial" w:cs="Arial" w:eastAsia="Arial" w:hAnsi="Arial"/>
@@ -17061,7 +17061,7 @@
               <w:spacing w:after="10" w:before="0"/>
               <w:ind w:left="120"/>
             </w:pPr>
-            <w:hyperlink w:history="1" r:id="rIdzidugbjcwwmryci6099wn">
+            <w:hyperlink w:history="1" r:id="rIdvhvj8mxjriovuztzym8av">
               <w:r>
                 <w:rPr>
                   <w:rFonts w:ascii="Arial" w:cs="Arial" w:eastAsia="Arial" w:hAnsi="Arial"/>
@@ -17573,7 +17573,7 @@
         </w:rPr>
         <w:t xml:space="preserve">© 2026 SeaVuria and ARES. Aligned with KICD objectives. Developed by SeaVuria; technical implementation by ARES (with AI assistance from Claude). Licensed under </w:t>
       </w:r>
-      <w:hyperlink w:history="1" r:id="rIdyhycjkp9u9b-gtr2c9d7m">
+      <w:hyperlink w:history="1" r:id="rIdkbpc3c_bzdfxtegdxb-xr">
         <w:r>
           <w:rPr>
             <w:rFonts w:ascii="Arial" w:cs="Arial" w:eastAsia="Arial" w:hAnsi="Arial"/>
@@ -17594,7 +17594,7 @@
         </w:rPr>
         <w:t xml:space="preserve"> (</w:t>
       </w:r>
-      <w:hyperlink w:history="1" r:id="rIdsswghaasl9nvt1cww7srj">
+      <w:hyperlink w:history="1" r:id="rIdipje_xbihgmgoir4w4dxw">
         <w:r>
           <w:rPr>
             <w:rFonts w:ascii="Arial" w:cs="Arial" w:eastAsia="Arial" w:hAnsi="Arial"/>
@@ -18607,7 +18607,7 @@
             <w:pPr>
               <w:spacing w:after="20" w:before="0"/>
             </w:pPr>
-            <w:hyperlink w:history="1" r:id="rIdptvftb0jxtse4kk9lenaq">
+            <w:hyperlink w:history="1" r:id="rIdtwigfwds4xm24ykdqlpkv">
               <w:r>
                 <w:rPr>
                   <w:rFonts w:ascii="Arial" w:cs="Arial" w:eastAsia="Arial" w:hAnsi="Arial"/>
@@ -18640,7 +18640,7 @@
               <w:spacing w:after="10" w:before="0"/>
               <w:ind w:left="120"/>
             </w:pPr>
-            <w:hyperlink w:history="1" r:id="rIdwm_whqzpggpn6sh4ruxdt">
+            <w:hyperlink w:history="1" r:id="rId5yhd16xqfwj-2mz3dfoji">
               <w:r>
                 <w:rPr>
                   <w:rFonts w:ascii="Arial" w:cs="Arial" w:eastAsia="Arial" w:hAnsi="Arial"/>
@@ -18702,7 +18702,7 @@
               <w:spacing w:after="10" w:before="0"/>
               <w:ind w:left="120"/>
             </w:pPr>
-            <w:hyperlink w:history="1" r:id="rIdf5xy3yvq-5ypewlntcfxo">
+            <w:hyperlink w:history="1" r:id="rIdhjghx7lxjftsxynwnxej_">
               <w:r>
                 <w:rPr>
                   <w:rFonts w:ascii="Arial" w:cs="Arial" w:eastAsia="Arial" w:hAnsi="Arial"/>
@@ -18912,7 +18912,7 @@
             <w:pPr>
               <w:spacing w:after="20" w:before="0"/>
             </w:pPr>
-            <w:hyperlink w:history="1" r:id="rIdy9objsldgzo84mmh4wsce">
+            <w:hyperlink w:history="1" r:id="rIdjrtcc99koh3rgmymnl2kf">
               <w:r>
                 <w:rPr>
                   <w:rFonts w:ascii="Arial" w:cs="Arial" w:eastAsia="Arial" w:hAnsi="Arial"/>
@@ -18945,7 +18945,7 @@
               <w:spacing w:after="10" w:before="0"/>
               <w:ind w:left="120"/>
             </w:pPr>
-            <w:hyperlink w:history="1" r:id="rId89_leji-17reole7kj6ku">
+            <w:hyperlink w:history="1" r:id="rIdz4dtmcurz5x69btk3alcq">
               <w:r>
                 <w:rPr>
                   <w:rFonts w:ascii="Arial" w:cs="Arial" w:eastAsia="Arial" w:hAnsi="Arial"/>
@@ -19007,7 +19007,7 @@
               <w:spacing w:after="10" w:before="0"/>
               <w:ind w:left="120"/>
             </w:pPr>
-            <w:hyperlink w:history="1" r:id="rId1cn-8yotmeh-rw_xa-ubo">
+            <w:hyperlink w:history="1" r:id="rIdo8z1-xnjra49-axspsmbp">
               <w:r>
                 <w:rPr>
                   <w:rFonts w:ascii="Arial" w:cs="Arial" w:eastAsia="Arial" w:hAnsi="Arial"/>
@@ -19217,7 +19217,7 @@
             <w:pPr>
               <w:spacing w:after="20" w:before="0"/>
             </w:pPr>
-            <w:hyperlink w:history="1" r:id="rIdkxyvme8s175uztgmywudm">
+            <w:hyperlink w:history="1" r:id="rIdqvpunusytbgfbozew_yz8">
               <w:r>
                 <w:rPr>
                   <w:rFonts w:ascii="Arial" w:cs="Arial" w:eastAsia="Arial" w:hAnsi="Arial"/>
@@ -19250,7 +19250,7 @@
               <w:spacing w:after="10" w:before="0"/>
               <w:ind w:left="120"/>
             </w:pPr>
-            <w:hyperlink w:history="1" r:id="rIdjkzdkd-mggugln358ewfq">
+            <w:hyperlink w:history="1" r:id="rIdfrxctiwqbmmzgth8hdshg">
               <w:r>
                 <w:rPr>
                   <w:rFonts w:ascii="Arial" w:cs="Arial" w:eastAsia="Arial" w:hAnsi="Arial"/>
@@ -19312,7 +19312,7 @@
               <w:spacing w:after="10" w:before="0"/>
               <w:ind w:left="120"/>
             </w:pPr>
-            <w:hyperlink w:history="1" r:id="rIdbbz1ogbtbmzqdmoqttpup">
+            <w:hyperlink w:history="1" r:id="rId3srv0zyfky8kvmlszs1rr">
               <w:r>
                 <w:rPr>
                   <w:rFonts w:ascii="Arial" w:cs="Arial" w:eastAsia="Arial" w:hAnsi="Arial"/>
@@ -19522,7 +19522,7 @@
             <w:pPr>
               <w:spacing w:after="20" w:before="0"/>
             </w:pPr>
-            <w:hyperlink w:history="1" r:id="rIda9u1exioin6dv4ph1a7oo">
+            <w:hyperlink w:history="1" r:id="rId7_v8hbn1p877kdgxohvbe">
               <w:r>
                 <w:rPr>
                   <w:rFonts w:ascii="Arial" w:cs="Arial" w:eastAsia="Arial" w:hAnsi="Arial"/>
@@ -19555,7 +19555,7 @@
               <w:spacing w:after="10" w:before="0"/>
               <w:ind w:left="120"/>
             </w:pPr>
-            <w:hyperlink w:history="1" r:id="rIdnnn0d9st_3mjdihdopbno">
+            <w:hyperlink w:history="1" r:id="rIdfcwfip35h2s89cptlxrbz">
               <w:r>
                 <w:rPr>
                   <w:rFonts w:ascii="Arial" w:cs="Arial" w:eastAsia="Arial" w:hAnsi="Arial"/>
@@ -19617,7 +19617,7 @@
               <w:spacing w:after="10" w:before="0"/>
               <w:ind w:left="120"/>
             </w:pPr>
-            <w:hyperlink w:history="1" r:id="rIdjy2fgqsseqrzpixy0g4av">
+            <w:hyperlink w:history="1" r:id="rIdmqubzupm2ykibpb1sbrz6">
               <w:r>
                 <w:rPr>
                   <w:rFonts w:ascii="Arial" w:cs="Arial" w:eastAsia="Arial" w:hAnsi="Arial"/>
@@ -19827,7 +19827,7 @@
             <w:pPr>
               <w:spacing w:after="20" w:before="0"/>
             </w:pPr>
-            <w:hyperlink w:history="1" r:id="rIdqp0mwas1anyp1lla53fz7">
+            <w:hyperlink w:history="1" r:id="rIdtxw_mwa2hbq_-0g0v4lbo">
               <w:r>
                 <w:rPr>
                   <w:rFonts w:ascii="Arial" w:cs="Arial" w:eastAsia="Arial" w:hAnsi="Arial"/>
@@ -19876,7 +19876,7 @@
               <w:spacing w:after="10" w:before="0"/>
               <w:ind w:left="120"/>
             </w:pPr>
-            <w:hyperlink w:history="1" r:id="rIdlatr9hz5mcqsrmerjpp6e">
+            <w:hyperlink w:history="1" r:id="rIdrqooq0z9hjl0tvbxpazfx">
               <w:r>
                 <w:rPr>
                   <w:rFonts w:ascii="Arial" w:cs="Arial" w:eastAsia="Arial" w:hAnsi="Arial"/>
@@ -19938,7 +19938,7 @@
               <w:spacing w:after="10" w:before="0"/>
               <w:ind w:left="120"/>
             </w:pPr>
-            <w:hyperlink w:history="1" r:id="rIdwlx9jkyxtvty_qxwubeyb">
+            <w:hyperlink w:history="1" r:id="rIdbphnvtxcvzl1zjgk7zhgw">
               <w:r>
                 <w:rPr>
                   <w:rFonts w:ascii="Arial" w:cs="Arial" w:eastAsia="Arial" w:hAnsi="Arial"/>
@@ -20655,7 +20655,7 @@
         </w:rPr>
         <w:t xml:space="preserve">© 2026 SeaVuria and ARES. Aligned with KICD objectives. Developed by SeaVuria; technical implementation by ARES (with AI assistance from Claude). Licensed under </w:t>
       </w:r>
-      <w:hyperlink w:history="1" r:id="rIdfpxlkrx_64r9fzvgql-gy">
+      <w:hyperlink w:history="1" r:id="rIdskywe0hr9dpyvkiapptl8">
         <w:r>
           <w:rPr>
             <w:rFonts w:ascii="Arial" w:cs="Arial" w:eastAsia="Arial" w:hAnsi="Arial"/>
@@ -20676,7 +20676,7 @@
         </w:rPr>
         <w:t xml:space="preserve"> (</w:t>
       </w:r>
-      <w:hyperlink w:history="1" r:id="rIdydlpokm8qjcs1ffrr1bfo">
+      <w:hyperlink w:history="1" r:id="rIdkwnsy8igbzl1jfdfzh8ax">
         <w:r>
           <w:rPr>
             <w:rFonts w:ascii="Arial" w:cs="Arial" w:eastAsia="Arial" w:hAnsi="Arial"/>
@@ -21689,7 +21689,7 @@
             <w:pPr>
               <w:spacing w:after="20" w:before="0"/>
             </w:pPr>
-            <w:hyperlink w:history="1" r:id="rId1qdqkjklhw0lkfj8d-svv">
+            <w:hyperlink w:history="1" r:id="rIduxflbexc_6o7od_69skz3">
               <w:r>
                 <w:rPr>
                   <w:rFonts w:ascii="Arial" w:cs="Arial" w:eastAsia="Arial" w:hAnsi="Arial"/>
@@ -21722,7 +21722,7 @@
               <w:spacing w:after="10" w:before="0"/>
               <w:ind w:left="120"/>
             </w:pPr>
-            <w:hyperlink w:history="1" r:id="rIdvtqoqq8pkktpkvdaw6dyk">
+            <w:hyperlink w:history="1" r:id="rIdslvsytgfhzjgtvykkr6oe">
               <w:r>
                 <w:rPr>
                   <w:rFonts w:ascii="Arial" w:cs="Arial" w:eastAsia="Arial" w:hAnsi="Arial"/>
@@ -21767,7 +21767,7 @@
             <w:pPr>
               <w:spacing w:after="20" w:before="0"/>
             </w:pPr>
-            <w:hyperlink w:history="1" r:id="rIdknggvvlkcw3a2ltghwrm_">
+            <w:hyperlink w:history="1" r:id="rIdxmk86rvhhyrf3i940g5cw">
               <w:r>
                 <w:rPr>
                   <w:rFonts w:ascii="Arial" w:cs="Arial" w:eastAsia="Arial" w:hAnsi="Arial"/>
@@ -21800,7 +21800,7 @@
               <w:spacing w:after="10" w:before="0"/>
               <w:ind w:left="120"/>
             </w:pPr>
-            <w:hyperlink w:history="1" r:id="rIdhivqtbhmpqylffa_dwkaf">
+            <w:hyperlink w:history="1" r:id="rIdwldpcqn--9dqbhk3vdbnj">
               <w:r>
                 <w:rPr>
                   <w:rFonts w:ascii="Arial" w:cs="Arial" w:eastAsia="Arial" w:hAnsi="Arial"/>
@@ -21995,7 +21995,7 @@
             <w:pPr>
               <w:spacing w:after="20" w:before="0"/>
             </w:pPr>
-            <w:hyperlink w:history="1" r:id="rId6xpumg4exarigno1hivj8">
+            <w:hyperlink w:history="1" r:id="rIdaufapoiswxmokj-lpsujb">
               <w:r>
                 <w:rPr>
                   <w:rFonts w:ascii="Arial" w:cs="Arial" w:eastAsia="Arial" w:hAnsi="Arial"/>
@@ -22028,7 +22028,7 @@
               <w:spacing w:after="10" w:before="0"/>
               <w:ind w:left="120"/>
             </w:pPr>
-            <w:hyperlink w:history="1" r:id="rIddcg51mpgym5ksm4uiwid3">
+            <w:hyperlink w:history="1" r:id="rIdh2yfllqmsznh_2mmlurmv">
               <w:r>
                 <w:rPr>
                   <w:rFonts w:ascii="Arial" w:cs="Arial" w:eastAsia="Arial" w:hAnsi="Arial"/>
@@ -22073,7 +22073,7 @@
             <w:pPr>
               <w:spacing w:after="20" w:before="0"/>
             </w:pPr>
-            <w:hyperlink w:history="1" r:id="rIdgaerijndrupqr8tutomlm">
+            <w:hyperlink w:history="1" r:id="rIdajfjgshuk6xdxjvuxg-16">
               <w:r>
                 <w:rPr>
                   <w:rFonts w:ascii="Arial" w:cs="Arial" w:eastAsia="Arial" w:hAnsi="Arial"/>
@@ -22106,7 +22106,7 @@
               <w:spacing w:after="10" w:before="0"/>
               <w:ind w:left="120"/>
             </w:pPr>
-            <w:hyperlink w:history="1" r:id="rIdyqzf3dsx0rlmxqf3ew2cg">
+            <w:hyperlink w:history="1" r:id="rIdcxv0hjgpk666frasg7gwk">
               <w:r>
                 <w:rPr>
                   <w:rFonts w:ascii="Arial" w:cs="Arial" w:eastAsia="Arial" w:hAnsi="Arial"/>
@@ -22301,7 +22301,7 @@
             <w:pPr>
               <w:spacing w:after="20" w:before="0"/>
             </w:pPr>
-            <w:hyperlink w:history="1" r:id="rIdzlfj5hbjtl3tatnixsde6">
+            <w:hyperlink w:history="1" r:id="rIdaxllr6esl_ksv2hu0sn06">
               <w:r>
                 <w:rPr>
                   <w:rFonts w:ascii="Arial" w:cs="Arial" w:eastAsia="Arial" w:hAnsi="Arial"/>
@@ -22334,7 +22334,7 @@
               <w:spacing w:after="10" w:before="0"/>
               <w:ind w:left="120"/>
             </w:pPr>
-            <w:hyperlink w:history="1" r:id="rIdilpjlwuumq6r4eo4u-4oo">
+            <w:hyperlink w:history="1" r:id="rId2yxwkzmmcyrmm-t9ilzfs">
               <w:r>
                 <w:rPr>
                   <w:rFonts w:ascii="Arial" w:cs="Arial" w:eastAsia="Arial" w:hAnsi="Arial"/>
@@ -22379,7 +22379,7 @@
             <w:pPr>
               <w:spacing w:after="20" w:before="0"/>
             </w:pPr>
-            <w:hyperlink w:history="1" r:id="rIdhblmdia5nu_ykm0thu_lx">
+            <w:hyperlink w:history="1" r:id="rIdqqwz17ippk8gbvg4cm64x">
               <w:r>
                 <w:rPr>
                   <w:rFonts w:ascii="Arial" w:cs="Arial" w:eastAsia="Arial" w:hAnsi="Arial"/>
@@ -22428,7 +22428,7 @@
               <w:spacing w:after="10" w:before="0"/>
               <w:ind w:left="120"/>
             </w:pPr>
-            <w:hyperlink w:history="1" r:id="rId8zhcz06vmeentr-pxbovm">
+            <w:hyperlink w:history="1" r:id="rIdgvykzo9dmxovfdudxxa6q">
               <w:r>
                 <w:rPr>
                   <w:rFonts w:ascii="Arial" w:cs="Arial" w:eastAsia="Arial" w:hAnsi="Arial"/>
@@ -22623,7 +22623,7 @@
             <w:pPr>
               <w:spacing w:after="20" w:before="0"/>
             </w:pPr>
-            <w:hyperlink w:history="1" r:id="rIdayalw7jvjrvof2q2td2wf">
+            <w:hyperlink w:history="1" r:id="rIdxcp1tub50xvp9br7fwrtg">
               <w:r>
                 <w:rPr>
                   <w:rFonts w:ascii="Arial" w:cs="Arial" w:eastAsia="Arial" w:hAnsi="Arial"/>
@@ -22656,7 +22656,7 @@
               <w:spacing w:after="10" w:before="0"/>
               <w:ind w:left="120"/>
             </w:pPr>
-            <w:hyperlink w:history="1" r:id="rIdfqxouv5i12pvsqhzsvrkr">
+            <w:hyperlink w:history="1" r:id="rIdnsjfwua8fegfrrfklxkug">
               <w:r>
                 <w:rPr>
                   <w:rFonts w:ascii="Arial" w:cs="Arial" w:eastAsia="Arial" w:hAnsi="Arial"/>
@@ -22701,7 +22701,7 @@
             <w:pPr>
               <w:spacing w:after="20" w:before="0"/>
             </w:pPr>
-            <w:hyperlink w:history="1" r:id="rIdoz_7slhim4aticnqthe3s">
+            <w:hyperlink w:history="1" r:id="rIdskmrlsdafunr1ad6qglp0">
               <w:r>
                 <w:rPr>
                   <w:rFonts w:ascii="Arial" w:cs="Arial" w:eastAsia="Arial" w:hAnsi="Arial"/>
@@ -22750,7 +22750,7 @@
               <w:spacing w:after="10" w:before="0"/>
               <w:ind w:left="120"/>
             </w:pPr>
-            <w:hyperlink w:history="1" r:id="rId7jkq5q0nxa6o2a6pdw9s_">
+            <w:hyperlink w:history="1" r:id="rIdxnsrohdqcnhtzqerlpxf_">
               <w:r>
                 <w:rPr>
                   <w:rFonts w:ascii="Arial" w:cs="Arial" w:eastAsia="Arial" w:hAnsi="Arial"/>
@@ -22945,7 +22945,7 @@
             <w:pPr>
               <w:spacing w:after="20" w:before="0"/>
             </w:pPr>
-            <w:hyperlink w:history="1" r:id="rIdjousov5onfojmuystikhe">
+            <w:hyperlink w:history="1" r:id="rIdycgrhuzjtmbrh4nngjdu4">
               <w:r>
                 <w:rPr>
                   <w:rFonts w:ascii="Arial" w:cs="Arial" w:eastAsia="Arial" w:hAnsi="Arial"/>
@@ -22994,7 +22994,7 @@
               <w:spacing w:after="10" w:before="0"/>
               <w:ind w:left="120"/>
             </w:pPr>
-            <w:hyperlink w:history="1" r:id="rIduj1tvgjnhjvb_2z1z-uk1">
+            <w:hyperlink w:history="1" r:id="rIdylbv28ievux8mn1js8ebi">
               <w:r>
                 <w:rPr>
                   <w:rFonts w:ascii="Arial" w:cs="Arial" w:eastAsia="Arial" w:hAnsi="Arial"/>
@@ -23039,7 +23039,7 @@
             <w:pPr>
               <w:spacing w:after="20" w:before="0"/>
             </w:pPr>
-            <w:hyperlink w:history="1" r:id="rIdxopdkpoqik_l8lnpucxfw">
+            <w:hyperlink w:history="1" r:id="rIdn2a49quh7fcxxe4dl4jco">
               <w:r>
                 <w:rPr>
                   <w:rFonts w:ascii="Arial" w:cs="Arial" w:eastAsia="Arial" w:hAnsi="Arial"/>
@@ -23088,7 +23088,7 @@
               <w:spacing w:after="10" w:before="0"/>
               <w:ind w:left="120"/>
             </w:pPr>
-            <w:hyperlink w:history="1" r:id="rIdujrx0fcjdiib86scbzbfx">
+            <w:hyperlink w:history="1" r:id="rId4qzo3w5jvzkiz0siqbrt3">
               <w:r>
                 <w:rPr>
                   <w:rFonts w:ascii="Arial" w:cs="Arial" w:eastAsia="Arial" w:hAnsi="Arial"/>
@@ -23866,7 +23866,7 @@
         </w:rPr>
         <w:t xml:space="preserve">© 2026 SeaVuria and ARES. Aligned with KICD objectives. Developed by SeaVuria; technical implementation by ARES (with AI assistance from Claude). Licensed under </w:t>
       </w:r>
-      <w:hyperlink w:history="1" r:id="rIdael-ok1-rvne_3m66h8yy">
+      <w:hyperlink w:history="1" r:id="rIdxicqv9r9ijzxuhcx6rjfp">
         <w:r>
           <w:rPr>
             <w:rFonts w:ascii="Arial" w:cs="Arial" w:eastAsia="Arial" w:hAnsi="Arial"/>
@@ -23887,7 +23887,7 @@
         </w:rPr>
         <w:t xml:space="preserve"> (</w:t>
       </w:r>
-      <w:hyperlink w:history="1" r:id="rIdyncqp4ua66ebg4jmm6sye">
+      <w:hyperlink w:history="1" r:id="rIddlcglwe2exs-26dziy3he">
         <w:r>
           <w:rPr>
             <w:rFonts w:ascii="Arial" w:cs="Arial" w:eastAsia="Arial" w:hAnsi="Arial"/>
@@ -24900,7 +24900,7 @@
             <w:pPr>
               <w:spacing w:after="20" w:before="0"/>
             </w:pPr>
-            <w:hyperlink w:history="1" r:id="rIduzmcvls9meexvcy1vd4w8">
+            <w:hyperlink w:history="1" r:id="rIdt6_js08i9qp45n8bqvh59">
               <w:r>
                 <w:rPr>
                   <w:rFonts w:ascii="Arial" w:cs="Arial" w:eastAsia="Arial" w:hAnsi="Arial"/>
@@ -24933,7 +24933,7 @@
               <w:spacing w:after="10" w:before="0"/>
               <w:ind w:left="120"/>
             </w:pPr>
-            <w:hyperlink w:history="1" r:id="rIdccdrdhm4bdi-xlemz-rvj">
+            <w:hyperlink w:history="1" r:id="rIdxsuijfvy2ontlwr2k10gq">
               <w:r>
                 <w:rPr>
                   <w:rFonts w:ascii="Arial" w:cs="Arial" w:eastAsia="Arial" w:hAnsi="Arial"/>
@@ -24978,7 +24978,7 @@
             <w:pPr>
               <w:spacing w:after="20" w:before="0"/>
             </w:pPr>
-            <w:hyperlink w:history="1" r:id="rIdeujldrq__hyvvzshuukam">
+            <w:hyperlink w:history="1" r:id="rId45ncedjf3ob4bzw6qll-5">
               <w:r>
                 <w:rPr>
                   <w:rFonts w:ascii="Arial" w:cs="Arial" w:eastAsia="Arial" w:hAnsi="Arial"/>
@@ -25011,7 +25011,7 @@
               <w:spacing w:after="10" w:before="0"/>
               <w:ind w:left="120"/>
             </w:pPr>
-            <w:hyperlink w:history="1" r:id="rIdlxeb8yngyynclfkggv4gm">
+            <w:hyperlink w:history="1" r:id="rIdxoytzjotj1nbrvvj4ig-n">
               <w:r>
                 <w:rPr>
                   <w:rFonts w:ascii="Arial" w:cs="Arial" w:eastAsia="Arial" w:hAnsi="Arial"/>
@@ -25206,7 +25206,7 @@
             <w:pPr>
               <w:spacing w:after="20" w:before="0"/>
             </w:pPr>
-            <w:hyperlink w:history="1" r:id="rIdl2tkgscjgivhhweq27dlf">
+            <w:hyperlink w:history="1" r:id="rIdjk_-il5cqnnmnh-yaeutz">
               <w:r>
                 <w:rPr>
                   <w:rFonts w:ascii="Arial" w:cs="Arial" w:eastAsia="Arial" w:hAnsi="Arial"/>
@@ -25239,7 +25239,7 @@
               <w:spacing w:after="10" w:before="0"/>
               <w:ind w:left="120"/>
             </w:pPr>
-            <w:hyperlink w:history="1" r:id="rIdp5kcfggey2k72uu5x7kkk">
+            <w:hyperlink w:history="1" r:id="rIdo9qrcm9ltdnbmb6ivizna">
               <w:r>
                 <w:rPr>
                   <w:rFonts w:ascii="Arial" w:cs="Arial" w:eastAsia="Arial" w:hAnsi="Arial"/>
@@ -25284,7 +25284,7 @@
             <w:pPr>
               <w:spacing w:after="20" w:before="0"/>
             </w:pPr>
-            <w:hyperlink w:history="1" r:id="rIdfknfwruk21xpqa63-ai-3">
+            <w:hyperlink w:history="1" r:id="rIdhoqhcxnesl5rpj0rkwgb-">
               <w:r>
                 <w:rPr>
                   <w:rFonts w:ascii="Arial" w:cs="Arial" w:eastAsia="Arial" w:hAnsi="Arial"/>
@@ -25317,7 +25317,7 @@
               <w:spacing w:after="10" w:before="0"/>
               <w:ind w:left="120"/>
             </w:pPr>
-            <w:hyperlink w:history="1" r:id="rId0zvmxexhgxnksi8ojeubz">
+            <w:hyperlink w:history="1" r:id="rIdpamialifn4513wnt1auk-">
               <w:r>
                 <w:rPr>
                   <w:rFonts w:ascii="Arial" w:cs="Arial" w:eastAsia="Arial" w:hAnsi="Arial"/>
@@ -25512,7 +25512,7 @@
             <w:pPr>
               <w:spacing w:after="20" w:before="0"/>
             </w:pPr>
-            <w:hyperlink w:history="1" r:id="rId9c__mnj930nyrc30sw_wl">
+            <w:hyperlink w:history="1" r:id="rId7ktk4in_pezp37aforadt">
               <w:r>
                 <w:rPr>
                   <w:rFonts w:ascii="Arial" w:cs="Arial" w:eastAsia="Arial" w:hAnsi="Arial"/>
@@ -25545,7 +25545,7 @@
               <w:spacing w:after="10" w:before="0"/>
               <w:ind w:left="120"/>
             </w:pPr>
-            <w:hyperlink w:history="1" r:id="rIdj0ilselyn2t0v2qfxdeqw">
+            <w:hyperlink w:history="1" r:id="rId9f32wgy-p2kgesvyftcjc">
               <w:r>
                 <w:rPr>
                   <w:rFonts w:ascii="Arial" w:cs="Arial" w:eastAsia="Arial" w:hAnsi="Arial"/>
@@ -25590,7 +25590,7 @@
             <w:pPr>
               <w:spacing w:after="20" w:before="0"/>
             </w:pPr>
-            <w:hyperlink w:history="1" r:id="rIdxetobqzacqrz6urxtsu0f">
+            <w:hyperlink w:history="1" r:id="rIdhep1kgxosotxr6a6yxlnb">
               <w:r>
                 <w:rPr>
                   <w:rFonts w:ascii="Arial" w:cs="Arial" w:eastAsia="Arial" w:hAnsi="Arial"/>
@@ -25639,7 +25639,7 @@
               <w:spacing w:after="10" w:before="0"/>
               <w:ind w:left="120"/>
             </w:pPr>
-            <w:hyperlink w:history="1" r:id="rIdkzssjmwzm6bdzldrkqhwj">
+            <w:hyperlink w:history="1" r:id="rIdllxixnn53khfld1lxhevn">
               <w:r>
                 <w:rPr>
                   <w:rFonts w:ascii="Arial" w:cs="Arial" w:eastAsia="Arial" w:hAnsi="Arial"/>
@@ -25834,7 +25834,7 @@
             <w:pPr>
               <w:spacing w:after="20" w:before="0"/>
             </w:pPr>
-            <w:hyperlink w:history="1" r:id="rIdbpnyn6j7cql6uy8k9jd5i">
+            <w:hyperlink w:history="1" r:id="rIdpzx3eqflpgjnohnc5vsnc">
               <w:r>
                 <w:rPr>
                   <w:rFonts w:ascii="Arial" w:cs="Arial" w:eastAsia="Arial" w:hAnsi="Arial"/>
@@ -25867,7 +25867,7 @@
               <w:spacing w:after="10" w:before="0"/>
               <w:ind w:left="120"/>
             </w:pPr>
-            <w:hyperlink w:history="1" r:id="rId-uuf9nyckml1kmqiowbr-">
+            <w:hyperlink w:history="1" r:id="rIdds1y3bs_gsfdq3gvfotdl">
               <w:r>
                 <w:rPr>
                   <w:rFonts w:ascii="Arial" w:cs="Arial" w:eastAsia="Arial" w:hAnsi="Arial"/>
@@ -25912,7 +25912,7 @@
             <w:pPr>
               <w:spacing w:after="20" w:before="0"/>
             </w:pPr>
-            <w:hyperlink w:history="1" r:id="rIdjjjdqkmmat-dpyx8tziqm">
+            <w:hyperlink w:history="1" r:id="rIdwi8-srx_wc-8qo-v6s6tf">
               <w:r>
                 <w:rPr>
                   <w:rFonts w:ascii="Arial" w:cs="Arial" w:eastAsia="Arial" w:hAnsi="Arial"/>
@@ -25961,7 +25961,7 @@
               <w:spacing w:after="10" w:before="0"/>
               <w:ind w:left="120"/>
             </w:pPr>
-            <w:hyperlink w:history="1" r:id="rIdl2m2snn-jfh46uvxtbq-6">
+            <w:hyperlink w:history="1" r:id="rIdxezrnnx3ho3m9i881ohob">
               <w:r>
                 <w:rPr>
                   <w:rFonts w:ascii="Arial" w:cs="Arial" w:eastAsia="Arial" w:hAnsi="Arial"/>
@@ -26156,7 +26156,7 @@
             <w:pPr>
               <w:spacing w:after="20" w:before="0"/>
             </w:pPr>
-            <w:hyperlink w:history="1" r:id="rIdvmujxgdb1bzupvmkj2blx">
+            <w:hyperlink w:history="1" r:id="rId2loxr24bcfs3dntc4vjrh">
               <w:r>
                 <w:rPr>
                   <w:rFonts w:ascii="Arial" w:cs="Arial" w:eastAsia="Arial" w:hAnsi="Arial"/>
@@ -26205,7 +26205,7 @@
               <w:spacing w:after="10" w:before="0"/>
               <w:ind w:left="120"/>
             </w:pPr>
-            <w:hyperlink w:history="1" r:id="rIdwncp599czkmahbgb-koi1">
+            <w:hyperlink w:history="1" r:id="rIdxwnfgukiskpyxpuuffzl3">
               <w:r>
                 <w:rPr>
                   <w:rFonts w:ascii="Arial" w:cs="Arial" w:eastAsia="Arial" w:hAnsi="Arial"/>
@@ -26250,7 +26250,7 @@
             <w:pPr>
               <w:spacing w:after="20" w:before="0"/>
             </w:pPr>
-            <w:hyperlink w:history="1" r:id="rIdtozj626hourvr3w9oowzl">
+            <w:hyperlink w:history="1" r:id="rIddmyp0ll9u0e-1ljua-6nm">
               <w:r>
                 <w:rPr>
                   <w:rFonts w:ascii="Arial" w:cs="Arial" w:eastAsia="Arial" w:hAnsi="Arial"/>
@@ -26299,7 +26299,7 @@
               <w:spacing w:after="10" w:before="0"/>
               <w:ind w:left="120"/>
             </w:pPr>
-            <w:hyperlink w:history="1" r:id="rIdf3326hqi03pwfhfhzed5n">
+            <w:hyperlink w:history="1" r:id="rIdhzu4wcpvgrpjaxw-4bwyz">
               <w:r>
                 <w:rPr>
                   <w:rFonts w:ascii="Arial" w:cs="Arial" w:eastAsia="Arial" w:hAnsi="Arial"/>
@@ -26811,7 +26811,7 @@
         </w:rPr>
         <w:t xml:space="preserve">© 2026 SeaVuria and ARES. Aligned with KICD objectives. Developed by SeaVuria; technical implementation by ARES (with AI assistance from Claude). Licensed under </w:t>
       </w:r>
-      <w:hyperlink w:history="1" r:id="rIdnj8ayxp3gkbyql3me-cod">
+      <w:hyperlink w:history="1" r:id="rIdkgnmuflefst8lus1vlu1o">
         <w:r>
           <w:rPr>
             <w:rFonts w:ascii="Arial" w:cs="Arial" w:eastAsia="Arial" w:hAnsi="Arial"/>
@@ -26832,7 +26832,7 @@
         </w:rPr>
         <w:t xml:space="preserve"> (</w:t>
       </w:r>
-      <w:hyperlink w:history="1" r:id="rIdzz02bxbj8sk8uxfifr1oy">
+      <w:hyperlink w:history="1" r:id="rIdrt5jt9fl8xaue7d-q_9rz">
         <w:r>
           <w:rPr>
             <w:rFonts w:ascii="Arial" w:cs="Arial" w:eastAsia="Arial" w:hAnsi="Arial"/>

--- a/data/outputs/v2/Biology/SS1.3_Cell_Biology/Biology_Cell_Biology_CBE_LessonSequence.docx
+++ b/data/outputs/v2/Biology/SS1.3_Cell_Biology/Biology_Cell_Biology_CBE_LessonSequence.docx
@@ -4,6 +4,7 @@
   <w:body>
     <w:p>
       <w:pPr>
+        <w:keepNext w:val="false"/>
         <w:spacing w:after="30" w:before="0"/>
         <w:jc w:val="center"/>
       </w:pPr>
@@ -23,6 +24,7 @@
     </w:p>
     <w:p>
       <w:pPr>
+        <w:keepNext w:val="false"/>
         <w:spacing w:after="60" w:before="0"/>
         <w:jc w:val="center"/>
       </w:pPr>
@@ -81,6 +83,7 @@
           </w:tcPr>
           <w:p>
             <w:pPr>
+              <w:keepNext w:val="false"/>
               <w:spacing w:after="40" w:before="0"/>
               <w:jc w:val="center"/>
             </w:pPr>
@@ -115,6 +118,7 @@
           </w:tcPr>
           <w:p>
             <w:pPr>
+              <w:keepNext w:val="false"/>
               <w:spacing w:after="40" w:before="0"/>
               <w:jc w:val="left"/>
             </w:pPr>
@@ -147,6 +151,7 @@
           </w:tcPr>
           <w:p>
             <w:pPr>
+              <w:keepNext w:val="false"/>
               <w:spacing w:after="40" w:before="0"/>
               <w:jc w:val="left"/>
             </w:pPr>
@@ -181,6 +186,7 @@
           </w:tcPr>
           <w:p>
             <w:pPr>
+              <w:keepNext w:val="false"/>
               <w:spacing w:after="40" w:before="0"/>
               <w:jc w:val="left"/>
             </w:pPr>
@@ -213,6 +219,7 @@
           </w:tcPr>
           <w:p>
             <w:pPr>
+              <w:keepNext w:val="false"/>
               <w:spacing w:after="40" w:before="0"/>
               <w:jc w:val="left"/>
             </w:pPr>
@@ -247,6 +254,7 @@
           </w:tcPr>
           <w:p>
             <w:pPr>
+              <w:keepNext w:val="false"/>
               <w:spacing w:after="40" w:before="0"/>
               <w:jc w:val="left"/>
             </w:pPr>
@@ -279,6 +287,7 @@
           </w:tcPr>
           <w:p>
             <w:pPr>
+              <w:keepNext w:val="false"/>
               <w:spacing w:after="40" w:before="0"/>
               <w:jc w:val="left"/>
             </w:pPr>
@@ -313,6 +322,7 @@
           </w:tcPr>
           <w:p>
             <w:pPr>
+              <w:keepNext w:val="false"/>
               <w:spacing w:after="40" w:before="0"/>
               <w:jc w:val="left"/>
             </w:pPr>
@@ -345,6 +355,7 @@
           </w:tcPr>
           <w:p>
             <w:pPr>
+              <w:keepNext w:val="false"/>
               <w:spacing w:after="40" w:before="0"/>
               <w:jc w:val="left"/>
             </w:pPr>
@@ -379,6 +390,7 @@
           </w:tcPr>
           <w:p>
             <w:pPr>
+              <w:keepNext w:val="false"/>
               <w:spacing w:after="40" w:before="0"/>
               <w:jc w:val="left"/>
             </w:pPr>
@@ -411,6 +423,7 @@
           </w:tcPr>
           <w:p>
             <w:pPr>
+              <w:keepNext w:val="false"/>
               <w:spacing w:after="40" w:before="0"/>
               <w:jc w:val="left"/>
             </w:pPr>
@@ -445,6 +458,7 @@
           </w:tcPr>
           <w:p>
             <w:pPr>
+              <w:keepNext w:val="false"/>
               <w:spacing w:after="40" w:before="0"/>
               <w:jc w:val="left"/>
             </w:pPr>
@@ -652,6 +666,7 @@
           </w:tcPr>
           <w:p>
             <w:pPr>
+              <w:keepNext w:val="false"/>
               <w:spacing w:after="40" w:before="0"/>
               <w:jc w:val="left"/>
             </w:pPr>
@@ -684,6 +699,7 @@
           </w:tcPr>
           <w:p>
             <w:pPr>
+              <w:keepNext w:val="false"/>
               <w:spacing w:after="40" w:before="0"/>
               <w:jc w:val="left"/>
             </w:pPr>
@@ -703,6 +719,7 @@
           </w:p>
           <w:p>
             <w:pPr>
+              <w:keepNext w:val="false"/>
               <w:spacing w:after="40" w:before="0"/>
               <w:jc w:val="left"/>
             </w:pPr>
@@ -722,6 +739,7 @@
           </w:p>
           <w:p>
             <w:pPr>
+              <w:keepNext w:val="false"/>
               <w:spacing w:after="40" w:before="0"/>
               <w:jc w:val="left"/>
             </w:pPr>
@@ -741,6 +759,7 @@
           </w:p>
           <w:p>
             <w:pPr>
+              <w:keepNext w:val="false"/>
               <w:spacing w:after="40" w:before="0"/>
               <w:jc w:val="left"/>
             </w:pPr>
@@ -760,6 +779,7 @@
           </w:p>
           <w:p>
             <w:pPr>
+              <w:keepNext w:val="false"/>
               <w:spacing w:after="40" w:before="0"/>
               <w:jc w:val="left"/>
             </w:pPr>
@@ -779,6 +799,7 @@
           </w:p>
           <w:p>
             <w:pPr>
+              <w:keepNext w:val="false"/>
               <w:spacing w:after="40" w:before="0"/>
               <w:jc w:val="left"/>
             </w:pPr>
@@ -798,6 +819,7 @@
           </w:p>
           <w:p>
             <w:pPr>
+              <w:keepNext w:val="false"/>
               <w:spacing w:after="40" w:before="0"/>
               <w:jc w:val="left"/>
             </w:pPr>
@@ -832,6 +854,7 @@
           </w:tcPr>
           <w:p>
             <w:pPr>
+              <w:keepNext w:val="false"/>
               <w:spacing w:after="40" w:before="0"/>
               <w:jc w:val="left"/>
             </w:pPr>
@@ -959,6 +982,7 @@
           </w:tcPr>
           <w:p>
             <w:pPr>
+              <w:keepNext w:val="false"/>
               <w:spacing w:after="40" w:before="0"/>
               <w:jc w:val="left"/>
             </w:pPr>
@@ -1086,6 +1110,7 @@
           </w:tcPr>
           <w:p>
             <w:pPr>
+              <w:keepNext w:val="false"/>
               <w:spacing w:after="40" w:before="0"/>
               <w:jc w:val="left"/>
             </w:pPr>
@@ -1233,6 +1258,7 @@
           </w:tcPr>
           <w:p>
             <w:pPr>
+              <w:keepNext w:val="false"/>
               <w:spacing w:after="40" w:before="0"/>
               <w:jc w:val="left"/>
             </w:pPr>
@@ -1380,6 +1406,7 @@
           </w:tcPr>
           <w:p>
             <w:pPr>
+              <w:keepNext w:val="false"/>
               <w:spacing w:after="40" w:before="0"/>
               <w:jc w:val="left"/>
             </w:pPr>
@@ -1547,6 +1574,7 @@
           </w:tcPr>
           <w:p>
             <w:pPr>
+              <w:keepNext w:val="false"/>
               <w:spacing w:after="40" w:before="0"/>
               <w:jc w:val="left"/>
             </w:pPr>
@@ -1579,6 +1607,7 @@
           </w:tcPr>
           <w:p>
             <w:pPr>
+              <w:keepNext w:val="false"/>
               <w:spacing w:after="40" w:before="0"/>
               <w:jc w:val="left"/>
             </w:pPr>
@@ -1613,6 +1642,7 @@
           </w:tcPr>
           <w:p>
             <w:pPr>
+              <w:keepNext w:val="false"/>
               <w:spacing w:after="40" w:before="0"/>
               <w:jc w:val="left"/>
             </w:pPr>
@@ -1645,6 +1675,7 @@
           </w:tcPr>
           <w:p>
             <w:pPr>
+              <w:keepNext w:val="false"/>
               <w:spacing w:after="40" w:before="0"/>
               <w:jc w:val="left"/>
             </w:pPr>
@@ -1664,6 +1695,7 @@
           </w:p>
           <w:p>
             <w:pPr>
+              <w:keepNext w:val="false"/>
               <w:spacing w:after="40" w:before="0"/>
               <w:jc w:val="left"/>
             </w:pPr>
@@ -1683,6 +1715,7 @@
           </w:p>
           <w:p>
             <w:pPr>
+              <w:keepNext w:val="false"/>
               <w:spacing w:after="40" w:before="0"/>
               <w:jc w:val="left"/>
             </w:pPr>
@@ -1702,6 +1735,7 @@
           </w:p>
           <w:p>
             <w:pPr>
+              <w:keepNext w:val="false"/>
               <w:spacing w:after="40" w:before="0"/>
               <w:jc w:val="left"/>
             </w:pPr>
@@ -1721,6 +1755,7 @@
           </w:p>
           <w:p>
             <w:pPr>
+              <w:keepNext w:val="false"/>
               <w:spacing w:after="40" w:before="0"/>
               <w:jc w:val="left"/>
             </w:pPr>
@@ -1755,6 +1790,7 @@
           </w:tcPr>
           <w:p>
             <w:pPr>
+              <w:keepNext w:val="false"/>
               <w:spacing w:after="40" w:before="0"/>
               <w:jc w:val="left"/>
             </w:pPr>
@@ -1787,6 +1823,7 @@
           </w:tcPr>
           <w:p>
             <w:pPr>
+              <w:keepNext w:val="false"/>
               <w:spacing w:after="40" w:before="0"/>
               <w:jc w:val="left"/>
             </w:pPr>
@@ -1821,6 +1858,7 @@
           </w:tcPr>
           <w:p>
             <w:pPr>
+              <w:keepNext w:val="false"/>
               <w:spacing w:after="40" w:before="0"/>
               <w:jc w:val="left"/>
             </w:pPr>
@@ -1853,6 +1891,7 @@
           </w:tcPr>
           <w:p>
             <w:pPr>
+              <w:keepNext w:val="false"/>
               <w:spacing w:after="40" w:before="0"/>
               <w:jc w:val="left"/>
             </w:pPr>
@@ -1872,6 +1911,7 @@
           </w:p>
           <w:p>
             <w:pPr>
+              <w:keepNext w:val="false"/>
               <w:spacing w:after="40" w:before="0"/>
               <w:jc w:val="left"/>
             </w:pPr>
@@ -1891,6 +1931,7 @@
           </w:p>
           <w:p>
             <w:pPr>
+              <w:keepNext w:val="false"/>
               <w:spacing w:after="40" w:before="0"/>
               <w:jc w:val="left"/>
             </w:pPr>
@@ -1910,6 +1951,7 @@
           </w:p>
           <w:p>
             <w:pPr>
+              <w:keepNext w:val="false"/>
               <w:spacing w:after="40" w:before="0"/>
               <w:jc w:val="left"/>
             </w:pPr>
@@ -1929,6 +1971,7 @@
           </w:p>
           <w:p>
             <w:pPr>
+              <w:keepNext w:val="false"/>
               <w:spacing w:after="40" w:before="0"/>
               <w:jc w:val="left"/>
             </w:pPr>
@@ -1948,6 +1991,7 @@
           </w:p>
           <w:p>
             <w:pPr>
+              <w:keepNext w:val="false"/>
               <w:spacing w:after="40" w:before="0"/>
               <w:jc w:val="left"/>
             </w:pPr>
@@ -1967,6 +2011,7 @@
           </w:p>
           <w:p>
             <w:pPr>
+              <w:keepNext w:val="false"/>
               <w:spacing w:after="40" w:before="0"/>
               <w:jc w:val="left"/>
             </w:pPr>
@@ -1986,6 +2031,7 @@
           </w:p>
           <w:p>
             <w:pPr>
+              <w:keepNext w:val="false"/>
               <w:spacing w:after="40" w:before="0"/>
               <w:jc w:val="left"/>
             </w:pPr>
@@ -2005,6 +2051,7 @@
           </w:p>
           <w:p>
             <w:pPr>
+              <w:keepNext w:val="false"/>
               <w:spacing w:after="40" w:before="0"/>
               <w:jc w:val="left"/>
             </w:pPr>
@@ -2024,6 +2071,7 @@
           </w:p>
           <w:p>
             <w:pPr>
+              <w:keepNext w:val="false"/>
               <w:spacing w:after="40" w:before="0"/>
               <w:jc w:val="left"/>
             </w:pPr>
@@ -2043,6 +2091,7 @@
           </w:p>
           <w:p>
             <w:pPr>
+              <w:keepNext w:val="false"/>
               <w:spacing w:after="40" w:before="0"/>
               <w:jc w:val="left"/>
             </w:pPr>
@@ -2062,6 +2111,7 @@
           </w:p>
           <w:p>
             <w:pPr>
+              <w:keepNext w:val="false"/>
               <w:spacing w:after="40" w:before="0"/>
               <w:jc w:val="left"/>
             </w:pPr>
@@ -2081,6 +2131,7 @@
           </w:p>
           <w:p>
             <w:pPr>
+              <w:keepNext w:val="false"/>
               <w:spacing w:after="40" w:before="0"/>
               <w:jc w:val="left"/>
             </w:pPr>
@@ -2100,6 +2151,7 @@
           </w:p>
           <w:p>
             <w:pPr>
+              <w:keepNext w:val="false"/>
               <w:spacing w:after="40" w:before="0"/>
               <w:jc w:val="left"/>
             </w:pPr>
@@ -2119,6 +2171,7 @@
           </w:p>
           <w:p>
             <w:pPr>
+              <w:keepNext w:val="false"/>
               <w:spacing w:after="40" w:before="0"/>
               <w:jc w:val="left"/>
             </w:pPr>
@@ -2153,6 +2206,7 @@
           </w:tcPr>
           <w:p>
             <w:pPr>
+              <w:keepNext w:val="false"/>
               <w:spacing w:after="40" w:before="0"/>
               <w:jc w:val="left"/>
             </w:pPr>
@@ -2384,7 +2438,7 @@
         </w:rPr>
         <w:t xml:space="preserve">© 2026 SeaVuria and ARES. This work is licensed under a </w:t>
       </w:r>
-      <w:hyperlink w:history="1" r:id="rIdzigk8gzhqjb-qxjyrulhd">
+      <w:hyperlink w:history="1" r:id="rIdi19oac3ctoma3htctsvqr">
         <w:r>
           <w:rPr>
             <w:rFonts w:ascii="Arial" w:cs="Arial" w:eastAsia="Arial" w:hAnsi="Arial"/>
@@ -2404,7 +2458,7 @@
         </w:rPr>
         <w:t xml:space="preserve"> (</w:t>
       </w:r>
-      <w:hyperlink w:history="1" r:id="rIdlaqb2pllfix9muzhl3ael">
+      <w:hyperlink w:history="1" r:id="rId79ywb2f4jtgv-ac58lhth">
         <w:r>
           <w:rPr>
             <w:rFonts w:ascii="Arial" w:cs="Arial" w:eastAsia="Arial" w:hAnsi="Arial"/>
@@ -2424,7 +2478,7 @@
         </w:rPr>
         <w:t xml:space="preserve">). To view a copy of this license, visit </w:t>
       </w:r>
-      <w:hyperlink w:history="1" r:id="rIdunjzcoldiko44aazb8j2l">
+      <w:hyperlink w:history="1" r:id="rIdtanx6mrsupyr-ioxj8qw5">
         <w:r>
           <w:rPr>
             <w:rFonts w:ascii="Arial" w:cs="Arial" w:eastAsia="Arial" w:hAnsi="Arial"/>
@@ -2483,6 +2537,7 @@
           </w:tcPr>
           <w:p>
             <w:pPr>
+              <w:keepNext w:val="false"/>
               <w:spacing w:after="40" w:before="0"/>
               <w:jc w:val="center"/>
             </w:pPr>
@@ -2518,6 +2573,7 @@
           </w:tcPr>
           <w:p>
             <w:pPr>
+              <w:keepNext w:val="false"/>
               <w:spacing w:after="40" w:before="0"/>
               <w:jc w:val="center"/>
             </w:pPr>
@@ -2552,6 +2608,7 @@
           </w:tcPr>
           <w:p>
             <w:pPr>
+              <w:keepNext w:val="false"/>
               <w:spacing w:after="40" w:before="0"/>
               <w:jc w:val="left"/>
             </w:pPr>
@@ -2584,6 +2641,7 @@
           </w:tcPr>
           <w:p>
             <w:pPr>
+              <w:keepNext w:val="false"/>
               <w:spacing w:after="40" w:before="0"/>
               <w:jc w:val="left"/>
             </w:pPr>
@@ -2618,6 +2676,7 @@
           </w:tcPr>
           <w:p>
             <w:pPr>
+              <w:keepNext w:val="false"/>
               <w:spacing w:after="40" w:before="0"/>
               <w:jc w:val="left"/>
             </w:pPr>
@@ -2650,6 +2709,7 @@
           </w:tcPr>
           <w:p>
             <w:pPr>
+              <w:keepNext w:val="false"/>
               <w:spacing w:after="40" w:before="0"/>
               <w:jc w:val="left"/>
             </w:pPr>
@@ -2684,6 +2744,7 @@
           </w:tcPr>
           <w:p>
             <w:pPr>
+              <w:keepNext w:val="false"/>
               <w:spacing w:after="40" w:before="0"/>
               <w:jc w:val="left"/>
             </w:pPr>
@@ -2716,6 +2777,7 @@
           </w:tcPr>
           <w:p>
             <w:pPr>
+              <w:keepNext w:val="false"/>
               <w:spacing w:after="40" w:before="0"/>
               <w:jc w:val="left"/>
             </w:pPr>
@@ -2750,6 +2812,7 @@
           </w:tcPr>
           <w:p>
             <w:pPr>
+              <w:keepNext w:val="false"/>
               <w:spacing w:after="40" w:before="0"/>
               <w:jc w:val="left"/>
             </w:pPr>
@@ -2782,6 +2845,7 @@
           </w:tcPr>
           <w:p>
             <w:pPr>
+              <w:keepNext w:val="false"/>
               <w:spacing w:after="40" w:before="0"/>
               <w:jc w:val="left"/>
             </w:pPr>
@@ -2816,6 +2880,7 @@
           </w:tcPr>
           <w:p>
             <w:pPr>
+              <w:keepNext w:val="false"/>
               <w:spacing w:after="40" w:before="0"/>
               <w:jc w:val="left"/>
             </w:pPr>
@@ -2848,6 +2913,7 @@
           </w:tcPr>
           <w:p>
             <w:pPr>
+              <w:keepNext w:val="false"/>
               <w:spacing w:after="40" w:before="0"/>
               <w:jc w:val="left"/>
             </w:pPr>
@@ -2882,6 +2948,7 @@
           </w:tcPr>
           <w:p>
             <w:pPr>
+              <w:keepNext w:val="false"/>
               <w:spacing w:after="40" w:before="0"/>
               <w:jc w:val="left"/>
             </w:pPr>
@@ -2914,6 +2981,7 @@
           </w:tcPr>
           <w:p>
             <w:pPr>
+              <w:keepNext w:val="false"/>
               <w:spacing w:after="40" w:before="0"/>
               <w:jc w:val="left"/>
             </w:pPr>
@@ -2948,6 +3016,7 @@
           </w:tcPr>
           <w:p>
             <w:pPr>
+              <w:keepNext w:val="false"/>
               <w:spacing w:after="40" w:before="0"/>
               <w:jc w:val="left"/>
             </w:pPr>
@@ -2980,6 +3049,7 @@
           </w:tcPr>
           <w:p>
             <w:pPr>
+              <w:keepNext w:val="false"/>
               <w:spacing w:after="40" w:before="0"/>
               <w:jc w:val="left"/>
             </w:pPr>
@@ -3014,6 +3084,7 @@
           </w:tcPr>
           <w:p>
             <w:pPr>
+              <w:keepNext w:val="false"/>
               <w:spacing w:after="40" w:before="0"/>
               <w:jc w:val="left"/>
             </w:pPr>
@@ -3046,6 +3117,7 @@
           </w:tcPr>
           <w:p>
             <w:pPr>
+              <w:keepNext w:val="false"/>
               <w:spacing w:after="40" w:before="0"/>
               <w:jc w:val="left"/>
             </w:pPr>
@@ -3105,6 +3177,7 @@
           </w:tcPr>
           <w:p>
             <w:pPr>
+              <w:keepNext w:val="false"/>
               <w:spacing w:after="40" w:before="0"/>
               <w:jc w:val="center"/>
             </w:pPr>
@@ -3139,6 +3212,7 @@
           </w:tcPr>
           <w:p>
             <w:pPr>
+              <w:keepNext w:val="false"/>
               <w:spacing w:after="40" w:before="0"/>
               <w:jc w:val="left"/>
             </w:pPr>
@@ -3203,6 +3277,7 @@
           </w:tcPr>
           <w:p>
             <w:pPr>
+              <w:keepNext w:val="false"/>
               <w:spacing w:after="40" w:before="0"/>
               <w:jc w:val="center"/>
             </w:pPr>
@@ -3237,6 +3312,7 @@
           </w:tcPr>
           <w:p>
             <w:pPr>
+              <w:keepNext w:val="false"/>
               <w:spacing w:after="40" w:before="0"/>
               <w:jc w:val="left"/>
             </w:pPr>
@@ -3269,6 +3345,7 @@
           </w:tcPr>
           <w:p>
             <w:pPr>
+              <w:keepNext w:val="false"/>
               <w:spacing w:after="40" w:before="0"/>
               <w:jc w:val="left"/>
             </w:pPr>
@@ -3301,6 +3378,7 @@
           </w:tcPr>
           <w:p>
             <w:pPr>
+              <w:keepNext w:val="false"/>
               <w:spacing w:after="40" w:before="0"/>
               <w:jc w:val="left"/>
             </w:pPr>
@@ -3333,6 +3411,7 @@
           </w:tcPr>
           <w:p>
             <w:pPr>
+              <w:keepNext w:val="false"/>
               <w:spacing w:after="40" w:before="0"/>
               <w:jc w:val="left"/>
             </w:pPr>
@@ -3365,6 +3444,7 @@
           </w:tcPr>
           <w:p>
             <w:pPr>
+              <w:keepNext w:val="false"/>
               <w:spacing w:after="40" w:before="0"/>
               <w:jc w:val="left"/>
             </w:pPr>
@@ -3399,6 +3479,7 @@
           </w:tcPr>
           <w:p>
             <w:pPr>
+              <w:keepNext w:val="false"/>
               <w:spacing w:after="40" w:before="0"/>
               <w:jc w:val="left"/>
             </w:pPr>
@@ -3436,7 +3517,7 @@
             <w:pPr>
               <w:spacing w:after="20" w:before="0"/>
             </w:pPr>
-            <w:hyperlink w:history="1" r:id="rIddi_htcg8j4j5dy4kedjyk">
+            <w:hyperlink w:history="1" r:id="rIdbbb8coph9rxjcaztgvcht">
               <w:r>
                 <w:rPr>
                   <w:rFonts w:ascii="Arial" w:cs="Arial" w:eastAsia="Arial" w:hAnsi="Arial"/>
@@ -3469,7 +3550,7 @@
               <w:spacing w:after="10" w:before="0"/>
               <w:ind w:left="120"/>
             </w:pPr>
-            <w:hyperlink w:history="1" r:id="rId6v5hp_o-w2kv9uj0rnfoj">
+            <w:hyperlink w:history="1" r:id="rIdqie8ivzbbqypbcui5arbe">
               <w:r>
                 <w:rPr>
                   <w:rFonts w:ascii="Arial" w:cs="Arial" w:eastAsia="Arial" w:hAnsi="Arial"/>
@@ -3514,7 +3595,7 @@
             <w:pPr>
               <w:spacing w:after="20" w:before="0"/>
             </w:pPr>
-            <w:hyperlink w:history="1" r:id="rIdhxbfjqnyi2ztb_yeg312h">
+            <w:hyperlink w:history="1" r:id="rId_ynbgauef2sopvz_nhmkl">
               <w:r>
                 <w:rPr>
                   <w:rFonts w:ascii="Arial" w:cs="Arial" w:eastAsia="Arial" w:hAnsi="Arial"/>
@@ -3547,7 +3628,7 @@
               <w:spacing w:after="10" w:before="0"/>
               <w:ind w:left="120"/>
             </w:pPr>
-            <w:hyperlink w:history="1" r:id="rIdsgdaz_zalviskcfu9rdyp">
+            <w:hyperlink w:history="1" r:id="rIdddjwefyzv3w-wy46mvxs6">
               <w:r>
                 <w:rPr>
                   <w:rFonts w:ascii="Arial" w:cs="Arial" w:eastAsia="Arial" w:hAnsi="Arial"/>
@@ -3575,6 +3656,7 @@
           </w:tcPr>
           <w:p>
             <w:pPr>
+              <w:keepNext w:val="false"/>
               <w:spacing w:after="40" w:before="0"/>
               <w:jc w:val="left"/>
             </w:pPr>
@@ -3607,6 +3689,7 @@
           </w:tcPr>
           <w:p>
             <w:pPr>
+              <w:keepNext w:val="false"/>
               <w:spacing w:after="40" w:before="0"/>
               <w:jc w:val="left"/>
             </w:pPr>
@@ -3639,6 +3722,7 @@
           </w:tcPr>
           <w:p>
             <w:pPr>
+              <w:keepNext w:val="false"/>
               <w:spacing w:after="40" w:before="0"/>
               <w:jc w:val="left"/>
             </w:pPr>
@@ -3671,6 +3755,7 @@
           </w:tcPr>
           <w:p>
             <w:pPr>
+              <w:keepNext w:val="false"/>
               <w:spacing w:after="40" w:before="0"/>
               <w:jc w:val="left"/>
             </w:pPr>
@@ -3705,6 +3790,7 @@
           </w:tcPr>
           <w:p>
             <w:pPr>
+              <w:keepNext w:val="false"/>
               <w:spacing w:after="40" w:before="0"/>
               <w:jc w:val="left"/>
             </w:pPr>
@@ -3742,7 +3828,7 @@
             <w:pPr>
               <w:spacing w:after="20" w:before="0"/>
             </w:pPr>
-            <w:hyperlink w:history="1" r:id="rIdjlkbccdcnc8rvav0lchif">
+            <w:hyperlink w:history="1" r:id="rIdqqa3uy3q74qwx9yqw5klv">
               <w:r>
                 <w:rPr>
                   <w:rFonts w:ascii="Arial" w:cs="Arial" w:eastAsia="Arial" w:hAnsi="Arial"/>
@@ -3775,7 +3861,7 @@
               <w:spacing w:after="10" w:before="0"/>
               <w:ind w:left="120"/>
             </w:pPr>
-            <w:hyperlink w:history="1" r:id="rIdsehmrkm-cq_7yqsmoik5z">
+            <w:hyperlink w:history="1" r:id="rIdb8uwewu7vsftw989qqz5x">
               <w:r>
                 <w:rPr>
                   <w:rFonts w:ascii="Arial" w:cs="Arial" w:eastAsia="Arial" w:hAnsi="Arial"/>
@@ -3820,7 +3906,7 @@
             <w:pPr>
               <w:spacing w:after="20" w:before="0"/>
             </w:pPr>
-            <w:hyperlink w:history="1" r:id="rIdjudphic46bh8xuvkuojao">
+            <w:hyperlink w:history="1" r:id="rId9tggjsorgdqcfzroic7j3">
               <w:r>
                 <w:rPr>
                   <w:rFonts w:ascii="Arial" w:cs="Arial" w:eastAsia="Arial" w:hAnsi="Arial"/>
@@ -3853,7 +3939,7 @@
               <w:spacing w:after="10" w:before="0"/>
               <w:ind w:left="120"/>
             </w:pPr>
-            <w:hyperlink w:history="1" r:id="rId3v2dgtxylvmeyswppvuab">
+            <w:hyperlink w:history="1" r:id="rIdvmw3fjiiodqjr65-dencp">
               <w:r>
                 <w:rPr>
                   <w:rFonts w:ascii="Arial" w:cs="Arial" w:eastAsia="Arial" w:hAnsi="Arial"/>
@@ -3881,6 +3967,7 @@
           </w:tcPr>
           <w:p>
             <w:pPr>
+              <w:keepNext w:val="false"/>
               <w:spacing w:after="40" w:before="0"/>
               <w:jc w:val="left"/>
             </w:pPr>
@@ -3913,6 +4000,7 @@
           </w:tcPr>
           <w:p>
             <w:pPr>
+              <w:keepNext w:val="false"/>
               <w:spacing w:after="40" w:before="0"/>
               <w:jc w:val="left"/>
             </w:pPr>
@@ -3945,6 +4033,7 @@
           </w:tcPr>
           <w:p>
             <w:pPr>
+              <w:keepNext w:val="false"/>
               <w:spacing w:after="40" w:before="0"/>
               <w:jc w:val="left"/>
             </w:pPr>
@@ -3977,6 +4066,7 @@
           </w:tcPr>
           <w:p>
             <w:pPr>
+              <w:keepNext w:val="false"/>
               <w:spacing w:after="40" w:before="0"/>
               <w:jc w:val="left"/>
             </w:pPr>
@@ -4011,6 +4101,7 @@
           </w:tcPr>
           <w:p>
             <w:pPr>
+              <w:keepNext w:val="false"/>
               <w:spacing w:after="40" w:before="0"/>
               <w:jc w:val="left"/>
             </w:pPr>
@@ -4048,7 +4139,7 @@
             <w:pPr>
               <w:spacing w:after="20" w:before="0"/>
             </w:pPr>
-            <w:hyperlink w:history="1" r:id="rIdjkykl1_tfn4tkm08bnt_b">
+            <w:hyperlink w:history="1" r:id="rId8arlh0vidxkrgejkjjcsw">
               <w:r>
                 <w:rPr>
                   <w:rFonts w:ascii="Arial" w:cs="Arial" w:eastAsia="Arial" w:hAnsi="Arial"/>
@@ -4081,7 +4172,7 @@
               <w:spacing w:after="10" w:before="0"/>
               <w:ind w:left="120"/>
             </w:pPr>
-            <w:hyperlink w:history="1" r:id="rIdmykqelxobj4dkwzix4yxd">
+            <w:hyperlink w:history="1" r:id="rIdknyiatl_z_t6an_qyugoc">
               <w:r>
                 <w:rPr>
                   <w:rFonts w:ascii="Arial" w:cs="Arial" w:eastAsia="Arial" w:hAnsi="Arial"/>
@@ -4126,7 +4217,7 @@
             <w:pPr>
               <w:spacing w:after="20" w:before="0"/>
             </w:pPr>
-            <w:hyperlink w:history="1" r:id="rIdhbovtul3zvjrnp79n3r45">
+            <w:hyperlink w:history="1" r:id="rIdsynxdnbwbsyd5oya40osv">
               <w:r>
                 <w:rPr>
                   <w:rFonts w:ascii="Arial" w:cs="Arial" w:eastAsia="Arial" w:hAnsi="Arial"/>
@@ -4175,7 +4266,7 @@
               <w:spacing w:after="10" w:before="0"/>
               <w:ind w:left="120"/>
             </w:pPr>
-            <w:hyperlink w:history="1" r:id="rIdf5v0ln35kqmalqxrc8940">
+            <w:hyperlink w:history="1" r:id="rIdbrpj9zoakylfrl3kghf_t">
               <w:r>
                 <w:rPr>
                   <w:rFonts w:ascii="Arial" w:cs="Arial" w:eastAsia="Arial" w:hAnsi="Arial"/>
@@ -4203,6 +4294,7 @@
           </w:tcPr>
           <w:p>
             <w:pPr>
+              <w:keepNext w:val="false"/>
               <w:spacing w:after="40" w:before="0"/>
               <w:jc w:val="left"/>
             </w:pPr>
@@ -4235,6 +4327,7 @@
           </w:tcPr>
           <w:p>
             <w:pPr>
+              <w:keepNext w:val="false"/>
               <w:spacing w:after="40" w:before="0"/>
               <w:jc w:val="left"/>
             </w:pPr>
@@ -4267,6 +4360,7 @@
           </w:tcPr>
           <w:p>
             <w:pPr>
+              <w:keepNext w:val="false"/>
               <w:spacing w:after="40" w:before="0"/>
               <w:jc w:val="left"/>
             </w:pPr>
@@ -4299,6 +4393,7 @@
           </w:tcPr>
           <w:p>
             <w:pPr>
+              <w:keepNext w:val="false"/>
               <w:spacing w:after="40" w:before="0"/>
               <w:jc w:val="left"/>
             </w:pPr>
@@ -4333,6 +4428,7 @@
           </w:tcPr>
           <w:p>
             <w:pPr>
+              <w:keepNext w:val="false"/>
               <w:spacing w:after="40" w:before="0"/>
               <w:jc w:val="left"/>
             </w:pPr>
@@ -4370,7 +4466,7 @@
             <w:pPr>
               <w:spacing w:after="20" w:before="0"/>
             </w:pPr>
-            <w:hyperlink w:history="1" r:id="rIdunid8o5eymkt-qgx3arp7">
+            <w:hyperlink w:history="1" r:id="rIdqrlpaxgawjepp5eeo0wyp">
               <w:r>
                 <w:rPr>
                   <w:rFonts w:ascii="Arial" w:cs="Arial" w:eastAsia="Arial" w:hAnsi="Arial"/>
@@ -4403,7 +4499,7 @@
               <w:spacing w:after="10" w:before="0"/>
               <w:ind w:left="120"/>
             </w:pPr>
-            <w:hyperlink w:history="1" r:id="rIddvbpgwp4nxkrwhfuwmpfx">
+            <w:hyperlink w:history="1" r:id="rIduccnvxkp5cgtpi74fjlj-">
               <w:r>
                 <w:rPr>
                   <w:rFonts w:ascii="Arial" w:cs="Arial" w:eastAsia="Arial" w:hAnsi="Arial"/>
@@ -4448,7 +4544,7 @@
             <w:pPr>
               <w:spacing w:after="20" w:before="0"/>
             </w:pPr>
-            <w:hyperlink w:history="1" r:id="rIdeqgmizpxpecvqah4her1g">
+            <w:hyperlink w:history="1" r:id="rIdhbxlobws7hnibcxz71zxe">
               <w:r>
                 <w:rPr>
                   <w:rFonts w:ascii="Arial" w:cs="Arial" w:eastAsia="Arial" w:hAnsi="Arial"/>
@@ -4497,7 +4593,7 @@
               <w:spacing w:after="10" w:before="0"/>
               <w:ind w:left="120"/>
             </w:pPr>
-            <w:hyperlink w:history="1" r:id="rId9o6rwyahhuj5i3bowfti7">
+            <w:hyperlink w:history="1" r:id="rIdekjk6kbwyybyhbb4kvesc">
               <w:r>
                 <w:rPr>
                   <w:rFonts w:ascii="Arial" w:cs="Arial" w:eastAsia="Arial" w:hAnsi="Arial"/>
@@ -4525,6 +4621,7 @@
           </w:tcPr>
           <w:p>
             <w:pPr>
+              <w:keepNext w:val="false"/>
               <w:spacing w:after="40" w:before="0"/>
               <w:jc w:val="left"/>
             </w:pPr>
@@ -4557,6 +4654,7 @@
           </w:tcPr>
           <w:p>
             <w:pPr>
+              <w:keepNext w:val="false"/>
               <w:spacing w:after="40" w:before="0"/>
               <w:jc w:val="left"/>
             </w:pPr>
@@ -4589,6 +4687,7 @@
           </w:tcPr>
           <w:p>
             <w:pPr>
+              <w:keepNext w:val="false"/>
               <w:spacing w:after="40" w:before="0"/>
               <w:jc w:val="left"/>
             </w:pPr>
@@ -4621,6 +4720,7 @@
           </w:tcPr>
           <w:p>
             <w:pPr>
+              <w:keepNext w:val="false"/>
               <w:spacing w:after="40" w:before="0"/>
               <w:jc w:val="left"/>
             </w:pPr>
@@ -4655,6 +4755,7 @@
           </w:tcPr>
           <w:p>
             <w:pPr>
+              <w:keepNext w:val="false"/>
               <w:spacing w:after="40" w:before="0"/>
               <w:jc w:val="left"/>
             </w:pPr>
@@ -4692,7 +4793,7 @@
             <w:pPr>
               <w:spacing w:after="20" w:before="0"/>
             </w:pPr>
-            <w:hyperlink w:history="1" r:id="rIdn4bnqetjtxse4ueblabnm">
+            <w:hyperlink w:history="1" r:id="rIdydfbilihd3zocfsgqauq9">
               <w:r>
                 <w:rPr>
                   <w:rFonts w:ascii="Arial" w:cs="Arial" w:eastAsia="Arial" w:hAnsi="Arial"/>
@@ -4741,7 +4842,7 @@
               <w:spacing w:after="10" w:before="0"/>
               <w:ind w:left="120"/>
             </w:pPr>
-            <w:hyperlink w:history="1" r:id="rIdszmbmacocqljlcskem56j">
+            <w:hyperlink w:history="1" r:id="rIdh5xwzrg71nvqrzvafgdil">
               <w:r>
                 <w:rPr>
                   <w:rFonts w:ascii="Arial" w:cs="Arial" w:eastAsia="Arial" w:hAnsi="Arial"/>
@@ -4786,7 +4887,7 @@
             <w:pPr>
               <w:spacing w:after="20" w:before="0"/>
             </w:pPr>
-            <w:hyperlink w:history="1" r:id="rIdaccfoucmtgif2n4r5mzrz">
+            <w:hyperlink w:history="1" r:id="rId04mftonsoys2oxx0gxnoh">
               <w:r>
                 <w:rPr>
                   <w:rFonts w:ascii="Arial" w:cs="Arial" w:eastAsia="Arial" w:hAnsi="Arial"/>
@@ -4819,7 +4920,7 @@
               <w:spacing w:after="10" w:before="0"/>
               <w:ind w:left="120"/>
             </w:pPr>
-            <w:hyperlink w:history="1" r:id="rIdzx_bvaq7i6xqcsnyeij3x">
+            <w:hyperlink w:history="1" r:id="rIdpgjxworncnjufcewp0k46">
               <w:r>
                 <w:rPr>
                   <w:rFonts w:ascii="Arial" w:cs="Arial" w:eastAsia="Arial" w:hAnsi="Arial"/>
@@ -4847,6 +4948,7 @@
           </w:tcPr>
           <w:p>
             <w:pPr>
+              <w:keepNext w:val="false"/>
               <w:spacing w:after="40" w:before="0"/>
               <w:jc w:val="left"/>
             </w:pPr>
@@ -4879,6 +4981,7 @@
           </w:tcPr>
           <w:p>
             <w:pPr>
+              <w:keepNext w:val="false"/>
               <w:spacing w:after="40" w:before="0"/>
               <w:jc w:val="left"/>
             </w:pPr>
@@ -4911,6 +5014,7 @@
           </w:tcPr>
           <w:p>
             <w:pPr>
+              <w:keepNext w:val="false"/>
               <w:spacing w:after="40" w:before="0"/>
               <w:jc w:val="left"/>
             </w:pPr>
@@ -4943,6 +5047,7 @@
           </w:tcPr>
           <w:p>
             <w:pPr>
+              <w:keepNext w:val="false"/>
               <w:spacing w:after="40" w:before="0"/>
               <w:jc w:val="left"/>
             </w:pPr>
@@ -5002,6 +5107,7 @@
           </w:tcPr>
           <w:p>
             <w:pPr>
+              <w:keepNext w:val="false"/>
               <w:spacing w:after="40" w:before="0"/>
               <w:jc w:val="center"/>
             </w:pPr>
@@ -5036,6 +5142,7 @@
           </w:tcPr>
           <w:p>
             <w:pPr>
+              <w:keepNext w:val="false"/>
               <w:spacing w:after="40" w:before="0"/>
               <w:jc w:val="left"/>
             </w:pPr>
@@ -5055,6 +5162,7 @@
           </w:p>
           <w:p>
             <w:pPr>
+              <w:keepNext w:val="false"/>
               <w:spacing w:after="40" w:before="0"/>
               <w:jc w:val="left"/>
             </w:pPr>
@@ -5074,6 +5182,7 @@
           </w:p>
           <w:p>
             <w:pPr>
+              <w:keepNext w:val="false"/>
               <w:spacing w:after="40" w:before="0"/>
               <w:jc w:val="left"/>
             </w:pPr>
@@ -5093,6 +5202,7 @@
           </w:p>
           <w:p>
             <w:pPr>
+              <w:keepNext w:val="false"/>
               <w:spacing w:after="40" w:before="0"/>
               <w:jc w:val="left"/>
             </w:pPr>
@@ -5112,6 +5222,7 @@
           </w:p>
           <w:p>
             <w:pPr>
+              <w:keepNext w:val="false"/>
               <w:spacing w:after="40" w:before="0"/>
               <w:jc w:val="left"/>
             </w:pPr>
@@ -5131,6 +5242,7 @@
           </w:p>
           <w:p>
             <w:pPr>
+              <w:keepNext w:val="false"/>
               <w:spacing w:after="40" w:before="0"/>
               <w:jc w:val="left"/>
             </w:pPr>
@@ -5150,6 +5262,7 @@
           </w:p>
           <w:p>
             <w:pPr>
+              <w:keepNext w:val="false"/>
               <w:spacing w:after="40" w:before="0"/>
               <w:jc w:val="left"/>
             </w:pPr>
@@ -5211,6 +5324,7 @@
           </w:tcPr>
           <w:p>
             <w:pPr>
+              <w:keepNext w:val="false"/>
               <w:spacing w:after="40" w:before="0"/>
               <w:jc w:val="center"/>
             </w:pPr>
@@ -5245,6 +5359,7 @@
           </w:tcPr>
           <w:p>
             <w:pPr>
+              <w:keepNext w:val="false"/>
               <w:spacing w:after="40" w:before="0"/>
               <w:jc w:val="left"/>
             </w:pPr>
@@ -5277,6 +5392,7 @@
           </w:tcPr>
           <w:p>
             <w:pPr>
+              <w:keepNext w:val="false"/>
               <w:spacing w:after="40" w:before="0"/>
               <w:jc w:val="left"/>
             </w:pPr>
@@ -5311,6 +5427,7 @@
           </w:tcPr>
           <w:p>
             <w:pPr>
+              <w:keepNext w:val="false"/>
               <w:spacing w:after="40" w:before="0"/>
               <w:jc w:val="left"/>
             </w:pPr>
@@ -5343,6 +5460,7 @@
           </w:tcPr>
           <w:p>
             <w:pPr>
+              <w:keepNext w:val="false"/>
               <w:spacing w:after="40" w:before="0"/>
               <w:jc w:val="left"/>
             </w:pPr>
@@ -5377,6 +5495,7 @@
           </w:tcPr>
           <w:p>
             <w:pPr>
+              <w:keepNext w:val="false"/>
               <w:spacing w:after="40" w:before="0"/>
               <w:jc w:val="left"/>
             </w:pPr>
@@ -5409,6 +5528,7 @@
           </w:tcPr>
           <w:p>
             <w:pPr>
+              <w:keepNext w:val="false"/>
               <w:spacing w:after="40" w:before="0"/>
               <w:jc w:val="left"/>
             </w:pPr>
@@ -5445,7 +5565,7 @@
         </w:rPr>
         <w:t xml:space="preserve">© 2026 SeaVuria and ARES. Aligned with KICD objectives. Developed by SeaVuria; technical implementation by ARES (with AI assistance from Claude). Licensed under </w:t>
       </w:r>
-      <w:hyperlink w:history="1" r:id="rIdyj6d7co4irsmusrceovfh">
+      <w:hyperlink w:history="1" r:id="rId7fwgmf4vnmgxitkvk_6u8">
         <w:r>
           <w:rPr>
             <w:rFonts w:ascii="Arial" w:cs="Arial" w:eastAsia="Arial" w:hAnsi="Arial"/>
@@ -5466,7 +5586,7 @@
         </w:rPr>
         <w:t xml:space="preserve"> (</w:t>
       </w:r>
-      <w:hyperlink w:history="1" r:id="rIddta5lrx8vi6ewc2lpqsxd">
+      <w:hyperlink w:history="1" r:id="rIdyiphttvtzz8mgicw82hjz">
         <w:r>
           <w:rPr>
             <w:rFonts w:ascii="Arial" w:cs="Arial" w:eastAsia="Arial" w:hAnsi="Arial"/>
@@ -5526,6 +5646,7 @@
           </w:tcPr>
           <w:p>
             <w:pPr>
+              <w:keepNext w:val="false"/>
               <w:spacing w:after="40" w:before="0"/>
               <w:jc w:val="center"/>
             </w:pPr>
@@ -5561,6 +5682,7 @@
           </w:tcPr>
           <w:p>
             <w:pPr>
+              <w:keepNext w:val="false"/>
               <w:spacing w:after="40" w:before="0"/>
               <w:jc w:val="center"/>
             </w:pPr>
@@ -5595,6 +5717,7 @@
           </w:tcPr>
           <w:p>
             <w:pPr>
+              <w:keepNext w:val="false"/>
               <w:spacing w:after="40" w:before="0"/>
               <w:jc w:val="left"/>
             </w:pPr>
@@ -5627,6 +5750,7 @@
           </w:tcPr>
           <w:p>
             <w:pPr>
+              <w:keepNext w:val="false"/>
               <w:spacing w:after="40" w:before="0"/>
               <w:jc w:val="left"/>
             </w:pPr>
@@ -5661,6 +5785,7 @@
           </w:tcPr>
           <w:p>
             <w:pPr>
+              <w:keepNext w:val="false"/>
               <w:spacing w:after="40" w:before="0"/>
               <w:jc w:val="left"/>
             </w:pPr>
@@ -5693,6 +5818,7 @@
           </w:tcPr>
           <w:p>
             <w:pPr>
+              <w:keepNext w:val="false"/>
               <w:spacing w:after="40" w:before="0"/>
               <w:jc w:val="left"/>
             </w:pPr>
@@ -5727,6 +5853,7 @@
           </w:tcPr>
           <w:p>
             <w:pPr>
+              <w:keepNext w:val="false"/>
               <w:spacing w:after="40" w:before="0"/>
               <w:jc w:val="left"/>
             </w:pPr>
@@ -5759,6 +5886,7 @@
           </w:tcPr>
           <w:p>
             <w:pPr>
+              <w:keepNext w:val="false"/>
               <w:spacing w:after="40" w:before="0"/>
               <w:jc w:val="left"/>
             </w:pPr>
@@ -5793,6 +5921,7 @@
           </w:tcPr>
           <w:p>
             <w:pPr>
+              <w:keepNext w:val="false"/>
               <w:spacing w:after="40" w:before="0"/>
               <w:jc w:val="left"/>
             </w:pPr>
@@ -5825,6 +5954,7 @@
           </w:tcPr>
           <w:p>
             <w:pPr>
+              <w:keepNext w:val="false"/>
               <w:spacing w:after="40" w:before="0"/>
               <w:jc w:val="left"/>
             </w:pPr>
@@ -5859,6 +5989,7 @@
           </w:tcPr>
           <w:p>
             <w:pPr>
+              <w:keepNext w:val="false"/>
               <w:spacing w:after="40" w:before="0"/>
               <w:jc w:val="left"/>
             </w:pPr>
@@ -5891,6 +6022,7 @@
           </w:tcPr>
           <w:p>
             <w:pPr>
+              <w:keepNext w:val="false"/>
               <w:spacing w:after="40" w:before="0"/>
               <w:jc w:val="left"/>
             </w:pPr>
@@ -5925,6 +6057,7 @@
           </w:tcPr>
           <w:p>
             <w:pPr>
+              <w:keepNext w:val="false"/>
               <w:spacing w:after="40" w:before="0"/>
               <w:jc w:val="left"/>
             </w:pPr>
@@ -5957,6 +6090,7 @@
           </w:tcPr>
           <w:p>
             <w:pPr>
+              <w:keepNext w:val="false"/>
               <w:spacing w:after="40" w:before="0"/>
               <w:jc w:val="left"/>
             </w:pPr>
@@ -5991,6 +6125,7 @@
           </w:tcPr>
           <w:p>
             <w:pPr>
+              <w:keepNext w:val="false"/>
               <w:spacing w:after="40" w:before="0"/>
               <w:jc w:val="left"/>
             </w:pPr>
@@ -6023,6 +6158,7 @@
           </w:tcPr>
           <w:p>
             <w:pPr>
+              <w:keepNext w:val="false"/>
               <w:spacing w:after="40" w:before="0"/>
               <w:jc w:val="left"/>
             </w:pPr>
@@ -6057,6 +6193,7 @@
           </w:tcPr>
           <w:p>
             <w:pPr>
+              <w:keepNext w:val="false"/>
               <w:spacing w:after="40" w:before="0"/>
               <w:jc w:val="left"/>
             </w:pPr>
@@ -6089,6 +6226,7 @@
           </w:tcPr>
           <w:p>
             <w:pPr>
+              <w:keepNext w:val="false"/>
               <w:spacing w:after="40" w:before="0"/>
               <w:jc w:val="left"/>
             </w:pPr>
@@ -6148,6 +6286,7 @@
           </w:tcPr>
           <w:p>
             <w:pPr>
+              <w:keepNext w:val="false"/>
               <w:spacing w:after="40" w:before="0"/>
               <w:jc w:val="center"/>
             </w:pPr>
@@ -6182,6 +6321,7 @@
           </w:tcPr>
           <w:p>
             <w:pPr>
+              <w:keepNext w:val="false"/>
               <w:spacing w:after="40" w:before="0"/>
               <w:jc w:val="left"/>
             </w:pPr>
@@ -6246,6 +6386,7 @@
           </w:tcPr>
           <w:p>
             <w:pPr>
+              <w:keepNext w:val="false"/>
               <w:spacing w:after="40" w:before="0"/>
               <w:jc w:val="center"/>
             </w:pPr>
@@ -6280,6 +6421,7 @@
           </w:tcPr>
           <w:p>
             <w:pPr>
+              <w:keepNext w:val="false"/>
               <w:spacing w:after="40" w:before="0"/>
               <w:jc w:val="left"/>
             </w:pPr>
@@ -6312,6 +6454,7 @@
           </w:tcPr>
           <w:p>
             <w:pPr>
+              <w:keepNext w:val="false"/>
               <w:spacing w:after="40" w:before="0"/>
               <w:jc w:val="left"/>
             </w:pPr>
@@ -6344,6 +6487,7 @@
           </w:tcPr>
           <w:p>
             <w:pPr>
+              <w:keepNext w:val="false"/>
               <w:spacing w:after="40" w:before="0"/>
               <w:jc w:val="left"/>
             </w:pPr>
@@ -6376,6 +6520,7 @@
           </w:tcPr>
           <w:p>
             <w:pPr>
+              <w:keepNext w:val="false"/>
               <w:spacing w:after="40" w:before="0"/>
               <w:jc w:val="left"/>
             </w:pPr>
@@ -6408,6 +6553,7 @@
           </w:tcPr>
           <w:p>
             <w:pPr>
+              <w:keepNext w:val="false"/>
               <w:spacing w:after="40" w:before="0"/>
               <w:jc w:val="left"/>
             </w:pPr>
@@ -6442,6 +6588,7 @@
           </w:tcPr>
           <w:p>
             <w:pPr>
+              <w:keepNext w:val="false"/>
               <w:spacing w:after="40" w:before="0"/>
               <w:jc w:val="left"/>
             </w:pPr>
@@ -6479,7 +6626,7 @@
             <w:pPr>
               <w:spacing w:after="20" w:before="0"/>
             </w:pPr>
-            <w:hyperlink w:history="1" r:id="rIdphxqylhh1ltakqtewifk1">
+            <w:hyperlink w:history="1" r:id="rIdpp4wprubhcje2ouytop-r">
               <w:r>
                 <w:rPr>
                   <w:rFonts w:ascii="Arial" w:cs="Arial" w:eastAsia="Arial" w:hAnsi="Arial"/>
@@ -6512,7 +6659,7 @@
               <w:spacing w:after="10" w:before="0"/>
               <w:ind w:left="120"/>
             </w:pPr>
-            <w:hyperlink w:history="1" r:id="rIdv96s5f7rxnadetclevpdw">
+            <w:hyperlink w:history="1" r:id="rIdxmullr6uv7abwwxzler9k">
               <w:r>
                 <w:rPr>
                   <w:rFonts w:ascii="Arial" w:cs="Arial" w:eastAsia="Arial" w:hAnsi="Arial"/>
@@ -6557,7 +6704,7 @@
             <w:pPr>
               <w:spacing w:after="20" w:before="0"/>
             </w:pPr>
-            <w:hyperlink w:history="1" r:id="rIdb6mvfzdsnxbb11othmc_a">
+            <w:hyperlink w:history="1" r:id="rId-ulgufxaagethz883bdsw">
               <w:r>
                 <w:rPr>
                   <w:rFonts w:ascii="Arial" w:cs="Arial" w:eastAsia="Arial" w:hAnsi="Arial"/>
@@ -6590,7 +6737,7 @@
               <w:spacing w:after="10" w:before="0"/>
               <w:ind w:left="120"/>
             </w:pPr>
-            <w:hyperlink w:history="1" r:id="rIdwaetfmrjj2xqwtvkf4ktl">
+            <w:hyperlink w:history="1" r:id="rId6z1zhlz050dlowt6h7yqp">
               <w:r>
                 <w:rPr>
                   <w:rFonts w:ascii="Arial" w:cs="Arial" w:eastAsia="Arial" w:hAnsi="Arial"/>
@@ -6618,6 +6765,7 @@
           </w:tcPr>
           <w:p>
             <w:pPr>
+              <w:keepNext w:val="false"/>
               <w:spacing w:after="40" w:before="0"/>
               <w:jc w:val="left"/>
             </w:pPr>
@@ -6650,6 +6798,7 @@
           </w:tcPr>
           <w:p>
             <w:pPr>
+              <w:keepNext w:val="false"/>
               <w:spacing w:after="40" w:before="0"/>
               <w:jc w:val="left"/>
             </w:pPr>
@@ -6682,6 +6831,7 @@
           </w:tcPr>
           <w:p>
             <w:pPr>
+              <w:keepNext w:val="false"/>
               <w:spacing w:after="40" w:before="0"/>
               <w:jc w:val="left"/>
             </w:pPr>
@@ -6714,6 +6864,7 @@
           </w:tcPr>
           <w:p>
             <w:pPr>
+              <w:keepNext w:val="false"/>
               <w:spacing w:after="40" w:before="0"/>
               <w:jc w:val="left"/>
             </w:pPr>
@@ -6748,6 +6899,7 @@
           </w:tcPr>
           <w:p>
             <w:pPr>
+              <w:keepNext w:val="false"/>
               <w:spacing w:after="40" w:before="0"/>
               <w:jc w:val="left"/>
             </w:pPr>
@@ -6785,7 +6937,7 @@
             <w:pPr>
               <w:spacing w:after="20" w:before="0"/>
             </w:pPr>
-            <w:hyperlink w:history="1" r:id="rIdn45clyrxyj4jtwhoyfjyu">
+            <w:hyperlink w:history="1" r:id="rIdiffmrsqm2ufdox1hndvap">
               <w:r>
                 <w:rPr>
                   <w:rFonts w:ascii="Arial" w:cs="Arial" w:eastAsia="Arial" w:hAnsi="Arial"/>
@@ -6818,7 +6970,7 @@
               <w:spacing w:after="10" w:before="0"/>
               <w:ind w:left="120"/>
             </w:pPr>
-            <w:hyperlink w:history="1" r:id="rIdrnq2fhccpudxm-p0rct7y">
+            <w:hyperlink w:history="1" r:id="rIdtkp8a7arg9zznclbdg9he">
               <w:r>
                 <w:rPr>
                   <w:rFonts w:ascii="Arial" w:cs="Arial" w:eastAsia="Arial" w:hAnsi="Arial"/>
@@ -6863,7 +7015,7 @@
             <w:pPr>
               <w:spacing w:after="20" w:before="0"/>
             </w:pPr>
-            <w:hyperlink w:history="1" r:id="rIdg_phmjktgzdwcog5gybeg">
+            <w:hyperlink w:history="1" r:id="rIdac8i3mzhl8ovebcu7i8i7">
               <w:r>
                 <w:rPr>
                   <w:rFonts w:ascii="Arial" w:cs="Arial" w:eastAsia="Arial" w:hAnsi="Arial"/>
@@ -6896,7 +7048,7 @@
               <w:spacing w:after="10" w:before="0"/>
               <w:ind w:left="120"/>
             </w:pPr>
-            <w:hyperlink w:history="1" r:id="rIdgmjrmm5kssnh4kywxxhus">
+            <w:hyperlink w:history="1" r:id="rIdqeaej2yqdn_5kqr01kmfe">
               <w:r>
                 <w:rPr>
                   <w:rFonts w:ascii="Arial" w:cs="Arial" w:eastAsia="Arial" w:hAnsi="Arial"/>
@@ -6924,6 +7076,7 @@
           </w:tcPr>
           <w:p>
             <w:pPr>
+              <w:keepNext w:val="false"/>
               <w:spacing w:after="40" w:before="0"/>
               <w:jc w:val="left"/>
             </w:pPr>
@@ -6956,6 +7109,7 @@
           </w:tcPr>
           <w:p>
             <w:pPr>
+              <w:keepNext w:val="false"/>
               <w:spacing w:after="40" w:before="0"/>
               <w:jc w:val="left"/>
             </w:pPr>
@@ -6988,6 +7142,7 @@
           </w:tcPr>
           <w:p>
             <w:pPr>
+              <w:keepNext w:val="false"/>
               <w:spacing w:after="40" w:before="0"/>
               <w:jc w:val="left"/>
             </w:pPr>
@@ -7020,6 +7175,7 @@
           </w:tcPr>
           <w:p>
             <w:pPr>
+              <w:keepNext w:val="false"/>
               <w:spacing w:after="40" w:before="0"/>
               <w:jc w:val="left"/>
             </w:pPr>
@@ -7054,6 +7210,7 @@
           </w:tcPr>
           <w:p>
             <w:pPr>
+              <w:keepNext w:val="false"/>
               <w:spacing w:after="40" w:before="0"/>
               <w:jc w:val="left"/>
             </w:pPr>
@@ -7091,7 +7248,7 @@
             <w:pPr>
               <w:spacing w:after="20" w:before="0"/>
             </w:pPr>
-            <w:hyperlink w:history="1" r:id="rIdiutu84mmay8xhuypd2ey5">
+            <w:hyperlink w:history="1" r:id="rId95ejnbyf1zkpetmvrvkcl">
               <w:r>
                 <w:rPr>
                   <w:rFonts w:ascii="Arial" w:cs="Arial" w:eastAsia="Arial" w:hAnsi="Arial"/>
@@ -7140,7 +7297,7 @@
               <w:spacing w:after="10" w:before="0"/>
               <w:ind w:left="120"/>
             </w:pPr>
-            <w:hyperlink w:history="1" r:id="rIdwvdr0usx8mqke_k1v8upp">
+            <w:hyperlink w:history="1" r:id="rIdzozo_czvtg5payvbe78kd">
               <w:r>
                 <w:rPr>
                   <w:rFonts w:ascii="Arial" w:cs="Arial" w:eastAsia="Arial" w:hAnsi="Arial"/>
@@ -7185,7 +7342,7 @@
             <w:pPr>
               <w:spacing w:after="20" w:before="0"/>
             </w:pPr>
-            <w:hyperlink w:history="1" r:id="rIdutni1ryp0jl8alhhkpuxw">
+            <w:hyperlink w:history="1" r:id="rIdylj1qb8ftvguswcn_nxsh">
               <w:r>
                 <w:rPr>
                   <w:rFonts w:ascii="Arial" w:cs="Arial" w:eastAsia="Arial" w:hAnsi="Arial"/>
@@ -7218,7 +7375,7 @@
               <w:spacing w:after="10" w:before="0"/>
               <w:ind w:left="120"/>
             </w:pPr>
-            <w:hyperlink w:history="1" r:id="rIdllzbio1loa1yrv-yaam2c">
+            <w:hyperlink w:history="1" r:id="rIdy7eb2y3qe71hm4pondqud">
               <w:r>
                 <w:rPr>
                   <w:rFonts w:ascii="Arial" w:cs="Arial" w:eastAsia="Arial" w:hAnsi="Arial"/>
@@ -7246,6 +7403,7 @@
           </w:tcPr>
           <w:p>
             <w:pPr>
+              <w:keepNext w:val="false"/>
               <w:spacing w:after="40" w:before="0"/>
               <w:jc w:val="left"/>
             </w:pPr>
@@ -7278,6 +7436,7 @@
           </w:tcPr>
           <w:p>
             <w:pPr>
+              <w:keepNext w:val="false"/>
               <w:spacing w:after="40" w:before="0"/>
               <w:jc w:val="left"/>
             </w:pPr>
@@ -7310,6 +7469,7 @@
           </w:tcPr>
           <w:p>
             <w:pPr>
+              <w:keepNext w:val="false"/>
               <w:spacing w:after="40" w:before="0"/>
               <w:jc w:val="left"/>
             </w:pPr>
@@ -7342,6 +7502,7 @@
           </w:tcPr>
           <w:p>
             <w:pPr>
+              <w:keepNext w:val="false"/>
               <w:spacing w:after="40" w:before="0"/>
               <w:jc w:val="left"/>
             </w:pPr>
@@ -7376,6 +7537,7 @@
           </w:tcPr>
           <w:p>
             <w:pPr>
+              <w:keepNext w:val="false"/>
               <w:spacing w:after="40" w:before="0"/>
               <w:jc w:val="left"/>
             </w:pPr>
@@ -7413,7 +7575,7 @@
             <w:pPr>
               <w:spacing w:after="20" w:before="0"/>
             </w:pPr>
-            <w:hyperlink w:history="1" r:id="rId2dff30npocbqp6umjg4bj">
+            <w:hyperlink w:history="1" r:id="rIdalv58lyvz73xjxdz0dzwu">
               <w:r>
                 <w:rPr>
                   <w:rFonts w:ascii="Arial" w:cs="Arial" w:eastAsia="Arial" w:hAnsi="Arial"/>
@@ -7462,7 +7624,7 @@
               <w:spacing w:after="10" w:before="0"/>
               <w:ind w:left="120"/>
             </w:pPr>
-            <w:hyperlink w:history="1" r:id="rIdtcbpat9afl_uph0dcdnbr">
+            <w:hyperlink w:history="1" r:id="rIdoev-pv1dskzyw-ntplngj">
               <w:r>
                 <w:rPr>
                   <w:rFonts w:ascii="Arial" w:cs="Arial" w:eastAsia="Arial" w:hAnsi="Arial"/>
@@ -7507,7 +7669,7 @@
             <w:pPr>
               <w:spacing w:after="20" w:before="0"/>
             </w:pPr>
-            <w:hyperlink w:history="1" r:id="rIdh0makk8e1t009riyrf39m">
+            <w:hyperlink w:history="1" r:id="rIdwwm7urvdcwks73m22kpnt">
               <w:r>
                 <w:rPr>
                   <w:rFonts w:ascii="Arial" w:cs="Arial" w:eastAsia="Arial" w:hAnsi="Arial"/>
@@ -7540,7 +7702,7 @@
               <w:spacing w:after="10" w:before="0"/>
               <w:ind w:left="120"/>
             </w:pPr>
-            <w:hyperlink w:history="1" r:id="rId9ldmdlmlgh6-e8ml3ge6m">
+            <w:hyperlink w:history="1" r:id="rIdtxl1spgeyq96ybuoqmxcb">
               <w:r>
                 <w:rPr>
                   <w:rFonts w:ascii="Arial" w:cs="Arial" w:eastAsia="Arial" w:hAnsi="Arial"/>
@@ -7568,6 +7730,7 @@
           </w:tcPr>
           <w:p>
             <w:pPr>
+              <w:keepNext w:val="false"/>
               <w:spacing w:after="40" w:before="0"/>
               <w:jc w:val="left"/>
             </w:pPr>
@@ -7600,6 +7763,7 @@
           </w:tcPr>
           <w:p>
             <w:pPr>
+              <w:keepNext w:val="false"/>
               <w:spacing w:after="40" w:before="0"/>
               <w:jc w:val="left"/>
             </w:pPr>
@@ -7632,6 +7796,7 @@
           </w:tcPr>
           <w:p>
             <w:pPr>
+              <w:keepNext w:val="false"/>
               <w:spacing w:after="40" w:before="0"/>
               <w:jc w:val="left"/>
             </w:pPr>
@@ -7664,6 +7829,7 @@
           </w:tcPr>
           <w:p>
             <w:pPr>
+              <w:keepNext w:val="false"/>
               <w:spacing w:after="40" w:before="0"/>
               <w:jc w:val="left"/>
             </w:pPr>
@@ -7698,6 +7864,7 @@
           </w:tcPr>
           <w:p>
             <w:pPr>
+              <w:keepNext w:val="false"/>
               <w:spacing w:after="40" w:before="0"/>
               <w:jc w:val="left"/>
             </w:pPr>
@@ -7735,7 +7902,7 @@
             <w:pPr>
               <w:spacing w:after="20" w:before="0"/>
             </w:pPr>
-            <w:hyperlink w:history="1" r:id="rId5o2v4m_uwdoagldswx5aw">
+            <w:hyperlink w:history="1" r:id="rIdizbfw5zrzsjdf5er8he_7">
               <w:r>
                 <w:rPr>
                   <w:rFonts w:ascii="Arial" w:cs="Arial" w:eastAsia="Arial" w:hAnsi="Arial"/>
@@ -7768,7 +7935,7 @@
               <w:spacing w:after="10" w:before="0"/>
               <w:ind w:left="120"/>
             </w:pPr>
-            <w:hyperlink w:history="1" r:id="rIdlzgbol8vnxlmejdtk_gbc">
+            <w:hyperlink w:history="1" r:id="rIdvxw02hs1wsguqv-uumjww">
               <w:r>
                 <w:rPr>
                   <w:rFonts w:ascii="Arial" w:cs="Arial" w:eastAsia="Arial" w:hAnsi="Arial"/>
@@ -7813,7 +7980,7 @@
             <w:pPr>
               <w:spacing w:after="20" w:before="0"/>
             </w:pPr>
-            <w:hyperlink w:history="1" r:id="rIdh4_fxjkdqyawkdij-aui3">
+            <w:hyperlink w:history="1" r:id="rIdylbpbdlp0ebjnfr4ubdzw">
               <w:r>
                 <w:rPr>
                   <w:rFonts w:ascii="Arial" w:cs="Arial" w:eastAsia="Arial" w:hAnsi="Arial"/>
@@ -7846,7 +8013,7 @@
               <w:spacing w:after="10" w:before="0"/>
               <w:ind w:left="120"/>
             </w:pPr>
-            <w:hyperlink w:history="1" r:id="rIdxkh_pt8fv9diaty9lmjmq">
+            <w:hyperlink w:history="1" r:id="rIdex9h5y6kxp7niy-s0vl9j">
               <w:r>
                 <w:rPr>
                   <w:rFonts w:ascii="Arial" w:cs="Arial" w:eastAsia="Arial" w:hAnsi="Arial"/>
@@ -7874,6 +8041,7 @@
           </w:tcPr>
           <w:p>
             <w:pPr>
+              <w:keepNext w:val="false"/>
               <w:spacing w:after="40" w:before="0"/>
               <w:jc w:val="left"/>
             </w:pPr>
@@ -7906,6 +8074,7 @@
           </w:tcPr>
           <w:p>
             <w:pPr>
+              <w:keepNext w:val="false"/>
               <w:spacing w:after="40" w:before="0"/>
               <w:jc w:val="left"/>
             </w:pPr>
@@ -7938,6 +8107,7 @@
           </w:tcPr>
           <w:p>
             <w:pPr>
+              <w:keepNext w:val="false"/>
               <w:spacing w:after="40" w:before="0"/>
               <w:jc w:val="left"/>
             </w:pPr>
@@ -7970,6 +8140,7 @@
           </w:tcPr>
           <w:p>
             <w:pPr>
+              <w:keepNext w:val="false"/>
               <w:spacing w:after="40" w:before="0"/>
               <w:jc w:val="left"/>
             </w:pPr>
@@ -8029,6 +8200,7 @@
           </w:tcPr>
           <w:p>
             <w:pPr>
+              <w:keepNext w:val="false"/>
               <w:spacing w:after="40" w:before="0"/>
               <w:jc w:val="center"/>
             </w:pPr>
@@ -8063,6 +8235,7 @@
           </w:tcPr>
           <w:p>
             <w:pPr>
+              <w:keepNext w:val="false"/>
               <w:spacing w:after="40" w:before="0"/>
               <w:jc w:val="left"/>
             </w:pPr>
@@ -8124,6 +8297,7 @@
           </w:tcPr>
           <w:p>
             <w:pPr>
+              <w:keepNext w:val="false"/>
               <w:spacing w:after="40" w:before="0"/>
               <w:jc w:val="center"/>
             </w:pPr>
@@ -8158,6 +8332,7 @@
           </w:tcPr>
           <w:p>
             <w:pPr>
+              <w:keepNext w:val="false"/>
               <w:spacing w:after="40" w:before="0"/>
               <w:jc w:val="left"/>
             </w:pPr>
@@ -8190,6 +8365,7 @@
           </w:tcPr>
           <w:p>
             <w:pPr>
+              <w:keepNext w:val="false"/>
               <w:spacing w:after="40" w:before="0"/>
               <w:jc w:val="left"/>
             </w:pPr>
@@ -8224,6 +8400,7 @@
           </w:tcPr>
           <w:p>
             <w:pPr>
+              <w:keepNext w:val="false"/>
               <w:spacing w:after="40" w:before="0"/>
               <w:jc w:val="left"/>
             </w:pPr>
@@ -8256,6 +8433,7 @@
           </w:tcPr>
           <w:p>
             <w:pPr>
+              <w:keepNext w:val="false"/>
               <w:spacing w:after="40" w:before="0"/>
               <w:jc w:val="left"/>
             </w:pPr>
@@ -8290,6 +8468,7 @@
           </w:tcPr>
           <w:p>
             <w:pPr>
+              <w:keepNext w:val="false"/>
               <w:spacing w:after="40" w:before="0"/>
               <w:jc w:val="left"/>
             </w:pPr>
@@ -8322,6 +8501,7 @@
           </w:tcPr>
           <w:p>
             <w:pPr>
+              <w:keepNext w:val="false"/>
               <w:spacing w:after="40" w:before="0"/>
               <w:jc w:val="left"/>
             </w:pPr>
@@ -8358,7 +8538,7 @@
         </w:rPr>
         <w:t xml:space="preserve">© 2026 SeaVuria and ARES. Aligned with KICD objectives. Developed by SeaVuria; technical implementation by ARES (with AI assistance from Claude). Licensed under </w:t>
       </w:r>
-      <w:hyperlink w:history="1" r:id="rIdwgzpmwki85esiz1e_lc6v">
+      <w:hyperlink w:history="1" r:id="rIdhvzxtafeikwigdhrd1gzj">
         <w:r>
           <w:rPr>
             <w:rFonts w:ascii="Arial" w:cs="Arial" w:eastAsia="Arial" w:hAnsi="Arial"/>
@@ -8379,7 +8559,7 @@
         </w:rPr>
         <w:t xml:space="preserve"> (</w:t>
       </w:r>
-      <w:hyperlink w:history="1" r:id="rId1kwiwnutsxqymblye5voe">
+      <w:hyperlink w:history="1" r:id="rIdxu3zkpev34odhyfj_wr_q">
         <w:r>
           <w:rPr>
             <w:rFonts w:ascii="Arial" w:cs="Arial" w:eastAsia="Arial" w:hAnsi="Arial"/>
@@ -8439,6 +8619,7 @@
           </w:tcPr>
           <w:p>
             <w:pPr>
+              <w:keepNext w:val="false"/>
               <w:spacing w:after="40" w:before="0"/>
               <w:jc w:val="center"/>
             </w:pPr>
@@ -8474,6 +8655,7 @@
           </w:tcPr>
           <w:p>
             <w:pPr>
+              <w:keepNext w:val="false"/>
               <w:spacing w:after="40" w:before="0"/>
               <w:jc w:val="center"/>
             </w:pPr>
@@ -8508,6 +8690,7 @@
           </w:tcPr>
           <w:p>
             <w:pPr>
+              <w:keepNext w:val="false"/>
               <w:spacing w:after="40" w:before="0"/>
               <w:jc w:val="left"/>
             </w:pPr>
@@ -8540,6 +8723,7 @@
           </w:tcPr>
           <w:p>
             <w:pPr>
+              <w:keepNext w:val="false"/>
               <w:spacing w:after="40" w:before="0"/>
               <w:jc w:val="left"/>
             </w:pPr>
@@ -8574,6 +8758,7 @@
           </w:tcPr>
           <w:p>
             <w:pPr>
+              <w:keepNext w:val="false"/>
               <w:spacing w:after="40" w:before="0"/>
               <w:jc w:val="left"/>
             </w:pPr>
@@ -8606,6 +8791,7 @@
           </w:tcPr>
           <w:p>
             <w:pPr>
+              <w:keepNext w:val="false"/>
               <w:spacing w:after="40" w:before="0"/>
               <w:jc w:val="left"/>
             </w:pPr>
@@ -8640,6 +8826,7 @@
           </w:tcPr>
           <w:p>
             <w:pPr>
+              <w:keepNext w:val="false"/>
               <w:spacing w:after="40" w:before="0"/>
               <w:jc w:val="left"/>
             </w:pPr>
@@ -8672,6 +8859,7 @@
           </w:tcPr>
           <w:p>
             <w:pPr>
+              <w:keepNext w:val="false"/>
               <w:spacing w:after="40" w:before="0"/>
               <w:jc w:val="left"/>
             </w:pPr>
@@ -8706,6 +8894,7 @@
           </w:tcPr>
           <w:p>
             <w:pPr>
+              <w:keepNext w:val="false"/>
               <w:spacing w:after="40" w:before="0"/>
               <w:jc w:val="left"/>
             </w:pPr>
@@ -8738,6 +8927,7 @@
           </w:tcPr>
           <w:p>
             <w:pPr>
+              <w:keepNext w:val="false"/>
               <w:spacing w:after="40" w:before="0"/>
               <w:jc w:val="left"/>
             </w:pPr>
@@ -8772,6 +8962,7 @@
           </w:tcPr>
           <w:p>
             <w:pPr>
+              <w:keepNext w:val="false"/>
               <w:spacing w:after="40" w:before="0"/>
               <w:jc w:val="left"/>
             </w:pPr>
@@ -8804,6 +8995,7 @@
           </w:tcPr>
           <w:p>
             <w:pPr>
+              <w:keepNext w:val="false"/>
               <w:spacing w:after="40" w:before="0"/>
               <w:jc w:val="left"/>
             </w:pPr>
@@ -8838,6 +9030,7 @@
           </w:tcPr>
           <w:p>
             <w:pPr>
+              <w:keepNext w:val="false"/>
               <w:spacing w:after="40" w:before="0"/>
               <w:jc w:val="left"/>
             </w:pPr>
@@ -8870,6 +9063,7 @@
           </w:tcPr>
           <w:p>
             <w:pPr>
+              <w:keepNext w:val="false"/>
               <w:spacing w:after="40" w:before="0"/>
               <w:jc w:val="left"/>
             </w:pPr>
@@ -8904,6 +9098,7 @@
           </w:tcPr>
           <w:p>
             <w:pPr>
+              <w:keepNext w:val="false"/>
               <w:spacing w:after="40" w:before="0"/>
               <w:jc w:val="left"/>
             </w:pPr>
@@ -8936,6 +9131,7 @@
           </w:tcPr>
           <w:p>
             <w:pPr>
+              <w:keepNext w:val="false"/>
               <w:spacing w:after="40" w:before="0"/>
               <w:jc w:val="left"/>
             </w:pPr>
@@ -8970,6 +9166,7 @@
           </w:tcPr>
           <w:p>
             <w:pPr>
+              <w:keepNext w:val="false"/>
               <w:spacing w:after="40" w:before="0"/>
               <w:jc w:val="left"/>
             </w:pPr>
@@ -9002,6 +9199,7 @@
           </w:tcPr>
           <w:p>
             <w:pPr>
+              <w:keepNext w:val="false"/>
               <w:spacing w:after="40" w:before="0"/>
               <w:jc w:val="left"/>
             </w:pPr>
@@ -9061,6 +9259,7 @@
           </w:tcPr>
           <w:p>
             <w:pPr>
+              <w:keepNext w:val="false"/>
               <w:spacing w:after="40" w:before="0"/>
               <w:jc w:val="center"/>
             </w:pPr>
@@ -9095,6 +9294,7 @@
           </w:tcPr>
           <w:p>
             <w:pPr>
+              <w:keepNext w:val="false"/>
               <w:spacing w:after="40" w:before="0"/>
               <w:jc w:val="left"/>
             </w:pPr>
@@ -9159,6 +9359,7 @@
           </w:tcPr>
           <w:p>
             <w:pPr>
+              <w:keepNext w:val="false"/>
               <w:spacing w:after="40" w:before="0"/>
               <w:jc w:val="center"/>
             </w:pPr>
@@ -9193,6 +9394,7 @@
           </w:tcPr>
           <w:p>
             <w:pPr>
+              <w:keepNext w:val="false"/>
               <w:spacing w:after="40" w:before="0"/>
               <w:jc w:val="left"/>
             </w:pPr>
@@ -9225,6 +9427,7 @@
           </w:tcPr>
           <w:p>
             <w:pPr>
+              <w:keepNext w:val="false"/>
               <w:spacing w:after="40" w:before="0"/>
               <w:jc w:val="left"/>
             </w:pPr>
@@ -9257,6 +9460,7 @@
           </w:tcPr>
           <w:p>
             <w:pPr>
+              <w:keepNext w:val="false"/>
               <w:spacing w:after="40" w:before="0"/>
               <w:jc w:val="left"/>
             </w:pPr>
@@ -9289,6 +9493,7 @@
           </w:tcPr>
           <w:p>
             <w:pPr>
+              <w:keepNext w:val="false"/>
               <w:spacing w:after="40" w:before="0"/>
               <w:jc w:val="left"/>
             </w:pPr>
@@ -9321,6 +9526,7 @@
           </w:tcPr>
           <w:p>
             <w:pPr>
+              <w:keepNext w:val="false"/>
               <w:spacing w:after="40" w:before="0"/>
               <w:jc w:val="left"/>
             </w:pPr>
@@ -9355,6 +9561,7 @@
           </w:tcPr>
           <w:p>
             <w:pPr>
+              <w:keepNext w:val="false"/>
               <w:spacing w:after="40" w:before="0"/>
               <w:jc w:val="left"/>
             </w:pPr>
@@ -9392,7 +9599,7 @@
             <w:pPr>
               <w:spacing w:after="20" w:before="0"/>
             </w:pPr>
-            <w:hyperlink w:history="1" r:id="rIdwey6cfzm4qwnqs2zex3u3">
+            <w:hyperlink w:history="1" r:id="rIdoabrfxodyphunuhbys9x4">
               <w:r>
                 <w:rPr>
                   <w:rFonts w:ascii="Arial" w:cs="Arial" w:eastAsia="Arial" w:hAnsi="Arial"/>
@@ -9425,7 +9632,7 @@
               <w:spacing w:after="10" w:before="0"/>
               <w:ind w:left="120"/>
             </w:pPr>
-            <w:hyperlink w:history="1" r:id="rIdynwhy71itj_6szoclggiq">
+            <w:hyperlink w:history="1" r:id="rIdgt_w5ashs2wdwj3cuecnk">
               <w:r>
                 <w:rPr>
                   <w:rFonts w:ascii="Arial" w:cs="Arial" w:eastAsia="Arial" w:hAnsi="Arial"/>
@@ -9470,7 +9677,7 @@
             <w:pPr>
               <w:spacing w:after="20" w:before="0"/>
             </w:pPr>
-            <w:hyperlink w:history="1" r:id="rIdmlpa7l0yd15cpaixfbwme">
+            <w:hyperlink w:history="1" r:id="rIdxoxlpbzbjc1axt1mqi4zm">
               <w:r>
                 <w:rPr>
                   <w:rFonts w:ascii="Arial" w:cs="Arial" w:eastAsia="Arial" w:hAnsi="Arial"/>
@@ -9503,7 +9710,7 @@
               <w:spacing w:after="10" w:before="0"/>
               <w:ind w:left="120"/>
             </w:pPr>
-            <w:hyperlink w:history="1" r:id="rIdrjv18btsiyt3guanih8jh">
+            <w:hyperlink w:history="1" r:id="rIdsyfsckyonlmgc_bmmppcj">
               <w:r>
                 <w:rPr>
                   <w:rFonts w:ascii="Arial" w:cs="Arial" w:eastAsia="Arial" w:hAnsi="Arial"/>
@@ -9531,6 +9738,7 @@
           </w:tcPr>
           <w:p>
             <w:pPr>
+              <w:keepNext w:val="false"/>
               <w:spacing w:after="40" w:before="0"/>
               <w:jc w:val="left"/>
             </w:pPr>
@@ -9563,6 +9771,7 @@
           </w:tcPr>
           <w:p>
             <w:pPr>
+              <w:keepNext w:val="false"/>
               <w:spacing w:after="40" w:before="0"/>
               <w:jc w:val="left"/>
             </w:pPr>
@@ -9582,6 +9791,7 @@
           </w:p>
           <w:p>
             <w:pPr>
+              <w:keepNext w:val="false"/>
               <w:spacing w:after="40" w:before="0"/>
               <w:jc w:val="left"/>
             </w:pPr>
@@ -9601,6 +9811,7 @@
           </w:p>
           <w:p>
             <w:pPr>
+              <w:keepNext w:val="false"/>
               <w:spacing w:after="40" w:before="0"/>
               <w:jc w:val="left"/>
             </w:pPr>
@@ -9620,6 +9831,7 @@
           </w:p>
           <w:p>
             <w:pPr>
+              <w:keepNext w:val="false"/>
               <w:spacing w:after="40" w:before="0"/>
               <w:jc w:val="left"/>
             </w:pPr>
@@ -9639,6 +9851,7 @@
           </w:p>
           <w:p>
             <w:pPr>
+              <w:keepNext w:val="false"/>
               <w:spacing w:after="40" w:before="0"/>
               <w:jc w:val="left"/>
             </w:pPr>
@@ -9671,6 +9884,7 @@
           </w:tcPr>
           <w:p>
             <w:pPr>
+              <w:keepNext w:val="false"/>
               <w:spacing w:after="40" w:before="0"/>
               <w:jc w:val="left"/>
             </w:pPr>
@@ -9703,6 +9917,7 @@
           </w:tcPr>
           <w:p>
             <w:pPr>
+              <w:keepNext w:val="false"/>
               <w:spacing w:after="40" w:before="0"/>
               <w:jc w:val="left"/>
             </w:pPr>
@@ -9737,6 +9952,7 @@
           </w:tcPr>
           <w:p>
             <w:pPr>
+              <w:keepNext w:val="false"/>
               <w:spacing w:after="40" w:before="0"/>
               <w:jc w:val="left"/>
             </w:pPr>
@@ -9774,7 +9990,7 @@
             <w:pPr>
               <w:spacing w:after="20" w:before="0"/>
             </w:pPr>
-            <w:hyperlink w:history="1" r:id="rIdwbb1zqilplnzvmcy32pi5">
+            <w:hyperlink w:history="1" r:id="rIdmlv_dospokbn3cdw8k7u3">
               <w:r>
                 <w:rPr>
                   <w:rFonts w:ascii="Arial" w:cs="Arial" w:eastAsia="Arial" w:hAnsi="Arial"/>
@@ -9807,7 +10023,7 @@
               <w:spacing w:after="10" w:before="0"/>
               <w:ind w:left="120"/>
             </w:pPr>
-            <w:hyperlink w:history="1" r:id="rIdnygseckfvjmzkgd-op28v">
+            <w:hyperlink w:history="1" r:id="rIdb3bm6-emwishdrwzefzzg">
               <w:r>
                 <w:rPr>
                   <w:rFonts w:ascii="Arial" w:cs="Arial" w:eastAsia="Arial" w:hAnsi="Arial"/>
@@ -9852,7 +10068,7 @@
             <w:pPr>
               <w:spacing w:after="20" w:before="0"/>
             </w:pPr>
-            <w:hyperlink w:history="1" r:id="rIdlcsuuzdwct3dfux9yth5v">
+            <w:hyperlink w:history="1" r:id="rIdj4mbq024bov_mtz3gae1c">
               <w:r>
                 <w:rPr>
                   <w:rFonts w:ascii="Arial" w:cs="Arial" w:eastAsia="Arial" w:hAnsi="Arial"/>
@@ -9885,7 +10101,7 @@
               <w:spacing w:after="10" w:before="0"/>
               <w:ind w:left="120"/>
             </w:pPr>
-            <w:hyperlink w:history="1" r:id="rId8j4mcfoj8rrubretff6pi">
+            <w:hyperlink w:history="1" r:id="rIdmisjug6bxywjbb476wjs7">
               <w:r>
                 <w:rPr>
                   <w:rFonts w:ascii="Arial" w:cs="Arial" w:eastAsia="Arial" w:hAnsi="Arial"/>
@@ -9913,6 +10129,7 @@
           </w:tcPr>
           <w:p>
             <w:pPr>
+              <w:keepNext w:val="false"/>
               <w:spacing w:after="40" w:before="0"/>
               <w:jc w:val="left"/>
             </w:pPr>
@@ -9945,6 +10162,7 @@
           </w:tcPr>
           <w:p>
             <w:pPr>
+              <w:keepNext w:val="false"/>
               <w:spacing w:after="40" w:before="0"/>
               <w:jc w:val="left"/>
             </w:pPr>
@@ -9964,6 +10182,7 @@
           </w:p>
           <w:p>
             <w:pPr>
+              <w:keepNext w:val="false"/>
               <w:spacing w:after="40" w:before="0"/>
               <w:jc w:val="left"/>
             </w:pPr>
@@ -9983,6 +10202,7 @@
           </w:p>
           <w:p>
             <w:pPr>
+              <w:keepNext w:val="false"/>
               <w:spacing w:after="40" w:before="0"/>
               <w:jc w:val="left"/>
             </w:pPr>
@@ -10002,6 +10222,7 @@
           </w:p>
           <w:p>
             <w:pPr>
+              <w:keepNext w:val="false"/>
               <w:spacing w:after="40" w:before="0"/>
               <w:jc w:val="left"/>
             </w:pPr>
@@ -10021,6 +10242,7 @@
           </w:p>
           <w:p>
             <w:pPr>
+              <w:keepNext w:val="false"/>
               <w:spacing w:after="40" w:before="0"/>
               <w:jc w:val="left"/>
             </w:pPr>
@@ -10053,6 +10275,7 @@
           </w:tcPr>
           <w:p>
             <w:pPr>
+              <w:keepNext w:val="false"/>
               <w:spacing w:after="40" w:before="0"/>
               <w:jc w:val="left"/>
             </w:pPr>
@@ -10085,6 +10308,7 @@
           </w:tcPr>
           <w:p>
             <w:pPr>
+              <w:keepNext w:val="false"/>
               <w:spacing w:after="40" w:before="0"/>
               <w:jc w:val="left"/>
             </w:pPr>
@@ -10119,6 +10343,7 @@
           </w:tcPr>
           <w:p>
             <w:pPr>
+              <w:keepNext w:val="false"/>
               <w:spacing w:after="40" w:before="0"/>
               <w:jc w:val="left"/>
             </w:pPr>
@@ -10156,7 +10381,7 @@
             <w:pPr>
               <w:spacing w:after="20" w:before="0"/>
             </w:pPr>
-            <w:hyperlink w:history="1" r:id="rIdhlp6pxmj2mxh4cs2kuvme">
+            <w:hyperlink w:history="1" r:id="rIdbu0kuugpy9ioqys1orme6">
               <w:r>
                 <w:rPr>
                   <w:rFonts w:ascii="Arial" w:cs="Arial" w:eastAsia="Arial" w:hAnsi="Arial"/>
@@ -10189,7 +10414,7 @@
               <w:spacing w:after="10" w:before="0"/>
               <w:ind w:left="120"/>
             </w:pPr>
-            <w:hyperlink w:history="1" r:id="rId88n_tacxnw-aovazgjlrq">
+            <w:hyperlink w:history="1" r:id="rIdmnkgmlqoujiacu4sjffjr">
               <w:r>
                 <w:rPr>
                   <w:rFonts w:ascii="Arial" w:cs="Arial" w:eastAsia="Arial" w:hAnsi="Arial"/>
@@ -10234,7 +10459,7 @@
             <w:pPr>
               <w:spacing w:after="20" w:before="0"/>
             </w:pPr>
-            <w:hyperlink w:history="1" r:id="rIdjm-gjrkizhn46epjzfaa9">
+            <w:hyperlink w:history="1" r:id="rIdqxxcbyrofmsvd63rxt6mx">
               <w:r>
                 <w:rPr>
                   <w:rFonts w:ascii="Arial" w:cs="Arial" w:eastAsia="Arial" w:hAnsi="Arial"/>
@@ -10283,7 +10508,7 @@
               <w:spacing w:after="10" w:before="0"/>
               <w:ind w:left="120"/>
             </w:pPr>
-            <w:hyperlink w:history="1" r:id="rIdps9n6_k6bhta8wa1ux057">
+            <w:hyperlink w:history="1" r:id="rIdzuja6fg-law4cv16w-0bq">
               <w:r>
                 <w:rPr>
                   <w:rFonts w:ascii="Arial" w:cs="Arial" w:eastAsia="Arial" w:hAnsi="Arial"/>
@@ -10311,6 +10536,7 @@
           </w:tcPr>
           <w:p>
             <w:pPr>
+              <w:keepNext w:val="false"/>
               <w:spacing w:after="40" w:before="0"/>
               <w:jc w:val="left"/>
             </w:pPr>
@@ -10343,6 +10569,7 @@
           </w:tcPr>
           <w:p>
             <w:pPr>
+              <w:keepNext w:val="false"/>
               <w:spacing w:after="40" w:before="0"/>
               <w:jc w:val="left"/>
             </w:pPr>
@@ -10362,6 +10589,7 @@
           </w:p>
           <w:p>
             <w:pPr>
+              <w:keepNext w:val="false"/>
               <w:spacing w:after="40" w:before="0"/>
               <w:jc w:val="left"/>
             </w:pPr>
@@ -10381,6 +10609,7 @@
           </w:p>
           <w:p>
             <w:pPr>
+              <w:keepNext w:val="false"/>
               <w:spacing w:after="40" w:before="0"/>
               <w:jc w:val="left"/>
             </w:pPr>
@@ -10400,6 +10629,7 @@
           </w:p>
           <w:p>
             <w:pPr>
+              <w:keepNext w:val="false"/>
               <w:spacing w:after="40" w:before="0"/>
               <w:jc w:val="left"/>
             </w:pPr>
@@ -10419,6 +10649,7 @@
           </w:p>
           <w:p>
             <w:pPr>
+              <w:keepNext w:val="false"/>
               <w:spacing w:after="40" w:before="0"/>
               <w:jc w:val="left"/>
             </w:pPr>
@@ -10451,6 +10682,7 @@
           </w:tcPr>
           <w:p>
             <w:pPr>
+              <w:keepNext w:val="false"/>
               <w:spacing w:after="40" w:before="0"/>
               <w:jc w:val="left"/>
             </w:pPr>
@@ -10483,6 +10715,7 @@
           </w:tcPr>
           <w:p>
             <w:pPr>
+              <w:keepNext w:val="false"/>
               <w:spacing w:after="40" w:before="0"/>
               <w:jc w:val="left"/>
             </w:pPr>
@@ -10517,6 +10750,7 @@
           </w:tcPr>
           <w:p>
             <w:pPr>
+              <w:keepNext w:val="false"/>
               <w:spacing w:after="40" w:before="0"/>
               <w:jc w:val="left"/>
             </w:pPr>
@@ -10554,7 +10788,7 @@
             <w:pPr>
               <w:spacing w:after="20" w:before="0"/>
             </w:pPr>
-            <w:hyperlink w:history="1" r:id="rIdmgyxo6ta6ff5stnpas0jn">
+            <w:hyperlink w:history="1" r:id="rIdwc8npxkosmee0nviiryxi">
               <w:r>
                 <w:rPr>
                   <w:rFonts w:ascii="Arial" w:cs="Arial" w:eastAsia="Arial" w:hAnsi="Arial"/>
@@ -10587,7 +10821,7 @@
               <w:spacing w:after="10" w:before="0"/>
               <w:ind w:left="120"/>
             </w:pPr>
-            <w:hyperlink w:history="1" r:id="rId4ohwzxyorkke6n6kjnbng">
+            <w:hyperlink w:history="1" r:id="rIdr6fqkw0y-_a-lkh3_j4oi">
               <w:r>
                 <w:rPr>
                   <w:rFonts w:ascii="Arial" w:cs="Arial" w:eastAsia="Arial" w:hAnsi="Arial"/>
@@ -10632,7 +10866,7 @@
             <w:pPr>
               <w:spacing w:after="20" w:before="0"/>
             </w:pPr>
-            <w:hyperlink w:history="1" r:id="rId-uzimydwiuuzwanpu209h">
+            <w:hyperlink w:history="1" r:id="rIdktx_7smmq_qx_z3glvwz0">
               <w:r>
                 <w:rPr>
                   <w:rFonts w:ascii="Arial" w:cs="Arial" w:eastAsia="Arial" w:hAnsi="Arial"/>
@@ -10681,7 +10915,7 @@
               <w:spacing w:after="10" w:before="0"/>
               <w:ind w:left="120"/>
             </w:pPr>
-            <w:hyperlink w:history="1" r:id="rIdpadeuqctqbsuzp5c37pqp">
+            <w:hyperlink w:history="1" r:id="rId4oz-gaylpkamqhzbgcdxn">
               <w:r>
                 <w:rPr>
                   <w:rFonts w:ascii="Arial" w:cs="Arial" w:eastAsia="Arial" w:hAnsi="Arial"/>
@@ -10709,6 +10943,7 @@
           </w:tcPr>
           <w:p>
             <w:pPr>
+              <w:keepNext w:val="false"/>
               <w:spacing w:after="40" w:before="0"/>
               <w:jc w:val="left"/>
             </w:pPr>
@@ -10741,6 +10976,7 @@
           </w:tcPr>
           <w:p>
             <w:pPr>
+              <w:keepNext w:val="false"/>
               <w:spacing w:after="40" w:before="0"/>
               <w:jc w:val="left"/>
             </w:pPr>
@@ -10760,6 +10996,7 @@
           </w:p>
           <w:p>
             <w:pPr>
+              <w:keepNext w:val="false"/>
               <w:spacing w:after="40" w:before="0"/>
               <w:jc w:val="left"/>
             </w:pPr>
@@ -10779,6 +11016,7 @@
           </w:p>
           <w:p>
             <w:pPr>
+              <w:keepNext w:val="false"/>
               <w:spacing w:after="40" w:before="0"/>
               <w:jc w:val="left"/>
             </w:pPr>
@@ -10798,6 +11036,7 @@
           </w:p>
           <w:p>
             <w:pPr>
+              <w:keepNext w:val="false"/>
               <w:spacing w:after="40" w:before="0"/>
               <w:jc w:val="left"/>
             </w:pPr>
@@ -10817,6 +11056,7 @@
           </w:p>
           <w:p>
             <w:pPr>
+              <w:keepNext w:val="false"/>
               <w:spacing w:after="40" w:before="0"/>
               <w:jc w:val="left"/>
             </w:pPr>
@@ -10849,6 +11089,7 @@
           </w:tcPr>
           <w:p>
             <w:pPr>
+              <w:keepNext w:val="false"/>
               <w:spacing w:after="40" w:before="0"/>
               <w:jc w:val="left"/>
             </w:pPr>
@@ -10881,6 +11122,7 @@
           </w:tcPr>
           <w:p>
             <w:pPr>
+              <w:keepNext w:val="false"/>
               <w:spacing w:after="40" w:before="0"/>
               <w:jc w:val="left"/>
             </w:pPr>
@@ -10915,6 +11157,7 @@
           </w:tcPr>
           <w:p>
             <w:pPr>
+              <w:keepNext w:val="false"/>
               <w:spacing w:after="40" w:before="0"/>
               <w:jc w:val="left"/>
             </w:pPr>
@@ -10952,7 +11195,7 @@
             <w:pPr>
               <w:spacing w:after="20" w:before="0"/>
             </w:pPr>
-            <w:hyperlink w:history="1" r:id="rIdndtbl73l_ewglibte8viy">
+            <w:hyperlink w:history="1" r:id="rIdw7iuabhdtyr81tdsgoywk">
               <w:r>
                 <w:rPr>
                   <w:rFonts w:ascii="Arial" w:cs="Arial" w:eastAsia="Arial" w:hAnsi="Arial"/>
@@ -11001,7 +11244,7 @@
               <w:spacing w:after="10" w:before="0"/>
               <w:ind w:left="120"/>
             </w:pPr>
-            <w:hyperlink w:history="1" r:id="rIdq7xc5uewaxtlhndtlbafs">
+            <w:hyperlink w:history="1" r:id="rIdkbstm3ttzedkixpgmzyma">
               <w:r>
                 <w:rPr>
                   <w:rFonts w:ascii="Arial" w:cs="Arial" w:eastAsia="Arial" w:hAnsi="Arial"/>
@@ -11046,7 +11289,7 @@
             <w:pPr>
               <w:spacing w:after="20" w:before="0"/>
             </w:pPr>
-            <w:hyperlink w:history="1" r:id="rId4ufimleoa1snhy1nxect2">
+            <w:hyperlink w:history="1" r:id="rIdvm9v0timd6z_idkgyrrky">
               <w:r>
                 <w:rPr>
                   <w:rFonts w:ascii="Arial" w:cs="Arial" w:eastAsia="Arial" w:hAnsi="Arial"/>
@@ -11079,7 +11322,7 @@
               <w:spacing w:after="10" w:before="0"/>
               <w:ind w:left="120"/>
             </w:pPr>
-            <w:hyperlink w:history="1" r:id="rId5mneq0kmstdismhwzohsb">
+            <w:hyperlink w:history="1" r:id="rIdxcfdueg8sqfkfp7sfjlb5">
               <w:r>
                 <w:rPr>
                   <w:rFonts w:ascii="Arial" w:cs="Arial" w:eastAsia="Arial" w:hAnsi="Arial"/>
@@ -11107,6 +11350,7 @@
           </w:tcPr>
           <w:p>
             <w:pPr>
+              <w:keepNext w:val="false"/>
               <w:spacing w:after="40" w:before="0"/>
               <w:jc w:val="left"/>
             </w:pPr>
@@ -11139,6 +11383,7 @@
           </w:tcPr>
           <w:p>
             <w:pPr>
+              <w:keepNext w:val="false"/>
               <w:spacing w:after="40" w:before="0"/>
               <w:jc w:val="left"/>
             </w:pPr>
@@ -11158,6 +11403,7 @@
           </w:p>
           <w:p>
             <w:pPr>
+              <w:keepNext w:val="false"/>
               <w:spacing w:after="40" w:before="0"/>
               <w:jc w:val="left"/>
             </w:pPr>
@@ -11177,6 +11423,7 @@
           </w:p>
           <w:p>
             <w:pPr>
+              <w:keepNext w:val="false"/>
               <w:spacing w:after="40" w:before="0"/>
               <w:jc w:val="left"/>
             </w:pPr>
@@ -11196,6 +11443,7 @@
           </w:p>
           <w:p>
             <w:pPr>
+              <w:keepNext w:val="false"/>
               <w:spacing w:after="40" w:before="0"/>
               <w:jc w:val="left"/>
             </w:pPr>
@@ -11215,6 +11463,7 @@
           </w:p>
           <w:p>
             <w:pPr>
+              <w:keepNext w:val="false"/>
               <w:spacing w:after="40" w:before="0"/>
               <w:jc w:val="left"/>
             </w:pPr>
@@ -11247,6 +11496,7 @@
           </w:tcPr>
           <w:p>
             <w:pPr>
+              <w:keepNext w:val="false"/>
               <w:spacing w:after="40" w:before="0"/>
               <w:jc w:val="left"/>
             </w:pPr>
@@ -11279,6 +11529,7 @@
           </w:tcPr>
           <w:p>
             <w:pPr>
+              <w:keepNext w:val="false"/>
               <w:spacing w:after="40" w:before="0"/>
               <w:jc w:val="left"/>
             </w:pPr>
@@ -11338,6 +11589,7 @@
           </w:tcPr>
           <w:p>
             <w:pPr>
+              <w:keepNext w:val="false"/>
               <w:spacing w:after="40" w:before="0"/>
               <w:jc w:val="center"/>
             </w:pPr>
@@ -11372,6 +11624,7 @@
           </w:tcPr>
           <w:p>
             <w:pPr>
+              <w:keepNext w:val="false"/>
               <w:spacing w:after="40" w:before="0"/>
               <w:jc w:val="left"/>
             </w:pPr>
@@ -11433,6 +11686,7 @@
           </w:tcPr>
           <w:p>
             <w:pPr>
+              <w:keepNext w:val="false"/>
               <w:spacing w:after="40" w:before="0"/>
               <w:jc w:val="center"/>
             </w:pPr>
@@ -11467,6 +11721,7 @@
           </w:tcPr>
           <w:p>
             <w:pPr>
+              <w:keepNext w:val="false"/>
               <w:spacing w:after="40" w:before="0"/>
               <w:jc w:val="left"/>
             </w:pPr>
@@ -11499,6 +11754,7 @@
           </w:tcPr>
           <w:p>
             <w:pPr>
+              <w:keepNext w:val="false"/>
               <w:spacing w:after="40" w:before="0"/>
               <w:jc w:val="left"/>
             </w:pPr>
@@ -11533,6 +11789,7 @@
           </w:tcPr>
           <w:p>
             <w:pPr>
+              <w:keepNext w:val="false"/>
               <w:spacing w:after="40" w:before="0"/>
               <w:jc w:val="left"/>
             </w:pPr>
@@ -11565,6 +11822,7 @@
           </w:tcPr>
           <w:p>
             <w:pPr>
+              <w:keepNext w:val="false"/>
               <w:spacing w:after="40" w:before="0"/>
               <w:jc w:val="left"/>
             </w:pPr>
@@ -11599,6 +11857,7 @@
           </w:tcPr>
           <w:p>
             <w:pPr>
+              <w:keepNext w:val="false"/>
               <w:spacing w:after="40" w:before="0"/>
               <w:jc w:val="left"/>
             </w:pPr>
@@ -11631,6 +11890,7 @@
           </w:tcPr>
           <w:p>
             <w:pPr>
+              <w:keepNext w:val="false"/>
               <w:spacing w:after="40" w:before="0"/>
               <w:jc w:val="left"/>
             </w:pPr>
@@ -11667,7 +11927,7 @@
         </w:rPr>
         <w:t xml:space="preserve">© 2026 SeaVuria and ARES. Aligned with KICD objectives. Developed by SeaVuria; technical implementation by ARES (with AI assistance from Claude). Licensed under </w:t>
       </w:r>
-      <w:hyperlink w:history="1" r:id="rIdw36nio8ecujmabgmbu81v">
+      <w:hyperlink w:history="1" r:id="rIdeudmy53oqct6bqeis0tgi">
         <w:r>
           <w:rPr>
             <w:rFonts w:ascii="Arial" w:cs="Arial" w:eastAsia="Arial" w:hAnsi="Arial"/>
@@ -11688,7 +11948,7 @@
         </w:rPr>
         <w:t xml:space="preserve"> (</w:t>
       </w:r>
-      <w:hyperlink w:history="1" r:id="rIdrpnifacmpdpwjyxghr5w8">
+      <w:hyperlink w:history="1" r:id="rIdviomre76aoh_7cuekm1fm">
         <w:r>
           <w:rPr>
             <w:rFonts w:ascii="Arial" w:cs="Arial" w:eastAsia="Arial" w:hAnsi="Arial"/>
@@ -11748,6 +12008,7 @@
           </w:tcPr>
           <w:p>
             <w:pPr>
+              <w:keepNext w:val="false"/>
               <w:spacing w:after="40" w:before="0"/>
               <w:jc w:val="center"/>
             </w:pPr>
@@ -11783,6 +12044,7 @@
           </w:tcPr>
           <w:p>
             <w:pPr>
+              <w:keepNext w:val="false"/>
               <w:spacing w:after="40" w:before="0"/>
               <w:jc w:val="center"/>
             </w:pPr>
@@ -11817,6 +12079,7 @@
           </w:tcPr>
           <w:p>
             <w:pPr>
+              <w:keepNext w:val="false"/>
               <w:spacing w:after="40" w:before="0"/>
               <w:jc w:val="left"/>
             </w:pPr>
@@ -11849,6 +12112,7 @@
           </w:tcPr>
           <w:p>
             <w:pPr>
+              <w:keepNext w:val="false"/>
               <w:spacing w:after="40" w:before="0"/>
               <w:jc w:val="left"/>
             </w:pPr>
@@ -11883,6 +12147,7 @@
           </w:tcPr>
           <w:p>
             <w:pPr>
+              <w:keepNext w:val="false"/>
               <w:spacing w:after="40" w:before="0"/>
               <w:jc w:val="left"/>
             </w:pPr>
@@ -11915,6 +12180,7 @@
           </w:tcPr>
           <w:p>
             <w:pPr>
+              <w:keepNext w:val="false"/>
               <w:spacing w:after="40" w:before="0"/>
               <w:jc w:val="left"/>
             </w:pPr>
@@ -11949,6 +12215,7 @@
           </w:tcPr>
           <w:p>
             <w:pPr>
+              <w:keepNext w:val="false"/>
               <w:spacing w:after="40" w:before="0"/>
               <w:jc w:val="left"/>
             </w:pPr>
@@ -11981,6 +12248,7 @@
           </w:tcPr>
           <w:p>
             <w:pPr>
+              <w:keepNext w:val="false"/>
               <w:spacing w:after="40" w:before="0"/>
               <w:jc w:val="left"/>
             </w:pPr>
@@ -12015,6 +12283,7 @@
           </w:tcPr>
           <w:p>
             <w:pPr>
+              <w:keepNext w:val="false"/>
               <w:spacing w:after="40" w:before="0"/>
               <w:jc w:val="left"/>
             </w:pPr>
@@ -12047,6 +12316,7 @@
           </w:tcPr>
           <w:p>
             <w:pPr>
+              <w:keepNext w:val="false"/>
               <w:spacing w:after="40" w:before="0"/>
               <w:jc w:val="left"/>
             </w:pPr>
@@ -12081,6 +12351,7 @@
           </w:tcPr>
           <w:p>
             <w:pPr>
+              <w:keepNext w:val="false"/>
               <w:spacing w:after="40" w:before="0"/>
               <w:jc w:val="left"/>
             </w:pPr>
@@ -12113,6 +12384,7 @@
           </w:tcPr>
           <w:p>
             <w:pPr>
+              <w:keepNext w:val="false"/>
               <w:spacing w:after="40" w:before="0"/>
               <w:jc w:val="left"/>
             </w:pPr>
@@ -12147,6 +12419,7 @@
           </w:tcPr>
           <w:p>
             <w:pPr>
+              <w:keepNext w:val="false"/>
               <w:spacing w:after="40" w:before="0"/>
               <w:jc w:val="left"/>
             </w:pPr>
@@ -12179,6 +12452,7 @@
           </w:tcPr>
           <w:p>
             <w:pPr>
+              <w:keepNext w:val="false"/>
               <w:spacing w:after="40" w:before="0"/>
               <w:jc w:val="left"/>
             </w:pPr>
@@ -12213,6 +12487,7 @@
           </w:tcPr>
           <w:p>
             <w:pPr>
+              <w:keepNext w:val="false"/>
               <w:spacing w:after="40" w:before="0"/>
               <w:jc w:val="left"/>
             </w:pPr>
@@ -12245,6 +12520,7 @@
           </w:tcPr>
           <w:p>
             <w:pPr>
+              <w:keepNext w:val="false"/>
               <w:spacing w:after="40" w:before="0"/>
               <w:jc w:val="left"/>
             </w:pPr>
@@ -12279,6 +12555,7 @@
           </w:tcPr>
           <w:p>
             <w:pPr>
+              <w:keepNext w:val="false"/>
               <w:spacing w:after="40" w:before="0"/>
               <w:jc w:val="left"/>
             </w:pPr>
@@ -12311,6 +12588,7 @@
           </w:tcPr>
           <w:p>
             <w:pPr>
+              <w:keepNext w:val="false"/>
               <w:spacing w:after="40" w:before="0"/>
               <w:jc w:val="left"/>
             </w:pPr>
@@ -12370,6 +12648,7 @@
           </w:tcPr>
           <w:p>
             <w:pPr>
+              <w:keepNext w:val="false"/>
               <w:spacing w:after="40" w:before="0"/>
               <w:jc w:val="center"/>
             </w:pPr>
@@ -12404,6 +12683,7 @@
           </w:tcPr>
           <w:p>
             <w:pPr>
+              <w:keepNext w:val="false"/>
               <w:spacing w:after="40" w:before="0"/>
               <w:jc w:val="left"/>
             </w:pPr>
@@ -12468,6 +12748,7 @@
           </w:tcPr>
           <w:p>
             <w:pPr>
+              <w:keepNext w:val="false"/>
               <w:spacing w:after="40" w:before="0"/>
               <w:jc w:val="center"/>
             </w:pPr>
@@ -12502,6 +12783,7 @@
           </w:tcPr>
           <w:p>
             <w:pPr>
+              <w:keepNext w:val="false"/>
               <w:spacing w:after="40" w:before="0"/>
               <w:jc w:val="left"/>
             </w:pPr>
@@ -12534,6 +12816,7 @@
           </w:tcPr>
           <w:p>
             <w:pPr>
+              <w:keepNext w:val="false"/>
               <w:spacing w:after="40" w:before="0"/>
               <w:jc w:val="left"/>
             </w:pPr>
@@ -12566,6 +12849,7 @@
           </w:tcPr>
           <w:p>
             <w:pPr>
+              <w:keepNext w:val="false"/>
               <w:spacing w:after="40" w:before="0"/>
               <w:jc w:val="left"/>
             </w:pPr>
@@ -12598,6 +12882,7 @@
           </w:tcPr>
           <w:p>
             <w:pPr>
+              <w:keepNext w:val="false"/>
               <w:spacing w:after="40" w:before="0"/>
               <w:jc w:val="left"/>
             </w:pPr>
@@ -12630,6 +12915,7 @@
           </w:tcPr>
           <w:p>
             <w:pPr>
+              <w:keepNext w:val="false"/>
               <w:spacing w:after="40" w:before="0"/>
               <w:jc w:val="left"/>
             </w:pPr>
@@ -12664,6 +12950,7 @@
           </w:tcPr>
           <w:p>
             <w:pPr>
+              <w:keepNext w:val="false"/>
               <w:spacing w:after="40" w:before="0"/>
               <w:jc w:val="left"/>
             </w:pPr>
@@ -12701,7 +12988,7 @@
             <w:pPr>
               <w:spacing w:after="20" w:before="0"/>
             </w:pPr>
-            <w:hyperlink w:history="1" r:id="rId2ial21z00g3r6njyyygec">
+            <w:hyperlink w:history="1" r:id="rIdbblpormn1ftbrvlpyczq6">
               <w:r>
                 <w:rPr>
                   <w:rFonts w:ascii="Arial" w:cs="Arial" w:eastAsia="Arial" w:hAnsi="Arial"/>
@@ -12734,7 +13021,7 @@
               <w:spacing w:after="10" w:before="0"/>
               <w:ind w:left="120"/>
             </w:pPr>
-            <w:hyperlink w:history="1" r:id="rIdcuaq4e69j6uakvj1rq0ip">
+            <w:hyperlink w:history="1" r:id="rIdrebjg--trndkm29d9s8v1">
               <w:r>
                 <w:rPr>
                   <w:rFonts w:ascii="Arial" w:cs="Arial" w:eastAsia="Arial" w:hAnsi="Arial"/>
@@ -12779,7 +13066,7 @@
             <w:pPr>
               <w:spacing w:after="20" w:before="0"/>
             </w:pPr>
-            <w:hyperlink w:history="1" r:id="rIda2gtrwin8xivovdobxr6m">
+            <w:hyperlink w:history="1" r:id="rIdzic9wkepdq0-fzby9ucjg">
               <w:r>
                 <w:rPr>
                   <w:rFonts w:ascii="Arial" w:cs="Arial" w:eastAsia="Arial" w:hAnsi="Arial"/>
@@ -12812,7 +13099,7 @@
               <w:spacing w:after="10" w:before="0"/>
               <w:ind w:left="120"/>
             </w:pPr>
-            <w:hyperlink w:history="1" r:id="rIddqyrjl1jdr9pf7o5rcyaz">
+            <w:hyperlink w:history="1" r:id="rIdlib6rwtllvlau8oonf6jj">
               <w:r>
                 <w:rPr>
                   <w:rFonts w:ascii="Arial" w:cs="Arial" w:eastAsia="Arial" w:hAnsi="Arial"/>
@@ -12840,6 +13127,7 @@
           </w:tcPr>
           <w:p>
             <w:pPr>
+              <w:keepNext w:val="false"/>
               <w:spacing w:after="40" w:before="0"/>
               <w:jc w:val="left"/>
             </w:pPr>
@@ -12872,6 +13160,7 @@
           </w:tcPr>
           <w:p>
             <w:pPr>
+              <w:keepNext w:val="false"/>
               <w:spacing w:after="40" w:before="0"/>
               <w:jc w:val="left"/>
             </w:pPr>
@@ -12904,6 +13193,7 @@
           </w:tcPr>
           <w:p>
             <w:pPr>
+              <w:keepNext w:val="false"/>
               <w:spacing w:after="40" w:before="0"/>
               <w:jc w:val="left"/>
             </w:pPr>
@@ -12936,6 +13226,7 @@
           </w:tcPr>
           <w:p>
             <w:pPr>
+              <w:keepNext w:val="false"/>
               <w:spacing w:after="40" w:before="0"/>
               <w:jc w:val="left"/>
             </w:pPr>
@@ -12970,6 +13261,7 @@
           </w:tcPr>
           <w:p>
             <w:pPr>
+              <w:keepNext w:val="false"/>
               <w:spacing w:after="40" w:before="0"/>
               <w:jc w:val="left"/>
             </w:pPr>
@@ -13007,7 +13299,7 @@
             <w:pPr>
               <w:spacing w:after="20" w:before="0"/>
             </w:pPr>
-            <w:hyperlink w:history="1" r:id="rIdnxs6lmntg4l0wt6ievjqa">
+            <w:hyperlink w:history="1" r:id="rIdfk26r59d-bvpxrn5rcx9k">
               <w:r>
                 <w:rPr>
                   <w:rFonts w:ascii="Arial" w:cs="Arial" w:eastAsia="Arial" w:hAnsi="Arial"/>
@@ -13040,7 +13332,7 @@
               <w:spacing w:after="10" w:before="0"/>
               <w:ind w:left="120"/>
             </w:pPr>
-            <w:hyperlink w:history="1" r:id="rIdc7h3xoqd0wttrpwan0aby">
+            <w:hyperlink w:history="1" r:id="rIdm9u52umod4ldwm1ies8dw">
               <w:r>
                 <w:rPr>
                   <w:rFonts w:ascii="Arial" w:cs="Arial" w:eastAsia="Arial" w:hAnsi="Arial"/>
@@ -13085,7 +13377,7 @@
             <w:pPr>
               <w:spacing w:after="20" w:before="0"/>
             </w:pPr>
-            <w:hyperlink w:history="1" r:id="rIdg2s-kzpk64kd5d24llzac">
+            <w:hyperlink w:history="1" r:id="rIdn9p10av25ri8pc86ewfi_">
               <w:r>
                 <w:rPr>
                   <w:rFonts w:ascii="Arial" w:cs="Arial" w:eastAsia="Arial" w:hAnsi="Arial"/>
@@ -13118,7 +13410,7 @@
               <w:spacing w:after="10" w:before="0"/>
               <w:ind w:left="120"/>
             </w:pPr>
-            <w:hyperlink w:history="1" r:id="rId8cz76cyt85ga4g8mxoxep">
+            <w:hyperlink w:history="1" r:id="rIdzx_4ys7owwlr87h8uoxyw">
               <w:r>
                 <w:rPr>
                   <w:rFonts w:ascii="Arial" w:cs="Arial" w:eastAsia="Arial" w:hAnsi="Arial"/>
@@ -13146,6 +13438,7 @@
           </w:tcPr>
           <w:p>
             <w:pPr>
+              <w:keepNext w:val="false"/>
               <w:spacing w:after="40" w:before="0"/>
               <w:jc w:val="left"/>
             </w:pPr>
@@ -13178,6 +13471,7 @@
           </w:tcPr>
           <w:p>
             <w:pPr>
+              <w:keepNext w:val="false"/>
               <w:spacing w:after="40" w:before="0"/>
               <w:jc w:val="left"/>
             </w:pPr>
@@ -13210,6 +13504,7 @@
           </w:tcPr>
           <w:p>
             <w:pPr>
+              <w:keepNext w:val="false"/>
               <w:spacing w:after="40" w:before="0"/>
               <w:jc w:val="left"/>
             </w:pPr>
@@ -13242,6 +13537,7 @@
           </w:tcPr>
           <w:p>
             <w:pPr>
+              <w:keepNext w:val="false"/>
               <w:spacing w:after="40" w:before="0"/>
               <w:jc w:val="left"/>
             </w:pPr>
@@ -13276,6 +13572,7 @@
           </w:tcPr>
           <w:p>
             <w:pPr>
+              <w:keepNext w:val="false"/>
               <w:spacing w:after="40" w:before="0"/>
               <w:jc w:val="left"/>
             </w:pPr>
@@ -13313,7 +13610,7 @@
             <w:pPr>
               <w:spacing w:after="20" w:before="0"/>
             </w:pPr>
-            <w:hyperlink w:history="1" r:id="rIdtl6pol4ore1kp9fbn_6_q">
+            <w:hyperlink w:history="1" r:id="rIdwqs7q-il343ej_q_3imwp">
               <w:r>
                 <w:rPr>
                   <w:rFonts w:ascii="Arial" w:cs="Arial" w:eastAsia="Arial" w:hAnsi="Arial"/>
@@ -13362,7 +13659,7 @@
               <w:spacing w:after="10" w:before="0"/>
               <w:ind w:left="120"/>
             </w:pPr>
-            <w:hyperlink w:history="1" r:id="rIddhnnptzxt2kirowzqxcjg">
+            <w:hyperlink w:history="1" r:id="rIdihupcbah8ln6pxlvcnvwy">
               <w:r>
                 <w:rPr>
                   <w:rFonts w:ascii="Arial" w:cs="Arial" w:eastAsia="Arial" w:hAnsi="Arial"/>
@@ -13407,7 +13704,7 @@
             <w:pPr>
               <w:spacing w:after="20" w:before="0"/>
             </w:pPr>
-            <w:hyperlink w:history="1" r:id="rIdl6ervkkvlxsmbh7zdasij">
+            <w:hyperlink w:history="1" r:id="rIdheiff7aiai40eqyl73l-s">
               <w:r>
                 <w:rPr>
                   <w:rFonts w:ascii="Arial" w:cs="Arial" w:eastAsia="Arial" w:hAnsi="Arial"/>
@@ -13440,7 +13737,7 @@
               <w:spacing w:after="10" w:before="0"/>
               <w:ind w:left="120"/>
             </w:pPr>
-            <w:hyperlink w:history="1" r:id="rIdwjsb43cnjfggn_gkmn-6s">
+            <w:hyperlink w:history="1" r:id="rIdxkrsmcp6dbtokqsvqosps">
               <w:r>
                 <w:rPr>
                   <w:rFonts w:ascii="Arial" w:cs="Arial" w:eastAsia="Arial" w:hAnsi="Arial"/>
@@ -13468,6 +13765,7 @@
           </w:tcPr>
           <w:p>
             <w:pPr>
+              <w:keepNext w:val="false"/>
               <w:spacing w:after="40" w:before="0"/>
               <w:jc w:val="left"/>
             </w:pPr>
@@ -13500,6 +13798,7 @@
           </w:tcPr>
           <w:p>
             <w:pPr>
+              <w:keepNext w:val="false"/>
               <w:spacing w:after="40" w:before="0"/>
               <w:jc w:val="left"/>
             </w:pPr>
@@ -13532,6 +13831,7 @@
           </w:tcPr>
           <w:p>
             <w:pPr>
+              <w:keepNext w:val="false"/>
               <w:spacing w:after="40" w:before="0"/>
               <w:jc w:val="left"/>
             </w:pPr>
@@ -13564,6 +13864,7 @@
           </w:tcPr>
           <w:p>
             <w:pPr>
+              <w:keepNext w:val="false"/>
               <w:spacing w:after="40" w:before="0"/>
               <w:jc w:val="left"/>
             </w:pPr>
@@ -13598,6 +13899,7 @@
           </w:tcPr>
           <w:p>
             <w:pPr>
+              <w:keepNext w:val="false"/>
               <w:spacing w:after="40" w:before="0"/>
               <w:jc w:val="left"/>
             </w:pPr>
@@ -13635,7 +13937,7 @@
             <w:pPr>
               <w:spacing w:after="20" w:before="0"/>
             </w:pPr>
-            <w:hyperlink w:history="1" r:id="rIdn183zoc6svjvdwopo_7pu">
+            <w:hyperlink w:history="1" r:id="rId85wakjm46o4gjq_t1ot_0">
               <w:r>
                 <w:rPr>
                   <w:rFonts w:ascii="Arial" w:cs="Arial" w:eastAsia="Arial" w:hAnsi="Arial"/>
@@ -13684,7 +13986,7 @@
               <w:spacing w:after="10" w:before="0"/>
               <w:ind w:left="120"/>
             </w:pPr>
-            <w:hyperlink w:history="1" r:id="rIdynnnbfkrry_8fkhveilzs">
+            <w:hyperlink w:history="1" r:id="rIdntsvv_5_2m2ub8mxzeihm">
               <w:r>
                 <w:rPr>
                   <w:rFonts w:ascii="Arial" w:cs="Arial" w:eastAsia="Arial" w:hAnsi="Arial"/>
@@ -13729,7 +14031,7 @@
             <w:pPr>
               <w:spacing w:after="20" w:before="0"/>
             </w:pPr>
-            <w:hyperlink w:history="1" r:id="rIdxhqt3qvumwo1cyhbxl-va">
+            <w:hyperlink w:history="1" r:id="rId2wzuzcd8qbbj7kxwnlp9i">
               <w:r>
                 <w:rPr>
                   <w:rFonts w:ascii="Arial" w:cs="Arial" w:eastAsia="Arial" w:hAnsi="Arial"/>
@@ -13762,7 +14064,7 @@
               <w:spacing w:after="10" w:before="0"/>
               <w:ind w:left="120"/>
             </w:pPr>
-            <w:hyperlink w:history="1" r:id="rIdiy6oemt3nvz1pnqtiec89">
+            <w:hyperlink w:history="1" r:id="rId6hc2_jylou_6g7wtiwghm">
               <w:r>
                 <w:rPr>
                   <w:rFonts w:ascii="Arial" w:cs="Arial" w:eastAsia="Arial" w:hAnsi="Arial"/>
@@ -13790,6 +14092,7 @@
           </w:tcPr>
           <w:p>
             <w:pPr>
+              <w:keepNext w:val="false"/>
               <w:spacing w:after="40" w:before="0"/>
               <w:jc w:val="left"/>
             </w:pPr>
@@ -13822,6 +14125,7 @@
           </w:tcPr>
           <w:p>
             <w:pPr>
+              <w:keepNext w:val="false"/>
               <w:spacing w:after="40" w:before="0"/>
               <w:jc w:val="left"/>
             </w:pPr>
@@ -13854,6 +14158,7 @@
           </w:tcPr>
           <w:p>
             <w:pPr>
+              <w:keepNext w:val="false"/>
               <w:spacing w:after="40" w:before="0"/>
               <w:jc w:val="left"/>
             </w:pPr>
@@ -13886,6 +14191,7 @@
           </w:tcPr>
           <w:p>
             <w:pPr>
+              <w:keepNext w:val="false"/>
               <w:spacing w:after="40" w:before="0"/>
               <w:jc w:val="left"/>
             </w:pPr>
@@ -13920,6 +14226,7 @@
           </w:tcPr>
           <w:p>
             <w:pPr>
+              <w:keepNext w:val="false"/>
               <w:spacing w:after="40" w:before="0"/>
               <w:jc w:val="left"/>
             </w:pPr>
@@ -13957,7 +14264,7 @@
             <w:pPr>
               <w:spacing w:after="20" w:before="0"/>
             </w:pPr>
-            <w:hyperlink w:history="1" r:id="rId0hzlsjhoqqexsebzavaz8">
+            <w:hyperlink w:history="1" r:id="rIdlfzn1_x_rcehfx09xshao">
               <w:r>
                 <w:rPr>
                   <w:rFonts w:ascii="Arial" w:cs="Arial" w:eastAsia="Arial" w:hAnsi="Arial"/>
@@ -14006,7 +14313,7 @@
               <w:spacing w:after="10" w:before="0"/>
               <w:ind w:left="120"/>
             </w:pPr>
-            <w:hyperlink w:history="1" r:id="rId-soa0nvizv68ozr-uadht">
+            <w:hyperlink w:history="1" r:id="rIdav5wsygkhwxll_ys9ejhw">
               <w:r>
                 <w:rPr>
                   <w:rFonts w:ascii="Arial" w:cs="Arial" w:eastAsia="Arial" w:hAnsi="Arial"/>
@@ -14051,7 +14358,7 @@
             <w:pPr>
               <w:spacing w:after="20" w:before="0"/>
             </w:pPr>
-            <w:hyperlink w:history="1" r:id="rIdm1ut9ywvnvkgeildqxazj">
+            <w:hyperlink w:history="1" r:id="rIdan6__zu-26zloe7_clepc">
               <w:r>
                 <w:rPr>
                   <w:rFonts w:ascii="Arial" w:cs="Arial" w:eastAsia="Arial" w:hAnsi="Arial"/>
@@ -14084,7 +14391,7 @@
               <w:spacing w:after="10" w:before="0"/>
               <w:ind w:left="120"/>
             </w:pPr>
-            <w:hyperlink w:history="1" r:id="rIdx9wvxu6v5kxeqg1cwukxv">
+            <w:hyperlink w:history="1" r:id="rIdgequsicge-n6a5rxqry0g">
               <w:r>
                 <w:rPr>
                   <w:rFonts w:ascii="Arial" w:cs="Arial" w:eastAsia="Arial" w:hAnsi="Arial"/>
@@ -14112,6 +14419,7 @@
           </w:tcPr>
           <w:p>
             <w:pPr>
+              <w:keepNext w:val="false"/>
               <w:spacing w:after="40" w:before="0"/>
               <w:jc w:val="left"/>
             </w:pPr>
@@ -14144,6 +14452,7 @@
           </w:tcPr>
           <w:p>
             <w:pPr>
+              <w:keepNext w:val="false"/>
               <w:spacing w:after="40" w:before="0"/>
               <w:jc w:val="left"/>
             </w:pPr>
@@ -14176,6 +14485,7 @@
           </w:tcPr>
           <w:p>
             <w:pPr>
+              <w:keepNext w:val="false"/>
               <w:spacing w:after="40" w:before="0"/>
               <w:jc w:val="left"/>
             </w:pPr>
@@ -14208,6 +14518,7 @@
           </w:tcPr>
           <w:p>
             <w:pPr>
+              <w:keepNext w:val="false"/>
               <w:spacing w:after="40" w:before="0"/>
               <w:jc w:val="left"/>
             </w:pPr>
@@ -14267,6 +14578,7 @@
           </w:tcPr>
           <w:p>
             <w:pPr>
+              <w:keepNext w:val="false"/>
               <w:spacing w:after="40" w:before="0"/>
               <w:jc w:val="center"/>
             </w:pPr>
@@ -14301,6 +14613,7 @@
           </w:tcPr>
           <w:p>
             <w:pPr>
+              <w:keepNext w:val="false"/>
               <w:spacing w:after="40" w:before="0"/>
               <w:jc w:val="left"/>
             </w:pPr>
@@ -14362,6 +14675,7 @@
           </w:tcPr>
           <w:p>
             <w:pPr>
+              <w:keepNext w:val="false"/>
               <w:spacing w:after="40" w:before="0"/>
               <w:jc w:val="center"/>
             </w:pPr>
@@ -14396,6 +14710,7 @@
           </w:tcPr>
           <w:p>
             <w:pPr>
+              <w:keepNext w:val="false"/>
               <w:spacing w:after="40" w:before="0"/>
               <w:jc w:val="left"/>
             </w:pPr>
@@ -14428,6 +14743,7 @@
           </w:tcPr>
           <w:p>
             <w:pPr>
+              <w:keepNext w:val="false"/>
               <w:spacing w:after="40" w:before="0"/>
               <w:jc w:val="left"/>
             </w:pPr>
@@ -14462,6 +14778,7 @@
           </w:tcPr>
           <w:p>
             <w:pPr>
+              <w:keepNext w:val="false"/>
               <w:spacing w:after="40" w:before="0"/>
               <w:jc w:val="left"/>
             </w:pPr>
@@ -14494,6 +14811,7 @@
           </w:tcPr>
           <w:p>
             <w:pPr>
+              <w:keepNext w:val="false"/>
               <w:spacing w:after="40" w:before="0"/>
               <w:jc w:val="left"/>
             </w:pPr>
@@ -14528,6 +14846,7 @@
           </w:tcPr>
           <w:p>
             <w:pPr>
+              <w:keepNext w:val="false"/>
               <w:spacing w:after="40" w:before="0"/>
               <w:jc w:val="left"/>
             </w:pPr>
@@ -14560,6 +14879,7 @@
           </w:tcPr>
           <w:p>
             <w:pPr>
+              <w:keepNext w:val="false"/>
               <w:spacing w:after="40" w:before="0"/>
               <w:jc w:val="left"/>
             </w:pPr>
@@ -14596,7 +14916,7 @@
         </w:rPr>
         <w:t xml:space="preserve">© 2026 SeaVuria and ARES. Aligned with KICD objectives. Developed by SeaVuria; technical implementation by ARES (with AI assistance from Claude). Licensed under </w:t>
       </w:r>
-      <w:hyperlink w:history="1" r:id="rIda7bb4lkk0dbnwwfwpob3j">
+      <w:hyperlink w:history="1" r:id="rIde-a-wn4v_wh_1soi0vc9_">
         <w:r>
           <w:rPr>
             <w:rFonts w:ascii="Arial" w:cs="Arial" w:eastAsia="Arial" w:hAnsi="Arial"/>
@@ -14617,7 +14937,7 @@
         </w:rPr>
         <w:t xml:space="preserve"> (</w:t>
       </w:r>
-      <w:hyperlink w:history="1" r:id="rIdyn9c0l2hu2jhcx3ikfggz">
+      <w:hyperlink w:history="1" r:id="rIdsooebe-7ebg45baepycex">
         <w:r>
           <w:rPr>
             <w:rFonts w:ascii="Arial" w:cs="Arial" w:eastAsia="Arial" w:hAnsi="Arial"/>
@@ -14677,6 +14997,7 @@
           </w:tcPr>
           <w:p>
             <w:pPr>
+              <w:keepNext w:val="false"/>
               <w:spacing w:after="40" w:before="0"/>
               <w:jc w:val="center"/>
             </w:pPr>
@@ -14712,6 +15033,7 @@
           </w:tcPr>
           <w:p>
             <w:pPr>
+              <w:keepNext w:val="false"/>
               <w:spacing w:after="40" w:before="0"/>
               <w:jc w:val="center"/>
             </w:pPr>
@@ -14746,6 +15068,7 @@
           </w:tcPr>
           <w:p>
             <w:pPr>
+              <w:keepNext w:val="false"/>
               <w:spacing w:after="40" w:before="0"/>
               <w:jc w:val="left"/>
             </w:pPr>
@@ -14778,6 +15101,7 @@
           </w:tcPr>
           <w:p>
             <w:pPr>
+              <w:keepNext w:val="false"/>
               <w:spacing w:after="40" w:before="0"/>
               <w:jc w:val="left"/>
             </w:pPr>
@@ -14812,6 +15136,7 @@
           </w:tcPr>
           <w:p>
             <w:pPr>
+              <w:keepNext w:val="false"/>
               <w:spacing w:after="40" w:before="0"/>
               <w:jc w:val="left"/>
             </w:pPr>
@@ -14844,6 +15169,7 @@
           </w:tcPr>
           <w:p>
             <w:pPr>
+              <w:keepNext w:val="false"/>
               <w:spacing w:after="40" w:before="0"/>
               <w:jc w:val="left"/>
             </w:pPr>
@@ -14878,6 +15204,7 @@
           </w:tcPr>
           <w:p>
             <w:pPr>
+              <w:keepNext w:val="false"/>
               <w:spacing w:after="40" w:before="0"/>
               <w:jc w:val="left"/>
             </w:pPr>
@@ -14910,6 +15237,7 @@
           </w:tcPr>
           <w:p>
             <w:pPr>
+              <w:keepNext w:val="false"/>
               <w:spacing w:after="40" w:before="0"/>
               <w:jc w:val="left"/>
             </w:pPr>
@@ -14944,6 +15272,7 @@
           </w:tcPr>
           <w:p>
             <w:pPr>
+              <w:keepNext w:val="false"/>
               <w:spacing w:after="40" w:before="0"/>
               <w:jc w:val="left"/>
             </w:pPr>
@@ -14976,6 +15305,7 @@
           </w:tcPr>
           <w:p>
             <w:pPr>
+              <w:keepNext w:val="false"/>
               <w:spacing w:after="40" w:before="0"/>
               <w:jc w:val="left"/>
             </w:pPr>
@@ -15010,6 +15340,7 @@
           </w:tcPr>
           <w:p>
             <w:pPr>
+              <w:keepNext w:val="false"/>
               <w:spacing w:after="40" w:before="0"/>
               <w:jc w:val="left"/>
             </w:pPr>
@@ -15042,6 +15373,7 @@
           </w:tcPr>
           <w:p>
             <w:pPr>
+              <w:keepNext w:val="false"/>
               <w:spacing w:after="40" w:before="0"/>
               <w:jc w:val="left"/>
             </w:pPr>
@@ -15076,6 +15408,7 @@
           </w:tcPr>
           <w:p>
             <w:pPr>
+              <w:keepNext w:val="false"/>
               <w:spacing w:after="40" w:before="0"/>
               <w:jc w:val="left"/>
             </w:pPr>
@@ -15108,6 +15441,7 @@
           </w:tcPr>
           <w:p>
             <w:pPr>
+              <w:keepNext w:val="false"/>
               <w:spacing w:after="40" w:before="0"/>
               <w:jc w:val="left"/>
             </w:pPr>
@@ -15142,6 +15476,7 @@
           </w:tcPr>
           <w:p>
             <w:pPr>
+              <w:keepNext w:val="false"/>
               <w:spacing w:after="40" w:before="0"/>
               <w:jc w:val="left"/>
             </w:pPr>
@@ -15174,6 +15509,7 @@
           </w:tcPr>
           <w:p>
             <w:pPr>
+              <w:keepNext w:val="false"/>
               <w:spacing w:after="40" w:before="0"/>
               <w:jc w:val="left"/>
             </w:pPr>
@@ -15208,6 +15544,7 @@
           </w:tcPr>
           <w:p>
             <w:pPr>
+              <w:keepNext w:val="false"/>
               <w:spacing w:after="40" w:before="0"/>
               <w:jc w:val="left"/>
             </w:pPr>
@@ -15240,6 +15577,7 @@
           </w:tcPr>
           <w:p>
             <w:pPr>
+              <w:keepNext w:val="false"/>
               <w:spacing w:after="40" w:before="0"/>
               <w:jc w:val="left"/>
             </w:pPr>
@@ -15299,6 +15637,7 @@
           </w:tcPr>
           <w:p>
             <w:pPr>
+              <w:keepNext w:val="false"/>
               <w:spacing w:after="40" w:before="0"/>
               <w:jc w:val="center"/>
             </w:pPr>
@@ -15333,6 +15672,7 @@
           </w:tcPr>
           <w:p>
             <w:pPr>
+              <w:keepNext w:val="false"/>
               <w:spacing w:after="40" w:before="0"/>
               <w:jc w:val="left"/>
             </w:pPr>
@@ -15397,6 +15737,7 @@
           </w:tcPr>
           <w:p>
             <w:pPr>
+              <w:keepNext w:val="false"/>
               <w:spacing w:after="40" w:before="0"/>
               <w:jc w:val="center"/>
             </w:pPr>
@@ -15431,6 +15772,7 @@
           </w:tcPr>
           <w:p>
             <w:pPr>
+              <w:keepNext w:val="false"/>
               <w:spacing w:after="40" w:before="0"/>
               <w:jc w:val="left"/>
             </w:pPr>
@@ -15463,6 +15805,7 @@
           </w:tcPr>
           <w:p>
             <w:pPr>
+              <w:keepNext w:val="false"/>
               <w:spacing w:after="40" w:before="0"/>
               <w:jc w:val="left"/>
             </w:pPr>
@@ -15495,6 +15838,7 @@
           </w:tcPr>
           <w:p>
             <w:pPr>
+              <w:keepNext w:val="false"/>
               <w:spacing w:after="40" w:before="0"/>
               <w:jc w:val="left"/>
             </w:pPr>
@@ -15527,6 +15871,7 @@
           </w:tcPr>
           <w:p>
             <w:pPr>
+              <w:keepNext w:val="false"/>
               <w:spacing w:after="40" w:before="0"/>
               <w:jc w:val="left"/>
             </w:pPr>
@@ -15559,6 +15904,7 @@
           </w:tcPr>
           <w:p>
             <w:pPr>
+              <w:keepNext w:val="false"/>
               <w:spacing w:after="40" w:before="0"/>
               <w:jc w:val="left"/>
             </w:pPr>
@@ -15593,6 +15939,7 @@
           </w:tcPr>
           <w:p>
             <w:pPr>
+              <w:keepNext w:val="false"/>
               <w:spacing w:after="40" w:before="0"/>
               <w:jc w:val="left"/>
             </w:pPr>
@@ -15630,7 +15977,7 @@
             <w:pPr>
               <w:spacing w:after="20" w:before="0"/>
             </w:pPr>
-            <w:hyperlink w:history="1" r:id="rIde2zw3u0vf2gd9gg-qqk7o">
+            <w:hyperlink w:history="1" r:id="rIdmfwegpf0gnhb5unsjre2e">
               <w:r>
                 <w:rPr>
                   <w:rFonts w:ascii="Arial" w:cs="Arial" w:eastAsia="Arial" w:hAnsi="Arial"/>
@@ -15663,7 +16010,7 @@
               <w:spacing w:after="10" w:before="0"/>
               <w:ind w:left="120"/>
             </w:pPr>
-            <w:hyperlink w:history="1" r:id="rIdn5jg8tnf5v8lqm3uacyi7">
+            <w:hyperlink w:history="1" r:id="rIdi1l2qygim4krmorsjjbsk">
               <w:r>
                 <w:rPr>
                   <w:rFonts w:ascii="Arial" w:cs="Arial" w:eastAsia="Arial" w:hAnsi="Arial"/>
@@ -15708,7 +16055,7 @@
             <w:pPr>
               <w:spacing w:after="20" w:before="0"/>
             </w:pPr>
-            <w:hyperlink w:history="1" r:id="rIdqdg4pjxyw74ksq4q3aglt">
+            <w:hyperlink w:history="1" r:id="rIddh4lllx7pwyhihit-vegp">
               <w:r>
                 <w:rPr>
                   <w:rFonts w:ascii="Arial" w:cs="Arial" w:eastAsia="Arial" w:hAnsi="Arial"/>
@@ -15741,7 +16088,7 @@
               <w:spacing w:after="10" w:before="0"/>
               <w:ind w:left="120"/>
             </w:pPr>
-            <w:hyperlink w:history="1" r:id="rIdaphfnhbq5odu_2hz1onqa">
+            <w:hyperlink w:history="1" r:id="rIdrewscakk54wt5cxkbxngt">
               <w:r>
                 <w:rPr>
                   <w:rFonts w:ascii="Arial" w:cs="Arial" w:eastAsia="Arial" w:hAnsi="Arial"/>
@@ -15769,6 +16116,7 @@
           </w:tcPr>
           <w:p>
             <w:pPr>
+              <w:keepNext w:val="false"/>
               <w:spacing w:after="40" w:before="0"/>
               <w:jc w:val="left"/>
             </w:pPr>
@@ -15801,6 +16149,7 @@
           </w:tcPr>
           <w:p>
             <w:pPr>
+              <w:keepNext w:val="false"/>
               <w:spacing w:after="40" w:before="0"/>
               <w:jc w:val="left"/>
             </w:pPr>
@@ -15833,6 +16182,7 @@
           </w:tcPr>
           <w:p>
             <w:pPr>
+              <w:keepNext w:val="false"/>
               <w:spacing w:after="40" w:before="0"/>
               <w:jc w:val="left"/>
             </w:pPr>
@@ -15865,6 +16215,7 @@
           </w:tcPr>
           <w:p>
             <w:pPr>
+              <w:keepNext w:val="false"/>
               <w:spacing w:after="40" w:before="0"/>
               <w:jc w:val="left"/>
             </w:pPr>
@@ -15899,6 +16250,7 @@
           </w:tcPr>
           <w:p>
             <w:pPr>
+              <w:keepNext w:val="false"/>
               <w:spacing w:after="40" w:before="0"/>
               <w:jc w:val="left"/>
             </w:pPr>
@@ -15936,7 +16288,7 @@
             <w:pPr>
               <w:spacing w:after="20" w:before="0"/>
             </w:pPr>
-            <w:hyperlink w:history="1" r:id="rId_ozdz5jos0dl2slnrhs-8">
+            <w:hyperlink w:history="1" r:id="rIdl8ygr_sw8whm9wm55y3s1">
               <w:r>
                 <w:rPr>
                   <w:rFonts w:ascii="Arial" w:cs="Arial" w:eastAsia="Arial" w:hAnsi="Arial"/>
@@ -15969,7 +16321,7 @@
               <w:spacing w:after="10" w:before="0"/>
               <w:ind w:left="120"/>
             </w:pPr>
-            <w:hyperlink w:history="1" r:id="rId5dp6psxcze26foavggtrv">
+            <w:hyperlink w:history="1" r:id="rIdzefkerxr8j7meu2buzuyu">
               <w:r>
                 <w:rPr>
                   <w:rFonts w:ascii="Arial" w:cs="Arial" w:eastAsia="Arial" w:hAnsi="Arial"/>
@@ -16014,7 +16366,7 @@
             <w:pPr>
               <w:spacing w:after="20" w:before="0"/>
             </w:pPr>
-            <w:hyperlink w:history="1" r:id="rIdirwakf7q2asehu43p3bs3">
+            <w:hyperlink w:history="1" r:id="rIduqgiqhn3tmue18x0ngdm4">
               <w:r>
                 <w:rPr>
                   <w:rFonts w:ascii="Arial" w:cs="Arial" w:eastAsia="Arial" w:hAnsi="Arial"/>
@@ -16047,7 +16399,7 @@
               <w:spacing w:after="10" w:before="0"/>
               <w:ind w:left="120"/>
             </w:pPr>
-            <w:hyperlink w:history="1" r:id="rIdqa704ij-91amwnaycr-j-">
+            <w:hyperlink w:history="1" r:id="rIdjdzqh96uc7jkioufnzagu">
               <w:r>
                 <w:rPr>
                   <w:rFonts w:ascii="Arial" w:cs="Arial" w:eastAsia="Arial" w:hAnsi="Arial"/>
@@ -16075,6 +16427,7 @@
           </w:tcPr>
           <w:p>
             <w:pPr>
+              <w:keepNext w:val="false"/>
               <w:spacing w:after="40" w:before="0"/>
               <w:jc w:val="left"/>
             </w:pPr>
@@ -16107,6 +16460,7 @@
           </w:tcPr>
           <w:p>
             <w:pPr>
+              <w:keepNext w:val="false"/>
               <w:spacing w:after="40" w:before="0"/>
               <w:jc w:val="left"/>
             </w:pPr>
@@ -16139,6 +16493,7 @@
           </w:tcPr>
           <w:p>
             <w:pPr>
+              <w:keepNext w:val="false"/>
               <w:spacing w:after="40" w:before="0"/>
               <w:jc w:val="left"/>
             </w:pPr>
@@ -16171,6 +16526,7 @@
           </w:tcPr>
           <w:p>
             <w:pPr>
+              <w:keepNext w:val="false"/>
               <w:spacing w:after="40" w:before="0"/>
               <w:jc w:val="left"/>
             </w:pPr>
@@ -16205,6 +16561,7 @@
           </w:tcPr>
           <w:p>
             <w:pPr>
+              <w:keepNext w:val="false"/>
               <w:spacing w:after="40" w:before="0"/>
               <w:jc w:val="left"/>
             </w:pPr>
@@ -16242,7 +16599,7 @@
             <w:pPr>
               <w:spacing w:after="20" w:before="0"/>
             </w:pPr>
-            <w:hyperlink w:history="1" r:id="rIdz2739nb7xsviq2k79r_ul">
+            <w:hyperlink w:history="1" r:id="rIdsxnlcz3jzmbfoszqedv0l">
               <w:r>
                 <w:rPr>
                   <w:rFonts w:ascii="Arial" w:cs="Arial" w:eastAsia="Arial" w:hAnsi="Arial"/>
@@ -16291,7 +16648,7 @@
               <w:spacing w:after="10" w:before="0"/>
               <w:ind w:left="120"/>
             </w:pPr>
-            <w:hyperlink w:history="1" r:id="rId_lt9u_h76nm6cm-hutfvo">
+            <w:hyperlink w:history="1" r:id="rId476qh1678d1-f_iwtv2cm">
               <w:r>
                 <w:rPr>
                   <w:rFonts w:ascii="Arial" w:cs="Arial" w:eastAsia="Arial" w:hAnsi="Arial"/>
@@ -16336,7 +16693,7 @@
             <w:pPr>
               <w:spacing w:after="20" w:before="0"/>
             </w:pPr>
-            <w:hyperlink w:history="1" r:id="rIdrz-plpbiysyfu1mo9qwxu">
+            <w:hyperlink w:history="1" r:id="rIdvu8wjv0dmitdnxppqaqq9">
               <w:r>
                 <w:rPr>
                   <w:rFonts w:ascii="Arial" w:cs="Arial" w:eastAsia="Arial" w:hAnsi="Arial"/>
@@ -16385,7 +16742,7 @@
               <w:spacing w:after="10" w:before="0"/>
               <w:ind w:left="120"/>
             </w:pPr>
-            <w:hyperlink w:history="1" r:id="rIdw-vaurqytwqbxyqcjaol1">
+            <w:hyperlink w:history="1" r:id="rId78avyeaov8ztv7gjwmnfb">
               <w:r>
                 <w:rPr>
                   <w:rFonts w:ascii="Arial" w:cs="Arial" w:eastAsia="Arial" w:hAnsi="Arial"/>
@@ -16413,6 +16770,7 @@
           </w:tcPr>
           <w:p>
             <w:pPr>
+              <w:keepNext w:val="false"/>
               <w:spacing w:after="40" w:before="0"/>
               <w:jc w:val="left"/>
             </w:pPr>
@@ -16445,6 +16803,7 @@
           </w:tcPr>
           <w:p>
             <w:pPr>
+              <w:keepNext w:val="false"/>
               <w:spacing w:after="40" w:before="0"/>
               <w:jc w:val="left"/>
             </w:pPr>
@@ -16477,6 +16836,7 @@
           </w:tcPr>
           <w:p>
             <w:pPr>
+              <w:keepNext w:val="false"/>
               <w:spacing w:after="40" w:before="0"/>
               <w:jc w:val="left"/>
             </w:pPr>
@@ -16509,6 +16869,7 @@
           </w:tcPr>
           <w:p>
             <w:pPr>
+              <w:keepNext w:val="false"/>
               <w:spacing w:after="40" w:before="0"/>
               <w:jc w:val="left"/>
             </w:pPr>
@@ -16543,6 +16904,7 @@
           </w:tcPr>
           <w:p>
             <w:pPr>
+              <w:keepNext w:val="false"/>
               <w:spacing w:after="40" w:before="0"/>
               <w:jc w:val="left"/>
             </w:pPr>
@@ -16580,7 +16942,7 @@
             <w:pPr>
               <w:spacing w:after="20" w:before="0"/>
             </w:pPr>
-            <w:hyperlink w:history="1" r:id="rIddhbjhgwiv1msprcfzsbq6">
+            <w:hyperlink w:history="1" r:id="rIdi2szaf8rno-cjinc-7jrb">
               <w:r>
                 <w:rPr>
                   <w:rFonts w:ascii="Arial" w:cs="Arial" w:eastAsia="Arial" w:hAnsi="Arial"/>
@@ -16629,7 +16991,7 @@
               <w:spacing w:after="10" w:before="0"/>
               <w:ind w:left="120"/>
             </w:pPr>
-            <w:hyperlink w:history="1" r:id="rIdueutdzwjyx7lfbszk4ecq">
+            <w:hyperlink w:history="1" r:id="rIdirk0rcxsszewsfrnalpjz">
               <w:r>
                 <w:rPr>
                   <w:rFonts w:ascii="Arial" w:cs="Arial" w:eastAsia="Arial" w:hAnsi="Arial"/>
@@ -16674,7 +17036,7 @@
             <w:pPr>
               <w:spacing w:after="20" w:before="0"/>
             </w:pPr>
-            <w:hyperlink w:history="1" r:id="rIdll95eu230gz1fe28vth7r">
+            <w:hyperlink w:history="1" r:id="rIdmildbxvibxcbxjzuf7vvr">
               <w:r>
                 <w:rPr>
                   <w:rFonts w:ascii="Arial" w:cs="Arial" w:eastAsia="Arial" w:hAnsi="Arial"/>
@@ -16723,7 +17085,7 @@
               <w:spacing w:after="10" w:before="0"/>
               <w:ind w:left="120"/>
             </w:pPr>
-            <w:hyperlink w:history="1" r:id="rId1ie9q1xs052cffbsc8m8c">
+            <w:hyperlink w:history="1" r:id="rIdydryj2uxieclg-cw4cqrv">
               <w:r>
                 <w:rPr>
                   <w:rFonts w:ascii="Arial" w:cs="Arial" w:eastAsia="Arial" w:hAnsi="Arial"/>
@@ -16751,6 +17113,7 @@
           </w:tcPr>
           <w:p>
             <w:pPr>
+              <w:keepNext w:val="false"/>
               <w:spacing w:after="40" w:before="0"/>
               <w:jc w:val="left"/>
             </w:pPr>
@@ -16783,6 +17146,7 @@
           </w:tcPr>
           <w:p>
             <w:pPr>
+              <w:keepNext w:val="false"/>
               <w:spacing w:after="40" w:before="0"/>
               <w:jc w:val="left"/>
             </w:pPr>
@@ -16815,6 +17179,7 @@
           </w:tcPr>
           <w:p>
             <w:pPr>
+              <w:keepNext w:val="false"/>
               <w:spacing w:after="40" w:before="0"/>
               <w:jc w:val="left"/>
             </w:pPr>
@@ -16847,6 +17212,7 @@
           </w:tcPr>
           <w:p>
             <w:pPr>
+              <w:keepNext w:val="false"/>
               <w:spacing w:after="40" w:before="0"/>
               <w:jc w:val="left"/>
             </w:pPr>
@@ -16881,6 +17247,7 @@
           </w:tcPr>
           <w:p>
             <w:pPr>
+              <w:keepNext w:val="false"/>
               <w:spacing w:after="40" w:before="0"/>
               <w:jc w:val="left"/>
             </w:pPr>
@@ -16918,7 +17285,7 @@
             <w:pPr>
               <w:spacing w:after="20" w:before="0"/>
             </w:pPr>
-            <w:hyperlink w:history="1" r:id="rIdqtqck5quop8bia3lq8vpe">
+            <w:hyperlink w:history="1" r:id="rIdnglmov8ayi5ffhw0tfgly">
               <w:r>
                 <w:rPr>
                   <w:rFonts w:ascii="Arial" w:cs="Arial" w:eastAsia="Arial" w:hAnsi="Arial"/>
@@ -16967,7 +17334,7 @@
               <w:spacing w:after="10" w:before="0"/>
               <w:ind w:left="120"/>
             </w:pPr>
-            <w:hyperlink w:history="1" r:id="rIdpfcof2ciqlj8ltflyt28v">
+            <w:hyperlink w:history="1" r:id="rIdqjgqwxklbnugbhhn8pxys">
               <w:r>
                 <w:rPr>
                   <w:rFonts w:ascii="Arial" w:cs="Arial" w:eastAsia="Arial" w:hAnsi="Arial"/>
@@ -17012,7 +17379,7 @@
             <w:pPr>
               <w:spacing w:after="20" w:before="0"/>
             </w:pPr>
-            <w:hyperlink w:history="1" r:id="rIdv4vxz4eaecf5zvfen8unf">
+            <w:hyperlink w:history="1" r:id="rIdycixru7zl4-xme7i82t7-">
               <w:r>
                 <w:rPr>
                   <w:rFonts w:ascii="Arial" w:cs="Arial" w:eastAsia="Arial" w:hAnsi="Arial"/>
@@ -17061,7 +17428,7 @@
               <w:spacing w:after="10" w:before="0"/>
               <w:ind w:left="120"/>
             </w:pPr>
-            <w:hyperlink w:history="1" r:id="rIdvhvj8mxjriovuztzym8av">
+            <w:hyperlink w:history="1" r:id="rIdktfukgpjz8t0b5dd6esxk">
               <w:r>
                 <w:rPr>
                   <w:rFonts w:ascii="Arial" w:cs="Arial" w:eastAsia="Arial" w:hAnsi="Arial"/>
@@ -17089,6 +17456,7 @@
           </w:tcPr>
           <w:p>
             <w:pPr>
+              <w:keepNext w:val="false"/>
               <w:spacing w:after="40" w:before="0"/>
               <w:jc w:val="left"/>
             </w:pPr>
@@ -17121,6 +17489,7 @@
           </w:tcPr>
           <w:p>
             <w:pPr>
+              <w:keepNext w:val="false"/>
               <w:spacing w:after="40" w:before="0"/>
               <w:jc w:val="left"/>
             </w:pPr>
@@ -17153,6 +17522,7 @@
           </w:tcPr>
           <w:p>
             <w:pPr>
+              <w:keepNext w:val="false"/>
               <w:spacing w:after="40" w:before="0"/>
               <w:jc w:val="left"/>
             </w:pPr>
@@ -17185,6 +17555,7 @@
           </w:tcPr>
           <w:p>
             <w:pPr>
+              <w:keepNext w:val="false"/>
               <w:spacing w:after="40" w:before="0"/>
               <w:jc w:val="left"/>
             </w:pPr>
@@ -17244,6 +17615,7 @@
           </w:tcPr>
           <w:p>
             <w:pPr>
+              <w:keepNext w:val="false"/>
               <w:spacing w:after="40" w:before="0"/>
               <w:jc w:val="center"/>
             </w:pPr>
@@ -17278,6 +17650,7 @@
           </w:tcPr>
           <w:p>
             <w:pPr>
+              <w:keepNext w:val="false"/>
               <w:spacing w:after="40" w:before="0"/>
               <w:jc w:val="left"/>
             </w:pPr>
@@ -17339,6 +17712,7 @@
           </w:tcPr>
           <w:p>
             <w:pPr>
+              <w:keepNext w:val="false"/>
               <w:spacing w:after="40" w:before="0"/>
               <w:jc w:val="center"/>
             </w:pPr>
@@ -17373,6 +17747,7 @@
           </w:tcPr>
           <w:p>
             <w:pPr>
+              <w:keepNext w:val="false"/>
               <w:spacing w:after="40" w:before="0"/>
               <w:jc w:val="left"/>
             </w:pPr>
@@ -17405,6 +17780,7 @@
           </w:tcPr>
           <w:p>
             <w:pPr>
+              <w:keepNext w:val="false"/>
               <w:spacing w:after="40" w:before="0"/>
               <w:jc w:val="left"/>
             </w:pPr>
@@ -17439,6 +17815,7 @@
           </w:tcPr>
           <w:p>
             <w:pPr>
+              <w:keepNext w:val="false"/>
               <w:spacing w:after="40" w:before="0"/>
               <w:jc w:val="left"/>
             </w:pPr>
@@ -17471,6 +17848,7 @@
           </w:tcPr>
           <w:p>
             <w:pPr>
+              <w:keepNext w:val="false"/>
               <w:spacing w:after="40" w:before="0"/>
               <w:jc w:val="left"/>
             </w:pPr>
@@ -17505,6 +17883,7 @@
           </w:tcPr>
           <w:p>
             <w:pPr>
+              <w:keepNext w:val="false"/>
               <w:spacing w:after="40" w:before="0"/>
               <w:jc w:val="left"/>
             </w:pPr>
@@ -17537,6 +17916,7 @@
           </w:tcPr>
           <w:p>
             <w:pPr>
+              <w:keepNext w:val="false"/>
               <w:spacing w:after="40" w:before="0"/>
               <w:jc w:val="left"/>
             </w:pPr>
@@ -17573,7 +17953,7 @@
         </w:rPr>
         <w:t xml:space="preserve">© 2026 SeaVuria and ARES. Aligned with KICD objectives. Developed by SeaVuria; technical implementation by ARES (with AI assistance from Claude). Licensed under </w:t>
       </w:r>
-      <w:hyperlink w:history="1" r:id="rIdkbpc3c_bzdfxtegdxb-xr">
+      <w:hyperlink w:history="1" r:id="rIdhbycgedjnvgfs9ghqc9gm">
         <w:r>
           <w:rPr>
             <w:rFonts w:ascii="Arial" w:cs="Arial" w:eastAsia="Arial" w:hAnsi="Arial"/>
@@ -17594,7 +17974,7 @@
         </w:rPr>
         <w:t xml:space="preserve"> (</w:t>
       </w:r>
-      <w:hyperlink w:history="1" r:id="rIdipje_xbihgmgoir4w4dxw">
+      <w:hyperlink w:history="1" r:id="rIdege8aycgxjzy3qdk3i5q7">
         <w:r>
           <w:rPr>
             <w:rFonts w:ascii="Arial" w:cs="Arial" w:eastAsia="Arial" w:hAnsi="Arial"/>
@@ -17654,6 +18034,7 @@
           </w:tcPr>
           <w:p>
             <w:pPr>
+              <w:keepNext w:val="false"/>
               <w:spacing w:after="40" w:before="0"/>
               <w:jc w:val="center"/>
             </w:pPr>
@@ -17689,6 +18070,7 @@
           </w:tcPr>
           <w:p>
             <w:pPr>
+              <w:keepNext w:val="false"/>
               <w:spacing w:after="40" w:before="0"/>
               <w:jc w:val="center"/>
             </w:pPr>
@@ -17723,6 +18105,7 @@
           </w:tcPr>
           <w:p>
             <w:pPr>
+              <w:keepNext w:val="false"/>
               <w:spacing w:after="40" w:before="0"/>
               <w:jc w:val="left"/>
             </w:pPr>
@@ -17755,6 +18138,7 @@
           </w:tcPr>
           <w:p>
             <w:pPr>
+              <w:keepNext w:val="false"/>
               <w:spacing w:after="40" w:before="0"/>
               <w:jc w:val="left"/>
             </w:pPr>
@@ -17789,6 +18173,7 @@
           </w:tcPr>
           <w:p>
             <w:pPr>
+              <w:keepNext w:val="false"/>
               <w:spacing w:after="40" w:before="0"/>
               <w:jc w:val="left"/>
             </w:pPr>
@@ -17821,6 +18206,7 @@
           </w:tcPr>
           <w:p>
             <w:pPr>
+              <w:keepNext w:val="false"/>
               <w:spacing w:after="40" w:before="0"/>
               <w:jc w:val="left"/>
             </w:pPr>
@@ -17855,6 +18241,7 @@
           </w:tcPr>
           <w:p>
             <w:pPr>
+              <w:keepNext w:val="false"/>
               <w:spacing w:after="40" w:before="0"/>
               <w:jc w:val="left"/>
             </w:pPr>
@@ -17887,6 +18274,7 @@
           </w:tcPr>
           <w:p>
             <w:pPr>
+              <w:keepNext w:val="false"/>
               <w:spacing w:after="40" w:before="0"/>
               <w:jc w:val="left"/>
             </w:pPr>
@@ -17921,6 +18309,7 @@
           </w:tcPr>
           <w:p>
             <w:pPr>
+              <w:keepNext w:val="false"/>
               <w:spacing w:after="40" w:before="0"/>
               <w:jc w:val="left"/>
             </w:pPr>
@@ -17953,6 +18342,7 @@
           </w:tcPr>
           <w:p>
             <w:pPr>
+              <w:keepNext w:val="false"/>
               <w:spacing w:after="40" w:before="0"/>
               <w:jc w:val="left"/>
             </w:pPr>
@@ -17987,6 +18377,7 @@
           </w:tcPr>
           <w:p>
             <w:pPr>
+              <w:keepNext w:val="false"/>
               <w:spacing w:after="40" w:before="0"/>
               <w:jc w:val="left"/>
             </w:pPr>
@@ -18019,6 +18410,7 @@
           </w:tcPr>
           <w:p>
             <w:pPr>
+              <w:keepNext w:val="false"/>
               <w:spacing w:after="40" w:before="0"/>
               <w:jc w:val="left"/>
             </w:pPr>
@@ -18053,6 +18445,7 @@
           </w:tcPr>
           <w:p>
             <w:pPr>
+              <w:keepNext w:val="false"/>
               <w:spacing w:after="40" w:before="0"/>
               <w:jc w:val="left"/>
             </w:pPr>
@@ -18085,6 +18478,7 @@
           </w:tcPr>
           <w:p>
             <w:pPr>
+              <w:keepNext w:val="false"/>
               <w:spacing w:after="40" w:before="0"/>
               <w:jc w:val="left"/>
             </w:pPr>
@@ -18119,6 +18513,7 @@
           </w:tcPr>
           <w:p>
             <w:pPr>
+              <w:keepNext w:val="false"/>
               <w:spacing w:after="40" w:before="0"/>
               <w:jc w:val="left"/>
             </w:pPr>
@@ -18151,6 +18546,7 @@
           </w:tcPr>
           <w:p>
             <w:pPr>
+              <w:keepNext w:val="false"/>
               <w:spacing w:after="40" w:before="0"/>
               <w:jc w:val="left"/>
             </w:pPr>
@@ -18185,6 +18581,7 @@
           </w:tcPr>
           <w:p>
             <w:pPr>
+              <w:keepNext w:val="false"/>
               <w:spacing w:after="40" w:before="0"/>
               <w:jc w:val="left"/>
             </w:pPr>
@@ -18217,6 +18614,7 @@
           </w:tcPr>
           <w:p>
             <w:pPr>
+              <w:keepNext w:val="false"/>
               <w:spacing w:after="40" w:before="0"/>
               <w:jc w:val="left"/>
             </w:pPr>
@@ -18276,6 +18674,7 @@
           </w:tcPr>
           <w:p>
             <w:pPr>
+              <w:keepNext w:val="false"/>
               <w:spacing w:after="40" w:before="0"/>
               <w:jc w:val="center"/>
             </w:pPr>
@@ -18310,6 +18709,7 @@
           </w:tcPr>
           <w:p>
             <w:pPr>
+              <w:keepNext w:val="false"/>
               <w:spacing w:after="40" w:before="0"/>
               <w:jc w:val="left"/>
             </w:pPr>
@@ -18374,6 +18774,7 @@
           </w:tcPr>
           <w:p>
             <w:pPr>
+              <w:keepNext w:val="false"/>
               <w:spacing w:after="40" w:before="0"/>
               <w:jc w:val="center"/>
             </w:pPr>
@@ -18408,6 +18809,7 @@
           </w:tcPr>
           <w:p>
             <w:pPr>
+              <w:keepNext w:val="false"/>
               <w:spacing w:after="40" w:before="0"/>
               <w:jc w:val="left"/>
             </w:pPr>
@@ -18440,6 +18842,7 @@
           </w:tcPr>
           <w:p>
             <w:pPr>
+              <w:keepNext w:val="false"/>
               <w:spacing w:after="40" w:before="0"/>
               <w:jc w:val="left"/>
             </w:pPr>
@@ -18472,6 +18875,7 @@
           </w:tcPr>
           <w:p>
             <w:pPr>
+              <w:keepNext w:val="false"/>
               <w:spacing w:after="40" w:before="0"/>
               <w:jc w:val="left"/>
             </w:pPr>
@@ -18504,6 +18908,7 @@
           </w:tcPr>
           <w:p>
             <w:pPr>
+              <w:keepNext w:val="false"/>
               <w:spacing w:after="40" w:before="0"/>
               <w:jc w:val="left"/>
             </w:pPr>
@@ -18536,6 +18941,7 @@
           </w:tcPr>
           <w:p>
             <w:pPr>
+              <w:keepNext w:val="false"/>
               <w:spacing w:after="40" w:before="0"/>
               <w:jc w:val="left"/>
             </w:pPr>
@@ -18570,6 +18976,7 @@
           </w:tcPr>
           <w:p>
             <w:pPr>
+              <w:keepNext w:val="false"/>
               <w:spacing w:after="40" w:before="0"/>
               <w:jc w:val="left"/>
             </w:pPr>
@@ -18607,7 +19014,7 @@
             <w:pPr>
               <w:spacing w:after="20" w:before="0"/>
             </w:pPr>
-            <w:hyperlink w:history="1" r:id="rIdtwigfwds4xm24ykdqlpkv">
+            <w:hyperlink w:history="1" r:id="rIdz5-ey1xrfo7kelixb9lv0">
               <w:r>
                 <w:rPr>
                   <w:rFonts w:ascii="Arial" w:cs="Arial" w:eastAsia="Arial" w:hAnsi="Arial"/>
@@ -18640,7 +19047,7 @@
               <w:spacing w:after="10" w:before="0"/>
               <w:ind w:left="120"/>
             </w:pPr>
-            <w:hyperlink w:history="1" r:id="rId5yhd16xqfwj-2mz3dfoji">
+            <w:hyperlink w:history="1" r:id="rIdz_fqa7kxhmpf8s_hpk0v9">
               <w:r>
                 <w:rPr>
                   <w:rFonts w:ascii="Arial" w:cs="Arial" w:eastAsia="Arial" w:hAnsi="Arial"/>
@@ -18702,7 +19109,7 @@
               <w:spacing w:after="10" w:before="0"/>
               <w:ind w:left="120"/>
             </w:pPr>
-            <w:hyperlink w:history="1" r:id="rIdhjghx7lxjftsxynwnxej_">
+            <w:hyperlink w:history="1" r:id="rIdqyc45rrj-2lrniu0a3vpw">
               <w:r>
                 <w:rPr>
                   <w:rFonts w:ascii="Arial" w:cs="Arial" w:eastAsia="Arial" w:hAnsi="Arial"/>
@@ -18745,6 +19152,7 @@
           </w:tcPr>
           <w:p>
             <w:pPr>
+              <w:keepNext w:val="false"/>
               <w:spacing w:after="40" w:before="0"/>
               <w:jc w:val="left"/>
             </w:pPr>
@@ -18777,6 +19185,7 @@
           </w:tcPr>
           <w:p>
             <w:pPr>
+              <w:keepNext w:val="false"/>
               <w:spacing w:after="40" w:before="0"/>
               <w:jc w:val="left"/>
             </w:pPr>
@@ -18809,6 +19218,7 @@
           </w:tcPr>
           <w:p>
             <w:pPr>
+              <w:keepNext w:val="false"/>
               <w:spacing w:after="40" w:before="0"/>
               <w:jc w:val="left"/>
             </w:pPr>
@@ -18841,6 +19251,7 @@
           </w:tcPr>
           <w:p>
             <w:pPr>
+              <w:keepNext w:val="false"/>
               <w:spacing w:after="40" w:before="0"/>
               <w:jc w:val="left"/>
             </w:pPr>
@@ -18875,6 +19286,7 @@
           </w:tcPr>
           <w:p>
             <w:pPr>
+              <w:keepNext w:val="false"/>
               <w:spacing w:after="40" w:before="0"/>
               <w:jc w:val="left"/>
             </w:pPr>
@@ -18912,7 +19324,7 @@
             <w:pPr>
               <w:spacing w:after="20" w:before="0"/>
             </w:pPr>
-            <w:hyperlink w:history="1" r:id="rIdjrtcc99koh3rgmymnl2kf">
+            <w:hyperlink w:history="1" r:id="rIdowpifzoywnb-p9d-jxubk">
               <w:r>
                 <w:rPr>
                   <w:rFonts w:ascii="Arial" w:cs="Arial" w:eastAsia="Arial" w:hAnsi="Arial"/>
@@ -18945,7 +19357,7 @@
               <w:spacing w:after="10" w:before="0"/>
               <w:ind w:left="120"/>
             </w:pPr>
-            <w:hyperlink w:history="1" r:id="rIdz4dtmcurz5x69btk3alcq">
+            <w:hyperlink w:history="1" r:id="rId1t9frdbxfob_hbam1xpka">
               <w:r>
                 <w:rPr>
                   <w:rFonts w:ascii="Arial" w:cs="Arial" w:eastAsia="Arial" w:hAnsi="Arial"/>
@@ -19007,7 +19419,7 @@
               <w:spacing w:after="10" w:before="0"/>
               <w:ind w:left="120"/>
             </w:pPr>
-            <w:hyperlink w:history="1" r:id="rIdo8z1-xnjra49-axspsmbp">
+            <w:hyperlink w:history="1" r:id="rId_fthmecuosb2xzvfwd2br">
               <w:r>
                 <w:rPr>
                   <w:rFonts w:ascii="Arial" w:cs="Arial" w:eastAsia="Arial" w:hAnsi="Arial"/>
@@ -19050,6 +19462,7 @@
           </w:tcPr>
           <w:p>
             <w:pPr>
+              <w:keepNext w:val="false"/>
               <w:spacing w:after="40" w:before="0"/>
               <w:jc w:val="left"/>
             </w:pPr>
@@ -19082,6 +19495,7 @@
           </w:tcPr>
           <w:p>
             <w:pPr>
+              <w:keepNext w:val="false"/>
               <w:spacing w:after="40" w:before="0"/>
               <w:jc w:val="left"/>
             </w:pPr>
@@ -19114,6 +19528,7 @@
           </w:tcPr>
           <w:p>
             <w:pPr>
+              <w:keepNext w:val="false"/>
               <w:spacing w:after="40" w:before="0"/>
               <w:jc w:val="left"/>
             </w:pPr>
@@ -19146,6 +19561,7 @@
           </w:tcPr>
           <w:p>
             <w:pPr>
+              <w:keepNext w:val="false"/>
               <w:spacing w:after="40" w:before="0"/>
               <w:jc w:val="left"/>
             </w:pPr>
@@ -19180,6 +19596,7 @@
           </w:tcPr>
           <w:p>
             <w:pPr>
+              <w:keepNext w:val="false"/>
               <w:spacing w:after="40" w:before="0"/>
               <w:jc w:val="left"/>
             </w:pPr>
@@ -19217,7 +19634,7 @@
             <w:pPr>
               <w:spacing w:after="20" w:before="0"/>
             </w:pPr>
-            <w:hyperlink w:history="1" r:id="rIdqvpunusytbgfbozew_yz8">
+            <w:hyperlink w:history="1" r:id="rIdxtlfx1ggynsavu7oo4jwx">
               <w:r>
                 <w:rPr>
                   <w:rFonts w:ascii="Arial" w:cs="Arial" w:eastAsia="Arial" w:hAnsi="Arial"/>
@@ -19250,7 +19667,7 @@
               <w:spacing w:after="10" w:before="0"/>
               <w:ind w:left="120"/>
             </w:pPr>
-            <w:hyperlink w:history="1" r:id="rIdfrxctiwqbmmzgth8hdshg">
+            <w:hyperlink w:history="1" r:id="rIdfsnh3tu9xbxukcq3bcfim">
               <w:r>
                 <w:rPr>
                   <w:rFonts w:ascii="Arial" w:cs="Arial" w:eastAsia="Arial" w:hAnsi="Arial"/>
@@ -19312,7 +19729,7 @@
               <w:spacing w:after="10" w:before="0"/>
               <w:ind w:left="120"/>
             </w:pPr>
-            <w:hyperlink w:history="1" r:id="rId3srv0zyfky8kvmlszs1rr">
+            <w:hyperlink w:history="1" r:id="rIdqpeshrbb9ammrjctxvgro">
               <w:r>
                 <w:rPr>
                   <w:rFonts w:ascii="Arial" w:cs="Arial" w:eastAsia="Arial" w:hAnsi="Arial"/>
@@ -19355,6 +19772,7 @@
           </w:tcPr>
           <w:p>
             <w:pPr>
+              <w:keepNext w:val="false"/>
               <w:spacing w:after="40" w:before="0"/>
               <w:jc w:val="left"/>
             </w:pPr>
@@ -19387,6 +19805,7 @@
           </w:tcPr>
           <w:p>
             <w:pPr>
+              <w:keepNext w:val="false"/>
               <w:spacing w:after="40" w:before="0"/>
               <w:jc w:val="left"/>
             </w:pPr>
@@ -19419,6 +19838,7 @@
           </w:tcPr>
           <w:p>
             <w:pPr>
+              <w:keepNext w:val="false"/>
               <w:spacing w:after="40" w:before="0"/>
               <w:jc w:val="left"/>
             </w:pPr>
@@ -19451,6 +19871,7 @@
           </w:tcPr>
           <w:p>
             <w:pPr>
+              <w:keepNext w:val="false"/>
               <w:spacing w:after="40" w:before="0"/>
               <w:jc w:val="left"/>
             </w:pPr>
@@ -19485,6 +19906,7 @@
           </w:tcPr>
           <w:p>
             <w:pPr>
+              <w:keepNext w:val="false"/>
               <w:spacing w:after="40" w:before="0"/>
               <w:jc w:val="left"/>
             </w:pPr>
@@ -19522,7 +19944,7 @@
             <w:pPr>
               <w:spacing w:after="20" w:before="0"/>
             </w:pPr>
-            <w:hyperlink w:history="1" r:id="rId7_v8hbn1p877kdgxohvbe">
+            <w:hyperlink w:history="1" r:id="rId_zgwpvqprusklmc4p3ye2">
               <w:r>
                 <w:rPr>
                   <w:rFonts w:ascii="Arial" w:cs="Arial" w:eastAsia="Arial" w:hAnsi="Arial"/>
@@ -19555,7 +19977,7 @@
               <w:spacing w:after="10" w:before="0"/>
               <w:ind w:left="120"/>
             </w:pPr>
-            <w:hyperlink w:history="1" r:id="rIdfcwfip35h2s89cptlxrbz">
+            <w:hyperlink w:history="1" r:id="rIdsxd2jvi4bqemispasjyix">
               <w:r>
                 <w:rPr>
                   <w:rFonts w:ascii="Arial" w:cs="Arial" w:eastAsia="Arial" w:hAnsi="Arial"/>
@@ -19617,7 +20039,7 @@
               <w:spacing w:after="10" w:before="0"/>
               <w:ind w:left="120"/>
             </w:pPr>
-            <w:hyperlink w:history="1" r:id="rIdmqubzupm2ykibpb1sbrz6">
+            <w:hyperlink w:history="1" r:id="rIdw7ztv4oenh4wrsegd2587">
               <w:r>
                 <w:rPr>
                   <w:rFonts w:ascii="Arial" w:cs="Arial" w:eastAsia="Arial" w:hAnsi="Arial"/>
@@ -19660,6 +20082,7 @@
           </w:tcPr>
           <w:p>
             <w:pPr>
+              <w:keepNext w:val="false"/>
               <w:spacing w:after="40" w:before="0"/>
               <w:jc w:val="left"/>
             </w:pPr>
@@ -19692,6 +20115,7 @@
           </w:tcPr>
           <w:p>
             <w:pPr>
+              <w:keepNext w:val="false"/>
               <w:spacing w:after="40" w:before="0"/>
               <w:jc w:val="left"/>
             </w:pPr>
@@ -19724,6 +20148,7 @@
           </w:tcPr>
           <w:p>
             <w:pPr>
+              <w:keepNext w:val="false"/>
               <w:spacing w:after="40" w:before="0"/>
               <w:jc w:val="left"/>
             </w:pPr>
@@ -19756,6 +20181,7 @@
           </w:tcPr>
           <w:p>
             <w:pPr>
+              <w:keepNext w:val="false"/>
               <w:spacing w:after="40" w:before="0"/>
               <w:jc w:val="left"/>
             </w:pPr>
@@ -19790,6 +20216,7 @@
           </w:tcPr>
           <w:p>
             <w:pPr>
+              <w:keepNext w:val="false"/>
               <w:spacing w:after="40" w:before="0"/>
               <w:jc w:val="left"/>
             </w:pPr>
@@ -19827,7 +20254,7 @@
             <w:pPr>
               <w:spacing w:after="20" w:before="0"/>
             </w:pPr>
-            <w:hyperlink w:history="1" r:id="rIdtxw_mwa2hbq_-0g0v4lbo">
+            <w:hyperlink w:history="1" r:id="rIdo57fwqh3owyexbsrnbjg0">
               <w:r>
                 <w:rPr>
                   <w:rFonts w:ascii="Arial" w:cs="Arial" w:eastAsia="Arial" w:hAnsi="Arial"/>
@@ -19876,7 +20303,7 @@
               <w:spacing w:after="10" w:before="0"/>
               <w:ind w:left="120"/>
             </w:pPr>
-            <w:hyperlink w:history="1" r:id="rIdrqooq0z9hjl0tvbxpazfx">
+            <w:hyperlink w:history="1" r:id="rId7cpeaatcn294ran0myiup">
               <w:r>
                 <w:rPr>
                   <w:rFonts w:ascii="Arial" w:cs="Arial" w:eastAsia="Arial" w:hAnsi="Arial"/>
@@ -19938,7 +20365,7 @@
               <w:spacing w:after="10" w:before="0"/>
               <w:ind w:left="120"/>
             </w:pPr>
-            <w:hyperlink w:history="1" r:id="rIdbphnvtxcvzl1zjgk7zhgw">
+            <w:hyperlink w:history="1" r:id="rId3hwsydiqeyuia-xvwsj2q">
               <w:r>
                 <w:rPr>
                   <w:rFonts w:ascii="Arial" w:cs="Arial" w:eastAsia="Arial" w:hAnsi="Arial"/>
@@ -19981,6 +20408,7 @@
           </w:tcPr>
           <w:p>
             <w:pPr>
+              <w:keepNext w:val="false"/>
               <w:spacing w:after="40" w:before="0"/>
               <w:jc w:val="left"/>
             </w:pPr>
@@ -20013,6 +20441,7 @@
           </w:tcPr>
           <w:p>
             <w:pPr>
+              <w:keepNext w:val="false"/>
               <w:spacing w:after="40" w:before="0"/>
               <w:jc w:val="left"/>
             </w:pPr>
@@ -20045,6 +20474,7 @@
           </w:tcPr>
           <w:p>
             <w:pPr>
+              <w:keepNext w:val="false"/>
               <w:spacing w:after="40" w:before="0"/>
               <w:jc w:val="left"/>
             </w:pPr>
@@ -20077,6 +20507,7 @@
           </w:tcPr>
           <w:p>
             <w:pPr>
+              <w:keepNext w:val="false"/>
               <w:spacing w:after="40" w:before="0"/>
               <w:jc w:val="left"/>
             </w:pPr>
@@ -20136,6 +20567,7 @@
           </w:tcPr>
           <w:p>
             <w:pPr>
+              <w:keepNext w:val="false"/>
               <w:spacing w:after="40" w:before="0"/>
               <w:jc w:val="center"/>
             </w:pPr>
@@ -20170,6 +20602,7 @@
           </w:tcPr>
           <w:p>
             <w:pPr>
+              <w:keepNext w:val="false"/>
               <w:spacing w:after="40" w:before="0"/>
               <w:jc w:val="left"/>
             </w:pPr>
@@ -20189,6 +20622,7 @@
           </w:p>
           <w:p>
             <w:pPr>
+              <w:keepNext w:val="false"/>
               <w:spacing w:after="40" w:before="0"/>
               <w:jc w:val="left"/>
             </w:pPr>
@@ -20208,6 +20642,7 @@
           </w:p>
           <w:p>
             <w:pPr>
+              <w:keepNext w:val="false"/>
               <w:spacing w:after="40" w:before="0"/>
               <w:jc w:val="left"/>
             </w:pPr>
@@ -20227,6 +20662,7 @@
           </w:p>
           <w:p>
             <w:pPr>
+              <w:keepNext w:val="false"/>
               <w:spacing w:after="40" w:before="0"/>
               <w:jc w:val="left"/>
             </w:pPr>
@@ -20246,6 +20682,7 @@
           </w:p>
           <w:p>
             <w:pPr>
+              <w:keepNext w:val="false"/>
               <w:spacing w:after="40" w:before="0"/>
               <w:jc w:val="left"/>
             </w:pPr>
@@ -20265,6 +20702,7 @@
           </w:p>
           <w:p>
             <w:pPr>
+              <w:keepNext w:val="false"/>
               <w:spacing w:after="40" w:before="0"/>
               <w:jc w:val="left"/>
             </w:pPr>
@@ -20284,6 +20722,7 @@
           </w:p>
           <w:p>
             <w:pPr>
+              <w:keepNext w:val="false"/>
               <w:spacing w:after="40" w:before="0"/>
               <w:jc w:val="left"/>
             </w:pPr>
@@ -20303,6 +20742,7 @@
           </w:p>
           <w:p>
             <w:pPr>
+              <w:keepNext w:val="false"/>
               <w:spacing w:after="40" w:before="0"/>
               <w:jc w:val="left"/>
             </w:pPr>
@@ -20322,6 +20762,7 @@
           </w:p>
           <w:p>
             <w:pPr>
+              <w:keepNext w:val="false"/>
               <w:spacing w:after="40" w:before="0"/>
               <w:jc w:val="left"/>
             </w:pPr>
@@ -20341,6 +20782,7 @@
           </w:p>
           <w:p>
             <w:pPr>
+              <w:keepNext w:val="false"/>
               <w:spacing w:after="40" w:before="0"/>
               <w:jc w:val="left"/>
             </w:pPr>
@@ -20360,6 +20802,7 @@
           </w:p>
           <w:p>
             <w:pPr>
+              <w:keepNext w:val="false"/>
               <w:spacing w:after="40" w:before="0"/>
               <w:jc w:val="left"/>
             </w:pPr>
@@ -20421,6 +20864,7 @@
           </w:tcPr>
           <w:p>
             <w:pPr>
+              <w:keepNext w:val="false"/>
               <w:spacing w:after="40" w:before="0"/>
               <w:jc w:val="center"/>
             </w:pPr>
@@ -20455,6 +20899,7 @@
           </w:tcPr>
           <w:p>
             <w:pPr>
+              <w:keepNext w:val="false"/>
               <w:spacing w:after="40" w:before="0"/>
               <w:jc w:val="left"/>
             </w:pPr>
@@ -20487,6 +20932,7 @@
           </w:tcPr>
           <w:p>
             <w:pPr>
+              <w:keepNext w:val="false"/>
               <w:spacing w:after="40" w:before="0"/>
               <w:jc w:val="left"/>
             </w:pPr>
@@ -20521,6 +20967,7 @@
           </w:tcPr>
           <w:p>
             <w:pPr>
+              <w:keepNext w:val="false"/>
               <w:spacing w:after="40" w:before="0"/>
               <w:jc w:val="left"/>
             </w:pPr>
@@ -20553,6 +21000,7 @@
           </w:tcPr>
           <w:p>
             <w:pPr>
+              <w:keepNext w:val="false"/>
               <w:spacing w:after="40" w:before="0"/>
               <w:jc w:val="left"/>
             </w:pPr>
@@ -20587,6 +21035,7 @@
           </w:tcPr>
           <w:p>
             <w:pPr>
+              <w:keepNext w:val="false"/>
               <w:spacing w:after="40" w:before="0"/>
               <w:jc w:val="left"/>
             </w:pPr>
@@ -20619,6 +21068,7 @@
           </w:tcPr>
           <w:p>
             <w:pPr>
+              <w:keepNext w:val="false"/>
               <w:spacing w:after="40" w:before="0"/>
               <w:jc w:val="left"/>
             </w:pPr>
@@ -20655,7 +21105,7 @@
         </w:rPr>
         <w:t xml:space="preserve">© 2026 SeaVuria and ARES. Aligned with KICD objectives. Developed by SeaVuria; technical implementation by ARES (with AI assistance from Claude). Licensed under </w:t>
       </w:r>
-      <w:hyperlink w:history="1" r:id="rIdskywe0hr9dpyvkiapptl8">
+      <w:hyperlink w:history="1" r:id="rIdeiyr7xxixd1xj1fgovjl8">
         <w:r>
           <w:rPr>
             <w:rFonts w:ascii="Arial" w:cs="Arial" w:eastAsia="Arial" w:hAnsi="Arial"/>
@@ -20676,7 +21126,7 @@
         </w:rPr>
         <w:t xml:space="preserve"> (</w:t>
       </w:r>
-      <w:hyperlink w:history="1" r:id="rIdkwnsy8igbzl1jfdfzh8ax">
+      <w:hyperlink w:history="1" r:id="rIdgssh85bdnds318yfwxjlw">
         <w:r>
           <w:rPr>
             <w:rFonts w:ascii="Arial" w:cs="Arial" w:eastAsia="Arial" w:hAnsi="Arial"/>
@@ -20736,6 +21186,7 @@
           </w:tcPr>
           <w:p>
             <w:pPr>
+              <w:keepNext w:val="false"/>
               <w:spacing w:after="40" w:before="0"/>
               <w:jc w:val="center"/>
             </w:pPr>
@@ -20771,6 +21222,7 @@
           </w:tcPr>
           <w:p>
             <w:pPr>
+              <w:keepNext w:val="false"/>
               <w:spacing w:after="40" w:before="0"/>
               <w:jc w:val="center"/>
             </w:pPr>
@@ -20805,6 +21257,7 @@
           </w:tcPr>
           <w:p>
             <w:pPr>
+              <w:keepNext w:val="false"/>
               <w:spacing w:after="40" w:before="0"/>
               <w:jc w:val="left"/>
             </w:pPr>
@@ -20837,6 +21290,7 @@
           </w:tcPr>
           <w:p>
             <w:pPr>
+              <w:keepNext w:val="false"/>
               <w:spacing w:after="40" w:before="0"/>
               <w:jc w:val="left"/>
             </w:pPr>
@@ -20871,6 +21325,7 @@
           </w:tcPr>
           <w:p>
             <w:pPr>
+              <w:keepNext w:val="false"/>
               <w:spacing w:after="40" w:before="0"/>
               <w:jc w:val="left"/>
             </w:pPr>
@@ -20903,6 +21358,7 @@
           </w:tcPr>
           <w:p>
             <w:pPr>
+              <w:keepNext w:val="false"/>
               <w:spacing w:after="40" w:before="0"/>
               <w:jc w:val="left"/>
             </w:pPr>
@@ -20937,6 +21393,7 @@
           </w:tcPr>
           <w:p>
             <w:pPr>
+              <w:keepNext w:val="false"/>
               <w:spacing w:after="40" w:before="0"/>
               <w:jc w:val="left"/>
             </w:pPr>
@@ -20969,6 +21426,7 @@
           </w:tcPr>
           <w:p>
             <w:pPr>
+              <w:keepNext w:val="false"/>
               <w:spacing w:after="40" w:before="0"/>
               <w:jc w:val="left"/>
             </w:pPr>
@@ -21003,6 +21461,7 @@
           </w:tcPr>
           <w:p>
             <w:pPr>
+              <w:keepNext w:val="false"/>
               <w:spacing w:after="40" w:before="0"/>
               <w:jc w:val="left"/>
             </w:pPr>
@@ -21035,6 +21494,7 @@
           </w:tcPr>
           <w:p>
             <w:pPr>
+              <w:keepNext w:val="false"/>
               <w:spacing w:after="40" w:before="0"/>
               <w:jc w:val="left"/>
             </w:pPr>
@@ -21069,6 +21529,7 @@
           </w:tcPr>
           <w:p>
             <w:pPr>
+              <w:keepNext w:val="false"/>
               <w:spacing w:after="40" w:before="0"/>
               <w:jc w:val="left"/>
             </w:pPr>
@@ -21101,6 +21562,7 @@
           </w:tcPr>
           <w:p>
             <w:pPr>
+              <w:keepNext w:val="false"/>
               <w:spacing w:after="40" w:before="0"/>
               <w:jc w:val="left"/>
             </w:pPr>
@@ -21135,6 +21597,7 @@
           </w:tcPr>
           <w:p>
             <w:pPr>
+              <w:keepNext w:val="false"/>
               <w:spacing w:after="40" w:before="0"/>
               <w:jc w:val="left"/>
             </w:pPr>
@@ -21167,6 +21630,7 @@
           </w:tcPr>
           <w:p>
             <w:pPr>
+              <w:keepNext w:val="false"/>
               <w:spacing w:after="40" w:before="0"/>
               <w:jc w:val="left"/>
             </w:pPr>
@@ -21201,6 +21665,7 @@
           </w:tcPr>
           <w:p>
             <w:pPr>
+              <w:keepNext w:val="false"/>
               <w:spacing w:after="40" w:before="0"/>
               <w:jc w:val="left"/>
             </w:pPr>
@@ -21233,6 +21698,7 @@
           </w:tcPr>
           <w:p>
             <w:pPr>
+              <w:keepNext w:val="false"/>
               <w:spacing w:after="40" w:before="0"/>
               <w:jc w:val="left"/>
             </w:pPr>
@@ -21267,6 +21733,7 @@
           </w:tcPr>
           <w:p>
             <w:pPr>
+              <w:keepNext w:val="false"/>
               <w:spacing w:after="40" w:before="0"/>
               <w:jc w:val="left"/>
             </w:pPr>
@@ -21299,6 +21766,7 @@
           </w:tcPr>
           <w:p>
             <w:pPr>
+              <w:keepNext w:val="false"/>
               <w:spacing w:after="40" w:before="0"/>
               <w:jc w:val="left"/>
             </w:pPr>
@@ -21358,6 +21826,7 @@
           </w:tcPr>
           <w:p>
             <w:pPr>
+              <w:keepNext w:val="false"/>
               <w:spacing w:after="40" w:before="0"/>
               <w:jc w:val="center"/>
             </w:pPr>
@@ -21392,6 +21861,7 @@
           </w:tcPr>
           <w:p>
             <w:pPr>
+              <w:keepNext w:val="false"/>
               <w:spacing w:after="40" w:before="0"/>
               <w:jc w:val="left"/>
             </w:pPr>
@@ -21456,6 +21926,7 @@
           </w:tcPr>
           <w:p>
             <w:pPr>
+              <w:keepNext w:val="false"/>
               <w:spacing w:after="40" w:before="0"/>
               <w:jc w:val="center"/>
             </w:pPr>
@@ -21490,6 +21961,7 @@
           </w:tcPr>
           <w:p>
             <w:pPr>
+              <w:keepNext w:val="false"/>
               <w:spacing w:after="40" w:before="0"/>
               <w:jc w:val="left"/>
             </w:pPr>
@@ -21522,6 +21994,7 @@
           </w:tcPr>
           <w:p>
             <w:pPr>
+              <w:keepNext w:val="false"/>
               <w:spacing w:after="40" w:before="0"/>
               <w:jc w:val="left"/>
             </w:pPr>
@@ -21554,6 +22027,7 @@
           </w:tcPr>
           <w:p>
             <w:pPr>
+              <w:keepNext w:val="false"/>
               <w:spacing w:after="40" w:before="0"/>
               <w:jc w:val="left"/>
             </w:pPr>
@@ -21586,6 +22060,7 @@
           </w:tcPr>
           <w:p>
             <w:pPr>
+              <w:keepNext w:val="false"/>
               <w:spacing w:after="40" w:before="0"/>
               <w:jc w:val="left"/>
             </w:pPr>
@@ -21618,6 +22093,7 @@
           </w:tcPr>
           <w:p>
             <w:pPr>
+              <w:keepNext w:val="false"/>
               <w:spacing w:after="40" w:before="0"/>
               <w:jc w:val="left"/>
             </w:pPr>
@@ -21652,6 +22128,7 @@
           </w:tcPr>
           <w:p>
             <w:pPr>
+              <w:keepNext w:val="false"/>
               <w:spacing w:after="40" w:before="0"/>
               <w:jc w:val="left"/>
             </w:pPr>
@@ -21689,7 +22166,7 @@
             <w:pPr>
               <w:spacing w:after="20" w:before="0"/>
             </w:pPr>
-            <w:hyperlink w:history="1" r:id="rIduxflbexc_6o7od_69skz3">
+            <w:hyperlink w:history="1" r:id="rIdvqftjrsdpevkcep3i1ccg">
               <w:r>
                 <w:rPr>
                   <w:rFonts w:ascii="Arial" w:cs="Arial" w:eastAsia="Arial" w:hAnsi="Arial"/>
@@ -21722,7 +22199,7 @@
               <w:spacing w:after="10" w:before="0"/>
               <w:ind w:left="120"/>
             </w:pPr>
-            <w:hyperlink w:history="1" r:id="rIdslvsytgfhzjgtvykkr6oe">
+            <w:hyperlink w:history="1" r:id="rIdtfzk1d6qk8ljzaw7sur_h">
               <w:r>
                 <w:rPr>
                   <w:rFonts w:ascii="Arial" w:cs="Arial" w:eastAsia="Arial" w:hAnsi="Arial"/>
@@ -21767,7 +22244,7 @@
             <w:pPr>
               <w:spacing w:after="20" w:before="0"/>
             </w:pPr>
-            <w:hyperlink w:history="1" r:id="rIdxmk86rvhhyrf3i940g5cw">
+            <w:hyperlink w:history="1" r:id="rIdnvcgqjxwf-ivrmb4oj6aa">
               <w:r>
                 <w:rPr>
                   <w:rFonts w:ascii="Arial" w:cs="Arial" w:eastAsia="Arial" w:hAnsi="Arial"/>
@@ -21800,7 +22277,7 @@
               <w:spacing w:after="10" w:before="0"/>
               <w:ind w:left="120"/>
             </w:pPr>
-            <w:hyperlink w:history="1" r:id="rIdwldpcqn--9dqbhk3vdbnj">
+            <w:hyperlink w:history="1" r:id="rIdvisvhhstzshbpbaqzwut3">
               <w:r>
                 <w:rPr>
                   <w:rFonts w:ascii="Arial" w:cs="Arial" w:eastAsia="Arial" w:hAnsi="Arial"/>
@@ -21828,6 +22305,7 @@
           </w:tcPr>
           <w:p>
             <w:pPr>
+              <w:keepNext w:val="false"/>
               <w:spacing w:after="40" w:before="0"/>
               <w:jc w:val="left"/>
             </w:pPr>
@@ -21860,6 +22338,7 @@
           </w:tcPr>
           <w:p>
             <w:pPr>
+              <w:keepNext w:val="false"/>
               <w:spacing w:after="40" w:before="0"/>
               <w:jc w:val="left"/>
             </w:pPr>
@@ -21892,6 +22371,7 @@
           </w:tcPr>
           <w:p>
             <w:pPr>
+              <w:keepNext w:val="false"/>
               <w:spacing w:after="40" w:before="0"/>
               <w:jc w:val="left"/>
             </w:pPr>
@@ -21924,6 +22404,7 @@
           </w:tcPr>
           <w:p>
             <w:pPr>
+              <w:keepNext w:val="false"/>
               <w:spacing w:after="40" w:before="0"/>
               <w:jc w:val="left"/>
             </w:pPr>
@@ -21958,6 +22439,7 @@
           </w:tcPr>
           <w:p>
             <w:pPr>
+              <w:keepNext w:val="false"/>
               <w:spacing w:after="40" w:before="0"/>
               <w:jc w:val="left"/>
             </w:pPr>
@@ -21995,7 +22477,7 @@
             <w:pPr>
               <w:spacing w:after="20" w:before="0"/>
             </w:pPr>
-            <w:hyperlink w:history="1" r:id="rIdaufapoiswxmokj-lpsujb">
+            <w:hyperlink w:history="1" r:id="rIdvnj3_wyfvpgw-_bzjduuc">
               <w:r>
                 <w:rPr>
                   <w:rFonts w:ascii="Arial" w:cs="Arial" w:eastAsia="Arial" w:hAnsi="Arial"/>
@@ -22028,7 +22510,7 @@
               <w:spacing w:after="10" w:before="0"/>
               <w:ind w:left="120"/>
             </w:pPr>
-            <w:hyperlink w:history="1" r:id="rIdh2yfllqmsznh_2mmlurmv">
+            <w:hyperlink w:history="1" r:id="rId4bsmuit4clsedxbbi627j">
               <w:r>
                 <w:rPr>
                   <w:rFonts w:ascii="Arial" w:cs="Arial" w:eastAsia="Arial" w:hAnsi="Arial"/>
@@ -22073,7 +22555,7 @@
             <w:pPr>
               <w:spacing w:after="20" w:before="0"/>
             </w:pPr>
-            <w:hyperlink w:history="1" r:id="rIdajfjgshuk6xdxjvuxg-16">
+            <w:hyperlink w:history="1" r:id="rIdwhyg9vzjipyadkayk0knd">
               <w:r>
                 <w:rPr>
                   <w:rFonts w:ascii="Arial" w:cs="Arial" w:eastAsia="Arial" w:hAnsi="Arial"/>
@@ -22106,7 +22588,7 @@
               <w:spacing w:after="10" w:before="0"/>
               <w:ind w:left="120"/>
             </w:pPr>
-            <w:hyperlink w:history="1" r:id="rIdcxv0hjgpk666frasg7gwk">
+            <w:hyperlink w:history="1" r:id="rId8soliwenysedvtc6tlu1u">
               <w:r>
                 <w:rPr>
                   <w:rFonts w:ascii="Arial" w:cs="Arial" w:eastAsia="Arial" w:hAnsi="Arial"/>
@@ -22134,6 +22616,7 @@
           </w:tcPr>
           <w:p>
             <w:pPr>
+              <w:keepNext w:val="false"/>
               <w:spacing w:after="40" w:before="0"/>
               <w:jc w:val="left"/>
             </w:pPr>
@@ -22166,6 +22649,7 @@
           </w:tcPr>
           <w:p>
             <w:pPr>
+              <w:keepNext w:val="false"/>
               <w:spacing w:after="40" w:before="0"/>
               <w:jc w:val="left"/>
             </w:pPr>
@@ -22198,6 +22682,7 @@
           </w:tcPr>
           <w:p>
             <w:pPr>
+              <w:keepNext w:val="false"/>
               <w:spacing w:after="40" w:before="0"/>
               <w:jc w:val="left"/>
             </w:pPr>
@@ -22230,6 +22715,7 @@
           </w:tcPr>
           <w:p>
             <w:pPr>
+              <w:keepNext w:val="false"/>
               <w:spacing w:after="40" w:before="0"/>
               <w:jc w:val="left"/>
             </w:pPr>
@@ -22264,6 +22750,7 @@
           </w:tcPr>
           <w:p>
             <w:pPr>
+              <w:keepNext w:val="false"/>
               <w:spacing w:after="40" w:before="0"/>
               <w:jc w:val="left"/>
             </w:pPr>
@@ -22301,7 +22788,7 @@
             <w:pPr>
               <w:spacing w:after="20" w:before="0"/>
             </w:pPr>
-            <w:hyperlink w:history="1" r:id="rIdaxllr6esl_ksv2hu0sn06">
+            <w:hyperlink w:history="1" r:id="rIdbq3dvfxcfwn0_e-akclfd">
               <w:r>
                 <w:rPr>
                   <w:rFonts w:ascii="Arial" w:cs="Arial" w:eastAsia="Arial" w:hAnsi="Arial"/>
@@ -22334,7 +22821,7 @@
               <w:spacing w:after="10" w:before="0"/>
               <w:ind w:left="120"/>
             </w:pPr>
-            <w:hyperlink w:history="1" r:id="rId2yxwkzmmcyrmm-t9ilzfs">
+            <w:hyperlink w:history="1" r:id="rIdyzmerqfwhangjsmswrja2">
               <w:r>
                 <w:rPr>
                   <w:rFonts w:ascii="Arial" w:cs="Arial" w:eastAsia="Arial" w:hAnsi="Arial"/>
@@ -22379,7 +22866,7 @@
             <w:pPr>
               <w:spacing w:after="20" w:before="0"/>
             </w:pPr>
-            <w:hyperlink w:history="1" r:id="rIdqqwz17ippk8gbvg4cm64x">
+            <w:hyperlink w:history="1" r:id="rIdv3lljh_ibyk0jafvlpw71">
               <w:r>
                 <w:rPr>
                   <w:rFonts w:ascii="Arial" w:cs="Arial" w:eastAsia="Arial" w:hAnsi="Arial"/>
@@ -22428,7 +22915,7 @@
               <w:spacing w:after="10" w:before="0"/>
               <w:ind w:left="120"/>
             </w:pPr>
-            <w:hyperlink w:history="1" r:id="rIdgvykzo9dmxovfdudxxa6q">
+            <w:hyperlink w:history="1" r:id="rIdvfovhhuqo8m8goki5ajt5">
               <w:r>
                 <w:rPr>
                   <w:rFonts w:ascii="Arial" w:cs="Arial" w:eastAsia="Arial" w:hAnsi="Arial"/>
@@ -22456,6 +22943,7 @@
           </w:tcPr>
           <w:p>
             <w:pPr>
+              <w:keepNext w:val="false"/>
               <w:spacing w:after="40" w:before="0"/>
               <w:jc w:val="left"/>
             </w:pPr>
@@ -22488,6 +22976,7 @@
           </w:tcPr>
           <w:p>
             <w:pPr>
+              <w:keepNext w:val="false"/>
               <w:spacing w:after="40" w:before="0"/>
               <w:jc w:val="left"/>
             </w:pPr>
@@ -22520,6 +23009,7 @@
           </w:tcPr>
           <w:p>
             <w:pPr>
+              <w:keepNext w:val="false"/>
               <w:spacing w:after="40" w:before="0"/>
               <w:jc w:val="left"/>
             </w:pPr>
@@ -22552,6 +23042,7 @@
           </w:tcPr>
           <w:p>
             <w:pPr>
+              <w:keepNext w:val="false"/>
               <w:spacing w:after="40" w:before="0"/>
               <w:jc w:val="left"/>
             </w:pPr>
@@ -22586,6 +23077,7 @@
           </w:tcPr>
           <w:p>
             <w:pPr>
+              <w:keepNext w:val="false"/>
               <w:spacing w:after="40" w:before="0"/>
               <w:jc w:val="left"/>
             </w:pPr>
@@ -22623,7 +23115,7 @@
             <w:pPr>
               <w:spacing w:after="20" w:before="0"/>
             </w:pPr>
-            <w:hyperlink w:history="1" r:id="rIdxcp1tub50xvp9br7fwrtg">
+            <w:hyperlink w:history="1" r:id="rIdzismdphwnujgzh9_x_it6">
               <w:r>
                 <w:rPr>
                   <w:rFonts w:ascii="Arial" w:cs="Arial" w:eastAsia="Arial" w:hAnsi="Arial"/>
@@ -22656,7 +23148,7 @@
               <w:spacing w:after="10" w:before="0"/>
               <w:ind w:left="120"/>
             </w:pPr>
-            <w:hyperlink w:history="1" r:id="rIdnsjfwua8fegfrrfklxkug">
+            <w:hyperlink w:history="1" r:id="rIdtcsxtobl64xnjdjvf8nf_">
               <w:r>
                 <w:rPr>
                   <w:rFonts w:ascii="Arial" w:cs="Arial" w:eastAsia="Arial" w:hAnsi="Arial"/>
@@ -22701,7 +23193,7 @@
             <w:pPr>
               <w:spacing w:after="20" w:before="0"/>
             </w:pPr>
-            <w:hyperlink w:history="1" r:id="rIdskmrlsdafunr1ad6qglp0">
+            <w:hyperlink w:history="1" r:id="rIdqnipxv2cg5uwefjqbix93">
               <w:r>
                 <w:rPr>
                   <w:rFonts w:ascii="Arial" w:cs="Arial" w:eastAsia="Arial" w:hAnsi="Arial"/>
@@ -22750,7 +23242,7 @@
               <w:spacing w:after="10" w:before="0"/>
               <w:ind w:left="120"/>
             </w:pPr>
-            <w:hyperlink w:history="1" r:id="rIdxnsrohdqcnhtzqerlpxf_">
+            <w:hyperlink w:history="1" r:id="rIdmtemzucibhzu8hwyvbsom">
               <w:r>
                 <w:rPr>
                   <w:rFonts w:ascii="Arial" w:cs="Arial" w:eastAsia="Arial" w:hAnsi="Arial"/>
@@ -22778,6 +23270,7 @@
           </w:tcPr>
           <w:p>
             <w:pPr>
+              <w:keepNext w:val="false"/>
               <w:spacing w:after="40" w:before="0"/>
               <w:jc w:val="left"/>
             </w:pPr>
@@ -22810,6 +23303,7 @@
           </w:tcPr>
           <w:p>
             <w:pPr>
+              <w:keepNext w:val="false"/>
               <w:spacing w:after="40" w:before="0"/>
               <w:jc w:val="left"/>
             </w:pPr>
@@ -22842,6 +23336,7 @@
           </w:tcPr>
           <w:p>
             <w:pPr>
+              <w:keepNext w:val="false"/>
               <w:spacing w:after="40" w:before="0"/>
               <w:jc w:val="left"/>
             </w:pPr>
@@ -22874,6 +23369,7 @@
           </w:tcPr>
           <w:p>
             <w:pPr>
+              <w:keepNext w:val="false"/>
               <w:spacing w:after="40" w:before="0"/>
               <w:jc w:val="left"/>
             </w:pPr>
@@ -22908,6 +23404,7 @@
           </w:tcPr>
           <w:p>
             <w:pPr>
+              <w:keepNext w:val="false"/>
               <w:spacing w:after="40" w:before="0"/>
               <w:jc w:val="left"/>
             </w:pPr>
@@ -22945,7 +23442,7 @@
             <w:pPr>
               <w:spacing w:after="20" w:before="0"/>
             </w:pPr>
-            <w:hyperlink w:history="1" r:id="rIdycgrhuzjtmbrh4nngjdu4">
+            <w:hyperlink w:history="1" r:id="rIdz7hcfaezuj0ed_z_8hcko">
               <w:r>
                 <w:rPr>
                   <w:rFonts w:ascii="Arial" w:cs="Arial" w:eastAsia="Arial" w:hAnsi="Arial"/>
@@ -22994,7 +23491,7 @@
               <w:spacing w:after="10" w:before="0"/>
               <w:ind w:left="120"/>
             </w:pPr>
-            <w:hyperlink w:history="1" r:id="rIdylbv28ievux8mn1js8ebi">
+            <w:hyperlink w:history="1" r:id="rId4uyjkcewpyywh9fpmhwie">
               <w:r>
                 <w:rPr>
                   <w:rFonts w:ascii="Arial" w:cs="Arial" w:eastAsia="Arial" w:hAnsi="Arial"/>
@@ -23039,7 +23536,7 @@
             <w:pPr>
               <w:spacing w:after="20" w:before="0"/>
             </w:pPr>
-            <w:hyperlink w:history="1" r:id="rIdn2a49quh7fcxxe4dl4jco">
+            <w:hyperlink w:history="1" r:id="rIdts0ebjfxluczi8l8ovqlt">
               <w:r>
                 <w:rPr>
                   <w:rFonts w:ascii="Arial" w:cs="Arial" w:eastAsia="Arial" w:hAnsi="Arial"/>
@@ -23088,7 +23585,7 @@
               <w:spacing w:after="10" w:before="0"/>
               <w:ind w:left="120"/>
             </w:pPr>
-            <w:hyperlink w:history="1" r:id="rId4qzo3w5jvzkiz0siqbrt3">
+            <w:hyperlink w:history="1" r:id="rId2ieb4x30bxbwk5eg2rwad">
               <w:r>
                 <w:rPr>
                   <w:rFonts w:ascii="Arial" w:cs="Arial" w:eastAsia="Arial" w:hAnsi="Arial"/>
@@ -23116,6 +23613,7 @@
           </w:tcPr>
           <w:p>
             <w:pPr>
+              <w:keepNext w:val="false"/>
               <w:spacing w:after="40" w:before="0"/>
               <w:jc w:val="left"/>
             </w:pPr>
@@ -23148,6 +23646,7 @@
           </w:tcPr>
           <w:p>
             <w:pPr>
+              <w:keepNext w:val="false"/>
               <w:spacing w:after="40" w:before="0"/>
               <w:jc w:val="left"/>
             </w:pPr>
@@ -23180,6 +23679,7 @@
           </w:tcPr>
           <w:p>
             <w:pPr>
+              <w:keepNext w:val="false"/>
               <w:spacing w:after="40" w:before="0"/>
               <w:jc w:val="left"/>
             </w:pPr>
@@ -23212,6 +23712,7 @@
           </w:tcPr>
           <w:p>
             <w:pPr>
+              <w:keepNext w:val="false"/>
               <w:spacing w:after="40" w:before="0"/>
               <w:jc w:val="left"/>
             </w:pPr>
@@ -23271,6 +23772,7 @@
           </w:tcPr>
           <w:p>
             <w:pPr>
+              <w:keepNext w:val="false"/>
               <w:spacing w:after="40" w:before="0"/>
               <w:jc w:val="center"/>
             </w:pPr>
@@ -23305,6 +23807,7 @@
           </w:tcPr>
           <w:p>
             <w:pPr>
+              <w:keepNext w:val="false"/>
               <w:spacing w:after="40" w:before="0"/>
               <w:jc w:val="left"/>
             </w:pPr>
@@ -23324,6 +23827,7 @@
           </w:p>
           <w:p>
             <w:pPr>
+              <w:keepNext w:val="false"/>
               <w:spacing w:after="40" w:before="0"/>
               <w:jc w:val="left"/>
             </w:pPr>
@@ -23343,6 +23847,7 @@
           </w:p>
           <w:p>
             <w:pPr>
+              <w:keepNext w:val="false"/>
               <w:spacing w:after="40" w:before="0"/>
               <w:jc w:val="left"/>
             </w:pPr>
@@ -23362,6 +23867,7 @@
           </w:p>
           <w:p>
             <w:pPr>
+              <w:keepNext w:val="false"/>
               <w:spacing w:after="40" w:before="0"/>
               <w:jc w:val="left"/>
             </w:pPr>
@@ -23381,6 +23887,7 @@
           </w:p>
           <w:p>
             <w:pPr>
+              <w:keepNext w:val="false"/>
               <w:spacing w:after="40" w:before="0"/>
               <w:jc w:val="left"/>
             </w:pPr>
@@ -23400,6 +23907,7 @@
           </w:p>
           <w:p>
             <w:pPr>
+              <w:keepNext w:val="false"/>
               <w:spacing w:after="40" w:before="0"/>
               <w:jc w:val="left"/>
             </w:pPr>
@@ -23419,6 +23927,7 @@
           </w:p>
           <w:p>
             <w:pPr>
+              <w:keepNext w:val="false"/>
               <w:spacing w:after="40" w:before="0"/>
               <w:jc w:val="left"/>
             </w:pPr>
@@ -23438,6 +23947,7 @@
           </w:p>
           <w:p>
             <w:pPr>
+              <w:keepNext w:val="false"/>
               <w:spacing w:after="40" w:before="0"/>
               <w:jc w:val="left"/>
             </w:pPr>
@@ -23457,6 +23967,7 @@
           </w:p>
           <w:p>
             <w:pPr>
+              <w:keepNext w:val="false"/>
               <w:spacing w:after="40" w:before="0"/>
               <w:jc w:val="left"/>
             </w:pPr>
@@ -23476,6 +23987,7 @@
           </w:p>
           <w:p>
             <w:pPr>
+              <w:keepNext w:val="false"/>
               <w:spacing w:after="40" w:before="0"/>
               <w:jc w:val="left"/>
             </w:pPr>
@@ -23495,6 +24007,7 @@
           </w:p>
           <w:p>
             <w:pPr>
+              <w:keepNext w:val="false"/>
               <w:spacing w:after="40" w:before="0"/>
               <w:jc w:val="left"/>
             </w:pPr>
@@ -23514,6 +24027,7 @@
           </w:p>
           <w:p>
             <w:pPr>
+              <w:keepNext w:val="false"/>
               <w:spacing w:after="40" w:before="0"/>
               <w:jc w:val="left"/>
             </w:pPr>
@@ -23533,6 +24047,7 @@
           </w:p>
           <w:p>
             <w:pPr>
+              <w:keepNext w:val="false"/>
               <w:spacing w:after="40" w:before="0"/>
               <w:jc w:val="left"/>
             </w:pPr>
@@ -23552,6 +24067,7 @@
           </w:p>
           <w:p>
             <w:pPr>
+              <w:keepNext w:val="false"/>
               <w:spacing w:after="40" w:before="0"/>
               <w:jc w:val="left"/>
             </w:pPr>
@@ -23571,6 +24087,7 @@
           </w:p>
           <w:p>
             <w:pPr>
+              <w:keepNext w:val="false"/>
               <w:spacing w:after="40" w:before="0"/>
               <w:jc w:val="left"/>
             </w:pPr>
@@ -23632,6 +24149,7 @@
           </w:tcPr>
           <w:p>
             <w:pPr>
+              <w:keepNext w:val="false"/>
               <w:spacing w:after="40" w:before="0"/>
               <w:jc w:val="center"/>
             </w:pPr>
@@ -23666,6 +24184,7 @@
           </w:tcPr>
           <w:p>
             <w:pPr>
+              <w:keepNext w:val="false"/>
               <w:spacing w:after="40" w:before="0"/>
               <w:jc w:val="left"/>
             </w:pPr>
@@ -23698,6 +24217,7 @@
           </w:tcPr>
           <w:p>
             <w:pPr>
+              <w:keepNext w:val="false"/>
               <w:spacing w:after="40" w:before="0"/>
               <w:jc w:val="left"/>
             </w:pPr>
@@ -23732,6 +24252,7 @@
           </w:tcPr>
           <w:p>
             <w:pPr>
+              <w:keepNext w:val="false"/>
               <w:spacing w:after="40" w:before="0"/>
               <w:jc w:val="left"/>
             </w:pPr>
@@ -23764,6 +24285,7 @@
           </w:tcPr>
           <w:p>
             <w:pPr>
+              <w:keepNext w:val="false"/>
               <w:spacing w:after="40" w:before="0"/>
               <w:jc w:val="left"/>
             </w:pPr>
@@ -23798,6 +24320,7 @@
           </w:tcPr>
           <w:p>
             <w:pPr>
+              <w:keepNext w:val="false"/>
               <w:spacing w:after="40" w:before="0"/>
               <w:jc w:val="left"/>
             </w:pPr>
@@ -23830,6 +24353,7 @@
           </w:tcPr>
           <w:p>
             <w:pPr>
+              <w:keepNext w:val="false"/>
               <w:spacing w:after="40" w:before="0"/>
               <w:jc w:val="left"/>
             </w:pPr>
@@ -23866,7 +24390,7 @@
         </w:rPr>
         <w:t xml:space="preserve">© 2026 SeaVuria and ARES. Aligned with KICD objectives. Developed by SeaVuria; technical implementation by ARES (with AI assistance from Claude). Licensed under </w:t>
       </w:r>
-      <w:hyperlink w:history="1" r:id="rIdxicqv9r9ijzxuhcx6rjfp">
+      <w:hyperlink w:history="1" r:id="rIdvu0rmpu4pde5racxuoikg">
         <w:r>
           <w:rPr>
             <w:rFonts w:ascii="Arial" w:cs="Arial" w:eastAsia="Arial" w:hAnsi="Arial"/>
@@ -23887,7 +24411,7 @@
         </w:rPr>
         <w:t xml:space="preserve"> (</w:t>
       </w:r>
-      <w:hyperlink w:history="1" r:id="rIddlcglwe2exs-26dziy3he">
+      <w:hyperlink w:history="1" r:id="rIdobazvmt7hrdjojfipeheb">
         <w:r>
           <w:rPr>
             <w:rFonts w:ascii="Arial" w:cs="Arial" w:eastAsia="Arial" w:hAnsi="Arial"/>
@@ -23947,6 +24471,7 @@
           </w:tcPr>
           <w:p>
             <w:pPr>
+              <w:keepNext w:val="false"/>
               <w:spacing w:after="40" w:before="0"/>
               <w:jc w:val="center"/>
             </w:pPr>
@@ -23982,6 +24507,7 @@
           </w:tcPr>
           <w:p>
             <w:pPr>
+              <w:keepNext w:val="false"/>
               <w:spacing w:after="40" w:before="0"/>
               <w:jc w:val="center"/>
             </w:pPr>
@@ -24016,6 +24542,7 @@
           </w:tcPr>
           <w:p>
             <w:pPr>
+              <w:keepNext w:val="false"/>
               <w:spacing w:after="40" w:before="0"/>
               <w:jc w:val="left"/>
             </w:pPr>
@@ -24048,6 +24575,7 @@
           </w:tcPr>
           <w:p>
             <w:pPr>
+              <w:keepNext w:val="false"/>
               <w:spacing w:after="40" w:before="0"/>
               <w:jc w:val="left"/>
             </w:pPr>
@@ -24082,6 +24610,7 @@
           </w:tcPr>
           <w:p>
             <w:pPr>
+              <w:keepNext w:val="false"/>
               <w:spacing w:after="40" w:before="0"/>
               <w:jc w:val="left"/>
             </w:pPr>
@@ -24114,6 +24643,7 @@
           </w:tcPr>
           <w:p>
             <w:pPr>
+              <w:keepNext w:val="false"/>
               <w:spacing w:after="40" w:before="0"/>
               <w:jc w:val="left"/>
             </w:pPr>
@@ -24148,6 +24678,7 @@
           </w:tcPr>
           <w:p>
             <w:pPr>
+              <w:keepNext w:val="false"/>
               <w:spacing w:after="40" w:before="0"/>
               <w:jc w:val="left"/>
             </w:pPr>
@@ -24180,6 +24711,7 @@
           </w:tcPr>
           <w:p>
             <w:pPr>
+              <w:keepNext w:val="false"/>
               <w:spacing w:after="40" w:before="0"/>
               <w:jc w:val="left"/>
             </w:pPr>
@@ -24214,6 +24746,7 @@
           </w:tcPr>
           <w:p>
             <w:pPr>
+              <w:keepNext w:val="false"/>
               <w:spacing w:after="40" w:before="0"/>
               <w:jc w:val="left"/>
             </w:pPr>
@@ -24246,6 +24779,7 @@
           </w:tcPr>
           <w:p>
             <w:pPr>
+              <w:keepNext w:val="false"/>
               <w:spacing w:after="40" w:before="0"/>
               <w:jc w:val="left"/>
             </w:pPr>
@@ -24280,6 +24814,7 @@
           </w:tcPr>
           <w:p>
             <w:pPr>
+              <w:keepNext w:val="false"/>
               <w:spacing w:after="40" w:before="0"/>
               <w:jc w:val="left"/>
             </w:pPr>
@@ -24312,6 +24847,7 @@
           </w:tcPr>
           <w:p>
             <w:pPr>
+              <w:keepNext w:val="false"/>
               <w:spacing w:after="40" w:before="0"/>
               <w:jc w:val="left"/>
             </w:pPr>
@@ -24346,6 +24882,7 @@
           </w:tcPr>
           <w:p>
             <w:pPr>
+              <w:keepNext w:val="false"/>
               <w:spacing w:after="40" w:before="0"/>
               <w:jc w:val="left"/>
             </w:pPr>
@@ -24378,6 +24915,7 @@
           </w:tcPr>
           <w:p>
             <w:pPr>
+              <w:keepNext w:val="false"/>
               <w:spacing w:after="40" w:before="0"/>
               <w:jc w:val="left"/>
             </w:pPr>
@@ -24412,6 +24950,7 @@
           </w:tcPr>
           <w:p>
             <w:pPr>
+              <w:keepNext w:val="false"/>
               <w:spacing w:after="40" w:before="0"/>
               <w:jc w:val="left"/>
             </w:pPr>
@@ -24444,6 +24983,7 @@
           </w:tcPr>
           <w:p>
             <w:pPr>
+              <w:keepNext w:val="false"/>
               <w:spacing w:after="40" w:before="0"/>
               <w:jc w:val="left"/>
             </w:pPr>
@@ -24478,6 +25018,7 @@
           </w:tcPr>
           <w:p>
             <w:pPr>
+              <w:keepNext w:val="false"/>
               <w:spacing w:after="40" w:before="0"/>
               <w:jc w:val="left"/>
             </w:pPr>
@@ -24510,6 +25051,7 @@
           </w:tcPr>
           <w:p>
             <w:pPr>
+              <w:keepNext w:val="false"/>
               <w:spacing w:after="40" w:before="0"/>
               <w:jc w:val="left"/>
             </w:pPr>
@@ -24569,6 +25111,7 @@
           </w:tcPr>
           <w:p>
             <w:pPr>
+              <w:keepNext w:val="false"/>
               <w:spacing w:after="40" w:before="0"/>
               <w:jc w:val="center"/>
             </w:pPr>
@@ -24603,6 +25146,7 @@
           </w:tcPr>
           <w:p>
             <w:pPr>
+              <w:keepNext w:val="false"/>
               <w:spacing w:after="40" w:before="0"/>
               <w:jc w:val="left"/>
             </w:pPr>
@@ -24667,6 +25211,7 @@
           </w:tcPr>
           <w:p>
             <w:pPr>
+              <w:keepNext w:val="false"/>
               <w:spacing w:after="40" w:before="0"/>
               <w:jc w:val="center"/>
             </w:pPr>
@@ -24701,6 +25246,7 @@
           </w:tcPr>
           <w:p>
             <w:pPr>
+              <w:keepNext w:val="false"/>
               <w:spacing w:after="40" w:before="0"/>
               <w:jc w:val="left"/>
             </w:pPr>
@@ -24733,6 +25279,7 @@
           </w:tcPr>
           <w:p>
             <w:pPr>
+              <w:keepNext w:val="false"/>
               <w:spacing w:after="40" w:before="0"/>
               <w:jc w:val="left"/>
             </w:pPr>
@@ -24765,6 +25312,7 @@
           </w:tcPr>
           <w:p>
             <w:pPr>
+              <w:keepNext w:val="false"/>
               <w:spacing w:after="40" w:before="0"/>
               <w:jc w:val="left"/>
             </w:pPr>
@@ -24797,6 +25345,7 @@
           </w:tcPr>
           <w:p>
             <w:pPr>
+              <w:keepNext w:val="false"/>
               <w:spacing w:after="40" w:before="0"/>
               <w:jc w:val="left"/>
             </w:pPr>
@@ -24829,6 +25378,7 @@
           </w:tcPr>
           <w:p>
             <w:pPr>
+              <w:keepNext w:val="false"/>
               <w:spacing w:after="40" w:before="0"/>
               <w:jc w:val="left"/>
             </w:pPr>
@@ -24863,6 +25413,7 @@
           </w:tcPr>
           <w:p>
             <w:pPr>
+              <w:keepNext w:val="false"/>
               <w:spacing w:after="40" w:before="0"/>
               <w:jc w:val="left"/>
             </w:pPr>
@@ -24900,7 +25451,7 @@
             <w:pPr>
               <w:spacing w:after="20" w:before="0"/>
             </w:pPr>
-            <w:hyperlink w:history="1" r:id="rIdt6_js08i9qp45n8bqvh59">
+            <w:hyperlink w:history="1" r:id="rId5rxtgt0wuxnh8p2ixuf3n">
               <w:r>
                 <w:rPr>
                   <w:rFonts w:ascii="Arial" w:cs="Arial" w:eastAsia="Arial" w:hAnsi="Arial"/>
@@ -24933,7 +25484,7 @@
               <w:spacing w:after="10" w:before="0"/>
               <w:ind w:left="120"/>
             </w:pPr>
-            <w:hyperlink w:history="1" r:id="rIdxsuijfvy2ontlwr2k10gq">
+            <w:hyperlink w:history="1" r:id="rIdq3zueqhkwcctfhnvlawe3">
               <w:r>
                 <w:rPr>
                   <w:rFonts w:ascii="Arial" w:cs="Arial" w:eastAsia="Arial" w:hAnsi="Arial"/>
@@ -24978,7 +25529,7 @@
             <w:pPr>
               <w:spacing w:after="20" w:before="0"/>
             </w:pPr>
-            <w:hyperlink w:history="1" r:id="rId45ncedjf3ob4bzw6qll-5">
+            <w:hyperlink w:history="1" r:id="rId7sfyhok2qlj6nhevtbnxk">
               <w:r>
                 <w:rPr>
                   <w:rFonts w:ascii="Arial" w:cs="Arial" w:eastAsia="Arial" w:hAnsi="Arial"/>
@@ -25011,7 +25562,7 @@
               <w:spacing w:after="10" w:before="0"/>
               <w:ind w:left="120"/>
             </w:pPr>
-            <w:hyperlink w:history="1" r:id="rIdxoytzjotj1nbrvvj4ig-n">
+            <w:hyperlink w:history="1" r:id="rIdt5bdbe2np6z5gmaagby4i">
               <w:r>
                 <w:rPr>
                   <w:rFonts w:ascii="Arial" w:cs="Arial" w:eastAsia="Arial" w:hAnsi="Arial"/>
@@ -25039,6 +25590,7 @@
           </w:tcPr>
           <w:p>
             <w:pPr>
+              <w:keepNext w:val="false"/>
               <w:spacing w:after="40" w:before="0"/>
               <w:jc w:val="left"/>
             </w:pPr>
@@ -25071,6 +25623,7 @@
           </w:tcPr>
           <w:p>
             <w:pPr>
+              <w:keepNext w:val="false"/>
               <w:spacing w:after="40" w:before="0"/>
               <w:jc w:val="left"/>
             </w:pPr>
@@ -25103,6 +25656,7 @@
           </w:tcPr>
           <w:p>
             <w:pPr>
+              <w:keepNext w:val="false"/>
               <w:spacing w:after="40" w:before="0"/>
               <w:jc w:val="left"/>
             </w:pPr>
@@ -25135,6 +25689,7 @@
           </w:tcPr>
           <w:p>
             <w:pPr>
+              <w:keepNext w:val="false"/>
               <w:spacing w:after="40" w:before="0"/>
               <w:jc w:val="left"/>
             </w:pPr>
@@ -25169,6 +25724,7 @@
           </w:tcPr>
           <w:p>
             <w:pPr>
+              <w:keepNext w:val="false"/>
               <w:spacing w:after="40" w:before="0"/>
               <w:jc w:val="left"/>
             </w:pPr>
@@ -25206,7 +25762,7 @@
             <w:pPr>
               <w:spacing w:after="20" w:before="0"/>
             </w:pPr>
-            <w:hyperlink w:history="1" r:id="rIdjk_-il5cqnnmnh-yaeutz">
+            <w:hyperlink w:history="1" r:id="rIdxfng8baagyszdmyqkpmur">
               <w:r>
                 <w:rPr>
                   <w:rFonts w:ascii="Arial" w:cs="Arial" w:eastAsia="Arial" w:hAnsi="Arial"/>
@@ -25239,7 +25795,7 @@
               <w:spacing w:after="10" w:before="0"/>
               <w:ind w:left="120"/>
             </w:pPr>
-            <w:hyperlink w:history="1" r:id="rIdo9qrcm9ltdnbmb6ivizna">
+            <w:hyperlink w:history="1" r:id="rIdpfnx4ylghhcbv1lztujsj">
               <w:r>
                 <w:rPr>
                   <w:rFonts w:ascii="Arial" w:cs="Arial" w:eastAsia="Arial" w:hAnsi="Arial"/>
@@ -25284,7 +25840,7 @@
             <w:pPr>
               <w:spacing w:after="20" w:before="0"/>
             </w:pPr>
-            <w:hyperlink w:history="1" r:id="rIdhoqhcxnesl5rpj0rkwgb-">
+            <w:hyperlink w:history="1" r:id="rIdtb5smublbhhlitxz-e_mh">
               <w:r>
                 <w:rPr>
                   <w:rFonts w:ascii="Arial" w:cs="Arial" w:eastAsia="Arial" w:hAnsi="Arial"/>
@@ -25317,7 +25873,7 @@
               <w:spacing w:after="10" w:before="0"/>
               <w:ind w:left="120"/>
             </w:pPr>
-            <w:hyperlink w:history="1" r:id="rIdpamialifn4513wnt1auk-">
+            <w:hyperlink w:history="1" r:id="rId12yse6czujxp-srk7t3et">
               <w:r>
                 <w:rPr>
                   <w:rFonts w:ascii="Arial" w:cs="Arial" w:eastAsia="Arial" w:hAnsi="Arial"/>
@@ -25345,6 +25901,7 @@
           </w:tcPr>
           <w:p>
             <w:pPr>
+              <w:keepNext w:val="false"/>
               <w:spacing w:after="40" w:before="0"/>
               <w:jc w:val="left"/>
             </w:pPr>
@@ -25377,6 +25934,7 @@
           </w:tcPr>
           <w:p>
             <w:pPr>
+              <w:keepNext w:val="false"/>
               <w:spacing w:after="40" w:before="0"/>
               <w:jc w:val="left"/>
             </w:pPr>
@@ -25409,6 +25967,7 @@
           </w:tcPr>
           <w:p>
             <w:pPr>
+              <w:keepNext w:val="false"/>
               <w:spacing w:after="40" w:before="0"/>
               <w:jc w:val="left"/>
             </w:pPr>
@@ -25441,6 +26000,7 @@
           </w:tcPr>
           <w:p>
             <w:pPr>
+              <w:keepNext w:val="false"/>
               <w:spacing w:after="40" w:before="0"/>
               <w:jc w:val="left"/>
             </w:pPr>
@@ -25475,6 +26035,7 @@
           </w:tcPr>
           <w:p>
             <w:pPr>
+              <w:keepNext w:val="false"/>
               <w:spacing w:after="40" w:before="0"/>
               <w:jc w:val="left"/>
             </w:pPr>
@@ -25512,7 +26073,7 @@
             <w:pPr>
               <w:spacing w:after="20" w:before="0"/>
             </w:pPr>
-            <w:hyperlink w:history="1" r:id="rId7ktk4in_pezp37aforadt">
+            <w:hyperlink w:history="1" r:id="rIdsuettggmqhqxu5efm1ogh">
               <w:r>
                 <w:rPr>
                   <w:rFonts w:ascii="Arial" w:cs="Arial" w:eastAsia="Arial" w:hAnsi="Arial"/>
@@ -25545,7 +26106,7 @@
               <w:spacing w:after="10" w:before="0"/>
               <w:ind w:left="120"/>
             </w:pPr>
-            <w:hyperlink w:history="1" r:id="rId9f32wgy-p2kgesvyftcjc">
+            <w:hyperlink w:history="1" r:id="rIdwe8_aoyhgvukikcllwfug">
               <w:r>
                 <w:rPr>
                   <w:rFonts w:ascii="Arial" w:cs="Arial" w:eastAsia="Arial" w:hAnsi="Arial"/>
@@ -25590,7 +26151,7 @@
             <w:pPr>
               <w:spacing w:after="20" w:before="0"/>
             </w:pPr>
-            <w:hyperlink w:history="1" r:id="rIdhep1kgxosotxr6a6yxlnb">
+            <w:hyperlink w:history="1" r:id="rIdy2ljm-h4s_tp22dvbd5y2">
               <w:r>
                 <w:rPr>
                   <w:rFonts w:ascii="Arial" w:cs="Arial" w:eastAsia="Arial" w:hAnsi="Arial"/>
@@ -25639,7 +26200,7 @@
               <w:spacing w:after="10" w:before="0"/>
               <w:ind w:left="120"/>
             </w:pPr>
-            <w:hyperlink w:history="1" r:id="rIdllxixnn53khfld1lxhevn">
+            <w:hyperlink w:history="1" r:id="rIdzs7fbim8ygaj6trly5d9h">
               <w:r>
                 <w:rPr>
                   <w:rFonts w:ascii="Arial" w:cs="Arial" w:eastAsia="Arial" w:hAnsi="Arial"/>
@@ -25667,6 +26228,7 @@
           </w:tcPr>
           <w:p>
             <w:pPr>
+              <w:keepNext w:val="false"/>
               <w:spacing w:after="40" w:before="0"/>
               <w:jc w:val="left"/>
             </w:pPr>
@@ -25699,6 +26261,7 @@
           </w:tcPr>
           <w:p>
             <w:pPr>
+              <w:keepNext w:val="false"/>
               <w:spacing w:after="40" w:before="0"/>
               <w:jc w:val="left"/>
             </w:pPr>
@@ -25731,6 +26294,7 @@
           </w:tcPr>
           <w:p>
             <w:pPr>
+              <w:keepNext w:val="false"/>
               <w:spacing w:after="40" w:before="0"/>
               <w:jc w:val="left"/>
             </w:pPr>
@@ -25763,6 +26327,7 @@
           </w:tcPr>
           <w:p>
             <w:pPr>
+              <w:keepNext w:val="false"/>
               <w:spacing w:after="40" w:before="0"/>
               <w:jc w:val="left"/>
             </w:pPr>
@@ -25797,6 +26362,7 @@
           </w:tcPr>
           <w:p>
             <w:pPr>
+              <w:keepNext w:val="false"/>
               <w:spacing w:after="40" w:before="0"/>
               <w:jc w:val="left"/>
             </w:pPr>
@@ -25834,7 +26400,7 @@
             <w:pPr>
               <w:spacing w:after="20" w:before="0"/>
             </w:pPr>
-            <w:hyperlink w:history="1" r:id="rIdpzx3eqflpgjnohnc5vsnc">
+            <w:hyperlink w:history="1" r:id="rId94n8xxjwknvrumxcunjtt">
               <w:r>
                 <w:rPr>
                   <w:rFonts w:ascii="Arial" w:cs="Arial" w:eastAsia="Arial" w:hAnsi="Arial"/>
@@ -25867,7 +26433,7 @@
               <w:spacing w:after="10" w:before="0"/>
               <w:ind w:left="120"/>
             </w:pPr>
-            <w:hyperlink w:history="1" r:id="rIdds1y3bs_gsfdq3gvfotdl">
+            <w:hyperlink w:history="1" r:id="rIdkb9lc9u3eqhucyy5j0hqj">
               <w:r>
                 <w:rPr>
                   <w:rFonts w:ascii="Arial" w:cs="Arial" w:eastAsia="Arial" w:hAnsi="Arial"/>
@@ -25912,7 +26478,7 @@
             <w:pPr>
               <w:spacing w:after="20" w:before="0"/>
             </w:pPr>
-            <w:hyperlink w:history="1" r:id="rIdwi8-srx_wc-8qo-v6s6tf">
+            <w:hyperlink w:history="1" r:id="rIdyeeiuhjnyagvo1trl6hl1">
               <w:r>
                 <w:rPr>
                   <w:rFonts w:ascii="Arial" w:cs="Arial" w:eastAsia="Arial" w:hAnsi="Arial"/>
@@ -25961,7 +26527,7 @@
               <w:spacing w:after="10" w:before="0"/>
               <w:ind w:left="120"/>
             </w:pPr>
-            <w:hyperlink w:history="1" r:id="rIdxezrnnx3ho3m9i881ohob">
+            <w:hyperlink w:history="1" r:id="rIdj0bpfmdyddpz1xfcssnd-">
               <w:r>
                 <w:rPr>
                   <w:rFonts w:ascii="Arial" w:cs="Arial" w:eastAsia="Arial" w:hAnsi="Arial"/>
@@ -25989,6 +26555,7 @@
           </w:tcPr>
           <w:p>
             <w:pPr>
+              <w:keepNext w:val="false"/>
               <w:spacing w:after="40" w:before="0"/>
               <w:jc w:val="left"/>
             </w:pPr>
@@ -26021,6 +26588,7 @@
           </w:tcPr>
           <w:p>
             <w:pPr>
+              <w:keepNext w:val="false"/>
               <w:spacing w:after="40" w:before="0"/>
               <w:jc w:val="left"/>
             </w:pPr>
@@ -26053,6 +26621,7 @@
           </w:tcPr>
           <w:p>
             <w:pPr>
+              <w:keepNext w:val="false"/>
               <w:spacing w:after="40" w:before="0"/>
               <w:jc w:val="left"/>
             </w:pPr>
@@ -26085,6 +26654,7 @@
           </w:tcPr>
           <w:p>
             <w:pPr>
+              <w:keepNext w:val="false"/>
               <w:spacing w:after="40" w:before="0"/>
               <w:jc w:val="left"/>
             </w:pPr>
@@ -26119,6 +26689,7 @@
           </w:tcPr>
           <w:p>
             <w:pPr>
+              <w:keepNext w:val="false"/>
               <w:spacing w:after="40" w:before="0"/>
               <w:jc w:val="left"/>
             </w:pPr>
@@ -26156,7 +26727,7 @@
             <w:pPr>
               <w:spacing w:after="20" w:before="0"/>
             </w:pPr>
-            <w:hyperlink w:history="1" r:id="rId2loxr24bcfs3dntc4vjrh">
+            <w:hyperlink w:history="1" r:id="rIdndm8l9ob9afngx17g3jm_">
               <w:r>
                 <w:rPr>
                   <w:rFonts w:ascii="Arial" w:cs="Arial" w:eastAsia="Arial" w:hAnsi="Arial"/>
@@ -26205,7 +26776,7 @@
               <w:spacing w:after="10" w:before="0"/>
               <w:ind w:left="120"/>
             </w:pPr>
-            <w:hyperlink w:history="1" r:id="rIdxwnfgukiskpyxpuuffzl3">
+            <w:hyperlink w:history="1" r:id="rIdahcn3_ayoedp8kmvw8fvx">
               <w:r>
                 <w:rPr>
                   <w:rFonts w:ascii="Arial" w:cs="Arial" w:eastAsia="Arial" w:hAnsi="Arial"/>
@@ -26250,7 +26821,7 @@
             <w:pPr>
               <w:spacing w:after="20" w:before="0"/>
             </w:pPr>
-            <w:hyperlink w:history="1" r:id="rIddmyp0ll9u0e-1ljua-6nm">
+            <w:hyperlink w:history="1" r:id="rIdxkdhyc3dsrm67hudlz6b8">
               <w:r>
                 <w:rPr>
                   <w:rFonts w:ascii="Arial" w:cs="Arial" w:eastAsia="Arial" w:hAnsi="Arial"/>
@@ -26299,7 +26870,7 @@
               <w:spacing w:after="10" w:before="0"/>
               <w:ind w:left="120"/>
             </w:pPr>
-            <w:hyperlink w:history="1" r:id="rIdhzu4wcpvgrpjaxw-4bwyz">
+            <w:hyperlink w:history="1" r:id="rIdnqahnjysytl2i8pvjpa8f">
               <w:r>
                 <w:rPr>
                   <w:rFonts w:ascii="Arial" w:cs="Arial" w:eastAsia="Arial" w:hAnsi="Arial"/>
@@ -26327,6 +26898,7 @@
           </w:tcPr>
           <w:p>
             <w:pPr>
+              <w:keepNext w:val="false"/>
               <w:spacing w:after="40" w:before="0"/>
               <w:jc w:val="left"/>
             </w:pPr>
@@ -26359,6 +26931,7 @@
           </w:tcPr>
           <w:p>
             <w:pPr>
+              <w:keepNext w:val="false"/>
               <w:spacing w:after="40" w:before="0"/>
               <w:jc w:val="left"/>
             </w:pPr>
@@ -26391,6 +26964,7 @@
           </w:tcPr>
           <w:p>
             <w:pPr>
+              <w:keepNext w:val="false"/>
               <w:spacing w:after="40" w:before="0"/>
               <w:jc w:val="left"/>
             </w:pPr>
@@ -26423,6 +26997,7 @@
           </w:tcPr>
           <w:p>
             <w:pPr>
+              <w:keepNext w:val="false"/>
               <w:spacing w:after="40" w:before="0"/>
               <w:jc w:val="left"/>
             </w:pPr>
@@ -26482,6 +27057,7 @@
           </w:tcPr>
           <w:p>
             <w:pPr>
+              <w:keepNext w:val="false"/>
               <w:spacing w:after="40" w:before="0"/>
               <w:jc w:val="center"/>
             </w:pPr>
@@ -26516,6 +27092,7 @@
           </w:tcPr>
           <w:p>
             <w:pPr>
+              <w:keepNext w:val="false"/>
               <w:spacing w:after="40" w:before="0"/>
               <w:jc w:val="left"/>
             </w:pPr>
@@ -26577,6 +27154,7 @@
           </w:tcPr>
           <w:p>
             <w:pPr>
+              <w:keepNext w:val="false"/>
               <w:spacing w:after="40" w:before="0"/>
               <w:jc w:val="center"/>
             </w:pPr>
@@ -26611,6 +27189,7 @@
           </w:tcPr>
           <w:p>
             <w:pPr>
+              <w:keepNext w:val="false"/>
               <w:spacing w:after="40" w:before="0"/>
               <w:jc w:val="left"/>
             </w:pPr>
@@ -26643,6 +27222,7 @@
           </w:tcPr>
           <w:p>
             <w:pPr>
+              <w:keepNext w:val="false"/>
               <w:spacing w:after="40" w:before="0"/>
               <w:jc w:val="left"/>
             </w:pPr>
@@ -26677,6 +27257,7 @@
           </w:tcPr>
           <w:p>
             <w:pPr>
+              <w:keepNext w:val="false"/>
               <w:spacing w:after="40" w:before="0"/>
               <w:jc w:val="left"/>
             </w:pPr>
@@ -26709,6 +27290,7 @@
           </w:tcPr>
           <w:p>
             <w:pPr>
+              <w:keepNext w:val="false"/>
               <w:spacing w:after="40" w:before="0"/>
               <w:jc w:val="left"/>
             </w:pPr>
@@ -26743,6 +27325,7 @@
           </w:tcPr>
           <w:p>
             <w:pPr>
+              <w:keepNext w:val="false"/>
               <w:spacing w:after="40" w:before="0"/>
               <w:jc w:val="left"/>
             </w:pPr>
@@ -26775,6 +27358,7 @@
           </w:tcPr>
           <w:p>
             <w:pPr>
+              <w:keepNext w:val="false"/>
               <w:spacing w:after="40" w:before="0"/>
               <w:jc w:val="left"/>
             </w:pPr>
@@ -26811,7 +27395,7 @@
         </w:rPr>
         <w:t xml:space="preserve">© 2026 SeaVuria and ARES. Aligned with KICD objectives. Developed by SeaVuria; technical implementation by ARES (with AI assistance from Claude). Licensed under </w:t>
       </w:r>
-      <w:hyperlink w:history="1" r:id="rIdkgnmuflefst8lus1vlu1o">
+      <w:hyperlink w:history="1" r:id="rIdw0vyjr5igkpo9b9sv-yem">
         <w:r>
           <w:rPr>
             <w:rFonts w:ascii="Arial" w:cs="Arial" w:eastAsia="Arial" w:hAnsi="Arial"/>
@@ -26832,7 +27416,7 @@
         </w:rPr>
         <w:t xml:space="preserve"> (</w:t>
       </w:r>
-      <w:hyperlink w:history="1" r:id="rIdrt5jt9fl8xaue7d-q_9rz">
+      <w:hyperlink w:history="1" r:id="rId7wbuzgtxpwt2dmpkdow3m">
         <w:r>
           <w:rPr>
             <w:rFonts w:ascii="Arial" w:cs="Arial" w:eastAsia="Arial" w:hAnsi="Arial"/>
@@ -26893,6 +27477,7 @@
           </w:tcPr>
           <w:p>
             <w:pPr>
+              <w:keepNext w:val="false"/>
               <w:spacing w:after="40" w:before="0"/>
               <w:jc w:val="center"/>
             </w:pPr>
@@ -26927,6 +27512,7 @@
           </w:tcPr>
           <w:p>
             <w:pPr>
+              <w:keepNext w:val="false"/>
               <w:spacing w:after="40" w:before="0"/>
               <w:jc w:val="left"/>
             </w:pPr>
@@ -26959,6 +27545,7 @@
           </w:tcPr>
           <w:p>
             <w:pPr>
+              <w:keepNext w:val="false"/>
               <w:spacing w:after="40" w:before="0"/>
               <w:jc w:val="left"/>
             </w:pPr>
@@ -26991,6 +27578,7 @@
           </w:tcPr>
           <w:p>
             <w:pPr>
+              <w:keepNext w:val="false"/>
               <w:spacing w:after="40" w:before="0"/>
               <w:jc w:val="left"/>
             </w:pPr>
@@ -27025,6 +27613,7 @@
           </w:tcPr>
           <w:p>
             <w:pPr>
+              <w:keepNext w:val="false"/>
               <w:spacing w:after="40" w:before="0"/>
               <w:jc w:val="left"/>
             </w:pPr>
@@ -27057,6 +27646,7 @@
           </w:tcPr>
           <w:p>
             <w:pPr>
+              <w:keepNext w:val="false"/>
               <w:spacing w:after="40" w:before="0"/>
               <w:jc w:val="left"/>
             </w:pPr>
@@ -27089,6 +27679,7 @@
           </w:tcPr>
           <w:p>
             <w:pPr>
+              <w:keepNext w:val="false"/>
               <w:spacing w:after="40" w:before="0"/>
               <w:jc w:val="left"/>
             </w:pPr>
@@ -27123,6 +27714,7 @@
           </w:tcPr>
           <w:p>
             <w:pPr>
+              <w:keepNext w:val="false"/>
               <w:spacing w:after="40" w:before="0"/>
               <w:jc w:val="left"/>
             </w:pPr>
@@ -27155,6 +27747,7 @@
           </w:tcPr>
           <w:p>
             <w:pPr>
+              <w:keepNext w:val="false"/>
               <w:spacing w:after="40" w:before="0"/>
               <w:jc w:val="left"/>
             </w:pPr>
@@ -27187,6 +27780,7 @@
           </w:tcPr>
           <w:p>
             <w:pPr>
+              <w:keepNext w:val="false"/>
               <w:spacing w:after="40" w:before="0"/>
               <w:jc w:val="left"/>
             </w:pPr>
@@ -27221,6 +27815,7 @@
           </w:tcPr>
           <w:p>
             <w:pPr>
+              <w:keepNext w:val="false"/>
               <w:spacing w:after="40" w:before="0"/>
               <w:jc w:val="left"/>
             </w:pPr>
@@ -27253,6 +27848,7 @@
           </w:tcPr>
           <w:p>
             <w:pPr>
+              <w:keepNext w:val="false"/>
               <w:spacing w:after="40" w:before="0"/>
               <w:jc w:val="left"/>
             </w:pPr>
@@ -27285,6 +27881,7 @@
           </w:tcPr>
           <w:p>
             <w:pPr>
+              <w:keepNext w:val="false"/>
               <w:spacing w:after="40" w:before="0"/>
               <w:jc w:val="left"/>
             </w:pPr>

--- a/data/outputs/v2/Biology/SS1.3_Cell_Biology/Biology_Cell_Biology_CBE_LessonSequence.docx
+++ b/data/outputs/v2/Biology/SS1.3_Cell_Biology/Biology_Cell_Biology_CBE_LessonSequence.docx
@@ -2438,7 +2438,7 @@
         </w:rPr>
         <w:t xml:space="preserve">© 2026 SeaVuria and ARES. This work is licensed under a </w:t>
       </w:r>
-      <w:hyperlink w:history="1" r:id="rIdi19oac3ctoma3htctsvqr">
+      <w:hyperlink w:history="1" r:id="rIdjwwavdoyit-dzfy6si-pe">
         <w:r>
           <w:rPr>
             <w:rFonts w:ascii="Arial" w:cs="Arial" w:eastAsia="Arial" w:hAnsi="Arial"/>
@@ -2458,7 +2458,7 @@
         </w:rPr>
         <w:t xml:space="preserve"> (</w:t>
       </w:r>
-      <w:hyperlink w:history="1" r:id="rId79ywb2f4jtgv-ac58lhth">
+      <w:hyperlink w:history="1" r:id="rIdg5p6lsvan9ywwz3_vx_cx">
         <w:r>
           <w:rPr>
             <w:rFonts w:ascii="Arial" w:cs="Arial" w:eastAsia="Arial" w:hAnsi="Arial"/>
@@ -2478,7 +2478,7 @@
         </w:rPr>
         <w:t xml:space="preserve">). To view a copy of this license, visit </w:t>
       </w:r>
-      <w:hyperlink w:history="1" r:id="rIdtanx6mrsupyr-ioxj8qw5">
+      <w:hyperlink w:history="1" r:id="rIdzinmex2iswnylnsx44u9e">
         <w:r>
           <w:rPr>
             <w:rFonts w:ascii="Arial" w:cs="Arial" w:eastAsia="Arial" w:hAnsi="Arial"/>
@@ -3517,7 +3517,7 @@
             <w:pPr>
               <w:spacing w:after="20" w:before="0"/>
             </w:pPr>
-            <w:hyperlink w:history="1" r:id="rIdbbb8coph9rxjcaztgvcht">
+            <w:hyperlink w:history="1" r:id="rId8ryqksrl7uqrryezmfpoz">
               <w:r>
                 <w:rPr>
                   <w:rFonts w:ascii="Arial" w:cs="Arial" w:eastAsia="Arial" w:hAnsi="Arial"/>
@@ -3550,7 +3550,7 @@
               <w:spacing w:after="10" w:before="0"/>
               <w:ind w:left="120"/>
             </w:pPr>
-            <w:hyperlink w:history="1" r:id="rIdqie8ivzbbqypbcui5arbe">
+            <w:hyperlink w:history="1" r:id="rIda25x8hwwyvdepw4ztucn8">
               <w:r>
                 <w:rPr>
                   <w:rFonts w:ascii="Arial" w:cs="Arial" w:eastAsia="Arial" w:hAnsi="Arial"/>
@@ -3595,7 +3595,7 @@
             <w:pPr>
               <w:spacing w:after="20" w:before="0"/>
             </w:pPr>
-            <w:hyperlink w:history="1" r:id="rId_ynbgauef2sopvz_nhmkl">
+            <w:hyperlink w:history="1" r:id="rId2mrhs3so0sqpz-cruypvt">
               <w:r>
                 <w:rPr>
                   <w:rFonts w:ascii="Arial" w:cs="Arial" w:eastAsia="Arial" w:hAnsi="Arial"/>
@@ -3628,7 +3628,7 @@
               <w:spacing w:after="10" w:before="0"/>
               <w:ind w:left="120"/>
             </w:pPr>
-            <w:hyperlink w:history="1" r:id="rIdddjwefyzv3w-wy46mvxs6">
+            <w:hyperlink w:history="1" r:id="rId-gkqoystful6kw117ggax">
               <w:r>
                 <w:rPr>
                   <w:rFonts w:ascii="Arial" w:cs="Arial" w:eastAsia="Arial" w:hAnsi="Arial"/>
@@ -3828,7 +3828,7 @@
             <w:pPr>
               <w:spacing w:after="20" w:before="0"/>
             </w:pPr>
-            <w:hyperlink w:history="1" r:id="rIdqqa3uy3q74qwx9yqw5klv">
+            <w:hyperlink w:history="1" r:id="rIdw0vvxbgiczyaptgkes5ez">
               <w:r>
                 <w:rPr>
                   <w:rFonts w:ascii="Arial" w:cs="Arial" w:eastAsia="Arial" w:hAnsi="Arial"/>
@@ -3861,7 +3861,7 @@
               <w:spacing w:after="10" w:before="0"/>
               <w:ind w:left="120"/>
             </w:pPr>
-            <w:hyperlink w:history="1" r:id="rIdb8uwewu7vsftw989qqz5x">
+            <w:hyperlink w:history="1" r:id="rIdhadoobiyx0pn_zcmpdfgr">
               <w:r>
                 <w:rPr>
                   <w:rFonts w:ascii="Arial" w:cs="Arial" w:eastAsia="Arial" w:hAnsi="Arial"/>
@@ -3906,7 +3906,7 @@
             <w:pPr>
               <w:spacing w:after="20" w:before="0"/>
             </w:pPr>
-            <w:hyperlink w:history="1" r:id="rId9tggjsorgdqcfzroic7j3">
+            <w:hyperlink w:history="1" r:id="rIdj-syq6zdkphzqhnul46d-">
               <w:r>
                 <w:rPr>
                   <w:rFonts w:ascii="Arial" w:cs="Arial" w:eastAsia="Arial" w:hAnsi="Arial"/>
@@ -3939,7 +3939,7 @@
               <w:spacing w:after="10" w:before="0"/>
               <w:ind w:left="120"/>
             </w:pPr>
-            <w:hyperlink w:history="1" r:id="rIdvmw3fjiiodqjr65-dencp">
+            <w:hyperlink w:history="1" r:id="rIdepkp0twohac7vgab4aqy3">
               <w:r>
                 <w:rPr>
                   <w:rFonts w:ascii="Arial" w:cs="Arial" w:eastAsia="Arial" w:hAnsi="Arial"/>
@@ -4139,7 +4139,7 @@
             <w:pPr>
               <w:spacing w:after="20" w:before="0"/>
             </w:pPr>
-            <w:hyperlink w:history="1" r:id="rId8arlh0vidxkrgejkjjcsw">
+            <w:hyperlink w:history="1" r:id="rId_urdk_fhj2kuhhdcerkqx">
               <w:r>
                 <w:rPr>
                   <w:rFonts w:ascii="Arial" w:cs="Arial" w:eastAsia="Arial" w:hAnsi="Arial"/>
@@ -4172,7 +4172,7 @@
               <w:spacing w:after="10" w:before="0"/>
               <w:ind w:left="120"/>
             </w:pPr>
-            <w:hyperlink w:history="1" r:id="rIdknyiatl_z_t6an_qyugoc">
+            <w:hyperlink w:history="1" r:id="rIdsigxzh993oa37qwb0xb_y">
               <w:r>
                 <w:rPr>
                   <w:rFonts w:ascii="Arial" w:cs="Arial" w:eastAsia="Arial" w:hAnsi="Arial"/>
@@ -4217,7 +4217,7 @@
             <w:pPr>
               <w:spacing w:after="20" w:before="0"/>
             </w:pPr>
-            <w:hyperlink w:history="1" r:id="rIdsynxdnbwbsyd5oya40osv">
+            <w:hyperlink w:history="1" r:id="rIdqkooht4ztv_rrjiacs__c">
               <w:r>
                 <w:rPr>
                   <w:rFonts w:ascii="Arial" w:cs="Arial" w:eastAsia="Arial" w:hAnsi="Arial"/>
@@ -4266,7 +4266,7 @@
               <w:spacing w:after="10" w:before="0"/>
               <w:ind w:left="120"/>
             </w:pPr>
-            <w:hyperlink w:history="1" r:id="rIdbrpj9zoakylfrl3kghf_t">
+            <w:hyperlink w:history="1" r:id="rId1pilj5oemub5pgfoy1on4">
               <w:r>
                 <w:rPr>
                   <w:rFonts w:ascii="Arial" w:cs="Arial" w:eastAsia="Arial" w:hAnsi="Arial"/>
@@ -4466,7 +4466,7 @@
             <w:pPr>
               <w:spacing w:after="20" w:before="0"/>
             </w:pPr>
-            <w:hyperlink w:history="1" r:id="rIdqrlpaxgawjepp5eeo0wyp">
+            <w:hyperlink w:history="1" r:id="rIdetl-pnyv3btqjjsqml2e6">
               <w:r>
                 <w:rPr>
                   <w:rFonts w:ascii="Arial" w:cs="Arial" w:eastAsia="Arial" w:hAnsi="Arial"/>
@@ -4499,7 +4499,7 @@
               <w:spacing w:after="10" w:before="0"/>
               <w:ind w:left="120"/>
             </w:pPr>
-            <w:hyperlink w:history="1" r:id="rIduccnvxkp5cgtpi74fjlj-">
+            <w:hyperlink w:history="1" r:id="rIdxx7xyvewr5r7vpnmvx_mz">
               <w:r>
                 <w:rPr>
                   <w:rFonts w:ascii="Arial" w:cs="Arial" w:eastAsia="Arial" w:hAnsi="Arial"/>
@@ -4544,7 +4544,7 @@
             <w:pPr>
               <w:spacing w:after="20" w:before="0"/>
             </w:pPr>
-            <w:hyperlink w:history="1" r:id="rIdhbxlobws7hnibcxz71zxe">
+            <w:hyperlink w:history="1" r:id="rIdsfkzvd0xrsoicy5fny8w6">
               <w:r>
                 <w:rPr>
                   <w:rFonts w:ascii="Arial" w:cs="Arial" w:eastAsia="Arial" w:hAnsi="Arial"/>
@@ -4593,7 +4593,7 @@
               <w:spacing w:after="10" w:before="0"/>
               <w:ind w:left="120"/>
             </w:pPr>
-            <w:hyperlink w:history="1" r:id="rIdekjk6kbwyybyhbb4kvesc">
+            <w:hyperlink w:history="1" r:id="rIdyuefnpvfgs7m4ru8_k5zd">
               <w:r>
                 <w:rPr>
                   <w:rFonts w:ascii="Arial" w:cs="Arial" w:eastAsia="Arial" w:hAnsi="Arial"/>
@@ -4793,7 +4793,7 @@
             <w:pPr>
               <w:spacing w:after="20" w:before="0"/>
             </w:pPr>
-            <w:hyperlink w:history="1" r:id="rIdydfbilihd3zocfsgqauq9">
+            <w:hyperlink w:history="1" r:id="rIdfd8uxz5t3divmc4uqhf_f">
               <w:r>
                 <w:rPr>
                   <w:rFonts w:ascii="Arial" w:cs="Arial" w:eastAsia="Arial" w:hAnsi="Arial"/>
@@ -4842,7 +4842,7 @@
               <w:spacing w:after="10" w:before="0"/>
               <w:ind w:left="120"/>
             </w:pPr>
-            <w:hyperlink w:history="1" r:id="rIdh5xwzrg71nvqrzvafgdil">
+            <w:hyperlink w:history="1" r:id="rIdnmvh0ursd3en4rdhtknlq">
               <w:r>
                 <w:rPr>
                   <w:rFonts w:ascii="Arial" w:cs="Arial" w:eastAsia="Arial" w:hAnsi="Arial"/>
@@ -4887,7 +4887,7 @@
             <w:pPr>
               <w:spacing w:after="20" w:before="0"/>
             </w:pPr>
-            <w:hyperlink w:history="1" r:id="rId04mftonsoys2oxx0gxnoh">
+            <w:hyperlink w:history="1" r:id="rIdkmsh7khbwfz5g3ochjhby">
               <w:r>
                 <w:rPr>
                   <w:rFonts w:ascii="Arial" w:cs="Arial" w:eastAsia="Arial" w:hAnsi="Arial"/>
@@ -4920,7 +4920,7 @@
               <w:spacing w:after="10" w:before="0"/>
               <w:ind w:left="120"/>
             </w:pPr>
-            <w:hyperlink w:history="1" r:id="rIdpgjxworncnjufcewp0k46">
+            <w:hyperlink w:history="1" r:id="rId_qxehma6ze189-t9zmfry">
               <w:r>
                 <w:rPr>
                   <w:rFonts w:ascii="Arial" w:cs="Arial" w:eastAsia="Arial" w:hAnsi="Arial"/>
@@ -5565,7 +5565,7 @@
         </w:rPr>
         <w:t xml:space="preserve">© 2026 SeaVuria and ARES. Aligned with KICD objectives. Developed by SeaVuria; technical implementation by ARES (with AI assistance from Claude). Licensed under </w:t>
       </w:r>
-      <w:hyperlink w:history="1" r:id="rId7fwgmf4vnmgxitkvk_6u8">
+      <w:hyperlink w:history="1" r:id="rIdcunet3nwbbtbsxoguk8-3">
         <w:r>
           <w:rPr>
             <w:rFonts w:ascii="Arial" w:cs="Arial" w:eastAsia="Arial" w:hAnsi="Arial"/>
@@ -5586,7 +5586,7 @@
         </w:rPr>
         <w:t xml:space="preserve"> (</w:t>
       </w:r>
-      <w:hyperlink w:history="1" r:id="rIdyiphttvtzz8mgicw82hjz">
+      <w:hyperlink w:history="1" r:id="rIdixcsouzpxnwmil8dnopvg">
         <w:r>
           <w:rPr>
             <w:rFonts w:ascii="Arial" w:cs="Arial" w:eastAsia="Arial" w:hAnsi="Arial"/>
@@ -6626,7 +6626,7 @@
             <w:pPr>
               <w:spacing w:after="20" w:before="0"/>
             </w:pPr>
-            <w:hyperlink w:history="1" r:id="rIdpp4wprubhcje2ouytop-r">
+            <w:hyperlink w:history="1" r:id="rIdwhv17skdpfgz4ipnnykgq">
               <w:r>
                 <w:rPr>
                   <w:rFonts w:ascii="Arial" w:cs="Arial" w:eastAsia="Arial" w:hAnsi="Arial"/>
@@ -6659,7 +6659,7 @@
               <w:spacing w:after="10" w:before="0"/>
               <w:ind w:left="120"/>
             </w:pPr>
-            <w:hyperlink w:history="1" r:id="rIdxmullr6uv7abwwxzler9k">
+            <w:hyperlink w:history="1" r:id="rIdskn6mme1gwc070al3sa5d">
               <w:r>
                 <w:rPr>
                   <w:rFonts w:ascii="Arial" w:cs="Arial" w:eastAsia="Arial" w:hAnsi="Arial"/>
@@ -6704,7 +6704,7 @@
             <w:pPr>
               <w:spacing w:after="20" w:before="0"/>
             </w:pPr>
-            <w:hyperlink w:history="1" r:id="rId-ulgufxaagethz883bdsw">
+            <w:hyperlink w:history="1" r:id="rIdngjzx-faykj_xe-msp2ay">
               <w:r>
                 <w:rPr>
                   <w:rFonts w:ascii="Arial" w:cs="Arial" w:eastAsia="Arial" w:hAnsi="Arial"/>
@@ -6737,7 +6737,7 @@
               <w:spacing w:after="10" w:before="0"/>
               <w:ind w:left="120"/>
             </w:pPr>
-            <w:hyperlink w:history="1" r:id="rId6z1zhlz050dlowt6h7yqp">
+            <w:hyperlink w:history="1" r:id="rIdy7o4a2omhu7f4pxl-t1vx">
               <w:r>
                 <w:rPr>
                   <w:rFonts w:ascii="Arial" w:cs="Arial" w:eastAsia="Arial" w:hAnsi="Arial"/>
@@ -6937,7 +6937,7 @@
             <w:pPr>
               <w:spacing w:after="20" w:before="0"/>
             </w:pPr>
-            <w:hyperlink w:history="1" r:id="rIdiffmrsqm2ufdox1hndvap">
+            <w:hyperlink w:history="1" r:id="rIdvtwyl0ftqpkucunowhkke">
               <w:r>
                 <w:rPr>
                   <w:rFonts w:ascii="Arial" w:cs="Arial" w:eastAsia="Arial" w:hAnsi="Arial"/>
@@ -6970,7 +6970,7 @@
               <w:spacing w:after="10" w:before="0"/>
               <w:ind w:left="120"/>
             </w:pPr>
-            <w:hyperlink w:history="1" r:id="rIdtkp8a7arg9zznclbdg9he">
+            <w:hyperlink w:history="1" r:id="rIdg8skqxej0isy9t2b_i0rt">
               <w:r>
                 <w:rPr>
                   <w:rFonts w:ascii="Arial" w:cs="Arial" w:eastAsia="Arial" w:hAnsi="Arial"/>
@@ -7015,7 +7015,7 @@
             <w:pPr>
               <w:spacing w:after="20" w:before="0"/>
             </w:pPr>
-            <w:hyperlink w:history="1" r:id="rIdac8i3mzhl8ovebcu7i8i7">
+            <w:hyperlink w:history="1" r:id="rIdacgkqrxbgvaslz5fwpqjk">
               <w:r>
                 <w:rPr>
                   <w:rFonts w:ascii="Arial" w:cs="Arial" w:eastAsia="Arial" w:hAnsi="Arial"/>
@@ -7048,7 +7048,7 @@
               <w:spacing w:after="10" w:before="0"/>
               <w:ind w:left="120"/>
             </w:pPr>
-            <w:hyperlink w:history="1" r:id="rIdqeaej2yqdn_5kqr01kmfe">
+            <w:hyperlink w:history="1" r:id="rIdub2ai1nwwf2p852yyspur">
               <w:r>
                 <w:rPr>
                   <w:rFonts w:ascii="Arial" w:cs="Arial" w:eastAsia="Arial" w:hAnsi="Arial"/>
@@ -7248,7 +7248,7 @@
             <w:pPr>
               <w:spacing w:after="20" w:before="0"/>
             </w:pPr>
-            <w:hyperlink w:history="1" r:id="rId95ejnbyf1zkpetmvrvkcl">
+            <w:hyperlink w:history="1" r:id="rIdguqnibmu-dsdrk_yctgul">
               <w:r>
                 <w:rPr>
                   <w:rFonts w:ascii="Arial" w:cs="Arial" w:eastAsia="Arial" w:hAnsi="Arial"/>
@@ -7297,7 +7297,7 @@
               <w:spacing w:after="10" w:before="0"/>
               <w:ind w:left="120"/>
             </w:pPr>
-            <w:hyperlink w:history="1" r:id="rIdzozo_czvtg5payvbe78kd">
+            <w:hyperlink w:history="1" r:id="rIdtqamcptuiqpubpl-lj2vy">
               <w:r>
                 <w:rPr>
                   <w:rFonts w:ascii="Arial" w:cs="Arial" w:eastAsia="Arial" w:hAnsi="Arial"/>
@@ -7342,7 +7342,7 @@
             <w:pPr>
               <w:spacing w:after="20" w:before="0"/>
             </w:pPr>
-            <w:hyperlink w:history="1" r:id="rIdylj1qb8ftvguswcn_nxsh">
+            <w:hyperlink w:history="1" r:id="rIdug8hur1d_7kuawwpjilu7">
               <w:r>
                 <w:rPr>
                   <w:rFonts w:ascii="Arial" w:cs="Arial" w:eastAsia="Arial" w:hAnsi="Arial"/>
@@ -7375,7 +7375,7 @@
               <w:spacing w:after="10" w:before="0"/>
               <w:ind w:left="120"/>
             </w:pPr>
-            <w:hyperlink w:history="1" r:id="rIdy7eb2y3qe71hm4pondqud">
+            <w:hyperlink w:history="1" r:id="rIdue_0ab1czhsjs6zn6rrle">
               <w:r>
                 <w:rPr>
                   <w:rFonts w:ascii="Arial" w:cs="Arial" w:eastAsia="Arial" w:hAnsi="Arial"/>
@@ -7575,7 +7575,7 @@
             <w:pPr>
               <w:spacing w:after="20" w:before="0"/>
             </w:pPr>
-            <w:hyperlink w:history="1" r:id="rIdalv58lyvz73xjxdz0dzwu">
+            <w:hyperlink w:history="1" r:id="rIdccm_zj-qnau52lyx2hbya">
               <w:r>
                 <w:rPr>
                   <w:rFonts w:ascii="Arial" w:cs="Arial" w:eastAsia="Arial" w:hAnsi="Arial"/>
@@ -7624,7 +7624,7 @@
               <w:spacing w:after="10" w:before="0"/>
               <w:ind w:left="120"/>
             </w:pPr>
-            <w:hyperlink w:history="1" r:id="rIdoev-pv1dskzyw-ntplngj">
+            <w:hyperlink w:history="1" r:id="rIdyexadbf7ueci1yirmrpt5">
               <w:r>
                 <w:rPr>
                   <w:rFonts w:ascii="Arial" w:cs="Arial" w:eastAsia="Arial" w:hAnsi="Arial"/>
@@ -7669,7 +7669,7 @@
             <w:pPr>
               <w:spacing w:after="20" w:before="0"/>
             </w:pPr>
-            <w:hyperlink w:history="1" r:id="rIdwwm7urvdcwks73m22kpnt">
+            <w:hyperlink w:history="1" r:id="rIdrj4tcp7ohlsxxvicl1g0s">
               <w:r>
                 <w:rPr>
                   <w:rFonts w:ascii="Arial" w:cs="Arial" w:eastAsia="Arial" w:hAnsi="Arial"/>
@@ -7702,7 +7702,7 @@
               <w:spacing w:after="10" w:before="0"/>
               <w:ind w:left="120"/>
             </w:pPr>
-            <w:hyperlink w:history="1" r:id="rIdtxl1spgeyq96ybuoqmxcb">
+            <w:hyperlink w:history="1" r:id="rIdeiunne3hfe7gqlvf6bmsr">
               <w:r>
                 <w:rPr>
                   <w:rFonts w:ascii="Arial" w:cs="Arial" w:eastAsia="Arial" w:hAnsi="Arial"/>
@@ -7902,7 +7902,7 @@
             <w:pPr>
               <w:spacing w:after="20" w:before="0"/>
             </w:pPr>
-            <w:hyperlink w:history="1" r:id="rIdizbfw5zrzsjdf5er8he_7">
+            <w:hyperlink w:history="1" r:id="rIdmbpiqz9jyszectuqgqlxw">
               <w:r>
                 <w:rPr>
                   <w:rFonts w:ascii="Arial" w:cs="Arial" w:eastAsia="Arial" w:hAnsi="Arial"/>
@@ -7935,7 +7935,7 @@
               <w:spacing w:after="10" w:before="0"/>
               <w:ind w:left="120"/>
             </w:pPr>
-            <w:hyperlink w:history="1" r:id="rIdvxw02hs1wsguqv-uumjww">
+            <w:hyperlink w:history="1" r:id="rIdwadqzhjqus4c_2-ls10kh">
               <w:r>
                 <w:rPr>
                   <w:rFonts w:ascii="Arial" w:cs="Arial" w:eastAsia="Arial" w:hAnsi="Arial"/>
@@ -7980,7 +7980,7 @@
             <w:pPr>
               <w:spacing w:after="20" w:before="0"/>
             </w:pPr>
-            <w:hyperlink w:history="1" r:id="rIdylbpbdlp0ebjnfr4ubdzw">
+            <w:hyperlink w:history="1" r:id="rIdv1dcigcziuitrjmovgs5j">
               <w:r>
                 <w:rPr>
                   <w:rFonts w:ascii="Arial" w:cs="Arial" w:eastAsia="Arial" w:hAnsi="Arial"/>
@@ -8013,7 +8013,7 @@
               <w:spacing w:after="10" w:before="0"/>
               <w:ind w:left="120"/>
             </w:pPr>
-            <w:hyperlink w:history="1" r:id="rIdex9h5y6kxp7niy-s0vl9j">
+            <w:hyperlink w:history="1" r:id="rId3paoy7aqzee-zawyduaqa">
               <w:r>
                 <w:rPr>
                   <w:rFonts w:ascii="Arial" w:cs="Arial" w:eastAsia="Arial" w:hAnsi="Arial"/>
@@ -8538,7 +8538,7 @@
         </w:rPr>
         <w:t xml:space="preserve">© 2026 SeaVuria and ARES. Aligned with KICD objectives. Developed by SeaVuria; technical implementation by ARES (with AI assistance from Claude). Licensed under </w:t>
       </w:r>
-      <w:hyperlink w:history="1" r:id="rIdhvzxtafeikwigdhrd1gzj">
+      <w:hyperlink w:history="1" r:id="rIdt-hyzjzfd4xmux6p72dzi">
         <w:r>
           <w:rPr>
             <w:rFonts w:ascii="Arial" w:cs="Arial" w:eastAsia="Arial" w:hAnsi="Arial"/>
@@ -8559,7 +8559,7 @@
         </w:rPr>
         <w:t xml:space="preserve"> (</w:t>
       </w:r>
-      <w:hyperlink w:history="1" r:id="rIdxu3zkpev34odhyfj_wr_q">
+      <w:hyperlink w:history="1" r:id="rIdiashqw82qrvdge2ifeg9g">
         <w:r>
           <w:rPr>
             <w:rFonts w:ascii="Arial" w:cs="Arial" w:eastAsia="Arial" w:hAnsi="Arial"/>
@@ -9599,7 +9599,7 @@
             <w:pPr>
               <w:spacing w:after="20" w:before="0"/>
             </w:pPr>
-            <w:hyperlink w:history="1" r:id="rIdoabrfxodyphunuhbys9x4">
+            <w:hyperlink w:history="1" r:id="rIdw2ye8q8dlsqmcdve3jjmy">
               <w:r>
                 <w:rPr>
                   <w:rFonts w:ascii="Arial" w:cs="Arial" w:eastAsia="Arial" w:hAnsi="Arial"/>
@@ -9632,7 +9632,7 @@
               <w:spacing w:after="10" w:before="0"/>
               <w:ind w:left="120"/>
             </w:pPr>
-            <w:hyperlink w:history="1" r:id="rIdgt_w5ashs2wdwj3cuecnk">
+            <w:hyperlink w:history="1" r:id="rIdn_cnsj7ycqbxebwgxvcwe">
               <w:r>
                 <w:rPr>
                   <w:rFonts w:ascii="Arial" w:cs="Arial" w:eastAsia="Arial" w:hAnsi="Arial"/>
@@ -9677,7 +9677,7 @@
             <w:pPr>
               <w:spacing w:after="20" w:before="0"/>
             </w:pPr>
-            <w:hyperlink w:history="1" r:id="rIdxoxlpbzbjc1axt1mqi4zm">
+            <w:hyperlink w:history="1" r:id="rIdl7wtgurukla3njnocfqma">
               <w:r>
                 <w:rPr>
                   <w:rFonts w:ascii="Arial" w:cs="Arial" w:eastAsia="Arial" w:hAnsi="Arial"/>
@@ -9710,7 +9710,7 @@
               <w:spacing w:after="10" w:before="0"/>
               <w:ind w:left="120"/>
             </w:pPr>
-            <w:hyperlink w:history="1" r:id="rIdsyfsckyonlmgc_bmmppcj">
+            <w:hyperlink w:history="1" r:id="rIdwf5qum5sexs9af51obed7">
               <w:r>
                 <w:rPr>
                   <w:rFonts w:ascii="Arial" w:cs="Arial" w:eastAsia="Arial" w:hAnsi="Arial"/>
@@ -9990,7 +9990,7 @@
             <w:pPr>
               <w:spacing w:after="20" w:before="0"/>
             </w:pPr>
-            <w:hyperlink w:history="1" r:id="rIdmlv_dospokbn3cdw8k7u3">
+            <w:hyperlink w:history="1" r:id="rIdeei8vlkx-y7hckslvheke">
               <w:r>
                 <w:rPr>
                   <w:rFonts w:ascii="Arial" w:cs="Arial" w:eastAsia="Arial" w:hAnsi="Arial"/>
@@ -10023,7 +10023,7 @@
               <w:spacing w:after="10" w:before="0"/>
               <w:ind w:left="120"/>
             </w:pPr>
-            <w:hyperlink w:history="1" r:id="rIdb3bm6-emwishdrwzefzzg">
+            <w:hyperlink w:history="1" r:id="rIdejb4yi5_r989xyintmrdy">
               <w:r>
                 <w:rPr>
                   <w:rFonts w:ascii="Arial" w:cs="Arial" w:eastAsia="Arial" w:hAnsi="Arial"/>
@@ -10068,7 +10068,7 @@
             <w:pPr>
               <w:spacing w:after="20" w:before="0"/>
             </w:pPr>
-            <w:hyperlink w:history="1" r:id="rIdj4mbq024bov_mtz3gae1c">
+            <w:hyperlink w:history="1" r:id="rIdaq3dvxgyhkeehlga998z7">
               <w:r>
                 <w:rPr>
                   <w:rFonts w:ascii="Arial" w:cs="Arial" w:eastAsia="Arial" w:hAnsi="Arial"/>
@@ -10101,7 +10101,7 @@
               <w:spacing w:after="10" w:before="0"/>
               <w:ind w:left="120"/>
             </w:pPr>
-            <w:hyperlink w:history="1" r:id="rIdmisjug6bxywjbb476wjs7">
+            <w:hyperlink w:history="1" r:id="rIdeo6zxvknvde81myqpwpl3">
               <w:r>
                 <w:rPr>
                   <w:rFonts w:ascii="Arial" w:cs="Arial" w:eastAsia="Arial" w:hAnsi="Arial"/>
@@ -10381,7 +10381,7 @@
             <w:pPr>
               <w:spacing w:after="20" w:before="0"/>
             </w:pPr>
-            <w:hyperlink w:history="1" r:id="rIdbu0kuugpy9ioqys1orme6">
+            <w:hyperlink w:history="1" r:id="rIdg5cmcnmo74vkqyin5ivtu">
               <w:r>
                 <w:rPr>
                   <w:rFonts w:ascii="Arial" w:cs="Arial" w:eastAsia="Arial" w:hAnsi="Arial"/>
@@ -10414,7 +10414,7 @@
               <w:spacing w:after="10" w:before="0"/>
               <w:ind w:left="120"/>
             </w:pPr>
-            <w:hyperlink w:history="1" r:id="rIdmnkgmlqoujiacu4sjffjr">
+            <w:hyperlink w:history="1" r:id="rIds740bafb4j7gphrse_4kp">
               <w:r>
                 <w:rPr>
                   <w:rFonts w:ascii="Arial" w:cs="Arial" w:eastAsia="Arial" w:hAnsi="Arial"/>
@@ -10459,7 +10459,7 @@
             <w:pPr>
               <w:spacing w:after="20" w:before="0"/>
             </w:pPr>
-            <w:hyperlink w:history="1" r:id="rIdqxxcbyrofmsvd63rxt6mx">
+            <w:hyperlink w:history="1" r:id="rIdu8nidsx-se9kazyqre8ah">
               <w:r>
                 <w:rPr>
                   <w:rFonts w:ascii="Arial" w:cs="Arial" w:eastAsia="Arial" w:hAnsi="Arial"/>
@@ -10508,7 +10508,7 @@
               <w:spacing w:after="10" w:before="0"/>
               <w:ind w:left="120"/>
             </w:pPr>
-            <w:hyperlink w:history="1" r:id="rIdzuja6fg-law4cv16w-0bq">
+            <w:hyperlink w:history="1" r:id="rIdf3eljxjtmp9frfrcvn8eq">
               <w:r>
                 <w:rPr>
                   <w:rFonts w:ascii="Arial" w:cs="Arial" w:eastAsia="Arial" w:hAnsi="Arial"/>
@@ -10788,7 +10788,7 @@
             <w:pPr>
               <w:spacing w:after="20" w:before="0"/>
             </w:pPr>
-            <w:hyperlink w:history="1" r:id="rIdwc8npxkosmee0nviiryxi">
+            <w:hyperlink w:history="1" r:id="rId5jymhskii5cuqujihpzi2">
               <w:r>
                 <w:rPr>
                   <w:rFonts w:ascii="Arial" w:cs="Arial" w:eastAsia="Arial" w:hAnsi="Arial"/>
@@ -10821,7 +10821,7 @@
               <w:spacing w:after="10" w:before="0"/>
               <w:ind w:left="120"/>
             </w:pPr>
-            <w:hyperlink w:history="1" r:id="rIdr6fqkw0y-_a-lkh3_j4oi">
+            <w:hyperlink w:history="1" r:id="rIdk2qoh5wwysgqzxrsewf_d">
               <w:r>
                 <w:rPr>
                   <w:rFonts w:ascii="Arial" w:cs="Arial" w:eastAsia="Arial" w:hAnsi="Arial"/>
@@ -10866,7 +10866,7 @@
             <w:pPr>
               <w:spacing w:after="20" w:before="0"/>
             </w:pPr>
-            <w:hyperlink w:history="1" r:id="rIdktx_7smmq_qx_z3glvwz0">
+            <w:hyperlink w:history="1" r:id="rId6l6dxe8bps5zxjhmy-0hs">
               <w:r>
                 <w:rPr>
                   <w:rFonts w:ascii="Arial" w:cs="Arial" w:eastAsia="Arial" w:hAnsi="Arial"/>
@@ -10915,7 +10915,7 @@
               <w:spacing w:after="10" w:before="0"/>
               <w:ind w:left="120"/>
             </w:pPr>
-            <w:hyperlink w:history="1" r:id="rId4oz-gaylpkamqhzbgcdxn">
+            <w:hyperlink w:history="1" r:id="rIdyyvdjks5ajlclgjlfydrp">
               <w:r>
                 <w:rPr>
                   <w:rFonts w:ascii="Arial" w:cs="Arial" w:eastAsia="Arial" w:hAnsi="Arial"/>
@@ -11195,7 +11195,7 @@
             <w:pPr>
               <w:spacing w:after="20" w:before="0"/>
             </w:pPr>
-            <w:hyperlink w:history="1" r:id="rIdw7iuabhdtyr81tdsgoywk">
+            <w:hyperlink w:history="1" r:id="rIdozpwfp7xnbxfvou0jqzzi">
               <w:r>
                 <w:rPr>
                   <w:rFonts w:ascii="Arial" w:cs="Arial" w:eastAsia="Arial" w:hAnsi="Arial"/>
@@ -11244,7 +11244,7 @@
               <w:spacing w:after="10" w:before="0"/>
               <w:ind w:left="120"/>
             </w:pPr>
-            <w:hyperlink w:history="1" r:id="rIdkbstm3ttzedkixpgmzyma">
+            <w:hyperlink w:history="1" r:id="rIdwqrpdt6pxykvbj_tswiw1">
               <w:r>
                 <w:rPr>
                   <w:rFonts w:ascii="Arial" w:cs="Arial" w:eastAsia="Arial" w:hAnsi="Arial"/>
@@ -11289,7 +11289,7 @@
             <w:pPr>
               <w:spacing w:after="20" w:before="0"/>
             </w:pPr>
-            <w:hyperlink w:history="1" r:id="rIdvm9v0timd6z_idkgyrrky">
+            <w:hyperlink w:history="1" r:id="rIdnrbid_-s-h9how1iwqpue">
               <w:r>
                 <w:rPr>
                   <w:rFonts w:ascii="Arial" w:cs="Arial" w:eastAsia="Arial" w:hAnsi="Arial"/>
@@ -11322,7 +11322,7 @@
               <w:spacing w:after="10" w:before="0"/>
               <w:ind w:left="120"/>
             </w:pPr>
-            <w:hyperlink w:history="1" r:id="rIdxcfdueg8sqfkfp7sfjlb5">
+            <w:hyperlink w:history="1" r:id="rIdtjrefryzmeq7qrphdmfp3">
               <w:r>
                 <w:rPr>
                   <w:rFonts w:ascii="Arial" w:cs="Arial" w:eastAsia="Arial" w:hAnsi="Arial"/>
@@ -11927,7 +11927,7 @@
         </w:rPr>
         <w:t xml:space="preserve">© 2026 SeaVuria and ARES. Aligned with KICD objectives. Developed by SeaVuria; technical implementation by ARES (with AI assistance from Claude). Licensed under </w:t>
       </w:r>
-      <w:hyperlink w:history="1" r:id="rIdeudmy53oqct6bqeis0tgi">
+      <w:hyperlink w:history="1" r:id="rIdzypivcudovnq04g848cnp">
         <w:r>
           <w:rPr>
             <w:rFonts w:ascii="Arial" w:cs="Arial" w:eastAsia="Arial" w:hAnsi="Arial"/>
@@ -11948,7 +11948,7 @@
         </w:rPr>
         <w:t xml:space="preserve"> (</w:t>
       </w:r>
-      <w:hyperlink w:history="1" r:id="rIdviomre76aoh_7cuekm1fm">
+      <w:hyperlink w:history="1" r:id="rIdo995z2slii6ql8o8a_yow">
         <w:r>
           <w:rPr>
             <w:rFonts w:ascii="Arial" w:cs="Arial" w:eastAsia="Arial" w:hAnsi="Arial"/>
@@ -12988,7 +12988,7 @@
             <w:pPr>
               <w:spacing w:after="20" w:before="0"/>
             </w:pPr>
-            <w:hyperlink w:history="1" r:id="rIdbblpormn1ftbrvlpyczq6">
+            <w:hyperlink w:history="1" r:id="rIdymtibsebyqtxyv08oblaa">
               <w:r>
                 <w:rPr>
                   <w:rFonts w:ascii="Arial" w:cs="Arial" w:eastAsia="Arial" w:hAnsi="Arial"/>
@@ -13021,7 +13021,7 @@
               <w:spacing w:after="10" w:before="0"/>
               <w:ind w:left="120"/>
             </w:pPr>
-            <w:hyperlink w:history="1" r:id="rIdrebjg--trndkm29d9s8v1">
+            <w:hyperlink w:history="1" r:id="rIdweu8gmx1wqnjl_mteswlc">
               <w:r>
                 <w:rPr>
                   <w:rFonts w:ascii="Arial" w:cs="Arial" w:eastAsia="Arial" w:hAnsi="Arial"/>
@@ -13066,7 +13066,7 @@
             <w:pPr>
               <w:spacing w:after="20" w:before="0"/>
             </w:pPr>
-            <w:hyperlink w:history="1" r:id="rIdzic9wkepdq0-fzby9ucjg">
+            <w:hyperlink w:history="1" r:id="rIdwvmm1pbchd3b-emdfejwp">
               <w:r>
                 <w:rPr>
                   <w:rFonts w:ascii="Arial" w:cs="Arial" w:eastAsia="Arial" w:hAnsi="Arial"/>
@@ -13099,7 +13099,7 @@
               <w:spacing w:after="10" w:before="0"/>
               <w:ind w:left="120"/>
             </w:pPr>
-            <w:hyperlink w:history="1" r:id="rIdlib6rwtllvlau8oonf6jj">
+            <w:hyperlink w:history="1" r:id="rIdcep01xtdyz9ghh6bhhzxe">
               <w:r>
                 <w:rPr>
                   <w:rFonts w:ascii="Arial" w:cs="Arial" w:eastAsia="Arial" w:hAnsi="Arial"/>
@@ -13299,7 +13299,7 @@
             <w:pPr>
               <w:spacing w:after="20" w:before="0"/>
             </w:pPr>
-            <w:hyperlink w:history="1" r:id="rIdfk26r59d-bvpxrn5rcx9k">
+            <w:hyperlink w:history="1" r:id="rIdfiuf9wkx0jhhoarepwdq1">
               <w:r>
                 <w:rPr>
                   <w:rFonts w:ascii="Arial" w:cs="Arial" w:eastAsia="Arial" w:hAnsi="Arial"/>
@@ -13332,7 +13332,7 @@
               <w:spacing w:after="10" w:before="0"/>
               <w:ind w:left="120"/>
             </w:pPr>
-            <w:hyperlink w:history="1" r:id="rIdm9u52umod4ldwm1ies8dw">
+            <w:hyperlink w:history="1" r:id="rIdeisoudzonw_honq7of-vx">
               <w:r>
                 <w:rPr>
                   <w:rFonts w:ascii="Arial" w:cs="Arial" w:eastAsia="Arial" w:hAnsi="Arial"/>
@@ -13377,7 +13377,7 @@
             <w:pPr>
               <w:spacing w:after="20" w:before="0"/>
             </w:pPr>
-            <w:hyperlink w:history="1" r:id="rIdn9p10av25ri8pc86ewfi_">
+            <w:hyperlink w:history="1" r:id="rId2p5h_3qlqlq2gkkd9j-9v">
               <w:r>
                 <w:rPr>
                   <w:rFonts w:ascii="Arial" w:cs="Arial" w:eastAsia="Arial" w:hAnsi="Arial"/>
@@ -13410,7 +13410,7 @@
               <w:spacing w:after="10" w:before="0"/>
               <w:ind w:left="120"/>
             </w:pPr>
-            <w:hyperlink w:history="1" r:id="rIdzx_4ys7owwlr87h8uoxyw">
+            <w:hyperlink w:history="1" r:id="rIdsiewvy0nxbbhhagk_yvnx">
               <w:r>
                 <w:rPr>
                   <w:rFonts w:ascii="Arial" w:cs="Arial" w:eastAsia="Arial" w:hAnsi="Arial"/>
@@ -13610,7 +13610,7 @@
             <w:pPr>
               <w:spacing w:after="20" w:before="0"/>
             </w:pPr>
-            <w:hyperlink w:history="1" r:id="rIdwqs7q-il343ej_q_3imwp">
+            <w:hyperlink w:history="1" r:id="rIdmnjkwyfonsggjuea1nh57">
               <w:r>
                 <w:rPr>
                   <w:rFonts w:ascii="Arial" w:cs="Arial" w:eastAsia="Arial" w:hAnsi="Arial"/>
@@ -13659,7 +13659,7 @@
               <w:spacing w:after="10" w:before="0"/>
               <w:ind w:left="120"/>
             </w:pPr>
-            <w:hyperlink w:history="1" r:id="rIdihupcbah8ln6pxlvcnvwy">
+            <w:hyperlink w:history="1" r:id="rId5wxulyrucdtblst42p-6e">
               <w:r>
                 <w:rPr>
                   <w:rFonts w:ascii="Arial" w:cs="Arial" w:eastAsia="Arial" w:hAnsi="Arial"/>
@@ -13704,7 +13704,7 @@
             <w:pPr>
               <w:spacing w:after="20" w:before="0"/>
             </w:pPr>
-            <w:hyperlink w:history="1" r:id="rIdheiff7aiai40eqyl73l-s">
+            <w:hyperlink w:history="1" r:id="rIdht4ssbba6p0zydesg-9b2">
               <w:r>
                 <w:rPr>
                   <w:rFonts w:ascii="Arial" w:cs="Arial" w:eastAsia="Arial" w:hAnsi="Arial"/>
@@ -13737,7 +13737,7 @@
               <w:spacing w:after="10" w:before="0"/>
               <w:ind w:left="120"/>
             </w:pPr>
-            <w:hyperlink w:history="1" r:id="rIdxkrsmcp6dbtokqsvqosps">
+            <w:hyperlink w:history="1" r:id="rId_fzrpj0f6olqp3ipyzhqa">
               <w:r>
                 <w:rPr>
                   <w:rFonts w:ascii="Arial" w:cs="Arial" w:eastAsia="Arial" w:hAnsi="Arial"/>
@@ -13937,7 +13937,7 @@
             <w:pPr>
               <w:spacing w:after="20" w:before="0"/>
             </w:pPr>
-            <w:hyperlink w:history="1" r:id="rId85wakjm46o4gjq_t1ot_0">
+            <w:hyperlink w:history="1" r:id="rId6n_bb_t64gakadgve_tje">
               <w:r>
                 <w:rPr>
                   <w:rFonts w:ascii="Arial" w:cs="Arial" w:eastAsia="Arial" w:hAnsi="Arial"/>
@@ -13986,7 +13986,7 @@
               <w:spacing w:after="10" w:before="0"/>
               <w:ind w:left="120"/>
             </w:pPr>
-            <w:hyperlink w:history="1" r:id="rIdntsvv_5_2m2ub8mxzeihm">
+            <w:hyperlink w:history="1" r:id="rIdob-v2brel-ugp1g5azz_p">
               <w:r>
                 <w:rPr>
                   <w:rFonts w:ascii="Arial" w:cs="Arial" w:eastAsia="Arial" w:hAnsi="Arial"/>
@@ -14031,7 +14031,7 @@
             <w:pPr>
               <w:spacing w:after="20" w:before="0"/>
             </w:pPr>
-            <w:hyperlink w:history="1" r:id="rId2wzuzcd8qbbj7kxwnlp9i">
+            <w:hyperlink w:history="1" r:id="rId10q0kzof0febvaqflvbyc">
               <w:r>
                 <w:rPr>
                   <w:rFonts w:ascii="Arial" w:cs="Arial" w:eastAsia="Arial" w:hAnsi="Arial"/>
@@ -14064,7 +14064,7 @@
               <w:spacing w:after="10" w:before="0"/>
               <w:ind w:left="120"/>
             </w:pPr>
-            <w:hyperlink w:history="1" r:id="rId6hc2_jylou_6g7wtiwghm">
+            <w:hyperlink w:history="1" r:id="rId3b91wrwrh1jdrklqabeg-">
               <w:r>
                 <w:rPr>
                   <w:rFonts w:ascii="Arial" w:cs="Arial" w:eastAsia="Arial" w:hAnsi="Arial"/>
@@ -14264,7 +14264,7 @@
             <w:pPr>
               <w:spacing w:after="20" w:before="0"/>
             </w:pPr>
-            <w:hyperlink w:history="1" r:id="rIdlfzn1_x_rcehfx09xshao">
+            <w:hyperlink w:history="1" r:id="rIdykiwum9pdyndbmdwyp10y">
               <w:r>
                 <w:rPr>
                   <w:rFonts w:ascii="Arial" w:cs="Arial" w:eastAsia="Arial" w:hAnsi="Arial"/>
@@ -14313,7 +14313,7 @@
               <w:spacing w:after="10" w:before="0"/>
               <w:ind w:left="120"/>
             </w:pPr>
-            <w:hyperlink w:history="1" r:id="rIdav5wsygkhwxll_ys9ejhw">
+            <w:hyperlink w:history="1" r:id="rId_cwvcjtzhlx_o8kezzj-a">
               <w:r>
                 <w:rPr>
                   <w:rFonts w:ascii="Arial" w:cs="Arial" w:eastAsia="Arial" w:hAnsi="Arial"/>
@@ -14358,7 +14358,7 @@
             <w:pPr>
               <w:spacing w:after="20" w:before="0"/>
             </w:pPr>
-            <w:hyperlink w:history="1" r:id="rIdan6__zu-26zloe7_clepc">
+            <w:hyperlink w:history="1" r:id="rIdydljbvub4yjyc5-3apwrg">
               <w:r>
                 <w:rPr>
                   <w:rFonts w:ascii="Arial" w:cs="Arial" w:eastAsia="Arial" w:hAnsi="Arial"/>
@@ -14391,7 +14391,7 @@
               <w:spacing w:after="10" w:before="0"/>
               <w:ind w:left="120"/>
             </w:pPr>
-            <w:hyperlink w:history="1" r:id="rIdgequsicge-n6a5rxqry0g">
+            <w:hyperlink w:history="1" r:id="rIdljc_yypn8tr2pya4tajst">
               <w:r>
                 <w:rPr>
                   <w:rFonts w:ascii="Arial" w:cs="Arial" w:eastAsia="Arial" w:hAnsi="Arial"/>
@@ -14916,7 +14916,7 @@
         </w:rPr>
         <w:t xml:space="preserve">© 2026 SeaVuria and ARES. Aligned with KICD objectives. Developed by SeaVuria; technical implementation by ARES (with AI assistance from Claude). Licensed under </w:t>
       </w:r>
-      <w:hyperlink w:history="1" r:id="rIde-a-wn4v_wh_1soi0vc9_">
+      <w:hyperlink w:history="1" r:id="rId-czkoeqcxr86gcpcjedmr">
         <w:r>
           <w:rPr>
             <w:rFonts w:ascii="Arial" w:cs="Arial" w:eastAsia="Arial" w:hAnsi="Arial"/>
@@ -14937,7 +14937,7 @@
         </w:rPr>
         <w:t xml:space="preserve"> (</w:t>
       </w:r>
-      <w:hyperlink w:history="1" r:id="rIdsooebe-7ebg45baepycex">
+      <w:hyperlink w:history="1" r:id="rIdyfswo69btjxxwmkrzvbup">
         <w:r>
           <w:rPr>
             <w:rFonts w:ascii="Arial" w:cs="Arial" w:eastAsia="Arial" w:hAnsi="Arial"/>
@@ -15977,7 +15977,7 @@
             <w:pPr>
               <w:spacing w:after="20" w:before="0"/>
             </w:pPr>
-            <w:hyperlink w:history="1" r:id="rIdmfwegpf0gnhb5unsjre2e">
+            <w:hyperlink w:history="1" r:id="rId5ny7-i7hmdyr8npm-i_6k">
               <w:r>
                 <w:rPr>
                   <w:rFonts w:ascii="Arial" w:cs="Arial" w:eastAsia="Arial" w:hAnsi="Arial"/>
@@ -16010,7 +16010,7 @@
               <w:spacing w:after="10" w:before="0"/>
               <w:ind w:left="120"/>
             </w:pPr>
-            <w:hyperlink w:history="1" r:id="rIdi1l2qygim4krmorsjjbsk">
+            <w:hyperlink w:history="1" r:id="rIdnl3zfie3hkyp52aeygifj">
               <w:r>
                 <w:rPr>
                   <w:rFonts w:ascii="Arial" w:cs="Arial" w:eastAsia="Arial" w:hAnsi="Arial"/>
@@ -16055,7 +16055,7 @@
             <w:pPr>
               <w:spacing w:after="20" w:before="0"/>
             </w:pPr>
-            <w:hyperlink w:history="1" r:id="rIddh4lllx7pwyhihit-vegp">
+            <w:hyperlink w:history="1" r:id="rId8a7ud-mtwuq2lsscadx_r">
               <w:r>
                 <w:rPr>
                   <w:rFonts w:ascii="Arial" w:cs="Arial" w:eastAsia="Arial" w:hAnsi="Arial"/>
@@ -16088,7 +16088,7 @@
               <w:spacing w:after="10" w:before="0"/>
               <w:ind w:left="120"/>
             </w:pPr>
-            <w:hyperlink w:history="1" r:id="rIdrewscakk54wt5cxkbxngt">
+            <w:hyperlink w:history="1" r:id="rIddu_4qrzb2xqyb6jspl1u9">
               <w:r>
                 <w:rPr>
                   <w:rFonts w:ascii="Arial" w:cs="Arial" w:eastAsia="Arial" w:hAnsi="Arial"/>
@@ -16288,7 +16288,7 @@
             <w:pPr>
               <w:spacing w:after="20" w:before="0"/>
             </w:pPr>
-            <w:hyperlink w:history="1" r:id="rIdl8ygr_sw8whm9wm55y3s1">
+            <w:hyperlink w:history="1" r:id="rIdp5bqcacenygagijid3cr8">
               <w:r>
                 <w:rPr>
                   <w:rFonts w:ascii="Arial" w:cs="Arial" w:eastAsia="Arial" w:hAnsi="Arial"/>
@@ -16321,7 +16321,7 @@
               <w:spacing w:after="10" w:before="0"/>
               <w:ind w:left="120"/>
             </w:pPr>
-            <w:hyperlink w:history="1" r:id="rIdzefkerxr8j7meu2buzuyu">
+            <w:hyperlink w:history="1" r:id="rIdads3651rzhfihq80walhk">
               <w:r>
                 <w:rPr>
                   <w:rFonts w:ascii="Arial" w:cs="Arial" w:eastAsia="Arial" w:hAnsi="Arial"/>
@@ -16366,7 +16366,7 @@
             <w:pPr>
               <w:spacing w:after="20" w:before="0"/>
             </w:pPr>
-            <w:hyperlink w:history="1" r:id="rIduqgiqhn3tmue18x0ngdm4">
+            <w:hyperlink w:history="1" r:id="rIdqej0tira9awb4jksrmuxo">
               <w:r>
                 <w:rPr>
                   <w:rFonts w:ascii="Arial" w:cs="Arial" w:eastAsia="Arial" w:hAnsi="Arial"/>
@@ -16399,7 +16399,7 @@
               <w:spacing w:after="10" w:before="0"/>
               <w:ind w:left="120"/>
             </w:pPr>
-            <w:hyperlink w:history="1" r:id="rIdjdzqh96uc7jkioufnzagu">
+            <w:hyperlink w:history="1" r:id="rIdsf-5mgr03p2c_whrrsj8p">
               <w:r>
                 <w:rPr>
                   <w:rFonts w:ascii="Arial" w:cs="Arial" w:eastAsia="Arial" w:hAnsi="Arial"/>
@@ -16599,7 +16599,7 @@
             <w:pPr>
               <w:spacing w:after="20" w:before="0"/>
             </w:pPr>
-            <w:hyperlink w:history="1" r:id="rIdsxnlcz3jzmbfoszqedv0l">
+            <w:hyperlink w:history="1" r:id="rIdhzvxcpxiccgovf6iohwej">
               <w:r>
                 <w:rPr>
                   <w:rFonts w:ascii="Arial" w:cs="Arial" w:eastAsia="Arial" w:hAnsi="Arial"/>
@@ -16648,7 +16648,7 @@
               <w:spacing w:after="10" w:before="0"/>
               <w:ind w:left="120"/>
             </w:pPr>
-            <w:hyperlink w:history="1" r:id="rId476qh1678d1-f_iwtv2cm">
+            <w:hyperlink w:history="1" r:id="rId9efk4kvnot3n6tehod_zp">
               <w:r>
                 <w:rPr>
                   <w:rFonts w:ascii="Arial" w:cs="Arial" w:eastAsia="Arial" w:hAnsi="Arial"/>
@@ -16693,7 +16693,7 @@
             <w:pPr>
               <w:spacing w:after="20" w:before="0"/>
             </w:pPr>
-            <w:hyperlink w:history="1" r:id="rIdvu8wjv0dmitdnxppqaqq9">
+            <w:hyperlink w:history="1" r:id="rIdf46ac4qnpxfwpuknn9gyi">
               <w:r>
                 <w:rPr>
                   <w:rFonts w:ascii="Arial" w:cs="Arial" w:eastAsia="Arial" w:hAnsi="Arial"/>
@@ -16742,7 +16742,7 @@
               <w:spacing w:after="10" w:before="0"/>
               <w:ind w:left="120"/>
             </w:pPr>
-            <w:hyperlink w:history="1" r:id="rId78avyeaov8ztv7gjwmnfb">
+            <w:hyperlink w:history="1" r:id="rIdbsi3cgce28i7ubj8b0leg">
               <w:r>
                 <w:rPr>
                   <w:rFonts w:ascii="Arial" w:cs="Arial" w:eastAsia="Arial" w:hAnsi="Arial"/>
@@ -16942,7 +16942,7 @@
             <w:pPr>
               <w:spacing w:after="20" w:before="0"/>
             </w:pPr>
-            <w:hyperlink w:history="1" r:id="rIdi2szaf8rno-cjinc-7jrb">
+            <w:hyperlink w:history="1" r:id="rIdjgx2e-609ucy9wvqlphx6">
               <w:r>
                 <w:rPr>
                   <w:rFonts w:ascii="Arial" w:cs="Arial" w:eastAsia="Arial" w:hAnsi="Arial"/>
@@ -16991,7 +16991,7 @@
               <w:spacing w:after="10" w:before="0"/>
               <w:ind w:left="120"/>
             </w:pPr>
-            <w:hyperlink w:history="1" r:id="rIdirk0rcxsszewsfrnalpjz">
+            <w:hyperlink w:history="1" r:id="rIducopofbo1q1cq_pes81f2">
               <w:r>
                 <w:rPr>
                   <w:rFonts w:ascii="Arial" w:cs="Arial" w:eastAsia="Arial" w:hAnsi="Arial"/>
@@ -17036,7 +17036,7 @@
             <w:pPr>
               <w:spacing w:after="20" w:before="0"/>
             </w:pPr>
-            <w:hyperlink w:history="1" r:id="rIdmildbxvibxcbxjzuf7vvr">
+            <w:hyperlink w:history="1" r:id="rIdtwabd3id3xuaobsuevdcn">
               <w:r>
                 <w:rPr>
                   <w:rFonts w:ascii="Arial" w:cs="Arial" w:eastAsia="Arial" w:hAnsi="Arial"/>
@@ -17085,7 +17085,7 @@
               <w:spacing w:after="10" w:before="0"/>
               <w:ind w:left="120"/>
             </w:pPr>
-            <w:hyperlink w:history="1" r:id="rIdydryj2uxieclg-cw4cqrv">
+            <w:hyperlink w:history="1" r:id="rIdebtv2jjdxdo671uocnil9">
               <w:r>
                 <w:rPr>
                   <w:rFonts w:ascii="Arial" w:cs="Arial" w:eastAsia="Arial" w:hAnsi="Arial"/>
@@ -17285,7 +17285,7 @@
             <w:pPr>
               <w:spacing w:after="20" w:before="0"/>
             </w:pPr>
-            <w:hyperlink w:history="1" r:id="rIdnglmov8ayi5ffhw0tfgly">
+            <w:hyperlink w:history="1" r:id="rId53qqilit-bhz1xcqoazlc">
               <w:r>
                 <w:rPr>
                   <w:rFonts w:ascii="Arial" w:cs="Arial" w:eastAsia="Arial" w:hAnsi="Arial"/>
@@ -17334,7 +17334,7 @@
               <w:spacing w:after="10" w:before="0"/>
               <w:ind w:left="120"/>
             </w:pPr>
-            <w:hyperlink w:history="1" r:id="rIdqjgqwxklbnugbhhn8pxys">
+            <w:hyperlink w:history="1" r:id="rId51ifrkod_zcx3hhtmdqqg">
               <w:r>
                 <w:rPr>
                   <w:rFonts w:ascii="Arial" w:cs="Arial" w:eastAsia="Arial" w:hAnsi="Arial"/>
@@ -17379,7 +17379,7 @@
             <w:pPr>
               <w:spacing w:after="20" w:before="0"/>
             </w:pPr>
-            <w:hyperlink w:history="1" r:id="rIdycixru7zl4-xme7i82t7-">
+            <w:hyperlink w:history="1" r:id="rIdjbbltftkubbdeguai43mi">
               <w:r>
                 <w:rPr>
                   <w:rFonts w:ascii="Arial" w:cs="Arial" w:eastAsia="Arial" w:hAnsi="Arial"/>
@@ -17428,7 +17428,7 @@
               <w:spacing w:after="10" w:before="0"/>
               <w:ind w:left="120"/>
             </w:pPr>
-            <w:hyperlink w:history="1" r:id="rIdktfukgpjz8t0b5dd6esxk">
+            <w:hyperlink w:history="1" r:id="rIdpcfom6jbklji4sv9zcauz">
               <w:r>
                 <w:rPr>
                   <w:rFonts w:ascii="Arial" w:cs="Arial" w:eastAsia="Arial" w:hAnsi="Arial"/>
@@ -17953,7 +17953,7 @@
         </w:rPr>
         <w:t xml:space="preserve">© 2026 SeaVuria and ARES. Aligned with KICD objectives. Developed by SeaVuria; technical implementation by ARES (with AI assistance from Claude). Licensed under </w:t>
       </w:r>
-      <w:hyperlink w:history="1" r:id="rIdhbycgedjnvgfs9ghqc9gm">
+      <w:hyperlink w:history="1" r:id="rId-0nuln5f-ezml8s4wpcvm">
         <w:r>
           <w:rPr>
             <w:rFonts w:ascii="Arial" w:cs="Arial" w:eastAsia="Arial" w:hAnsi="Arial"/>
@@ -17974,7 +17974,7 @@
         </w:rPr>
         <w:t xml:space="preserve"> (</w:t>
       </w:r>
-      <w:hyperlink w:history="1" r:id="rIdege8aycgxjzy3qdk3i5q7">
+      <w:hyperlink w:history="1" r:id="rIdbmwbui2qyfmaixp5ul33w">
         <w:r>
           <w:rPr>
             <w:rFonts w:ascii="Arial" w:cs="Arial" w:eastAsia="Arial" w:hAnsi="Arial"/>
@@ -19014,7 +19014,7 @@
             <w:pPr>
               <w:spacing w:after="20" w:before="0"/>
             </w:pPr>
-            <w:hyperlink w:history="1" r:id="rIdz5-ey1xrfo7kelixb9lv0">
+            <w:hyperlink w:history="1" r:id="rIdaaglbg5lymvq3m8opxlxr">
               <w:r>
                 <w:rPr>
                   <w:rFonts w:ascii="Arial" w:cs="Arial" w:eastAsia="Arial" w:hAnsi="Arial"/>
@@ -19047,7 +19047,7 @@
               <w:spacing w:after="10" w:before="0"/>
               <w:ind w:left="120"/>
             </w:pPr>
-            <w:hyperlink w:history="1" r:id="rIdz_fqa7kxhmpf8s_hpk0v9">
+            <w:hyperlink w:history="1" r:id="rIdk1r5nvydgdt6jc2drvmip">
               <w:r>
                 <w:rPr>
                   <w:rFonts w:ascii="Arial" w:cs="Arial" w:eastAsia="Arial" w:hAnsi="Arial"/>
@@ -19109,7 +19109,7 @@
               <w:spacing w:after="10" w:before="0"/>
               <w:ind w:left="120"/>
             </w:pPr>
-            <w:hyperlink w:history="1" r:id="rIdqyc45rrj-2lrniu0a3vpw">
+            <w:hyperlink w:history="1" r:id="rIdqpoj5xnplkcsoonddyccl">
               <w:r>
                 <w:rPr>
                   <w:rFonts w:ascii="Arial" w:cs="Arial" w:eastAsia="Arial" w:hAnsi="Arial"/>
@@ -19324,7 +19324,7 @@
             <w:pPr>
               <w:spacing w:after="20" w:before="0"/>
             </w:pPr>
-            <w:hyperlink w:history="1" r:id="rIdowpifzoywnb-p9d-jxubk">
+            <w:hyperlink w:history="1" r:id="rIdxidc_mka5eekgfm0pylyc">
               <w:r>
                 <w:rPr>
                   <w:rFonts w:ascii="Arial" w:cs="Arial" w:eastAsia="Arial" w:hAnsi="Arial"/>
@@ -19357,7 +19357,7 @@
               <w:spacing w:after="10" w:before="0"/>
               <w:ind w:left="120"/>
             </w:pPr>
-            <w:hyperlink w:history="1" r:id="rId1t9frdbxfob_hbam1xpka">
+            <w:hyperlink w:history="1" r:id="rId5vwebwlbpralcmkxcxia2">
               <w:r>
                 <w:rPr>
                   <w:rFonts w:ascii="Arial" w:cs="Arial" w:eastAsia="Arial" w:hAnsi="Arial"/>
@@ -19419,7 +19419,7 @@
               <w:spacing w:after="10" w:before="0"/>
               <w:ind w:left="120"/>
             </w:pPr>
-            <w:hyperlink w:history="1" r:id="rId_fthmecuosb2xzvfwd2br">
+            <w:hyperlink w:history="1" r:id="rIdcl6pfyi-yeevrcvfbqbcx">
               <w:r>
                 <w:rPr>
                   <w:rFonts w:ascii="Arial" w:cs="Arial" w:eastAsia="Arial" w:hAnsi="Arial"/>
@@ -19634,7 +19634,7 @@
             <w:pPr>
               <w:spacing w:after="20" w:before="0"/>
             </w:pPr>
-            <w:hyperlink w:history="1" r:id="rIdxtlfx1ggynsavu7oo4jwx">
+            <w:hyperlink w:history="1" r:id="rIdt5iyrrq3e7xtdwzixpdyj">
               <w:r>
                 <w:rPr>
                   <w:rFonts w:ascii="Arial" w:cs="Arial" w:eastAsia="Arial" w:hAnsi="Arial"/>
@@ -19667,7 +19667,7 @@
               <w:spacing w:after="10" w:before="0"/>
               <w:ind w:left="120"/>
             </w:pPr>
-            <w:hyperlink w:history="1" r:id="rIdfsnh3tu9xbxukcq3bcfim">
+            <w:hyperlink w:history="1" r:id="rIdiqqls7dxlqqtbyo1gvwbd">
               <w:r>
                 <w:rPr>
                   <w:rFonts w:ascii="Arial" w:cs="Arial" w:eastAsia="Arial" w:hAnsi="Arial"/>
@@ -19729,7 +19729,7 @@
               <w:spacing w:after="10" w:before="0"/>
               <w:ind w:left="120"/>
             </w:pPr>
-            <w:hyperlink w:history="1" r:id="rIdqpeshrbb9ammrjctxvgro">
+            <w:hyperlink w:history="1" r:id="rIdcz-puxdggypxeaixlktt9">
               <w:r>
                 <w:rPr>
                   <w:rFonts w:ascii="Arial" w:cs="Arial" w:eastAsia="Arial" w:hAnsi="Arial"/>
@@ -19944,7 +19944,7 @@
             <w:pPr>
               <w:spacing w:after="20" w:before="0"/>
             </w:pPr>
-            <w:hyperlink w:history="1" r:id="rId_zgwpvqprusklmc4p3ye2">
+            <w:hyperlink w:history="1" r:id="rId3dk_htxi9bqxax6dt2bwd">
               <w:r>
                 <w:rPr>
                   <w:rFonts w:ascii="Arial" w:cs="Arial" w:eastAsia="Arial" w:hAnsi="Arial"/>
@@ -19977,7 +19977,7 @@
               <w:spacing w:after="10" w:before="0"/>
               <w:ind w:left="120"/>
             </w:pPr>
-            <w:hyperlink w:history="1" r:id="rIdsxd2jvi4bqemispasjyix">
+            <w:hyperlink w:history="1" r:id="rIdgrlo-74h7oeq8sbt1w6b6">
               <w:r>
                 <w:rPr>
                   <w:rFonts w:ascii="Arial" w:cs="Arial" w:eastAsia="Arial" w:hAnsi="Arial"/>
@@ -20039,7 +20039,7 @@
               <w:spacing w:after="10" w:before="0"/>
               <w:ind w:left="120"/>
             </w:pPr>
-            <w:hyperlink w:history="1" r:id="rIdw7ztv4oenh4wrsegd2587">
+            <w:hyperlink w:history="1" r:id="rIdeiqmzza8mlnv2vp-dtueb">
               <w:r>
                 <w:rPr>
                   <w:rFonts w:ascii="Arial" w:cs="Arial" w:eastAsia="Arial" w:hAnsi="Arial"/>
@@ -20254,7 +20254,7 @@
             <w:pPr>
               <w:spacing w:after="20" w:before="0"/>
             </w:pPr>
-            <w:hyperlink w:history="1" r:id="rIdo57fwqh3owyexbsrnbjg0">
+            <w:hyperlink w:history="1" r:id="rIdzgr6lwxtr4rao12_7b4jz">
               <w:r>
                 <w:rPr>
                   <w:rFonts w:ascii="Arial" w:cs="Arial" w:eastAsia="Arial" w:hAnsi="Arial"/>
@@ -20303,7 +20303,7 @@
               <w:spacing w:after="10" w:before="0"/>
               <w:ind w:left="120"/>
             </w:pPr>
-            <w:hyperlink w:history="1" r:id="rId7cpeaatcn294ran0myiup">
+            <w:hyperlink w:history="1" r:id="rIdrlqfq5uw9gotuizjfyj_d">
               <w:r>
                 <w:rPr>
                   <w:rFonts w:ascii="Arial" w:cs="Arial" w:eastAsia="Arial" w:hAnsi="Arial"/>
@@ -20365,7 +20365,7 @@
               <w:spacing w:after="10" w:before="0"/>
               <w:ind w:left="120"/>
             </w:pPr>
-            <w:hyperlink w:history="1" r:id="rId3hwsydiqeyuia-xvwsj2q">
+            <w:hyperlink w:history="1" r:id="rIdfz2jtxoabfpcakxnlihpn">
               <w:r>
                 <w:rPr>
                   <w:rFonts w:ascii="Arial" w:cs="Arial" w:eastAsia="Arial" w:hAnsi="Arial"/>
@@ -21105,7 +21105,7 @@
         </w:rPr>
         <w:t xml:space="preserve">© 2026 SeaVuria and ARES. Aligned with KICD objectives. Developed by SeaVuria; technical implementation by ARES (with AI assistance from Claude). Licensed under </w:t>
       </w:r>
-      <w:hyperlink w:history="1" r:id="rIdeiyr7xxixd1xj1fgovjl8">
+      <w:hyperlink w:history="1" r:id="rId75jhbox05jllqfivkzvjn">
         <w:r>
           <w:rPr>
             <w:rFonts w:ascii="Arial" w:cs="Arial" w:eastAsia="Arial" w:hAnsi="Arial"/>
@@ -21126,7 +21126,7 @@
         </w:rPr>
         <w:t xml:space="preserve"> (</w:t>
       </w:r>
-      <w:hyperlink w:history="1" r:id="rIdgssh85bdnds318yfwxjlw">
+      <w:hyperlink w:history="1" r:id="rIdch41qrmz5csvgybg0dfon">
         <w:r>
           <w:rPr>
             <w:rFonts w:ascii="Arial" w:cs="Arial" w:eastAsia="Arial" w:hAnsi="Arial"/>
@@ -22166,7 +22166,7 @@
             <w:pPr>
               <w:spacing w:after="20" w:before="0"/>
             </w:pPr>
-            <w:hyperlink w:history="1" r:id="rIdvqftjrsdpevkcep3i1ccg">
+            <w:hyperlink w:history="1" r:id="rIduc4i-dxeivqbbufadsi7g">
               <w:r>
                 <w:rPr>
                   <w:rFonts w:ascii="Arial" w:cs="Arial" w:eastAsia="Arial" w:hAnsi="Arial"/>
@@ -22199,7 +22199,7 @@
               <w:spacing w:after="10" w:before="0"/>
               <w:ind w:left="120"/>
             </w:pPr>
-            <w:hyperlink w:history="1" r:id="rIdtfzk1d6qk8ljzaw7sur_h">
+            <w:hyperlink w:history="1" r:id="rIdf-qircg_gde4ukbdrmoky">
               <w:r>
                 <w:rPr>
                   <w:rFonts w:ascii="Arial" w:cs="Arial" w:eastAsia="Arial" w:hAnsi="Arial"/>
@@ -22244,7 +22244,7 @@
             <w:pPr>
               <w:spacing w:after="20" w:before="0"/>
             </w:pPr>
-            <w:hyperlink w:history="1" r:id="rIdnvcgqjxwf-ivrmb4oj6aa">
+            <w:hyperlink w:history="1" r:id="rIdzr3xeed_qavqx5oncnrio">
               <w:r>
                 <w:rPr>
                   <w:rFonts w:ascii="Arial" w:cs="Arial" w:eastAsia="Arial" w:hAnsi="Arial"/>
@@ -22277,7 +22277,7 @@
               <w:spacing w:after="10" w:before="0"/>
               <w:ind w:left="120"/>
             </w:pPr>
-            <w:hyperlink w:history="1" r:id="rIdvisvhhstzshbpbaqzwut3">
+            <w:hyperlink w:history="1" r:id="rIdymxmvtbsqvwf44ncccdvo">
               <w:r>
                 <w:rPr>
                   <w:rFonts w:ascii="Arial" w:cs="Arial" w:eastAsia="Arial" w:hAnsi="Arial"/>
@@ -22477,7 +22477,7 @@
             <w:pPr>
               <w:spacing w:after="20" w:before="0"/>
             </w:pPr>
-            <w:hyperlink w:history="1" r:id="rIdvnj3_wyfvpgw-_bzjduuc">
+            <w:hyperlink w:history="1" r:id="rIduxtfj0ydp37mhw5-ngelj">
               <w:r>
                 <w:rPr>
                   <w:rFonts w:ascii="Arial" w:cs="Arial" w:eastAsia="Arial" w:hAnsi="Arial"/>
@@ -22510,7 +22510,7 @@
               <w:spacing w:after="10" w:before="0"/>
               <w:ind w:left="120"/>
             </w:pPr>
-            <w:hyperlink w:history="1" r:id="rId4bsmuit4clsedxbbi627j">
+            <w:hyperlink w:history="1" r:id="rIdmfb649mibf3sdubzrxvh1">
               <w:r>
                 <w:rPr>
                   <w:rFonts w:ascii="Arial" w:cs="Arial" w:eastAsia="Arial" w:hAnsi="Arial"/>
@@ -22555,7 +22555,7 @@
             <w:pPr>
               <w:spacing w:after="20" w:before="0"/>
             </w:pPr>
-            <w:hyperlink w:history="1" r:id="rIdwhyg9vzjipyadkayk0knd">
+            <w:hyperlink w:history="1" r:id="rIdlynbvn2_u6jstgzlewalx">
               <w:r>
                 <w:rPr>
                   <w:rFonts w:ascii="Arial" w:cs="Arial" w:eastAsia="Arial" w:hAnsi="Arial"/>
@@ -22588,7 +22588,7 @@
               <w:spacing w:after="10" w:before="0"/>
               <w:ind w:left="120"/>
             </w:pPr>
-            <w:hyperlink w:history="1" r:id="rId8soliwenysedvtc6tlu1u">
+            <w:hyperlink w:history="1" r:id="rIdc70r0n3sg7neqdjocx1m4">
               <w:r>
                 <w:rPr>
                   <w:rFonts w:ascii="Arial" w:cs="Arial" w:eastAsia="Arial" w:hAnsi="Arial"/>
@@ -22788,7 +22788,7 @@
             <w:pPr>
               <w:spacing w:after="20" w:before="0"/>
             </w:pPr>
-            <w:hyperlink w:history="1" r:id="rIdbq3dvfxcfwn0_e-akclfd">
+            <w:hyperlink w:history="1" r:id="rIdgkd5j04imankk9kyghabs">
               <w:r>
                 <w:rPr>
                   <w:rFonts w:ascii="Arial" w:cs="Arial" w:eastAsia="Arial" w:hAnsi="Arial"/>
@@ -22821,7 +22821,7 @@
               <w:spacing w:after="10" w:before="0"/>
               <w:ind w:left="120"/>
             </w:pPr>
-            <w:hyperlink w:history="1" r:id="rIdyzmerqfwhangjsmswrja2">
+            <w:hyperlink w:history="1" r:id="rIduhxhxripjaqheyrhjteca">
               <w:r>
                 <w:rPr>
                   <w:rFonts w:ascii="Arial" w:cs="Arial" w:eastAsia="Arial" w:hAnsi="Arial"/>
@@ -22866,7 +22866,7 @@
             <w:pPr>
               <w:spacing w:after="20" w:before="0"/>
             </w:pPr>
-            <w:hyperlink w:history="1" r:id="rIdv3lljh_ibyk0jafvlpw71">
+            <w:hyperlink w:history="1" r:id="rIdb4t8uphwnp0-os2zk6xdg">
               <w:r>
                 <w:rPr>
                   <w:rFonts w:ascii="Arial" w:cs="Arial" w:eastAsia="Arial" w:hAnsi="Arial"/>
@@ -22915,7 +22915,7 @@
               <w:spacing w:after="10" w:before="0"/>
               <w:ind w:left="120"/>
             </w:pPr>
-            <w:hyperlink w:history="1" r:id="rIdvfovhhuqo8m8goki5ajt5">
+            <w:hyperlink w:history="1" r:id="rIdxy-rkg8agtabputvlsjtn">
               <w:r>
                 <w:rPr>
                   <w:rFonts w:ascii="Arial" w:cs="Arial" w:eastAsia="Arial" w:hAnsi="Arial"/>
@@ -23115,7 +23115,7 @@
             <w:pPr>
               <w:spacing w:after="20" w:before="0"/>
             </w:pPr>
-            <w:hyperlink w:history="1" r:id="rIdzismdphwnujgzh9_x_it6">
+            <w:hyperlink w:history="1" r:id="rIdpqibtioaj7ytfr_oz2i1o">
               <w:r>
                 <w:rPr>
                   <w:rFonts w:ascii="Arial" w:cs="Arial" w:eastAsia="Arial" w:hAnsi="Arial"/>
@@ -23148,7 +23148,7 @@
               <w:spacing w:after="10" w:before="0"/>
               <w:ind w:left="120"/>
             </w:pPr>
-            <w:hyperlink w:history="1" r:id="rIdtcsxtobl64xnjdjvf8nf_">
+            <w:hyperlink w:history="1" r:id="rId7vcdysv4k34wzbzaj8lol">
               <w:r>
                 <w:rPr>
                   <w:rFonts w:ascii="Arial" w:cs="Arial" w:eastAsia="Arial" w:hAnsi="Arial"/>
@@ -23193,7 +23193,7 @@
             <w:pPr>
               <w:spacing w:after="20" w:before="0"/>
             </w:pPr>
-            <w:hyperlink w:history="1" r:id="rIdqnipxv2cg5uwefjqbix93">
+            <w:hyperlink w:history="1" r:id="rIdxnatsjeb1ndc6c9zy4gj2">
               <w:r>
                 <w:rPr>
                   <w:rFonts w:ascii="Arial" w:cs="Arial" w:eastAsia="Arial" w:hAnsi="Arial"/>
@@ -23242,7 +23242,7 @@
               <w:spacing w:after="10" w:before="0"/>
               <w:ind w:left="120"/>
             </w:pPr>
-            <w:hyperlink w:history="1" r:id="rIdmtemzucibhzu8hwyvbsom">
+            <w:hyperlink w:history="1" r:id="rId_ajnmx-a0_fqt9il3ltx-">
               <w:r>
                 <w:rPr>
                   <w:rFonts w:ascii="Arial" w:cs="Arial" w:eastAsia="Arial" w:hAnsi="Arial"/>
@@ -23442,7 +23442,7 @@
             <w:pPr>
               <w:spacing w:after="20" w:before="0"/>
             </w:pPr>
-            <w:hyperlink w:history="1" r:id="rIdz7hcfaezuj0ed_z_8hcko">
+            <w:hyperlink w:history="1" r:id="rIdzdis7u0cxiaebhhpwvqvj">
               <w:r>
                 <w:rPr>
                   <w:rFonts w:ascii="Arial" w:cs="Arial" w:eastAsia="Arial" w:hAnsi="Arial"/>
@@ -23491,7 +23491,7 @@
               <w:spacing w:after="10" w:before="0"/>
               <w:ind w:left="120"/>
             </w:pPr>
-            <w:hyperlink w:history="1" r:id="rId4uyjkcewpyywh9fpmhwie">
+            <w:hyperlink w:history="1" r:id="rIdrym64gv27nnkmvgaqk2mp">
               <w:r>
                 <w:rPr>
                   <w:rFonts w:ascii="Arial" w:cs="Arial" w:eastAsia="Arial" w:hAnsi="Arial"/>
@@ -23536,7 +23536,7 @@
             <w:pPr>
               <w:spacing w:after="20" w:before="0"/>
             </w:pPr>
-            <w:hyperlink w:history="1" r:id="rIdts0ebjfxluczi8l8ovqlt">
+            <w:hyperlink w:history="1" r:id="rIdrmokbasawoh1u5igiirkb">
               <w:r>
                 <w:rPr>
                   <w:rFonts w:ascii="Arial" w:cs="Arial" w:eastAsia="Arial" w:hAnsi="Arial"/>
@@ -23585,7 +23585,7 @@
               <w:spacing w:after="10" w:before="0"/>
               <w:ind w:left="120"/>
             </w:pPr>
-            <w:hyperlink w:history="1" r:id="rId2ieb4x30bxbwk5eg2rwad">
+            <w:hyperlink w:history="1" r:id="rIdchtqcg5-euh_w8mvlt3me">
               <w:r>
                 <w:rPr>
                   <w:rFonts w:ascii="Arial" w:cs="Arial" w:eastAsia="Arial" w:hAnsi="Arial"/>
@@ -24390,7 +24390,7 @@
         </w:rPr>
         <w:t xml:space="preserve">© 2026 SeaVuria and ARES. Aligned with KICD objectives. Developed by SeaVuria; technical implementation by ARES (with AI assistance from Claude). Licensed under </w:t>
       </w:r>
-      <w:hyperlink w:history="1" r:id="rIdvu0rmpu4pde5racxuoikg">
+      <w:hyperlink w:history="1" r:id="rIdjchmxul8cjcrixptu_g4f">
         <w:r>
           <w:rPr>
             <w:rFonts w:ascii="Arial" w:cs="Arial" w:eastAsia="Arial" w:hAnsi="Arial"/>
@@ -24411,7 +24411,7 @@
         </w:rPr>
         <w:t xml:space="preserve"> (</w:t>
       </w:r>
-      <w:hyperlink w:history="1" r:id="rIdobazvmt7hrdjojfipeheb">
+      <w:hyperlink w:history="1" r:id="rId_6fnrikfulyrqzu1-dyda">
         <w:r>
           <w:rPr>
             <w:rFonts w:ascii="Arial" w:cs="Arial" w:eastAsia="Arial" w:hAnsi="Arial"/>
@@ -25451,7 +25451,7 @@
             <w:pPr>
               <w:spacing w:after="20" w:before="0"/>
             </w:pPr>
-            <w:hyperlink w:history="1" r:id="rId5rxtgt0wuxnh8p2ixuf3n">
+            <w:hyperlink w:history="1" r:id="rIdd6rzs7r8-ilu93yivbjfw">
               <w:r>
                 <w:rPr>
                   <w:rFonts w:ascii="Arial" w:cs="Arial" w:eastAsia="Arial" w:hAnsi="Arial"/>
@@ -25484,7 +25484,7 @@
               <w:spacing w:after="10" w:before="0"/>
               <w:ind w:left="120"/>
             </w:pPr>
-            <w:hyperlink w:history="1" r:id="rIdq3zueqhkwcctfhnvlawe3">
+            <w:hyperlink w:history="1" r:id="rIdfve6iozqjepp92xd4uz5g">
               <w:r>
                 <w:rPr>
                   <w:rFonts w:ascii="Arial" w:cs="Arial" w:eastAsia="Arial" w:hAnsi="Arial"/>
@@ -25529,7 +25529,7 @@
             <w:pPr>
               <w:spacing w:after="20" w:before="0"/>
             </w:pPr>
-            <w:hyperlink w:history="1" r:id="rId7sfyhok2qlj6nhevtbnxk">
+            <w:hyperlink w:history="1" r:id="rId9yelxif_77izspl6sc6ww">
               <w:r>
                 <w:rPr>
                   <w:rFonts w:ascii="Arial" w:cs="Arial" w:eastAsia="Arial" w:hAnsi="Arial"/>
@@ -25562,7 +25562,7 @@
               <w:spacing w:after="10" w:before="0"/>
               <w:ind w:left="120"/>
             </w:pPr>
-            <w:hyperlink w:history="1" r:id="rIdt5bdbe2np6z5gmaagby4i">
+            <w:hyperlink w:history="1" r:id="rIdiiol5ebuvzoshumgpabxb">
               <w:r>
                 <w:rPr>
                   <w:rFonts w:ascii="Arial" w:cs="Arial" w:eastAsia="Arial" w:hAnsi="Arial"/>
@@ -25762,7 +25762,7 @@
             <w:pPr>
               <w:spacing w:after="20" w:before="0"/>
             </w:pPr>
-            <w:hyperlink w:history="1" r:id="rIdxfng8baagyszdmyqkpmur">
+            <w:hyperlink w:history="1" r:id="rIdktk4uk85rbjegnvk8qk5n">
               <w:r>
                 <w:rPr>
                   <w:rFonts w:ascii="Arial" w:cs="Arial" w:eastAsia="Arial" w:hAnsi="Arial"/>
@@ -25795,7 +25795,7 @@
               <w:spacing w:after="10" w:before="0"/>
               <w:ind w:left="120"/>
             </w:pPr>
-            <w:hyperlink w:history="1" r:id="rIdpfnx4ylghhcbv1lztujsj">
+            <w:hyperlink w:history="1" r:id="rIdedyi8esytkd5qdo-fxaza">
               <w:r>
                 <w:rPr>
                   <w:rFonts w:ascii="Arial" w:cs="Arial" w:eastAsia="Arial" w:hAnsi="Arial"/>
@@ -25840,7 +25840,7 @@
             <w:pPr>
               <w:spacing w:after="20" w:before="0"/>
             </w:pPr>
-            <w:hyperlink w:history="1" r:id="rIdtb5smublbhhlitxz-e_mh">
+            <w:hyperlink w:history="1" r:id="rIdto67w0dzlzhtn-r3ex2x2">
               <w:r>
                 <w:rPr>
                   <w:rFonts w:ascii="Arial" w:cs="Arial" w:eastAsia="Arial" w:hAnsi="Arial"/>
@@ -25873,7 +25873,7 @@
               <w:spacing w:after="10" w:before="0"/>
               <w:ind w:left="120"/>
             </w:pPr>
-            <w:hyperlink w:history="1" r:id="rId12yse6czujxp-srk7t3et">
+            <w:hyperlink w:history="1" r:id="rIduqdokhtirh731rrsbltgq">
               <w:r>
                 <w:rPr>
                   <w:rFonts w:ascii="Arial" w:cs="Arial" w:eastAsia="Arial" w:hAnsi="Arial"/>
@@ -26073,7 +26073,7 @@
             <w:pPr>
               <w:spacing w:after="20" w:before="0"/>
             </w:pPr>
-            <w:hyperlink w:history="1" r:id="rIdsuettggmqhqxu5efm1ogh">
+            <w:hyperlink w:history="1" r:id="rIdpga9so5oqstrj6pxkxamr">
               <w:r>
                 <w:rPr>
                   <w:rFonts w:ascii="Arial" w:cs="Arial" w:eastAsia="Arial" w:hAnsi="Arial"/>
@@ -26106,7 +26106,7 @@
               <w:spacing w:after="10" w:before="0"/>
               <w:ind w:left="120"/>
             </w:pPr>
-            <w:hyperlink w:history="1" r:id="rIdwe8_aoyhgvukikcllwfug">
+            <w:hyperlink w:history="1" r:id="rIdgbl0acxbmr3vha1tcedua">
               <w:r>
                 <w:rPr>
                   <w:rFonts w:ascii="Arial" w:cs="Arial" w:eastAsia="Arial" w:hAnsi="Arial"/>
@@ -26151,7 +26151,7 @@
             <w:pPr>
               <w:spacing w:after="20" w:before="0"/>
             </w:pPr>
-            <w:hyperlink w:history="1" r:id="rIdy2ljm-h4s_tp22dvbd5y2">
+            <w:hyperlink w:history="1" r:id="rIdw1nfa_dxfune4uz3jzzry">
               <w:r>
                 <w:rPr>
                   <w:rFonts w:ascii="Arial" w:cs="Arial" w:eastAsia="Arial" w:hAnsi="Arial"/>
@@ -26200,7 +26200,7 @@
               <w:spacing w:after="10" w:before="0"/>
               <w:ind w:left="120"/>
             </w:pPr>
-            <w:hyperlink w:history="1" r:id="rIdzs7fbim8ygaj6trly5d9h">
+            <w:hyperlink w:history="1" r:id="rIdbls9e2aqioc797dkspuq1">
               <w:r>
                 <w:rPr>
                   <w:rFonts w:ascii="Arial" w:cs="Arial" w:eastAsia="Arial" w:hAnsi="Arial"/>
@@ -26400,7 +26400,7 @@
             <w:pPr>
               <w:spacing w:after="20" w:before="0"/>
             </w:pPr>
-            <w:hyperlink w:history="1" r:id="rId94n8xxjwknvrumxcunjtt">
+            <w:hyperlink w:history="1" r:id="rIdketfpxogbymxp-vxstdta">
               <w:r>
                 <w:rPr>
                   <w:rFonts w:ascii="Arial" w:cs="Arial" w:eastAsia="Arial" w:hAnsi="Arial"/>
@@ -26433,7 +26433,7 @@
               <w:spacing w:after="10" w:before="0"/>
               <w:ind w:left="120"/>
             </w:pPr>
-            <w:hyperlink w:history="1" r:id="rIdkb9lc9u3eqhucyy5j0hqj">
+            <w:hyperlink w:history="1" r:id="rIdvsrqhe2fihq9rngggfnq4">
               <w:r>
                 <w:rPr>
                   <w:rFonts w:ascii="Arial" w:cs="Arial" w:eastAsia="Arial" w:hAnsi="Arial"/>
@@ -26478,7 +26478,7 @@
             <w:pPr>
               <w:spacing w:after="20" w:before="0"/>
             </w:pPr>
-            <w:hyperlink w:history="1" r:id="rIdyeeiuhjnyagvo1trl6hl1">
+            <w:hyperlink w:history="1" r:id="rId_xdl7amchl3glucwdehux">
               <w:r>
                 <w:rPr>
                   <w:rFonts w:ascii="Arial" w:cs="Arial" w:eastAsia="Arial" w:hAnsi="Arial"/>
@@ -26527,7 +26527,7 @@
               <w:spacing w:after="10" w:before="0"/>
               <w:ind w:left="120"/>
             </w:pPr>
-            <w:hyperlink w:history="1" r:id="rIdj0bpfmdyddpz1xfcssnd-">
+            <w:hyperlink w:history="1" r:id="rIdpyyjboqwocybuytjuim3n">
               <w:r>
                 <w:rPr>
                   <w:rFonts w:ascii="Arial" w:cs="Arial" w:eastAsia="Arial" w:hAnsi="Arial"/>
@@ -26727,7 +26727,7 @@
             <w:pPr>
               <w:spacing w:after="20" w:before="0"/>
             </w:pPr>
-            <w:hyperlink w:history="1" r:id="rIdndm8l9ob9afngx17g3jm_">
+            <w:hyperlink w:history="1" r:id="rId5jlp3phvav_i4tajbe2in">
               <w:r>
                 <w:rPr>
                   <w:rFonts w:ascii="Arial" w:cs="Arial" w:eastAsia="Arial" w:hAnsi="Arial"/>
@@ -26776,7 +26776,7 @@
               <w:spacing w:after="10" w:before="0"/>
               <w:ind w:left="120"/>
             </w:pPr>
-            <w:hyperlink w:history="1" r:id="rIdahcn3_ayoedp8kmvw8fvx">
+            <w:hyperlink w:history="1" r:id="rIdmqlupwysidj1v8ufixcpy">
               <w:r>
                 <w:rPr>
                   <w:rFonts w:ascii="Arial" w:cs="Arial" w:eastAsia="Arial" w:hAnsi="Arial"/>
@@ -26821,7 +26821,7 @@
             <w:pPr>
               <w:spacing w:after="20" w:before="0"/>
             </w:pPr>
-            <w:hyperlink w:history="1" r:id="rIdxkdhyc3dsrm67hudlz6b8">
+            <w:hyperlink w:history="1" r:id="rIdirftqeuuxcmskkoqcvbjx">
               <w:r>
                 <w:rPr>
                   <w:rFonts w:ascii="Arial" w:cs="Arial" w:eastAsia="Arial" w:hAnsi="Arial"/>
@@ -26870,7 +26870,7 @@
               <w:spacing w:after="10" w:before="0"/>
               <w:ind w:left="120"/>
             </w:pPr>
-            <w:hyperlink w:history="1" r:id="rIdnqahnjysytl2i8pvjpa8f">
+            <w:hyperlink w:history="1" r:id="rIdvph7pbkan8385hcxrblle">
               <w:r>
                 <w:rPr>
                   <w:rFonts w:ascii="Arial" w:cs="Arial" w:eastAsia="Arial" w:hAnsi="Arial"/>
@@ -27395,7 +27395,7 @@
         </w:rPr>
         <w:t xml:space="preserve">© 2026 SeaVuria and ARES. Aligned with KICD objectives. Developed by SeaVuria; technical implementation by ARES (with AI assistance from Claude). Licensed under </w:t>
       </w:r>
-      <w:hyperlink w:history="1" r:id="rIdw0vyjr5igkpo9b9sv-yem">
+      <w:hyperlink w:history="1" r:id="rIde-uyfrle7onkezzpj5j0r">
         <w:r>
           <w:rPr>
             <w:rFonts w:ascii="Arial" w:cs="Arial" w:eastAsia="Arial" w:hAnsi="Arial"/>
@@ -27416,7 +27416,7 @@
         </w:rPr>
         <w:t xml:space="preserve"> (</w:t>
       </w:r>
-      <w:hyperlink w:history="1" r:id="rId7wbuzgtxpwt2dmpkdow3m">
+      <w:hyperlink w:history="1" r:id="rIdltrxso2b8benajb6g7ef4">
         <w:r>
           <w:rPr>
             <w:rFonts w:ascii="Arial" w:cs="Arial" w:eastAsia="Arial" w:hAnsi="Arial"/>
